--- a/Shape_the_Wave_Memberships.docx
+++ b/Shape_the_Wave_Memberships.docx
@@ -40,15 +40,16 @@
         <w:tblLook w:firstColumn="1" w:firstRow="1" w:lastColumn="0" w:lastRow="0" w:noHBand="0" w:noVBand="1" w:val="04A0"/>
       </w:tblPr>
       <w:tblGrid>
-        <w:gridCol w:w="2160"/>
-        <w:gridCol w:w="2160"/>
-        <w:gridCol w:w="2160"/>
-        <w:gridCol w:w="2160"/>
+        <w:gridCol w:w="1728"/>
+        <w:gridCol w:w="1728"/>
+        <w:gridCol w:w="1728"/>
+        <w:gridCol w:w="1728"/>
+        <w:gridCol w:w="1728"/>
       </w:tblGrid>
       <w:tr>
         <w:tc>
           <w:tcPr>
-            <w:tcW w:type="dxa" w:w="2160"/>
+            <w:tcW w:type="dxa" w:w="1728"/>
           </w:tcPr>
           <w:p>
             <w:r>
@@ -61,7 +62,7 @@
         </w:tc>
         <w:tc>
           <w:tcPr>
-            <w:tcW w:type="dxa" w:w="2160"/>
+            <w:tcW w:type="dxa" w:w="1728"/>
           </w:tcPr>
           <w:p>
             <w:r>
@@ -74,20 +75,33 @@
         </w:tc>
         <w:tc>
           <w:tcPr>
-            <w:tcW w:type="dxa" w:w="2160"/>
+            <w:tcW w:type="dxa" w:w="1728"/>
           </w:tcPr>
           <w:p>
             <w:r>
               <w:rPr>
                 <w:b/>
               </w:rPr>
-              <w:t>Price</w:t>
+              <w:t>Starter Fee</w:t>
             </w:r>
           </w:p>
         </w:tc>
         <w:tc>
           <w:tcPr>
-            <w:tcW w:type="dxa" w:w="2160"/>
+            <w:tcW w:type="dxa" w:w="1728"/>
+          </w:tcPr>
+          <w:p>
+            <w:r>
+              <w:rPr>
+                <w:b/>
+              </w:rPr>
+              <w:t>Monthly Price</w:t>
+            </w:r>
+          </w:p>
+        </w:tc>
+        <w:tc>
+          <w:tcPr>
+            <w:tcW w:type="dxa" w:w="1728"/>
           </w:tcPr>
           <w:p>
             <w:r>
@@ -102,7 +116,7 @@
       <w:tr>
         <w:tc>
           <w:tcPr>
-            <w:tcW w:type="dxa" w:w="2160"/>
+            <w:tcW w:type="dxa" w:w="1728"/>
           </w:tcPr>
           <w:p>
             <w:r>
@@ -112,7 +126,7 @@
         </w:tc>
         <w:tc>
           <w:tcPr>
-            <w:tcW w:type="dxa" w:w="2160"/>
+            <w:tcW w:type="dxa" w:w="1728"/>
           </w:tcPr>
           <w:p>
             <w:r>
@@ -122,7 +136,17 @@
         </w:tc>
         <w:tc>
           <w:tcPr>
-            <w:tcW w:type="dxa" w:w="2160"/>
+            <w:tcW w:type="dxa" w:w="1728"/>
+          </w:tcPr>
+          <w:p>
+            <w:r>
+              <w:t>$99</w:t>
+            </w:r>
+          </w:p>
+        </w:tc>
+        <w:tc>
+          <w:tcPr>
+            <w:tcW w:type="dxa" w:w="1728"/>
           </w:tcPr>
           <w:p>
             <w:r>
@@ -132,7 +156,7 @@
         </w:tc>
         <w:tc>
           <w:tcPr>
-            <w:tcW w:type="dxa" w:w="2160"/>
+            <w:tcW w:type="dxa" w:w="1728"/>
           </w:tcPr>
           <w:p>
             <w:r>
@@ -144,7 +168,7 @@
       <w:tr>
         <w:tc>
           <w:tcPr>
-            <w:tcW w:type="dxa" w:w="2160"/>
+            <w:tcW w:type="dxa" w:w="1728"/>
           </w:tcPr>
           <w:p>
             <w:r>
@@ -154,7 +178,7 @@
         </w:tc>
         <w:tc>
           <w:tcPr>
-            <w:tcW w:type="dxa" w:w="2160"/>
+            <w:tcW w:type="dxa" w:w="1728"/>
           </w:tcPr>
           <w:p>
             <w:r>
@@ -164,7 +188,17 @@
         </w:tc>
         <w:tc>
           <w:tcPr>
-            <w:tcW w:type="dxa" w:w="2160"/>
+            <w:tcW w:type="dxa" w:w="1728"/>
+          </w:tcPr>
+          <w:p>
+            <w:r>
+              <w:t>$149</w:t>
+            </w:r>
+          </w:p>
+        </w:tc>
+        <w:tc>
+          <w:tcPr>
+            <w:tcW w:type="dxa" w:w="1728"/>
           </w:tcPr>
           <w:p>
             <w:r>
@@ -174,7 +208,7 @@
         </w:tc>
         <w:tc>
           <w:tcPr>
-            <w:tcW w:type="dxa" w:w="2160"/>
+            <w:tcW w:type="dxa" w:w="1728"/>
           </w:tcPr>
           <w:p>
             <w:r>
@@ -186,7 +220,7 @@
       <w:tr>
         <w:tc>
           <w:tcPr>
-            <w:tcW w:type="dxa" w:w="2160"/>
+            <w:tcW w:type="dxa" w:w="1728"/>
           </w:tcPr>
           <w:p>
             <w:r>
@@ -196,7 +230,7 @@
         </w:tc>
         <w:tc>
           <w:tcPr>
-            <w:tcW w:type="dxa" w:w="2160"/>
+            <w:tcW w:type="dxa" w:w="1728"/>
           </w:tcPr>
           <w:p>
             <w:r>
@@ -206,7 +240,17 @@
         </w:tc>
         <w:tc>
           <w:tcPr>
-            <w:tcW w:type="dxa" w:w="2160"/>
+            <w:tcW w:type="dxa" w:w="1728"/>
+          </w:tcPr>
+          <w:p>
+            <w:r>
+              <w:t>$199</w:t>
+            </w:r>
+          </w:p>
+        </w:tc>
+        <w:tc>
+          <w:tcPr>
+            <w:tcW w:type="dxa" w:w="1728"/>
           </w:tcPr>
           <w:p>
             <w:r>
@@ -216,7 +260,7 @@
         </w:tc>
         <w:tc>
           <w:tcPr>
-            <w:tcW w:type="dxa" w:w="2160"/>
+            <w:tcW w:type="dxa" w:w="1728"/>
           </w:tcPr>
           <w:p>
             <w:r>
@@ -228,7 +272,7 @@
       <w:tr>
         <w:tc>
           <w:tcPr>
-            <w:tcW w:type="dxa" w:w="2160"/>
+            <w:tcW w:type="dxa" w:w="1728"/>
           </w:tcPr>
           <w:p>
             <w:r>
@@ -238,7 +282,7 @@
         </w:tc>
         <w:tc>
           <w:tcPr>
-            <w:tcW w:type="dxa" w:w="2160"/>
+            <w:tcW w:type="dxa" w:w="1728"/>
           </w:tcPr>
           <w:p>
             <w:r>
@@ -248,7 +292,17 @@
         </w:tc>
         <w:tc>
           <w:tcPr>
-            <w:tcW w:type="dxa" w:w="2160"/>
+            <w:tcW w:type="dxa" w:w="1728"/>
+          </w:tcPr>
+          <w:p>
+            <w:r>
+              <w:t>$249</w:t>
+            </w:r>
+          </w:p>
+        </w:tc>
+        <w:tc>
+          <w:tcPr>
+            <w:tcW w:type="dxa" w:w="1728"/>
           </w:tcPr>
           <w:p>
             <w:r>
@@ -258,7 +312,7 @@
         </w:tc>
         <w:tc>
           <w:tcPr>
-            <w:tcW w:type="dxa" w:w="2160"/>
+            <w:tcW w:type="dxa" w:w="1728"/>
           </w:tcPr>
           <w:p>
             <w:r>
@@ -274,7 +328,7 @@
         <w:pStyle w:val="Heading1"/>
       </w:pPr>
       <w:r>
-        <w:t>1. Wellness — $149/mo</w:t>
+        <w:t>1. Wellness</w:t>
       </w:r>
     </w:p>
     <w:p>
@@ -288,7 +342,28 @@
         <w:t>Starter</w:t>
       </w:r>
     </w:p>
-    <w:p/>
+    <w:p>
+      <w:r>
+        <w:rPr>
+          <w:b/>
+        </w:rPr>
+        <w:t xml:space="preserve">Starter Fee: </w:t>
+      </w:r>
+      <w:r>
+        <w:t>$99 (one-time)</w:t>
+      </w:r>
+    </w:p>
+    <w:p>
+      <w:r>
+        <w:rPr>
+          <w:b/>
+        </w:rPr>
+        <w:t xml:space="preserve">Monthly Price: </w:t>
+      </w:r>
+      <w:r>
+        <w:t>$149/mo</w:t>
+      </w:r>
+    </w:p>
     <w:p>
       <w:pPr>
         <w:pStyle w:val="Heading2"/>
@@ -399,7 +474,7 @@
         <w:pStyle w:val="Heading1"/>
       </w:pPr>
       <w:r>
-        <w:t>2. Transform — $299/mo</w:t>
+        <w:t>2. Transform (Weight Loss Bundle)</w:t>
       </w:r>
     </w:p>
     <w:p>
@@ -410,10 +485,31 @@
         <w:t xml:space="preserve">Tier: </w:t>
       </w:r>
       <w:r>
-        <w:t>Transform (Weight Loss Bundle)</w:t>
+        <w:t>Transform</w:t>
       </w:r>
     </w:p>
-    <w:p/>
+    <w:p>
+      <w:r>
+        <w:rPr>
+          <w:b/>
+        </w:rPr>
+        <w:t xml:space="preserve">Starter Fee: </w:t>
+      </w:r>
+      <w:r>
+        <w:t>$149 (one-time)</w:t>
+      </w:r>
+    </w:p>
+    <w:p>
+      <w:r>
+        <w:rPr>
+          <w:b/>
+        </w:rPr>
+        <w:t xml:space="preserve">Monthly Price: </w:t>
+      </w:r>
+      <w:r>
+        <w:t>$299/mo</w:t>
+      </w:r>
+    </w:p>
     <w:p>
       <w:pPr>
         <w:pStyle w:val="Heading2"/>
@@ -540,7 +636,7 @@
         <w:pStyle w:val="Heading1"/>
       </w:pPr>
       <w:r>
-        <w:t>3. Vitality — $399/mo</w:t>
+        <w:t>3. Vitality</w:t>
       </w:r>
     </w:p>
     <w:p>
@@ -554,7 +650,28 @@
         <w:t>Growth</w:t>
       </w:r>
     </w:p>
-    <w:p/>
+    <w:p>
+      <w:r>
+        <w:rPr>
+          <w:b/>
+        </w:rPr>
+        <w:t xml:space="preserve">Starter Fee: </w:t>
+      </w:r>
+      <w:r>
+        <w:t>$199 (one-time)</w:t>
+      </w:r>
+    </w:p>
+    <w:p>
+      <w:r>
+        <w:rPr>
+          <w:b/>
+        </w:rPr>
+        <w:t xml:space="preserve">Monthly Price: </w:t>
+      </w:r>
+      <w:r>
+        <w:t>$399/mo</w:t>
+      </w:r>
+    </w:p>
     <w:p>
       <w:pPr>
         <w:pStyle w:val="Heading2"/>
@@ -641,7 +758,7 @@
         <w:pStyle w:val="Heading1"/>
       </w:pPr>
       <w:r>
-        <w:t>4. Concierge — $599/mo</w:t>
+        <w:t>4. Concierge (All-Inclusive)</w:t>
       </w:r>
     </w:p>
     <w:p>
@@ -652,10 +769,31 @@
         <w:t xml:space="preserve">Tier: </w:t>
       </w:r>
       <w:r>
-        <w:t>Scale (All-Inclusive)</w:t>
+        <w:t>Scale</w:t>
       </w:r>
     </w:p>
-    <w:p/>
+    <w:p>
+      <w:r>
+        <w:rPr>
+          <w:b/>
+        </w:rPr>
+        <w:t xml:space="preserve">Starter Fee: </w:t>
+      </w:r>
+      <w:r>
+        <w:t>$249 (one-time)</w:t>
+      </w:r>
+    </w:p>
+    <w:p>
+      <w:r>
+        <w:rPr>
+          <w:b/>
+        </w:rPr>
+        <w:t xml:space="preserve">Monthly Price: </w:t>
+      </w:r>
+      <w:r>
+        <w:t>$599/mo</w:t>
+      </w:r>
+    </w:p>
     <w:p>
       <w:pPr>
         <w:pStyle w:val="Heading2"/>
@@ -746,16 +884,429 @@
         <w:tblLook w:firstColumn="1" w:firstRow="1" w:lastColumn="0" w:lastRow="0" w:noHBand="0" w:noVBand="1" w:val="04A0"/>
       </w:tblPr>
       <w:tblGrid>
-        <w:gridCol w:w="1728"/>
-        <w:gridCol w:w="1728"/>
-        <w:gridCol w:w="1728"/>
-        <w:gridCol w:w="1728"/>
-        <w:gridCol w:w="1728"/>
+        <w:gridCol w:w="1234"/>
+        <w:gridCol w:w="1234"/>
+        <w:gridCol w:w="1234"/>
+        <w:gridCol w:w="1234"/>
+        <w:gridCol w:w="1234"/>
+        <w:gridCol w:w="1234"/>
+        <w:gridCol w:w="1234"/>
       </w:tblGrid>
       <w:tr>
         <w:tc>
           <w:tcPr>
-            <w:tcW w:type="dxa" w:w="1728"/>
+            <w:tcW w:type="dxa" w:w="1234"/>
+          </w:tcPr>
+          <w:p>
+            <w:r>
+              <w:rPr>
+                <w:b/>
+                <w:sz w:val="18"/>
+              </w:rPr>
+              <w:t>Membership</w:t>
+            </w:r>
+          </w:p>
+        </w:tc>
+        <w:tc>
+          <w:tcPr>
+            <w:tcW w:type="dxa" w:w="1234"/>
+          </w:tcPr>
+          <w:p>
+            <w:r>
+              <w:rPr>
+                <w:b/>
+                <w:sz w:val="18"/>
+              </w:rPr>
+              <w:t>Starter Fee</w:t>
+            </w:r>
+          </w:p>
+        </w:tc>
+        <w:tc>
+          <w:tcPr>
+            <w:tcW w:type="dxa" w:w="1234"/>
+          </w:tcPr>
+          <w:p>
+            <w:r>
+              <w:rPr>
+                <w:b/>
+                <w:sz w:val="18"/>
+              </w:rPr>
+              <w:t>Cost/Member</w:t>
+            </w:r>
+          </w:p>
+        </w:tc>
+        <w:tc>
+          <w:tcPr>
+            <w:tcW w:type="dxa" w:w="1234"/>
+          </w:tcPr>
+          <w:p>
+            <w:r>
+              <w:rPr>
+                <w:b/>
+                <w:sz w:val="18"/>
+              </w:rPr>
+              <w:t>Monthly Price</w:t>
+            </w:r>
+          </w:p>
+        </w:tc>
+        <w:tc>
+          <w:tcPr>
+            <w:tcW w:type="dxa" w:w="1234"/>
+          </w:tcPr>
+          <w:p>
+            <w:r>
+              <w:rPr>
+                <w:b/>
+                <w:sz w:val="18"/>
+              </w:rPr>
+              <w:t>Margin</w:t>
+            </w:r>
+          </w:p>
+        </w:tc>
+        <w:tc>
+          <w:tcPr>
+            <w:tcW w:type="dxa" w:w="1234"/>
+          </w:tcPr>
+          <w:p>
+            <w:r>
+              <w:rPr>
+                <w:b/>
+                <w:sz w:val="18"/>
+              </w:rPr>
+              <w:t>Est. Members</w:t>
+            </w:r>
+          </w:p>
+        </w:tc>
+        <w:tc>
+          <w:tcPr>
+            <w:tcW w:type="dxa" w:w="1234"/>
+          </w:tcPr>
+          <w:p>
+            <w:r>
+              <w:rPr>
+                <w:b/>
+                <w:sz w:val="18"/>
+              </w:rPr>
+              <w:t>Year 1 Value/Member</w:t>
+            </w:r>
+          </w:p>
+        </w:tc>
+      </w:tr>
+      <w:tr>
+        <w:tc>
+          <w:tcPr>
+            <w:tcW w:type="dxa" w:w="1234"/>
+          </w:tcPr>
+          <w:p>
+            <w:r>
+              <w:t>Wellness</w:t>
+            </w:r>
+          </w:p>
+        </w:tc>
+        <w:tc>
+          <w:tcPr>
+            <w:tcW w:type="dxa" w:w="1234"/>
+          </w:tcPr>
+          <w:p>
+            <w:r>
+              <w:t>$99</w:t>
+            </w:r>
+          </w:p>
+        </w:tc>
+        <w:tc>
+          <w:tcPr>
+            <w:tcW w:type="dxa" w:w="1234"/>
+          </w:tcPr>
+          <w:p>
+            <w:r>
+              <w:t>$45</w:t>
+            </w:r>
+          </w:p>
+        </w:tc>
+        <w:tc>
+          <w:tcPr>
+            <w:tcW w:type="dxa" w:w="1234"/>
+          </w:tcPr>
+          <w:p>
+            <w:r>
+              <w:t>$149</w:t>
+            </w:r>
+          </w:p>
+        </w:tc>
+        <w:tc>
+          <w:tcPr>
+            <w:tcW w:type="dxa" w:w="1234"/>
+          </w:tcPr>
+          <w:p>
+            <w:r>
+              <w:t>69.8%</w:t>
+            </w:r>
+          </w:p>
+        </w:tc>
+        <w:tc>
+          <w:tcPr>
+            <w:tcW w:type="dxa" w:w="1234"/>
+          </w:tcPr>
+          <w:p>
+            <w:r>
+              <w:t>180</w:t>
+            </w:r>
+          </w:p>
+        </w:tc>
+        <w:tc>
+          <w:tcPr>
+            <w:tcW w:type="dxa" w:w="1234"/>
+          </w:tcPr>
+          <w:p>
+            <w:r>
+              <w:t>$1,887</w:t>
+            </w:r>
+          </w:p>
+        </w:tc>
+      </w:tr>
+      <w:tr>
+        <w:tc>
+          <w:tcPr>
+            <w:tcW w:type="dxa" w:w="1234"/>
+          </w:tcPr>
+          <w:p>
+            <w:r>
+              <w:t>Transform</w:t>
+            </w:r>
+          </w:p>
+        </w:tc>
+        <w:tc>
+          <w:tcPr>
+            <w:tcW w:type="dxa" w:w="1234"/>
+          </w:tcPr>
+          <w:p>
+            <w:r>
+              <w:t>$149</w:t>
+            </w:r>
+          </w:p>
+        </w:tc>
+        <w:tc>
+          <w:tcPr>
+            <w:tcW w:type="dxa" w:w="1234"/>
+          </w:tcPr>
+          <w:p>
+            <w:r>
+              <w:t>$110</w:t>
+            </w:r>
+          </w:p>
+        </w:tc>
+        <w:tc>
+          <w:tcPr>
+            <w:tcW w:type="dxa" w:w="1234"/>
+          </w:tcPr>
+          <w:p>
+            <w:r>
+              <w:t>$299</w:t>
+            </w:r>
+          </w:p>
+        </w:tc>
+        <w:tc>
+          <w:tcPr>
+            <w:tcW w:type="dxa" w:w="1234"/>
+          </w:tcPr>
+          <w:p>
+            <w:r>
+              <w:t>63.2%</w:t>
+            </w:r>
+          </w:p>
+        </w:tc>
+        <w:tc>
+          <w:tcPr>
+            <w:tcW w:type="dxa" w:w="1234"/>
+          </w:tcPr>
+          <w:p>
+            <w:r>
+              <w:t>150</w:t>
+            </w:r>
+          </w:p>
+        </w:tc>
+        <w:tc>
+          <w:tcPr>
+            <w:tcW w:type="dxa" w:w="1234"/>
+          </w:tcPr>
+          <w:p>
+            <w:r>
+              <w:t>$3,737</w:t>
+            </w:r>
+          </w:p>
+        </w:tc>
+      </w:tr>
+      <w:tr>
+        <w:tc>
+          <w:tcPr>
+            <w:tcW w:type="dxa" w:w="1234"/>
+          </w:tcPr>
+          <w:p>
+            <w:r>
+              <w:t>Vitality</w:t>
+            </w:r>
+          </w:p>
+        </w:tc>
+        <w:tc>
+          <w:tcPr>
+            <w:tcW w:type="dxa" w:w="1234"/>
+          </w:tcPr>
+          <w:p>
+            <w:r>
+              <w:t>$199</w:t>
+            </w:r>
+          </w:p>
+        </w:tc>
+        <w:tc>
+          <w:tcPr>
+            <w:tcW w:type="dxa" w:w="1234"/>
+          </w:tcPr>
+          <w:p>
+            <w:r>
+              <w:t>$155</w:t>
+            </w:r>
+          </w:p>
+        </w:tc>
+        <w:tc>
+          <w:tcPr>
+            <w:tcW w:type="dxa" w:w="1234"/>
+          </w:tcPr>
+          <w:p>
+            <w:r>
+              <w:t>$399</w:t>
+            </w:r>
+          </w:p>
+        </w:tc>
+        <w:tc>
+          <w:tcPr>
+            <w:tcW w:type="dxa" w:w="1234"/>
+          </w:tcPr>
+          <w:p>
+            <w:r>
+              <w:t>61.2%</w:t>
+            </w:r>
+          </w:p>
+        </w:tc>
+        <w:tc>
+          <w:tcPr>
+            <w:tcW w:type="dxa" w:w="1234"/>
+          </w:tcPr>
+          <w:p>
+            <w:r>
+              <w:t>90</w:t>
+            </w:r>
+          </w:p>
+        </w:tc>
+        <w:tc>
+          <w:tcPr>
+            <w:tcW w:type="dxa" w:w="1234"/>
+          </w:tcPr>
+          <w:p>
+            <w:r>
+              <w:t>$4,987</w:t>
+            </w:r>
+          </w:p>
+        </w:tc>
+      </w:tr>
+      <w:tr>
+        <w:tc>
+          <w:tcPr>
+            <w:tcW w:type="dxa" w:w="1234"/>
+          </w:tcPr>
+          <w:p>
+            <w:r>
+              <w:t>Concierge</w:t>
+            </w:r>
+          </w:p>
+        </w:tc>
+        <w:tc>
+          <w:tcPr>
+            <w:tcW w:type="dxa" w:w="1234"/>
+          </w:tcPr>
+          <w:p>
+            <w:r>
+              <w:t>$249</w:t>
+            </w:r>
+          </w:p>
+        </w:tc>
+        <w:tc>
+          <w:tcPr>
+            <w:tcW w:type="dxa" w:w="1234"/>
+          </w:tcPr>
+          <w:p>
+            <w:r>
+              <w:t>$240</w:t>
+            </w:r>
+          </w:p>
+        </w:tc>
+        <w:tc>
+          <w:tcPr>
+            <w:tcW w:type="dxa" w:w="1234"/>
+          </w:tcPr>
+          <w:p>
+            <w:r>
+              <w:t>$599</w:t>
+            </w:r>
+          </w:p>
+        </w:tc>
+        <w:tc>
+          <w:tcPr>
+            <w:tcW w:type="dxa" w:w="1234"/>
+          </w:tcPr>
+          <w:p>
+            <w:r>
+              <w:t>59.9%</w:t>
+            </w:r>
+          </w:p>
+        </w:tc>
+        <w:tc>
+          <w:tcPr>
+            <w:tcW w:type="dxa" w:w="1234"/>
+          </w:tcPr>
+          <w:p>
+            <w:r>
+              <w:t>35</w:t>
+            </w:r>
+          </w:p>
+        </w:tc>
+        <w:tc>
+          <w:tcPr>
+            <w:tcW w:type="dxa" w:w="1234"/>
+          </w:tcPr>
+          <w:p>
+            <w:r>
+              <w:t>$7,437</w:t>
+            </w:r>
+          </w:p>
+        </w:tc>
+      </w:tr>
+    </w:tbl>
+    <w:p/>
+    <w:p>
+      <w:pPr>
+        <w:pStyle w:val="Heading1"/>
+      </w:pPr>
+      <w:r>
+        <w:t>Revenue Breakdown</w:t>
+      </w:r>
+    </w:p>
+    <w:tbl>
+      <w:tblPr>
+        <w:tblStyle w:val="MediumShading1-Accent1"/>
+        <w:tblW w:type="auto" w:w="0"/>
+        <w:jc w:val="center"/>
+        <w:tblLook w:firstColumn="1" w:firstRow="1" w:lastColumn="0" w:lastRow="0" w:noHBand="0" w:noVBand="1" w:val="04A0"/>
+      </w:tblPr>
+      <w:tblGrid>
+        <w:gridCol w:w="2160"/>
+        <w:gridCol w:w="2160"/>
+        <w:gridCol w:w="2160"/>
+        <w:gridCol w:w="2160"/>
+      </w:tblGrid>
+      <w:tr>
+        <w:tc>
+          <w:tcPr>
+            <w:tcW w:type="dxa" w:w="2160"/>
           </w:tcPr>
           <w:p>
             <w:r>
@@ -768,53 +1319,40 @@
         </w:tc>
         <w:tc>
           <w:tcPr>
-            <w:tcW w:type="dxa" w:w="1728"/>
+            <w:tcW w:type="dxa" w:w="2160"/>
           </w:tcPr>
           <w:p>
             <w:r>
               <w:rPr>
                 <w:b/>
               </w:rPr>
-              <w:t>Cost/Member</w:t>
+              <w:t>Monthly Revenue</w:t>
             </w:r>
           </w:p>
         </w:tc>
         <w:tc>
           <w:tcPr>
-            <w:tcW w:type="dxa" w:w="1728"/>
+            <w:tcW w:type="dxa" w:w="2160"/>
           </w:tcPr>
           <w:p>
             <w:r>
               <w:rPr>
                 <w:b/>
               </w:rPr>
-              <w:t>Price</w:t>
+              <w:t>Starter Fee Revenue</w:t>
             </w:r>
           </w:p>
         </w:tc>
         <w:tc>
           <w:tcPr>
-            <w:tcW w:type="dxa" w:w="1728"/>
+            <w:tcW w:type="dxa" w:w="2160"/>
           </w:tcPr>
           <w:p>
             <w:r>
               <w:rPr>
                 <w:b/>
               </w:rPr>
-              <w:t>Margin</w:t>
-            </w:r>
-          </w:p>
-        </w:tc>
-        <w:tc>
-          <w:tcPr>
-            <w:tcW w:type="dxa" w:w="1728"/>
-          </w:tcPr>
-          <w:p>
-            <w:r>
-              <w:rPr>
-                <w:b/>
-              </w:rPr>
-              <w:t>Est. Members</w:t>
+              <w:t>Total</w:t>
             </w:r>
           </w:p>
         </w:tc>
@@ -822,7 +1360,7 @@
       <w:tr>
         <w:tc>
           <w:tcPr>
-            <w:tcW w:type="dxa" w:w="1728"/>
+            <w:tcW w:type="dxa" w:w="2160"/>
           </w:tcPr>
           <w:p>
             <w:r>
@@ -832,41 +1370,31 @@
         </w:tc>
         <w:tc>
           <w:tcPr>
-            <w:tcW w:type="dxa" w:w="1728"/>
+            <w:tcW w:type="dxa" w:w="2160"/>
           </w:tcPr>
           <w:p>
             <w:r>
-              <w:t>$45</w:t>
+              <w:t>$26,820</w:t>
             </w:r>
           </w:p>
         </w:tc>
         <w:tc>
           <w:tcPr>
-            <w:tcW w:type="dxa" w:w="1728"/>
+            <w:tcW w:type="dxa" w:w="2160"/>
           </w:tcPr>
           <w:p>
             <w:r>
-              <w:t>$149</w:t>
+              <w:t>$17,820</w:t>
             </w:r>
           </w:p>
         </w:tc>
         <w:tc>
           <w:tcPr>
-            <w:tcW w:type="dxa" w:w="1728"/>
+            <w:tcW w:type="dxa" w:w="2160"/>
           </w:tcPr>
           <w:p>
             <w:r>
-              <w:t>69.8%</w:t>
-            </w:r>
-          </w:p>
-        </w:tc>
-        <w:tc>
-          <w:tcPr>
-            <w:tcW w:type="dxa" w:w="1728"/>
-          </w:tcPr>
-          <w:p>
-            <w:r>
-              <w:t>180</w:t>
+              <w:t>$44,640</w:t>
             </w:r>
           </w:p>
         </w:tc>
@@ -874,7 +1402,7 @@
       <w:tr>
         <w:tc>
           <w:tcPr>
-            <w:tcW w:type="dxa" w:w="1728"/>
+            <w:tcW w:type="dxa" w:w="2160"/>
           </w:tcPr>
           <w:p>
             <w:r>
@@ -884,41 +1412,31 @@
         </w:tc>
         <w:tc>
           <w:tcPr>
-            <w:tcW w:type="dxa" w:w="1728"/>
+            <w:tcW w:type="dxa" w:w="2160"/>
           </w:tcPr>
           <w:p>
             <w:r>
-              <w:t>$110</w:t>
+              <w:t>$44,850</w:t>
             </w:r>
           </w:p>
         </w:tc>
         <w:tc>
           <w:tcPr>
-            <w:tcW w:type="dxa" w:w="1728"/>
+            <w:tcW w:type="dxa" w:w="2160"/>
           </w:tcPr>
           <w:p>
             <w:r>
-              <w:t>$299</w:t>
+              <w:t>$22,350</w:t>
             </w:r>
           </w:p>
         </w:tc>
         <w:tc>
           <w:tcPr>
-            <w:tcW w:type="dxa" w:w="1728"/>
+            <w:tcW w:type="dxa" w:w="2160"/>
           </w:tcPr>
           <w:p>
             <w:r>
-              <w:t>63.2%</w:t>
-            </w:r>
-          </w:p>
-        </w:tc>
-        <w:tc>
-          <w:tcPr>
-            <w:tcW w:type="dxa" w:w="1728"/>
-          </w:tcPr>
-          <w:p>
-            <w:r>
-              <w:t>150</w:t>
+              <w:t>$67,200</w:t>
             </w:r>
           </w:p>
         </w:tc>
@@ -926,7 +1444,7 @@
       <w:tr>
         <w:tc>
           <w:tcPr>
-            <w:tcW w:type="dxa" w:w="1728"/>
+            <w:tcW w:type="dxa" w:w="2160"/>
           </w:tcPr>
           <w:p>
             <w:r>
@@ -936,41 +1454,31 @@
         </w:tc>
         <w:tc>
           <w:tcPr>
-            <w:tcW w:type="dxa" w:w="1728"/>
+            <w:tcW w:type="dxa" w:w="2160"/>
           </w:tcPr>
           <w:p>
             <w:r>
-              <w:t>$155</w:t>
+              <w:t>$35,910</w:t>
             </w:r>
           </w:p>
         </w:tc>
         <w:tc>
           <w:tcPr>
-            <w:tcW w:type="dxa" w:w="1728"/>
+            <w:tcW w:type="dxa" w:w="2160"/>
           </w:tcPr>
           <w:p>
             <w:r>
-              <w:t>$399</w:t>
+              <w:t>$17,910</w:t>
             </w:r>
           </w:p>
         </w:tc>
         <w:tc>
           <w:tcPr>
-            <w:tcW w:type="dxa" w:w="1728"/>
+            <w:tcW w:type="dxa" w:w="2160"/>
           </w:tcPr>
           <w:p>
             <w:r>
-              <w:t>61.2%</w:t>
-            </w:r>
-          </w:p>
-        </w:tc>
-        <w:tc>
-          <w:tcPr>
-            <w:tcW w:type="dxa" w:w="1728"/>
-          </w:tcPr>
-          <w:p>
-            <w:r>
-              <w:t>90</w:t>
+              <w:t>$53,820</w:t>
             </w:r>
           </w:p>
         </w:tc>
@@ -978,7 +1486,7 @@
       <w:tr>
         <w:tc>
           <w:tcPr>
-            <w:tcW w:type="dxa" w:w="1728"/>
+            <w:tcW w:type="dxa" w:w="2160"/>
           </w:tcPr>
           <w:p>
             <w:r>
@@ -988,41 +1496,85 @@
         </w:tc>
         <w:tc>
           <w:tcPr>
-            <w:tcW w:type="dxa" w:w="1728"/>
+            <w:tcW w:type="dxa" w:w="2160"/>
           </w:tcPr>
           <w:p>
             <w:r>
-              <w:t>$240</w:t>
+              <w:t>$20,965</w:t>
             </w:r>
           </w:p>
         </w:tc>
         <w:tc>
           <w:tcPr>
-            <w:tcW w:type="dxa" w:w="1728"/>
+            <w:tcW w:type="dxa" w:w="2160"/>
           </w:tcPr>
           <w:p>
             <w:r>
-              <w:t>$599</w:t>
+              <w:t>$8,715</w:t>
             </w:r>
           </w:p>
         </w:tc>
         <w:tc>
           <w:tcPr>
-            <w:tcW w:type="dxa" w:w="1728"/>
+            <w:tcW w:type="dxa" w:w="2160"/>
           </w:tcPr>
           <w:p>
             <w:r>
-              <w:t>59.9%</w:t>
+              <w:t>$29,680</w:t>
+            </w:r>
+          </w:p>
+        </w:tc>
+      </w:tr>
+      <w:tr>
+        <w:tc>
+          <w:tcPr>
+            <w:tcW w:type="dxa" w:w="2160"/>
+          </w:tcPr>
+          <w:p>
+            <w:r>
+              <w:rPr>
+                <w:b/>
+              </w:rPr>
+              <w:t>TOTAL</w:t>
             </w:r>
           </w:p>
         </w:tc>
         <w:tc>
           <w:tcPr>
-            <w:tcW w:type="dxa" w:w="1728"/>
+            <w:tcW w:type="dxa" w:w="2160"/>
           </w:tcPr>
           <w:p>
             <w:r>
-              <w:t>35</w:t>
+              <w:rPr>
+                <w:b/>
+              </w:rPr>
+              <w:t>$128,545</w:t>
+            </w:r>
+          </w:p>
+        </w:tc>
+        <w:tc>
+          <w:tcPr>
+            <w:tcW w:type="dxa" w:w="2160"/>
+          </w:tcPr>
+          <w:p>
+            <w:r>
+              <w:rPr>
+                <w:b/>
+              </w:rPr>
+              <w:t>$66,795</w:t>
+            </w:r>
+          </w:p>
+        </w:tc>
+        <w:tc>
+          <w:tcPr>
+            <w:tcW w:type="dxa" w:w="2160"/>
+          </w:tcPr>
+          <w:p>
+            <w:r>
+              <w:rPr>
+                <w:b/>
+              </w:rPr>
+              <w:t>$195,340</w:t>
             </w:r>
           </w:p>
         </w:tc>
@@ -1083,7 +1635,7 @@
           </w:tcPr>
           <w:p>
             <w:r>
-              <w:t>Total Monthly Revenue</w:t>
+              <w:t>Monthly Recurring Revenue</w:t>
             </w:r>
           </w:p>
         </w:tc>
@@ -1093,7 +1645,51 @@
           </w:tcPr>
           <w:p>
             <w:r>
-              <w:t>$117,435</w:t>
+              <w:t>$128,545</w:t>
+            </w:r>
+          </w:p>
+        </w:tc>
+      </w:tr>
+      <w:tr>
+        <w:tc>
+          <w:tcPr>
+            <w:tcW w:type="dxa" w:w="4320"/>
+          </w:tcPr>
+          <w:p>
+            <w:r>
+              <w:t>One-Time Starter Fee Revenue</w:t>
+            </w:r>
+          </w:p>
+        </w:tc>
+        <w:tc>
+          <w:tcPr>
+            <w:tcW w:type="dxa" w:w="4320"/>
+          </w:tcPr>
+          <w:p>
+            <w:r>
+              <w:t>$66,795</w:t>
+            </w:r>
+          </w:p>
+        </w:tc>
+      </w:tr>
+      <w:tr>
+        <w:tc>
+          <w:tcPr>
+            <w:tcW w:type="dxa" w:w="4320"/>
+          </w:tcPr>
+          <w:p>
+            <w:r>
+              <w:t>Total Revenue</w:t>
+            </w:r>
+          </w:p>
+        </w:tc>
+        <w:tc>
+          <w:tcPr>
+            <w:tcW w:type="dxa" w:w="4320"/>
+          </w:tcPr>
+          <w:p>
+            <w:r>
+              <w:t>$195,340</w:t>
             </w:r>
           </w:p>
         </w:tc>
@@ -1204,6 +1800,28 @@
           <w:p>
             <w:r>
               <w:t>37.50</w:t>
+            </w:r>
+          </w:p>
+        </w:tc>
+      </w:tr>
+      <w:tr>
+        <w:tc>
+          <w:tcPr>
+            <w:tcW w:type="dxa" w:w="4320"/>
+          </w:tcPr>
+          <w:p>
+            <w:r>
+              <w:t>Total Members</w:t>
+            </w:r>
+          </w:p>
+        </w:tc>
+        <w:tc>
+          <w:tcPr>
+            <w:tcW w:type="dxa" w:w="4320"/>
+          </w:tcPr>
+          <w:p>
+            <w:r>
+              <w:t>455</w:t>
             </w:r>
           </w:p>
         </w:tc>

--- a/Shape_the_Wave_Memberships.docx
+++ b/Shape_the_Wave_Memberships.docx
@@ -20,7 +20,20 @@
           <w:color w:val="666666"/>
           <w:sz w:val="28"/>
         </w:rPr>
-        <w:t>Membership &amp; Revenue Analysis</w:t>
+        <w:t>Services, Packages &amp; Memberships</w:t>
+      </w:r>
+    </w:p>
+    <w:p/>
+    <w:p>
+      <w:r>
+        <w:rPr>
+          <w:b/>
+          <w:color w:val="CC0000"/>
+        </w:rPr>
+        <w:t xml:space="preserve">KEY DISTINCTION:  </w:t>
+      </w:r>
+      <w:r>
+        <w:t>Services are individual treatments. Packages are bundles of services sold separately. Memberships are recurring monthly plans that include credits, services, and products. Packages have NO connection to memberships — they are independent purchases.</w:t>
       </w:r>
     </w:p>
     <w:p/>
@@ -29,7 +42,15 @@
         <w:pStyle w:val="Heading1"/>
       </w:pPr>
       <w:r>
-        <w:t>Membership Tiers Overview</w:t>
+        <w:t>1. Services (A La Carte)</w:t>
+      </w:r>
+    </w:p>
+    <w:p>
+      <w:r>
+        <w:rPr>
+          <w:i/>
+        </w:rPr>
+        <w:t>Individual services available for purchase by anyone — members and non-members alike.</w:t>
       </w:r>
     </w:p>
     <w:tbl>
@@ -40,16 +61,1417 @@
         <w:tblLook w:firstColumn="1" w:firstRow="1" w:lastColumn="0" w:lastRow="0" w:noHBand="0" w:noVBand="1" w:val="04A0"/>
       </w:tblPr>
       <w:tblGrid>
-        <w:gridCol w:w="1728"/>
-        <w:gridCol w:w="1728"/>
-        <w:gridCol w:w="1728"/>
-        <w:gridCol w:w="1728"/>
-        <w:gridCol w:w="1728"/>
+        <w:gridCol w:w="2160"/>
+        <w:gridCol w:w="2160"/>
+        <w:gridCol w:w="2160"/>
+        <w:gridCol w:w="2160"/>
       </w:tblGrid>
       <w:tr>
         <w:tc>
           <w:tcPr>
-            <w:tcW w:type="dxa" w:w="1728"/>
+            <w:tcW w:type="dxa" w:w="2160"/>
+          </w:tcPr>
+          <w:p>
+            <w:r>
+              <w:rPr>
+                <w:b/>
+              </w:rPr>
+              <w:t>Service</w:t>
+            </w:r>
+          </w:p>
+        </w:tc>
+        <w:tc>
+          <w:tcPr>
+            <w:tcW w:type="dxa" w:w="2160"/>
+          </w:tcPr>
+          <w:p>
+            <w:r>
+              <w:rPr>
+                <w:b/>
+              </w:rPr>
+              <w:t>Category</w:t>
+            </w:r>
+          </w:p>
+        </w:tc>
+        <w:tc>
+          <w:tcPr>
+            <w:tcW w:type="dxa" w:w="2160"/>
+          </w:tcPr>
+          <w:p>
+            <w:r>
+              <w:rPr>
+                <w:b/>
+              </w:rPr>
+              <w:t>Cost</w:t>
+            </w:r>
+          </w:p>
+        </w:tc>
+        <w:tc>
+          <w:tcPr>
+            <w:tcW w:type="dxa" w:w="2160"/>
+          </w:tcPr>
+          <w:p>
+            <w:r>
+              <w:rPr>
+                <w:b/>
+              </w:rPr>
+              <w:t>Price</w:t>
+            </w:r>
+          </w:p>
+        </w:tc>
+      </w:tr>
+      <w:tr>
+        <w:tc>
+          <w:tcPr>
+            <w:tcW w:type="dxa" w:w="2160"/>
+          </w:tcPr>
+          <w:p>
+            <w:r>
+              <w:t>Office Visit</w:t>
+            </w:r>
+          </w:p>
+        </w:tc>
+        <w:tc>
+          <w:tcPr>
+            <w:tcW w:type="dxa" w:w="2160"/>
+          </w:tcPr>
+          <w:p>
+            <w:r>
+              <w:t>Primary Care</w:t>
+            </w:r>
+          </w:p>
+        </w:tc>
+        <w:tc>
+          <w:tcPr>
+            <w:tcW w:type="dxa" w:w="2160"/>
+          </w:tcPr>
+          <w:p>
+            <w:r>
+              <w:t>$25</w:t>
+            </w:r>
+          </w:p>
+        </w:tc>
+        <w:tc>
+          <w:tcPr>
+            <w:tcW w:type="dxa" w:w="2160"/>
+          </w:tcPr>
+          <w:p>
+            <w:r>
+              <w:t>$75</w:t>
+            </w:r>
+          </w:p>
+        </w:tc>
+      </w:tr>
+      <w:tr>
+        <w:tc>
+          <w:tcPr>
+            <w:tcW w:type="dxa" w:w="2160"/>
+          </w:tcPr>
+          <w:p>
+            <w:r>
+              <w:t>Telehealth Visit</w:t>
+            </w:r>
+          </w:p>
+        </w:tc>
+        <w:tc>
+          <w:tcPr>
+            <w:tcW w:type="dxa" w:w="2160"/>
+          </w:tcPr>
+          <w:p>
+            <w:r>
+              <w:t>Primary Care</w:t>
+            </w:r>
+          </w:p>
+        </w:tc>
+        <w:tc>
+          <w:tcPr>
+            <w:tcW w:type="dxa" w:w="2160"/>
+          </w:tcPr>
+          <w:p>
+            <w:r>
+              <w:t>$10</w:t>
+            </w:r>
+          </w:p>
+        </w:tc>
+        <w:tc>
+          <w:tcPr>
+            <w:tcW w:type="dxa" w:w="2160"/>
+          </w:tcPr>
+          <w:p>
+            <w:r>
+              <w:t>$50</w:t>
+            </w:r>
+          </w:p>
+        </w:tc>
+      </w:tr>
+      <w:tr>
+        <w:tc>
+          <w:tcPr>
+            <w:tcW w:type="dxa" w:w="2160"/>
+          </w:tcPr>
+          <w:p>
+            <w:r>
+              <w:t>Vitamin B-12 Injection</w:t>
+            </w:r>
+          </w:p>
+        </w:tc>
+        <w:tc>
+          <w:tcPr>
+            <w:tcW w:type="dxa" w:w="2160"/>
+          </w:tcPr>
+          <w:p>
+            <w:r>
+              <w:t>IV &amp; Vitamins</w:t>
+            </w:r>
+          </w:p>
+        </w:tc>
+        <w:tc>
+          <w:tcPr>
+            <w:tcW w:type="dxa" w:w="2160"/>
+          </w:tcPr>
+          <w:p>
+            <w:r>
+              <w:t>$8</w:t>
+            </w:r>
+          </w:p>
+        </w:tc>
+        <w:tc>
+          <w:tcPr>
+            <w:tcW w:type="dxa" w:w="2160"/>
+          </w:tcPr>
+          <w:p>
+            <w:r>
+              <w:t>$30</w:t>
+            </w:r>
+          </w:p>
+        </w:tc>
+      </w:tr>
+      <w:tr>
+        <w:tc>
+          <w:tcPr>
+            <w:tcW w:type="dxa" w:w="2160"/>
+          </w:tcPr>
+          <w:p>
+            <w:r>
+              <w:t>IV Vitamin Therapy</w:t>
+            </w:r>
+          </w:p>
+        </w:tc>
+        <w:tc>
+          <w:tcPr>
+            <w:tcW w:type="dxa" w:w="2160"/>
+          </w:tcPr>
+          <w:p>
+            <w:r>
+              <w:t>IV &amp; Vitamins</w:t>
+            </w:r>
+          </w:p>
+        </w:tc>
+        <w:tc>
+          <w:tcPr>
+            <w:tcW w:type="dxa" w:w="2160"/>
+          </w:tcPr>
+          <w:p>
+            <w:r>
+              <w:t>$40</w:t>
+            </w:r>
+          </w:p>
+        </w:tc>
+        <w:tc>
+          <w:tcPr>
+            <w:tcW w:type="dxa" w:w="2160"/>
+          </w:tcPr>
+          <w:p>
+            <w:r>
+              <w:t>$150</w:t>
+            </w:r>
+          </w:p>
+        </w:tc>
+      </w:tr>
+      <w:tr>
+        <w:tc>
+          <w:tcPr>
+            <w:tcW w:type="dxa" w:w="2160"/>
+          </w:tcPr>
+          <w:p>
+            <w:r>
+              <w:t>Botox (per area)</w:t>
+            </w:r>
+          </w:p>
+        </w:tc>
+        <w:tc>
+          <w:tcPr>
+            <w:tcW w:type="dxa" w:w="2160"/>
+          </w:tcPr>
+          <w:p>
+            <w:r>
+              <w:t>Aesthetics</w:t>
+            </w:r>
+          </w:p>
+        </w:tc>
+        <w:tc>
+          <w:tcPr>
+            <w:tcW w:type="dxa" w:w="2160"/>
+          </w:tcPr>
+          <w:p>
+            <w:r>
+              <w:t>$80</w:t>
+            </w:r>
+          </w:p>
+        </w:tc>
+        <w:tc>
+          <w:tcPr>
+            <w:tcW w:type="dxa" w:w="2160"/>
+          </w:tcPr>
+          <w:p>
+            <w:r>
+              <w:t>$250</w:t>
+            </w:r>
+          </w:p>
+        </w:tc>
+      </w:tr>
+      <w:tr>
+        <w:tc>
+          <w:tcPr>
+            <w:tcW w:type="dxa" w:w="2160"/>
+          </w:tcPr>
+          <w:p>
+            <w:r>
+              <w:t>Dermal Fillers</w:t>
+            </w:r>
+          </w:p>
+        </w:tc>
+        <w:tc>
+          <w:tcPr>
+            <w:tcW w:type="dxa" w:w="2160"/>
+          </w:tcPr>
+          <w:p>
+            <w:r>
+              <w:t>Aesthetics</w:t>
+            </w:r>
+          </w:p>
+        </w:tc>
+        <w:tc>
+          <w:tcPr>
+            <w:tcW w:type="dxa" w:w="2160"/>
+          </w:tcPr>
+          <w:p>
+            <w:r>
+              <w:t>$120</w:t>
+            </w:r>
+          </w:p>
+        </w:tc>
+        <w:tc>
+          <w:tcPr>
+            <w:tcW w:type="dxa" w:w="2160"/>
+          </w:tcPr>
+          <w:p>
+            <w:r>
+              <w:t>$400</w:t>
+            </w:r>
+          </w:p>
+        </w:tc>
+      </w:tr>
+      <w:tr>
+        <w:tc>
+          <w:tcPr>
+            <w:tcW w:type="dxa" w:w="2160"/>
+          </w:tcPr>
+          <w:p>
+            <w:r>
+              <w:t>RF Microneedling (Morpheus8)</w:t>
+            </w:r>
+          </w:p>
+        </w:tc>
+        <w:tc>
+          <w:tcPr>
+            <w:tcW w:type="dxa" w:w="2160"/>
+          </w:tcPr>
+          <w:p>
+            <w:r>
+              <w:t>Aesthetics</w:t>
+            </w:r>
+          </w:p>
+        </w:tc>
+        <w:tc>
+          <w:tcPr>
+            <w:tcW w:type="dxa" w:w="2160"/>
+          </w:tcPr>
+          <w:p>
+            <w:r>
+              <w:t>$150</w:t>
+            </w:r>
+          </w:p>
+        </w:tc>
+        <w:tc>
+          <w:tcPr>
+            <w:tcW w:type="dxa" w:w="2160"/>
+          </w:tcPr>
+          <w:p>
+            <w:r>
+              <w:t>$500</w:t>
+            </w:r>
+          </w:p>
+        </w:tc>
+      </w:tr>
+      <w:tr>
+        <w:tc>
+          <w:tcPr>
+            <w:tcW w:type="dxa" w:w="2160"/>
+          </w:tcPr>
+          <w:p>
+            <w:r>
+              <w:t>IPL / Lumecca</w:t>
+            </w:r>
+          </w:p>
+        </w:tc>
+        <w:tc>
+          <w:tcPr>
+            <w:tcW w:type="dxa" w:w="2160"/>
+          </w:tcPr>
+          <w:p>
+            <w:r>
+              <w:t>Aesthetics</w:t>
+            </w:r>
+          </w:p>
+        </w:tc>
+        <w:tc>
+          <w:tcPr>
+            <w:tcW w:type="dxa" w:w="2160"/>
+          </w:tcPr>
+          <w:p>
+            <w:r>
+              <w:t>$90</w:t>
+            </w:r>
+          </w:p>
+        </w:tc>
+        <w:tc>
+          <w:tcPr>
+            <w:tcW w:type="dxa" w:w="2160"/>
+          </w:tcPr>
+          <w:p>
+            <w:r>
+              <w:t>$300</w:t>
+            </w:r>
+          </w:p>
+        </w:tc>
+      </w:tr>
+      <w:tr>
+        <w:tc>
+          <w:tcPr>
+            <w:tcW w:type="dxa" w:w="2160"/>
+          </w:tcPr>
+          <w:p>
+            <w:r>
+              <w:t>Laser Hair Removal</w:t>
+            </w:r>
+          </w:p>
+        </w:tc>
+        <w:tc>
+          <w:tcPr>
+            <w:tcW w:type="dxa" w:w="2160"/>
+          </w:tcPr>
+          <w:p>
+            <w:r>
+              <w:t>Aesthetics</w:t>
+            </w:r>
+          </w:p>
+        </w:tc>
+        <w:tc>
+          <w:tcPr>
+            <w:tcW w:type="dxa" w:w="2160"/>
+          </w:tcPr>
+          <w:p>
+            <w:r>
+              <w:t>$60</w:t>
+            </w:r>
+          </w:p>
+        </w:tc>
+        <w:tc>
+          <w:tcPr>
+            <w:tcW w:type="dxa" w:w="2160"/>
+          </w:tcPr>
+          <w:p>
+            <w:r>
+              <w:t>$200</w:t>
+            </w:r>
+          </w:p>
+        </w:tc>
+      </w:tr>
+      <w:tr>
+        <w:tc>
+          <w:tcPr>
+            <w:tcW w:type="dxa" w:w="2160"/>
+          </w:tcPr>
+          <w:p>
+            <w:r>
+              <w:t>Chemical Peel</w:t>
+            </w:r>
+          </w:p>
+        </w:tc>
+        <w:tc>
+          <w:tcPr>
+            <w:tcW w:type="dxa" w:w="2160"/>
+          </w:tcPr>
+          <w:p>
+            <w:r>
+              <w:t>Aesthetics</w:t>
+            </w:r>
+          </w:p>
+        </w:tc>
+        <w:tc>
+          <w:tcPr>
+            <w:tcW w:type="dxa" w:w="2160"/>
+          </w:tcPr>
+          <w:p>
+            <w:r>
+              <w:t>$35</w:t>
+            </w:r>
+          </w:p>
+        </w:tc>
+        <w:tc>
+          <w:tcPr>
+            <w:tcW w:type="dxa" w:w="2160"/>
+          </w:tcPr>
+          <w:p>
+            <w:r>
+              <w:t>$120</w:t>
+            </w:r>
+          </w:p>
+        </w:tc>
+      </w:tr>
+      <w:tr>
+        <w:tc>
+          <w:tcPr>
+            <w:tcW w:type="dxa" w:w="2160"/>
+          </w:tcPr>
+          <w:p>
+            <w:r>
+              <w:t>Facial</w:t>
+            </w:r>
+          </w:p>
+        </w:tc>
+        <w:tc>
+          <w:tcPr>
+            <w:tcW w:type="dxa" w:w="2160"/>
+          </w:tcPr>
+          <w:p>
+            <w:r>
+              <w:t>Aesthetics</w:t>
+            </w:r>
+          </w:p>
+        </w:tc>
+        <w:tc>
+          <w:tcPr>
+            <w:tcW w:type="dxa" w:w="2160"/>
+          </w:tcPr>
+          <w:p>
+            <w:r>
+              <w:t>$30</w:t>
+            </w:r>
+          </w:p>
+        </w:tc>
+        <w:tc>
+          <w:tcPr>
+            <w:tcW w:type="dxa" w:w="2160"/>
+          </w:tcPr>
+          <w:p>
+            <w:r>
+              <w:t>$100</w:t>
+            </w:r>
+          </w:p>
+        </w:tc>
+      </w:tr>
+      <w:tr>
+        <w:tc>
+          <w:tcPr>
+            <w:tcW w:type="dxa" w:w="2160"/>
+          </w:tcPr>
+          <w:p>
+            <w:r>
+              <w:t>Body Contouring</w:t>
+            </w:r>
+          </w:p>
+        </w:tc>
+        <w:tc>
+          <w:tcPr>
+            <w:tcW w:type="dxa" w:w="2160"/>
+          </w:tcPr>
+          <w:p>
+            <w:r>
+              <w:t>Aesthetics</w:t>
+            </w:r>
+          </w:p>
+        </w:tc>
+        <w:tc>
+          <w:tcPr>
+            <w:tcW w:type="dxa" w:w="2160"/>
+          </w:tcPr>
+          <w:p>
+            <w:r>
+              <w:t>$100</w:t>
+            </w:r>
+          </w:p>
+        </w:tc>
+        <w:tc>
+          <w:tcPr>
+            <w:tcW w:type="dxa" w:w="2160"/>
+          </w:tcPr>
+          <w:p>
+            <w:r>
+              <w:t>$350</w:t>
+            </w:r>
+          </w:p>
+        </w:tc>
+      </w:tr>
+      <w:tr>
+        <w:tc>
+          <w:tcPr>
+            <w:tcW w:type="dxa" w:w="2160"/>
+          </w:tcPr>
+          <w:p>
+            <w:r>
+              <w:t>HRT Consultation</w:t>
+            </w:r>
+          </w:p>
+        </w:tc>
+        <w:tc>
+          <w:tcPr>
+            <w:tcW w:type="dxa" w:w="2160"/>
+          </w:tcPr>
+          <w:p>
+            <w:r>
+              <w:t>Hormones</w:t>
+            </w:r>
+          </w:p>
+        </w:tc>
+        <w:tc>
+          <w:tcPr>
+            <w:tcW w:type="dxa" w:w="2160"/>
+          </w:tcPr>
+          <w:p>
+            <w:r>
+              <w:t>$30</w:t>
+            </w:r>
+          </w:p>
+        </w:tc>
+        <w:tc>
+          <w:tcPr>
+            <w:tcW w:type="dxa" w:w="2160"/>
+          </w:tcPr>
+          <w:p>
+            <w:r>
+              <w:t>$100</w:t>
+            </w:r>
+          </w:p>
+        </w:tc>
+      </w:tr>
+      <w:tr>
+        <w:tc>
+          <w:tcPr>
+            <w:tcW w:type="dxa" w:w="2160"/>
+          </w:tcPr>
+          <w:p>
+            <w:r>
+              <w:t>Testosterone Replacement</w:t>
+            </w:r>
+          </w:p>
+        </w:tc>
+        <w:tc>
+          <w:tcPr>
+            <w:tcW w:type="dxa" w:w="2160"/>
+          </w:tcPr>
+          <w:p>
+            <w:r>
+              <w:t>Hormones</w:t>
+            </w:r>
+          </w:p>
+        </w:tc>
+        <w:tc>
+          <w:tcPr>
+            <w:tcW w:type="dxa" w:w="2160"/>
+          </w:tcPr>
+          <w:p>
+            <w:r>
+              <w:t>$45</w:t>
+            </w:r>
+          </w:p>
+        </w:tc>
+        <w:tc>
+          <w:tcPr>
+            <w:tcW w:type="dxa" w:w="2160"/>
+          </w:tcPr>
+          <w:p>
+            <w:r>
+              <w:t>$150</w:t>
+            </w:r>
+          </w:p>
+        </w:tc>
+      </w:tr>
+      <w:tr>
+        <w:tc>
+          <w:tcPr>
+            <w:tcW w:type="dxa" w:w="2160"/>
+          </w:tcPr>
+          <w:p>
+            <w:r>
+              <w:t>BHRT / Menopause Treatment</w:t>
+            </w:r>
+          </w:p>
+        </w:tc>
+        <w:tc>
+          <w:tcPr>
+            <w:tcW w:type="dxa" w:w="2160"/>
+          </w:tcPr>
+          <w:p>
+            <w:r>
+              <w:t>Hormones</w:t>
+            </w:r>
+          </w:p>
+        </w:tc>
+        <w:tc>
+          <w:tcPr>
+            <w:tcW w:type="dxa" w:w="2160"/>
+          </w:tcPr>
+          <w:p>
+            <w:r>
+              <w:t>$50</w:t>
+            </w:r>
+          </w:p>
+        </w:tc>
+        <w:tc>
+          <w:tcPr>
+            <w:tcW w:type="dxa" w:w="2160"/>
+          </w:tcPr>
+          <w:p>
+            <w:r>
+              <w:t>$175</w:t>
+            </w:r>
+          </w:p>
+        </w:tc>
+      </w:tr>
+      <w:tr>
+        <w:tc>
+          <w:tcPr>
+            <w:tcW w:type="dxa" w:w="2160"/>
+          </w:tcPr>
+          <w:p>
+            <w:r>
+              <w:t>GLP-1 Medication</w:t>
+            </w:r>
+          </w:p>
+        </w:tc>
+        <w:tc>
+          <w:tcPr>
+            <w:tcW w:type="dxa" w:w="2160"/>
+          </w:tcPr>
+          <w:p>
+            <w:r>
+              <w:t>Weight Loss</w:t>
+            </w:r>
+          </w:p>
+        </w:tc>
+        <w:tc>
+          <w:tcPr>
+            <w:tcW w:type="dxa" w:w="2160"/>
+          </w:tcPr>
+          <w:p>
+            <w:r>
+              <w:t>$80</w:t>
+            </w:r>
+          </w:p>
+        </w:tc>
+        <w:tc>
+          <w:tcPr>
+            <w:tcW w:type="dxa" w:w="2160"/>
+          </w:tcPr>
+          <w:p>
+            <w:r>
+              <w:t>$250</w:t>
+            </w:r>
+          </w:p>
+        </w:tc>
+      </w:tr>
+      <w:tr>
+        <w:tc>
+          <w:tcPr>
+            <w:tcW w:type="dxa" w:w="2160"/>
+          </w:tcPr>
+          <w:p>
+            <w:r>
+              <w:t>Nutritionist Consultation</w:t>
+            </w:r>
+          </w:p>
+        </w:tc>
+        <w:tc>
+          <w:tcPr>
+            <w:tcW w:type="dxa" w:w="2160"/>
+          </w:tcPr>
+          <w:p>
+            <w:r>
+              <w:t>Weight Loss</w:t>
+            </w:r>
+          </w:p>
+        </w:tc>
+        <w:tc>
+          <w:tcPr>
+            <w:tcW w:type="dxa" w:w="2160"/>
+          </w:tcPr>
+          <w:p>
+            <w:r>
+              <w:t>$25</w:t>
+            </w:r>
+          </w:p>
+        </w:tc>
+        <w:tc>
+          <w:tcPr>
+            <w:tcW w:type="dxa" w:w="2160"/>
+          </w:tcPr>
+          <w:p>
+            <w:r>
+              <w:t>$85</w:t>
+            </w:r>
+          </w:p>
+        </w:tc>
+      </w:tr>
+      <w:tr>
+        <w:tc>
+          <w:tcPr>
+            <w:tcW w:type="dxa" w:w="2160"/>
+          </w:tcPr>
+          <w:p>
+            <w:r>
+              <w:t>Personal Training Session</w:t>
+            </w:r>
+          </w:p>
+        </w:tc>
+        <w:tc>
+          <w:tcPr>
+            <w:tcW w:type="dxa" w:w="2160"/>
+          </w:tcPr>
+          <w:p>
+            <w:r>
+              <w:t>Weight Loss</w:t>
+            </w:r>
+          </w:p>
+        </w:tc>
+        <w:tc>
+          <w:tcPr>
+            <w:tcW w:type="dxa" w:w="2160"/>
+          </w:tcPr>
+          <w:p>
+            <w:r>
+              <w:t>$20</w:t>
+            </w:r>
+          </w:p>
+        </w:tc>
+        <w:tc>
+          <w:tcPr>
+            <w:tcW w:type="dxa" w:w="2160"/>
+          </w:tcPr>
+          <w:p>
+            <w:r>
+              <w:t>$65</w:t>
+            </w:r>
+          </w:p>
+        </w:tc>
+      </w:tr>
+      <w:tr>
+        <w:tc>
+          <w:tcPr>
+            <w:tcW w:type="dxa" w:w="2160"/>
+          </w:tcPr>
+          <w:p>
+            <w:r>
+              <w:t>Body Composition Analysis</w:t>
+            </w:r>
+          </w:p>
+        </w:tc>
+        <w:tc>
+          <w:tcPr>
+            <w:tcW w:type="dxa" w:w="2160"/>
+          </w:tcPr>
+          <w:p>
+            <w:r>
+              <w:t>Weight Loss</w:t>
+            </w:r>
+          </w:p>
+        </w:tc>
+        <w:tc>
+          <w:tcPr>
+            <w:tcW w:type="dxa" w:w="2160"/>
+          </w:tcPr>
+          <w:p>
+            <w:r>
+              <w:t>$15</w:t>
+            </w:r>
+          </w:p>
+        </w:tc>
+        <w:tc>
+          <w:tcPr>
+            <w:tcW w:type="dxa" w:w="2160"/>
+          </w:tcPr>
+          <w:p>
+            <w:r>
+              <w:t>$50</w:t>
+            </w:r>
+          </w:p>
+        </w:tc>
+      </w:tr>
+      <w:tr>
+        <w:tc>
+          <w:tcPr>
+            <w:tcW w:type="dxa" w:w="2160"/>
+          </w:tcPr>
+          <w:p>
+            <w:r>
+              <w:t>Sexual Health / ED Treatment</w:t>
+            </w:r>
+          </w:p>
+        </w:tc>
+        <w:tc>
+          <w:tcPr>
+            <w:tcW w:type="dxa" w:w="2160"/>
+          </w:tcPr>
+          <w:p>
+            <w:r>
+              <w:t>Hormones</w:t>
+            </w:r>
+          </w:p>
+        </w:tc>
+        <w:tc>
+          <w:tcPr>
+            <w:tcW w:type="dxa" w:w="2160"/>
+          </w:tcPr>
+          <w:p>
+            <w:r>
+              <w:t>$35</w:t>
+            </w:r>
+          </w:p>
+        </w:tc>
+        <w:tc>
+          <w:tcPr>
+            <w:tcW w:type="dxa" w:w="2160"/>
+          </w:tcPr>
+          <w:p>
+            <w:r>
+              <w:t>$125</w:t>
+            </w:r>
+          </w:p>
+        </w:tc>
+      </w:tr>
+    </w:tbl>
+    <w:p/>
+    <w:p>
+      <w:pPr>
+        <w:pStyle w:val="Heading1"/>
+      </w:pPr>
+      <w:r>
+        <w:t>2. Packages (Service Bundles)</w:t>
+      </w:r>
+    </w:p>
+    <w:p>
+      <w:r>
+        <w:rPr>
+          <w:i/>
+        </w:rPr>
+        <w:t>Bundles of services sold as a single purchase. NOT connected to memberships — completely independent.</w:t>
+      </w:r>
+    </w:p>
+    <w:p/>
+    <w:tbl>
+      <w:tblPr>
+        <w:tblStyle w:val="MediumShading1-Accent1"/>
+        <w:tblW w:type="auto" w:w="0"/>
+        <w:jc w:val="center"/>
+        <w:tblLook w:firstColumn="1" w:firstRow="1" w:lastColumn="0" w:lastRow="0" w:noHBand="0" w:noVBand="1" w:val="04A0"/>
+      </w:tblPr>
+      <w:tblGrid>
+        <w:gridCol w:w="2160"/>
+        <w:gridCol w:w="2160"/>
+        <w:gridCol w:w="2160"/>
+        <w:gridCol w:w="2160"/>
+      </w:tblGrid>
+      <w:tr>
+        <w:tc>
+          <w:tcPr>
+            <w:tcW w:type="dxa" w:w="2160"/>
+          </w:tcPr>
+          <w:p>
+            <w:r>
+              <w:rPr>
+                <w:b/>
+              </w:rPr>
+              <w:t>Package</w:t>
+            </w:r>
+          </w:p>
+        </w:tc>
+        <w:tc>
+          <w:tcPr>
+            <w:tcW w:type="dxa" w:w="2160"/>
+          </w:tcPr>
+          <w:p>
+            <w:r>
+              <w:rPr>
+                <w:b/>
+              </w:rPr>
+              <w:t>Price</w:t>
+            </w:r>
+          </w:p>
+        </w:tc>
+        <w:tc>
+          <w:tcPr>
+            <w:tcW w:type="dxa" w:w="2160"/>
+          </w:tcPr>
+          <w:p>
+            <w:r>
+              <w:rPr>
+                <w:b/>
+              </w:rPr>
+              <w:t>Cost</w:t>
+            </w:r>
+          </w:p>
+        </w:tc>
+        <w:tc>
+          <w:tcPr>
+            <w:tcW w:type="dxa" w:w="2160"/>
+          </w:tcPr>
+          <w:p>
+            <w:r>
+              <w:rPr>
+                <w:b/>
+              </w:rPr>
+              <w:t>Margin</w:t>
+            </w:r>
+          </w:p>
+        </w:tc>
+      </w:tr>
+      <w:tr>
+        <w:tc>
+          <w:tcPr>
+            <w:tcW w:type="dxa" w:w="2160"/>
+          </w:tcPr>
+          <w:p>
+            <w:r>
+              <w:t>Weight Loss Kickstart</w:t>
+            </w:r>
+          </w:p>
+        </w:tc>
+        <w:tc>
+          <w:tcPr>
+            <w:tcW w:type="dxa" w:w="2160"/>
+          </w:tcPr>
+          <w:p>
+            <w:r>
+              <w:t>$699</w:t>
+            </w:r>
+          </w:p>
+        </w:tc>
+        <w:tc>
+          <w:tcPr>
+            <w:tcW w:type="dxa" w:w="2160"/>
+          </w:tcPr>
+          <w:p>
+            <w:r>
+              <w:t>$280</w:t>
+            </w:r>
+          </w:p>
+        </w:tc>
+        <w:tc>
+          <w:tcPr>
+            <w:tcW w:type="dxa" w:w="2160"/>
+          </w:tcPr>
+          <w:p>
+            <w:r>
+              <w:t>59.9%</w:t>
+            </w:r>
+          </w:p>
+        </w:tc>
+      </w:tr>
+      <w:tr>
+        <w:tc>
+          <w:tcPr>
+            <w:tcW w:type="dxa" w:w="2160"/>
+          </w:tcPr>
+          <w:p>
+            <w:r>
+              <w:t>Weight Loss Accelerator</w:t>
+            </w:r>
+          </w:p>
+        </w:tc>
+        <w:tc>
+          <w:tcPr>
+            <w:tcW w:type="dxa" w:w="2160"/>
+          </w:tcPr>
+          <w:p>
+            <w:r>
+              <w:t>$1,299</w:t>
+            </w:r>
+          </w:p>
+        </w:tc>
+        <w:tc>
+          <w:tcPr>
+            <w:tcW w:type="dxa" w:w="2160"/>
+          </w:tcPr>
+          <w:p>
+            <w:r>
+              <w:t>$520</w:t>
+            </w:r>
+          </w:p>
+        </w:tc>
+        <w:tc>
+          <w:tcPr>
+            <w:tcW w:type="dxa" w:w="2160"/>
+          </w:tcPr>
+          <w:p>
+            <w:r>
+              <w:t>60.0%</w:t>
+            </w:r>
+          </w:p>
+        </w:tc>
+      </w:tr>
+      <w:tr>
+        <w:tc>
+          <w:tcPr>
+            <w:tcW w:type="dxa" w:w="2160"/>
+          </w:tcPr>
+          <w:p>
+            <w:r>
+              <w:t>Glow Up</w:t>
+            </w:r>
+          </w:p>
+        </w:tc>
+        <w:tc>
+          <w:tcPr>
+            <w:tcW w:type="dxa" w:w="2160"/>
+          </w:tcPr>
+          <w:p>
+            <w:r>
+              <w:t>$899</w:t>
+            </w:r>
+          </w:p>
+        </w:tc>
+        <w:tc>
+          <w:tcPr>
+            <w:tcW w:type="dxa" w:w="2160"/>
+          </w:tcPr>
+          <w:p>
+            <w:r>
+              <w:t>$350</w:t>
+            </w:r>
+          </w:p>
+        </w:tc>
+        <w:tc>
+          <w:tcPr>
+            <w:tcW w:type="dxa" w:w="2160"/>
+          </w:tcPr>
+          <w:p>
+            <w:r>
+              <w:t>61.1%</w:t>
+            </w:r>
+          </w:p>
+        </w:tc>
+      </w:tr>
+      <w:tr>
+        <w:tc>
+          <w:tcPr>
+            <w:tcW w:type="dxa" w:w="2160"/>
+          </w:tcPr>
+          <w:p>
+            <w:r>
+              <w:t>Total Body Reset</w:t>
+            </w:r>
+          </w:p>
+        </w:tc>
+        <w:tc>
+          <w:tcPr>
+            <w:tcW w:type="dxa" w:w="2160"/>
+          </w:tcPr>
+          <w:p>
+            <w:r>
+              <w:t>$1,699</w:t>
+            </w:r>
+          </w:p>
+        </w:tc>
+        <w:tc>
+          <w:tcPr>
+            <w:tcW w:type="dxa" w:w="2160"/>
+          </w:tcPr>
+          <w:p>
+            <w:r>
+              <w:t>$680</w:t>
+            </w:r>
+          </w:p>
+        </w:tc>
+        <w:tc>
+          <w:tcPr>
+            <w:tcW w:type="dxa" w:w="2160"/>
+          </w:tcPr>
+          <w:p>
+            <w:r>
+              <w:t>60.0%</w:t>
+            </w:r>
+          </w:p>
+        </w:tc>
+      </w:tr>
+    </w:tbl>
+    <w:p/>
+    <w:p>
+      <w:pPr>
+        <w:pStyle w:val="Heading2"/>
+      </w:pPr>
+      <w:r>
+        <w:t>Weight Loss Kickstart — $699</w:t>
+      </w:r>
+    </w:p>
+    <w:p>
+      <w:pPr>
+        <w:pStyle w:val="ListBullet"/>
+      </w:pPr>
+      <w:r>
+        <w:t>GLP-1 Medication (1 month)</w:t>
+      </w:r>
+    </w:p>
+    <w:p>
+      <w:pPr>
+        <w:pStyle w:val="ListBullet"/>
+      </w:pPr>
+      <w:r>
+        <w:t>4x Accountability consultations</w:t>
+      </w:r>
+    </w:p>
+    <w:p>
+      <w:pPr>
+        <w:pStyle w:val="ListBullet"/>
+      </w:pPr>
+      <w:r>
+        <w:t>2x Nutritionist meal planning sessions</w:t>
+      </w:r>
+    </w:p>
+    <w:p>
+      <w:pPr>
+        <w:pStyle w:val="ListBullet"/>
+      </w:pPr>
+      <w:r>
+        <w:t>4x Personal training sessions</w:t>
+      </w:r>
+    </w:p>
+    <w:p>
+      <w:pPr>
+        <w:pStyle w:val="ListBullet"/>
+      </w:pPr>
+      <w:r>
+        <w:t>Body composition analysis</w:t>
+      </w:r>
+    </w:p>
+    <w:p>
+      <w:pPr>
+        <w:pStyle w:val="ListBullet"/>
+      </w:pPr>
+      <w:r>
+        <w:t>Weight loss supplement bundle</w:t>
+      </w:r>
+    </w:p>
+    <w:p/>
+    <w:p>
+      <w:pPr>
+        <w:pStyle w:val="Heading2"/>
+      </w:pPr>
+      <w:r>
+        <w:t>Weight Loss Accelerator — $1,299</w:t>
+      </w:r>
+    </w:p>
+    <w:p>
+      <w:pPr>
+        <w:pStyle w:val="ListBullet"/>
+      </w:pPr>
+      <w:r>
+        <w:t>GLP-1 Medication (3 months)</w:t>
+      </w:r>
+    </w:p>
+    <w:p>
+      <w:pPr>
+        <w:pStyle w:val="ListBullet"/>
+      </w:pPr>
+      <w:r>
+        <w:t>12x Weekly accountability consultations</w:t>
+      </w:r>
+    </w:p>
+    <w:p>
+      <w:pPr>
+        <w:pStyle w:val="ListBullet"/>
+      </w:pPr>
+      <w:r>
+        <w:t>6x Bi-weekly check-in meetings</w:t>
+      </w:r>
+    </w:p>
+    <w:p>
+      <w:pPr>
+        <w:pStyle w:val="ListBullet"/>
+      </w:pPr>
+      <w:r>
+        <w:t>6x Nutritionist sessions</w:t>
+      </w:r>
+    </w:p>
+    <w:p>
+      <w:pPr>
+        <w:pStyle w:val="ListBullet"/>
+      </w:pPr>
+      <w:r>
+        <w:t>12x Personal training sessions</w:t>
+      </w:r>
+    </w:p>
+    <w:p>
+      <w:pPr>
+        <w:pStyle w:val="ListBullet"/>
+      </w:pPr>
+      <w:r>
+        <w:t>3x Progress labs &amp; body comp</w:t>
+      </w:r>
+    </w:p>
+    <w:p>
+      <w:pPr>
+        <w:pStyle w:val="ListBullet"/>
+      </w:pPr>
+      <w:r>
+        <w:t>Weight loss supplement bundle</w:t>
+      </w:r>
+    </w:p>
+    <w:p/>
+    <w:p>
+      <w:pPr>
+        <w:pStyle w:val="Heading2"/>
+      </w:pPr>
+      <w:r>
+        <w:t>Glow Up — $899</w:t>
+      </w:r>
+    </w:p>
+    <w:p>
+      <w:pPr>
+        <w:pStyle w:val="ListBullet"/>
+      </w:pPr>
+      <w:r>
+        <w:t>2x Botox sessions</w:t>
+      </w:r>
+    </w:p>
+    <w:p>
+      <w:pPr>
+        <w:pStyle w:val="ListBullet"/>
+      </w:pPr>
+      <w:r>
+        <w:t>1x Dermal filler session</w:t>
+      </w:r>
+    </w:p>
+    <w:p>
+      <w:pPr>
+        <w:pStyle w:val="ListBullet"/>
+      </w:pPr>
+      <w:r>
+        <w:t>2x Chemical peels</w:t>
+      </w:r>
+    </w:p>
+    <w:p>
+      <w:pPr>
+        <w:pStyle w:val="ListBullet"/>
+      </w:pPr>
+      <w:r>
+        <w:t>2x Facials</w:t>
+      </w:r>
+    </w:p>
+    <w:p/>
+    <w:p>
+      <w:pPr>
+        <w:pStyle w:val="Heading2"/>
+      </w:pPr>
+      <w:r>
+        <w:t>Total Body Reset — $1,699</w:t>
+      </w:r>
+    </w:p>
+    <w:p>
+      <w:pPr>
+        <w:pStyle w:val="ListBullet"/>
+      </w:pPr>
+      <w:r>
+        <w:t>GLP-1 Medication (3 months)</w:t>
+      </w:r>
+    </w:p>
+    <w:p>
+      <w:pPr>
+        <w:pStyle w:val="ListBullet"/>
+      </w:pPr>
+      <w:r>
+        <w:t>12x Accountability consultations</w:t>
+      </w:r>
+    </w:p>
+    <w:p>
+      <w:pPr>
+        <w:pStyle w:val="ListBullet"/>
+      </w:pPr>
+      <w:r>
+        <w:t>6x Personal training sessions</w:t>
+      </w:r>
+    </w:p>
+    <w:p>
+      <w:pPr>
+        <w:pStyle w:val="ListBullet"/>
+      </w:pPr>
+      <w:r>
+        <w:t>3x Body contouring sessions</w:t>
+      </w:r>
+    </w:p>
+    <w:p>
+      <w:pPr>
+        <w:pStyle w:val="ListBullet"/>
+      </w:pPr>
+      <w:r>
+        <w:t>3x Progress labs &amp; body comp</w:t>
+      </w:r>
+    </w:p>
+    <w:p>
+      <w:pPr>
+        <w:pStyle w:val="ListBullet"/>
+      </w:pPr>
+      <w:r>
+        <w:t>Nutritionist meal plan</w:t>
+      </w:r>
+    </w:p>
+    <w:p/>
+    <w:p>
+      <w:pPr>
+        <w:pStyle w:val="Heading1"/>
+      </w:pPr>
+      <w:r>
+        <w:t>3. Memberships (Recurring Monthly)</w:t>
+      </w:r>
+    </w:p>
+    <w:p>
+      <w:r>
+        <w:rPr>
+          <w:i/>
+        </w:rPr>
+        <w:t>Monthly plans that include credits, services, and products. Starter fee charged at sign-up.</w:t>
+      </w:r>
+    </w:p>
+    <w:p/>
+    <w:tbl>
+      <w:tblPr>
+        <w:tblStyle w:val="MediumShading1-Accent1"/>
+        <w:tblW w:type="auto" w:w="0"/>
+        <w:jc w:val="center"/>
+        <w:tblLook w:firstColumn="1" w:firstRow="1" w:lastColumn="0" w:lastRow="0" w:noHBand="0" w:noVBand="1" w:val="04A0"/>
+      </w:tblPr>
+      <w:tblGrid>
+        <w:gridCol w:w="1440"/>
+        <w:gridCol w:w="1440"/>
+        <w:gridCol w:w="1440"/>
+        <w:gridCol w:w="1440"/>
+        <w:gridCol w:w="1440"/>
+        <w:gridCol w:w="1440"/>
+      </w:tblGrid>
+      <w:tr>
+        <w:tc>
+          <w:tcPr>
+            <w:tcW w:type="dxa" w:w="1440"/>
           </w:tcPr>
           <w:p>
             <w:r>
@@ -62,7 +1484,7 @@
         </w:tc>
         <w:tc>
           <w:tcPr>
-            <w:tcW w:type="dxa" w:w="1728"/>
+            <w:tcW w:type="dxa" w:w="1440"/>
           </w:tcPr>
           <w:p>
             <w:r>
@@ -75,7 +1497,7 @@
         </w:tc>
         <w:tc>
           <w:tcPr>
-            <w:tcW w:type="dxa" w:w="1728"/>
+            <w:tcW w:type="dxa" w:w="1440"/>
           </w:tcPr>
           <w:p>
             <w:r>
@@ -88,27 +1510,40 @@
         </w:tc>
         <w:tc>
           <w:tcPr>
-            <w:tcW w:type="dxa" w:w="1728"/>
+            <w:tcW w:type="dxa" w:w="1440"/>
           </w:tcPr>
           <w:p>
             <w:r>
               <w:rPr>
                 <w:b/>
               </w:rPr>
-              <w:t>Monthly Price</w:t>
+              <w:t>Monthly</w:t>
             </w:r>
           </w:p>
         </w:tc>
         <w:tc>
           <w:tcPr>
-            <w:tcW w:type="dxa" w:w="1728"/>
+            <w:tcW w:type="dxa" w:w="1440"/>
           </w:tcPr>
           <w:p>
             <w:r>
               <w:rPr>
                 <w:b/>
               </w:rPr>
-              <w:t>Key Focus</w:t>
+              <w:t>Credits/Mo</w:t>
+            </w:r>
+          </w:p>
+        </w:tc>
+        <w:tc>
+          <w:tcPr>
+            <w:tcW w:type="dxa" w:w="1440"/>
+          </w:tcPr>
+          <w:p>
+            <w:r>
+              <w:rPr>
+                <w:b/>
+              </w:rPr>
+              <w:t>Margin</w:t>
             </w:r>
           </w:p>
         </w:tc>
@@ -116,7 +1551,7 @@
       <w:tr>
         <w:tc>
           <w:tcPr>
-            <w:tcW w:type="dxa" w:w="1728"/>
+            <w:tcW w:type="dxa" w:w="1440"/>
           </w:tcPr>
           <w:p>
             <w:r>
@@ -126,7 +1561,7 @@
         </w:tc>
         <w:tc>
           <w:tcPr>
-            <w:tcW w:type="dxa" w:w="1728"/>
+            <w:tcW w:type="dxa" w:w="1440"/>
           </w:tcPr>
           <w:p>
             <w:r>
@@ -136,7 +1571,7 @@
         </w:tc>
         <w:tc>
           <w:tcPr>
-            <w:tcW w:type="dxa" w:w="1728"/>
+            <w:tcW w:type="dxa" w:w="1440"/>
           </w:tcPr>
           <w:p>
             <w:r>
@@ -146,7 +1581,7 @@
         </w:tc>
         <w:tc>
           <w:tcPr>
-            <w:tcW w:type="dxa" w:w="1728"/>
+            <w:tcW w:type="dxa" w:w="1440"/>
           </w:tcPr>
           <w:p>
             <w:r>
@@ -156,11 +1591,21 @@
         </w:tc>
         <w:tc>
           <w:tcPr>
-            <w:tcW w:type="dxa" w:w="1728"/>
+            <w:tcW w:type="dxa" w:w="1440"/>
           </w:tcPr>
           <w:p>
             <w:r>
-              <w:t>Core concierge medical access</w:t>
+              <w:t>2</w:t>
+            </w:r>
+          </w:p>
+        </w:tc>
+        <w:tc>
+          <w:tcPr>
+            <w:tcW w:type="dxa" w:w="1440"/>
+          </w:tcPr>
+          <w:p>
+            <w:r>
+              <w:t>69.8%</w:t>
             </w:r>
           </w:p>
         </w:tc>
@@ -168,27 +1613,27 @@
       <w:tr>
         <w:tc>
           <w:tcPr>
-            <w:tcW w:type="dxa" w:w="1728"/>
+            <w:tcW w:type="dxa" w:w="1440"/>
           </w:tcPr>
           <w:p>
             <w:r>
-              <w:t>Transform</w:t>
+              <w:t>Growth</w:t>
             </w:r>
           </w:p>
         </w:tc>
         <w:tc>
           <w:tcPr>
-            <w:tcW w:type="dxa" w:w="1728"/>
+            <w:tcW w:type="dxa" w:w="1440"/>
           </w:tcPr>
           <w:p>
             <w:r>
-              <w:t>Transform</w:t>
+              <w:t>Vitality</w:t>
             </w:r>
           </w:p>
         </w:tc>
         <w:tc>
           <w:tcPr>
-            <w:tcW w:type="dxa" w:w="1728"/>
+            <w:tcW w:type="dxa" w:w="1440"/>
           </w:tcPr>
           <w:p>
             <w:r>
@@ -198,21 +1643,31 @@
         </w:tc>
         <w:tc>
           <w:tcPr>
-            <w:tcW w:type="dxa" w:w="1728"/>
+            <w:tcW w:type="dxa" w:w="1440"/>
           </w:tcPr>
           <w:p>
             <w:r>
-              <w:t>$299/mo</w:t>
+              <w:t>$249/mo</w:t>
             </w:r>
           </w:p>
         </w:tc>
         <w:tc>
           <w:tcPr>
-            <w:tcW w:type="dxa" w:w="1728"/>
+            <w:tcW w:type="dxa" w:w="1440"/>
           </w:tcPr>
           <w:p>
             <w:r>
-              <w:t>Weight loss bundle</w:t>
+              <w:t>4</w:t>
+            </w:r>
+          </w:p>
+        </w:tc>
+        <w:tc>
+          <w:tcPr>
+            <w:tcW w:type="dxa" w:w="1440"/>
+          </w:tcPr>
+          <w:p>
+            <w:r>
+              <w:t>61.8%</w:t>
             </w:r>
           </w:p>
         </w:tc>
@@ -220,27 +1675,27 @@
       <w:tr>
         <w:tc>
           <w:tcPr>
-            <w:tcW w:type="dxa" w:w="1728"/>
+            <w:tcW w:type="dxa" w:w="1440"/>
           </w:tcPr>
           <w:p>
             <w:r>
-              <w:t>Growth</w:t>
+              <w:t>Scale</w:t>
             </w:r>
           </w:p>
         </w:tc>
         <w:tc>
           <w:tcPr>
-            <w:tcW w:type="dxa" w:w="1728"/>
+            <w:tcW w:type="dxa" w:w="1440"/>
           </w:tcPr>
           <w:p>
             <w:r>
-              <w:t>Vitality</w:t>
+              <w:t>Elite</w:t>
             </w:r>
           </w:p>
         </w:tc>
         <w:tc>
           <w:tcPr>
-            <w:tcW w:type="dxa" w:w="1728"/>
+            <w:tcW w:type="dxa" w:w="1440"/>
           </w:tcPr>
           <w:p>
             <w:r>
@@ -250,7 +1705,7 @@
         </w:tc>
         <w:tc>
           <w:tcPr>
-            <w:tcW w:type="dxa" w:w="1728"/>
+            <w:tcW w:type="dxa" w:w="1440"/>
           </w:tcPr>
           <w:p>
             <w:r>
@@ -260,11 +1715,21 @@
         </w:tc>
         <w:tc>
           <w:tcPr>
-            <w:tcW w:type="dxa" w:w="1728"/>
+            <w:tcW w:type="dxa" w:w="1440"/>
           </w:tcPr>
           <w:p>
             <w:r>
-              <w:t>Hormones + weight loss + wellness</w:t>
+              <w:t>8</w:t>
+            </w:r>
+          </w:p>
+        </w:tc>
+        <w:tc>
+          <w:tcPr>
+            <w:tcW w:type="dxa" w:w="1440"/>
+          </w:tcPr>
+          <w:p>
+            <w:r>
+              <w:t>59.9%</w:t>
             </w:r>
           </w:p>
         </w:tc>
@@ -272,17 +1737,17 @@
       <w:tr>
         <w:tc>
           <w:tcPr>
-            <w:tcW w:type="dxa" w:w="1728"/>
+            <w:tcW w:type="dxa" w:w="1440"/>
           </w:tcPr>
           <w:p>
             <w:r>
-              <w:t>Scale</w:t>
+              <w:t>VIP</w:t>
             </w:r>
           </w:p>
         </w:tc>
         <w:tc>
           <w:tcPr>
-            <w:tcW w:type="dxa" w:w="1728"/>
+            <w:tcW w:type="dxa" w:w="1440"/>
           </w:tcPr>
           <w:p>
             <w:r>
@@ -292,7 +1757,7 @@
         </w:tc>
         <w:tc>
           <w:tcPr>
-            <w:tcW w:type="dxa" w:w="1728"/>
+            <w:tcW w:type="dxa" w:w="1440"/>
           </w:tcPr>
           <w:p>
             <w:r>
@@ -302,7 +1767,7 @@
         </w:tc>
         <w:tc>
           <w:tcPr>
-            <w:tcW w:type="dxa" w:w="1728"/>
+            <w:tcW w:type="dxa" w:w="1440"/>
           </w:tcPr>
           <w:p>
             <w:r>
@@ -312,11 +1777,21 @@
         </w:tc>
         <w:tc>
           <w:tcPr>
-            <w:tcW w:type="dxa" w:w="1728"/>
+            <w:tcW w:type="dxa" w:w="1440"/>
           </w:tcPr>
           <w:p>
             <w:r>
-              <w:t>Full suite including aesthetics</w:t>
+              <w:t>Unlimited</w:t>
+            </w:r>
+          </w:p>
+        </w:tc>
+        <w:tc>
+          <w:tcPr>
+            <w:tcW w:type="dxa" w:w="1440"/>
+          </w:tcPr>
+          <w:p>
+            <w:r>
+              <w:t>59.9%</w:t>
             </w:r>
           </w:p>
         </w:tc>
@@ -325,10 +1800,10 @@
     <w:p/>
     <w:p>
       <w:pPr>
-        <w:pStyle w:val="Heading1"/>
+        <w:pStyle w:val="Heading2"/>
       </w:pPr>
       <w:r>
-        <w:t>1. Wellness</w:t>
+        <w:t>Wellness — $149/mo</w:t>
       </w:r>
     </w:p>
     <w:p>
@@ -358,15 +1833,15 @@
         <w:rPr>
           <w:b/>
         </w:rPr>
-        <w:t xml:space="preserve">Monthly Price: </w:t>
+        <w:t xml:space="preserve">Credits: </w:t>
       </w:r>
       <w:r>
-        <w:t>$149/mo</w:t>
+        <w:t>2 credits/mo</w:t>
       </w:r>
     </w:p>
     <w:p>
       <w:pPr>
-        <w:pStyle w:val="Heading2"/>
+        <w:pStyle w:val="Heading3"/>
       </w:pPr>
       <w:r>
         <w:t>Included Services</w:t>
@@ -377,7 +1852,7 @@
         <w:pStyle w:val="ListBullet"/>
       </w:pPr>
       <w:r>
-        <w:t>Guaranteed appointments within 3 business days</w:t>
+        <w:t>Appointments within 3 days</w:t>
       </w:r>
     </w:p>
     <w:p>
@@ -385,7 +1860,7 @@
         <w:pStyle w:val="ListBullet"/>
       </w:pPr>
       <w:r>
-        <w:t>Telehealth visits via Zoom</w:t>
+        <w:t>Telehealth via Zoom</w:t>
       </w:r>
     </w:p>
     <w:p>
@@ -406,6 +1881,14 @@
     </w:p>
     <w:p>
       <w:pPr>
+        <w:pStyle w:val="Heading3"/>
+      </w:pPr>
+      <w:r>
+        <w:t>Included Products</w:t>
+      </w:r>
+    </w:p>
+    <w:p>
+      <w:pPr>
         <w:pStyle w:val="ListBullet"/>
       </w:pPr>
       <w:r>
@@ -417,226 +1900,16 @@
         <w:pStyle w:val="ListBullet"/>
       </w:pPr>
       <w:r>
-        <w:t>15% discount on IV Therapy &amp; supplements</w:t>
+        <w:t>15% off IV Therapy &amp; supplements</w:t>
       </w:r>
     </w:p>
+    <w:p/>
     <w:p>
       <w:pPr>
         <w:pStyle w:val="Heading2"/>
       </w:pPr>
       <w:r>
-        <w:t>Available A La Carte Add-Ons</w:t>
-      </w:r>
-    </w:p>
-    <w:p>
-      <w:pPr>
-        <w:pStyle w:val="ListBullet"/>
-      </w:pPr>
-      <w:r>
-        <w:t>HRT &amp; hormone management</w:t>
-      </w:r>
-    </w:p>
-    <w:p>
-      <w:pPr>
-        <w:pStyle w:val="ListBullet"/>
-      </w:pPr>
-      <w:r>
-        <w:t>IV Vitamin Therapy</w:t>
-      </w:r>
-    </w:p>
-    <w:p>
-      <w:pPr>
-        <w:pStyle w:val="ListBullet"/>
-      </w:pPr>
-      <w:r>
-        <w:t>Aesthetics (Botox, fillers, etc.)</w:t>
-      </w:r>
-    </w:p>
-    <w:p>
-      <w:pPr>
-        <w:pStyle w:val="ListBullet"/>
-      </w:pPr>
-      <w:r>
-        <w:t>Body contouring</w:t>
-      </w:r>
-    </w:p>
-    <w:p>
-      <w:pPr>
-        <w:pStyle w:val="ListBullet"/>
-      </w:pPr>
-      <w:r>
-        <w:t>Laser treatments</w:t>
-      </w:r>
-    </w:p>
-    <w:p/>
-    <w:p>
-      <w:pPr>
-        <w:pStyle w:val="Heading1"/>
-      </w:pPr>
-      <w:r>
-        <w:t>2. Transform (Weight Loss Bundle)</w:t>
-      </w:r>
-    </w:p>
-    <w:p>
-      <w:r>
-        <w:rPr>
-          <w:b/>
-        </w:rPr>
-        <w:t xml:space="preserve">Tier: </w:t>
-      </w:r>
-      <w:r>
-        <w:t>Transform</w:t>
-      </w:r>
-    </w:p>
-    <w:p>
-      <w:r>
-        <w:rPr>
-          <w:b/>
-        </w:rPr>
-        <w:t xml:space="preserve">Starter Fee: </w:t>
-      </w:r>
-      <w:r>
-        <w:t>$149 (one-time)</w:t>
-      </w:r>
-    </w:p>
-    <w:p>
-      <w:r>
-        <w:rPr>
-          <w:b/>
-        </w:rPr>
-        <w:t xml:space="preserve">Monthly Price: </w:t>
-      </w:r>
-      <w:r>
-        <w:t>$299/mo</w:t>
-      </w:r>
-    </w:p>
-    <w:p>
-      <w:pPr>
-        <w:pStyle w:val="Heading2"/>
-      </w:pPr>
-      <w:r>
-        <w:t>Included Services</w:t>
-      </w:r>
-    </w:p>
-    <w:p>
-      <w:pPr>
-        <w:pStyle w:val="ListBullet"/>
-      </w:pPr>
-      <w:r>
-        <w:t>Everything in Wellness</w:t>
-      </w:r>
-    </w:p>
-    <w:p>
-      <w:pPr>
-        <w:pStyle w:val="ListBullet"/>
-      </w:pPr>
-      <w:r>
-        <w:t>GLP-1 medications (Semaglutide / Tirzepatide)</w:t>
-      </w:r>
-    </w:p>
-    <w:p>
-      <w:pPr>
-        <w:pStyle w:val="ListBullet"/>
-      </w:pPr>
-      <w:r>
-        <w:t>Weekly accountability consultations</w:t>
-      </w:r>
-    </w:p>
-    <w:p>
-      <w:pPr>
-        <w:pStyle w:val="ListBullet"/>
-      </w:pPr>
-      <w:r>
-        <w:t>Bi-weekly check-in meetings</w:t>
-      </w:r>
-    </w:p>
-    <w:p>
-      <w:pPr>
-        <w:pStyle w:val="ListBullet"/>
-      </w:pPr>
-      <w:r>
-        <w:t>Nutritionist meal planning</w:t>
-      </w:r>
-    </w:p>
-    <w:p>
-      <w:pPr>
-        <w:pStyle w:val="ListBullet"/>
-      </w:pPr>
-      <w:r>
-        <w:t>Personal exercise training</w:t>
-      </w:r>
-    </w:p>
-    <w:p>
-      <w:pPr>
-        <w:pStyle w:val="ListBullet"/>
-      </w:pPr>
-      <w:r>
-        <w:t>Weight loss supplement bundle</w:t>
-      </w:r>
-    </w:p>
-    <w:p>
-      <w:pPr>
-        <w:pStyle w:val="ListBullet"/>
-      </w:pPr>
-      <w:r>
-        <w:t>Monthly progress labs &amp; body composition analysis</w:t>
-      </w:r>
-    </w:p>
-    <w:p>
-      <w:pPr>
-        <w:pStyle w:val="Heading2"/>
-      </w:pPr>
-      <w:r>
-        <w:t>Available A La Carte Add-Ons</w:t>
-      </w:r>
-    </w:p>
-    <w:p>
-      <w:pPr>
-        <w:pStyle w:val="ListBullet"/>
-      </w:pPr>
-      <w:r>
-        <w:t>HRT &amp; hormone management</w:t>
-      </w:r>
-    </w:p>
-    <w:p>
-      <w:pPr>
-        <w:pStyle w:val="ListBullet"/>
-      </w:pPr>
-      <w:r>
-        <w:t>IV Vitamin Therapy</w:t>
-      </w:r>
-    </w:p>
-    <w:p>
-      <w:pPr>
-        <w:pStyle w:val="ListBullet"/>
-      </w:pPr>
-      <w:r>
-        <w:t>Aesthetics (Botox, fillers, etc.)</w:t>
-      </w:r>
-    </w:p>
-    <w:p>
-      <w:pPr>
-        <w:pStyle w:val="ListBullet"/>
-      </w:pPr>
-      <w:r>
-        <w:t>Body contouring</w:t>
-      </w:r>
-    </w:p>
-    <w:p>
-      <w:pPr>
-        <w:pStyle w:val="ListBullet"/>
-      </w:pPr>
-      <w:r>
-        <w:t>Laser treatments</w:t>
-      </w:r>
-    </w:p>
-    <w:p/>
-    <w:p>
-      <w:pPr>
-        <w:pStyle w:val="Heading1"/>
-      </w:pPr>
-      <w:r>
-        <w:t>3. Vitality</w:t>
+        <w:t>Vitality — $249/mo</w:t>
       </w:r>
     </w:p>
     <w:p>
@@ -658,7 +1931,7 @@
         <w:t xml:space="preserve">Starter Fee: </w:t>
       </w:r>
       <w:r>
-        <w:t>$199 (one-time)</w:t>
+        <w:t>$149 (one-time)</w:t>
       </w:r>
     </w:p>
     <w:p>
@@ -666,15 +1939,15 @@
         <w:rPr>
           <w:b/>
         </w:rPr>
-        <w:t xml:space="preserve">Monthly Price: </w:t>
+        <w:t xml:space="preserve">Credits: </w:t>
       </w:r>
       <w:r>
-        <w:t>$399/mo</w:t>
+        <w:t>4 credits/mo</w:t>
       </w:r>
     </w:p>
     <w:p>
       <w:pPr>
-        <w:pStyle w:val="Heading2"/>
+        <w:pStyle w:val="Heading3"/>
       </w:pPr>
       <w:r>
         <w:t>Included Services</w:t>
@@ -685,7 +1958,7 @@
         <w:pStyle w:val="ListBullet"/>
       </w:pPr>
       <w:r>
-        <w:t>Everything in Transform</w:t>
+        <w:t>Everything in Wellness</w:t>
       </w:r>
     </w:p>
     <w:p>
@@ -694,14 +1967,6 @@
       </w:pPr>
       <w:r>
         <w:t>HRT &amp; hormone management</w:t>
-      </w:r>
-    </w:p>
-    <w:p>
-      <w:pPr>
-        <w:pStyle w:val="ListBullet"/>
-      </w:pPr>
-      <w:r>
-        <w:t>IV Vitamin Therapy sessions</w:t>
       </w:r>
     </w:p>
     <w:p>
@@ -722,10 +1987,10 @@
     </w:p>
     <w:p>
       <w:pPr>
-        <w:pStyle w:val="Heading2"/>
+        <w:pStyle w:val="Heading3"/>
       </w:pPr>
       <w:r>
-        <w:t>Available A La Carte Add-Ons</w:t>
+        <w:t>Included Products</w:t>
       </w:r>
     </w:p>
     <w:p>
@@ -733,7 +1998,7 @@
         <w:pStyle w:val="ListBullet"/>
       </w:pPr>
       <w:r>
-        <w:t>Aesthetics (Botox, fillers, etc.)</w:t>
+        <w:t>Monthly Vitamin B-12 injection</w:t>
       </w:r>
     </w:p>
     <w:p>
@@ -741,7 +2006,7 @@
         <w:pStyle w:val="ListBullet"/>
       </w:pPr>
       <w:r>
-        <w:t>Body contouring</w:t>
+        <w:t>Monthly IV Vitamin Therapy session</w:t>
       </w:r>
     </w:p>
     <w:p>
@@ -749,16 +2014,16 @@
         <w:pStyle w:val="ListBullet"/>
       </w:pPr>
       <w:r>
-        <w:t>Laser treatments</w:t>
+        <w:t>20% off all aesthetics</w:t>
       </w:r>
     </w:p>
     <w:p/>
     <w:p>
       <w:pPr>
-        <w:pStyle w:val="Heading1"/>
+        <w:pStyle w:val="Heading2"/>
       </w:pPr>
       <w:r>
-        <w:t>4. Concierge (All-Inclusive)</w:t>
+        <w:t>Elite — $399/mo</w:t>
       </w:r>
     </w:p>
     <w:p>
@@ -780,7 +2045,7 @@
         <w:t xml:space="preserve">Starter Fee: </w:t>
       </w:r>
       <w:r>
-        <w:t>$249 (one-time)</w:t>
+        <w:t>$199 (one-time)</w:t>
       </w:r>
     </w:p>
     <w:p>
@@ -788,15 +2053,15 @@
         <w:rPr>
           <w:b/>
         </w:rPr>
-        <w:t xml:space="preserve">Monthly Price: </w:t>
+        <w:t xml:space="preserve">Credits: </w:t>
       </w:r>
       <w:r>
-        <w:t>$599/mo</w:t>
+        <w:t>8 credits/mo</w:t>
       </w:r>
     </w:p>
     <w:p>
       <w:pPr>
-        <w:pStyle w:val="Heading2"/>
+        <w:pStyle w:val="Heading3"/>
       </w:pPr>
       <w:r>
         <w:t>Included Services</w:t>
@@ -831,6 +2096,112 @@
         <w:pStyle w:val="ListBullet"/>
       </w:pPr>
       <w:r>
+        <w:t>Direct physician line</w:t>
+      </w:r>
+    </w:p>
+    <w:p>
+      <w:pPr>
+        <w:pStyle w:val="Heading3"/>
+      </w:pPr>
+      <w:r>
+        <w:t>Included Products</w:t>
+      </w:r>
+    </w:p>
+    <w:p>
+      <w:pPr>
+        <w:pStyle w:val="ListBullet"/>
+      </w:pPr>
+      <w:r>
+        <w:t>Monthly Vitamin B-12 injection</w:t>
+      </w:r>
+    </w:p>
+    <w:p>
+      <w:pPr>
+        <w:pStyle w:val="ListBullet"/>
+      </w:pPr>
+      <w:r>
+        <w:t>Monthly IV Vitamin Therapy session</w:t>
+      </w:r>
+    </w:p>
+    <w:p>
+      <w:pPr>
+        <w:pStyle w:val="ListBullet"/>
+      </w:pPr>
+      <w:r>
+        <w:t>Monthly supplement bundle</w:t>
+      </w:r>
+    </w:p>
+    <w:p>
+      <w:pPr>
+        <w:pStyle w:val="ListBullet"/>
+      </w:pPr>
+      <w:r>
+        <w:t>30% off all aesthetics &amp; lasers</w:t>
+      </w:r>
+    </w:p>
+    <w:p/>
+    <w:p>
+      <w:pPr>
+        <w:pStyle w:val="Heading2"/>
+      </w:pPr>
+      <w:r>
+        <w:t>Concierge — $599/mo</w:t>
+      </w:r>
+    </w:p>
+    <w:p>
+      <w:r>
+        <w:rPr>
+          <w:b/>
+        </w:rPr>
+        <w:t xml:space="preserve">Tier: </w:t>
+      </w:r>
+      <w:r>
+        <w:t>VIP</w:t>
+      </w:r>
+    </w:p>
+    <w:p>
+      <w:r>
+        <w:rPr>
+          <w:b/>
+        </w:rPr>
+        <w:t xml:space="preserve">Starter Fee: </w:t>
+      </w:r>
+      <w:r>
+        <w:t>$249 (one-time)</w:t>
+      </w:r>
+    </w:p>
+    <w:p>
+      <w:r>
+        <w:rPr>
+          <w:b/>
+        </w:rPr>
+        <w:t xml:space="preserve">Credits: </w:t>
+      </w:r>
+      <w:r>
+        <w:t>Unlimited credits/mo</w:t>
+      </w:r>
+    </w:p>
+    <w:p>
+      <w:pPr>
+        <w:pStyle w:val="Heading3"/>
+      </w:pPr>
+      <w:r>
+        <w:t>Included Services</w:t>
+      </w:r>
+    </w:p>
+    <w:p>
+      <w:pPr>
+        <w:pStyle w:val="ListBullet"/>
+      </w:pPr>
+      <w:r>
+        <w:t>Everything in Elite</w:t>
+      </w:r>
+    </w:p>
+    <w:p>
+      <w:pPr>
+        <w:pStyle w:val="ListBullet"/>
+      </w:pPr>
+      <w:r>
         <w:t>RF Microneedling (Morpheus8)</w:t>
       </w:r>
     </w:p>
@@ -852,19 +2223,34 @@
     </w:p>
     <w:p>
       <w:pPr>
+        <w:pStyle w:val="Heading3"/>
+      </w:pPr>
+      <w:r>
+        <w:t>Included Products</w:t>
+      </w:r>
+    </w:p>
+    <w:p>
+      <w:pPr>
         <w:pStyle w:val="ListBullet"/>
       </w:pPr>
       <w:r>
-        <w:t>Direct physician line</w:t>
+        <w:t>All products included</w:t>
       </w:r>
     </w:p>
     <w:p>
+      <w:pPr>
+        <w:pStyle w:val="ListBullet"/>
+      </w:pPr>
       <w:r>
-        <w:rPr>
-          <w:i/>
-          <w:color w:val="339933"/>
-        </w:rPr>
-        <w:t>No a la carte needed — all services included.</w:t>
+        <w:t>Priority scheduling</w:t>
+      </w:r>
+    </w:p>
+    <w:p>
+      <w:pPr>
+        <w:pStyle w:val="ListBullet"/>
+      </w:pPr>
+      <w:r>
+        <w:t>Complimentary guest passes (2/mo)</w:t>
       </w:r>
     </w:p>
     <w:p/>
@@ -876,415 +2262,9 @@
         <w:t>Financial Summary</w:t>
       </w:r>
     </w:p>
-    <w:tbl>
-      <w:tblPr>
-        <w:tblStyle w:val="MediumShading1-Accent1"/>
-        <w:tblW w:type="auto" w:w="0"/>
-        <w:jc w:val="center"/>
-        <w:tblLook w:firstColumn="1" w:firstRow="1" w:lastColumn="0" w:lastRow="0" w:noHBand="0" w:noVBand="1" w:val="04A0"/>
-      </w:tblPr>
-      <w:tblGrid>
-        <w:gridCol w:w="1234"/>
-        <w:gridCol w:w="1234"/>
-        <w:gridCol w:w="1234"/>
-        <w:gridCol w:w="1234"/>
-        <w:gridCol w:w="1234"/>
-        <w:gridCol w:w="1234"/>
-        <w:gridCol w:w="1234"/>
-      </w:tblGrid>
-      <w:tr>
-        <w:tc>
-          <w:tcPr>
-            <w:tcW w:type="dxa" w:w="1234"/>
-          </w:tcPr>
-          <w:p>
-            <w:r>
-              <w:rPr>
-                <w:b/>
-                <w:sz w:val="18"/>
-              </w:rPr>
-              <w:t>Membership</w:t>
-            </w:r>
-          </w:p>
-        </w:tc>
-        <w:tc>
-          <w:tcPr>
-            <w:tcW w:type="dxa" w:w="1234"/>
-          </w:tcPr>
-          <w:p>
-            <w:r>
-              <w:rPr>
-                <w:b/>
-                <w:sz w:val="18"/>
-              </w:rPr>
-              <w:t>Starter Fee</w:t>
-            </w:r>
-          </w:p>
-        </w:tc>
-        <w:tc>
-          <w:tcPr>
-            <w:tcW w:type="dxa" w:w="1234"/>
-          </w:tcPr>
-          <w:p>
-            <w:r>
-              <w:rPr>
-                <w:b/>
-                <w:sz w:val="18"/>
-              </w:rPr>
-              <w:t>Cost/Member</w:t>
-            </w:r>
-          </w:p>
-        </w:tc>
-        <w:tc>
-          <w:tcPr>
-            <w:tcW w:type="dxa" w:w="1234"/>
-          </w:tcPr>
-          <w:p>
-            <w:r>
-              <w:rPr>
-                <w:b/>
-                <w:sz w:val="18"/>
-              </w:rPr>
-              <w:t>Monthly Price</w:t>
-            </w:r>
-          </w:p>
-        </w:tc>
-        <w:tc>
-          <w:tcPr>
-            <w:tcW w:type="dxa" w:w="1234"/>
-          </w:tcPr>
-          <w:p>
-            <w:r>
-              <w:rPr>
-                <w:b/>
-                <w:sz w:val="18"/>
-              </w:rPr>
-              <w:t>Margin</w:t>
-            </w:r>
-          </w:p>
-        </w:tc>
-        <w:tc>
-          <w:tcPr>
-            <w:tcW w:type="dxa" w:w="1234"/>
-          </w:tcPr>
-          <w:p>
-            <w:r>
-              <w:rPr>
-                <w:b/>
-                <w:sz w:val="18"/>
-              </w:rPr>
-              <w:t>Est. Members</w:t>
-            </w:r>
-          </w:p>
-        </w:tc>
-        <w:tc>
-          <w:tcPr>
-            <w:tcW w:type="dxa" w:w="1234"/>
-          </w:tcPr>
-          <w:p>
-            <w:r>
-              <w:rPr>
-                <w:b/>
-                <w:sz w:val="18"/>
-              </w:rPr>
-              <w:t>Year 1 Value/Member</w:t>
-            </w:r>
-          </w:p>
-        </w:tc>
-      </w:tr>
-      <w:tr>
-        <w:tc>
-          <w:tcPr>
-            <w:tcW w:type="dxa" w:w="1234"/>
-          </w:tcPr>
-          <w:p>
-            <w:r>
-              <w:t>Wellness</w:t>
-            </w:r>
-          </w:p>
-        </w:tc>
-        <w:tc>
-          <w:tcPr>
-            <w:tcW w:type="dxa" w:w="1234"/>
-          </w:tcPr>
-          <w:p>
-            <w:r>
-              <w:t>$99</w:t>
-            </w:r>
-          </w:p>
-        </w:tc>
-        <w:tc>
-          <w:tcPr>
-            <w:tcW w:type="dxa" w:w="1234"/>
-          </w:tcPr>
-          <w:p>
-            <w:r>
-              <w:t>$45</w:t>
-            </w:r>
-          </w:p>
-        </w:tc>
-        <w:tc>
-          <w:tcPr>
-            <w:tcW w:type="dxa" w:w="1234"/>
-          </w:tcPr>
-          <w:p>
-            <w:r>
-              <w:t>$149</w:t>
-            </w:r>
-          </w:p>
-        </w:tc>
-        <w:tc>
-          <w:tcPr>
-            <w:tcW w:type="dxa" w:w="1234"/>
-          </w:tcPr>
-          <w:p>
-            <w:r>
-              <w:t>69.8%</w:t>
-            </w:r>
-          </w:p>
-        </w:tc>
-        <w:tc>
-          <w:tcPr>
-            <w:tcW w:type="dxa" w:w="1234"/>
-          </w:tcPr>
-          <w:p>
-            <w:r>
-              <w:t>180</w:t>
-            </w:r>
-          </w:p>
-        </w:tc>
-        <w:tc>
-          <w:tcPr>
-            <w:tcW w:type="dxa" w:w="1234"/>
-          </w:tcPr>
-          <w:p>
-            <w:r>
-              <w:t>$1,887</w:t>
-            </w:r>
-          </w:p>
-        </w:tc>
-      </w:tr>
-      <w:tr>
-        <w:tc>
-          <w:tcPr>
-            <w:tcW w:type="dxa" w:w="1234"/>
-          </w:tcPr>
-          <w:p>
-            <w:r>
-              <w:t>Transform</w:t>
-            </w:r>
-          </w:p>
-        </w:tc>
-        <w:tc>
-          <w:tcPr>
-            <w:tcW w:type="dxa" w:w="1234"/>
-          </w:tcPr>
-          <w:p>
-            <w:r>
-              <w:t>$149</w:t>
-            </w:r>
-          </w:p>
-        </w:tc>
-        <w:tc>
-          <w:tcPr>
-            <w:tcW w:type="dxa" w:w="1234"/>
-          </w:tcPr>
-          <w:p>
-            <w:r>
-              <w:t>$110</w:t>
-            </w:r>
-          </w:p>
-        </w:tc>
-        <w:tc>
-          <w:tcPr>
-            <w:tcW w:type="dxa" w:w="1234"/>
-          </w:tcPr>
-          <w:p>
-            <w:r>
-              <w:t>$299</w:t>
-            </w:r>
-          </w:p>
-        </w:tc>
-        <w:tc>
-          <w:tcPr>
-            <w:tcW w:type="dxa" w:w="1234"/>
-          </w:tcPr>
-          <w:p>
-            <w:r>
-              <w:t>63.2%</w:t>
-            </w:r>
-          </w:p>
-        </w:tc>
-        <w:tc>
-          <w:tcPr>
-            <w:tcW w:type="dxa" w:w="1234"/>
-          </w:tcPr>
-          <w:p>
-            <w:r>
-              <w:t>150</w:t>
-            </w:r>
-          </w:p>
-        </w:tc>
-        <w:tc>
-          <w:tcPr>
-            <w:tcW w:type="dxa" w:w="1234"/>
-          </w:tcPr>
-          <w:p>
-            <w:r>
-              <w:t>$3,737</w:t>
-            </w:r>
-          </w:p>
-        </w:tc>
-      </w:tr>
-      <w:tr>
-        <w:tc>
-          <w:tcPr>
-            <w:tcW w:type="dxa" w:w="1234"/>
-          </w:tcPr>
-          <w:p>
-            <w:r>
-              <w:t>Vitality</w:t>
-            </w:r>
-          </w:p>
-        </w:tc>
-        <w:tc>
-          <w:tcPr>
-            <w:tcW w:type="dxa" w:w="1234"/>
-          </w:tcPr>
-          <w:p>
-            <w:r>
-              <w:t>$199</w:t>
-            </w:r>
-          </w:p>
-        </w:tc>
-        <w:tc>
-          <w:tcPr>
-            <w:tcW w:type="dxa" w:w="1234"/>
-          </w:tcPr>
-          <w:p>
-            <w:r>
-              <w:t>$155</w:t>
-            </w:r>
-          </w:p>
-        </w:tc>
-        <w:tc>
-          <w:tcPr>
-            <w:tcW w:type="dxa" w:w="1234"/>
-          </w:tcPr>
-          <w:p>
-            <w:r>
-              <w:t>$399</w:t>
-            </w:r>
-          </w:p>
-        </w:tc>
-        <w:tc>
-          <w:tcPr>
-            <w:tcW w:type="dxa" w:w="1234"/>
-          </w:tcPr>
-          <w:p>
-            <w:r>
-              <w:t>61.2%</w:t>
-            </w:r>
-          </w:p>
-        </w:tc>
-        <w:tc>
-          <w:tcPr>
-            <w:tcW w:type="dxa" w:w="1234"/>
-          </w:tcPr>
-          <w:p>
-            <w:r>
-              <w:t>90</w:t>
-            </w:r>
-          </w:p>
-        </w:tc>
-        <w:tc>
-          <w:tcPr>
-            <w:tcW w:type="dxa" w:w="1234"/>
-          </w:tcPr>
-          <w:p>
-            <w:r>
-              <w:t>$4,987</w:t>
-            </w:r>
-          </w:p>
-        </w:tc>
-      </w:tr>
-      <w:tr>
-        <w:tc>
-          <w:tcPr>
-            <w:tcW w:type="dxa" w:w="1234"/>
-          </w:tcPr>
-          <w:p>
-            <w:r>
-              <w:t>Concierge</w:t>
-            </w:r>
-          </w:p>
-        </w:tc>
-        <w:tc>
-          <w:tcPr>
-            <w:tcW w:type="dxa" w:w="1234"/>
-          </w:tcPr>
-          <w:p>
-            <w:r>
-              <w:t>$249</w:t>
-            </w:r>
-          </w:p>
-        </w:tc>
-        <w:tc>
-          <w:tcPr>
-            <w:tcW w:type="dxa" w:w="1234"/>
-          </w:tcPr>
-          <w:p>
-            <w:r>
-              <w:t>$240</w:t>
-            </w:r>
-          </w:p>
-        </w:tc>
-        <w:tc>
-          <w:tcPr>
-            <w:tcW w:type="dxa" w:w="1234"/>
-          </w:tcPr>
-          <w:p>
-            <w:r>
-              <w:t>$599</w:t>
-            </w:r>
-          </w:p>
-        </w:tc>
-        <w:tc>
-          <w:tcPr>
-            <w:tcW w:type="dxa" w:w="1234"/>
-          </w:tcPr>
-          <w:p>
-            <w:r>
-              <w:t>59.9%</w:t>
-            </w:r>
-          </w:p>
-        </w:tc>
-        <w:tc>
-          <w:tcPr>
-            <w:tcW w:type="dxa" w:w="1234"/>
-          </w:tcPr>
-          <w:p>
-            <w:r>
-              <w:t>35</w:t>
-            </w:r>
-          </w:p>
-        </w:tc>
-        <w:tc>
-          <w:tcPr>
-            <w:tcW w:type="dxa" w:w="1234"/>
-          </w:tcPr>
-          <w:p>
-            <w:r>
-              <w:t>$7,437</w:t>
-            </w:r>
-          </w:p>
-        </w:tc>
-      </w:tr>
-    </w:tbl>
-    <w:p/>
     <w:p>
       <w:pPr>
-        <w:pStyle w:val="Heading1"/>
+        <w:pStyle w:val="Heading2"/>
       </w:pPr>
       <w:r>
         <w:t>Revenue Breakdown</w:t>
@@ -1298,61 +2278,33 @@
         <w:tblLook w:firstColumn="1" w:firstRow="1" w:lastColumn="0" w:lastRow="0" w:noHBand="0" w:noVBand="1" w:val="04A0"/>
       </w:tblPr>
       <w:tblGrid>
-        <w:gridCol w:w="2160"/>
-        <w:gridCol w:w="2160"/>
-        <w:gridCol w:w="2160"/>
-        <w:gridCol w:w="2160"/>
+        <w:gridCol w:w="4320"/>
+        <w:gridCol w:w="4320"/>
       </w:tblGrid>
       <w:tr>
         <w:tc>
           <w:tcPr>
-            <w:tcW w:type="dxa" w:w="2160"/>
+            <w:tcW w:type="dxa" w:w="4320"/>
           </w:tcPr>
           <w:p>
             <w:r>
               <w:rPr>
                 <w:b/>
               </w:rPr>
-              <w:t>Membership</w:t>
+              <w:t>Revenue Stream</w:t>
             </w:r>
           </w:p>
         </w:tc>
         <w:tc>
           <w:tcPr>
-            <w:tcW w:type="dxa" w:w="2160"/>
+            <w:tcW w:type="dxa" w:w="4320"/>
           </w:tcPr>
           <w:p>
             <w:r>
               <w:rPr>
                 <w:b/>
               </w:rPr>
-              <w:t>Monthly Revenue</w:t>
-            </w:r>
-          </w:p>
-        </w:tc>
-        <w:tc>
-          <w:tcPr>
-            <w:tcW w:type="dxa" w:w="2160"/>
-          </w:tcPr>
-          <w:p>
-            <w:r>
-              <w:rPr>
-                <w:b/>
-              </w:rPr>
-              <w:t>Starter Fee Revenue</w:t>
-            </w:r>
-          </w:p>
-        </w:tc>
-        <w:tc>
-          <w:tcPr>
-            <w:tcW w:type="dxa" w:w="2160"/>
-          </w:tcPr>
-          <w:p>
-            <w:r>
-              <w:rPr>
-                <w:b/>
-              </w:rPr>
-              <w:t>Total</w:t>
+              <w:t>Amount</w:t>
             </w:r>
           </w:p>
         </w:tc>
@@ -1360,41 +2312,21 @@
       <w:tr>
         <w:tc>
           <w:tcPr>
-            <w:tcW w:type="dxa" w:w="2160"/>
+            <w:tcW w:type="dxa" w:w="4320"/>
           </w:tcPr>
           <w:p>
             <w:r>
-              <w:t>Wellness</w:t>
+              <w:t>Membership MRR (monthly recurring)</w:t>
             </w:r>
           </w:p>
         </w:tc>
         <w:tc>
           <w:tcPr>
-            <w:tcW w:type="dxa" w:w="2160"/>
+            <w:tcW w:type="dxa" w:w="4320"/>
           </w:tcPr>
           <w:p>
             <w:r>
-              <w:t>$26,820</w:t>
-            </w:r>
-          </w:p>
-        </w:tc>
-        <w:tc>
-          <w:tcPr>
-            <w:tcW w:type="dxa" w:w="2160"/>
-          </w:tcPr>
-          <w:p>
-            <w:r>
-              <w:t>$17,820</w:t>
-            </w:r>
-          </w:p>
-        </w:tc>
-        <w:tc>
-          <w:tcPr>
-            <w:tcW w:type="dxa" w:w="2160"/>
-          </w:tcPr>
-          <w:p>
-            <w:r>
-              <w:t>$44,640</w:t>
+              <w:t>$84,155</w:t>
             </w:r>
           </w:p>
         </w:tc>
@@ -1402,41 +2334,21 @@
       <w:tr>
         <w:tc>
           <w:tcPr>
-            <w:tcW w:type="dxa" w:w="2160"/>
+            <w:tcW w:type="dxa" w:w="4320"/>
           </w:tcPr>
           <w:p>
             <w:r>
-              <w:t>Transform</w:t>
+              <w:t>Package Revenue (one-time bundles)</w:t>
             </w:r>
           </w:p>
         </w:tc>
         <w:tc>
           <w:tcPr>
-            <w:tcW w:type="dxa" w:w="2160"/>
+            <w:tcW w:type="dxa" w:w="4320"/>
           </w:tcPr>
           <w:p>
             <w:r>
-              <w:t>$44,850</w:t>
-            </w:r>
-          </w:p>
-        </w:tc>
-        <w:tc>
-          <w:tcPr>
-            <w:tcW w:type="dxa" w:w="2160"/>
-          </w:tcPr>
-          <w:p>
-            <w:r>
-              <w:t>$22,350</w:t>
-            </w:r>
-          </w:p>
-        </w:tc>
-        <w:tc>
-          <w:tcPr>
-            <w:tcW w:type="dxa" w:w="2160"/>
-          </w:tcPr>
-          <w:p>
-            <w:r>
-              <w:t>$67,200</w:t>
+              <w:t>$112,890</w:t>
             </w:r>
           </w:p>
         </w:tc>
@@ -1444,137 +2356,21 @@
       <w:tr>
         <w:tc>
           <w:tcPr>
-            <w:tcW w:type="dxa" w:w="2160"/>
+            <w:tcW w:type="dxa" w:w="4320"/>
           </w:tcPr>
           <w:p>
             <w:r>
-              <w:t>Vitality</w:t>
+              <w:t>Starter Fee Revenue (one-time)</w:t>
             </w:r>
           </w:p>
         </w:tc>
         <w:tc>
           <w:tcPr>
-            <w:tcW w:type="dxa" w:w="2160"/>
+            <w:tcW w:type="dxa" w:w="4320"/>
           </w:tcPr>
           <w:p>
             <w:r>
-              <w:t>$35,910</w:t>
-            </w:r>
-          </w:p>
-        </w:tc>
-        <w:tc>
-          <w:tcPr>
-            <w:tcW w:type="dxa" w:w="2160"/>
-          </w:tcPr>
-          <w:p>
-            <w:r>
-              <w:t>$17,910</w:t>
-            </w:r>
-          </w:p>
-        </w:tc>
-        <w:tc>
-          <w:tcPr>
-            <w:tcW w:type="dxa" w:w="2160"/>
-          </w:tcPr>
-          <w:p>
-            <w:r>
-              <w:t>$53,820</w:t>
-            </w:r>
-          </w:p>
-        </w:tc>
-      </w:tr>
-      <w:tr>
-        <w:tc>
-          <w:tcPr>
-            <w:tcW w:type="dxa" w:w="2160"/>
-          </w:tcPr>
-          <w:p>
-            <w:r>
-              <w:t>Concierge</w:t>
-            </w:r>
-          </w:p>
-        </w:tc>
-        <w:tc>
-          <w:tcPr>
-            <w:tcW w:type="dxa" w:w="2160"/>
-          </w:tcPr>
-          <w:p>
-            <w:r>
-              <w:t>$20,965</w:t>
-            </w:r>
-          </w:p>
-        </w:tc>
-        <w:tc>
-          <w:tcPr>
-            <w:tcW w:type="dxa" w:w="2160"/>
-          </w:tcPr>
-          <w:p>
-            <w:r>
-              <w:t>$8,715</w:t>
-            </w:r>
-          </w:p>
-        </w:tc>
-        <w:tc>
-          <w:tcPr>
-            <w:tcW w:type="dxa" w:w="2160"/>
-          </w:tcPr>
-          <w:p>
-            <w:r>
-              <w:t>$29,680</w:t>
-            </w:r>
-          </w:p>
-        </w:tc>
-      </w:tr>
-      <w:tr>
-        <w:tc>
-          <w:tcPr>
-            <w:tcW w:type="dxa" w:w="2160"/>
-          </w:tcPr>
-          <w:p>
-            <w:r>
-              <w:rPr>
-                <w:b/>
-              </w:rPr>
-              <w:t>TOTAL</w:t>
-            </w:r>
-          </w:p>
-        </w:tc>
-        <w:tc>
-          <w:tcPr>
-            <w:tcW w:type="dxa" w:w="2160"/>
-          </w:tcPr>
-          <w:p>
-            <w:r>
-              <w:rPr>
-                <w:b/>
-              </w:rPr>
-              <w:t>$128,545</w:t>
-            </w:r>
-          </w:p>
-        </w:tc>
-        <w:tc>
-          <w:tcPr>
-            <w:tcW w:type="dxa" w:w="2160"/>
-          </w:tcPr>
-          <w:p>
-            <w:r>
-              <w:rPr>
-                <w:b/>
-              </w:rPr>
-              <w:t>$66,795</w:t>
-            </w:r>
-          </w:p>
-        </w:tc>
-        <w:tc>
-          <w:tcPr>
-            <w:tcW w:type="dxa" w:w="2160"/>
-          </w:tcPr>
-          <w:p>
-            <w:r>
-              <w:rPr>
-                <w:b/>
-              </w:rPr>
-              <w:t>$195,340</w:t>
+              <w:t>$47,405</w:t>
             </w:r>
           </w:p>
         </w:tc>
@@ -1583,7 +2379,7 @@
     <w:p/>
     <w:p>
       <w:pPr>
-        <w:pStyle w:val="Heading1"/>
+        <w:pStyle w:val="Heading2"/>
       </w:pPr>
       <w:r>
         <w:t>Key Metrics</w:t>
@@ -1635,7 +2431,7 @@
           </w:tcPr>
           <w:p>
             <w:r>
-              <w:t>Monthly Recurring Revenue</w:t>
+              <w:t>Total Revenue</w:t>
             </w:r>
           </w:p>
         </w:tc>
@@ -1645,7 +2441,7 @@
           </w:tcPr>
           <w:p>
             <w:r>
-              <w:t>$128,545</w:t>
+              <w:t>$244,450</w:t>
             </w:r>
           </w:p>
         </w:tc>
@@ -1657,7 +2453,7 @@
           </w:tcPr>
           <w:p>
             <w:r>
-              <w:t>One-Time Starter Fee Revenue</w:t>
+              <w:t>Membership MRR</w:t>
             </w:r>
           </w:p>
         </w:tc>
@@ -1667,7 +2463,7 @@
           </w:tcPr>
           <w:p>
             <w:r>
-              <w:t>$66,795</w:t>
+              <w:t>$84,155</w:t>
             </w:r>
           </w:p>
         </w:tc>
@@ -1679,7 +2475,7 @@
           </w:tcPr>
           <w:p>
             <w:r>
-              <w:t>Total Revenue</w:t>
+              <w:t>Package Revenue</w:t>
             </w:r>
           </w:p>
         </w:tc>
@@ -1689,7 +2485,29 @@
           </w:tcPr>
           <w:p>
             <w:r>
-              <w:t>$195,340</w:t>
+              <w:t>$112,890</w:t>
+            </w:r>
+          </w:p>
+        </w:tc>
+      </w:tr>
+      <w:tr>
+        <w:tc>
+          <w:tcPr>
+            <w:tcW w:type="dxa" w:w="4320"/>
+          </w:tcPr>
+          <w:p>
+            <w:r>
+              <w:t>Starter Fee Revenue</w:t>
+            </w:r>
+          </w:p>
+        </w:tc>
+        <w:tc>
+          <w:tcPr>
+            <w:tcW w:type="dxa" w:w="4320"/>
+          </w:tcPr>
+          <w:p>
+            <w:r>
+              <w:t>$47,405</w:t>
             </w:r>
           </w:p>
         </w:tc>
@@ -1821,7 +2639,7 @@
           </w:tcPr>
           <w:p>
             <w:r>
-              <w:t>455</w:t>
+              <w:t>345</w:t>
             </w:r>
           </w:p>
         </w:tc>

--- a/Shape_the_Wave_Memberships.docx
+++ b/Shape_the_Wave_Memberships.docx
@@ -8,7 +8,7 @@
         <w:jc w:val="center"/>
       </w:pPr>
       <w:r>
-        <w:t>Shape the Wave</w:t>
+        <w:t>Shape the Wave — 2025 Pricing</w:t>
       </w:r>
     </w:p>
     <w:p>
@@ -33,7 +33,7 @@
         <w:t xml:space="preserve">KEY DISTINCTION:  </w:t>
       </w:r>
       <w:r>
-        <w:t>Services are individual treatments. Packages are bundles of services sold separately. Memberships are recurring monthly plans that include credits, services, and products. Packages have NO connection to memberships — they are independent purchases.</w:t>
+        <w:t>Services = individual a la carte. Packages = bundles of services (NOT tied to memberships). Memberships = recurring plans with credits, services &amp; products.</w:t>
       </w:r>
     </w:p>
     <w:p/>
@@ -42,2224 +42,7 @@
         <w:pStyle w:val="Heading1"/>
       </w:pPr>
       <w:r>
-        <w:t>1. Services (A La Carte)</w:t>
-      </w:r>
-    </w:p>
-    <w:p>
-      <w:r>
-        <w:rPr>
-          <w:i/>
-        </w:rPr>
-        <w:t>Individual services available for purchase by anyone — members and non-members alike.</w:t>
-      </w:r>
-    </w:p>
-    <w:tbl>
-      <w:tblPr>
-        <w:tblStyle w:val="MediumShading1-Accent1"/>
-        <w:tblW w:type="auto" w:w="0"/>
-        <w:jc w:val="center"/>
-        <w:tblLook w:firstColumn="1" w:firstRow="1" w:lastColumn="0" w:lastRow="0" w:noHBand="0" w:noVBand="1" w:val="04A0"/>
-      </w:tblPr>
-      <w:tblGrid>
-        <w:gridCol w:w="2160"/>
-        <w:gridCol w:w="2160"/>
-        <w:gridCol w:w="2160"/>
-        <w:gridCol w:w="2160"/>
-      </w:tblGrid>
-      <w:tr>
-        <w:tc>
-          <w:tcPr>
-            <w:tcW w:type="dxa" w:w="2160"/>
-          </w:tcPr>
-          <w:p>
-            <w:r>
-              <w:rPr>
-                <w:b/>
-              </w:rPr>
-              <w:t>Service</w:t>
-            </w:r>
-          </w:p>
-        </w:tc>
-        <w:tc>
-          <w:tcPr>
-            <w:tcW w:type="dxa" w:w="2160"/>
-          </w:tcPr>
-          <w:p>
-            <w:r>
-              <w:rPr>
-                <w:b/>
-              </w:rPr>
-              <w:t>Category</w:t>
-            </w:r>
-          </w:p>
-        </w:tc>
-        <w:tc>
-          <w:tcPr>
-            <w:tcW w:type="dxa" w:w="2160"/>
-          </w:tcPr>
-          <w:p>
-            <w:r>
-              <w:rPr>
-                <w:b/>
-              </w:rPr>
-              <w:t>Cost</w:t>
-            </w:r>
-          </w:p>
-        </w:tc>
-        <w:tc>
-          <w:tcPr>
-            <w:tcW w:type="dxa" w:w="2160"/>
-          </w:tcPr>
-          <w:p>
-            <w:r>
-              <w:rPr>
-                <w:b/>
-              </w:rPr>
-              <w:t>Price</w:t>
-            </w:r>
-          </w:p>
-        </w:tc>
-      </w:tr>
-      <w:tr>
-        <w:tc>
-          <w:tcPr>
-            <w:tcW w:type="dxa" w:w="2160"/>
-          </w:tcPr>
-          <w:p>
-            <w:r>
-              <w:t>Office Visit</w:t>
-            </w:r>
-          </w:p>
-        </w:tc>
-        <w:tc>
-          <w:tcPr>
-            <w:tcW w:type="dxa" w:w="2160"/>
-          </w:tcPr>
-          <w:p>
-            <w:r>
-              <w:t>Primary Care</w:t>
-            </w:r>
-          </w:p>
-        </w:tc>
-        <w:tc>
-          <w:tcPr>
-            <w:tcW w:type="dxa" w:w="2160"/>
-          </w:tcPr>
-          <w:p>
-            <w:r>
-              <w:t>$25</w:t>
-            </w:r>
-          </w:p>
-        </w:tc>
-        <w:tc>
-          <w:tcPr>
-            <w:tcW w:type="dxa" w:w="2160"/>
-          </w:tcPr>
-          <w:p>
-            <w:r>
-              <w:t>$75</w:t>
-            </w:r>
-          </w:p>
-        </w:tc>
-      </w:tr>
-      <w:tr>
-        <w:tc>
-          <w:tcPr>
-            <w:tcW w:type="dxa" w:w="2160"/>
-          </w:tcPr>
-          <w:p>
-            <w:r>
-              <w:t>Telehealth Visit</w:t>
-            </w:r>
-          </w:p>
-        </w:tc>
-        <w:tc>
-          <w:tcPr>
-            <w:tcW w:type="dxa" w:w="2160"/>
-          </w:tcPr>
-          <w:p>
-            <w:r>
-              <w:t>Primary Care</w:t>
-            </w:r>
-          </w:p>
-        </w:tc>
-        <w:tc>
-          <w:tcPr>
-            <w:tcW w:type="dxa" w:w="2160"/>
-          </w:tcPr>
-          <w:p>
-            <w:r>
-              <w:t>$10</w:t>
-            </w:r>
-          </w:p>
-        </w:tc>
-        <w:tc>
-          <w:tcPr>
-            <w:tcW w:type="dxa" w:w="2160"/>
-          </w:tcPr>
-          <w:p>
-            <w:r>
-              <w:t>$50</w:t>
-            </w:r>
-          </w:p>
-        </w:tc>
-      </w:tr>
-      <w:tr>
-        <w:tc>
-          <w:tcPr>
-            <w:tcW w:type="dxa" w:w="2160"/>
-          </w:tcPr>
-          <w:p>
-            <w:r>
-              <w:t>Vitamin B-12 Injection</w:t>
-            </w:r>
-          </w:p>
-        </w:tc>
-        <w:tc>
-          <w:tcPr>
-            <w:tcW w:type="dxa" w:w="2160"/>
-          </w:tcPr>
-          <w:p>
-            <w:r>
-              <w:t>IV &amp; Vitamins</w:t>
-            </w:r>
-          </w:p>
-        </w:tc>
-        <w:tc>
-          <w:tcPr>
-            <w:tcW w:type="dxa" w:w="2160"/>
-          </w:tcPr>
-          <w:p>
-            <w:r>
-              <w:t>$8</w:t>
-            </w:r>
-          </w:p>
-        </w:tc>
-        <w:tc>
-          <w:tcPr>
-            <w:tcW w:type="dxa" w:w="2160"/>
-          </w:tcPr>
-          <w:p>
-            <w:r>
-              <w:t>$30</w:t>
-            </w:r>
-          </w:p>
-        </w:tc>
-      </w:tr>
-      <w:tr>
-        <w:tc>
-          <w:tcPr>
-            <w:tcW w:type="dxa" w:w="2160"/>
-          </w:tcPr>
-          <w:p>
-            <w:r>
-              <w:t>IV Vitamin Therapy</w:t>
-            </w:r>
-          </w:p>
-        </w:tc>
-        <w:tc>
-          <w:tcPr>
-            <w:tcW w:type="dxa" w:w="2160"/>
-          </w:tcPr>
-          <w:p>
-            <w:r>
-              <w:t>IV &amp; Vitamins</w:t>
-            </w:r>
-          </w:p>
-        </w:tc>
-        <w:tc>
-          <w:tcPr>
-            <w:tcW w:type="dxa" w:w="2160"/>
-          </w:tcPr>
-          <w:p>
-            <w:r>
-              <w:t>$40</w:t>
-            </w:r>
-          </w:p>
-        </w:tc>
-        <w:tc>
-          <w:tcPr>
-            <w:tcW w:type="dxa" w:w="2160"/>
-          </w:tcPr>
-          <w:p>
-            <w:r>
-              <w:t>$150</w:t>
-            </w:r>
-          </w:p>
-        </w:tc>
-      </w:tr>
-      <w:tr>
-        <w:tc>
-          <w:tcPr>
-            <w:tcW w:type="dxa" w:w="2160"/>
-          </w:tcPr>
-          <w:p>
-            <w:r>
-              <w:t>Botox (per area)</w:t>
-            </w:r>
-          </w:p>
-        </w:tc>
-        <w:tc>
-          <w:tcPr>
-            <w:tcW w:type="dxa" w:w="2160"/>
-          </w:tcPr>
-          <w:p>
-            <w:r>
-              <w:t>Aesthetics</w:t>
-            </w:r>
-          </w:p>
-        </w:tc>
-        <w:tc>
-          <w:tcPr>
-            <w:tcW w:type="dxa" w:w="2160"/>
-          </w:tcPr>
-          <w:p>
-            <w:r>
-              <w:t>$80</w:t>
-            </w:r>
-          </w:p>
-        </w:tc>
-        <w:tc>
-          <w:tcPr>
-            <w:tcW w:type="dxa" w:w="2160"/>
-          </w:tcPr>
-          <w:p>
-            <w:r>
-              <w:t>$250</w:t>
-            </w:r>
-          </w:p>
-        </w:tc>
-      </w:tr>
-      <w:tr>
-        <w:tc>
-          <w:tcPr>
-            <w:tcW w:type="dxa" w:w="2160"/>
-          </w:tcPr>
-          <w:p>
-            <w:r>
-              <w:t>Dermal Fillers</w:t>
-            </w:r>
-          </w:p>
-        </w:tc>
-        <w:tc>
-          <w:tcPr>
-            <w:tcW w:type="dxa" w:w="2160"/>
-          </w:tcPr>
-          <w:p>
-            <w:r>
-              <w:t>Aesthetics</w:t>
-            </w:r>
-          </w:p>
-        </w:tc>
-        <w:tc>
-          <w:tcPr>
-            <w:tcW w:type="dxa" w:w="2160"/>
-          </w:tcPr>
-          <w:p>
-            <w:r>
-              <w:t>$120</w:t>
-            </w:r>
-          </w:p>
-        </w:tc>
-        <w:tc>
-          <w:tcPr>
-            <w:tcW w:type="dxa" w:w="2160"/>
-          </w:tcPr>
-          <w:p>
-            <w:r>
-              <w:t>$400</w:t>
-            </w:r>
-          </w:p>
-        </w:tc>
-      </w:tr>
-      <w:tr>
-        <w:tc>
-          <w:tcPr>
-            <w:tcW w:type="dxa" w:w="2160"/>
-          </w:tcPr>
-          <w:p>
-            <w:r>
-              <w:t>RF Microneedling (Morpheus8)</w:t>
-            </w:r>
-          </w:p>
-        </w:tc>
-        <w:tc>
-          <w:tcPr>
-            <w:tcW w:type="dxa" w:w="2160"/>
-          </w:tcPr>
-          <w:p>
-            <w:r>
-              <w:t>Aesthetics</w:t>
-            </w:r>
-          </w:p>
-        </w:tc>
-        <w:tc>
-          <w:tcPr>
-            <w:tcW w:type="dxa" w:w="2160"/>
-          </w:tcPr>
-          <w:p>
-            <w:r>
-              <w:t>$150</w:t>
-            </w:r>
-          </w:p>
-        </w:tc>
-        <w:tc>
-          <w:tcPr>
-            <w:tcW w:type="dxa" w:w="2160"/>
-          </w:tcPr>
-          <w:p>
-            <w:r>
-              <w:t>$500</w:t>
-            </w:r>
-          </w:p>
-        </w:tc>
-      </w:tr>
-      <w:tr>
-        <w:tc>
-          <w:tcPr>
-            <w:tcW w:type="dxa" w:w="2160"/>
-          </w:tcPr>
-          <w:p>
-            <w:r>
-              <w:t>IPL / Lumecca</w:t>
-            </w:r>
-          </w:p>
-        </w:tc>
-        <w:tc>
-          <w:tcPr>
-            <w:tcW w:type="dxa" w:w="2160"/>
-          </w:tcPr>
-          <w:p>
-            <w:r>
-              <w:t>Aesthetics</w:t>
-            </w:r>
-          </w:p>
-        </w:tc>
-        <w:tc>
-          <w:tcPr>
-            <w:tcW w:type="dxa" w:w="2160"/>
-          </w:tcPr>
-          <w:p>
-            <w:r>
-              <w:t>$90</w:t>
-            </w:r>
-          </w:p>
-        </w:tc>
-        <w:tc>
-          <w:tcPr>
-            <w:tcW w:type="dxa" w:w="2160"/>
-          </w:tcPr>
-          <w:p>
-            <w:r>
-              <w:t>$300</w:t>
-            </w:r>
-          </w:p>
-        </w:tc>
-      </w:tr>
-      <w:tr>
-        <w:tc>
-          <w:tcPr>
-            <w:tcW w:type="dxa" w:w="2160"/>
-          </w:tcPr>
-          <w:p>
-            <w:r>
-              <w:t>Laser Hair Removal</w:t>
-            </w:r>
-          </w:p>
-        </w:tc>
-        <w:tc>
-          <w:tcPr>
-            <w:tcW w:type="dxa" w:w="2160"/>
-          </w:tcPr>
-          <w:p>
-            <w:r>
-              <w:t>Aesthetics</w:t>
-            </w:r>
-          </w:p>
-        </w:tc>
-        <w:tc>
-          <w:tcPr>
-            <w:tcW w:type="dxa" w:w="2160"/>
-          </w:tcPr>
-          <w:p>
-            <w:r>
-              <w:t>$60</w:t>
-            </w:r>
-          </w:p>
-        </w:tc>
-        <w:tc>
-          <w:tcPr>
-            <w:tcW w:type="dxa" w:w="2160"/>
-          </w:tcPr>
-          <w:p>
-            <w:r>
-              <w:t>$200</w:t>
-            </w:r>
-          </w:p>
-        </w:tc>
-      </w:tr>
-      <w:tr>
-        <w:tc>
-          <w:tcPr>
-            <w:tcW w:type="dxa" w:w="2160"/>
-          </w:tcPr>
-          <w:p>
-            <w:r>
-              <w:t>Chemical Peel</w:t>
-            </w:r>
-          </w:p>
-        </w:tc>
-        <w:tc>
-          <w:tcPr>
-            <w:tcW w:type="dxa" w:w="2160"/>
-          </w:tcPr>
-          <w:p>
-            <w:r>
-              <w:t>Aesthetics</w:t>
-            </w:r>
-          </w:p>
-        </w:tc>
-        <w:tc>
-          <w:tcPr>
-            <w:tcW w:type="dxa" w:w="2160"/>
-          </w:tcPr>
-          <w:p>
-            <w:r>
-              <w:t>$35</w:t>
-            </w:r>
-          </w:p>
-        </w:tc>
-        <w:tc>
-          <w:tcPr>
-            <w:tcW w:type="dxa" w:w="2160"/>
-          </w:tcPr>
-          <w:p>
-            <w:r>
-              <w:t>$120</w:t>
-            </w:r>
-          </w:p>
-        </w:tc>
-      </w:tr>
-      <w:tr>
-        <w:tc>
-          <w:tcPr>
-            <w:tcW w:type="dxa" w:w="2160"/>
-          </w:tcPr>
-          <w:p>
-            <w:r>
-              <w:t>Facial</w:t>
-            </w:r>
-          </w:p>
-        </w:tc>
-        <w:tc>
-          <w:tcPr>
-            <w:tcW w:type="dxa" w:w="2160"/>
-          </w:tcPr>
-          <w:p>
-            <w:r>
-              <w:t>Aesthetics</w:t>
-            </w:r>
-          </w:p>
-        </w:tc>
-        <w:tc>
-          <w:tcPr>
-            <w:tcW w:type="dxa" w:w="2160"/>
-          </w:tcPr>
-          <w:p>
-            <w:r>
-              <w:t>$30</w:t>
-            </w:r>
-          </w:p>
-        </w:tc>
-        <w:tc>
-          <w:tcPr>
-            <w:tcW w:type="dxa" w:w="2160"/>
-          </w:tcPr>
-          <w:p>
-            <w:r>
-              <w:t>$100</w:t>
-            </w:r>
-          </w:p>
-        </w:tc>
-      </w:tr>
-      <w:tr>
-        <w:tc>
-          <w:tcPr>
-            <w:tcW w:type="dxa" w:w="2160"/>
-          </w:tcPr>
-          <w:p>
-            <w:r>
-              <w:t>Body Contouring</w:t>
-            </w:r>
-          </w:p>
-        </w:tc>
-        <w:tc>
-          <w:tcPr>
-            <w:tcW w:type="dxa" w:w="2160"/>
-          </w:tcPr>
-          <w:p>
-            <w:r>
-              <w:t>Aesthetics</w:t>
-            </w:r>
-          </w:p>
-        </w:tc>
-        <w:tc>
-          <w:tcPr>
-            <w:tcW w:type="dxa" w:w="2160"/>
-          </w:tcPr>
-          <w:p>
-            <w:r>
-              <w:t>$100</w:t>
-            </w:r>
-          </w:p>
-        </w:tc>
-        <w:tc>
-          <w:tcPr>
-            <w:tcW w:type="dxa" w:w="2160"/>
-          </w:tcPr>
-          <w:p>
-            <w:r>
-              <w:t>$350</w:t>
-            </w:r>
-          </w:p>
-        </w:tc>
-      </w:tr>
-      <w:tr>
-        <w:tc>
-          <w:tcPr>
-            <w:tcW w:type="dxa" w:w="2160"/>
-          </w:tcPr>
-          <w:p>
-            <w:r>
-              <w:t>HRT Consultation</w:t>
-            </w:r>
-          </w:p>
-        </w:tc>
-        <w:tc>
-          <w:tcPr>
-            <w:tcW w:type="dxa" w:w="2160"/>
-          </w:tcPr>
-          <w:p>
-            <w:r>
-              <w:t>Hormones</w:t>
-            </w:r>
-          </w:p>
-        </w:tc>
-        <w:tc>
-          <w:tcPr>
-            <w:tcW w:type="dxa" w:w="2160"/>
-          </w:tcPr>
-          <w:p>
-            <w:r>
-              <w:t>$30</w:t>
-            </w:r>
-          </w:p>
-        </w:tc>
-        <w:tc>
-          <w:tcPr>
-            <w:tcW w:type="dxa" w:w="2160"/>
-          </w:tcPr>
-          <w:p>
-            <w:r>
-              <w:t>$100</w:t>
-            </w:r>
-          </w:p>
-        </w:tc>
-      </w:tr>
-      <w:tr>
-        <w:tc>
-          <w:tcPr>
-            <w:tcW w:type="dxa" w:w="2160"/>
-          </w:tcPr>
-          <w:p>
-            <w:r>
-              <w:t>Testosterone Replacement</w:t>
-            </w:r>
-          </w:p>
-        </w:tc>
-        <w:tc>
-          <w:tcPr>
-            <w:tcW w:type="dxa" w:w="2160"/>
-          </w:tcPr>
-          <w:p>
-            <w:r>
-              <w:t>Hormones</w:t>
-            </w:r>
-          </w:p>
-        </w:tc>
-        <w:tc>
-          <w:tcPr>
-            <w:tcW w:type="dxa" w:w="2160"/>
-          </w:tcPr>
-          <w:p>
-            <w:r>
-              <w:t>$45</w:t>
-            </w:r>
-          </w:p>
-        </w:tc>
-        <w:tc>
-          <w:tcPr>
-            <w:tcW w:type="dxa" w:w="2160"/>
-          </w:tcPr>
-          <w:p>
-            <w:r>
-              <w:t>$150</w:t>
-            </w:r>
-          </w:p>
-        </w:tc>
-      </w:tr>
-      <w:tr>
-        <w:tc>
-          <w:tcPr>
-            <w:tcW w:type="dxa" w:w="2160"/>
-          </w:tcPr>
-          <w:p>
-            <w:r>
-              <w:t>BHRT / Menopause Treatment</w:t>
-            </w:r>
-          </w:p>
-        </w:tc>
-        <w:tc>
-          <w:tcPr>
-            <w:tcW w:type="dxa" w:w="2160"/>
-          </w:tcPr>
-          <w:p>
-            <w:r>
-              <w:t>Hormones</w:t>
-            </w:r>
-          </w:p>
-        </w:tc>
-        <w:tc>
-          <w:tcPr>
-            <w:tcW w:type="dxa" w:w="2160"/>
-          </w:tcPr>
-          <w:p>
-            <w:r>
-              <w:t>$50</w:t>
-            </w:r>
-          </w:p>
-        </w:tc>
-        <w:tc>
-          <w:tcPr>
-            <w:tcW w:type="dxa" w:w="2160"/>
-          </w:tcPr>
-          <w:p>
-            <w:r>
-              <w:t>$175</w:t>
-            </w:r>
-          </w:p>
-        </w:tc>
-      </w:tr>
-      <w:tr>
-        <w:tc>
-          <w:tcPr>
-            <w:tcW w:type="dxa" w:w="2160"/>
-          </w:tcPr>
-          <w:p>
-            <w:r>
-              <w:t>GLP-1 Medication</w:t>
-            </w:r>
-          </w:p>
-        </w:tc>
-        <w:tc>
-          <w:tcPr>
-            <w:tcW w:type="dxa" w:w="2160"/>
-          </w:tcPr>
-          <w:p>
-            <w:r>
-              <w:t>Weight Loss</w:t>
-            </w:r>
-          </w:p>
-        </w:tc>
-        <w:tc>
-          <w:tcPr>
-            <w:tcW w:type="dxa" w:w="2160"/>
-          </w:tcPr>
-          <w:p>
-            <w:r>
-              <w:t>$80</w:t>
-            </w:r>
-          </w:p>
-        </w:tc>
-        <w:tc>
-          <w:tcPr>
-            <w:tcW w:type="dxa" w:w="2160"/>
-          </w:tcPr>
-          <w:p>
-            <w:r>
-              <w:t>$250</w:t>
-            </w:r>
-          </w:p>
-        </w:tc>
-      </w:tr>
-      <w:tr>
-        <w:tc>
-          <w:tcPr>
-            <w:tcW w:type="dxa" w:w="2160"/>
-          </w:tcPr>
-          <w:p>
-            <w:r>
-              <w:t>Nutritionist Consultation</w:t>
-            </w:r>
-          </w:p>
-        </w:tc>
-        <w:tc>
-          <w:tcPr>
-            <w:tcW w:type="dxa" w:w="2160"/>
-          </w:tcPr>
-          <w:p>
-            <w:r>
-              <w:t>Weight Loss</w:t>
-            </w:r>
-          </w:p>
-        </w:tc>
-        <w:tc>
-          <w:tcPr>
-            <w:tcW w:type="dxa" w:w="2160"/>
-          </w:tcPr>
-          <w:p>
-            <w:r>
-              <w:t>$25</w:t>
-            </w:r>
-          </w:p>
-        </w:tc>
-        <w:tc>
-          <w:tcPr>
-            <w:tcW w:type="dxa" w:w="2160"/>
-          </w:tcPr>
-          <w:p>
-            <w:r>
-              <w:t>$85</w:t>
-            </w:r>
-          </w:p>
-        </w:tc>
-      </w:tr>
-      <w:tr>
-        <w:tc>
-          <w:tcPr>
-            <w:tcW w:type="dxa" w:w="2160"/>
-          </w:tcPr>
-          <w:p>
-            <w:r>
-              <w:t>Personal Training Session</w:t>
-            </w:r>
-          </w:p>
-        </w:tc>
-        <w:tc>
-          <w:tcPr>
-            <w:tcW w:type="dxa" w:w="2160"/>
-          </w:tcPr>
-          <w:p>
-            <w:r>
-              <w:t>Weight Loss</w:t>
-            </w:r>
-          </w:p>
-        </w:tc>
-        <w:tc>
-          <w:tcPr>
-            <w:tcW w:type="dxa" w:w="2160"/>
-          </w:tcPr>
-          <w:p>
-            <w:r>
-              <w:t>$20</w:t>
-            </w:r>
-          </w:p>
-        </w:tc>
-        <w:tc>
-          <w:tcPr>
-            <w:tcW w:type="dxa" w:w="2160"/>
-          </w:tcPr>
-          <w:p>
-            <w:r>
-              <w:t>$65</w:t>
-            </w:r>
-          </w:p>
-        </w:tc>
-      </w:tr>
-      <w:tr>
-        <w:tc>
-          <w:tcPr>
-            <w:tcW w:type="dxa" w:w="2160"/>
-          </w:tcPr>
-          <w:p>
-            <w:r>
-              <w:t>Body Composition Analysis</w:t>
-            </w:r>
-          </w:p>
-        </w:tc>
-        <w:tc>
-          <w:tcPr>
-            <w:tcW w:type="dxa" w:w="2160"/>
-          </w:tcPr>
-          <w:p>
-            <w:r>
-              <w:t>Weight Loss</w:t>
-            </w:r>
-          </w:p>
-        </w:tc>
-        <w:tc>
-          <w:tcPr>
-            <w:tcW w:type="dxa" w:w="2160"/>
-          </w:tcPr>
-          <w:p>
-            <w:r>
-              <w:t>$15</w:t>
-            </w:r>
-          </w:p>
-        </w:tc>
-        <w:tc>
-          <w:tcPr>
-            <w:tcW w:type="dxa" w:w="2160"/>
-          </w:tcPr>
-          <w:p>
-            <w:r>
-              <w:t>$50</w:t>
-            </w:r>
-          </w:p>
-        </w:tc>
-      </w:tr>
-      <w:tr>
-        <w:tc>
-          <w:tcPr>
-            <w:tcW w:type="dxa" w:w="2160"/>
-          </w:tcPr>
-          <w:p>
-            <w:r>
-              <w:t>Sexual Health / ED Treatment</w:t>
-            </w:r>
-          </w:p>
-        </w:tc>
-        <w:tc>
-          <w:tcPr>
-            <w:tcW w:type="dxa" w:w="2160"/>
-          </w:tcPr>
-          <w:p>
-            <w:r>
-              <w:t>Hormones</w:t>
-            </w:r>
-          </w:p>
-        </w:tc>
-        <w:tc>
-          <w:tcPr>
-            <w:tcW w:type="dxa" w:w="2160"/>
-          </w:tcPr>
-          <w:p>
-            <w:r>
-              <w:t>$35</w:t>
-            </w:r>
-          </w:p>
-        </w:tc>
-        <w:tc>
-          <w:tcPr>
-            <w:tcW w:type="dxa" w:w="2160"/>
-          </w:tcPr>
-          <w:p>
-            <w:r>
-              <w:t>$125</w:t>
-            </w:r>
-          </w:p>
-        </w:tc>
-      </w:tr>
-    </w:tbl>
-    <w:p/>
-    <w:p>
-      <w:pPr>
-        <w:pStyle w:val="Heading1"/>
-      </w:pPr>
-      <w:r>
-        <w:t>2. Packages (Service Bundles)</w:t>
-      </w:r>
-    </w:p>
-    <w:p>
-      <w:r>
-        <w:rPr>
-          <w:i/>
-        </w:rPr>
-        <w:t>Bundles of services sold as a single purchase. NOT connected to memberships — completely independent.</w:t>
-      </w:r>
-    </w:p>
-    <w:p/>
-    <w:tbl>
-      <w:tblPr>
-        <w:tblStyle w:val="MediumShading1-Accent1"/>
-        <w:tblW w:type="auto" w:w="0"/>
-        <w:jc w:val="center"/>
-        <w:tblLook w:firstColumn="1" w:firstRow="1" w:lastColumn="0" w:lastRow="0" w:noHBand="0" w:noVBand="1" w:val="04A0"/>
-      </w:tblPr>
-      <w:tblGrid>
-        <w:gridCol w:w="2160"/>
-        <w:gridCol w:w="2160"/>
-        <w:gridCol w:w="2160"/>
-        <w:gridCol w:w="2160"/>
-      </w:tblGrid>
-      <w:tr>
-        <w:tc>
-          <w:tcPr>
-            <w:tcW w:type="dxa" w:w="2160"/>
-          </w:tcPr>
-          <w:p>
-            <w:r>
-              <w:rPr>
-                <w:b/>
-              </w:rPr>
-              <w:t>Package</w:t>
-            </w:r>
-          </w:p>
-        </w:tc>
-        <w:tc>
-          <w:tcPr>
-            <w:tcW w:type="dxa" w:w="2160"/>
-          </w:tcPr>
-          <w:p>
-            <w:r>
-              <w:rPr>
-                <w:b/>
-              </w:rPr>
-              <w:t>Price</w:t>
-            </w:r>
-          </w:p>
-        </w:tc>
-        <w:tc>
-          <w:tcPr>
-            <w:tcW w:type="dxa" w:w="2160"/>
-          </w:tcPr>
-          <w:p>
-            <w:r>
-              <w:rPr>
-                <w:b/>
-              </w:rPr>
-              <w:t>Cost</w:t>
-            </w:r>
-          </w:p>
-        </w:tc>
-        <w:tc>
-          <w:tcPr>
-            <w:tcW w:type="dxa" w:w="2160"/>
-          </w:tcPr>
-          <w:p>
-            <w:r>
-              <w:rPr>
-                <w:b/>
-              </w:rPr>
-              <w:t>Margin</w:t>
-            </w:r>
-          </w:p>
-        </w:tc>
-      </w:tr>
-      <w:tr>
-        <w:tc>
-          <w:tcPr>
-            <w:tcW w:type="dxa" w:w="2160"/>
-          </w:tcPr>
-          <w:p>
-            <w:r>
-              <w:t>Weight Loss Kickstart</w:t>
-            </w:r>
-          </w:p>
-        </w:tc>
-        <w:tc>
-          <w:tcPr>
-            <w:tcW w:type="dxa" w:w="2160"/>
-          </w:tcPr>
-          <w:p>
-            <w:r>
-              <w:t>$699</w:t>
-            </w:r>
-          </w:p>
-        </w:tc>
-        <w:tc>
-          <w:tcPr>
-            <w:tcW w:type="dxa" w:w="2160"/>
-          </w:tcPr>
-          <w:p>
-            <w:r>
-              <w:t>$280</w:t>
-            </w:r>
-          </w:p>
-        </w:tc>
-        <w:tc>
-          <w:tcPr>
-            <w:tcW w:type="dxa" w:w="2160"/>
-          </w:tcPr>
-          <w:p>
-            <w:r>
-              <w:t>59.9%</w:t>
-            </w:r>
-          </w:p>
-        </w:tc>
-      </w:tr>
-      <w:tr>
-        <w:tc>
-          <w:tcPr>
-            <w:tcW w:type="dxa" w:w="2160"/>
-          </w:tcPr>
-          <w:p>
-            <w:r>
-              <w:t>Weight Loss Accelerator</w:t>
-            </w:r>
-          </w:p>
-        </w:tc>
-        <w:tc>
-          <w:tcPr>
-            <w:tcW w:type="dxa" w:w="2160"/>
-          </w:tcPr>
-          <w:p>
-            <w:r>
-              <w:t>$1,299</w:t>
-            </w:r>
-          </w:p>
-        </w:tc>
-        <w:tc>
-          <w:tcPr>
-            <w:tcW w:type="dxa" w:w="2160"/>
-          </w:tcPr>
-          <w:p>
-            <w:r>
-              <w:t>$520</w:t>
-            </w:r>
-          </w:p>
-        </w:tc>
-        <w:tc>
-          <w:tcPr>
-            <w:tcW w:type="dxa" w:w="2160"/>
-          </w:tcPr>
-          <w:p>
-            <w:r>
-              <w:t>60.0%</w:t>
-            </w:r>
-          </w:p>
-        </w:tc>
-      </w:tr>
-      <w:tr>
-        <w:tc>
-          <w:tcPr>
-            <w:tcW w:type="dxa" w:w="2160"/>
-          </w:tcPr>
-          <w:p>
-            <w:r>
-              <w:t>Glow Up</w:t>
-            </w:r>
-          </w:p>
-        </w:tc>
-        <w:tc>
-          <w:tcPr>
-            <w:tcW w:type="dxa" w:w="2160"/>
-          </w:tcPr>
-          <w:p>
-            <w:r>
-              <w:t>$899</w:t>
-            </w:r>
-          </w:p>
-        </w:tc>
-        <w:tc>
-          <w:tcPr>
-            <w:tcW w:type="dxa" w:w="2160"/>
-          </w:tcPr>
-          <w:p>
-            <w:r>
-              <w:t>$350</w:t>
-            </w:r>
-          </w:p>
-        </w:tc>
-        <w:tc>
-          <w:tcPr>
-            <w:tcW w:type="dxa" w:w="2160"/>
-          </w:tcPr>
-          <w:p>
-            <w:r>
-              <w:t>61.1%</w:t>
-            </w:r>
-          </w:p>
-        </w:tc>
-      </w:tr>
-      <w:tr>
-        <w:tc>
-          <w:tcPr>
-            <w:tcW w:type="dxa" w:w="2160"/>
-          </w:tcPr>
-          <w:p>
-            <w:r>
-              <w:t>Total Body Reset</w:t>
-            </w:r>
-          </w:p>
-        </w:tc>
-        <w:tc>
-          <w:tcPr>
-            <w:tcW w:type="dxa" w:w="2160"/>
-          </w:tcPr>
-          <w:p>
-            <w:r>
-              <w:t>$1,699</w:t>
-            </w:r>
-          </w:p>
-        </w:tc>
-        <w:tc>
-          <w:tcPr>
-            <w:tcW w:type="dxa" w:w="2160"/>
-          </w:tcPr>
-          <w:p>
-            <w:r>
-              <w:t>$680</w:t>
-            </w:r>
-          </w:p>
-        </w:tc>
-        <w:tc>
-          <w:tcPr>
-            <w:tcW w:type="dxa" w:w="2160"/>
-          </w:tcPr>
-          <w:p>
-            <w:r>
-              <w:t>60.0%</w:t>
-            </w:r>
-          </w:p>
-        </w:tc>
-      </w:tr>
-    </w:tbl>
-    <w:p/>
-    <w:p>
-      <w:pPr>
-        <w:pStyle w:val="Heading2"/>
-      </w:pPr>
-      <w:r>
-        <w:t>Weight Loss Kickstart — $699</w:t>
-      </w:r>
-    </w:p>
-    <w:p>
-      <w:pPr>
-        <w:pStyle w:val="ListBullet"/>
-      </w:pPr>
-      <w:r>
-        <w:t>GLP-1 Medication (1 month)</w:t>
-      </w:r>
-    </w:p>
-    <w:p>
-      <w:pPr>
-        <w:pStyle w:val="ListBullet"/>
-      </w:pPr>
-      <w:r>
-        <w:t>4x Accountability consultations</w:t>
-      </w:r>
-    </w:p>
-    <w:p>
-      <w:pPr>
-        <w:pStyle w:val="ListBullet"/>
-      </w:pPr>
-      <w:r>
-        <w:t>2x Nutritionist meal planning sessions</w:t>
-      </w:r>
-    </w:p>
-    <w:p>
-      <w:pPr>
-        <w:pStyle w:val="ListBullet"/>
-      </w:pPr>
-      <w:r>
-        <w:t>4x Personal training sessions</w:t>
-      </w:r>
-    </w:p>
-    <w:p>
-      <w:pPr>
-        <w:pStyle w:val="ListBullet"/>
-      </w:pPr>
-      <w:r>
-        <w:t>Body composition analysis</w:t>
-      </w:r>
-    </w:p>
-    <w:p>
-      <w:pPr>
-        <w:pStyle w:val="ListBullet"/>
-      </w:pPr>
-      <w:r>
-        <w:t>Weight loss supplement bundle</w:t>
-      </w:r>
-    </w:p>
-    <w:p/>
-    <w:p>
-      <w:pPr>
-        <w:pStyle w:val="Heading2"/>
-      </w:pPr>
-      <w:r>
-        <w:t>Weight Loss Accelerator — $1,299</w:t>
-      </w:r>
-    </w:p>
-    <w:p>
-      <w:pPr>
-        <w:pStyle w:val="ListBullet"/>
-      </w:pPr>
-      <w:r>
-        <w:t>GLP-1 Medication (3 months)</w:t>
-      </w:r>
-    </w:p>
-    <w:p>
-      <w:pPr>
-        <w:pStyle w:val="ListBullet"/>
-      </w:pPr>
-      <w:r>
-        <w:t>12x Weekly accountability consultations</w:t>
-      </w:r>
-    </w:p>
-    <w:p>
-      <w:pPr>
-        <w:pStyle w:val="ListBullet"/>
-      </w:pPr>
-      <w:r>
-        <w:t>6x Bi-weekly check-in meetings</w:t>
-      </w:r>
-    </w:p>
-    <w:p>
-      <w:pPr>
-        <w:pStyle w:val="ListBullet"/>
-      </w:pPr>
-      <w:r>
-        <w:t>6x Nutritionist sessions</w:t>
-      </w:r>
-    </w:p>
-    <w:p>
-      <w:pPr>
-        <w:pStyle w:val="ListBullet"/>
-      </w:pPr>
-      <w:r>
-        <w:t>12x Personal training sessions</w:t>
-      </w:r>
-    </w:p>
-    <w:p>
-      <w:pPr>
-        <w:pStyle w:val="ListBullet"/>
-      </w:pPr>
-      <w:r>
-        <w:t>3x Progress labs &amp; body comp</w:t>
-      </w:r>
-    </w:p>
-    <w:p>
-      <w:pPr>
-        <w:pStyle w:val="ListBullet"/>
-      </w:pPr>
-      <w:r>
-        <w:t>Weight loss supplement bundle</w:t>
-      </w:r>
-    </w:p>
-    <w:p/>
-    <w:p>
-      <w:pPr>
-        <w:pStyle w:val="Heading2"/>
-      </w:pPr>
-      <w:r>
-        <w:t>Glow Up — $899</w:t>
-      </w:r>
-    </w:p>
-    <w:p>
-      <w:pPr>
-        <w:pStyle w:val="ListBullet"/>
-      </w:pPr>
-      <w:r>
-        <w:t>2x Botox sessions</w:t>
-      </w:r>
-    </w:p>
-    <w:p>
-      <w:pPr>
-        <w:pStyle w:val="ListBullet"/>
-      </w:pPr>
-      <w:r>
-        <w:t>1x Dermal filler session</w:t>
-      </w:r>
-    </w:p>
-    <w:p>
-      <w:pPr>
-        <w:pStyle w:val="ListBullet"/>
-      </w:pPr>
-      <w:r>
-        <w:t>2x Chemical peels</w:t>
-      </w:r>
-    </w:p>
-    <w:p>
-      <w:pPr>
-        <w:pStyle w:val="ListBullet"/>
-      </w:pPr>
-      <w:r>
-        <w:t>2x Facials</w:t>
-      </w:r>
-    </w:p>
-    <w:p/>
-    <w:p>
-      <w:pPr>
-        <w:pStyle w:val="Heading2"/>
-      </w:pPr>
-      <w:r>
-        <w:t>Total Body Reset — $1,699</w:t>
-      </w:r>
-    </w:p>
-    <w:p>
-      <w:pPr>
-        <w:pStyle w:val="ListBullet"/>
-      </w:pPr>
-      <w:r>
-        <w:t>GLP-1 Medication (3 months)</w:t>
-      </w:r>
-    </w:p>
-    <w:p>
-      <w:pPr>
-        <w:pStyle w:val="ListBullet"/>
-      </w:pPr>
-      <w:r>
-        <w:t>12x Accountability consultations</w:t>
-      </w:r>
-    </w:p>
-    <w:p>
-      <w:pPr>
-        <w:pStyle w:val="ListBullet"/>
-      </w:pPr>
-      <w:r>
-        <w:t>6x Personal training sessions</w:t>
-      </w:r>
-    </w:p>
-    <w:p>
-      <w:pPr>
-        <w:pStyle w:val="ListBullet"/>
-      </w:pPr>
-      <w:r>
-        <w:t>3x Body contouring sessions</w:t>
-      </w:r>
-    </w:p>
-    <w:p>
-      <w:pPr>
-        <w:pStyle w:val="ListBullet"/>
-      </w:pPr>
-      <w:r>
-        <w:t>3x Progress labs &amp; body comp</w:t>
-      </w:r>
-    </w:p>
-    <w:p>
-      <w:pPr>
-        <w:pStyle w:val="ListBullet"/>
-      </w:pPr>
-      <w:r>
-        <w:t>Nutritionist meal plan</w:t>
-      </w:r>
-    </w:p>
-    <w:p/>
-    <w:p>
-      <w:pPr>
-        <w:pStyle w:val="Heading1"/>
-      </w:pPr>
-      <w:r>
-        <w:t>3. Memberships (Recurring Monthly)</w:t>
-      </w:r>
-    </w:p>
-    <w:p>
-      <w:r>
-        <w:rPr>
-          <w:i/>
-        </w:rPr>
-        <w:t>Monthly plans that include credits, services, and products. Starter fee charged at sign-up.</w:t>
-      </w:r>
-    </w:p>
-    <w:p/>
-    <w:tbl>
-      <w:tblPr>
-        <w:tblStyle w:val="MediumShading1-Accent1"/>
-        <w:tblW w:type="auto" w:w="0"/>
-        <w:jc w:val="center"/>
-        <w:tblLook w:firstColumn="1" w:firstRow="1" w:lastColumn="0" w:lastRow="0" w:noHBand="0" w:noVBand="1" w:val="04A0"/>
-      </w:tblPr>
-      <w:tblGrid>
-        <w:gridCol w:w="1440"/>
-        <w:gridCol w:w="1440"/>
-        <w:gridCol w:w="1440"/>
-        <w:gridCol w:w="1440"/>
-        <w:gridCol w:w="1440"/>
-        <w:gridCol w:w="1440"/>
-      </w:tblGrid>
-      <w:tr>
-        <w:tc>
-          <w:tcPr>
-            <w:tcW w:type="dxa" w:w="1440"/>
-          </w:tcPr>
-          <w:p>
-            <w:r>
-              <w:rPr>
-                <w:b/>
-              </w:rPr>
-              <w:t>Tier</w:t>
-            </w:r>
-          </w:p>
-        </w:tc>
-        <w:tc>
-          <w:tcPr>
-            <w:tcW w:type="dxa" w:w="1440"/>
-          </w:tcPr>
-          <w:p>
-            <w:r>
-              <w:rPr>
-                <w:b/>
-              </w:rPr>
-              <w:t>Membership</w:t>
-            </w:r>
-          </w:p>
-        </w:tc>
-        <w:tc>
-          <w:tcPr>
-            <w:tcW w:type="dxa" w:w="1440"/>
-          </w:tcPr>
-          <w:p>
-            <w:r>
-              <w:rPr>
-                <w:b/>
-              </w:rPr>
-              <w:t>Starter Fee</w:t>
-            </w:r>
-          </w:p>
-        </w:tc>
-        <w:tc>
-          <w:tcPr>
-            <w:tcW w:type="dxa" w:w="1440"/>
-          </w:tcPr>
-          <w:p>
-            <w:r>
-              <w:rPr>
-                <w:b/>
-              </w:rPr>
-              <w:t>Monthly</w:t>
-            </w:r>
-          </w:p>
-        </w:tc>
-        <w:tc>
-          <w:tcPr>
-            <w:tcW w:type="dxa" w:w="1440"/>
-          </w:tcPr>
-          <w:p>
-            <w:r>
-              <w:rPr>
-                <w:b/>
-              </w:rPr>
-              <w:t>Credits/Mo</w:t>
-            </w:r>
-          </w:p>
-        </w:tc>
-        <w:tc>
-          <w:tcPr>
-            <w:tcW w:type="dxa" w:w="1440"/>
-          </w:tcPr>
-          <w:p>
-            <w:r>
-              <w:rPr>
-                <w:b/>
-              </w:rPr>
-              <w:t>Margin</w:t>
-            </w:r>
-          </w:p>
-        </w:tc>
-      </w:tr>
-      <w:tr>
-        <w:tc>
-          <w:tcPr>
-            <w:tcW w:type="dxa" w:w="1440"/>
-          </w:tcPr>
-          <w:p>
-            <w:r>
-              <w:t>Starter</w:t>
-            </w:r>
-          </w:p>
-        </w:tc>
-        <w:tc>
-          <w:tcPr>
-            <w:tcW w:type="dxa" w:w="1440"/>
-          </w:tcPr>
-          <w:p>
-            <w:r>
-              <w:t>Wellness</w:t>
-            </w:r>
-          </w:p>
-        </w:tc>
-        <w:tc>
-          <w:tcPr>
-            <w:tcW w:type="dxa" w:w="1440"/>
-          </w:tcPr>
-          <w:p>
-            <w:r>
-              <w:t>$99</w:t>
-            </w:r>
-          </w:p>
-        </w:tc>
-        <w:tc>
-          <w:tcPr>
-            <w:tcW w:type="dxa" w:w="1440"/>
-          </w:tcPr>
-          <w:p>
-            <w:r>
-              <w:t>$149/mo</w:t>
-            </w:r>
-          </w:p>
-        </w:tc>
-        <w:tc>
-          <w:tcPr>
-            <w:tcW w:type="dxa" w:w="1440"/>
-          </w:tcPr>
-          <w:p>
-            <w:r>
-              <w:t>2</w:t>
-            </w:r>
-          </w:p>
-        </w:tc>
-        <w:tc>
-          <w:tcPr>
-            <w:tcW w:type="dxa" w:w="1440"/>
-          </w:tcPr>
-          <w:p>
-            <w:r>
-              <w:t>69.8%</w:t>
-            </w:r>
-          </w:p>
-        </w:tc>
-      </w:tr>
-      <w:tr>
-        <w:tc>
-          <w:tcPr>
-            <w:tcW w:type="dxa" w:w="1440"/>
-          </w:tcPr>
-          <w:p>
-            <w:r>
-              <w:t>Growth</w:t>
-            </w:r>
-          </w:p>
-        </w:tc>
-        <w:tc>
-          <w:tcPr>
-            <w:tcW w:type="dxa" w:w="1440"/>
-          </w:tcPr>
-          <w:p>
-            <w:r>
-              <w:t>Vitality</w:t>
-            </w:r>
-          </w:p>
-        </w:tc>
-        <w:tc>
-          <w:tcPr>
-            <w:tcW w:type="dxa" w:w="1440"/>
-          </w:tcPr>
-          <w:p>
-            <w:r>
-              <w:t>$149</w:t>
-            </w:r>
-          </w:p>
-        </w:tc>
-        <w:tc>
-          <w:tcPr>
-            <w:tcW w:type="dxa" w:w="1440"/>
-          </w:tcPr>
-          <w:p>
-            <w:r>
-              <w:t>$249/mo</w:t>
-            </w:r>
-          </w:p>
-        </w:tc>
-        <w:tc>
-          <w:tcPr>
-            <w:tcW w:type="dxa" w:w="1440"/>
-          </w:tcPr>
-          <w:p>
-            <w:r>
-              <w:t>4</w:t>
-            </w:r>
-          </w:p>
-        </w:tc>
-        <w:tc>
-          <w:tcPr>
-            <w:tcW w:type="dxa" w:w="1440"/>
-          </w:tcPr>
-          <w:p>
-            <w:r>
-              <w:t>61.8%</w:t>
-            </w:r>
-          </w:p>
-        </w:tc>
-      </w:tr>
-      <w:tr>
-        <w:tc>
-          <w:tcPr>
-            <w:tcW w:type="dxa" w:w="1440"/>
-          </w:tcPr>
-          <w:p>
-            <w:r>
-              <w:t>Scale</w:t>
-            </w:r>
-          </w:p>
-        </w:tc>
-        <w:tc>
-          <w:tcPr>
-            <w:tcW w:type="dxa" w:w="1440"/>
-          </w:tcPr>
-          <w:p>
-            <w:r>
-              <w:t>Elite</w:t>
-            </w:r>
-          </w:p>
-        </w:tc>
-        <w:tc>
-          <w:tcPr>
-            <w:tcW w:type="dxa" w:w="1440"/>
-          </w:tcPr>
-          <w:p>
-            <w:r>
-              <w:t>$199</w:t>
-            </w:r>
-          </w:p>
-        </w:tc>
-        <w:tc>
-          <w:tcPr>
-            <w:tcW w:type="dxa" w:w="1440"/>
-          </w:tcPr>
-          <w:p>
-            <w:r>
-              <w:t>$399/mo</w:t>
-            </w:r>
-          </w:p>
-        </w:tc>
-        <w:tc>
-          <w:tcPr>
-            <w:tcW w:type="dxa" w:w="1440"/>
-          </w:tcPr>
-          <w:p>
-            <w:r>
-              <w:t>8</w:t>
-            </w:r>
-          </w:p>
-        </w:tc>
-        <w:tc>
-          <w:tcPr>
-            <w:tcW w:type="dxa" w:w="1440"/>
-          </w:tcPr>
-          <w:p>
-            <w:r>
-              <w:t>59.9%</w:t>
-            </w:r>
-          </w:p>
-        </w:tc>
-      </w:tr>
-      <w:tr>
-        <w:tc>
-          <w:tcPr>
-            <w:tcW w:type="dxa" w:w="1440"/>
-          </w:tcPr>
-          <w:p>
-            <w:r>
-              <w:t>VIP</w:t>
-            </w:r>
-          </w:p>
-        </w:tc>
-        <w:tc>
-          <w:tcPr>
-            <w:tcW w:type="dxa" w:w="1440"/>
-          </w:tcPr>
-          <w:p>
-            <w:r>
-              <w:t>Concierge</w:t>
-            </w:r>
-          </w:p>
-        </w:tc>
-        <w:tc>
-          <w:tcPr>
-            <w:tcW w:type="dxa" w:w="1440"/>
-          </w:tcPr>
-          <w:p>
-            <w:r>
-              <w:t>$249</w:t>
-            </w:r>
-          </w:p>
-        </w:tc>
-        <w:tc>
-          <w:tcPr>
-            <w:tcW w:type="dxa" w:w="1440"/>
-          </w:tcPr>
-          <w:p>
-            <w:r>
-              <w:t>$599/mo</w:t>
-            </w:r>
-          </w:p>
-        </w:tc>
-        <w:tc>
-          <w:tcPr>
-            <w:tcW w:type="dxa" w:w="1440"/>
-          </w:tcPr>
-          <w:p>
-            <w:r>
-              <w:t>Unlimited</w:t>
-            </w:r>
-          </w:p>
-        </w:tc>
-        <w:tc>
-          <w:tcPr>
-            <w:tcW w:type="dxa" w:w="1440"/>
-          </w:tcPr>
-          <w:p>
-            <w:r>
-              <w:t>59.9%</w:t>
-            </w:r>
-          </w:p>
-        </w:tc>
-      </w:tr>
-    </w:tbl>
-    <w:p/>
-    <w:p>
-      <w:pPr>
-        <w:pStyle w:val="Heading2"/>
-      </w:pPr>
-      <w:r>
-        <w:t>Wellness — $149/mo</w:t>
-      </w:r>
-    </w:p>
-    <w:p>
-      <w:r>
-        <w:rPr>
-          <w:b/>
-        </w:rPr>
-        <w:t xml:space="preserve">Tier: </w:t>
-      </w:r>
-      <w:r>
-        <w:t>Starter</w:t>
-      </w:r>
-    </w:p>
-    <w:p>
-      <w:r>
-        <w:rPr>
-          <w:b/>
-        </w:rPr>
-        <w:t xml:space="preserve">Starter Fee: </w:t>
-      </w:r>
-      <w:r>
-        <w:t>$99 (one-time)</w:t>
-      </w:r>
-    </w:p>
-    <w:p>
-      <w:r>
-        <w:rPr>
-          <w:b/>
-        </w:rPr>
-        <w:t xml:space="preserve">Credits: </w:t>
-      </w:r>
-      <w:r>
-        <w:t>2 credits/mo</w:t>
-      </w:r>
-    </w:p>
-    <w:p>
-      <w:pPr>
-        <w:pStyle w:val="Heading3"/>
-      </w:pPr>
-      <w:r>
-        <w:t>Included Services</w:t>
-      </w:r>
-    </w:p>
-    <w:p>
-      <w:pPr>
-        <w:pStyle w:val="ListBullet"/>
-      </w:pPr>
-      <w:r>
-        <w:t>Appointments within 3 days</w:t>
-      </w:r>
-    </w:p>
-    <w:p>
-      <w:pPr>
-        <w:pStyle w:val="ListBullet"/>
-      </w:pPr>
-      <w:r>
-        <w:t>Telehealth via Zoom</w:t>
-      </w:r>
-    </w:p>
-    <w:p>
-      <w:pPr>
-        <w:pStyle w:val="ListBullet"/>
-      </w:pPr>
-      <w:r>
-        <w:t>24/7 communication access</w:t>
-      </w:r>
-    </w:p>
-    <w:p>
-      <w:pPr>
-        <w:pStyle w:val="ListBullet"/>
-      </w:pPr>
-      <w:r>
-        <w:t>Patient portal access</w:t>
-      </w:r>
-    </w:p>
-    <w:p>
-      <w:pPr>
-        <w:pStyle w:val="Heading3"/>
-      </w:pPr>
-      <w:r>
-        <w:t>Included Products</w:t>
-      </w:r>
-    </w:p>
-    <w:p>
-      <w:pPr>
-        <w:pStyle w:val="ListBullet"/>
-      </w:pPr>
-      <w:r>
-        <w:t>Monthly Vitamin B-12 injection</w:t>
-      </w:r>
-    </w:p>
-    <w:p>
-      <w:pPr>
-        <w:pStyle w:val="ListBullet"/>
-      </w:pPr>
-      <w:r>
-        <w:t>15% off IV Therapy &amp; supplements</w:t>
-      </w:r>
-    </w:p>
-    <w:p/>
-    <w:p>
-      <w:pPr>
-        <w:pStyle w:val="Heading2"/>
-      </w:pPr>
-      <w:r>
-        <w:t>Vitality — $249/mo</w:t>
-      </w:r>
-    </w:p>
-    <w:p>
-      <w:r>
-        <w:rPr>
-          <w:b/>
-        </w:rPr>
-        <w:t xml:space="preserve">Tier: </w:t>
-      </w:r>
-      <w:r>
-        <w:t>Growth</w:t>
-      </w:r>
-    </w:p>
-    <w:p>
-      <w:r>
-        <w:rPr>
-          <w:b/>
-        </w:rPr>
-        <w:t xml:space="preserve">Starter Fee: </w:t>
-      </w:r>
-      <w:r>
-        <w:t>$149 (one-time)</w:t>
-      </w:r>
-    </w:p>
-    <w:p>
-      <w:r>
-        <w:rPr>
-          <w:b/>
-        </w:rPr>
-        <w:t xml:space="preserve">Credits: </w:t>
-      </w:r>
-      <w:r>
-        <w:t>4 credits/mo</w:t>
-      </w:r>
-    </w:p>
-    <w:p>
-      <w:pPr>
-        <w:pStyle w:val="Heading3"/>
-      </w:pPr>
-      <w:r>
-        <w:t>Included Services</w:t>
-      </w:r>
-    </w:p>
-    <w:p>
-      <w:pPr>
-        <w:pStyle w:val="ListBullet"/>
-      </w:pPr>
-      <w:r>
-        <w:t>Everything in Wellness</w:t>
-      </w:r>
-    </w:p>
-    <w:p>
-      <w:pPr>
-        <w:pStyle w:val="ListBullet"/>
-      </w:pPr>
-      <w:r>
-        <w:t>HRT &amp; hormone management</w:t>
-      </w:r>
-    </w:p>
-    <w:p>
-      <w:pPr>
-        <w:pStyle w:val="ListBullet"/>
-      </w:pPr>
-      <w:r>
-        <w:t>Rx refills &amp; referral support</w:t>
-      </w:r>
-    </w:p>
-    <w:p>
-      <w:pPr>
-        <w:pStyle w:val="ListBullet"/>
-      </w:pPr>
-      <w:r>
-        <w:t>Sexual health treatments</w:t>
-      </w:r>
-    </w:p>
-    <w:p>
-      <w:pPr>
-        <w:pStyle w:val="Heading3"/>
-      </w:pPr>
-      <w:r>
-        <w:t>Included Products</w:t>
-      </w:r>
-    </w:p>
-    <w:p>
-      <w:pPr>
-        <w:pStyle w:val="ListBullet"/>
-      </w:pPr>
-      <w:r>
-        <w:t>Monthly Vitamin B-12 injection</w:t>
-      </w:r>
-    </w:p>
-    <w:p>
-      <w:pPr>
-        <w:pStyle w:val="ListBullet"/>
-      </w:pPr>
-      <w:r>
-        <w:t>Monthly IV Vitamin Therapy session</w:t>
-      </w:r>
-    </w:p>
-    <w:p>
-      <w:pPr>
-        <w:pStyle w:val="ListBullet"/>
-      </w:pPr>
-      <w:r>
-        <w:t>20% off all aesthetics</w:t>
-      </w:r>
-    </w:p>
-    <w:p/>
-    <w:p>
-      <w:pPr>
-        <w:pStyle w:val="Heading2"/>
-      </w:pPr>
-      <w:r>
-        <w:t>Elite — $399/mo</w:t>
-      </w:r>
-    </w:p>
-    <w:p>
-      <w:r>
-        <w:rPr>
-          <w:b/>
-        </w:rPr>
-        <w:t xml:space="preserve">Tier: </w:t>
-      </w:r>
-      <w:r>
-        <w:t>Scale</w:t>
-      </w:r>
-    </w:p>
-    <w:p>
-      <w:r>
-        <w:rPr>
-          <w:b/>
-        </w:rPr>
-        <w:t xml:space="preserve">Starter Fee: </w:t>
-      </w:r>
-      <w:r>
-        <w:t>$199 (one-time)</w:t>
-      </w:r>
-    </w:p>
-    <w:p>
-      <w:r>
-        <w:rPr>
-          <w:b/>
-        </w:rPr>
-        <w:t xml:space="preserve">Credits: </w:t>
-      </w:r>
-      <w:r>
-        <w:t>8 credits/mo</w:t>
-      </w:r>
-    </w:p>
-    <w:p>
-      <w:pPr>
-        <w:pStyle w:val="Heading3"/>
-      </w:pPr>
-      <w:r>
-        <w:t>Included Services</w:t>
-      </w:r>
-    </w:p>
-    <w:p>
-      <w:pPr>
-        <w:pStyle w:val="ListBullet"/>
-      </w:pPr>
-      <w:r>
-        <w:t>Everything in Vitality</w:t>
-      </w:r>
-    </w:p>
-    <w:p>
-      <w:pPr>
-        <w:pStyle w:val="ListBullet"/>
-      </w:pPr>
-      <w:r>
-        <w:t>Monthly facial or chemical peel</w:t>
-      </w:r>
-    </w:p>
-    <w:p>
-      <w:pPr>
-        <w:pStyle w:val="ListBullet"/>
-      </w:pPr>
-      <w:r>
-        <w:t>Quarterly Botox or filler session</w:t>
-      </w:r>
-    </w:p>
-    <w:p>
-      <w:pPr>
-        <w:pStyle w:val="ListBullet"/>
-      </w:pPr>
-      <w:r>
-        <w:t>Direct physician line</w:t>
-      </w:r>
-    </w:p>
-    <w:p>
-      <w:pPr>
-        <w:pStyle w:val="Heading3"/>
-      </w:pPr>
-      <w:r>
-        <w:t>Included Products</w:t>
-      </w:r>
-    </w:p>
-    <w:p>
-      <w:pPr>
-        <w:pStyle w:val="ListBullet"/>
-      </w:pPr>
-      <w:r>
-        <w:t>Monthly Vitamin B-12 injection</w:t>
-      </w:r>
-    </w:p>
-    <w:p>
-      <w:pPr>
-        <w:pStyle w:val="ListBullet"/>
-      </w:pPr>
-      <w:r>
-        <w:t>Monthly IV Vitamin Therapy session</w:t>
-      </w:r>
-    </w:p>
-    <w:p>
-      <w:pPr>
-        <w:pStyle w:val="ListBullet"/>
-      </w:pPr>
-      <w:r>
-        <w:t>Monthly supplement bundle</w:t>
-      </w:r>
-    </w:p>
-    <w:p>
-      <w:pPr>
-        <w:pStyle w:val="ListBullet"/>
-      </w:pPr>
-      <w:r>
-        <w:t>30% off all aesthetics &amp; lasers</w:t>
-      </w:r>
-    </w:p>
-    <w:p/>
-    <w:p>
-      <w:pPr>
-        <w:pStyle w:val="Heading2"/>
-      </w:pPr>
-      <w:r>
-        <w:t>Concierge — $599/mo</w:t>
-      </w:r>
-    </w:p>
-    <w:p>
-      <w:r>
-        <w:rPr>
-          <w:b/>
-        </w:rPr>
-        <w:t xml:space="preserve">Tier: </w:t>
-      </w:r>
-      <w:r>
-        <w:t>VIP</w:t>
-      </w:r>
-    </w:p>
-    <w:p>
-      <w:r>
-        <w:rPr>
-          <w:b/>
-        </w:rPr>
-        <w:t xml:space="preserve">Starter Fee: </w:t>
-      </w:r>
-      <w:r>
-        <w:t>$249 (one-time)</w:t>
-      </w:r>
-    </w:p>
-    <w:p>
-      <w:r>
-        <w:rPr>
-          <w:b/>
-        </w:rPr>
-        <w:t xml:space="preserve">Credits: </w:t>
-      </w:r>
-      <w:r>
-        <w:t>Unlimited credits/mo</w:t>
-      </w:r>
-    </w:p>
-    <w:p>
-      <w:pPr>
-        <w:pStyle w:val="Heading3"/>
-      </w:pPr>
-      <w:r>
-        <w:t>Included Services</w:t>
-      </w:r>
-    </w:p>
-    <w:p>
-      <w:pPr>
-        <w:pStyle w:val="ListBullet"/>
-      </w:pPr>
-      <w:r>
-        <w:t>Everything in Elite</w:t>
-      </w:r>
-    </w:p>
-    <w:p>
-      <w:pPr>
-        <w:pStyle w:val="ListBullet"/>
-      </w:pPr>
-      <w:r>
-        <w:t>RF Microneedling (Morpheus8)</w:t>
-      </w:r>
-    </w:p>
-    <w:p>
-      <w:pPr>
-        <w:pStyle w:val="ListBullet"/>
-      </w:pPr>
-      <w:r>
-        <w:t>Laser treatments (IPL / Diolaze)</w:t>
-      </w:r>
-    </w:p>
-    <w:p>
-      <w:pPr>
-        <w:pStyle w:val="ListBullet"/>
-      </w:pPr>
-      <w:r>
-        <w:t>Body contouring sessions</w:t>
-      </w:r>
-    </w:p>
-    <w:p>
-      <w:pPr>
-        <w:pStyle w:val="Heading3"/>
-      </w:pPr>
-      <w:r>
-        <w:t>Included Products</w:t>
-      </w:r>
-    </w:p>
-    <w:p>
-      <w:pPr>
-        <w:pStyle w:val="ListBullet"/>
-      </w:pPr>
-      <w:r>
-        <w:t>All products included</w:t>
-      </w:r>
-    </w:p>
-    <w:p>
-      <w:pPr>
-        <w:pStyle w:val="ListBullet"/>
-      </w:pPr>
-      <w:r>
-        <w:t>Priority scheduling</w:t>
-      </w:r>
-    </w:p>
-    <w:p>
-      <w:pPr>
-        <w:pStyle w:val="ListBullet"/>
-      </w:pPr>
-      <w:r>
-        <w:t>Complimentary guest passes (2/mo)</w:t>
-      </w:r>
-    </w:p>
-    <w:p/>
-    <w:p>
-      <w:pPr>
-        <w:pStyle w:val="Heading1"/>
-      </w:pPr>
-      <w:r>
-        <w:t>Financial Summary</w:t>
+        <w:t>1. Services (A La Carte) — 2025 Self Pay Prices</w:t>
       </w:r>
     </w:p>
     <w:p>
@@ -2267,7 +50,7 @@
         <w:pStyle w:val="Heading2"/>
       </w:pPr>
       <w:r>
-        <w:t>Revenue Breakdown</w:t>
+        <w:t>Visits</w:t>
       </w:r>
     </w:p>
     <w:tbl>
@@ -2291,7 +74,7 @@
               <w:rPr>
                 <w:b/>
               </w:rPr>
-              <w:t>Revenue Stream</w:t>
+              <w:t>Service</w:t>
             </w:r>
           </w:p>
         </w:tc>
@@ -2304,7 +87,7 @@
               <w:rPr>
                 <w:b/>
               </w:rPr>
-              <w:t>Amount</w:t>
+              <w:t>Self Pay Price</w:t>
             </w:r>
           </w:p>
         </w:tc>
@@ -2316,7 +99,7 @@
           </w:tcPr>
           <w:p>
             <w:r>
-              <w:t>Membership MRR (monthly recurring)</w:t>
+              <w:t>New Patient Consultation</w:t>
             </w:r>
           </w:p>
         </w:tc>
@@ -2326,7 +109,7 @@
           </w:tcPr>
           <w:p>
             <w:r>
-              <w:t>$84,155</w:t>
+              <w:t>$311</w:t>
             </w:r>
           </w:p>
         </w:tc>
@@ -2338,7 +121,7 @@
           </w:tcPr>
           <w:p>
             <w:r>
-              <w:t>Package Revenue (one-time bundles)</w:t>
+              <w:t>1 Visit Per Month</w:t>
             </w:r>
           </w:p>
         </w:tc>
@@ -2348,7 +131,7 @@
           </w:tcPr>
           <w:p>
             <w:r>
-              <w:t>$112,890</w:t>
+              <w:t>$186</w:t>
             </w:r>
           </w:p>
         </w:tc>
@@ -2360,7 +143,7 @@
           </w:tcPr>
           <w:p>
             <w:r>
-              <w:t>Starter Fee Revenue (one-time)</w:t>
+              <w:t>Telehealth Visit</w:t>
             </w:r>
           </w:p>
         </w:tc>
@@ -2370,7 +153,95 @@
           </w:tcPr>
           <w:p>
             <w:r>
-              <w:t>$47,405</w:t>
+              <w:t>$99</w:t>
+            </w:r>
+          </w:p>
+        </w:tc>
+      </w:tr>
+      <w:tr>
+        <w:tc>
+          <w:tcPr>
+            <w:tcW w:type="dxa" w:w="4320"/>
+          </w:tcPr>
+          <w:p>
+            <w:r>
+              <w:t>Additional Visit (same month)</w:t>
+            </w:r>
+          </w:p>
+        </w:tc>
+        <w:tc>
+          <w:tcPr>
+            <w:tcW w:type="dxa" w:w="4320"/>
+          </w:tcPr>
+          <w:p>
+            <w:r>
+              <w:t>$124</w:t>
+            </w:r>
+          </w:p>
+        </w:tc>
+      </w:tr>
+      <w:tr>
+        <w:tc>
+          <w:tcPr>
+            <w:tcW w:type="dxa" w:w="4320"/>
+          </w:tcPr>
+          <w:p>
+            <w:r>
+              <w:t>1 Visit Every 2 Months</w:t>
+            </w:r>
+          </w:p>
+        </w:tc>
+        <w:tc>
+          <w:tcPr>
+            <w:tcW w:type="dxa" w:w="4320"/>
+          </w:tcPr>
+          <w:p>
+            <w:r>
+              <w:t>$186</w:t>
+            </w:r>
+          </w:p>
+        </w:tc>
+      </w:tr>
+      <w:tr>
+        <w:tc>
+          <w:tcPr>
+            <w:tcW w:type="dxa" w:w="4320"/>
+          </w:tcPr>
+          <w:p>
+            <w:r>
+              <w:t>1 Visit Every 3-11 Months</w:t>
+            </w:r>
+          </w:p>
+        </w:tc>
+        <w:tc>
+          <w:tcPr>
+            <w:tcW w:type="dxa" w:w="4320"/>
+          </w:tcPr>
+          <w:p>
+            <w:r>
+              <w:t>$249</w:t>
+            </w:r>
+          </w:p>
+        </w:tc>
+      </w:tr>
+      <w:tr>
+        <w:tc>
+          <w:tcPr>
+            <w:tcW w:type="dxa" w:w="4320"/>
+          </w:tcPr>
+          <w:p>
+            <w:r>
+              <w:t>Annual Wellness Visit</w:t>
+            </w:r>
+          </w:p>
+        </w:tc>
+        <w:tc>
+          <w:tcPr>
+            <w:tcW w:type="dxa" w:w="4320"/>
+          </w:tcPr>
+          <w:p>
+            <w:r>
+              <w:t>$311</w:t>
             </w:r>
           </w:p>
         </w:tc>
@@ -2382,7 +253,7 @@
         <w:pStyle w:val="Heading2"/>
       </w:pPr>
       <w:r>
-        <w:t>Key Metrics</w:t>
+        <w:t>Bloodwork</w:t>
       </w:r>
     </w:p>
     <w:tbl>
@@ -2406,7 +277,7 @@
               <w:rPr>
                 <w:b/>
               </w:rPr>
-              <w:t>Metric</w:t>
+              <w:t>Service</w:t>
             </w:r>
           </w:p>
         </w:tc>
@@ -2419,7 +290,7 @@
               <w:rPr>
                 <w:b/>
               </w:rPr>
-              <w:t>Value</w:t>
+              <w:t>Self Pay Price</w:t>
             </w:r>
           </w:p>
         </w:tc>
@@ -2431,7 +302,7 @@
           </w:tcPr>
           <w:p>
             <w:r>
-              <w:t>Total Revenue</w:t>
+              <w:t>Full Blood Panel</w:t>
             </w:r>
           </w:p>
         </w:tc>
@@ -2441,7 +312,7 @@
           </w:tcPr>
           <w:p>
             <w:r>
-              <w:t>$244,450</w:t>
+              <w:t>$374</w:t>
             </w:r>
           </w:p>
         </w:tc>
@@ -2453,7 +324,7 @@
           </w:tcPr>
           <w:p>
             <w:r>
-              <w:t>Membership MRR</w:t>
+              <w:t>Single Blood Test</w:t>
             </w:r>
           </w:p>
         </w:tc>
@@ -2463,7 +334,7 @@
           </w:tcPr>
           <w:p>
             <w:r>
-              <w:t>$84,155</w:t>
+              <w:t>$81</w:t>
             </w:r>
           </w:p>
         </w:tc>
@@ -2475,7 +346,7 @@
           </w:tcPr>
           <w:p>
             <w:r>
-              <w:t>Package Revenue</w:t>
+              <w:t>Additional Test (after single)</w:t>
             </w:r>
           </w:p>
         </w:tc>
@@ -2485,7 +356,56 @@
           </w:tcPr>
           <w:p>
             <w:r>
-              <w:t>$112,890</w:t>
+              <w:t>$56</w:t>
+            </w:r>
+          </w:p>
+        </w:tc>
+      </w:tr>
+    </w:tbl>
+    <w:p/>
+    <w:p>
+      <w:pPr>
+        <w:pStyle w:val="Heading2"/>
+      </w:pPr>
+      <w:r>
+        <w:t>Weight Loss — Shake Programs</w:t>
+      </w:r>
+    </w:p>
+    <w:tbl>
+      <w:tblPr>
+        <w:tblStyle w:val="MediumShading1-Accent1"/>
+        <w:tblW w:type="auto" w:w="0"/>
+        <w:jc w:val="center"/>
+        <w:tblLook w:firstColumn="1" w:firstRow="1" w:lastColumn="0" w:lastRow="0" w:noHBand="0" w:noVBand="1" w:val="04A0"/>
+      </w:tblPr>
+      <w:tblGrid>
+        <w:gridCol w:w="4320"/>
+        <w:gridCol w:w="4320"/>
+      </w:tblGrid>
+      <w:tr>
+        <w:tc>
+          <w:tcPr>
+            <w:tcW w:type="dxa" w:w="4320"/>
+          </w:tcPr>
+          <w:p>
+            <w:r>
+              <w:rPr>
+                <w:b/>
+              </w:rPr>
+              <w:t>Service</w:t>
+            </w:r>
+          </w:p>
+        </w:tc>
+        <w:tc>
+          <w:tcPr>
+            <w:tcW w:type="dxa" w:w="4320"/>
+          </w:tcPr>
+          <w:p>
+            <w:r>
+              <w:rPr>
+                <w:b/>
+              </w:rPr>
+              <w:t>Self Pay Price</w:t>
             </w:r>
           </w:p>
         </w:tc>
@@ -2497,7 +417,7 @@
           </w:tcPr>
           <w:p>
             <w:r>
-              <w:t>Starter Fee Revenue</w:t>
+              <w:t>Level 1 - Maintenance (4 boxes)</w:t>
             </w:r>
           </w:p>
         </w:tc>
@@ -2507,7 +427,7 @@
           </w:tcPr>
           <w:p>
             <w:r>
-              <w:t>$47,405</w:t>
+              <w:t>$186/mo</w:t>
             </w:r>
           </w:p>
         </w:tc>
@@ -2519,7 +439,7 @@
           </w:tcPr>
           <w:p>
             <w:r>
-              <w:t>ARPU</w:t>
+              <w:t>Level 2 - Phentermine Only</w:t>
             </w:r>
           </w:p>
         </w:tc>
@@ -2529,7 +449,7 @@
           </w:tcPr>
           <w:p>
             <w:r>
-              <w:t>$150</w:t>
+              <w:t>$275/mo</w:t>
             </w:r>
           </w:p>
         </w:tc>
@@ -2541,7 +461,7 @@
           </w:tcPr>
           <w:p>
             <w:r>
-              <w:t>Churn Rate</w:t>
+              <w:t>Level 3 - 8 boxes + phent</w:t>
             </w:r>
           </w:p>
         </w:tc>
@@ -2551,7 +471,7 @@
           </w:tcPr>
           <w:p>
             <w:r>
-              <w:t>5%</w:t>
+              <w:t>$624/mo</w:t>
             </w:r>
           </w:p>
         </w:tc>
@@ -2563,7 +483,7 @@
           </w:tcPr>
           <w:p>
             <w:r>
-              <w:t>LTV</w:t>
+              <w:t>Level 4 - 16 boxes + phent</w:t>
             </w:r>
           </w:p>
         </w:tc>
@@ -2573,7 +493,7 @@
           </w:tcPr>
           <w:p>
             <w:r>
-              <w:t>$3,000</w:t>
+              <w:t>$749/mo</w:t>
             </w:r>
           </w:p>
         </w:tc>
@@ -2585,7 +505,7 @@
           </w:tcPr>
           <w:p>
             <w:r>
-              <w:t>Max CAC</w:t>
+              <w:t>Level 5 - 24 boxes + 2 inj + phent</w:t>
             </w:r>
           </w:p>
         </w:tc>
@@ -2595,7 +515,7 @@
           </w:tcPr>
           <w:p>
             <w:r>
-              <w:t>$80</w:t>
+              <w:t>$874/mo</w:t>
             </w:r>
           </w:p>
         </w:tc>
@@ -2607,7 +527,7 @@
           </w:tcPr>
           <w:p>
             <w:r>
-              <w:t>LTV:CAC Ratio</w:t>
+              <w:t>Level 6 - 32 boxes + 2 inj + phent</w:t>
             </w:r>
           </w:p>
         </w:tc>
@@ -2617,7 +537,56 @@
           </w:tcPr>
           <w:p>
             <w:r>
-              <w:t>37.50</w:t>
+              <w:t>$999/mo</w:t>
+            </w:r>
+          </w:p>
+        </w:tc>
+      </w:tr>
+    </w:tbl>
+    <w:p/>
+    <w:p>
+      <w:pPr>
+        <w:pStyle w:val="Heading2"/>
+      </w:pPr>
+      <w:r>
+        <w:t>Semaglutide</w:t>
+      </w:r>
+    </w:p>
+    <w:tbl>
+      <w:tblPr>
+        <w:tblStyle w:val="MediumShading1-Accent1"/>
+        <w:tblW w:type="auto" w:w="0"/>
+        <w:jc w:val="center"/>
+        <w:tblLook w:firstColumn="1" w:firstRow="1" w:lastColumn="0" w:lastRow="0" w:noHBand="0" w:noVBand="1" w:val="04A0"/>
+      </w:tblPr>
+      <w:tblGrid>
+        <w:gridCol w:w="4320"/>
+        <w:gridCol w:w="4320"/>
+      </w:tblGrid>
+      <w:tr>
+        <w:tc>
+          <w:tcPr>
+            <w:tcW w:type="dxa" w:w="4320"/>
+          </w:tcPr>
+          <w:p>
+            <w:r>
+              <w:rPr>
+                <w:b/>
+              </w:rPr>
+              <w:t>Service</w:t>
+            </w:r>
+          </w:p>
+        </w:tc>
+        <w:tc>
+          <w:tcPr>
+            <w:tcW w:type="dxa" w:w="4320"/>
+          </w:tcPr>
+          <w:p>
+            <w:r>
+              <w:rPr>
+                <w:b/>
+              </w:rPr>
+              <w:t>Self Pay Price</w:t>
             </w:r>
           </w:p>
         </w:tc>
@@ -2629,7 +598,7 @@
           </w:tcPr>
           <w:p>
             <w:r>
-              <w:t>Total Members</w:t>
+              <w:t>First 3 Months</w:t>
             </w:r>
           </w:p>
         </w:tc>
@@ -2639,7 +608,2639 @@
           </w:tcPr>
           <w:p>
             <w:r>
-              <w:t>345</w:t>
+              <w:t>$374/mo</w:t>
+            </w:r>
+          </w:p>
+        </w:tc>
+      </w:tr>
+      <w:tr>
+        <w:tc>
+          <w:tcPr>
+            <w:tcW w:type="dxa" w:w="4320"/>
+          </w:tcPr>
+          <w:p>
+            <w:r>
+              <w:t>3 Month Plan Upfront</w:t>
+            </w:r>
+          </w:p>
+        </w:tc>
+        <w:tc>
+          <w:tcPr>
+            <w:tcW w:type="dxa" w:w="4320"/>
+          </w:tcPr>
+          <w:p>
+            <w:r>
+              <w:t>$299/mo</w:t>
+            </w:r>
+          </w:p>
+        </w:tc>
+      </w:tr>
+      <w:tr>
+        <w:tc>
+          <w:tcPr>
+            <w:tcW w:type="dxa" w:w="4320"/>
+          </w:tcPr>
+          <w:p>
+            <w:r>
+              <w:t>After 3 Months</w:t>
+            </w:r>
+          </w:p>
+        </w:tc>
+        <w:tc>
+          <w:tcPr>
+            <w:tcW w:type="dxa" w:w="4320"/>
+          </w:tcPr>
+          <w:p>
+            <w:r>
+              <w:t>$686/mo</w:t>
+            </w:r>
+          </w:p>
+        </w:tc>
+      </w:tr>
+    </w:tbl>
+    <w:p/>
+    <w:p>
+      <w:pPr>
+        <w:pStyle w:val="Heading2"/>
+      </w:pPr>
+      <w:r>
+        <w:t>Tirzepatide</w:t>
+      </w:r>
+    </w:p>
+    <w:tbl>
+      <w:tblPr>
+        <w:tblStyle w:val="MediumShading1-Accent1"/>
+        <w:tblW w:type="auto" w:w="0"/>
+        <w:jc w:val="center"/>
+        <w:tblLook w:firstColumn="1" w:firstRow="1" w:lastColumn="0" w:lastRow="0" w:noHBand="0" w:noVBand="1" w:val="04A0"/>
+      </w:tblPr>
+      <w:tblGrid>
+        <w:gridCol w:w="4320"/>
+        <w:gridCol w:w="4320"/>
+      </w:tblGrid>
+      <w:tr>
+        <w:tc>
+          <w:tcPr>
+            <w:tcW w:type="dxa" w:w="4320"/>
+          </w:tcPr>
+          <w:p>
+            <w:r>
+              <w:rPr>
+                <w:b/>
+              </w:rPr>
+              <w:t>Service</w:t>
+            </w:r>
+          </w:p>
+        </w:tc>
+        <w:tc>
+          <w:tcPr>
+            <w:tcW w:type="dxa" w:w="4320"/>
+          </w:tcPr>
+          <w:p>
+            <w:r>
+              <w:rPr>
+                <w:b/>
+              </w:rPr>
+              <w:t>Self Pay Price</w:t>
+            </w:r>
+          </w:p>
+        </w:tc>
+      </w:tr>
+      <w:tr>
+        <w:tc>
+          <w:tcPr>
+            <w:tcW w:type="dxa" w:w="4320"/>
+          </w:tcPr>
+          <w:p>
+            <w:r>
+              <w:t>2.5 mg</w:t>
+            </w:r>
+          </w:p>
+        </w:tc>
+        <w:tc>
+          <w:tcPr>
+            <w:tcW w:type="dxa" w:w="4320"/>
+          </w:tcPr>
+          <w:p>
+            <w:r>
+              <w:t>$499/mo</w:t>
+            </w:r>
+          </w:p>
+        </w:tc>
+      </w:tr>
+      <w:tr>
+        <w:tc>
+          <w:tcPr>
+            <w:tcW w:type="dxa" w:w="4320"/>
+          </w:tcPr>
+          <w:p>
+            <w:r>
+              <w:t>5 mg</w:t>
+            </w:r>
+          </w:p>
+        </w:tc>
+        <w:tc>
+          <w:tcPr>
+            <w:tcW w:type="dxa" w:w="4320"/>
+          </w:tcPr>
+          <w:p>
+            <w:r>
+              <w:t>$499/mo</w:t>
+            </w:r>
+          </w:p>
+        </w:tc>
+      </w:tr>
+      <w:tr>
+        <w:tc>
+          <w:tcPr>
+            <w:tcW w:type="dxa" w:w="4320"/>
+          </w:tcPr>
+          <w:p>
+            <w:r>
+              <w:t>7.5 mg</w:t>
+            </w:r>
+          </w:p>
+        </w:tc>
+        <w:tc>
+          <w:tcPr>
+            <w:tcW w:type="dxa" w:w="4320"/>
+          </w:tcPr>
+          <w:p>
+            <w:r>
+              <w:t>$625/mo</w:t>
+            </w:r>
+          </w:p>
+        </w:tc>
+      </w:tr>
+      <w:tr>
+        <w:tc>
+          <w:tcPr>
+            <w:tcW w:type="dxa" w:w="4320"/>
+          </w:tcPr>
+          <w:p>
+            <w:r>
+              <w:t>10-15 mg</w:t>
+            </w:r>
+          </w:p>
+        </w:tc>
+        <w:tc>
+          <w:tcPr>
+            <w:tcW w:type="dxa" w:w="4320"/>
+          </w:tcPr>
+          <w:p>
+            <w:r>
+              <w:t>$960/mo</w:t>
+            </w:r>
+          </w:p>
+        </w:tc>
+      </w:tr>
+    </w:tbl>
+    <w:p/>
+    <w:p>
+      <w:pPr>
+        <w:pStyle w:val="Heading2"/>
+      </w:pPr>
+      <w:r>
+        <w:t>TRT (Testosterone Replacement)</w:t>
+      </w:r>
+    </w:p>
+    <w:tbl>
+      <w:tblPr>
+        <w:tblStyle w:val="MediumShading1-Accent1"/>
+        <w:tblW w:type="auto" w:w="0"/>
+        <w:jc w:val="center"/>
+        <w:tblLook w:firstColumn="1" w:firstRow="1" w:lastColumn="0" w:lastRow="0" w:noHBand="0" w:noVBand="1" w:val="04A0"/>
+      </w:tblPr>
+      <w:tblGrid>
+        <w:gridCol w:w="4320"/>
+        <w:gridCol w:w="4320"/>
+      </w:tblGrid>
+      <w:tr>
+        <w:tc>
+          <w:tcPr>
+            <w:tcW w:type="dxa" w:w="4320"/>
+          </w:tcPr>
+          <w:p>
+            <w:r>
+              <w:rPr>
+                <w:b/>
+              </w:rPr>
+              <w:t>Service</w:t>
+            </w:r>
+          </w:p>
+        </w:tc>
+        <w:tc>
+          <w:tcPr>
+            <w:tcW w:type="dxa" w:w="4320"/>
+          </w:tcPr>
+          <w:p>
+            <w:r>
+              <w:rPr>
+                <w:b/>
+              </w:rPr>
+              <w:t>Self Pay Price</w:t>
+            </w:r>
+          </w:p>
+        </w:tc>
+      </w:tr>
+      <w:tr>
+        <w:tc>
+          <w:tcPr>
+            <w:tcW w:type="dxa" w:w="4320"/>
+          </w:tcPr>
+          <w:p>
+            <w:r>
+              <w:t>Every 2 Weeks</w:t>
+            </w:r>
+          </w:p>
+        </w:tc>
+        <w:tc>
+          <w:tcPr>
+            <w:tcW w:type="dxa" w:w="4320"/>
+          </w:tcPr>
+          <w:p>
+            <w:r>
+              <w:t>$374/mo</w:t>
+            </w:r>
+          </w:p>
+        </w:tc>
+      </w:tr>
+      <w:tr>
+        <w:tc>
+          <w:tcPr>
+            <w:tcW w:type="dxa" w:w="4320"/>
+          </w:tcPr>
+          <w:p>
+            <w:r>
+              <w:t>Every 10 Days</w:t>
+            </w:r>
+          </w:p>
+        </w:tc>
+        <w:tc>
+          <w:tcPr>
+            <w:tcW w:type="dxa" w:w="4320"/>
+          </w:tcPr>
+          <w:p>
+            <w:r>
+              <w:t>$499/mo</w:t>
+            </w:r>
+          </w:p>
+        </w:tc>
+      </w:tr>
+      <w:tr>
+        <w:tc>
+          <w:tcPr>
+            <w:tcW w:type="dxa" w:w="4320"/>
+          </w:tcPr>
+          <w:p>
+            <w:r>
+              <w:t>Weekly In Office</w:t>
+            </w:r>
+          </w:p>
+        </w:tc>
+        <w:tc>
+          <w:tcPr>
+            <w:tcW w:type="dxa" w:w="4320"/>
+          </w:tcPr>
+          <w:p>
+            <w:r>
+              <w:t>$624/mo</w:t>
+            </w:r>
+          </w:p>
+        </w:tc>
+      </w:tr>
+      <w:tr>
+        <w:tc>
+          <w:tcPr>
+            <w:tcW w:type="dxa" w:w="4320"/>
+          </w:tcPr>
+          <w:p>
+            <w:r>
+              <w:t>Weekly Take Home</w:t>
+            </w:r>
+          </w:p>
+        </w:tc>
+        <w:tc>
+          <w:tcPr>
+            <w:tcW w:type="dxa" w:w="4320"/>
+          </w:tcPr>
+          <w:p>
+            <w:r>
+              <w:t>$499/mo</w:t>
+            </w:r>
+          </w:p>
+        </w:tc>
+      </w:tr>
+    </w:tbl>
+    <w:p/>
+    <w:p>
+      <w:pPr>
+        <w:pStyle w:val="Heading2"/>
+      </w:pPr>
+      <w:r>
+        <w:t>Hormones &amp; Peptides</w:t>
+      </w:r>
+    </w:p>
+    <w:tbl>
+      <w:tblPr>
+        <w:tblStyle w:val="MediumShading1-Accent1"/>
+        <w:tblW w:type="auto" w:w="0"/>
+        <w:jc w:val="center"/>
+        <w:tblLook w:firstColumn="1" w:firstRow="1" w:lastColumn="0" w:lastRow="0" w:noHBand="0" w:noVBand="1" w:val="04A0"/>
+      </w:tblPr>
+      <w:tblGrid>
+        <w:gridCol w:w="4320"/>
+        <w:gridCol w:w="4320"/>
+      </w:tblGrid>
+      <w:tr>
+        <w:tc>
+          <w:tcPr>
+            <w:tcW w:type="dxa" w:w="4320"/>
+          </w:tcPr>
+          <w:p>
+            <w:r>
+              <w:rPr>
+                <w:b/>
+              </w:rPr>
+              <w:t>Service</w:t>
+            </w:r>
+          </w:p>
+        </w:tc>
+        <w:tc>
+          <w:tcPr>
+            <w:tcW w:type="dxa" w:w="4320"/>
+          </w:tcPr>
+          <w:p>
+            <w:r>
+              <w:rPr>
+                <w:b/>
+              </w:rPr>
+              <w:t>Self Pay Price</w:t>
+            </w:r>
+          </w:p>
+        </w:tc>
+      </w:tr>
+      <w:tr>
+        <w:tc>
+          <w:tcPr>
+            <w:tcW w:type="dxa" w:w="4320"/>
+          </w:tcPr>
+          <w:p>
+            <w:r>
+              <w:t>HCG Vial - At Home</w:t>
+            </w:r>
+          </w:p>
+        </w:tc>
+        <w:tc>
+          <w:tcPr>
+            <w:tcW w:type="dxa" w:w="4320"/>
+          </w:tcPr>
+          <w:p>
+            <w:r>
+              <w:t>$825</w:t>
+            </w:r>
+          </w:p>
+        </w:tc>
+      </w:tr>
+      <w:tr>
+        <w:tc>
+          <w:tcPr>
+            <w:tcW w:type="dxa" w:w="4320"/>
+          </w:tcPr>
+          <w:p>
+            <w:r>
+              <w:t>Clomid</w:t>
+            </w:r>
+          </w:p>
+        </w:tc>
+        <w:tc>
+          <w:tcPr>
+            <w:tcW w:type="dxa" w:w="4320"/>
+          </w:tcPr>
+          <w:p>
+            <w:r>
+              <w:t>$249/mo</w:t>
+            </w:r>
+          </w:p>
+        </w:tc>
+      </w:tr>
+      <w:tr>
+        <w:tc>
+          <w:tcPr>
+            <w:tcW w:type="dxa" w:w="4320"/>
+          </w:tcPr>
+          <w:p>
+            <w:r>
+              <w:t>Sermorelin up to 15mg</w:t>
+            </w:r>
+          </w:p>
+        </w:tc>
+        <w:tc>
+          <w:tcPr>
+            <w:tcW w:type="dxa" w:w="4320"/>
+          </w:tcPr>
+          <w:p>
+            <w:r>
+              <w:t>$436</w:t>
+            </w:r>
+          </w:p>
+        </w:tc>
+      </w:tr>
+      <w:tr>
+        <w:tc>
+          <w:tcPr>
+            <w:tcW w:type="dxa" w:w="4320"/>
+          </w:tcPr>
+          <w:p>
+            <w:r>
+              <w:t>Sermorelin 21mg</w:t>
+            </w:r>
+          </w:p>
+        </w:tc>
+        <w:tc>
+          <w:tcPr>
+            <w:tcW w:type="dxa" w:w="4320"/>
+          </w:tcPr>
+          <w:p>
+            <w:r>
+              <w:t>$685</w:t>
+            </w:r>
+          </w:p>
+        </w:tc>
+      </w:tr>
+      <w:tr>
+        <w:tc>
+          <w:tcPr>
+            <w:tcW w:type="dxa" w:w="4320"/>
+          </w:tcPr>
+          <w:p>
+            <w:r>
+              <w:t>Sermorelin 30mg</w:t>
+            </w:r>
+          </w:p>
+        </w:tc>
+        <w:tc>
+          <w:tcPr>
+            <w:tcW w:type="dxa" w:w="4320"/>
+          </w:tcPr>
+          <w:p>
+            <w:r>
+              <w:t>$781</w:t>
+            </w:r>
+          </w:p>
+        </w:tc>
+      </w:tr>
+      <w:tr>
+        <w:tc>
+          <w:tcPr>
+            <w:tcW w:type="dxa" w:w="4320"/>
+          </w:tcPr>
+          <w:p>
+            <w:r>
+              <w:t>Anastrozole</w:t>
+            </w:r>
+          </w:p>
+        </w:tc>
+        <w:tc>
+          <w:tcPr>
+            <w:tcW w:type="dxa" w:w="4320"/>
+          </w:tcPr>
+          <w:p>
+            <w:r>
+              <w:t>$44/mo</w:t>
+            </w:r>
+          </w:p>
+        </w:tc>
+      </w:tr>
+      <w:tr>
+        <w:tc>
+          <w:tcPr>
+            <w:tcW w:type="dxa" w:w="4320"/>
+          </w:tcPr>
+          <w:p>
+            <w:r>
+              <w:t>Estradiol/Progesterone Cream</w:t>
+            </w:r>
+          </w:p>
+        </w:tc>
+        <w:tc>
+          <w:tcPr>
+            <w:tcW w:type="dxa" w:w="4320"/>
+          </w:tcPr>
+          <w:p>
+            <w:r>
+              <w:t>$249/mo</w:t>
+            </w:r>
+          </w:p>
+        </w:tc>
+      </w:tr>
+      <w:tr>
+        <w:tc>
+          <w:tcPr>
+            <w:tcW w:type="dxa" w:w="4320"/>
+          </w:tcPr>
+          <w:p>
+            <w:r>
+              <w:t>DHEA/Pregnenolone Cream</w:t>
+            </w:r>
+          </w:p>
+        </w:tc>
+        <w:tc>
+          <w:tcPr>
+            <w:tcW w:type="dxa" w:w="4320"/>
+          </w:tcPr>
+          <w:p>
+            <w:r>
+              <w:t>$249/mo</w:t>
+            </w:r>
+          </w:p>
+        </w:tc>
+      </w:tr>
+      <w:tr>
+        <w:tc>
+          <w:tcPr>
+            <w:tcW w:type="dxa" w:w="4320"/>
+          </w:tcPr>
+          <w:p>
+            <w:r>
+              <w:t>Testosterone Cream</w:t>
+            </w:r>
+          </w:p>
+        </w:tc>
+        <w:tc>
+          <w:tcPr>
+            <w:tcW w:type="dxa" w:w="4320"/>
+          </w:tcPr>
+          <w:p>
+            <w:r>
+              <w:t>$249/mo</w:t>
+            </w:r>
+          </w:p>
+        </w:tc>
+      </w:tr>
+    </w:tbl>
+    <w:p/>
+    <w:p>
+      <w:pPr>
+        <w:pStyle w:val="Heading2"/>
+      </w:pPr>
+      <w:r>
+        <w:t>Sexual Health</w:t>
+      </w:r>
+    </w:p>
+    <w:tbl>
+      <w:tblPr>
+        <w:tblStyle w:val="MediumShading1-Accent1"/>
+        <w:tblW w:type="auto" w:w="0"/>
+        <w:jc w:val="center"/>
+        <w:tblLook w:firstColumn="1" w:firstRow="1" w:lastColumn="0" w:lastRow="0" w:noHBand="0" w:noVBand="1" w:val="04A0"/>
+      </w:tblPr>
+      <w:tblGrid>
+        <w:gridCol w:w="4320"/>
+        <w:gridCol w:w="4320"/>
+      </w:tblGrid>
+      <w:tr>
+        <w:tc>
+          <w:tcPr>
+            <w:tcW w:type="dxa" w:w="4320"/>
+          </w:tcPr>
+          <w:p>
+            <w:r>
+              <w:rPr>
+                <w:b/>
+              </w:rPr>
+              <w:t>Service</w:t>
+            </w:r>
+          </w:p>
+        </w:tc>
+        <w:tc>
+          <w:tcPr>
+            <w:tcW w:type="dxa" w:w="4320"/>
+          </w:tcPr>
+          <w:p>
+            <w:r>
+              <w:rPr>
+                <w:b/>
+              </w:rPr>
+              <w:t>Self Pay Price</w:t>
+            </w:r>
+          </w:p>
+        </w:tc>
+      </w:tr>
+      <w:tr>
+        <w:tc>
+          <w:tcPr>
+            <w:tcW w:type="dxa" w:w="4320"/>
+          </w:tcPr>
+          <w:p>
+            <w:r>
+              <w:t>Sildenafil 20mg (90ct)</w:t>
+            </w:r>
+          </w:p>
+        </w:tc>
+        <w:tc>
+          <w:tcPr>
+            <w:tcW w:type="dxa" w:w="4320"/>
+          </w:tcPr>
+          <w:p>
+            <w:r>
+              <w:t>$86</w:t>
+            </w:r>
+          </w:p>
+        </w:tc>
+      </w:tr>
+      <w:tr>
+        <w:tc>
+          <w:tcPr>
+            <w:tcW w:type="dxa" w:w="4320"/>
+          </w:tcPr>
+          <w:p>
+            <w:r>
+              <w:t>Sildenafil 50mg (30ct)</w:t>
+            </w:r>
+          </w:p>
+        </w:tc>
+        <w:tc>
+          <w:tcPr>
+            <w:tcW w:type="dxa" w:w="4320"/>
+          </w:tcPr>
+          <w:p>
+            <w:r>
+              <w:t>$86</w:t>
+            </w:r>
+          </w:p>
+        </w:tc>
+      </w:tr>
+      <w:tr>
+        <w:tc>
+          <w:tcPr>
+            <w:tcW w:type="dxa" w:w="4320"/>
+          </w:tcPr>
+          <w:p>
+            <w:r>
+              <w:t>Sildenafil 100mg (30ct)</w:t>
+            </w:r>
+          </w:p>
+        </w:tc>
+        <w:tc>
+          <w:tcPr>
+            <w:tcW w:type="dxa" w:w="4320"/>
+          </w:tcPr>
+          <w:p>
+            <w:r>
+              <w:t>$144</w:t>
+            </w:r>
+          </w:p>
+        </w:tc>
+      </w:tr>
+      <w:tr>
+        <w:tc>
+          <w:tcPr>
+            <w:tcW w:type="dxa" w:w="4320"/>
+          </w:tcPr>
+          <w:p>
+            <w:r>
+              <w:t>Tadalafil 5mg (30ct)</w:t>
+            </w:r>
+          </w:p>
+        </w:tc>
+        <w:tc>
+          <w:tcPr>
+            <w:tcW w:type="dxa" w:w="4320"/>
+          </w:tcPr>
+          <w:p>
+            <w:r>
+              <w:t>$86</w:t>
+            </w:r>
+          </w:p>
+        </w:tc>
+      </w:tr>
+      <w:tr>
+        <w:tc>
+          <w:tcPr>
+            <w:tcW w:type="dxa" w:w="4320"/>
+          </w:tcPr>
+          <w:p>
+            <w:r>
+              <w:t>Tadalafil 6-19mg (30ct)</w:t>
+            </w:r>
+          </w:p>
+        </w:tc>
+        <w:tc>
+          <w:tcPr>
+            <w:tcW w:type="dxa" w:w="4320"/>
+          </w:tcPr>
+          <w:p>
+            <w:r>
+              <w:t>$124</w:t>
+            </w:r>
+          </w:p>
+        </w:tc>
+      </w:tr>
+      <w:tr>
+        <w:tc>
+          <w:tcPr>
+            <w:tcW w:type="dxa" w:w="4320"/>
+          </w:tcPr>
+          <w:p>
+            <w:r>
+              <w:t>Tadalafil 20mg Fast Acting (30ct)</w:t>
+            </w:r>
+          </w:p>
+        </w:tc>
+        <w:tc>
+          <w:tcPr>
+            <w:tcW w:type="dxa" w:w="4320"/>
+          </w:tcPr>
+          <w:p>
+            <w:r>
+              <w:t>$161</w:t>
+            </w:r>
+          </w:p>
+        </w:tc>
+      </w:tr>
+      <w:tr>
+        <w:tc>
+          <w:tcPr>
+            <w:tcW w:type="dxa" w:w="4320"/>
+          </w:tcPr>
+          <w:p>
+            <w:r>
+              <w:t>Tadalafil 25mg Time Released (30ct)</w:t>
+            </w:r>
+          </w:p>
+        </w:tc>
+        <w:tc>
+          <w:tcPr>
+            <w:tcW w:type="dxa" w:w="4320"/>
+          </w:tcPr>
+          <w:p>
+            <w:r>
+              <w:t>$406</w:t>
+            </w:r>
+          </w:p>
+        </w:tc>
+      </w:tr>
+      <w:tr>
+        <w:tc>
+          <w:tcPr>
+            <w:tcW w:type="dxa" w:w="4320"/>
+          </w:tcPr>
+          <w:p>
+            <w:r>
+              <w:t>Arousal Cream M/F (30ml)</w:t>
+            </w:r>
+          </w:p>
+        </w:tc>
+        <w:tc>
+          <w:tcPr>
+            <w:tcW w:type="dxa" w:w="4320"/>
+          </w:tcPr>
+          <w:p>
+            <w:r>
+              <w:t>$161</w:t>
+            </w:r>
+          </w:p>
+        </w:tc>
+      </w:tr>
+    </w:tbl>
+    <w:p/>
+    <w:p>
+      <w:pPr>
+        <w:pStyle w:val="Heading2"/>
+      </w:pPr>
+      <w:r>
+        <w:t>Other Medications &amp; Products</w:t>
+      </w:r>
+    </w:p>
+    <w:tbl>
+      <w:tblPr>
+        <w:tblStyle w:val="MediumShading1-Accent1"/>
+        <w:tblW w:type="auto" w:w="0"/>
+        <w:jc w:val="center"/>
+        <w:tblLook w:firstColumn="1" w:firstRow="1" w:lastColumn="0" w:lastRow="0" w:noHBand="0" w:noVBand="1" w:val="04A0"/>
+      </w:tblPr>
+      <w:tblGrid>
+        <w:gridCol w:w="4320"/>
+        <w:gridCol w:w="4320"/>
+      </w:tblGrid>
+      <w:tr>
+        <w:tc>
+          <w:tcPr>
+            <w:tcW w:type="dxa" w:w="4320"/>
+          </w:tcPr>
+          <w:p>
+            <w:r>
+              <w:rPr>
+                <w:b/>
+              </w:rPr>
+              <w:t>Service</w:t>
+            </w:r>
+          </w:p>
+        </w:tc>
+        <w:tc>
+          <w:tcPr>
+            <w:tcW w:type="dxa" w:w="4320"/>
+          </w:tcPr>
+          <w:p>
+            <w:r>
+              <w:rPr>
+                <w:b/>
+              </w:rPr>
+              <w:t>Self Pay Price</w:t>
+            </w:r>
+          </w:p>
+        </w:tc>
+      </w:tr>
+      <w:tr>
+        <w:tc>
+          <w:tcPr>
+            <w:tcW w:type="dxa" w:w="4320"/>
+          </w:tcPr>
+          <w:p>
+            <w:r>
+              <w:t>Naltrexone (all doses)</w:t>
+            </w:r>
+          </w:p>
+        </w:tc>
+        <w:tc>
+          <w:tcPr>
+            <w:tcW w:type="dxa" w:w="4320"/>
+          </w:tcPr>
+          <w:p>
+            <w:r>
+              <w:t>$181/mo</w:t>
+            </w:r>
+          </w:p>
+        </w:tc>
+      </w:tr>
+      <w:tr>
+        <w:tc>
+          <w:tcPr>
+            <w:tcW w:type="dxa" w:w="4320"/>
+          </w:tcPr>
+          <w:p>
+            <w:r>
+              <w:t>Finasteride 1.25mg (30ct)</w:t>
+            </w:r>
+          </w:p>
+        </w:tc>
+        <w:tc>
+          <w:tcPr>
+            <w:tcW w:type="dxa" w:w="4320"/>
+          </w:tcPr>
+          <w:p>
+            <w:r>
+              <w:t>$74</w:t>
+            </w:r>
+          </w:p>
+        </w:tc>
+      </w:tr>
+      <w:tr>
+        <w:tc>
+          <w:tcPr>
+            <w:tcW w:type="dxa" w:w="4320"/>
+          </w:tcPr>
+          <w:p>
+            <w:r>
+              <w:t>Hair Restore Cream</w:t>
+            </w:r>
+          </w:p>
+        </w:tc>
+        <w:tc>
+          <w:tcPr>
+            <w:tcW w:type="dxa" w:w="4320"/>
+          </w:tcPr>
+          <w:p>
+            <w:r>
+              <w:t>$211</w:t>
+            </w:r>
+          </w:p>
+        </w:tc>
+      </w:tr>
+      <w:tr>
+        <w:tc>
+          <w:tcPr>
+            <w:tcW w:type="dxa" w:w="4320"/>
+          </w:tcPr>
+          <w:p>
+            <w:r>
+              <w:t>Anti-Aging Gel Pump</w:t>
+            </w:r>
+          </w:p>
+        </w:tc>
+        <w:tc>
+          <w:tcPr>
+            <w:tcW w:type="dxa" w:w="4320"/>
+          </w:tcPr>
+          <w:p>
+            <w:r>
+              <w:t>$174</w:t>
+            </w:r>
+          </w:p>
+        </w:tc>
+      </w:tr>
+      <w:tr>
+        <w:tc>
+          <w:tcPr>
+            <w:tcW w:type="dxa" w:w="4320"/>
+          </w:tcPr>
+          <w:p>
+            <w:r>
+              <w:t>Ultra Anti-Aging Gel Cream</w:t>
+            </w:r>
+          </w:p>
+        </w:tc>
+        <w:tc>
+          <w:tcPr>
+            <w:tcW w:type="dxa" w:w="4320"/>
+          </w:tcPr>
+          <w:p>
+            <w:r>
+              <w:t>$211</w:t>
+            </w:r>
+          </w:p>
+        </w:tc>
+      </w:tr>
+      <w:tr>
+        <w:tc>
+          <w:tcPr>
+            <w:tcW w:type="dxa" w:w="4320"/>
+          </w:tcPr>
+          <w:p>
+            <w:r>
+              <w:t>Tretinoin Acne Cream</w:t>
+            </w:r>
+          </w:p>
+        </w:tc>
+        <w:tc>
+          <w:tcPr>
+            <w:tcW w:type="dxa" w:w="4320"/>
+          </w:tcPr>
+          <w:p>
+            <w:r>
+              <w:t>$138</w:t>
+            </w:r>
+          </w:p>
+        </w:tc>
+      </w:tr>
+      <w:tr>
+        <w:tc>
+          <w:tcPr>
+            <w:tcW w:type="dxa" w:w="4320"/>
+          </w:tcPr>
+          <w:p>
+            <w:r>
+              <w:t>Shipping</w:t>
+            </w:r>
+          </w:p>
+        </w:tc>
+        <w:tc>
+          <w:tcPr>
+            <w:tcW w:type="dxa" w:w="4320"/>
+          </w:tcPr>
+          <w:p>
+            <w:r>
+              <w:t>$44</w:t>
+            </w:r>
+          </w:p>
+        </w:tc>
+      </w:tr>
+    </w:tbl>
+    <w:p/>
+    <w:p>
+      <w:pPr>
+        <w:pStyle w:val="Heading1"/>
+      </w:pPr>
+      <w:r>
+        <w:t>2. Packages (Service Bundles)</w:t>
+      </w:r>
+    </w:p>
+    <w:p>
+      <w:r>
+        <w:rPr>
+          <w:i/>
+        </w:rPr>
+        <w:t>Bundles sold independently. NOT connected to memberships.</w:t>
+      </w:r>
+    </w:p>
+    <w:p/>
+    <w:tbl>
+      <w:tblPr>
+        <w:tblStyle w:val="MediumShading1-Accent1"/>
+        <w:tblW w:type="auto" w:w="0"/>
+        <w:jc w:val="center"/>
+        <w:tblLook w:firstColumn="1" w:firstRow="1" w:lastColumn="0" w:lastRow="0" w:noHBand="0" w:noVBand="1" w:val="04A0"/>
+      </w:tblPr>
+      <w:tblGrid>
+        <w:gridCol w:w="4320"/>
+        <w:gridCol w:w="4320"/>
+      </w:tblGrid>
+      <w:tr>
+        <w:tc>
+          <w:tcPr>
+            <w:tcW w:type="dxa" w:w="4320"/>
+          </w:tcPr>
+          <w:p>
+            <w:r>
+              <w:rPr>
+                <w:b/>
+              </w:rPr>
+              <w:t>Package</w:t>
+            </w:r>
+          </w:p>
+        </w:tc>
+        <w:tc>
+          <w:tcPr>
+            <w:tcW w:type="dxa" w:w="4320"/>
+          </w:tcPr>
+          <w:p>
+            <w:r>
+              <w:rPr>
+                <w:b/>
+              </w:rPr>
+              <w:t>Price</w:t>
+            </w:r>
+          </w:p>
+        </w:tc>
+      </w:tr>
+      <w:tr>
+        <w:tc>
+          <w:tcPr>
+            <w:tcW w:type="dxa" w:w="4320"/>
+          </w:tcPr>
+          <w:p>
+            <w:r>
+              <w:t>Semaglutide 3-Month Kickstart</w:t>
+            </w:r>
+          </w:p>
+        </w:tc>
+        <w:tc>
+          <w:tcPr>
+            <w:tcW w:type="dxa" w:w="4320"/>
+          </w:tcPr>
+          <w:p>
+            <w:r>
+              <w:t>$899</w:t>
+            </w:r>
+          </w:p>
+        </w:tc>
+      </w:tr>
+      <w:tr>
+        <w:tc>
+          <w:tcPr>
+            <w:tcW w:type="dxa" w:w="4320"/>
+          </w:tcPr>
+          <w:p>
+            <w:r>
+              <w:t>Tirzepatide 3-Month Bundle</w:t>
+            </w:r>
+          </w:p>
+        </w:tc>
+        <w:tc>
+          <w:tcPr>
+            <w:tcW w:type="dxa" w:w="4320"/>
+          </w:tcPr>
+          <w:p>
+            <w:r>
+              <w:t>$1,499</w:t>
+            </w:r>
+          </w:p>
+        </w:tc>
+      </w:tr>
+      <w:tr>
+        <w:tc>
+          <w:tcPr>
+            <w:tcW w:type="dxa" w:w="4320"/>
+          </w:tcPr>
+          <w:p>
+            <w:r>
+              <w:t>Weight Loss Level 3 — 3 Month</w:t>
+            </w:r>
+          </w:p>
+        </w:tc>
+        <w:tc>
+          <w:tcPr>
+            <w:tcW w:type="dxa" w:w="4320"/>
+          </w:tcPr>
+          <w:p>
+            <w:r>
+              <w:t>$1,750</w:t>
+            </w:r>
+          </w:p>
+        </w:tc>
+      </w:tr>
+      <w:tr>
+        <w:tc>
+          <w:tcPr>
+            <w:tcW w:type="dxa" w:w="4320"/>
+          </w:tcPr>
+          <w:p>
+            <w:r>
+              <w:t>Weight Loss Level 5 — 6 Month</w:t>
+            </w:r>
+          </w:p>
+        </w:tc>
+        <w:tc>
+          <w:tcPr>
+            <w:tcW w:type="dxa" w:w="4320"/>
+          </w:tcPr>
+          <w:p>
+            <w:r>
+              <w:t>$4,775</w:t>
+            </w:r>
+          </w:p>
+        </w:tc>
+      </w:tr>
+      <w:tr>
+        <w:tc>
+          <w:tcPr>
+            <w:tcW w:type="dxa" w:w="4320"/>
+          </w:tcPr>
+          <w:p>
+            <w:r>
+              <w:t>TRT Quarterly</w:t>
+            </w:r>
+          </w:p>
+        </w:tc>
+        <w:tc>
+          <w:tcPr>
+            <w:tcW w:type="dxa" w:w="4320"/>
+          </w:tcPr>
+          <w:p>
+            <w:r>
+              <w:t>$1,275</w:t>
+            </w:r>
+          </w:p>
+        </w:tc>
+      </w:tr>
+      <w:tr>
+        <w:tc>
+          <w:tcPr>
+            <w:tcW w:type="dxa" w:w="4320"/>
+          </w:tcPr>
+          <w:p>
+            <w:r>
+              <w:t>Sermorelin 3-Month</w:t>
+            </w:r>
+          </w:p>
+        </w:tc>
+        <w:tc>
+          <w:tcPr>
+            <w:tcW w:type="dxa" w:w="4320"/>
+          </w:tcPr>
+          <w:p>
+            <w:r>
+              <w:t>$1,275</w:t>
+            </w:r>
+          </w:p>
+        </w:tc>
+      </w:tr>
+    </w:tbl>
+    <w:p/>
+    <w:p>
+      <w:pPr>
+        <w:pStyle w:val="Heading2"/>
+      </w:pPr>
+      <w:r>
+        <w:t>Semaglutide 3-Month Kickstart — $899</w:t>
+      </w:r>
+    </w:p>
+    <w:p>
+      <w:pPr>
+        <w:pStyle w:val="ListBullet"/>
+      </w:pPr>
+      <w:r>
+        <w:t>Semaglutide 3 months ($374/mo value)</w:t>
+      </w:r>
+    </w:p>
+    <w:p>
+      <w:pPr>
+        <w:pStyle w:val="ListBullet"/>
+      </w:pPr>
+      <w:r>
+        <w:t>New Patient Consultation</w:t>
+      </w:r>
+    </w:p>
+    <w:p>
+      <w:pPr>
+        <w:pStyle w:val="ListBullet"/>
+      </w:pPr>
+      <w:r>
+        <w:t>Full Blood Panel</w:t>
+      </w:r>
+    </w:p>
+    <w:p>
+      <w:pPr>
+        <w:pStyle w:val="ListBullet"/>
+      </w:pPr>
+      <w:r>
+        <w:t>3x Monthly check-ins</w:t>
+      </w:r>
+    </w:p>
+    <w:p/>
+    <w:p>
+      <w:pPr>
+        <w:pStyle w:val="Heading2"/>
+      </w:pPr>
+      <w:r>
+        <w:t>Tirzepatide 3-Month Bundle — $1,499</w:t>
+      </w:r>
+    </w:p>
+    <w:p>
+      <w:pPr>
+        <w:pStyle w:val="ListBullet"/>
+      </w:pPr>
+      <w:r>
+        <w:t>Tirzepatide 2.5-5mg 3 months</w:t>
+      </w:r>
+    </w:p>
+    <w:p>
+      <w:pPr>
+        <w:pStyle w:val="ListBullet"/>
+      </w:pPr>
+      <w:r>
+        <w:t>New Patient Consultation</w:t>
+      </w:r>
+    </w:p>
+    <w:p>
+      <w:pPr>
+        <w:pStyle w:val="ListBullet"/>
+      </w:pPr>
+      <w:r>
+        <w:t>Full Blood Panel</w:t>
+      </w:r>
+    </w:p>
+    <w:p>
+      <w:pPr>
+        <w:pStyle w:val="ListBullet"/>
+      </w:pPr>
+      <w:r>
+        <w:t>3x Monthly check-ins</w:t>
+      </w:r>
+    </w:p>
+    <w:p>
+      <w:pPr>
+        <w:pStyle w:val="ListBullet"/>
+      </w:pPr>
+      <w:r>
+        <w:t>Dose escalation mgmt</w:t>
+      </w:r>
+    </w:p>
+    <w:p/>
+    <w:p>
+      <w:pPr>
+        <w:pStyle w:val="Heading2"/>
+      </w:pPr>
+      <w:r>
+        <w:t>Weight Loss Level 3 — 3 Month — $1,750</w:t>
+      </w:r>
+    </w:p>
+    <w:p>
+      <w:pPr>
+        <w:pStyle w:val="ListBullet"/>
+      </w:pPr>
+      <w:r>
+        <w:t>3 months WL Level 3 (8 boxes + phent)</w:t>
+      </w:r>
+    </w:p>
+    <w:p>
+      <w:pPr>
+        <w:pStyle w:val="ListBullet"/>
+      </w:pPr>
+      <w:r>
+        <w:t>3x Monthly visits</w:t>
+      </w:r>
+    </w:p>
+    <w:p>
+      <w:pPr>
+        <w:pStyle w:val="ListBullet"/>
+      </w:pPr>
+      <w:r>
+        <w:t>3x Accountability check-ins</w:t>
+      </w:r>
+    </w:p>
+    <w:p/>
+    <w:p>
+      <w:pPr>
+        <w:pStyle w:val="Heading2"/>
+      </w:pPr>
+      <w:r>
+        <w:t>Weight Loss Level 5 — 6 Month — $4,775</w:t>
+      </w:r>
+    </w:p>
+    <w:p>
+      <w:pPr>
+        <w:pStyle w:val="ListBullet"/>
+      </w:pPr>
+      <w:r>
+        <w:t>6 months WL Level 5 (24 boxes + 2 inj + phent)</w:t>
+      </w:r>
+    </w:p>
+    <w:p>
+      <w:pPr>
+        <w:pStyle w:val="ListBullet"/>
+      </w:pPr>
+      <w:r>
+        <w:t>6x Monthly visits</w:t>
+      </w:r>
+    </w:p>
+    <w:p>
+      <w:pPr>
+        <w:pStyle w:val="ListBullet"/>
+      </w:pPr>
+      <w:r>
+        <w:t>2x Full Blood Panels</w:t>
+      </w:r>
+    </w:p>
+    <w:p>
+      <w:pPr>
+        <w:pStyle w:val="ListBullet"/>
+      </w:pPr>
+      <w:r>
+        <w:t>6x Accountability check-ins</w:t>
+      </w:r>
+    </w:p>
+    <w:p/>
+    <w:p>
+      <w:pPr>
+        <w:pStyle w:val="Heading2"/>
+      </w:pPr>
+      <w:r>
+        <w:t>TRT Quarterly — $1,275</w:t>
+      </w:r>
+    </w:p>
+    <w:p>
+      <w:pPr>
+        <w:pStyle w:val="ListBullet"/>
+      </w:pPr>
+      <w:r>
+        <w:t>TRT Every 2 Weeks - 3 months (6 shots)</w:t>
+      </w:r>
+    </w:p>
+    <w:p>
+      <w:pPr>
+        <w:pStyle w:val="ListBullet"/>
+      </w:pPr>
+      <w:r>
+        <w:t>Full Blood Panel</w:t>
+      </w:r>
+    </w:p>
+    <w:p>
+      <w:pPr>
+        <w:pStyle w:val="ListBullet"/>
+      </w:pPr>
+      <w:r>
+        <w:t>Follow-up consultation</w:t>
+      </w:r>
+    </w:p>
+    <w:p/>
+    <w:p>
+      <w:pPr>
+        <w:pStyle w:val="Heading2"/>
+      </w:pPr>
+      <w:r>
+        <w:t>Sermorelin 3-Month — $1,275</w:t>
+      </w:r>
+    </w:p>
+    <w:p>
+      <w:pPr>
+        <w:pStyle w:val="ListBullet"/>
+      </w:pPr>
+      <w:r>
+        <w:t>Sermorelin vial up to 15mg - 3 months</w:t>
+      </w:r>
+    </w:p>
+    <w:p>
+      <w:pPr>
+        <w:pStyle w:val="ListBullet"/>
+      </w:pPr>
+      <w:r>
+        <w:t>Initial consultation</w:t>
+      </w:r>
+    </w:p>
+    <w:p>
+      <w:pPr>
+        <w:pStyle w:val="ListBullet"/>
+      </w:pPr>
+      <w:r>
+        <w:t>Follow-up visit</w:t>
+      </w:r>
+    </w:p>
+    <w:p/>
+    <w:p>
+      <w:pPr>
+        <w:pStyle w:val="Heading1"/>
+      </w:pPr>
+      <w:r>
+        <w:t>3. Memberships (Recurring)</w:t>
+      </w:r>
+    </w:p>
+    <w:p>
+      <w:r>
+        <w:rPr>
+          <w:i/>
+        </w:rPr>
+        <w:t>Monthly recurring plans with credits, included services, and product discounts. Starter fee at signup.</w:t>
+      </w:r>
+    </w:p>
+    <w:p/>
+    <w:tbl>
+      <w:tblPr>
+        <w:tblStyle w:val="MediumShading1-Accent1"/>
+        <w:tblW w:type="auto" w:w="0"/>
+        <w:jc w:val="center"/>
+        <w:tblLook w:firstColumn="1" w:firstRow="1" w:lastColumn="0" w:lastRow="0" w:noHBand="0" w:noVBand="1" w:val="04A0"/>
+      </w:tblPr>
+      <w:tblGrid>
+        <w:gridCol w:w="1728"/>
+        <w:gridCol w:w="1728"/>
+        <w:gridCol w:w="1728"/>
+        <w:gridCol w:w="1728"/>
+        <w:gridCol w:w="1728"/>
+      </w:tblGrid>
+      <w:tr>
+        <w:tc>
+          <w:tcPr>
+            <w:tcW w:type="dxa" w:w="1728"/>
+          </w:tcPr>
+          <w:p>
+            <w:r>
+              <w:rPr>
+                <w:b/>
+              </w:rPr>
+              <w:t>Tier</w:t>
+            </w:r>
+          </w:p>
+        </w:tc>
+        <w:tc>
+          <w:tcPr>
+            <w:tcW w:type="dxa" w:w="1728"/>
+          </w:tcPr>
+          <w:p>
+            <w:r>
+              <w:rPr>
+                <w:b/>
+              </w:rPr>
+              <w:t>Membership</w:t>
+            </w:r>
+          </w:p>
+        </w:tc>
+        <w:tc>
+          <w:tcPr>
+            <w:tcW w:type="dxa" w:w="1728"/>
+          </w:tcPr>
+          <w:p>
+            <w:r>
+              <w:rPr>
+                <w:b/>
+              </w:rPr>
+              <w:t>Starter Fee</w:t>
+            </w:r>
+          </w:p>
+        </w:tc>
+        <w:tc>
+          <w:tcPr>
+            <w:tcW w:type="dxa" w:w="1728"/>
+          </w:tcPr>
+          <w:p>
+            <w:r>
+              <w:rPr>
+                <w:b/>
+              </w:rPr>
+              <w:t>Monthly</w:t>
+            </w:r>
+          </w:p>
+        </w:tc>
+        <w:tc>
+          <w:tcPr>
+            <w:tcW w:type="dxa" w:w="1728"/>
+          </w:tcPr>
+          <w:p>
+            <w:r>
+              <w:rPr>
+                <w:b/>
+              </w:rPr>
+              <w:t>Credits/Mo</w:t>
+            </w:r>
+          </w:p>
+        </w:tc>
+      </w:tr>
+      <w:tr>
+        <w:tc>
+          <w:tcPr>
+            <w:tcW w:type="dxa" w:w="1728"/>
+          </w:tcPr>
+          <w:p>
+            <w:r>
+              <w:t>Starter</w:t>
+            </w:r>
+          </w:p>
+        </w:tc>
+        <w:tc>
+          <w:tcPr>
+            <w:tcW w:type="dxa" w:w="1728"/>
+          </w:tcPr>
+          <w:p>
+            <w:r>
+              <w:t>Monthly</w:t>
+            </w:r>
+          </w:p>
+        </w:tc>
+        <w:tc>
+          <w:tcPr>
+            <w:tcW w:type="dxa" w:w="1728"/>
+          </w:tcPr>
+          <w:p>
+            <w:r>
+              <w:t>$100</w:t>
+            </w:r>
+          </w:p>
+        </w:tc>
+        <w:tc>
+          <w:tcPr>
+            <w:tcW w:type="dxa" w:w="1728"/>
+          </w:tcPr>
+          <w:p>
+            <w:r>
+              <w:t>$51/mo</w:t>
+            </w:r>
+          </w:p>
+        </w:tc>
+        <w:tc>
+          <w:tcPr>
+            <w:tcW w:type="dxa" w:w="1728"/>
+          </w:tcPr>
+          <w:p>
+            <w:r>
+              <w:t>1</w:t>
+            </w:r>
+          </w:p>
+        </w:tc>
+      </w:tr>
+      <w:tr>
+        <w:tc>
+          <w:tcPr>
+            <w:tcW w:type="dxa" w:w="1728"/>
+          </w:tcPr>
+          <w:p>
+            <w:r>
+              <w:t>Growth</w:t>
+            </w:r>
+          </w:p>
+        </w:tc>
+        <w:tc>
+          <w:tcPr>
+            <w:tcW w:type="dxa" w:w="1728"/>
+          </w:tcPr>
+          <w:p>
+            <w:r>
+              <w:t>Yearly</w:t>
+            </w:r>
+          </w:p>
+        </w:tc>
+        <w:tc>
+          <w:tcPr>
+            <w:tcW w:type="dxa" w:w="1728"/>
+          </w:tcPr>
+          <w:p>
+            <w:r>
+              <w:t>$100</w:t>
+            </w:r>
+          </w:p>
+        </w:tc>
+        <w:tc>
+          <w:tcPr>
+            <w:tcW w:type="dxa" w:w="1728"/>
+          </w:tcPr>
+          <w:p>
+            <w:r>
+              <w:t>$501/yr ($42/mo)</w:t>
+            </w:r>
+          </w:p>
+        </w:tc>
+        <w:tc>
+          <w:tcPr>
+            <w:tcW w:type="dxa" w:w="1728"/>
+          </w:tcPr>
+          <w:p>
+            <w:r>
+              <w:t>2</w:t>
+            </w:r>
+          </w:p>
+        </w:tc>
+      </w:tr>
+      <w:tr>
+        <w:tc>
+          <w:tcPr>
+            <w:tcW w:type="dxa" w:w="1728"/>
+          </w:tcPr>
+          <w:p>
+            <w:r>
+              <w:t>Scale</w:t>
+            </w:r>
+          </w:p>
+        </w:tc>
+        <w:tc>
+          <w:tcPr>
+            <w:tcW w:type="dxa" w:w="1728"/>
+          </w:tcPr>
+          <w:p>
+            <w:r>
+              <w:t>Premium</w:t>
+            </w:r>
+          </w:p>
+        </w:tc>
+        <w:tc>
+          <w:tcPr>
+            <w:tcW w:type="dxa" w:w="1728"/>
+          </w:tcPr>
+          <w:p>
+            <w:r>
+              <w:t>$150</w:t>
+            </w:r>
+          </w:p>
+        </w:tc>
+        <w:tc>
+          <w:tcPr>
+            <w:tcW w:type="dxa" w:w="1728"/>
+          </w:tcPr>
+          <w:p>
+            <w:r>
+              <w:t>$149/mo</w:t>
+            </w:r>
+          </w:p>
+        </w:tc>
+        <w:tc>
+          <w:tcPr>
+            <w:tcW w:type="dxa" w:w="1728"/>
+          </w:tcPr>
+          <w:p>
+            <w:r>
+              <w:t>4</w:t>
+            </w:r>
+          </w:p>
+        </w:tc>
+      </w:tr>
+      <w:tr>
+        <w:tc>
+          <w:tcPr>
+            <w:tcW w:type="dxa" w:w="1728"/>
+          </w:tcPr>
+          <w:p>
+            <w:r>
+              <w:t>VIP</w:t>
+            </w:r>
+          </w:p>
+        </w:tc>
+        <w:tc>
+          <w:tcPr>
+            <w:tcW w:type="dxa" w:w="1728"/>
+          </w:tcPr>
+          <w:p>
+            <w:r>
+              <w:t>Concierge</w:t>
+            </w:r>
+          </w:p>
+        </w:tc>
+        <w:tc>
+          <w:tcPr>
+            <w:tcW w:type="dxa" w:w="1728"/>
+          </w:tcPr>
+          <w:p>
+            <w:r>
+              <w:t>$250</w:t>
+            </w:r>
+          </w:p>
+        </w:tc>
+        <w:tc>
+          <w:tcPr>
+            <w:tcW w:type="dxa" w:w="1728"/>
+          </w:tcPr>
+          <w:p>
+            <w:r>
+              <w:t>$299/mo</w:t>
+            </w:r>
+          </w:p>
+        </w:tc>
+        <w:tc>
+          <w:tcPr>
+            <w:tcW w:type="dxa" w:w="1728"/>
+          </w:tcPr>
+          <w:p>
+            <w:r>
+              <w:t>Unlimited</w:t>
+            </w:r>
+          </w:p>
+        </w:tc>
+      </w:tr>
+    </w:tbl>
+    <w:p/>
+    <w:p>
+      <w:pPr>
+        <w:pStyle w:val="Heading2"/>
+      </w:pPr>
+      <w:r>
+        <w:t>Monthly — $51/mo</w:t>
+      </w:r>
+    </w:p>
+    <w:p>
+      <w:r>
+        <w:rPr>
+          <w:b/>
+        </w:rPr>
+        <w:t xml:space="preserve">Tier: </w:t>
+      </w:r>
+      <w:r>
+        <w:t>Starter</w:t>
+      </w:r>
+    </w:p>
+    <w:p>
+      <w:r>
+        <w:rPr>
+          <w:b/>
+        </w:rPr>
+        <w:t xml:space="preserve">Starter Fee: </w:t>
+      </w:r>
+      <w:r>
+        <w:t>$100 (one-time)</w:t>
+      </w:r>
+    </w:p>
+    <w:p>
+      <w:r>
+        <w:rPr>
+          <w:b/>
+        </w:rPr>
+        <w:t xml:space="preserve">Credits: </w:t>
+      </w:r>
+      <w:r>
+        <w:t>1/mo</w:t>
+      </w:r>
+    </w:p>
+    <w:p>
+      <w:pPr>
+        <w:pStyle w:val="Heading3"/>
+      </w:pPr>
+      <w:r>
+        <w:t>Included Services</w:t>
+      </w:r>
+    </w:p>
+    <w:p>
+      <w:pPr>
+        <w:pStyle w:val="ListBullet"/>
+      </w:pPr>
+      <w:r>
+        <w:t>Discounted visit pricing</w:t>
+      </w:r>
+    </w:p>
+    <w:p>
+      <w:pPr>
+        <w:pStyle w:val="ListBullet"/>
+      </w:pPr>
+      <w:r>
+        <w:t>Telehealth access ($99)</w:t>
+      </w:r>
+    </w:p>
+    <w:p>
+      <w:pPr>
+        <w:pStyle w:val="ListBullet"/>
+      </w:pPr>
+      <w:r>
+        <w:t>Patient portal</w:t>
+      </w:r>
+    </w:p>
+    <w:p>
+      <w:pPr>
+        <w:pStyle w:val="ListBullet"/>
+      </w:pPr>
+      <w:r>
+        <w:t>24/7 communication</w:t>
+      </w:r>
+    </w:p>
+    <w:p>
+      <w:pPr>
+        <w:pStyle w:val="Heading3"/>
+      </w:pPr>
+      <w:r>
+        <w:t>Products &amp; Discounts</w:t>
+      </w:r>
+    </w:p>
+    <w:p>
+      <w:pPr>
+        <w:pStyle w:val="ListBullet"/>
+      </w:pPr>
+      <w:r>
+        <w:t>10% off all medications</w:t>
+      </w:r>
+    </w:p>
+    <w:p>
+      <w:pPr>
+        <w:pStyle w:val="ListBullet"/>
+      </w:pPr>
+      <w:r>
+        <w:t>10% off bloodwork</w:t>
+      </w:r>
+    </w:p>
+    <w:p/>
+    <w:p>
+      <w:pPr>
+        <w:pStyle w:val="Heading2"/>
+      </w:pPr>
+      <w:r>
+        <w:t>Yearly — $501/yr</w:t>
+      </w:r>
+    </w:p>
+    <w:p>
+      <w:r>
+        <w:rPr>
+          <w:b/>
+        </w:rPr>
+        <w:t xml:space="preserve">Tier: </w:t>
+      </w:r>
+      <w:r>
+        <w:t>Growth</w:t>
+      </w:r>
+    </w:p>
+    <w:p>
+      <w:r>
+        <w:rPr>
+          <w:b/>
+        </w:rPr>
+        <w:t xml:space="preserve">Starter Fee: </w:t>
+      </w:r>
+      <w:r>
+        <w:t>$100 (one-time)</w:t>
+      </w:r>
+    </w:p>
+    <w:p>
+      <w:r>
+        <w:rPr>
+          <w:b/>
+        </w:rPr>
+        <w:t xml:space="preserve">Credits: </w:t>
+      </w:r>
+      <w:r>
+        <w:t>2/mo</w:t>
+      </w:r>
+    </w:p>
+    <w:p>
+      <w:pPr>
+        <w:pStyle w:val="Heading3"/>
+      </w:pPr>
+      <w:r>
+        <w:t>Included Services</w:t>
+      </w:r>
+    </w:p>
+    <w:p>
+      <w:pPr>
+        <w:pStyle w:val="ListBullet"/>
+      </w:pPr>
+      <w:r>
+        <w:t>Everything in Monthly</w:t>
+      </w:r>
+    </w:p>
+    <w:p>
+      <w:pPr>
+        <w:pStyle w:val="ListBullet"/>
+      </w:pPr>
+      <w:r>
+        <w:t>Annual wellness visit included</w:t>
+      </w:r>
+    </w:p>
+    <w:p>
+      <w:pPr>
+        <w:pStyle w:val="ListBullet"/>
+      </w:pPr>
+      <w:r>
+        <w:t>Priority scheduling</w:t>
+      </w:r>
+    </w:p>
+    <w:p>
+      <w:pPr>
+        <w:pStyle w:val="ListBullet"/>
+      </w:pPr>
+      <w:r>
+        <w:t>Full blood panel at signup</w:t>
+      </w:r>
+    </w:p>
+    <w:p>
+      <w:pPr>
+        <w:pStyle w:val="Heading3"/>
+      </w:pPr>
+      <w:r>
+        <w:t>Products &amp; Discounts</w:t>
+      </w:r>
+    </w:p>
+    <w:p>
+      <w:pPr>
+        <w:pStyle w:val="ListBullet"/>
+      </w:pPr>
+      <w:r>
+        <w:t>15% off all medications</w:t>
+      </w:r>
+    </w:p>
+    <w:p>
+      <w:pPr>
+        <w:pStyle w:val="ListBullet"/>
+      </w:pPr>
+      <w:r>
+        <w:t>15% off bloodwork</w:t>
+      </w:r>
+    </w:p>
+    <w:p>
+      <w:pPr>
+        <w:pStyle w:val="ListBullet"/>
+      </w:pPr>
+      <w:r>
+        <w:t>Free shipping on products</w:t>
+      </w:r>
+    </w:p>
+    <w:p/>
+    <w:p>
+      <w:pPr>
+        <w:pStyle w:val="Heading2"/>
+      </w:pPr>
+      <w:r>
+        <w:t>Premium — $149/mo</w:t>
+      </w:r>
+    </w:p>
+    <w:p>
+      <w:r>
+        <w:rPr>
+          <w:b/>
+        </w:rPr>
+        <w:t xml:space="preserve">Tier: </w:t>
+      </w:r>
+      <w:r>
+        <w:t>Scale</w:t>
+      </w:r>
+    </w:p>
+    <w:p>
+      <w:r>
+        <w:rPr>
+          <w:b/>
+        </w:rPr>
+        <w:t xml:space="preserve">Starter Fee: </w:t>
+      </w:r>
+      <w:r>
+        <w:t>$150 (one-time)</w:t>
+      </w:r>
+    </w:p>
+    <w:p>
+      <w:r>
+        <w:rPr>
+          <w:b/>
+        </w:rPr>
+        <w:t xml:space="preserve">Credits: </w:t>
+      </w:r>
+      <w:r>
+        <w:t>4/mo</w:t>
+      </w:r>
+    </w:p>
+    <w:p>
+      <w:pPr>
+        <w:pStyle w:val="Heading3"/>
+      </w:pPr>
+      <w:r>
+        <w:t>Included Services</w:t>
+      </w:r>
+    </w:p>
+    <w:p>
+      <w:pPr>
+        <w:pStyle w:val="ListBullet"/>
+      </w:pPr>
+      <w:r>
+        <w:t>Everything in Yearly</w:t>
+      </w:r>
+    </w:p>
+    <w:p>
+      <w:pPr>
+        <w:pStyle w:val="ListBullet"/>
+      </w:pPr>
+      <w:r>
+        <w:t>1 visit/month included ($186 value)</w:t>
+      </w:r>
+    </w:p>
+    <w:p>
+      <w:pPr>
+        <w:pStyle w:val="ListBullet"/>
+      </w:pPr>
+      <w:r>
+        <w:t>Quarterly blood panel</w:t>
+      </w:r>
+    </w:p>
+    <w:p>
+      <w:pPr>
+        <w:pStyle w:val="ListBullet"/>
+      </w:pPr>
+      <w:r>
+        <w:t>Direct physician line</w:t>
+      </w:r>
+    </w:p>
+    <w:p>
+      <w:pPr>
+        <w:pStyle w:val="Heading3"/>
+      </w:pPr>
+      <w:r>
+        <w:t>Products &amp; Discounts</w:t>
+      </w:r>
+    </w:p>
+    <w:p>
+      <w:pPr>
+        <w:pStyle w:val="ListBullet"/>
+      </w:pPr>
+      <w:r>
+        <w:t>20% off all medications &amp; products</w:t>
+      </w:r>
+    </w:p>
+    <w:p>
+      <w:pPr>
+        <w:pStyle w:val="ListBullet"/>
+      </w:pPr>
+      <w:r>
+        <w:t>20% off all packages</w:t>
+      </w:r>
+    </w:p>
+    <w:p>
+      <w:pPr>
+        <w:pStyle w:val="ListBullet"/>
+      </w:pPr>
+      <w:r>
+        <w:t>Monthly B-12 injection included</w:t>
+      </w:r>
+    </w:p>
+    <w:p/>
+    <w:p>
+      <w:pPr>
+        <w:pStyle w:val="Heading2"/>
+      </w:pPr>
+      <w:r>
+        <w:t>Concierge — $299/mo</w:t>
+      </w:r>
+    </w:p>
+    <w:p>
+      <w:r>
+        <w:rPr>
+          <w:b/>
+        </w:rPr>
+        <w:t xml:space="preserve">Tier: </w:t>
+      </w:r>
+      <w:r>
+        <w:t>VIP</w:t>
+      </w:r>
+    </w:p>
+    <w:p>
+      <w:r>
+        <w:rPr>
+          <w:b/>
+        </w:rPr>
+        <w:t xml:space="preserve">Starter Fee: </w:t>
+      </w:r>
+      <w:r>
+        <w:t>$250 (one-time)</w:t>
+      </w:r>
+    </w:p>
+    <w:p>
+      <w:r>
+        <w:rPr>
+          <w:b/>
+        </w:rPr>
+        <w:t xml:space="preserve">Credits: </w:t>
+      </w:r>
+      <w:r>
+        <w:t>Unlimited</w:t>
+      </w:r>
+    </w:p>
+    <w:p>
+      <w:pPr>
+        <w:pStyle w:val="Heading3"/>
+      </w:pPr>
+      <w:r>
+        <w:t>Included Services</w:t>
+      </w:r>
+    </w:p>
+    <w:p>
+      <w:pPr>
+        <w:pStyle w:val="ListBullet"/>
+      </w:pPr>
+      <w:r>
+        <w:t>Everything in Premium</w:t>
+      </w:r>
+    </w:p>
+    <w:p>
+      <w:pPr>
+        <w:pStyle w:val="ListBullet"/>
+      </w:pPr>
+      <w:r>
+        <w:t>Unlimited visits</w:t>
+      </w:r>
+    </w:p>
+    <w:p>
+      <w:pPr>
+        <w:pStyle w:val="ListBullet"/>
+      </w:pPr>
+      <w:r>
+        <w:t>Same-day appointments</w:t>
+      </w:r>
+    </w:p>
+    <w:p>
+      <w:pPr>
+        <w:pStyle w:val="ListBullet"/>
+      </w:pPr>
+      <w:r>
+        <w:t>After-hours access</w:t>
+      </w:r>
+    </w:p>
+    <w:p>
+      <w:pPr>
+        <w:pStyle w:val="Heading3"/>
+      </w:pPr>
+      <w:r>
+        <w:t>Products &amp; Discounts</w:t>
+      </w:r>
+    </w:p>
+    <w:p>
+      <w:pPr>
+        <w:pStyle w:val="ListBullet"/>
+      </w:pPr>
+      <w:r>
+        <w:t>25% off all medications &amp; products</w:t>
+      </w:r>
+    </w:p>
+    <w:p>
+      <w:pPr>
+        <w:pStyle w:val="ListBullet"/>
+      </w:pPr>
+      <w:r>
+        <w:t>25% off all packages</w:t>
+      </w:r>
+    </w:p>
+    <w:p>
+      <w:pPr>
+        <w:pStyle w:val="ListBullet"/>
+      </w:pPr>
+      <w:r>
+        <w:t>Monthly B-12 injection</w:t>
+      </w:r>
+    </w:p>
+    <w:p>
+      <w:pPr>
+        <w:pStyle w:val="ListBullet"/>
+      </w:pPr>
+      <w:r>
+        <w:t>Quarterly IV Vitamin Therapy</w:t>
+      </w:r>
+    </w:p>
+    <w:p/>
+    <w:p>
+      <w:pPr>
+        <w:pStyle w:val="Heading1"/>
+      </w:pPr>
+      <w:r>
+        <w:t>Multi-Month Pricing Reference (from 2025 Price Sheet)</w:t>
+      </w:r>
+    </w:p>
+    <w:tbl>
+      <w:tblPr>
+        <w:tblStyle w:val="MediumShading1-Accent1"/>
+        <w:tblW w:type="auto" w:w="0"/>
+        <w:jc w:val="center"/>
+        <w:tblLook w:firstColumn="1" w:firstRow="1" w:lastColumn="0" w:lastRow="0" w:noHBand="0" w:noVBand="1" w:val="04A0"/>
+      </w:tblPr>
+      <w:tblGrid>
+        <w:gridCol w:w="1728"/>
+        <w:gridCol w:w="1728"/>
+        <w:gridCol w:w="1728"/>
+        <w:gridCol w:w="1728"/>
+        <w:gridCol w:w="1728"/>
+      </w:tblGrid>
+      <w:tr>
+        <w:tc>
+          <w:tcPr>
+            <w:tcW w:type="dxa" w:w="1728"/>
+          </w:tcPr>
+          <w:p>
+            <w:r>
+              <w:rPr>
+                <w:b/>
+              </w:rPr>
+              <w:t>Service</w:t>
+            </w:r>
+          </w:p>
+        </w:tc>
+        <w:tc>
+          <w:tcPr>
+            <w:tcW w:type="dxa" w:w="1728"/>
+          </w:tcPr>
+          <w:p>
+            <w:r>
+              <w:rPr>
+                <w:b/>
+              </w:rPr>
+              <w:t>1 Month</w:t>
+            </w:r>
+          </w:p>
+        </w:tc>
+        <w:tc>
+          <w:tcPr>
+            <w:tcW w:type="dxa" w:w="1728"/>
+          </w:tcPr>
+          <w:p>
+            <w:r>
+              <w:rPr>
+                <w:b/>
+              </w:rPr>
+              <w:t>3 Month</w:t>
+            </w:r>
+          </w:p>
+        </w:tc>
+        <w:tc>
+          <w:tcPr>
+            <w:tcW w:type="dxa" w:w="1728"/>
+          </w:tcPr>
+          <w:p>
+            <w:r>
+              <w:rPr>
+                <w:b/>
+              </w:rPr>
+              <w:t>6 Month</w:t>
+            </w:r>
+          </w:p>
+        </w:tc>
+        <w:tc>
+          <w:tcPr>
+            <w:tcW w:type="dxa" w:w="1728"/>
+          </w:tcPr>
+          <w:p>
+            <w:r>
+              <w:rPr>
+                <w:b/>
+              </w:rPr>
+              <w:t>Savings</w:t>
+            </w:r>
+          </w:p>
+        </w:tc>
+      </w:tr>
+      <w:tr>
+        <w:tc>
+          <w:tcPr>
+            <w:tcW w:type="dxa" w:w="1728"/>
+          </w:tcPr>
+          <w:p>
+            <w:r>
+              <w:t>1 Visit/Month</w:t>
+            </w:r>
+          </w:p>
+        </w:tc>
+        <w:tc>
+          <w:tcPr>
+            <w:tcW w:type="dxa" w:w="1728"/>
+          </w:tcPr>
+          <w:p>
+            <w:r>
+              <w:t>$186</w:t>
+            </w:r>
+          </w:p>
+        </w:tc>
+        <w:tc>
+          <w:tcPr>
+            <w:tcW w:type="dxa" w:w="1728"/>
+          </w:tcPr>
+          <w:p>
+            <w:r>
+              <w:t>$425</w:t>
+            </w:r>
+          </w:p>
+        </w:tc>
+        <w:tc>
+          <w:tcPr>
+            <w:tcW w:type="dxa" w:w="1728"/>
+          </w:tcPr>
+          <w:p>
+            <w:r>
+              <w:t>$850</w:t>
+            </w:r>
+          </w:p>
+        </w:tc>
+        <w:tc>
+          <w:tcPr>
+            <w:tcW w:type="dxa" w:w="1728"/>
+          </w:tcPr>
+          <w:p>
+            <w:r>
+              <w:t>24% off</w:t>
+            </w:r>
+          </w:p>
+        </w:tc>
+      </w:tr>
+      <w:tr>
+        <w:tc>
+          <w:tcPr>
+            <w:tcW w:type="dxa" w:w="1728"/>
+          </w:tcPr>
+          <w:p>
+            <w:r>
+              <w:t>Visit Every 2 Months</w:t>
+            </w:r>
+          </w:p>
+        </w:tc>
+        <w:tc>
+          <w:tcPr>
+            <w:tcW w:type="dxa" w:w="1728"/>
+          </w:tcPr>
+          <w:p>
+            <w:r>
+              <w:t>$186</w:t>
+            </w:r>
+          </w:p>
+        </w:tc>
+        <w:tc>
+          <w:tcPr>
+            <w:tcW w:type="dxa" w:w="1728"/>
+          </w:tcPr>
+          <w:p>
+            <w:r>
+              <w:t>$425</w:t>
+            </w:r>
+          </w:p>
+        </w:tc>
+        <w:tc>
+          <w:tcPr>
+            <w:tcW w:type="dxa" w:w="1728"/>
+          </w:tcPr>
+          <w:p>
+            <w:r>
+              <w:t>$850</w:t>
+            </w:r>
+          </w:p>
+        </w:tc>
+        <w:tc>
+          <w:tcPr>
+            <w:tcW w:type="dxa" w:w="1728"/>
+          </w:tcPr>
+          <w:p>
+            <w:r>
+              <w:t>24% off</w:t>
+            </w:r>
+          </w:p>
+        </w:tc>
+      </w:tr>
+      <w:tr>
+        <w:tc>
+          <w:tcPr>
+            <w:tcW w:type="dxa" w:w="1728"/>
+          </w:tcPr>
+          <w:p>
+            <w:r>
+              <w:t>Visit Every 3-11 Months</w:t>
+            </w:r>
+          </w:p>
+        </w:tc>
+        <w:tc>
+          <w:tcPr>
+            <w:tcW w:type="dxa" w:w="1728"/>
+          </w:tcPr>
+          <w:p>
+            <w:r>
+              <w:t>$249</w:t>
+            </w:r>
+          </w:p>
+        </w:tc>
+        <w:tc>
+          <w:tcPr>
+            <w:tcW w:type="dxa" w:w="1728"/>
+          </w:tcPr>
+          <w:p>
+            <w:r>
+              <w:t>$575</w:t>
+            </w:r>
+          </w:p>
+        </w:tc>
+        <w:tc>
+          <w:tcPr>
+            <w:tcW w:type="dxa" w:w="1728"/>
+          </w:tcPr>
+          <w:p>
+            <w:r>
+              <w:t>$1,125</w:t>
+            </w:r>
+          </w:p>
+        </w:tc>
+        <w:tc>
+          <w:tcPr>
+            <w:tcW w:type="dxa" w:w="1728"/>
+          </w:tcPr>
+          <w:p>
+            <w:r>
+              <w:t>25% off</w:t>
+            </w:r>
+          </w:p>
+        </w:tc>
+      </w:tr>
+      <w:tr>
+        <w:tc>
+          <w:tcPr>
+            <w:tcW w:type="dxa" w:w="1728"/>
+          </w:tcPr>
+          <w:p>
+            <w:r>
+              <w:t>WL Level 3</w:t>
+            </w:r>
+          </w:p>
+        </w:tc>
+        <w:tc>
+          <w:tcPr>
+            <w:tcW w:type="dxa" w:w="1728"/>
+          </w:tcPr>
+          <w:p>
+            <w:r>
+              <w:t>$624</w:t>
+            </w:r>
+          </w:p>
+        </w:tc>
+        <w:tc>
+          <w:tcPr>
+            <w:tcW w:type="dxa" w:w="1728"/>
+          </w:tcPr>
+          <w:p>
+            <w:r>
+              <w:t>$1,750</w:t>
+            </w:r>
+          </w:p>
+        </w:tc>
+        <w:tc>
+          <w:tcPr>
+            <w:tcW w:type="dxa" w:w="1728"/>
+          </w:tcPr>
+          <w:p>
+            <w:r>
+              <w:t>$3,400</w:t>
+            </w:r>
+          </w:p>
+        </w:tc>
+        <w:tc>
+          <w:tcPr>
+            <w:tcW w:type="dxa" w:w="1728"/>
+          </w:tcPr>
+          <w:p>
+            <w:r>
+              <w:t>9% off</w:t>
+            </w:r>
+          </w:p>
+        </w:tc>
+      </w:tr>
+      <w:tr>
+        <w:tc>
+          <w:tcPr>
+            <w:tcW w:type="dxa" w:w="1728"/>
+          </w:tcPr>
+          <w:p>
+            <w:r>
+              <w:t>WL Level 5</w:t>
+            </w:r>
+          </w:p>
+        </w:tc>
+        <w:tc>
+          <w:tcPr>
+            <w:tcW w:type="dxa" w:w="1728"/>
+          </w:tcPr>
+          <w:p>
+            <w:r>
+              <w:t>$874</w:t>
+            </w:r>
+          </w:p>
+        </w:tc>
+        <w:tc>
+          <w:tcPr>
+            <w:tcW w:type="dxa" w:w="1728"/>
+          </w:tcPr>
+          <w:p>
+            <w:r>
+              <w:t>$2,375</w:t>
+            </w:r>
+          </w:p>
+        </w:tc>
+        <w:tc>
+          <w:tcPr>
+            <w:tcW w:type="dxa" w:w="1728"/>
+          </w:tcPr>
+          <w:p>
+            <w:r>
+              <w:t>$4,775</w:t>
+            </w:r>
+          </w:p>
+        </w:tc>
+        <w:tc>
+          <w:tcPr>
+            <w:tcW w:type="dxa" w:w="1728"/>
+          </w:tcPr>
+          <w:p>
+            <w:r>
+              <w:t>9% off</w:t>
+            </w:r>
+          </w:p>
+        </w:tc>
+      </w:tr>
+      <w:tr>
+        <w:tc>
+          <w:tcPr>
+            <w:tcW w:type="dxa" w:w="1728"/>
+          </w:tcPr>
+          <w:p>
+            <w:r>
+              <w:t>Semaglutide (first 3mo)</w:t>
+            </w:r>
+          </w:p>
+        </w:tc>
+        <w:tc>
+          <w:tcPr>
+            <w:tcW w:type="dxa" w:w="1728"/>
+          </w:tcPr>
+          <w:p>
+            <w:r>
+              <w:t>$374</w:t>
+            </w:r>
+          </w:p>
+        </w:tc>
+        <w:tc>
+          <w:tcPr>
+            <w:tcW w:type="dxa" w:w="1728"/>
+          </w:tcPr>
+          <w:p>
+            <w:r>
+              <w:t>$899*</w:t>
+            </w:r>
+          </w:p>
+        </w:tc>
+        <w:tc>
+          <w:tcPr>
+            <w:tcW w:type="dxa" w:w="1728"/>
+          </w:tcPr>
+          <w:p>
+            <w:r>
+              <w:t>—</w:t>
+            </w:r>
+          </w:p>
+        </w:tc>
+        <w:tc>
+          <w:tcPr>
+            <w:tcW w:type="dxa" w:w="1728"/>
+          </w:tcPr>
+          <w:p>
+            <w:r>
+              <w:t>20% off</w:t>
+            </w:r>
+          </w:p>
+        </w:tc>
+      </w:tr>
+      <w:tr>
+        <w:tc>
+          <w:tcPr>
+            <w:tcW w:type="dxa" w:w="1728"/>
+          </w:tcPr>
+          <w:p>
+            <w:r>
+              <w:t>TRT Every 2 Weeks</w:t>
+            </w:r>
+          </w:p>
+        </w:tc>
+        <w:tc>
+          <w:tcPr>
+            <w:tcW w:type="dxa" w:w="1728"/>
+          </w:tcPr>
+          <w:p>
+            <w:r>
+              <w:t>$374</w:t>
+            </w:r>
+          </w:p>
+        </w:tc>
+        <w:tc>
+          <w:tcPr>
+            <w:tcW w:type="dxa" w:w="1728"/>
+          </w:tcPr>
+          <w:p>
+            <w:r>
+              <w:t>$1,275</w:t>
+            </w:r>
+          </w:p>
+        </w:tc>
+        <w:tc>
+          <w:tcPr>
+            <w:tcW w:type="dxa" w:w="1728"/>
+          </w:tcPr>
+          <w:p>
+            <w:r>
+              <w:t>$2,550</w:t>
+            </w:r>
+          </w:p>
+        </w:tc>
+        <w:tc>
+          <w:tcPr>
+            <w:tcW w:type="dxa" w:w="1728"/>
+          </w:tcPr>
+          <w:p>
+            <w:r>
+              <w:t>14% off</w:t>
             </w:r>
           </w:p>
         </w:tc>

--- a/Shape_the_Wave_Memberships.docx
+++ b/Shape_the_Wave_Memberships.docx
@@ -4,45 +4,93 @@
   <w:body>
     <w:p>
       <w:pPr>
-        <w:pStyle w:val="Title"/>
+        <w:spacing w:after="40"/>
         <w:jc w:val="center"/>
       </w:pPr>
       <w:r>
+        <w:rPr>
+          <w:rFonts w:ascii="Calibri" w:hAnsi="Calibri"/>
+          <w:b/>
+          <w:color w:val="1F3864"/>
+          <w:sz w:val="52"/>
+        </w:rPr>
         <w:t>Shape the Wave — 2025 Pricing</w:t>
       </w:r>
     </w:p>
     <w:p>
       <w:pPr>
+        <w:spacing w:after="240"/>
         <w:jc w:val="center"/>
       </w:pPr>
       <w:r>
         <w:rPr>
-          <w:color w:val="666666"/>
-          <w:sz w:val="28"/>
+          <w:rFonts w:ascii="Calibri" w:hAnsi="Calibri"/>
+          <w:color w:val="4472C4"/>
+          <w:sz w:val="32"/>
         </w:rPr>
         <w:t>Services, Packages &amp; Memberships</w:t>
       </w:r>
     </w:p>
-    <w:p/>
-    <w:p>
-      <w:r>
-        <w:rPr>
-          <w:b/>
-          <w:color w:val="CC0000"/>
-        </w:rPr>
-        <w:t xml:space="preserve">KEY DISTINCTION:  </w:t>
-      </w:r>
-      <w:r>
-        <w:t>Services = individual a la carte. Packages = bundles of services (NOT tied to memberships). Memberships = recurring plans with credits, services &amp; products.</w:t>
-      </w:r>
-    </w:p>
+    <w:tbl>
+      <w:tblPr>
+        <w:tblW w:type="auto" w:w="0"/>
+        <w:jc w:val="center"/>
+        <w:tblLook w:firstColumn="1" w:firstRow="1" w:lastColumn="0" w:lastRow="0" w:noHBand="0" w:noVBand="1" w:val="04A0"/>
+        <w:tblBorders>
+          <w:top w:val="single" w:sz="8" w:space="0" w:color="C00000"/>
+          <w:left w:val="single" w:sz="8" w:space="0" w:color="C00000"/>
+          <w:bottom w:val="single" w:sz="8" w:space="0" w:color="C00000"/>
+          <w:right w:val="single" w:sz="8" w:space="0" w:color="C00000"/>
+        </w:tblBorders>
+      </w:tblPr>
+      <w:tblGrid>
+        <w:gridCol w:w="8640"/>
+      </w:tblGrid>
+      <w:tr>
+        <w:tc>
+          <w:tcPr>
+            <w:tcW w:type="dxa" w:w="8640"/>
+            <w:shd w:fill="FFF2CC" w:val="clear"/>
+          </w:tcPr>
+          <w:p>
+            <w:pPr>
+              <w:jc w:val="center"/>
+            </w:pPr>
+            <w:r>
+              <w:rPr>
+                <w:rFonts w:ascii="Calibri" w:hAnsi="Calibri"/>
+                <w:b/>
+                <w:color w:val="C00000"/>
+                <w:sz w:val="28"/>
+              </w:rPr>
+              <w:t>KEY DISTINCTION</w:t>
+            </w:r>
+          </w:p>
+          <w:p>
+            <w:pPr>
+              <w:jc w:val="center"/>
+            </w:pPr>
+            <w:r>
+              <w:rPr>
+                <w:rFonts w:ascii="Calibri" w:hAnsi="Calibri"/>
+                <w:sz w:val="22"/>
+              </w:rPr>
+              <w:t>Services = individual a la carte.  Packages = bundles of services (NOT connected to memberships).  Memberships = recurring plans with credits, services &amp; products.</w:t>
+            </w:r>
+          </w:p>
+        </w:tc>
+      </w:tr>
+    </w:tbl>
     <w:p/>
     <w:p>
       <w:pPr>
         <w:pStyle w:val="Heading1"/>
       </w:pPr>
       <w:r>
-        <w:t>1. Services (A La Carte) — 2025 Self Pay Prices</w:t>
+        <w:rPr>
+          <w:rFonts w:ascii="Calibri" w:hAnsi="Calibri"/>
+        </w:rPr>
+        <w:t>SECTION 1: SERVICES (A La Carte) — 2025 Self Pay Prices</w:t>
       </w:r>
     </w:p>
     <w:p>
@@ -50,12 +98,15 @@
         <w:pStyle w:val="Heading2"/>
       </w:pPr>
       <w:r>
+        <w:rPr>
+          <w:rFonts w:ascii="Calibri" w:hAnsi="Calibri"/>
+        </w:rPr>
         <w:t>Visits</w:t>
       </w:r>
     </w:p>
     <w:tbl>
       <w:tblPr>
-        <w:tblStyle w:val="MediumShading1-Accent1"/>
+        <w:tblStyle w:val="TableGrid"/>
         <w:tblW w:type="auto" w:w="0"/>
         <w:jc w:val="center"/>
         <w:tblLook w:firstColumn="1" w:firstRow="1" w:lastColumn="0" w:lastRow="0" w:noHBand="0" w:noVBand="1" w:val="04A0"/>
@@ -67,12 +118,22 @@
       <w:tr>
         <w:tc>
           <w:tcPr>
-            <w:tcW w:type="dxa" w:w="4320"/>
+            <w:tcW w:type="dxa" w:w="5760"/>
+            <w:shd w:fill="4472C4" w:val="clear"/>
           </w:tcPr>
           <w:p>
             <w:r>
               <w:rPr>
                 <w:b/>
+                <w:color w:val="FFFFFF"/>
+              </w:rPr>
+            </w:r>
+            <w:r>
+              <w:rPr>
+                <w:rFonts w:ascii="Calibri" w:hAnsi="Calibri"/>
+                <w:b/>
+                <w:color w:val="FFFFFF"/>
+                <w:sz w:val="20"/>
               </w:rPr>
               <w:t>Service</w:t>
             </w:r>
@@ -80,14 +141,24 @@
         </w:tc>
         <w:tc>
           <w:tcPr>
-            <w:tcW w:type="dxa" w:w="4320"/>
+            <w:tcW w:type="dxa" w:w="2880"/>
+            <w:shd w:fill="4472C4" w:val="clear"/>
           </w:tcPr>
           <w:p>
             <w:r>
               <w:rPr>
                 <w:b/>
+                <w:color w:val="FFFFFF"/>
               </w:rPr>
-              <w:t>Self Pay Price</w:t>
+            </w:r>
+            <w:r>
+              <w:rPr>
+                <w:rFonts w:ascii="Calibri" w:hAnsi="Calibri"/>
+                <w:b/>
+                <w:color w:val="FFFFFF"/>
+                <w:sz w:val="20"/>
+              </w:rPr>
+              <w:t>Price</w:t>
             </w:r>
           </w:p>
         </w:tc>
@@ -95,20 +166,34 @@
       <w:tr>
         <w:tc>
           <w:tcPr>
-            <w:tcW w:type="dxa" w:w="4320"/>
+            <w:tcW w:type="dxa" w:w="5760"/>
+            <w:shd w:fill="D6E4F0" w:val="clear"/>
           </w:tcPr>
           <w:p>
+            <w:r/>
             <w:r>
-              <w:t>New Patient Consultation</w:t>
+              <w:rPr>
+                <w:rFonts w:ascii="Calibri" w:hAnsi="Calibri"/>
+                <w:b w:val="0"/>
+                <w:sz w:val="20"/>
+              </w:rPr>
+              <w:t>New Patient</w:t>
             </w:r>
           </w:p>
         </w:tc>
         <w:tc>
           <w:tcPr>
-            <w:tcW w:type="dxa" w:w="4320"/>
+            <w:tcW w:type="dxa" w:w="2880"/>
+            <w:shd w:fill="D6E4F0" w:val="clear"/>
           </w:tcPr>
           <w:p>
+            <w:r/>
             <w:r>
+              <w:rPr>
+                <w:rFonts w:ascii="Calibri" w:hAnsi="Calibri"/>
+                <w:b w:val="0"/>
+                <w:sz w:val="20"/>
+              </w:rPr>
               <w:t>$311</w:t>
             </w:r>
           </w:p>
@@ -117,20 +202,32 @@
       <w:tr>
         <w:tc>
           <w:tcPr>
-            <w:tcW w:type="dxa" w:w="4320"/>
+            <w:tcW w:type="dxa" w:w="5760"/>
           </w:tcPr>
           <w:p>
+            <w:r/>
             <w:r>
-              <w:t>1 Visit Per Month</w:t>
+              <w:rPr>
+                <w:rFonts w:ascii="Calibri" w:hAnsi="Calibri"/>
+                <w:b w:val="0"/>
+                <w:sz w:val="20"/>
+              </w:rPr>
+              <w:t>1 Visit/Month</w:t>
             </w:r>
           </w:p>
         </w:tc>
         <w:tc>
           <w:tcPr>
-            <w:tcW w:type="dxa" w:w="4320"/>
+            <w:tcW w:type="dxa" w:w="2880"/>
           </w:tcPr>
           <w:p>
+            <w:r/>
             <w:r>
+              <w:rPr>
+                <w:rFonts w:ascii="Calibri" w:hAnsi="Calibri"/>
+                <w:b w:val="0"/>
+                <w:sz w:val="20"/>
+              </w:rPr>
               <w:t>$186</w:t>
             </w:r>
           </w:p>
@@ -139,20 +236,34 @@
       <w:tr>
         <w:tc>
           <w:tcPr>
-            <w:tcW w:type="dxa" w:w="4320"/>
+            <w:tcW w:type="dxa" w:w="5760"/>
+            <w:shd w:fill="D6E4F0" w:val="clear"/>
           </w:tcPr>
           <w:p>
+            <w:r/>
             <w:r>
-              <w:t>Telehealth Visit</w:t>
+              <w:rPr>
+                <w:rFonts w:ascii="Calibri" w:hAnsi="Calibri"/>
+                <w:b w:val="0"/>
+                <w:sz w:val="20"/>
+              </w:rPr>
+              <w:t>Telehealth</w:t>
             </w:r>
           </w:p>
         </w:tc>
         <w:tc>
           <w:tcPr>
-            <w:tcW w:type="dxa" w:w="4320"/>
+            <w:tcW w:type="dxa" w:w="2880"/>
+            <w:shd w:fill="D6E4F0" w:val="clear"/>
           </w:tcPr>
           <w:p>
+            <w:r/>
             <w:r>
+              <w:rPr>
+                <w:rFonts w:ascii="Calibri" w:hAnsi="Calibri"/>
+                <w:b w:val="0"/>
+                <w:sz w:val="20"/>
+              </w:rPr>
               <w:t>$99</w:t>
             </w:r>
           </w:p>
@@ -161,20 +272,32 @@
       <w:tr>
         <w:tc>
           <w:tcPr>
-            <w:tcW w:type="dxa" w:w="4320"/>
+            <w:tcW w:type="dxa" w:w="5760"/>
           </w:tcPr>
           <w:p>
+            <w:r/>
             <w:r>
-              <w:t>Additional Visit (same month)</w:t>
+              <w:rPr>
+                <w:rFonts w:ascii="Calibri" w:hAnsi="Calibri"/>
+                <w:b w:val="0"/>
+                <w:sz w:val="20"/>
+              </w:rPr>
+              <w:t>Additional Visit</w:t>
             </w:r>
           </w:p>
         </w:tc>
         <w:tc>
           <w:tcPr>
-            <w:tcW w:type="dxa" w:w="4320"/>
+            <w:tcW w:type="dxa" w:w="2880"/>
           </w:tcPr>
           <w:p>
+            <w:r/>
             <w:r>
+              <w:rPr>
+                <w:rFonts w:ascii="Calibri" w:hAnsi="Calibri"/>
+                <w:b w:val="0"/>
+                <w:sz w:val="20"/>
+              </w:rPr>
               <w:t>$124</w:t>
             </w:r>
           </w:p>
@@ -183,20 +306,34 @@
       <w:tr>
         <w:tc>
           <w:tcPr>
-            <w:tcW w:type="dxa" w:w="4320"/>
+            <w:tcW w:type="dxa" w:w="5760"/>
+            <w:shd w:fill="D6E4F0" w:val="clear"/>
           </w:tcPr>
           <w:p>
+            <w:r/>
             <w:r>
-              <w:t>1 Visit Every 2 Months</w:t>
+              <w:rPr>
+                <w:rFonts w:ascii="Calibri" w:hAnsi="Calibri"/>
+                <w:b w:val="0"/>
+                <w:sz w:val="20"/>
+              </w:rPr>
+              <w:t>Every 2 Months</w:t>
             </w:r>
           </w:p>
         </w:tc>
         <w:tc>
           <w:tcPr>
-            <w:tcW w:type="dxa" w:w="4320"/>
+            <w:tcW w:type="dxa" w:w="2880"/>
+            <w:shd w:fill="D6E4F0" w:val="clear"/>
           </w:tcPr>
           <w:p>
+            <w:r/>
             <w:r>
+              <w:rPr>
+                <w:rFonts w:ascii="Calibri" w:hAnsi="Calibri"/>
+                <w:b w:val="0"/>
+                <w:sz w:val="20"/>
+              </w:rPr>
               <w:t>$186</w:t>
             </w:r>
           </w:p>
@@ -205,20 +342,32 @@
       <w:tr>
         <w:tc>
           <w:tcPr>
-            <w:tcW w:type="dxa" w:w="4320"/>
+            <w:tcW w:type="dxa" w:w="5760"/>
           </w:tcPr>
           <w:p>
+            <w:r/>
             <w:r>
-              <w:t>1 Visit Every 3-11 Months</w:t>
+              <w:rPr>
+                <w:rFonts w:ascii="Calibri" w:hAnsi="Calibri"/>
+                <w:b w:val="0"/>
+                <w:sz w:val="20"/>
+              </w:rPr>
+              <w:t>Every 3–11 Months</w:t>
             </w:r>
           </w:p>
         </w:tc>
         <w:tc>
           <w:tcPr>
-            <w:tcW w:type="dxa" w:w="4320"/>
+            <w:tcW w:type="dxa" w:w="2880"/>
           </w:tcPr>
           <w:p>
+            <w:r/>
             <w:r>
+              <w:rPr>
+                <w:rFonts w:ascii="Calibri" w:hAnsi="Calibri"/>
+                <w:b w:val="0"/>
+                <w:sz w:val="20"/>
+              </w:rPr>
               <w:t>$249</w:t>
             </w:r>
           </w:p>
@@ -227,38 +376,54 @@
       <w:tr>
         <w:tc>
           <w:tcPr>
-            <w:tcW w:type="dxa" w:w="4320"/>
+            <w:tcW w:type="dxa" w:w="5760"/>
+            <w:shd w:fill="D6E4F0" w:val="clear"/>
           </w:tcPr>
           <w:p>
+            <w:r/>
             <w:r>
-              <w:t>Annual Wellness Visit</w:t>
+              <w:rPr>
+                <w:rFonts w:ascii="Calibri" w:hAnsi="Calibri"/>
+                <w:b w:val="0"/>
+                <w:sz w:val="20"/>
+              </w:rPr>
+              <w:t>Annual Wellness</w:t>
             </w:r>
           </w:p>
         </w:tc>
         <w:tc>
           <w:tcPr>
-            <w:tcW w:type="dxa" w:w="4320"/>
+            <w:tcW w:type="dxa" w:w="2880"/>
+            <w:shd w:fill="D6E4F0" w:val="clear"/>
           </w:tcPr>
           <w:p>
+            <w:r/>
             <w:r>
+              <w:rPr>
+                <w:rFonts w:ascii="Calibri" w:hAnsi="Calibri"/>
+                <w:b w:val="0"/>
+                <w:sz w:val="20"/>
+              </w:rPr>
               <w:t>$311</w:t>
             </w:r>
           </w:p>
         </w:tc>
       </w:tr>
     </w:tbl>
-    <w:p/>
     <w:p>
       <w:pPr>
         <w:pStyle w:val="Heading2"/>
       </w:pPr>
       <w:r>
+        <w:rPr>
+          <w:rFonts w:ascii="Calibri" w:hAnsi="Calibri"/>
+        </w:rPr>
         <w:t>Bloodwork</w:t>
       </w:r>
     </w:p>
     <w:tbl>
       <w:tblPr>
-        <w:tblStyle w:val="MediumShading1-Accent1"/>
+        <w:tblStyle w:val="TableGrid"/>
         <w:tblW w:type="auto" w:w="0"/>
         <w:jc w:val="center"/>
         <w:tblLook w:firstColumn="1" w:firstRow="1" w:lastColumn="0" w:lastRow="0" w:noHBand="0" w:noVBand="1" w:val="04A0"/>
@@ -270,12 +435,22 @@
       <w:tr>
         <w:tc>
           <w:tcPr>
-            <w:tcW w:type="dxa" w:w="4320"/>
+            <w:tcW w:type="dxa" w:w="5760"/>
+            <w:shd w:fill="4472C4" w:val="clear"/>
           </w:tcPr>
           <w:p>
             <w:r>
               <w:rPr>
                 <w:b/>
+                <w:color w:val="FFFFFF"/>
+              </w:rPr>
+            </w:r>
+            <w:r>
+              <w:rPr>
+                <w:rFonts w:ascii="Calibri" w:hAnsi="Calibri"/>
+                <w:b/>
+                <w:color w:val="FFFFFF"/>
+                <w:sz w:val="20"/>
               </w:rPr>
               <w:t>Service</w:t>
             </w:r>
@@ -283,14 +458,24 @@
         </w:tc>
         <w:tc>
           <w:tcPr>
-            <w:tcW w:type="dxa" w:w="4320"/>
+            <w:tcW w:type="dxa" w:w="2880"/>
+            <w:shd w:fill="4472C4" w:val="clear"/>
           </w:tcPr>
           <w:p>
             <w:r>
               <w:rPr>
                 <w:b/>
+                <w:color w:val="FFFFFF"/>
               </w:rPr>
-              <w:t>Self Pay Price</w:t>
+            </w:r>
+            <w:r>
+              <w:rPr>
+                <w:rFonts w:ascii="Calibri" w:hAnsi="Calibri"/>
+                <w:b/>
+                <w:color w:val="FFFFFF"/>
+                <w:sz w:val="20"/>
+              </w:rPr>
+              <w:t>Price</w:t>
             </w:r>
           </w:p>
         </w:tc>
@@ -298,20 +483,34 @@
       <w:tr>
         <w:tc>
           <w:tcPr>
-            <w:tcW w:type="dxa" w:w="4320"/>
+            <w:tcW w:type="dxa" w:w="5760"/>
+            <w:shd w:fill="D6E4F0" w:val="clear"/>
           </w:tcPr>
           <w:p>
+            <w:r/>
             <w:r>
-              <w:t>Full Blood Panel</w:t>
+              <w:rPr>
+                <w:rFonts w:ascii="Calibri" w:hAnsi="Calibri"/>
+                <w:b w:val="0"/>
+                <w:sz w:val="20"/>
+              </w:rPr>
+              <w:t>Full Panel</w:t>
             </w:r>
           </w:p>
         </w:tc>
         <w:tc>
           <w:tcPr>
-            <w:tcW w:type="dxa" w:w="4320"/>
+            <w:tcW w:type="dxa" w:w="2880"/>
+            <w:shd w:fill="D6E4F0" w:val="clear"/>
           </w:tcPr>
           <w:p>
+            <w:r/>
             <w:r>
+              <w:rPr>
+                <w:rFonts w:ascii="Calibri" w:hAnsi="Calibri"/>
+                <w:b w:val="0"/>
+                <w:sz w:val="20"/>
+              </w:rPr>
               <w:t>$374</w:t>
             </w:r>
           </w:p>
@@ -320,20 +519,32 @@
       <w:tr>
         <w:tc>
           <w:tcPr>
-            <w:tcW w:type="dxa" w:w="4320"/>
+            <w:tcW w:type="dxa" w:w="5760"/>
           </w:tcPr>
           <w:p>
+            <w:r/>
             <w:r>
-              <w:t>Single Blood Test</w:t>
+              <w:rPr>
+                <w:rFonts w:ascii="Calibri" w:hAnsi="Calibri"/>
+                <w:b w:val="0"/>
+                <w:sz w:val="20"/>
+              </w:rPr>
+              <w:t>Single Test</w:t>
             </w:r>
           </w:p>
         </w:tc>
         <w:tc>
           <w:tcPr>
-            <w:tcW w:type="dxa" w:w="4320"/>
+            <w:tcW w:type="dxa" w:w="2880"/>
           </w:tcPr>
           <w:p>
+            <w:r/>
             <w:r>
+              <w:rPr>
+                <w:rFonts w:ascii="Calibri" w:hAnsi="Calibri"/>
+                <w:b w:val="0"/>
+                <w:sz w:val="20"/>
+              </w:rPr>
               <w:t>$81</w:t>
             </w:r>
           </w:p>
@@ -342,38 +553,54 @@
       <w:tr>
         <w:tc>
           <w:tcPr>
-            <w:tcW w:type="dxa" w:w="4320"/>
+            <w:tcW w:type="dxa" w:w="5760"/>
+            <w:shd w:fill="D6E4F0" w:val="clear"/>
           </w:tcPr>
           <w:p>
+            <w:r/>
             <w:r>
-              <w:t>Additional Test (after single)</w:t>
+              <w:rPr>
+                <w:rFonts w:ascii="Calibri" w:hAnsi="Calibri"/>
+                <w:b w:val="0"/>
+                <w:sz w:val="20"/>
+              </w:rPr>
+              <w:t>Additional Test</w:t>
             </w:r>
           </w:p>
         </w:tc>
         <w:tc>
           <w:tcPr>
-            <w:tcW w:type="dxa" w:w="4320"/>
+            <w:tcW w:type="dxa" w:w="2880"/>
+            <w:shd w:fill="D6E4F0" w:val="clear"/>
           </w:tcPr>
           <w:p>
+            <w:r/>
             <w:r>
+              <w:rPr>
+                <w:rFonts w:ascii="Calibri" w:hAnsi="Calibri"/>
+                <w:b w:val="0"/>
+                <w:sz w:val="20"/>
+              </w:rPr>
               <w:t>$56</w:t>
             </w:r>
           </w:p>
         </w:tc>
       </w:tr>
     </w:tbl>
-    <w:p/>
     <w:p>
       <w:pPr>
         <w:pStyle w:val="Heading2"/>
       </w:pPr>
       <w:r>
-        <w:t>Weight Loss — Shake Programs</w:t>
+        <w:rPr>
+          <w:rFonts w:ascii="Calibri" w:hAnsi="Calibri"/>
+        </w:rPr>
+        <w:t>Weight Loss Shakes</w:t>
       </w:r>
     </w:p>
     <w:tbl>
       <w:tblPr>
-        <w:tblStyle w:val="MediumShading1-Accent1"/>
+        <w:tblStyle w:val="TableGrid"/>
         <w:tblW w:type="auto" w:w="0"/>
         <w:jc w:val="center"/>
         <w:tblLook w:firstColumn="1" w:firstRow="1" w:lastColumn="0" w:lastRow="0" w:noHBand="0" w:noVBand="1" w:val="04A0"/>
@@ -385,27 +612,47 @@
       <w:tr>
         <w:tc>
           <w:tcPr>
-            <w:tcW w:type="dxa" w:w="4320"/>
+            <w:tcW w:type="dxa" w:w="5760"/>
+            <w:shd w:fill="4472C4" w:val="clear"/>
           </w:tcPr>
           <w:p>
             <w:r>
               <w:rPr>
                 <w:b/>
+                <w:color w:val="FFFFFF"/>
               </w:rPr>
-              <w:t>Service</w:t>
+            </w:r>
+            <w:r>
+              <w:rPr>
+                <w:rFonts w:ascii="Calibri" w:hAnsi="Calibri"/>
+                <w:b/>
+                <w:color w:val="FFFFFF"/>
+                <w:sz w:val="20"/>
+              </w:rPr>
+              <w:t>Level</w:t>
             </w:r>
           </w:p>
         </w:tc>
         <w:tc>
           <w:tcPr>
-            <w:tcW w:type="dxa" w:w="4320"/>
+            <w:tcW w:type="dxa" w:w="2880"/>
+            <w:shd w:fill="4472C4" w:val="clear"/>
           </w:tcPr>
           <w:p>
             <w:r>
               <w:rPr>
                 <w:b/>
+                <w:color w:val="FFFFFF"/>
               </w:rPr>
-              <w:t>Self Pay Price</w:t>
+            </w:r>
+            <w:r>
+              <w:rPr>
+                <w:rFonts w:ascii="Calibri" w:hAnsi="Calibri"/>
+                <w:b/>
+                <w:color w:val="FFFFFF"/>
+                <w:sz w:val="20"/>
+              </w:rPr>
+              <w:t>Price / Month</w:t>
             </w:r>
           </w:p>
         </w:tc>
@@ -413,20 +660,34 @@
       <w:tr>
         <w:tc>
           <w:tcPr>
-            <w:tcW w:type="dxa" w:w="4320"/>
+            <w:tcW w:type="dxa" w:w="5760"/>
+            <w:shd w:fill="D6E4F0" w:val="clear"/>
           </w:tcPr>
           <w:p>
+            <w:r/>
             <w:r>
-              <w:t>Level 1 - Maintenance (4 boxes)</w:t>
+              <w:rPr>
+                <w:rFonts w:ascii="Calibri" w:hAnsi="Calibri"/>
+                <w:b w:val="0"/>
+                <w:sz w:val="20"/>
+              </w:rPr>
+              <w:t>Level 1</w:t>
             </w:r>
           </w:p>
         </w:tc>
         <w:tc>
           <w:tcPr>
-            <w:tcW w:type="dxa" w:w="4320"/>
+            <w:tcW w:type="dxa" w:w="2880"/>
+            <w:shd w:fill="D6E4F0" w:val="clear"/>
           </w:tcPr>
           <w:p>
+            <w:r/>
             <w:r>
+              <w:rPr>
+                <w:rFonts w:ascii="Calibri" w:hAnsi="Calibri"/>
+                <w:b w:val="0"/>
+                <w:sz w:val="20"/>
+              </w:rPr>
               <w:t>$186/mo</w:t>
             </w:r>
           </w:p>
@@ -435,20 +696,32 @@
       <w:tr>
         <w:tc>
           <w:tcPr>
-            <w:tcW w:type="dxa" w:w="4320"/>
+            <w:tcW w:type="dxa" w:w="5760"/>
           </w:tcPr>
           <w:p>
+            <w:r/>
             <w:r>
-              <w:t>Level 2 - Phentermine Only</w:t>
+              <w:rPr>
+                <w:rFonts w:ascii="Calibri" w:hAnsi="Calibri"/>
+                <w:b w:val="0"/>
+                <w:sz w:val="20"/>
+              </w:rPr>
+              <w:t>Level 2</w:t>
             </w:r>
           </w:p>
         </w:tc>
         <w:tc>
           <w:tcPr>
-            <w:tcW w:type="dxa" w:w="4320"/>
+            <w:tcW w:type="dxa" w:w="2880"/>
           </w:tcPr>
           <w:p>
+            <w:r/>
             <w:r>
+              <w:rPr>
+                <w:rFonts w:ascii="Calibri" w:hAnsi="Calibri"/>
+                <w:b w:val="0"/>
+                <w:sz w:val="20"/>
+              </w:rPr>
               <w:t>$275/mo</w:t>
             </w:r>
           </w:p>
@@ -457,20 +730,34 @@
       <w:tr>
         <w:tc>
           <w:tcPr>
-            <w:tcW w:type="dxa" w:w="4320"/>
+            <w:tcW w:type="dxa" w:w="5760"/>
+            <w:shd w:fill="D6E4F0" w:val="clear"/>
           </w:tcPr>
           <w:p>
+            <w:r/>
             <w:r>
-              <w:t>Level 3 - 8 boxes + phent</w:t>
+              <w:rPr>
+                <w:rFonts w:ascii="Calibri" w:hAnsi="Calibri"/>
+                <w:b w:val="0"/>
+                <w:sz w:val="20"/>
+              </w:rPr>
+              <w:t>Level 3</w:t>
             </w:r>
           </w:p>
         </w:tc>
         <w:tc>
           <w:tcPr>
-            <w:tcW w:type="dxa" w:w="4320"/>
+            <w:tcW w:type="dxa" w:w="2880"/>
+            <w:shd w:fill="D6E4F0" w:val="clear"/>
           </w:tcPr>
           <w:p>
+            <w:r/>
             <w:r>
+              <w:rPr>
+                <w:rFonts w:ascii="Calibri" w:hAnsi="Calibri"/>
+                <w:b w:val="0"/>
+                <w:sz w:val="20"/>
+              </w:rPr>
               <w:t>$624/mo</w:t>
             </w:r>
           </w:p>
@@ -479,20 +766,32 @@
       <w:tr>
         <w:tc>
           <w:tcPr>
-            <w:tcW w:type="dxa" w:w="4320"/>
+            <w:tcW w:type="dxa" w:w="5760"/>
           </w:tcPr>
           <w:p>
+            <w:r/>
             <w:r>
-              <w:t>Level 4 - 16 boxes + phent</w:t>
+              <w:rPr>
+                <w:rFonts w:ascii="Calibri" w:hAnsi="Calibri"/>
+                <w:b w:val="0"/>
+                <w:sz w:val="20"/>
+              </w:rPr>
+              <w:t>Level 4</w:t>
             </w:r>
           </w:p>
         </w:tc>
         <w:tc>
           <w:tcPr>
-            <w:tcW w:type="dxa" w:w="4320"/>
+            <w:tcW w:type="dxa" w:w="2880"/>
           </w:tcPr>
           <w:p>
+            <w:r/>
             <w:r>
+              <w:rPr>
+                <w:rFonts w:ascii="Calibri" w:hAnsi="Calibri"/>
+                <w:b w:val="0"/>
+                <w:sz w:val="20"/>
+              </w:rPr>
               <w:t>$749/mo</w:t>
             </w:r>
           </w:p>
@@ -501,20 +800,34 @@
       <w:tr>
         <w:tc>
           <w:tcPr>
-            <w:tcW w:type="dxa" w:w="4320"/>
+            <w:tcW w:type="dxa" w:w="5760"/>
+            <w:shd w:fill="D6E4F0" w:val="clear"/>
           </w:tcPr>
           <w:p>
+            <w:r/>
             <w:r>
-              <w:t>Level 5 - 24 boxes + 2 inj + phent</w:t>
+              <w:rPr>
+                <w:rFonts w:ascii="Calibri" w:hAnsi="Calibri"/>
+                <w:b w:val="0"/>
+                <w:sz w:val="20"/>
+              </w:rPr>
+              <w:t>Level 5</w:t>
             </w:r>
           </w:p>
         </w:tc>
         <w:tc>
           <w:tcPr>
-            <w:tcW w:type="dxa" w:w="4320"/>
+            <w:tcW w:type="dxa" w:w="2880"/>
+            <w:shd w:fill="D6E4F0" w:val="clear"/>
           </w:tcPr>
           <w:p>
+            <w:r/>
             <w:r>
+              <w:rPr>
+                <w:rFonts w:ascii="Calibri" w:hAnsi="Calibri"/>
+                <w:b w:val="0"/>
+                <w:sz w:val="20"/>
+              </w:rPr>
               <w:t>$874/mo</w:t>
             </w:r>
           </w:p>
@@ -523,38 +836,52 @@
       <w:tr>
         <w:tc>
           <w:tcPr>
-            <w:tcW w:type="dxa" w:w="4320"/>
+            <w:tcW w:type="dxa" w:w="5760"/>
           </w:tcPr>
           <w:p>
+            <w:r/>
             <w:r>
-              <w:t>Level 6 - 32 boxes + 2 inj + phent</w:t>
+              <w:rPr>
+                <w:rFonts w:ascii="Calibri" w:hAnsi="Calibri"/>
+                <w:b w:val="0"/>
+                <w:sz w:val="20"/>
+              </w:rPr>
+              <w:t>Level 6</w:t>
             </w:r>
           </w:p>
         </w:tc>
         <w:tc>
           <w:tcPr>
-            <w:tcW w:type="dxa" w:w="4320"/>
+            <w:tcW w:type="dxa" w:w="2880"/>
           </w:tcPr>
           <w:p>
+            <w:r/>
             <w:r>
+              <w:rPr>
+                <w:rFonts w:ascii="Calibri" w:hAnsi="Calibri"/>
+                <w:b w:val="0"/>
+                <w:sz w:val="20"/>
+              </w:rPr>
               <w:t>$999/mo</w:t>
             </w:r>
           </w:p>
         </w:tc>
       </w:tr>
     </w:tbl>
-    <w:p/>
     <w:p>
       <w:pPr>
         <w:pStyle w:val="Heading2"/>
       </w:pPr>
       <w:r>
+        <w:rPr>
+          <w:rFonts w:ascii="Calibri" w:hAnsi="Calibri"/>
+        </w:rPr>
         <w:t>Semaglutide</w:t>
       </w:r>
     </w:p>
     <w:tbl>
       <w:tblPr>
-        <w:tblStyle w:val="MediumShading1-Accent1"/>
+        <w:tblStyle w:val="TableGrid"/>
         <w:tblW w:type="auto" w:w="0"/>
         <w:jc w:val="center"/>
         <w:tblLook w:firstColumn="1" w:firstRow="1" w:lastColumn="0" w:lastRow="0" w:noHBand="0" w:noVBand="1" w:val="04A0"/>
@@ -566,12 +893,22 @@
       <w:tr>
         <w:tc>
           <w:tcPr>
-            <w:tcW w:type="dxa" w:w="4320"/>
+            <w:tcW w:type="dxa" w:w="5760"/>
+            <w:shd w:fill="4472C4" w:val="clear"/>
           </w:tcPr>
           <w:p>
             <w:r>
               <w:rPr>
                 <w:b/>
+                <w:color w:val="FFFFFF"/>
+              </w:rPr>
+            </w:r>
+            <w:r>
+              <w:rPr>
+                <w:rFonts w:ascii="Calibri" w:hAnsi="Calibri"/>
+                <w:b/>
+                <w:color w:val="FFFFFF"/>
+                <w:sz w:val="20"/>
               </w:rPr>
               <w:t>Service</w:t>
             </w:r>
@@ -579,14 +916,24 @@
         </w:tc>
         <w:tc>
           <w:tcPr>
-            <w:tcW w:type="dxa" w:w="4320"/>
+            <w:tcW w:type="dxa" w:w="2880"/>
+            <w:shd w:fill="4472C4" w:val="clear"/>
           </w:tcPr>
           <w:p>
             <w:r>
               <w:rPr>
                 <w:b/>
+                <w:color w:val="FFFFFF"/>
               </w:rPr>
-              <w:t>Self Pay Price</w:t>
+            </w:r>
+            <w:r>
+              <w:rPr>
+                <w:rFonts w:ascii="Calibri" w:hAnsi="Calibri"/>
+                <w:b/>
+                <w:color w:val="FFFFFF"/>
+                <w:sz w:val="20"/>
+              </w:rPr>
+              <w:t>Price</w:t>
             </w:r>
           </w:p>
         </w:tc>
@@ -594,20 +941,34 @@
       <w:tr>
         <w:tc>
           <w:tcPr>
-            <w:tcW w:type="dxa" w:w="4320"/>
+            <w:tcW w:type="dxa" w:w="5760"/>
+            <w:shd w:fill="D6E4F0" w:val="clear"/>
           </w:tcPr>
           <w:p>
+            <w:r/>
             <w:r>
+              <w:rPr>
+                <w:rFonts w:ascii="Calibri" w:hAnsi="Calibri"/>
+                <w:b w:val="0"/>
+                <w:sz w:val="20"/>
+              </w:rPr>
               <w:t>First 3 Months</w:t>
             </w:r>
           </w:p>
         </w:tc>
         <w:tc>
           <w:tcPr>
-            <w:tcW w:type="dxa" w:w="4320"/>
+            <w:tcW w:type="dxa" w:w="2880"/>
+            <w:shd w:fill="D6E4F0" w:val="clear"/>
           </w:tcPr>
           <w:p>
+            <w:r/>
             <w:r>
+              <w:rPr>
+                <w:rFonts w:ascii="Calibri" w:hAnsi="Calibri"/>
+                <w:b w:val="0"/>
+                <w:sz w:val="20"/>
+              </w:rPr>
               <w:t>$374/mo</w:t>
             </w:r>
           </w:p>
@@ -616,20 +977,32 @@
       <w:tr>
         <w:tc>
           <w:tcPr>
-            <w:tcW w:type="dxa" w:w="4320"/>
+            <w:tcW w:type="dxa" w:w="5760"/>
           </w:tcPr>
           <w:p>
+            <w:r/>
             <w:r>
-              <w:t>3 Month Plan Upfront</w:t>
+              <w:rPr>
+                <w:rFonts w:ascii="Calibri" w:hAnsi="Calibri"/>
+                <w:b w:val="0"/>
+                <w:sz w:val="20"/>
+              </w:rPr>
+              <w:t>3-Month Upfront</w:t>
             </w:r>
           </w:p>
         </w:tc>
         <w:tc>
           <w:tcPr>
-            <w:tcW w:type="dxa" w:w="4320"/>
+            <w:tcW w:type="dxa" w:w="2880"/>
           </w:tcPr>
           <w:p>
+            <w:r/>
             <w:r>
+              <w:rPr>
+                <w:rFonts w:ascii="Calibri" w:hAnsi="Calibri"/>
+                <w:b w:val="0"/>
+                <w:sz w:val="20"/>
+              </w:rPr>
               <w:t>$299/mo</w:t>
             </w:r>
           </w:p>
@@ -638,38 +1011,54 @@
       <w:tr>
         <w:tc>
           <w:tcPr>
-            <w:tcW w:type="dxa" w:w="4320"/>
+            <w:tcW w:type="dxa" w:w="5760"/>
+            <w:shd w:fill="D6E4F0" w:val="clear"/>
           </w:tcPr>
           <w:p>
+            <w:r/>
             <w:r>
+              <w:rPr>
+                <w:rFonts w:ascii="Calibri" w:hAnsi="Calibri"/>
+                <w:b w:val="0"/>
+                <w:sz w:val="20"/>
+              </w:rPr>
               <w:t>After 3 Months</w:t>
             </w:r>
           </w:p>
         </w:tc>
         <w:tc>
           <w:tcPr>
-            <w:tcW w:type="dxa" w:w="4320"/>
+            <w:tcW w:type="dxa" w:w="2880"/>
+            <w:shd w:fill="D6E4F0" w:val="clear"/>
           </w:tcPr>
           <w:p>
+            <w:r/>
             <w:r>
+              <w:rPr>
+                <w:rFonts w:ascii="Calibri" w:hAnsi="Calibri"/>
+                <w:b w:val="0"/>
+                <w:sz w:val="20"/>
+              </w:rPr>
               <w:t>$686/mo</w:t>
             </w:r>
           </w:p>
         </w:tc>
       </w:tr>
     </w:tbl>
-    <w:p/>
     <w:p>
       <w:pPr>
         <w:pStyle w:val="Heading2"/>
       </w:pPr>
       <w:r>
+        <w:rPr>
+          <w:rFonts w:ascii="Calibri" w:hAnsi="Calibri"/>
+        </w:rPr>
         <w:t>Tirzepatide</w:t>
       </w:r>
     </w:p>
     <w:tbl>
       <w:tblPr>
-        <w:tblStyle w:val="MediumShading1-Accent1"/>
+        <w:tblStyle w:val="TableGrid"/>
         <w:tblW w:type="auto" w:w="0"/>
         <w:jc w:val="center"/>
         <w:tblLook w:firstColumn="1" w:firstRow="1" w:lastColumn="0" w:lastRow="0" w:noHBand="0" w:noVBand="1" w:val="04A0"/>
@@ -681,27 +1070,47 @@
       <w:tr>
         <w:tc>
           <w:tcPr>
-            <w:tcW w:type="dxa" w:w="4320"/>
+            <w:tcW w:type="dxa" w:w="5760"/>
+            <w:shd w:fill="4472C4" w:val="clear"/>
           </w:tcPr>
           <w:p>
             <w:r>
               <w:rPr>
                 <w:b/>
+                <w:color w:val="FFFFFF"/>
               </w:rPr>
-              <w:t>Service</w:t>
+            </w:r>
+            <w:r>
+              <w:rPr>
+                <w:rFonts w:ascii="Calibri" w:hAnsi="Calibri"/>
+                <w:b/>
+                <w:color w:val="FFFFFF"/>
+                <w:sz w:val="20"/>
+              </w:rPr>
+              <w:t>Dose</w:t>
             </w:r>
           </w:p>
         </w:tc>
         <w:tc>
           <w:tcPr>
-            <w:tcW w:type="dxa" w:w="4320"/>
+            <w:tcW w:type="dxa" w:w="2880"/>
+            <w:shd w:fill="4472C4" w:val="clear"/>
           </w:tcPr>
           <w:p>
             <w:r>
               <w:rPr>
                 <w:b/>
+                <w:color w:val="FFFFFF"/>
               </w:rPr>
-              <w:t>Self Pay Price</w:t>
+            </w:r>
+            <w:r>
+              <w:rPr>
+                <w:rFonts w:ascii="Calibri" w:hAnsi="Calibri"/>
+                <w:b/>
+                <w:color w:val="FFFFFF"/>
+                <w:sz w:val="20"/>
+              </w:rPr>
+              <w:t>Price</w:t>
             </w:r>
           </w:p>
         </w:tc>
@@ -709,21 +1118,35 @@
       <w:tr>
         <w:tc>
           <w:tcPr>
-            <w:tcW w:type="dxa" w:w="4320"/>
+            <w:tcW w:type="dxa" w:w="5760"/>
+            <w:shd w:fill="D6E4F0" w:val="clear"/>
           </w:tcPr>
           <w:p>
+            <w:r/>
             <w:r>
+              <w:rPr>
+                <w:rFonts w:ascii="Calibri" w:hAnsi="Calibri"/>
+                <w:b w:val="0"/>
+                <w:sz w:val="20"/>
+              </w:rPr>
               <w:t>2.5 mg</w:t>
             </w:r>
           </w:p>
         </w:tc>
         <w:tc>
           <w:tcPr>
-            <w:tcW w:type="dxa" w:w="4320"/>
+            <w:tcW w:type="dxa" w:w="2880"/>
+            <w:shd w:fill="D6E4F0" w:val="clear"/>
           </w:tcPr>
           <w:p>
+            <w:r/>
             <w:r>
-              <w:t>$499/mo</w:t>
+              <w:rPr>
+                <w:rFonts w:ascii="Calibri" w:hAnsi="Calibri"/>
+                <w:b w:val="0"/>
+                <w:sz w:val="20"/>
+              </w:rPr>
+              <w:t>$499</w:t>
             </w:r>
           </w:p>
         </w:tc>
@@ -731,21 +1154,33 @@
       <w:tr>
         <w:tc>
           <w:tcPr>
-            <w:tcW w:type="dxa" w:w="4320"/>
+            <w:tcW w:type="dxa" w:w="5760"/>
           </w:tcPr>
           <w:p>
+            <w:r/>
             <w:r>
+              <w:rPr>
+                <w:rFonts w:ascii="Calibri" w:hAnsi="Calibri"/>
+                <w:b w:val="0"/>
+                <w:sz w:val="20"/>
+              </w:rPr>
               <w:t>5 mg</w:t>
             </w:r>
           </w:p>
         </w:tc>
         <w:tc>
           <w:tcPr>
-            <w:tcW w:type="dxa" w:w="4320"/>
+            <w:tcW w:type="dxa" w:w="2880"/>
           </w:tcPr>
           <w:p>
+            <w:r/>
             <w:r>
-              <w:t>$499/mo</w:t>
+              <w:rPr>
+                <w:rFonts w:ascii="Calibri" w:hAnsi="Calibri"/>
+                <w:b w:val="0"/>
+                <w:sz w:val="20"/>
+              </w:rPr>
+              <w:t>$499</w:t>
             </w:r>
           </w:p>
         </w:tc>
@@ -753,21 +1188,35 @@
       <w:tr>
         <w:tc>
           <w:tcPr>
-            <w:tcW w:type="dxa" w:w="4320"/>
+            <w:tcW w:type="dxa" w:w="5760"/>
+            <w:shd w:fill="D6E4F0" w:val="clear"/>
           </w:tcPr>
           <w:p>
+            <w:r/>
             <w:r>
+              <w:rPr>
+                <w:rFonts w:ascii="Calibri" w:hAnsi="Calibri"/>
+                <w:b w:val="0"/>
+                <w:sz w:val="20"/>
+              </w:rPr>
               <w:t>7.5 mg</w:t>
             </w:r>
           </w:p>
         </w:tc>
         <w:tc>
           <w:tcPr>
-            <w:tcW w:type="dxa" w:w="4320"/>
+            <w:tcW w:type="dxa" w:w="2880"/>
+            <w:shd w:fill="D6E4F0" w:val="clear"/>
           </w:tcPr>
           <w:p>
+            <w:r/>
             <w:r>
-              <w:t>$625/mo</w:t>
+              <w:rPr>
+                <w:rFonts w:ascii="Calibri" w:hAnsi="Calibri"/>
+                <w:b w:val="0"/>
+                <w:sz w:val="20"/>
+              </w:rPr>
+              <w:t>$625</w:t>
             </w:r>
           </w:p>
         </w:tc>
@@ -775,38 +1224,52 @@
       <w:tr>
         <w:tc>
           <w:tcPr>
-            <w:tcW w:type="dxa" w:w="4320"/>
+            <w:tcW w:type="dxa" w:w="5760"/>
           </w:tcPr>
           <w:p>
+            <w:r/>
             <w:r>
-              <w:t>10-15 mg</w:t>
+              <w:rPr>
+                <w:rFonts w:ascii="Calibri" w:hAnsi="Calibri"/>
+                <w:b w:val="0"/>
+                <w:sz w:val="20"/>
+              </w:rPr>
+              <w:t>10–15 mg</w:t>
             </w:r>
           </w:p>
         </w:tc>
         <w:tc>
           <w:tcPr>
-            <w:tcW w:type="dxa" w:w="4320"/>
+            <w:tcW w:type="dxa" w:w="2880"/>
           </w:tcPr>
           <w:p>
+            <w:r/>
             <w:r>
-              <w:t>$960/mo</w:t>
+              <w:rPr>
+                <w:rFonts w:ascii="Calibri" w:hAnsi="Calibri"/>
+                <w:b w:val="0"/>
+                <w:sz w:val="20"/>
+              </w:rPr>
+              <w:t>$960</w:t>
             </w:r>
           </w:p>
         </w:tc>
       </w:tr>
     </w:tbl>
-    <w:p/>
     <w:p>
       <w:pPr>
         <w:pStyle w:val="Heading2"/>
       </w:pPr>
       <w:r>
-        <w:t>TRT (Testosterone Replacement)</w:t>
+        <w:rPr>
+          <w:rFonts w:ascii="Calibri" w:hAnsi="Calibri"/>
+        </w:rPr>
+        <w:t>TRT (Testosterone Replacement Therapy)</w:t>
       </w:r>
     </w:p>
     <w:tbl>
       <w:tblPr>
-        <w:tblStyle w:val="MediumShading1-Accent1"/>
+        <w:tblStyle w:val="TableGrid"/>
         <w:tblW w:type="auto" w:w="0"/>
         <w:jc w:val="center"/>
         <w:tblLook w:firstColumn="1" w:firstRow="1" w:lastColumn="0" w:lastRow="0" w:noHBand="0" w:noVBand="1" w:val="04A0"/>
@@ -818,12 +1281,22 @@
       <w:tr>
         <w:tc>
           <w:tcPr>
-            <w:tcW w:type="dxa" w:w="4320"/>
+            <w:tcW w:type="dxa" w:w="5760"/>
+            <w:shd w:fill="4472C4" w:val="clear"/>
           </w:tcPr>
           <w:p>
             <w:r>
               <w:rPr>
                 <w:b/>
+                <w:color w:val="FFFFFF"/>
+              </w:rPr>
+            </w:r>
+            <w:r>
+              <w:rPr>
+                <w:rFonts w:ascii="Calibri" w:hAnsi="Calibri"/>
+                <w:b/>
+                <w:color w:val="FFFFFF"/>
+                <w:sz w:val="20"/>
               </w:rPr>
               <w:t>Service</w:t>
             </w:r>
@@ -831,14 +1304,24 @@
         </w:tc>
         <w:tc>
           <w:tcPr>
-            <w:tcW w:type="dxa" w:w="4320"/>
+            <w:tcW w:type="dxa" w:w="2880"/>
+            <w:shd w:fill="4472C4" w:val="clear"/>
           </w:tcPr>
           <w:p>
             <w:r>
               <w:rPr>
                 <w:b/>
+                <w:color w:val="FFFFFF"/>
               </w:rPr>
-              <w:t>Self Pay Price</w:t>
+            </w:r>
+            <w:r>
+              <w:rPr>
+                <w:rFonts w:ascii="Calibri" w:hAnsi="Calibri"/>
+                <w:b/>
+                <w:color w:val="FFFFFF"/>
+                <w:sz w:val="20"/>
+              </w:rPr>
+              <w:t>Price</w:t>
             </w:r>
           </w:p>
         </w:tc>
@@ -846,21 +1329,35 @@
       <w:tr>
         <w:tc>
           <w:tcPr>
-            <w:tcW w:type="dxa" w:w="4320"/>
+            <w:tcW w:type="dxa" w:w="5760"/>
+            <w:shd w:fill="D6E4F0" w:val="clear"/>
           </w:tcPr>
           <w:p>
+            <w:r/>
             <w:r>
+              <w:rPr>
+                <w:rFonts w:ascii="Calibri" w:hAnsi="Calibri"/>
+                <w:b w:val="0"/>
+                <w:sz w:val="20"/>
+              </w:rPr>
               <w:t>Every 2 Weeks</w:t>
             </w:r>
           </w:p>
         </w:tc>
         <w:tc>
           <w:tcPr>
-            <w:tcW w:type="dxa" w:w="4320"/>
+            <w:tcW w:type="dxa" w:w="2880"/>
+            <w:shd w:fill="D6E4F0" w:val="clear"/>
           </w:tcPr>
           <w:p>
+            <w:r/>
             <w:r>
-              <w:t>$374/mo</w:t>
+              <w:rPr>
+                <w:rFonts w:ascii="Calibri" w:hAnsi="Calibri"/>
+                <w:b w:val="0"/>
+                <w:sz w:val="20"/>
+              </w:rPr>
+              <w:t>$374</w:t>
             </w:r>
           </w:p>
         </w:tc>
@@ -868,21 +1365,33 @@
       <w:tr>
         <w:tc>
           <w:tcPr>
-            <w:tcW w:type="dxa" w:w="4320"/>
+            <w:tcW w:type="dxa" w:w="5760"/>
           </w:tcPr>
           <w:p>
+            <w:r/>
             <w:r>
+              <w:rPr>
+                <w:rFonts w:ascii="Calibri" w:hAnsi="Calibri"/>
+                <w:b w:val="0"/>
+                <w:sz w:val="20"/>
+              </w:rPr>
               <w:t>Every 10 Days</w:t>
             </w:r>
           </w:p>
         </w:tc>
         <w:tc>
           <w:tcPr>
-            <w:tcW w:type="dxa" w:w="4320"/>
+            <w:tcW w:type="dxa" w:w="2880"/>
           </w:tcPr>
           <w:p>
+            <w:r/>
             <w:r>
-              <w:t>$499/mo</w:t>
+              <w:rPr>
+                <w:rFonts w:ascii="Calibri" w:hAnsi="Calibri"/>
+                <w:b w:val="0"/>
+                <w:sz w:val="20"/>
+              </w:rPr>
+              <w:t>$499</w:t>
             </w:r>
           </w:p>
         </w:tc>
@@ -890,21 +1399,35 @@
       <w:tr>
         <w:tc>
           <w:tcPr>
-            <w:tcW w:type="dxa" w:w="4320"/>
+            <w:tcW w:type="dxa" w:w="5760"/>
+            <w:shd w:fill="D6E4F0" w:val="clear"/>
           </w:tcPr>
           <w:p>
+            <w:r/>
             <w:r>
+              <w:rPr>
+                <w:rFonts w:ascii="Calibri" w:hAnsi="Calibri"/>
+                <w:b w:val="0"/>
+                <w:sz w:val="20"/>
+              </w:rPr>
               <w:t>Weekly In Office</w:t>
             </w:r>
           </w:p>
         </w:tc>
         <w:tc>
           <w:tcPr>
-            <w:tcW w:type="dxa" w:w="4320"/>
+            <w:tcW w:type="dxa" w:w="2880"/>
+            <w:shd w:fill="D6E4F0" w:val="clear"/>
           </w:tcPr>
           <w:p>
+            <w:r/>
             <w:r>
-              <w:t>$624/mo</w:t>
+              <w:rPr>
+                <w:rFonts w:ascii="Calibri" w:hAnsi="Calibri"/>
+                <w:b w:val="0"/>
+                <w:sz w:val="20"/>
+              </w:rPr>
+              <w:t>$624</w:t>
             </w:r>
           </w:p>
         </w:tc>
@@ -912,38 +1435,52 @@
       <w:tr>
         <w:tc>
           <w:tcPr>
-            <w:tcW w:type="dxa" w:w="4320"/>
+            <w:tcW w:type="dxa" w:w="5760"/>
           </w:tcPr>
           <w:p>
+            <w:r/>
             <w:r>
+              <w:rPr>
+                <w:rFonts w:ascii="Calibri" w:hAnsi="Calibri"/>
+                <w:b w:val="0"/>
+                <w:sz w:val="20"/>
+              </w:rPr>
               <w:t>Weekly Take Home</w:t>
             </w:r>
           </w:p>
         </w:tc>
         <w:tc>
           <w:tcPr>
-            <w:tcW w:type="dxa" w:w="4320"/>
+            <w:tcW w:type="dxa" w:w="2880"/>
           </w:tcPr>
           <w:p>
+            <w:r/>
             <w:r>
-              <w:t>$499/mo</w:t>
+              <w:rPr>
+                <w:rFonts w:ascii="Calibri" w:hAnsi="Calibri"/>
+                <w:b w:val="0"/>
+                <w:sz w:val="20"/>
+              </w:rPr>
+              <w:t>$499</w:t>
             </w:r>
           </w:p>
         </w:tc>
       </w:tr>
     </w:tbl>
-    <w:p/>
     <w:p>
       <w:pPr>
         <w:pStyle w:val="Heading2"/>
       </w:pPr>
       <w:r>
-        <w:t>Hormones &amp; Peptides</w:t>
+        <w:rPr>
+          <w:rFonts w:ascii="Calibri" w:hAnsi="Calibri"/>
+        </w:rPr>
+        <w:t>Hormones</w:t>
       </w:r>
     </w:p>
     <w:tbl>
       <w:tblPr>
-        <w:tblStyle w:val="MediumShading1-Accent1"/>
+        <w:tblStyle w:val="TableGrid"/>
         <w:tblW w:type="auto" w:w="0"/>
         <w:jc w:val="center"/>
         <w:tblLook w:firstColumn="1" w:firstRow="1" w:lastColumn="0" w:lastRow="0" w:noHBand="0" w:noVBand="1" w:val="04A0"/>
@@ -955,27 +1492,47 @@
       <w:tr>
         <w:tc>
           <w:tcPr>
-            <w:tcW w:type="dxa" w:w="4320"/>
+            <w:tcW w:type="dxa" w:w="5760"/>
+            <w:shd w:fill="4472C4" w:val="clear"/>
           </w:tcPr>
           <w:p>
             <w:r>
               <w:rPr>
                 <w:b/>
+                <w:color w:val="FFFFFF"/>
               </w:rPr>
-              <w:t>Service</w:t>
+            </w:r>
+            <w:r>
+              <w:rPr>
+                <w:rFonts w:ascii="Calibri" w:hAnsi="Calibri"/>
+                <w:b/>
+                <w:color w:val="FFFFFF"/>
+                <w:sz w:val="20"/>
+              </w:rPr>
+              <w:t>Product</w:t>
             </w:r>
           </w:p>
         </w:tc>
         <w:tc>
           <w:tcPr>
-            <w:tcW w:type="dxa" w:w="4320"/>
+            <w:tcW w:type="dxa" w:w="2880"/>
+            <w:shd w:fill="4472C4" w:val="clear"/>
           </w:tcPr>
           <w:p>
             <w:r>
               <w:rPr>
                 <w:b/>
+                <w:color w:val="FFFFFF"/>
               </w:rPr>
-              <w:t>Self Pay Price</w:t>
+            </w:r>
+            <w:r>
+              <w:rPr>
+                <w:rFonts w:ascii="Calibri" w:hAnsi="Calibri"/>
+                <w:b/>
+                <w:color w:val="FFFFFF"/>
+                <w:sz w:val="20"/>
+              </w:rPr>
+              <w:t>Price</w:t>
             </w:r>
           </w:p>
         </w:tc>
@@ -983,20 +1540,34 @@
       <w:tr>
         <w:tc>
           <w:tcPr>
-            <w:tcW w:type="dxa" w:w="4320"/>
+            <w:tcW w:type="dxa" w:w="5760"/>
+            <w:shd w:fill="D6E4F0" w:val="clear"/>
           </w:tcPr>
           <w:p>
+            <w:r/>
             <w:r>
-              <w:t>HCG Vial - At Home</w:t>
+              <w:rPr>
+                <w:rFonts w:ascii="Calibri" w:hAnsi="Calibri"/>
+                <w:b w:val="0"/>
+                <w:sz w:val="20"/>
+              </w:rPr>
+              <w:t>HCG</w:t>
             </w:r>
           </w:p>
         </w:tc>
         <w:tc>
           <w:tcPr>
-            <w:tcW w:type="dxa" w:w="4320"/>
+            <w:tcW w:type="dxa" w:w="2880"/>
+            <w:shd w:fill="D6E4F0" w:val="clear"/>
           </w:tcPr>
           <w:p>
+            <w:r/>
             <w:r>
+              <w:rPr>
+                <w:rFonts w:ascii="Calibri" w:hAnsi="Calibri"/>
+                <w:b w:val="0"/>
+                <w:sz w:val="20"/>
+              </w:rPr>
               <w:t>$825</w:t>
             </w:r>
           </w:p>
@@ -1005,21 +1576,33 @@
       <w:tr>
         <w:tc>
           <w:tcPr>
-            <w:tcW w:type="dxa" w:w="4320"/>
+            <w:tcW w:type="dxa" w:w="5760"/>
           </w:tcPr>
           <w:p>
+            <w:r/>
             <w:r>
+              <w:rPr>
+                <w:rFonts w:ascii="Calibri" w:hAnsi="Calibri"/>
+                <w:b w:val="0"/>
+                <w:sz w:val="20"/>
+              </w:rPr>
               <w:t>Clomid</w:t>
             </w:r>
           </w:p>
         </w:tc>
         <w:tc>
           <w:tcPr>
-            <w:tcW w:type="dxa" w:w="4320"/>
+            <w:tcW w:type="dxa" w:w="2880"/>
           </w:tcPr>
           <w:p>
+            <w:r/>
             <w:r>
-              <w:t>$249/mo</w:t>
+              <w:rPr>
+                <w:rFonts w:ascii="Calibri" w:hAnsi="Calibri"/>
+                <w:b w:val="0"/>
+                <w:sz w:val="20"/>
+              </w:rPr>
+              <w:t>$249</w:t>
             </w:r>
           </w:p>
         </w:tc>
@@ -1027,20 +1610,34 @@
       <w:tr>
         <w:tc>
           <w:tcPr>
-            <w:tcW w:type="dxa" w:w="4320"/>
+            <w:tcW w:type="dxa" w:w="5760"/>
+            <w:shd w:fill="D6E4F0" w:val="clear"/>
           </w:tcPr>
           <w:p>
+            <w:r/>
             <w:r>
-              <w:t>Sermorelin up to 15mg</w:t>
+              <w:rPr>
+                <w:rFonts w:ascii="Calibri" w:hAnsi="Calibri"/>
+                <w:b w:val="0"/>
+                <w:sz w:val="20"/>
+              </w:rPr>
+              <w:t>Sermorelin 15 mg</w:t>
             </w:r>
           </w:p>
         </w:tc>
         <w:tc>
           <w:tcPr>
-            <w:tcW w:type="dxa" w:w="4320"/>
+            <w:tcW w:type="dxa" w:w="2880"/>
+            <w:shd w:fill="D6E4F0" w:val="clear"/>
           </w:tcPr>
           <w:p>
+            <w:r/>
             <w:r>
+              <w:rPr>
+                <w:rFonts w:ascii="Calibri" w:hAnsi="Calibri"/>
+                <w:b w:val="0"/>
+                <w:sz w:val="20"/>
+              </w:rPr>
               <w:t>$436</w:t>
             </w:r>
           </w:p>
@@ -1049,20 +1646,32 @@
       <w:tr>
         <w:tc>
           <w:tcPr>
-            <w:tcW w:type="dxa" w:w="4320"/>
+            <w:tcW w:type="dxa" w:w="5760"/>
           </w:tcPr>
           <w:p>
+            <w:r/>
             <w:r>
-              <w:t>Sermorelin 21mg</w:t>
+              <w:rPr>
+                <w:rFonts w:ascii="Calibri" w:hAnsi="Calibri"/>
+                <w:b w:val="0"/>
+                <w:sz w:val="20"/>
+              </w:rPr>
+              <w:t>Sermorelin 21 mg</w:t>
             </w:r>
           </w:p>
         </w:tc>
         <w:tc>
           <w:tcPr>
-            <w:tcW w:type="dxa" w:w="4320"/>
+            <w:tcW w:type="dxa" w:w="2880"/>
           </w:tcPr>
           <w:p>
+            <w:r/>
             <w:r>
+              <w:rPr>
+                <w:rFonts w:ascii="Calibri" w:hAnsi="Calibri"/>
+                <w:b w:val="0"/>
+                <w:sz w:val="20"/>
+              </w:rPr>
               <w:t>$685</w:t>
             </w:r>
           </w:p>
@@ -1071,20 +1680,34 @@
       <w:tr>
         <w:tc>
           <w:tcPr>
-            <w:tcW w:type="dxa" w:w="4320"/>
+            <w:tcW w:type="dxa" w:w="5760"/>
+            <w:shd w:fill="D6E4F0" w:val="clear"/>
           </w:tcPr>
           <w:p>
+            <w:r/>
             <w:r>
-              <w:t>Sermorelin 30mg</w:t>
+              <w:rPr>
+                <w:rFonts w:ascii="Calibri" w:hAnsi="Calibri"/>
+                <w:b w:val="0"/>
+                <w:sz w:val="20"/>
+              </w:rPr>
+              <w:t>Sermorelin 30 mg</w:t>
             </w:r>
           </w:p>
         </w:tc>
         <w:tc>
           <w:tcPr>
-            <w:tcW w:type="dxa" w:w="4320"/>
+            <w:tcW w:type="dxa" w:w="2880"/>
+            <w:shd w:fill="D6E4F0" w:val="clear"/>
           </w:tcPr>
           <w:p>
+            <w:r/>
             <w:r>
+              <w:rPr>
+                <w:rFonts w:ascii="Calibri" w:hAnsi="Calibri"/>
+                <w:b w:val="0"/>
+                <w:sz w:val="20"/>
+              </w:rPr>
               <w:t>$781</w:t>
             </w:r>
           </w:p>
@@ -1093,21 +1716,33 @@
       <w:tr>
         <w:tc>
           <w:tcPr>
-            <w:tcW w:type="dxa" w:w="4320"/>
+            <w:tcW w:type="dxa" w:w="5760"/>
           </w:tcPr>
           <w:p>
+            <w:r/>
             <w:r>
+              <w:rPr>
+                <w:rFonts w:ascii="Calibri" w:hAnsi="Calibri"/>
+                <w:b w:val="0"/>
+                <w:sz w:val="20"/>
+              </w:rPr>
               <w:t>Anastrozole</w:t>
             </w:r>
           </w:p>
         </w:tc>
         <w:tc>
           <w:tcPr>
-            <w:tcW w:type="dxa" w:w="4320"/>
+            <w:tcW w:type="dxa" w:w="2880"/>
           </w:tcPr>
           <w:p>
+            <w:r/>
             <w:r>
-              <w:t>$44/mo</w:t>
+              <w:rPr>
+                <w:rFonts w:ascii="Calibri" w:hAnsi="Calibri"/>
+                <w:b w:val="0"/>
+                <w:sz w:val="20"/>
+              </w:rPr>
+              <w:t>$44</w:t>
             </w:r>
           </w:p>
         </w:tc>
@@ -1115,21 +1750,35 @@
       <w:tr>
         <w:tc>
           <w:tcPr>
-            <w:tcW w:type="dxa" w:w="4320"/>
+            <w:tcW w:type="dxa" w:w="5760"/>
+            <w:shd w:fill="D6E4F0" w:val="clear"/>
           </w:tcPr>
           <w:p>
+            <w:r/>
             <w:r>
-              <w:t>Estradiol/Progesterone Cream</w:t>
+              <w:rPr>
+                <w:rFonts w:ascii="Calibri" w:hAnsi="Calibri"/>
+                <w:b w:val="0"/>
+                <w:sz w:val="20"/>
+              </w:rPr>
+              <w:t>BHRT Creams (each)</w:t>
             </w:r>
           </w:p>
         </w:tc>
         <w:tc>
           <w:tcPr>
-            <w:tcW w:type="dxa" w:w="4320"/>
+            <w:tcW w:type="dxa" w:w="2880"/>
+            <w:shd w:fill="D6E4F0" w:val="clear"/>
           </w:tcPr>
           <w:p>
+            <w:r/>
             <w:r>
-              <w:t>$249/mo</w:t>
+              <w:rPr>
+                <w:rFonts w:ascii="Calibri" w:hAnsi="Calibri"/>
+                <w:b w:val="0"/>
+                <w:sz w:val="20"/>
+              </w:rPr>
+              <w:t>$249</w:t>
             </w:r>
           </w:p>
         </w:tc>
@@ -1137,60 +1786,52 @@
       <w:tr>
         <w:tc>
           <w:tcPr>
-            <w:tcW w:type="dxa" w:w="4320"/>
+            <w:tcW w:type="dxa" w:w="5760"/>
           </w:tcPr>
           <w:p>
+            <w:r/>
             <w:r>
-              <w:t>DHEA/Pregnenolone Cream</w:t>
-            </w:r>
-          </w:p>
-        </w:tc>
-        <w:tc>
-          <w:tcPr>
-            <w:tcW w:type="dxa" w:w="4320"/>
-          </w:tcPr>
-          <w:p>
-            <w:r>
-              <w:t>$249/mo</w:t>
-            </w:r>
-          </w:p>
-        </w:tc>
-      </w:tr>
-      <w:tr>
-        <w:tc>
-          <w:tcPr>
-            <w:tcW w:type="dxa" w:w="4320"/>
-          </w:tcPr>
-          <w:p>
-            <w:r>
+              <w:rPr>
+                <w:rFonts w:ascii="Calibri" w:hAnsi="Calibri"/>
+                <w:b w:val="0"/>
+                <w:sz w:val="20"/>
+              </w:rPr>
               <w:t>Testosterone Cream</w:t>
             </w:r>
           </w:p>
         </w:tc>
         <w:tc>
           <w:tcPr>
-            <w:tcW w:type="dxa" w:w="4320"/>
+            <w:tcW w:type="dxa" w:w="2880"/>
           </w:tcPr>
           <w:p>
+            <w:r/>
             <w:r>
-              <w:t>$249/mo</w:t>
+              <w:rPr>
+                <w:rFonts w:ascii="Calibri" w:hAnsi="Calibri"/>
+                <w:b w:val="0"/>
+                <w:sz w:val="20"/>
+              </w:rPr>
+              <w:t>$249</w:t>
             </w:r>
           </w:p>
         </w:tc>
       </w:tr>
     </w:tbl>
-    <w:p/>
     <w:p>
       <w:pPr>
         <w:pStyle w:val="Heading2"/>
       </w:pPr>
       <w:r>
+        <w:rPr>
+          <w:rFonts w:ascii="Calibri" w:hAnsi="Calibri"/>
+        </w:rPr>
         <w:t>Sexual Health</w:t>
       </w:r>
     </w:p>
     <w:tbl>
       <w:tblPr>
-        <w:tblStyle w:val="MediumShading1-Accent1"/>
+        <w:tblStyle w:val="TableGrid"/>
         <w:tblW w:type="auto" w:w="0"/>
         <w:jc w:val="center"/>
         <w:tblLook w:firstColumn="1" w:firstRow="1" w:lastColumn="0" w:lastRow="0" w:noHBand="0" w:noVBand="1" w:val="04A0"/>
@@ -1202,27 +1843,47 @@
       <w:tr>
         <w:tc>
           <w:tcPr>
-            <w:tcW w:type="dxa" w:w="4320"/>
+            <w:tcW w:type="dxa" w:w="5760"/>
+            <w:shd w:fill="4472C4" w:val="clear"/>
           </w:tcPr>
           <w:p>
             <w:r>
               <w:rPr>
                 <w:b/>
+                <w:color w:val="FFFFFF"/>
               </w:rPr>
-              <w:t>Service</w:t>
+            </w:r>
+            <w:r>
+              <w:rPr>
+                <w:rFonts w:ascii="Calibri" w:hAnsi="Calibri"/>
+                <w:b/>
+                <w:color w:val="FFFFFF"/>
+                <w:sz w:val="20"/>
+              </w:rPr>
+              <w:t>Product</w:t>
             </w:r>
           </w:p>
         </w:tc>
         <w:tc>
           <w:tcPr>
-            <w:tcW w:type="dxa" w:w="4320"/>
+            <w:tcW w:type="dxa" w:w="2880"/>
+            <w:shd w:fill="4472C4" w:val="clear"/>
           </w:tcPr>
           <w:p>
             <w:r>
               <w:rPr>
                 <w:b/>
+                <w:color w:val="FFFFFF"/>
               </w:rPr>
-              <w:t>Self Pay Price</w:t>
+            </w:r>
+            <w:r>
+              <w:rPr>
+                <w:rFonts w:ascii="Calibri" w:hAnsi="Calibri"/>
+                <w:b/>
+                <w:color w:val="FFFFFF"/>
+                <w:sz w:val="20"/>
+              </w:rPr>
+              <w:t>Price</w:t>
             </w:r>
           </w:p>
         </w:tc>
@@ -1230,20 +1891,34 @@
       <w:tr>
         <w:tc>
           <w:tcPr>
-            <w:tcW w:type="dxa" w:w="4320"/>
+            <w:tcW w:type="dxa" w:w="5760"/>
+            <w:shd w:fill="D6E4F0" w:val="clear"/>
           </w:tcPr>
           <w:p>
+            <w:r/>
             <w:r>
-              <w:t>Sildenafil 20mg (90ct)</w:t>
+              <w:rPr>
+                <w:rFonts w:ascii="Calibri" w:hAnsi="Calibri"/>
+                <w:b w:val="0"/>
+                <w:sz w:val="20"/>
+              </w:rPr>
+              <w:t>Sildenafil 20 mg</w:t>
             </w:r>
           </w:p>
         </w:tc>
         <w:tc>
           <w:tcPr>
-            <w:tcW w:type="dxa" w:w="4320"/>
+            <w:tcW w:type="dxa" w:w="2880"/>
+            <w:shd w:fill="D6E4F0" w:val="clear"/>
           </w:tcPr>
           <w:p>
+            <w:r/>
             <w:r>
+              <w:rPr>
+                <w:rFonts w:ascii="Calibri" w:hAnsi="Calibri"/>
+                <w:b w:val="0"/>
+                <w:sz w:val="20"/>
+              </w:rPr>
               <w:t>$86</w:t>
             </w:r>
           </w:p>
@@ -1252,20 +1927,32 @@
       <w:tr>
         <w:tc>
           <w:tcPr>
-            <w:tcW w:type="dxa" w:w="4320"/>
+            <w:tcW w:type="dxa" w:w="5760"/>
           </w:tcPr>
           <w:p>
+            <w:r/>
             <w:r>
-              <w:t>Sildenafil 50mg (30ct)</w:t>
+              <w:rPr>
+                <w:rFonts w:ascii="Calibri" w:hAnsi="Calibri"/>
+                <w:b w:val="0"/>
+                <w:sz w:val="20"/>
+              </w:rPr>
+              <w:t>Sildenafil 50 mg</w:t>
             </w:r>
           </w:p>
         </w:tc>
         <w:tc>
           <w:tcPr>
-            <w:tcW w:type="dxa" w:w="4320"/>
+            <w:tcW w:type="dxa" w:w="2880"/>
           </w:tcPr>
           <w:p>
+            <w:r/>
             <w:r>
+              <w:rPr>
+                <w:rFonts w:ascii="Calibri" w:hAnsi="Calibri"/>
+                <w:b w:val="0"/>
+                <w:sz w:val="20"/>
+              </w:rPr>
               <w:t>$86</w:t>
             </w:r>
           </w:p>
@@ -1274,20 +1961,34 @@
       <w:tr>
         <w:tc>
           <w:tcPr>
-            <w:tcW w:type="dxa" w:w="4320"/>
+            <w:tcW w:type="dxa" w:w="5760"/>
+            <w:shd w:fill="D6E4F0" w:val="clear"/>
           </w:tcPr>
           <w:p>
+            <w:r/>
             <w:r>
-              <w:t>Sildenafil 100mg (30ct)</w:t>
+              <w:rPr>
+                <w:rFonts w:ascii="Calibri" w:hAnsi="Calibri"/>
+                <w:b w:val="0"/>
+                <w:sz w:val="20"/>
+              </w:rPr>
+              <w:t>Sildenafil 100 mg</w:t>
             </w:r>
           </w:p>
         </w:tc>
         <w:tc>
           <w:tcPr>
-            <w:tcW w:type="dxa" w:w="4320"/>
+            <w:tcW w:type="dxa" w:w="2880"/>
+            <w:shd w:fill="D6E4F0" w:val="clear"/>
           </w:tcPr>
           <w:p>
+            <w:r/>
             <w:r>
+              <w:rPr>
+                <w:rFonts w:ascii="Calibri" w:hAnsi="Calibri"/>
+                <w:b w:val="0"/>
+                <w:sz w:val="20"/>
+              </w:rPr>
               <w:t>$144</w:t>
             </w:r>
           </w:p>
@@ -1296,20 +1997,32 @@
       <w:tr>
         <w:tc>
           <w:tcPr>
-            <w:tcW w:type="dxa" w:w="4320"/>
+            <w:tcW w:type="dxa" w:w="5760"/>
           </w:tcPr>
           <w:p>
+            <w:r/>
             <w:r>
-              <w:t>Tadalafil 5mg (30ct)</w:t>
+              <w:rPr>
+                <w:rFonts w:ascii="Calibri" w:hAnsi="Calibri"/>
+                <w:b w:val="0"/>
+                <w:sz w:val="20"/>
+              </w:rPr>
+              <w:t>Tadalafil 5 mg</w:t>
             </w:r>
           </w:p>
         </w:tc>
         <w:tc>
           <w:tcPr>
-            <w:tcW w:type="dxa" w:w="4320"/>
+            <w:tcW w:type="dxa" w:w="2880"/>
           </w:tcPr>
           <w:p>
+            <w:r/>
             <w:r>
+              <w:rPr>
+                <w:rFonts w:ascii="Calibri" w:hAnsi="Calibri"/>
+                <w:b w:val="0"/>
+                <w:sz w:val="20"/>
+              </w:rPr>
               <w:t>$86</w:t>
             </w:r>
           </w:p>
@@ -1318,20 +2031,34 @@
       <w:tr>
         <w:tc>
           <w:tcPr>
-            <w:tcW w:type="dxa" w:w="4320"/>
+            <w:tcW w:type="dxa" w:w="5760"/>
+            <w:shd w:fill="D6E4F0" w:val="clear"/>
           </w:tcPr>
           <w:p>
+            <w:r/>
             <w:r>
-              <w:t>Tadalafil 6-19mg (30ct)</w:t>
+              <w:rPr>
+                <w:rFonts w:ascii="Calibri" w:hAnsi="Calibri"/>
+                <w:b w:val="0"/>
+                <w:sz w:val="20"/>
+              </w:rPr>
+              <w:t>Tadalafil 6–19 mg</w:t>
             </w:r>
           </w:p>
         </w:tc>
         <w:tc>
           <w:tcPr>
-            <w:tcW w:type="dxa" w:w="4320"/>
+            <w:tcW w:type="dxa" w:w="2880"/>
+            <w:shd w:fill="D6E4F0" w:val="clear"/>
           </w:tcPr>
           <w:p>
+            <w:r/>
             <w:r>
+              <w:rPr>
+                <w:rFonts w:ascii="Calibri" w:hAnsi="Calibri"/>
+                <w:b w:val="0"/>
+                <w:sz w:val="20"/>
+              </w:rPr>
               <w:t>$124</w:t>
             </w:r>
           </w:p>
@@ -1340,20 +2067,32 @@
       <w:tr>
         <w:tc>
           <w:tcPr>
-            <w:tcW w:type="dxa" w:w="4320"/>
+            <w:tcW w:type="dxa" w:w="5760"/>
           </w:tcPr>
           <w:p>
+            <w:r/>
             <w:r>
-              <w:t>Tadalafil 20mg Fast Acting (30ct)</w:t>
+              <w:rPr>
+                <w:rFonts w:ascii="Calibri" w:hAnsi="Calibri"/>
+                <w:b w:val="0"/>
+                <w:sz w:val="20"/>
+              </w:rPr>
+              <w:t>Tadalafil 20 mg</w:t>
             </w:r>
           </w:p>
         </w:tc>
         <w:tc>
           <w:tcPr>
-            <w:tcW w:type="dxa" w:w="4320"/>
+            <w:tcW w:type="dxa" w:w="2880"/>
           </w:tcPr>
           <w:p>
+            <w:r/>
             <w:r>
+              <w:rPr>
+                <w:rFonts w:ascii="Calibri" w:hAnsi="Calibri"/>
+                <w:b w:val="0"/>
+                <w:sz w:val="20"/>
+              </w:rPr>
               <w:t>$161</w:t>
             </w:r>
           </w:p>
@@ -1362,20 +2101,34 @@
       <w:tr>
         <w:tc>
           <w:tcPr>
-            <w:tcW w:type="dxa" w:w="4320"/>
+            <w:tcW w:type="dxa" w:w="5760"/>
+            <w:shd w:fill="D6E4F0" w:val="clear"/>
           </w:tcPr>
           <w:p>
+            <w:r/>
             <w:r>
-              <w:t>Tadalafil 25mg Time Released (30ct)</w:t>
+              <w:rPr>
+                <w:rFonts w:ascii="Calibri" w:hAnsi="Calibri"/>
+                <w:b w:val="0"/>
+                <w:sz w:val="20"/>
+              </w:rPr>
+              <w:t>Tadalafil 25 mg</w:t>
             </w:r>
           </w:p>
         </w:tc>
         <w:tc>
           <w:tcPr>
-            <w:tcW w:type="dxa" w:w="4320"/>
+            <w:tcW w:type="dxa" w:w="2880"/>
+            <w:shd w:fill="D6E4F0" w:val="clear"/>
           </w:tcPr>
           <w:p>
+            <w:r/>
             <w:r>
+              <w:rPr>
+                <w:rFonts w:ascii="Calibri" w:hAnsi="Calibri"/>
+                <w:b w:val="0"/>
+                <w:sz w:val="20"/>
+              </w:rPr>
               <w:t>$406</w:t>
             </w:r>
           </w:p>
@@ -1384,38 +2137,52 @@
       <w:tr>
         <w:tc>
           <w:tcPr>
-            <w:tcW w:type="dxa" w:w="4320"/>
+            <w:tcW w:type="dxa" w:w="5760"/>
           </w:tcPr>
           <w:p>
+            <w:r/>
             <w:r>
-              <w:t>Arousal Cream M/F (30ml)</w:t>
+              <w:rPr>
+                <w:rFonts w:ascii="Calibri" w:hAnsi="Calibri"/>
+                <w:b w:val="0"/>
+                <w:sz w:val="20"/>
+              </w:rPr>
+              <w:t>Arousal Cream</w:t>
             </w:r>
           </w:p>
         </w:tc>
         <w:tc>
           <w:tcPr>
-            <w:tcW w:type="dxa" w:w="4320"/>
+            <w:tcW w:type="dxa" w:w="2880"/>
           </w:tcPr>
           <w:p>
+            <w:r/>
             <w:r>
+              <w:rPr>
+                <w:rFonts w:ascii="Calibri" w:hAnsi="Calibri"/>
+                <w:b w:val="0"/>
+                <w:sz w:val="20"/>
+              </w:rPr>
               <w:t>$161</w:t>
             </w:r>
           </w:p>
         </w:tc>
       </w:tr>
     </w:tbl>
-    <w:p/>
     <w:p>
       <w:pPr>
         <w:pStyle w:val="Heading2"/>
       </w:pPr>
       <w:r>
-        <w:t>Other Medications &amp; Products</w:t>
+        <w:rPr>
+          <w:rFonts w:ascii="Calibri" w:hAnsi="Calibri"/>
+        </w:rPr>
+        <w:t>Products</w:t>
       </w:r>
     </w:p>
     <w:tbl>
       <w:tblPr>
-        <w:tblStyle w:val="MediumShading1-Accent1"/>
+        <w:tblStyle w:val="TableGrid"/>
         <w:tblW w:type="auto" w:w="0"/>
         <w:jc w:val="center"/>
         <w:tblLook w:firstColumn="1" w:firstRow="1" w:lastColumn="0" w:lastRow="0" w:noHBand="0" w:noVBand="1" w:val="04A0"/>
@@ -1427,237 +2194,45 @@
       <w:tr>
         <w:tc>
           <w:tcPr>
-            <w:tcW w:type="dxa" w:w="4320"/>
+            <w:tcW w:type="dxa" w:w="5760"/>
+            <w:shd w:fill="4472C4" w:val="clear"/>
           </w:tcPr>
           <w:p>
             <w:r>
               <w:rPr>
                 <w:b/>
+                <w:color w:val="FFFFFF"/>
               </w:rPr>
-              <w:t>Service</w:t>
+            </w:r>
+            <w:r>
+              <w:rPr>
+                <w:rFonts w:ascii="Calibri" w:hAnsi="Calibri"/>
+                <w:b/>
+                <w:color w:val="FFFFFF"/>
+                <w:sz w:val="20"/>
+              </w:rPr>
+              <w:t>Product</w:t>
             </w:r>
           </w:p>
         </w:tc>
         <w:tc>
           <w:tcPr>
-            <w:tcW w:type="dxa" w:w="4320"/>
+            <w:tcW w:type="dxa" w:w="2880"/>
+            <w:shd w:fill="4472C4" w:val="clear"/>
           </w:tcPr>
           <w:p>
             <w:r>
               <w:rPr>
                 <w:b/>
+                <w:color w:val="FFFFFF"/>
               </w:rPr>
-              <w:t>Self Pay Price</w:t>
             </w:r>
-          </w:p>
-        </w:tc>
-      </w:tr>
-      <w:tr>
-        <w:tc>
-          <w:tcPr>
-            <w:tcW w:type="dxa" w:w="4320"/>
-          </w:tcPr>
-          <w:p>
-            <w:r>
-              <w:t>Naltrexone (all doses)</w:t>
-            </w:r>
-          </w:p>
-        </w:tc>
-        <w:tc>
-          <w:tcPr>
-            <w:tcW w:type="dxa" w:w="4320"/>
-          </w:tcPr>
-          <w:p>
-            <w:r>
-              <w:t>$181/mo</w:t>
-            </w:r>
-          </w:p>
-        </w:tc>
-      </w:tr>
-      <w:tr>
-        <w:tc>
-          <w:tcPr>
-            <w:tcW w:type="dxa" w:w="4320"/>
-          </w:tcPr>
-          <w:p>
-            <w:r>
-              <w:t>Finasteride 1.25mg (30ct)</w:t>
-            </w:r>
-          </w:p>
-        </w:tc>
-        <w:tc>
-          <w:tcPr>
-            <w:tcW w:type="dxa" w:w="4320"/>
-          </w:tcPr>
-          <w:p>
-            <w:r>
-              <w:t>$74</w:t>
-            </w:r>
-          </w:p>
-        </w:tc>
-      </w:tr>
-      <w:tr>
-        <w:tc>
-          <w:tcPr>
-            <w:tcW w:type="dxa" w:w="4320"/>
-          </w:tcPr>
-          <w:p>
-            <w:r>
-              <w:t>Hair Restore Cream</w:t>
-            </w:r>
-          </w:p>
-        </w:tc>
-        <w:tc>
-          <w:tcPr>
-            <w:tcW w:type="dxa" w:w="4320"/>
-          </w:tcPr>
-          <w:p>
-            <w:r>
-              <w:t>$211</w:t>
-            </w:r>
-          </w:p>
-        </w:tc>
-      </w:tr>
-      <w:tr>
-        <w:tc>
-          <w:tcPr>
-            <w:tcW w:type="dxa" w:w="4320"/>
-          </w:tcPr>
-          <w:p>
-            <w:r>
-              <w:t>Anti-Aging Gel Pump</w:t>
-            </w:r>
-          </w:p>
-        </w:tc>
-        <w:tc>
-          <w:tcPr>
-            <w:tcW w:type="dxa" w:w="4320"/>
-          </w:tcPr>
-          <w:p>
-            <w:r>
-              <w:t>$174</w:t>
-            </w:r>
-          </w:p>
-        </w:tc>
-      </w:tr>
-      <w:tr>
-        <w:tc>
-          <w:tcPr>
-            <w:tcW w:type="dxa" w:w="4320"/>
-          </w:tcPr>
-          <w:p>
-            <w:r>
-              <w:t>Ultra Anti-Aging Gel Cream</w:t>
-            </w:r>
-          </w:p>
-        </w:tc>
-        <w:tc>
-          <w:tcPr>
-            <w:tcW w:type="dxa" w:w="4320"/>
-          </w:tcPr>
-          <w:p>
-            <w:r>
-              <w:t>$211</w:t>
-            </w:r>
-          </w:p>
-        </w:tc>
-      </w:tr>
-      <w:tr>
-        <w:tc>
-          <w:tcPr>
-            <w:tcW w:type="dxa" w:w="4320"/>
-          </w:tcPr>
-          <w:p>
-            <w:r>
-              <w:t>Tretinoin Acne Cream</w:t>
-            </w:r>
-          </w:p>
-        </w:tc>
-        <w:tc>
-          <w:tcPr>
-            <w:tcW w:type="dxa" w:w="4320"/>
-          </w:tcPr>
-          <w:p>
-            <w:r>
-              <w:t>$138</w:t>
-            </w:r>
-          </w:p>
-        </w:tc>
-      </w:tr>
-      <w:tr>
-        <w:tc>
-          <w:tcPr>
-            <w:tcW w:type="dxa" w:w="4320"/>
-          </w:tcPr>
-          <w:p>
-            <w:r>
-              <w:t>Shipping</w:t>
-            </w:r>
-          </w:p>
-        </w:tc>
-        <w:tc>
-          <w:tcPr>
-            <w:tcW w:type="dxa" w:w="4320"/>
-          </w:tcPr>
-          <w:p>
-            <w:r>
-              <w:t>$44</w:t>
-            </w:r>
-          </w:p>
-        </w:tc>
-      </w:tr>
-    </w:tbl>
-    <w:p/>
-    <w:p>
-      <w:pPr>
-        <w:pStyle w:val="Heading1"/>
-      </w:pPr>
-      <w:r>
-        <w:t>2. Packages (Service Bundles)</w:t>
-      </w:r>
-    </w:p>
-    <w:p>
-      <w:r>
-        <w:rPr>
-          <w:i/>
-        </w:rPr>
-        <w:t>Bundles sold independently. NOT connected to memberships.</w:t>
-      </w:r>
-    </w:p>
-    <w:p/>
-    <w:tbl>
-      <w:tblPr>
-        <w:tblStyle w:val="MediumShading1-Accent1"/>
-        <w:tblW w:type="auto" w:w="0"/>
-        <w:jc w:val="center"/>
-        <w:tblLook w:firstColumn="1" w:firstRow="1" w:lastColumn="0" w:lastRow="0" w:noHBand="0" w:noVBand="1" w:val="04A0"/>
-      </w:tblPr>
-      <w:tblGrid>
-        <w:gridCol w:w="4320"/>
-        <w:gridCol w:w="4320"/>
-      </w:tblGrid>
-      <w:tr>
-        <w:tc>
-          <w:tcPr>
-            <w:tcW w:type="dxa" w:w="4320"/>
-          </w:tcPr>
-          <w:p>
             <w:r>
               <w:rPr>
+                <w:rFonts w:ascii="Calibri" w:hAnsi="Calibri"/>
                 <w:b/>
-              </w:rPr>
-              <w:t>Package</w:t>
-            </w:r>
-          </w:p>
-        </w:tc>
-        <w:tc>
-          <w:tcPr>
-            <w:tcW w:type="dxa" w:w="4320"/>
-          </w:tcPr>
-          <w:p>
-            <w:r>
-              <w:rPr>
-                <w:b/>
+                <w:color w:val="FFFFFF"/>
+                <w:sz w:val="20"/>
               </w:rPr>
               <w:t>Price</w:t>
             </w:r>
@@ -1667,20 +2242,374 @@
       <w:tr>
         <w:tc>
           <w:tcPr>
-            <w:tcW w:type="dxa" w:w="4320"/>
+            <w:tcW w:type="dxa" w:w="5760"/>
+            <w:shd w:fill="D6E4F0" w:val="clear"/>
+          </w:tcPr>
+          <w:p>
+            <w:r/>
+            <w:r>
+              <w:rPr>
+                <w:rFonts w:ascii="Calibri" w:hAnsi="Calibri"/>
+                <w:b w:val="0"/>
+                <w:sz w:val="20"/>
+              </w:rPr>
+              <w:t>Naltrexone</w:t>
+            </w:r>
+          </w:p>
+        </w:tc>
+        <w:tc>
+          <w:tcPr>
+            <w:tcW w:type="dxa" w:w="2880"/>
+            <w:shd w:fill="D6E4F0" w:val="clear"/>
+          </w:tcPr>
+          <w:p>
+            <w:r/>
+            <w:r>
+              <w:rPr>
+                <w:rFonts w:ascii="Calibri" w:hAnsi="Calibri"/>
+                <w:b w:val="0"/>
+                <w:sz w:val="20"/>
+              </w:rPr>
+              <w:t>$181</w:t>
+            </w:r>
+          </w:p>
+        </w:tc>
+      </w:tr>
+      <w:tr>
+        <w:tc>
+          <w:tcPr>
+            <w:tcW w:type="dxa" w:w="5760"/>
+          </w:tcPr>
+          <w:p>
+            <w:r/>
+            <w:r>
+              <w:rPr>
+                <w:rFonts w:ascii="Calibri" w:hAnsi="Calibri"/>
+                <w:b w:val="0"/>
+                <w:sz w:val="20"/>
+              </w:rPr>
+              <w:t>Finasteride</w:t>
+            </w:r>
+          </w:p>
+        </w:tc>
+        <w:tc>
+          <w:tcPr>
+            <w:tcW w:type="dxa" w:w="2880"/>
+          </w:tcPr>
+          <w:p>
+            <w:r/>
+            <w:r>
+              <w:rPr>
+                <w:rFonts w:ascii="Calibri" w:hAnsi="Calibri"/>
+                <w:b w:val="0"/>
+                <w:sz w:val="20"/>
+              </w:rPr>
+              <w:t>$74</w:t>
+            </w:r>
+          </w:p>
+        </w:tc>
+      </w:tr>
+      <w:tr>
+        <w:tc>
+          <w:tcPr>
+            <w:tcW w:type="dxa" w:w="5760"/>
+            <w:shd w:fill="D6E4F0" w:val="clear"/>
+          </w:tcPr>
+          <w:p>
+            <w:r/>
+            <w:r>
+              <w:rPr>
+                <w:rFonts w:ascii="Calibri" w:hAnsi="Calibri"/>
+                <w:b w:val="0"/>
+                <w:sz w:val="20"/>
+              </w:rPr>
+              <w:t>Hair Restore</w:t>
+            </w:r>
+          </w:p>
+        </w:tc>
+        <w:tc>
+          <w:tcPr>
+            <w:tcW w:type="dxa" w:w="2880"/>
+            <w:shd w:fill="D6E4F0" w:val="clear"/>
+          </w:tcPr>
+          <w:p>
+            <w:r/>
+            <w:r>
+              <w:rPr>
+                <w:rFonts w:ascii="Calibri" w:hAnsi="Calibri"/>
+                <w:b w:val="0"/>
+                <w:sz w:val="20"/>
+              </w:rPr>
+              <w:t>$211</w:t>
+            </w:r>
+          </w:p>
+        </w:tc>
+      </w:tr>
+      <w:tr>
+        <w:tc>
+          <w:tcPr>
+            <w:tcW w:type="dxa" w:w="5760"/>
+          </w:tcPr>
+          <w:p>
+            <w:r/>
+            <w:r>
+              <w:rPr>
+                <w:rFonts w:ascii="Calibri" w:hAnsi="Calibri"/>
+                <w:b w:val="0"/>
+                <w:sz w:val="20"/>
+              </w:rPr>
+              <w:t>Anti-Aging Gel</w:t>
+            </w:r>
+          </w:p>
+        </w:tc>
+        <w:tc>
+          <w:tcPr>
+            <w:tcW w:type="dxa" w:w="2880"/>
+          </w:tcPr>
+          <w:p>
+            <w:r/>
+            <w:r>
+              <w:rPr>
+                <w:rFonts w:ascii="Calibri" w:hAnsi="Calibri"/>
+                <w:b w:val="0"/>
+                <w:sz w:val="20"/>
+              </w:rPr>
+              <w:t>$174</w:t>
+            </w:r>
+          </w:p>
+        </w:tc>
+      </w:tr>
+      <w:tr>
+        <w:tc>
+          <w:tcPr>
+            <w:tcW w:type="dxa" w:w="5760"/>
+            <w:shd w:fill="D6E4F0" w:val="clear"/>
+          </w:tcPr>
+          <w:p>
+            <w:r/>
+            <w:r>
+              <w:rPr>
+                <w:rFonts w:ascii="Calibri" w:hAnsi="Calibri"/>
+                <w:b w:val="0"/>
+                <w:sz w:val="20"/>
+              </w:rPr>
+              <w:t>Ultra Anti-Aging</w:t>
+            </w:r>
+          </w:p>
+        </w:tc>
+        <w:tc>
+          <w:tcPr>
+            <w:tcW w:type="dxa" w:w="2880"/>
+            <w:shd w:fill="D6E4F0" w:val="clear"/>
+          </w:tcPr>
+          <w:p>
+            <w:r/>
+            <w:r>
+              <w:rPr>
+                <w:rFonts w:ascii="Calibri" w:hAnsi="Calibri"/>
+                <w:b w:val="0"/>
+                <w:sz w:val="20"/>
+              </w:rPr>
+              <w:t>$211</w:t>
+            </w:r>
+          </w:p>
+        </w:tc>
+      </w:tr>
+      <w:tr>
+        <w:tc>
+          <w:tcPr>
+            <w:tcW w:type="dxa" w:w="5760"/>
+          </w:tcPr>
+          <w:p>
+            <w:r/>
+            <w:r>
+              <w:rPr>
+                <w:rFonts w:ascii="Calibri" w:hAnsi="Calibri"/>
+                <w:b w:val="0"/>
+                <w:sz w:val="20"/>
+              </w:rPr>
+              <w:t>Tretinoin</w:t>
+            </w:r>
+          </w:p>
+        </w:tc>
+        <w:tc>
+          <w:tcPr>
+            <w:tcW w:type="dxa" w:w="2880"/>
+          </w:tcPr>
+          <w:p>
+            <w:r/>
+            <w:r>
+              <w:rPr>
+                <w:rFonts w:ascii="Calibri" w:hAnsi="Calibri"/>
+                <w:b w:val="0"/>
+                <w:sz w:val="20"/>
+              </w:rPr>
+              <w:t>$138</w:t>
+            </w:r>
+          </w:p>
+        </w:tc>
+      </w:tr>
+    </w:tbl>
+    <w:p>
+      <w:r>
+        <w:br w:type="page"/>
+      </w:r>
+    </w:p>
+    <w:p>
+      <w:pPr>
+        <w:pStyle w:val="Heading1"/>
+      </w:pPr>
+      <w:r>
+        <w:rPr>
+          <w:rFonts w:ascii="Calibri" w:hAnsi="Calibri"/>
+        </w:rPr>
+        <w:t>SECTION 2: PACKAGES (22 Bundles — NOT Tied to Memberships)</w:t>
+      </w:r>
+    </w:p>
+    <w:p>
+      <w:pPr>
+        <w:spacing w:after="120"/>
+      </w:pPr>
+      <w:r>
+        <w:rPr>
+          <w:rFonts w:ascii="Calibri" w:hAnsi="Calibri"/>
+          <w:b w:val="0"/>
+          <w:sz w:val="22"/>
+        </w:rPr>
+        <w:t>Packages are pre-bundled service bundles sold at a discount. They are standalone purchases and are NOT connected to any membership tier.</w:t>
+      </w:r>
+    </w:p>
+    <w:tbl>
+      <w:tblPr>
+        <w:tblStyle w:val="TableGrid"/>
+        <w:tblW w:type="auto" w:w="0"/>
+        <w:jc w:val="center"/>
+        <w:tblLook w:firstColumn="1" w:firstRow="1" w:lastColumn="0" w:lastRow="0" w:noHBand="0" w:noVBand="1" w:val="04A0"/>
+      </w:tblPr>
+      <w:tblGrid>
+        <w:gridCol w:w="2880"/>
+        <w:gridCol w:w="2880"/>
+        <w:gridCol w:w="2880"/>
+      </w:tblGrid>
+      <w:tr>
+        <w:tc>
+          <w:tcPr>
+            <w:tcW w:type="dxa" w:w="720"/>
+            <w:shd w:fill="4472C4" w:val="clear"/>
           </w:tcPr>
           <w:p>
             <w:r>
+              <w:rPr>
+                <w:b/>
+                <w:color w:val="FFFFFF"/>
+              </w:rPr>
+            </w:r>
+            <w:r>
+              <w:rPr>
+                <w:rFonts w:ascii="Calibri" w:hAnsi="Calibri"/>
+                <w:b/>
+                <w:color w:val="FFFFFF"/>
+                <w:sz w:val="20"/>
+              </w:rPr>
+              <w:t>#</w:t>
+            </w:r>
+          </w:p>
+        </w:tc>
+        <w:tc>
+          <w:tcPr>
+            <w:tcW w:type="dxa" w:w="5760"/>
+            <w:shd w:fill="4472C4" w:val="clear"/>
+          </w:tcPr>
+          <w:p>
+            <w:r>
+              <w:rPr>
+                <w:b/>
+                <w:color w:val="FFFFFF"/>
+              </w:rPr>
+            </w:r>
+            <w:r>
+              <w:rPr>
+                <w:rFonts w:ascii="Calibri" w:hAnsi="Calibri"/>
+                <w:b/>
+                <w:color w:val="FFFFFF"/>
+                <w:sz w:val="20"/>
+              </w:rPr>
+              <w:t>Package</w:t>
+            </w:r>
+          </w:p>
+        </w:tc>
+        <w:tc>
+          <w:tcPr>
+            <w:tcW w:type="dxa" w:w="2160"/>
+            <w:shd w:fill="4472C4" w:val="clear"/>
+          </w:tcPr>
+          <w:p>
+            <w:r>
+              <w:rPr>
+                <w:b/>
+                <w:color w:val="FFFFFF"/>
+              </w:rPr>
+            </w:r>
+            <w:r>
+              <w:rPr>
+                <w:rFonts w:ascii="Calibri" w:hAnsi="Calibri"/>
+                <w:b/>
+                <w:color w:val="FFFFFF"/>
+                <w:sz w:val="20"/>
+              </w:rPr>
+              <w:t>Price</w:t>
+            </w:r>
+          </w:p>
+        </w:tc>
+      </w:tr>
+      <w:tr>
+        <w:tc>
+          <w:tcPr>
+            <w:tcW w:type="dxa" w:w="720"/>
+            <w:shd w:fill="D6E4F0" w:val="clear"/>
+          </w:tcPr>
+          <w:p>
+            <w:r/>
+            <w:r>
+              <w:rPr>
+                <w:rFonts w:ascii="Calibri" w:hAnsi="Calibri"/>
+                <w:b w:val="0"/>
+                <w:sz w:val="20"/>
+              </w:rPr>
+              <w:t>1</w:t>
+            </w:r>
+          </w:p>
+        </w:tc>
+        <w:tc>
+          <w:tcPr>
+            <w:tcW w:type="dxa" w:w="5760"/>
+            <w:shd w:fill="D6E4F0" w:val="clear"/>
+          </w:tcPr>
+          <w:p>
+            <w:r/>
+            <w:r>
+              <w:rPr>
+                <w:rFonts w:ascii="Calibri" w:hAnsi="Calibri"/>
+                <w:b w:val="0"/>
+                <w:sz w:val="20"/>
+              </w:rPr>
               <w:t>Semaglutide 3-Month Kickstart</w:t>
             </w:r>
           </w:p>
         </w:tc>
         <w:tc>
           <w:tcPr>
-            <w:tcW w:type="dxa" w:w="4320"/>
+            <w:tcW w:type="dxa" w:w="2160"/>
+            <w:shd w:fill="D6E4F0" w:val="clear"/>
           </w:tcPr>
           <w:p>
+            <w:r/>
             <w:r>
+              <w:rPr>
+                <w:rFonts w:ascii="Calibri" w:hAnsi="Calibri"/>
+                <w:b w:val="0"/>
+                <w:sz w:val="20"/>
+              </w:rPr>
               <w:t>$899</w:t>
             </w:r>
           </w:p>
@@ -1689,20 +2618,101 @@
       <w:tr>
         <w:tc>
           <w:tcPr>
-            <w:tcW w:type="dxa" w:w="4320"/>
+            <w:tcW w:type="dxa" w:w="720"/>
           </w:tcPr>
           <w:p>
+            <w:r/>
             <w:r>
+              <w:rPr>
+                <w:rFonts w:ascii="Calibri" w:hAnsi="Calibri"/>
+                <w:b w:val="0"/>
+                <w:sz w:val="20"/>
+              </w:rPr>
+              <w:t>2</w:t>
+            </w:r>
+          </w:p>
+        </w:tc>
+        <w:tc>
+          <w:tcPr>
+            <w:tcW w:type="dxa" w:w="5760"/>
+          </w:tcPr>
+          <w:p>
+            <w:r/>
+            <w:r>
+              <w:rPr>
+                <w:rFonts w:ascii="Calibri" w:hAnsi="Calibri"/>
+                <w:b w:val="0"/>
+                <w:sz w:val="20"/>
+              </w:rPr>
+              <w:t>Semaglutide 6-Month Commitment</w:t>
+            </w:r>
+          </w:p>
+        </w:tc>
+        <w:tc>
+          <w:tcPr>
+            <w:tcW w:type="dxa" w:w="2160"/>
+          </w:tcPr>
+          <w:p>
+            <w:r/>
+            <w:r>
+              <w:rPr>
+                <w:rFonts w:ascii="Calibri" w:hAnsi="Calibri"/>
+                <w:b w:val="0"/>
+                <w:sz w:val="20"/>
+              </w:rPr>
+              <w:t>$3,500</w:t>
+            </w:r>
+          </w:p>
+        </w:tc>
+      </w:tr>
+      <w:tr>
+        <w:tc>
+          <w:tcPr>
+            <w:tcW w:type="dxa" w:w="720"/>
+            <w:shd w:fill="D6E4F0" w:val="clear"/>
+          </w:tcPr>
+          <w:p>
+            <w:r/>
+            <w:r>
+              <w:rPr>
+                <w:rFonts w:ascii="Calibri" w:hAnsi="Calibri"/>
+                <w:b w:val="0"/>
+                <w:sz w:val="20"/>
+              </w:rPr>
+              <w:t>3</w:t>
+            </w:r>
+          </w:p>
+        </w:tc>
+        <w:tc>
+          <w:tcPr>
+            <w:tcW w:type="dxa" w:w="5760"/>
+            <w:shd w:fill="D6E4F0" w:val="clear"/>
+          </w:tcPr>
+          <w:p>
+            <w:r/>
+            <w:r>
+              <w:rPr>
+                <w:rFonts w:ascii="Calibri" w:hAnsi="Calibri"/>
+                <w:b w:val="0"/>
+                <w:sz w:val="20"/>
+              </w:rPr>
               <w:t>Tirzepatide 3-Month Bundle</w:t>
             </w:r>
           </w:p>
         </w:tc>
         <w:tc>
           <w:tcPr>
-            <w:tcW w:type="dxa" w:w="4320"/>
+            <w:tcW w:type="dxa" w:w="2160"/>
+            <w:shd w:fill="D6E4F0" w:val="clear"/>
           </w:tcPr>
           <w:p>
+            <w:r/>
             <w:r>
+              <w:rPr>
+                <w:rFonts w:ascii="Calibri" w:hAnsi="Calibri"/>
+                <w:b w:val="0"/>
+                <w:sz w:val="20"/>
+              </w:rPr>
               <w:t>$1,499</w:t>
             </w:r>
           </w:p>
@@ -1711,20 +2721,101 @@
       <w:tr>
         <w:tc>
           <w:tcPr>
-            <w:tcW w:type="dxa" w:w="4320"/>
+            <w:tcW w:type="dxa" w:w="720"/>
           </w:tcPr>
           <w:p>
+            <w:r/>
             <w:r>
-              <w:t>Weight Loss Level 3 — 3 Month</w:t>
+              <w:rPr>
+                <w:rFonts w:ascii="Calibri" w:hAnsi="Calibri"/>
+                <w:b w:val="0"/>
+                <w:sz w:val="20"/>
+              </w:rPr>
+              <w:t>4</w:t>
             </w:r>
           </w:p>
         </w:tc>
         <w:tc>
           <w:tcPr>
-            <w:tcW w:type="dxa" w:w="4320"/>
+            <w:tcW w:type="dxa" w:w="5760"/>
           </w:tcPr>
           <w:p>
+            <w:r/>
             <w:r>
+              <w:rPr>
+                <w:rFonts w:ascii="Calibri" w:hAnsi="Calibri"/>
+                <w:b w:val="0"/>
+                <w:sz w:val="20"/>
+              </w:rPr>
+              <w:t>Tirzepatide 3-Month High Dose</w:t>
+            </w:r>
+          </w:p>
+        </w:tc>
+        <w:tc>
+          <w:tcPr>
+            <w:tcW w:type="dxa" w:w="2160"/>
+          </w:tcPr>
+          <w:p>
+            <w:r/>
+            <w:r>
+              <w:rPr>
+                <w:rFonts w:ascii="Calibri" w:hAnsi="Calibri"/>
+                <w:b w:val="0"/>
+                <w:sz w:val="20"/>
+              </w:rPr>
+              <w:t>$2,103</w:t>
+            </w:r>
+          </w:p>
+        </w:tc>
+      </w:tr>
+      <w:tr>
+        <w:tc>
+          <w:tcPr>
+            <w:tcW w:type="dxa" w:w="720"/>
+            <w:shd w:fill="D6E4F0" w:val="clear"/>
+          </w:tcPr>
+          <w:p>
+            <w:r/>
+            <w:r>
+              <w:rPr>
+                <w:rFonts w:ascii="Calibri" w:hAnsi="Calibri"/>
+                <w:b w:val="0"/>
+                <w:sz w:val="20"/>
+              </w:rPr>
+              <w:t>5</w:t>
+            </w:r>
+          </w:p>
+        </w:tc>
+        <w:tc>
+          <w:tcPr>
+            <w:tcW w:type="dxa" w:w="5760"/>
+            <w:shd w:fill="D6E4F0" w:val="clear"/>
+          </w:tcPr>
+          <w:p>
+            <w:r/>
+            <w:r>
+              <w:rPr>
+                <w:rFonts w:ascii="Calibri" w:hAnsi="Calibri"/>
+                <w:b w:val="0"/>
+                <w:sz w:val="20"/>
+              </w:rPr>
+              <w:t>Weight Loss Level 3 – 3 Month</w:t>
+            </w:r>
+          </w:p>
+        </w:tc>
+        <w:tc>
+          <w:tcPr>
+            <w:tcW w:type="dxa" w:w="2160"/>
+            <w:shd w:fill="D6E4F0" w:val="clear"/>
+          </w:tcPr>
+          <w:p>
+            <w:r/>
+            <w:r>
+              <w:rPr>
+                <w:rFonts w:ascii="Calibri" w:hAnsi="Calibri"/>
+                <w:b w:val="0"/>
+                <w:sz w:val="20"/>
+              </w:rPr>
               <w:t>$1,750</w:t>
             </w:r>
           </w:p>
@@ -1733,20 +2824,101 @@
       <w:tr>
         <w:tc>
           <w:tcPr>
-            <w:tcW w:type="dxa" w:w="4320"/>
+            <w:tcW w:type="dxa" w:w="720"/>
           </w:tcPr>
           <w:p>
+            <w:r/>
             <w:r>
-              <w:t>Weight Loss Level 5 — 6 Month</w:t>
+              <w:rPr>
+                <w:rFonts w:ascii="Calibri" w:hAnsi="Calibri"/>
+                <w:b w:val="0"/>
+                <w:sz w:val="20"/>
+              </w:rPr>
+              <w:t>6</w:t>
             </w:r>
           </w:p>
         </w:tc>
         <w:tc>
           <w:tcPr>
-            <w:tcW w:type="dxa" w:w="4320"/>
+            <w:tcW w:type="dxa" w:w="5760"/>
           </w:tcPr>
           <w:p>
+            <w:r/>
             <w:r>
+              <w:rPr>
+                <w:rFonts w:ascii="Calibri" w:hAnsi="Calibri"/>
+                <w:b w:val="0"/>
+                <w:sz w:val="20"/>
+              </w:rPr>
+              <w:t>Weight Loss Level 4 – 6 Month</w:t>
+            </w:r>
+          </w:p>
+        </w:tc>
+        <w:tc>
+          <w:tcPr>
+            <w:tcW w:type="dxa" w:w="2160"/>
+          </w:tcPr>
+          <w:p>
+            <w:r/>
+            <w:r>
+              <w:rPr>
+                <w:rFonts w:ascii="Calibri" w:hAnsi="Calibri"/>
+                <w:b w:val="0"/>
+                <w:sz w:val="20"/>
+              </w:rPr>
+              <w:t>$4,100</w:t>
+            </w:r>
+          </w:p>
+        </w:tc>
+      </w:tr>
+      <w:tr>
+        <w:tc>
+          <w:tcPr>
+            <w:tcW w:type="dxa" w:w="720"/>
+            <w:shd w:fill="D6E4F0" w:val="clear"/>
+          </w:tcPr>
+          <w:p>
+            <w:r/>
+            <w:r>
+              <w:rPr>
+                <w:rFonts w:ascii="Calibri" w:hAnsi="Calibri"/>
+                <w:b w:val="0"/>
+                <w:sz w:val="20"/>
+              </w:rPr>
+              <w:t>7</w:t>
+            </w:r>
+          </w:p>
+        </w:tc>
+        <w:tc>
+          <w:tcPr>
+            <w:tcW w:type="dxa" w:w="5760"/>
+            <w:shd w:fill="D6E4F0" w:val="clear"/>
+          </w:tcPr>
+          <w:p>
+            <w:r/>
+            <w:r>
+              <w:rPr>
+                <w:rFonts w:ascii="Calibri" w:hAnsi="Calibri"/>
+                <w:b w:val="0"/>
+                <w:sz w:val="20"/>
+              </w:rPr>
+              <w:t>Weight Loss Level 5 – 6 Month</w:t>
+            </w:r>
+          </w:p>
+        </w:tc>
+        <w:tc>
+          <w:tcPr>
+            <w:tcW w:type="dxa" w:w="2160"/>
+            <w:shd w:fill="D6E4F0" w:val="clear"/>
+          </w:tcPr>
+          <w:p>
+            <w:r/>
+            <w:r>
+              <w:rPr>
+                <w:rFonts w:ascii="Calibri" w:hAnsi="Calibri"/>
+                <w:b w:val="0"/>
+                <w:sz w:val="20"/>
+              </w:rPr>
               <w:t>$4,775</w:t>
             </w:r>
           </w:p>
@@ -1755,20 +2927,48 @@
       <w:tr>
         <w:tc>
           <w:tcPr>
-            <w:tcW w:type="dxa" w:w="4320"/>
+            <w:tcW w:type="dxa" w:w="720"/>
           </w:tcPr>
           <w:p>
+            <w:r/>
             <w:r>
-              <w:t>TRT Quarterly</w:t>
+              <w:rPr>
+                <w:rFonts w:ascii="Calibri" w:hAnsi="Calibri"/>
+                <w:b w:val="0"/>
+                <w:sz w:val="20"/>
+              </w:rPr>
+              <w:t>8</w:t>
             </w:r>
           </w:p>
         </w:tc>
         <w:tc>
           <w:tcPr>
-            <w:tcW w:type="dxa" w:w="4320"/>
+            <w:tcW w:type="dxa" w:w="5760"/>
           </w:tcPr>
           <w:p>
+            <w:r/>
             <w:r>
+              <w:rPr>
+                <w:rFonts w:ascii="Calibri" w:hAnsi="Calibri"/>
+                <w:b w:val="0"/>
+                <w:sz w:val="20"/>
+              </w:rPr>
+              <w:t>TRT Quarterly (Every 2 Weeks)</w:t>
+            </w:r>
+          </w:p>
+        </w:tc>
+        <w:tc>
+          <w:tcPr>
+            <w:tcW w:type="dxa" w:w="2160"/>
+          </w:tcPr>
+          <w:p>
+            <w:r/>
+            <w:r>
+              <w:rPr>
+                <w:rFonts w:ascii="Calibri" w:hAnsi="Calibri"/>
+                <w:b w:val="0"/>
+                <w:sz w:val="20"/>
+              </w:rPr>
               <w:t>$1,275</w:t>
             </w:r>
           </w:p>
@@ -1777,297 +2977,786 @@
       <w:tr>
         <w:tc>
           <w:tcPr>
-            <w:tcW w:type="dxa" w:w="4320"/>
+            <w:tcW w:type="dxa" w:w="720"/>
+            <w:shd w:fill="D6E4F0" w:val="clear"/>
           </w:tcPr>
           <w:p>
+            <w:r/>
             <w:r>
-              <w:t>Sermorelin 3-Month</w:t>
+              <w:rPr>
+                <w:rFonts w:ascii="Calibri" w:hAnsi="Calibri"/>
+                <w:b w:val="0"/>
+                <w:sz w:val="20"/>
+              </w:rPr>
+              <w:t>9</w:t>
             </w:r>
           </w:p>
         </w:tc>
         <w:tc>
           <w:tcPr>
-            <w:tcW w:type="dxa" w:w="4320"/>
+            <w:tcW w:type="dxa" w:w="5760"/>
+            <w:shd w:fill="D6E4F0" w:val="clear"/>
           </w:tcPr>
           <w:p>
+            <w:r/>
             <w:r>
+              <w:rPr>
+                <w:rFonts w:ascii="Calibri" w:hAnsi="Calibri"/>
+                <w:b w:val="0"/>
+                <w:sz w:val="20"/>
+              </w:rPr>
+              <w:t>TRT 6-Month (Every 2 Weeks)</w:t>
+            </w:r>
+          </w:p>
+        </w:tc>
+        <w:tc>
+          <w:tcPr>
+            <w:tcW w:type="dxa" w:w="2160"/>
+            <w:shd w:fill="D6E4F0" w:val="clear"/>
+          </w:tcPr>
+          <w:p>
+            <w:r/>
+            <w:r>
+              <w:rPr>
+                <w:rFonts w:ascii="Calibri" w:hAnsi="Calibri"/>
+                <w:b w:val="0"/>
+                <w:sz w:val="20"/>
+              </w:rPr>
+              <w:t>$2,550</w:t>
+            </w:r>
+          </w:p>
+        </w:tc>
+      </w:tr>
+      <w:tr>
+        <w:tc>
+          <w:tcPr>
+            <w:tcW w:type="dxa" w:w="720"/>
+          </w:tcPr>
+          <w:p>
+            <w:r/>
+            <w:r>
+              <w:rPr>
+                <w:rFonts w:ascii="Calibri" w:hAnsi="Calibri"/>
+                <w:b w:val="0"/>
+                <w:sz w:val="20"/>
+              </w:rPr>
+              <w:t>10</w:t>
+            </w:r>
+          </w:p>
+        </w:tc>
+        <w:tc>
+          <w:tcPr>
+            <w:tcW w:type="dxa" w:w="5760"/>
+          </w:tcPr>
+          <w:p>
+            <w:r/>
+            <w:r>
+              <w:rPr>
+                <w:rFonts w:ascii="Calibri" w:hAnsi="Calibri"/>
+                <w:b w:val="0"/>
+                <w:sz w:val="20"/>
+              </w:rPr>
+              <w:t>TRT Weekly 3-Month</w:t>
+            </w:r>
+          </w:p>
+        </w:tc>
+        <w:tc>
+          <w:tcPr>
+            <w:tcW w:type="dxa" w:w="2160"/>
+          </w:tcPr>
+          <w:p>
+            <w:r/>
+            <w:r>
+              <w:rPr>
+                <w:rFonts w:ascii="Calibri" w:hAnsi="Calibri"/>
+                <w:b w:val="0"/>
+                <w:sz w:val="20"/>
+              </w:rPr>
+              <w:t>$1,750</w:t>
+            </w:r>
+          </w:p>
+        </w:tc>
+      </w:tr>
+      <w:tr>
+        <w:tc>
+          <w:tcPr>
+            <w:tcW w:type="dxa" w:w="720"/>
+            <w:shd w:fill="D6E4F0" w:val="clear"/>
+          </w:tcPr>
+          <w:p>
+            <w:r/>
+            <w:r>
+              <w:rPr>
+                <w:rFonts w:ascii="Calibri" w:hAnsi="Calibri"/>
+                <w:b w:val="0"/>
+                <w:sz w:val="20"/>
+              </w:rPr>
+              <w:t>11</w:t>
+            </w:r>
+          </w:p>
+        </w:tc>
+        <w:tc>
+          <w:tcPr>
+            <w:tcW w:type="dxa" w:w="5760"/>
+            <w:shd w:fill="D6E4F0" w:val="clear"/>
+          </w:tcPr>
+          <w:p>
+            <w:r/>
+            <w:r>
+              <w:rPr>
+                <w:rFonts w:ascii="Calibri" w:hAnsi="Calibri"/>
+                <w:b w:val="0"/>
+                <w:sz w:val="20"/>
+              </w:rPr>
+              <w:t>TRT Take Home Quarterly</w:t>
+            </w:r>
+          </w:p>
+        </w:tc>
+        <w:tc>
+          <w:tcPr>
+            <w:tcW w:type="dxa" w:w="2160"/>
+            <w:shd w:fill="D6E4F0" w:val="clear"/>
+          </w:tcPr>
+          <w:p>
+            <w:r/>
+            <w:r>
+              <w:rPr>
+                <w:rFonts w:ascii="Calibri" w:hAnsi="Calibri"/>
+                <w:b w:val="0"/>
+                <w:sz w:val="20"/>
+              </w:rPr>
+              <w:t>$1,497</w:t>
+            </w:r>
+          </w:p>
+        </w:tc>
+      </w:tr>
+      <w:tr>
+        <w:tc>
+          <w:tcPr>
+            <w:tcW w:type="dxa" w:w="720"/>
+          </w:tcPr>
+          <w:p>
+            <w:r/>
+            <w:r>
+              <w:rPr>
+                <w:rFonts w:ascii="Calibri" w:hAnsi="Calibri"/>
+                <w:b w:val="0"/>
+                <w:sz w:val="20"/>
+              </w:rPr>
+              <w:t>12</w:t>
+            </w:r>
+          </w:p>
+        </w:tc>
+        <w:tc>
+          <w:tcPr>
+            <w:tcW w:type="dxa" w:w="5760"/>
+          </w:tcPr>
+          <w:p>
+            <w:r/>
+            <w:r>
+              <w:rPr>
+                <w:rFonts w:ascii="Calibri" w:hAnsi="Calibri"/>
+                <w:b w:val="0"/>
+                <w:sz w:val="20"/>
+              </w:rPr>
+              <w:t>Sermorelin 3-Month (15 mg)</w:t>
+            </w:r>
+          </w:p>
+        </w:tc>
+        <w:tc>
+          <w:tcPr>
+            <w:tcW w:type="dxa" w:w="2160"/>
+          </w:tcPr>
+          <w:p>
+            <w:r/>
+            <w:r>
+              <w:rPr>
+                <w:rFonts w:ascii="Calibri" w:hAnsi="Calibri"/>
+                <w:b w:val="0"/>
+                <w:sz w:val="20"/>
+              </w:rPr>
               <w:t>$1,275</w:t>
             </w:r>
           </w:p>
         </w:tc>
       </w:tr>
+      <w:tr>
+        <w:tc>
+          <w:tcPr>
+            <w:tcW w:type="dxa" w:w="720"/>
+            <w:shd w:fill="D6E4F0" w:val="clear"/>
+          </w:tcPr>
+          <w:p>
+            <w:r/>
+            <w:r>
+              <w:rPr>
+                <w:rFonts w:ascii="Calibri" w:hAnsi="Calibri"/>
+                <w:b w:val="0"/>
+                <w:sz w:val="20"/>
+              </w:rPr>
+              <w:t>13</w:t>
+            </w:r>
+          </w:p>
+        </w:tc>
+        <w:tc>
+          <w:tcPr>
+            <w:tcW w:type="dxa" w:w="5760"/>
+            <w:shd w:fill="D6E4F0" w:val="clear"/>
+          </w:tcPr>
+          <w:p>
+            <w:r/>
+            <w:r>
+              <w:rPr>
+                <w:rFonts w:ascii="Calibri" w:hAnsi="Calibri"/>
+                <w:b w:val="0"/>
+                <w:sz w:val="20"/>
+              </w:rPr>
+              <w:t>Sermorelin 6-Month (15 mg)</w:t>
+            </w:r>
+          </w:p>
+        </w:tc>
+        <w:tc>
+          <w:tcPr>
+            <w:tcW w:type="dxa" w:w="2160"/>
+            <w:shd w:fill="D6E4F0" w:val="clear"/>
+          </w:tcPr>
+          <w:p>
+            <w:r/>
+            <w:r>
+              <w:rPr>
+                <w:rFonts w:ascii="Calibri" w:hAnsi="Calibri"/>
+                <w:b w:val="0"/>
+                <w:sz w:val="20"/>
+              </w:rPr>
+              <w:t>$2,500</w:t>
+            </w:r>
+          </w:p>
+        </w:tc>
+      </w:tr>
+      <w:tr>
+        <w:tc>
+          <w:tcPr>
+            <w:tcW w:type="dxa" w:w="720"/>
+          </w:tcPr>
+          <w:p>
+            <w:r/>
+            <w:r>
+              <w:rPr>
+                <w:rFonts w:ascii="Calibri" w:hAnsi="Calibri"/>
+                <w:b w:val="0"/>
+                <w:sz w:val="20"/>
+              </w:rPr>
+              <w:t>14</w:t>
+            </w:r>
+          </w:p>
+        </w:tc>
+        <w:tc>
+          <w:tcPr>
+            <w:tcW w:type="dxa" w:w="5760"/>
+          </w:tcPr>
+          <w:p>
+            <w:r/>
+            <w:r>
+              <w:rPr>
+                <w:rFonts w:ascii="Calibri" w:hAnsi="Calibri"/>
+                <w:b w:val="0"/>
+                <w:sz w:val="20"/>
+              </w:rPr>
+              <w:t>Sermorelin 3-Month (30 mg)</w:t>
+            </w:r>
+          </w:p>
+        </w:tc>
+        <w:tc>
+          <w:tcPr>
+            <w:tcW w:type="dxa" w:w="2160"/>
+          </w:tcPr>
+          <w:p>
+            <w:r/>
+            <w:r>
+              <w:rPr>
+                <w:rFonts w:ascii="Calibri" w:hAnsi="Calibri"/>
+                <w:b w:val="0"/>
+                <w:sz w:val="20"/>
+              </w:rPr>
+              <w:t>$2,228</w:t>
+            </w:r>
+          </w:p>
+        </w:tc>
+      </w:tr>
+      <w:tr>
+        <w:tc>
+          <w:tcPr>
+            <w:tcW w:type="dxa" w:w="720"/>
+            <w:shd w:fill="D6E4F0" w:val="clear"/>
+          </w:tcPr>
+          <w:p>
+            <w:r/>
+            <w:r>
+              <w:rPr>
+                <w:rFonts w:ascii="Calibri" w:hAnsi="Calibri"/>
+                <w:b w:val="0"/>
+                <w:sz w:val="20"/>
+              </w:rPr>
+              <w:t>15</w:t>
+            </w:r>
+          </w:p>
+        </w:tc>
+        <w:tc>
+          <w:tcPr>
+            <w:tcW w:type="dxa" w:w="5760"/>
+            <w:shd w:fill="D6E4F0" w:val="clear"/>
+          </w:tcPr>
+          <w:p>
+            <w:r/>
+            <w:r>
+              <w:rPr>
+                <w:rFonts w:ascii="Calibri" w:hAnsi="Calibri"/>
+                <w:b w:val="0"/>
+                <w:sz w:val="20"/>
+              </w:rPr>
+              <w:t>BHRT Cream 3-Month</w:t>
+            </w:r>
+          </w:p>
+        </w:tc>
+        <w:tc>
+          <w:tcPr>
+            <w:tcW w:type="dxa" w:w="2160"/>
+            <w:shd w:fill="D6E4F0" w:val="clear"/>
+          </w:tcPr>
+          <w:p>
+            <w:r/>
+            <w:r>
+              <w:rPr>
+                <w:rFonts w:ascii="Calibri" w:hAnsi="Calibri"/>
+                <w:b w:val="0"/>
+                <w:sz w:val="20"/>
+              </w:rPr>
+              <w:t>$795</w:t>
+            </w:r>
+          </w:p>
+        </w:tc>
+      </w:tr>
+      <w:tr>
+        <w:tc>
+          <w:tcPr>
+            <w:tcW w:type="dxa" w:w="720"/>
+          </w:tcPr>
+          <w:p>
+            <w:r/>
+            <w:r>
+              <w:rPr>
+                <w:rFonts w:ascii="Calibri" w:hAnsi="Calibri"/>
+                <w:b w:val="0"/>
+                <w:sz w:val="20"/>
+              </w:rPr>
+              <w:t>16</w:t>
+            </w:r>
+          </w:p>
+        </w:tc>
+        <w:tc>
+          <w:tcPr>
+            <w:tcW w:type="dxa" w:w="5760"/>
+          </w:tcPr>
+          <w:p>
+            <w:r/>
+            <w:r>
+              <w:rPr>
+                <w:rFonts w:ascii="Calibri" w:hAnsi="Calibri"/>
+                <w:b w:val="0"/>
+                <w:sz w:val="20"/>
+              </w:rPr>
+              <w:t>BHRT Cream 6-Month</w:t>
+            </w:r>
+          </w:p>
+        </w:tc>
+        <w:tc>
+          <w:tcPr>
+            <w:tcW w:type="dxa" w:w="2160"/>
+          </w:tcPr>
+          <w:p>
+            <w:r/>
+            <w:r>
+              <w:rPr>
+                <w:rFonts w:ascii="Calibri" w:hAnsi="Calibri"/>
+                <w:b w:val="0"/>
+                <w:sz w:val="20"/>
+              </w:rPr>
+              <w:t>$1,575</w:t>
+            </w:r>
+          </w:p>
+        </w:tc>
+      </w:tr>
+      <w:tr>
+        <w:tc>
+          <w:tcPr>
+            <w:tcW w:type="dxa" w:w="720"/>
+            <w:shd w:fill="D6E4F0" w:val="clear"/>
+          </w:tcPr>
+          <w:p>
+            <w:r/>
+            <w:r>
+              <w:rPr>
+                <w:rFonts w:ascii="Calibri" w:hAnsi="Calibri"/>
+                <w:b w:val="0"/>
+                <w:sz w:val="20"/>
+              </w:rPr>
+              <w:t>17</w:t>
+            </w:r>
+          </w:p>
+        </w:tc>
+        <w:tc>
+          <w:tcPr>
+            <w:tcW w:type="dxa" w:w="5760"/>
+            <w:shd w:fill="D6E4F0" w:val="clear"/>
+          </w:tcPr>
+          <w:p>
+            <w:r/>
+            <w:r>
+              <w:rPr>
+                <w:rFonts w:ascii="Calibri" w:hAnsi="Calibri"/>
+                <w:b w:val="0"/>
+                <w:sz w:val="20"/>
+              </w:rPr>
+              <w:t>Men’s Vitality Bundle</w:t>
+            </w:r>
+          </w:p>
+        </w:tc>
+        <w:tc>
+          <w:tcPr>
+            <w:tcW w:type="dxa" w:w="2160"/>
+            <w:shd w:fill="D6E4F0" w:val="clear"/>
+          </w:tcPr>
+          <w:p>
+            <w:r/>
+            <w:r>
+              <w:rPr>
+                <w:rFonts w:ascii="Calibri" w:hAnsi="Calibri"/>
+                <w:b w:val="0"/>
+                <w:sz w:val="20"/>
+              </w:rPr>
+              <w:t>$599</w:t>
+            </w:r>
+          </w:p>
+        </w:tc>
+      </w:tr>
+      <w:tr>
+        <w:tc>
+          <w:tcPr>
+            <w:tcW w:type="dxa" w:w="720"/>
+          </w:tcPr>
+          <w:p>
+            <w:r/>
+            <w:r>
+              <w:rPr>
+                <w:rFonts w:ascii="Calibri" w:hAnsi="Calibri"/>
+                <w:b w:val="0"/>
+                <w:sz w:val="20"/>
+              </w:rPr>
+              <w:t>18</w:t>
+            </w:r>
+          </w:p>
+        </w:tc>
+        <w:tc>
+          <w:tcPr>
+            <w:tcW w:type="dxa" w:w="5760"/>
+          </w:tcPr>
+          <w:p>
+            <w:r/>
+            <w:r>
+              <w:rPr>
+                <w:rFonts w:ascii="Calibri" w:hAnsi="Calibri"/>
+                <w:b w:val="0"/>
+                <w:sz w:val="20"/>
+              </w:rPr>
+              <w:t>ED Complete 3-Month</w:t>
+            </w:r>
+          </w:p>
+        </w:tc>
+        <w:tc>
+          <w:tcPr>
+            <w:tcW w:type="dxa" w:w="2160"/>
+          </w:tcPr>
+          <w:p>
+            <w:r/>
+            <w:r>
+              <w:rPr>
+                <w:rFonts w:ascii="Calibri" w:hAnsi="Calibri"/>
+                <w:b w:val="0"/>
+                <w:sz w:val="20"/>
+              </w:rPr>
+              <w:t>$799</w:t>
+            </w:r>
+          </w:p>
+        </w:tc>
+      </w:tr>
+      <w:tr>
+        <w:tc>
+          <w:tcPr>
+            <w:tcW w:type="dxa" w:w="720"/>
+            <w:shd w:fill="D6E4F0" w:val="clear"/>
+          </w:tcPr>
+          <w:p>
+            <w:r/>
+            <w:r>
+              <w:rPr>
+                <w:rFonts w:ascii="Calibri" w:hAnsi="Calibri"/>
+                <w:b w:val="0"/>
+                <w:sz w:val="20"/>
+              </w:rPr>
+              <w:t>19</w:t>
+            </w:r>
+          </w:p>
+        </w:tc>
+        <w:tc>
+          <w:tcPr>
+            <w:tcW w:type="dxa" w:w="5760"/>
+            <w:shd w:fill="D6E4F0" w:val="clear"/>
+          </w:tcPr>
+          <w:p>
+            <w:r/>
+            <w:r>
+              <w:rPr>
+                <w:rFonts w:ascii="Calibri" w:hAnsi="Calibri"/>
+                <w:b w:val="0"/>
+                <w:sz w:val="20"/>
+              </w:rPr>
+              <w:t>Anti-Aging Skin Bundle</w:t>
+            </w:r>
+          </w:p>
+        </w:tc>
+        <w:tc>
+          <w:tcPr>
+            <w:tcW w:type="dxa" w:w="2160"/>
+            <w:shd w:fill="D6E4F0" w:val="clear"/>
+          </w:tcPr>
+          <w:p>
+            <w:r/>
+            <w:r>
+              <w:rPr>
+                <w:rFonts w:ascii="Calibri" w:hAnsi="Calibri"/>
+                <w:b w:val="0"/>
+                <w:sz w:val="20"/>
+              </w:rPr>
+              <w:t>$499</w:t>
+            </w:r>
+          </w:p>
+        </w:tc>
+      </w:tr>
+      <w:tr>
+        <w:tc>
+          <w:tcPr>
+            <w:tcW w:type="dxa" w:w="720"/>
+          </w:tcPr>
+          <w:p>
+            <w:r/>
+            <w:r>
+              <w:rPr>
+                <w:rFonts w:ascii="Calibri" w:hAnsi="Calibri"/>
+                <w:b w:val="0"/>
+                <w:sz w:val="20"/>
+              </w:rPr>
+              <w:t>20</w:t>
+            </w:r>
+          </w:p>
+        </w:tc>
+        <w:tc>
+          <w:tcPr>
+            <w:tcW w:type="dxa" w:w="5760"/>
+          </w:tcPr>
+          <w:p>
+            <w:r/>
+            <w:r>
+              <w:rPr>
+                <w:rFonts w:ascii="Calibri" w:hAnsi="Calibri"/>
+                <w:b w:val="0"/>
+                <w:sz w:val="20"/>
+              </w:rPr>
+              <w:t>Hair Restoration Bundle</w:t>
+            </w:r>
+          </w:p>
+        </w:tc>
+        <w:tc>
+          <w:tcPr>
+            <w:tcW w:type="dxa" w:w="2160"/>
+          </w:tcPr>
+          <w:p>
+            <w:r/>
+            <w:r>
+              <w:rPr>
+                <w:rFonts w:ascii="Calibri" w:hAnsi="Calibri"/>
+                <w:b w:val="0"/>
+                <w:sz w:val="20"/>
+              </w:rPr>
+              <w:t>$449</w:t>
+            </w:r>
+          </w:p>
+        </w:tc>
+      </w:tr>
+      <w:tr>
+        <w:tc>
+          <w:tcPr>
+            <w:tcW w:type="dxa" w:w="720"/>
+            <w:shd w:fill="D6E4F0" w:val="clear"/>
+          </w:tcPr>
+          <w:p>
+            <w:r/>
+            <w:r>
+              <w:rPr>
+                <w:rFonts w:ascii="Calibri" w:hAnsi="Calibri"/>
+                <w:b w:val="0"/>
+                <w:sz w:val="20"/>
+              </w:rPr>
+              <w:t>21</w:t>
+            </w:r>
+          </w:p>
+        </w:tc>
+        <w:tc>
+          <w:tcPr>
+            <w:tcW w:type="dxa" w:w="5760"/>
+            <w:shd w:fill="D6E4F0" w:val="clear"/>
+          </w:tcPr>
+          <w:p>
+            <w:r/>
+            <w:r>
+              <w:rPr>
+                <w:rFonts w:ascii="Calibri" w:hAnsi="Calibri"/>
+                <w:b w:val="0"/>
+                <w:sz w:val="20"/>
+              </w:rPr>
+              <w:t>Comprehensive Wellness Panel</w:t>
+            </w:r>
+          </w:p>
+        </w:tc>
+        <w:tc>
+          <w:tcPr>
+            <w:tcW w:type="dxa" w:w="2160"/>
+            <w:shd w:fill="D6E4F0" w:val="clear"/>
+          </w:tcPr>
+          <w:p>
+            <w:r/>
+            <w:r>
+              <w:rPr>
+                <w:rFonts w:ascii="Calibri" w:hAnsi="Calibri"/>
+                <w:b w:val="0"/>
+                <w:sz w:val="20"/>
+              </w:rPr>
+              <w:t>$749</w:t>
+            </w:r>
+          </w:p>
+        </w:tc>
+      </w:tr>
+      <w:tr>
+        <w:tc>
+          <w:tcPr>
+            <w:tcW w:type="dxa" w:w="720"/>
+          </w:tcPr>
+          <w:p>
+            <w:r/>
+            <w:r>
+              <w:rPr>
+                <w:rFonts w:ascii="Calibri" w:hAnsi="Calibri"/>
+                <w:b w:val="0"/>
+                <w:sz w:val="20"/>
+              </w:rPr>
+              <w:t>22</w:t>
+            </w:r>
+          </w:p>
+        </w:tc>
+        <w:tc>
+          <w:tcPr>
+            <w:tcW w:type="dxa" w:w="5760"/>
+          </w:tcPr>
+          <w:p>
+            <w:r/>
+            <w:r>
+              <w:rPr>
+                <w:rFonts w:ascii="Calibri" w:hAnsi="Calibri"/>
+                <w:b w:val="0"/>
+                <w:sz w:val="20"/>
+              </w:rPr>
+              <w:t>Naltrexone 3-Month</w:t>
+            </w:r>
+          </w:p>
+        </w:tc>
+        <w:tc>
+          <w:tcPr>
+            <w:tcW w:type="dxa" w:w="2160"/>
+          </w:tcPr>
+          <w:p>
+            <w:r/>
+            <w:r>
+              <w:rPr>
+                <w:rFonts w:ascii="Calibri" w:hAnsi="Calibri"/>
+                <w:b w:val="0"/>
+                <w:sz w:val="20"/>
+              </w:rPr>
+              <w:t>$460</w:t>
+            </w:r>
+          </w:p>
+        </w:tc>
+      </w:tr>
     </w:tbl>
-    <w:p/>
     <w:p>
-      <w:pPr>
-        <w:pStyle w:val="Heading2"/>
-      </w:pPr>
       <w:r>
-        <w:t>Semaglutide 3-Month Kickstart — $899</w:t>
+        <w:br w:type="page"/>
       </w:r>
     </w:p>
-    <w:p>
-      <w:pPr>
-        <w:pStyle w:val="ListBullet"/>
-      </w:pPr>
-      <w:r>
-        <w:t>Semaglutide 3 months ($374/mo value)</w:t>
-      </w:r>
-    </w:p>
-    <w:p>
-      <w:pPr>
-        <w:pStyle w:val="ListBullet"/>
-      </w:pPr>
-      <w:r>
-        <w:t>New Patient Consultation</w:t>
-      </w:r>
-    </w:p>
-    <w:p>
-      <w:pPr>
-        <w:pStyle w:val="ListBullet"/>
-      </w:pPr>
-      <w:r>
-        <w:t>Full Blood Panel</w:t>
-      </w:r>
-    </w:p>
-    <w:p>
-      <w:pPr>
-        <w:pStyle w:val="ListBullet"/>
-      </w:pPr>
-      <w:r>
-        <w:t>3x Monthly check-ins</w:t>
-      </w:r>
-    </w:p>
-    <w:p/>
-    <w:p>
-      <w:pPr>
-        <w:pStyle w:val="Heading2"/>
-      </w:pPr>
-      <w:r>
-        <w:t>Tirzepatide 3-Month Bundle — $1,499</w:t>
-      </w:r>
-    </w:p>
-    <w:p>
-      <w:pPr>
-        <w:pStyle w:val="ListBullet"/>
-      </w:pPr>
-      <w:r>
-        <w:t>Tirzepatide 2.5-5mg 3 months</w:t>
-      </w:r>
-    </w:p>
-    <w:p>
-      <w:pPr>
-        <w:pStyle w:val="ListBullet"/>
-      </w:pPr>
-      <w:r>
-        <w:t>New Patient Consultation</w:t>
-      </w:r>
-    </w:p>
-    <w:p>
-      <w:pPr>
-        <w:pStyle w:val="ListBullet"/>
-      </w:pPr>
-      <w:r>
-        <w:t>Full Blood Panel</w:t>
-      </w:r>
-    </w:p>
-    <w:p>
-      <w:pPr>
-        <w:pStyle w:val="ListBullet"/>
-      </w:pPr>
-      <w:r>
-        <w:t>3x Monthly check-ins</w:t>
-      </w:r>
-    </w:p>
-    <w:p>
-      <w:pPr>
-        <w:pStyle w:val="ListBullet"/>
-      </w:pPr>
-      <w:r>
-        <w:t>Dose escalation mgmt</w:t>
-      </w:r>
-    </w:p>
-    <w:p/>
-    <w:p>
-      <w:pPr>
-        <w:pStyle w:val="Heading2"/>
-      </w:pPr>
-      <w:r>
-        <w:t>Weight Loss Level 3 — 3 Month — $1,750</w:t>
-      </w:r>
-    </w:p>
-    <w:p>
-      <w:pPr>
-        <w:pStyle w:val="ListBullet"/>
-      </w:pPr>
-      <w:r>
-        <w:t>3 months WL Level 3 (8 boxes + phent)</w:t>
-      </w:r>
-    </w:p>
-    <w:p>
-      <w:pPr>
-        <w:pStyle w:val="ListBullet"/>
-      </w:pPr>
-      <w:r>
-        <w:t>3x Monthly visits</w:t>
-      </w:r>
-    </w:p>
-    <w:p>
-      <w:pPr>
-        <w:pStyle w:val="ListBullet"/>
-      </w:pPr>
-      <w:r>
-        <w:t>3x Accountability check-ins</w:t>
-      </w:r>
-    </w:p>
-    <w:p/>
-    <w:p>
-      <w:pPr>
-        <w:pStyle w:val="Heading2"/>
-      </w:pPr>
-      <w:r>
-        <w:t>Weight Loss Level 5 — 6 Month — $4,775</w:t>
-      </w:r>
-    </w:p>
-    <w:p>
-      <w:pPr>
-        <w:pStyle w:val="ListBullet"/>
-      </w:pPr>
-      <w:r>
-        <w:t>6 months WL Level 5 (24 boxes + 2 inj + phent)</w:t>
-      </w:r>
-    </w:p>
-    <w:p>
-      <w:pPr>
-        <w:pStyle w:val="ListBullet"/>
-      </w:pPr>
-      <w:r>
-        <w:t>6x Monthly visits</w:t>
-      </w:r>
-    </w:p>
-    <w:p>
-      <w:pPr>
-        <w:pStyle w:val="ListBullet"/>
-      </w:pPr>
-      <w:r>
-        <w:t>2x Full Blood Panels</w:t>
-      </w:r>
-    </w:p>
-    <w:p>
-      <w:pPr>
-        <w:pStyle w:val="ListBullet"/>
-      </w:pPr>
-      <w:r>
-        <w:t>6x Accountability check-ins</w:t>
-      </w:r>
-    </w:p>
-    <w:p/>
-    <w:p>
-      <w:pPr>
-        <w:pStyle w:val="Heading2"/>
-      </w:pPr>
-      <w:r>
-        <w:t>TRT Quarterly — $1,275</w:t>
-      </w:r>
-    </w:p>
-    <w:p>
-      <w:pPr>
-        <w:pStyle w:val="ListBullet"/>
-      </w:pPr>
-      <w:r>
-        <w:t>TRT Every 2 Weeks - 3 months (6 shots)</w:t>
-      </w:r>
-    </w:p>
-    <w:p>
-      <w:pPr>
-        <w:pStyle w:val="ListBullet"/>
-      </w:pPr>
-      <w:r>
-        <w:t>Full Blood Panel</w:t>
-      </w:r>
-    </w:p>
-    <w:p>
-      <w:pPr>
-        <w:pStyle w:val="ListBullet"/>
-      </w:pPr>
-      <w:r>
-        <w:t>Follow-up consultation</w:t>
-      </w:r>
-    </w:p>
-    <w:p/>
-    <w:p>
-      <w:pPr>
-        <w:pStyle w:val="Heading2"/>
-      </w:pPr>
-      <w:r>
-        <w:t>Sermorelin 3-Month — $1,275</w:t>
-      </w:r>
-    </w:p>
-    <w:p>
-      <w:pPr>
-        <w:pStyle w:val="ListBullet"/>
-      </w:pPr>
-      <w:r>
-        <w:t>Sermorelin vial up to 15mg - 3 months</w:t>
-      </w:r>
-    </w:p>
-    <w:p>
-      <w:pPr>
-        <w:pStyle w:val="ListBullet"/>
-      </w:pPr>
-      <w:r>
-        <w:t>Initial consultation</w:t>
-      </w:r>
-    </w:p>
-    <w:p>
-      <w:pPr>
-        <w:pStyle w:val="ListBullet"/>
-      </w:pPr>
-      <w:r>
-        <w:t>Follow-up visit</w:t>
-      </w:r>
-    </w:p>
-    <w:p/>
     <w:p>
       <w:pPr>
         <w:pStyle w:val="Heading1"/>
       </w:pPr>
       <w:r>
-        <w:t>3. Memberships (Recurring)</w:t>
+        <w:rPr>
+          <w:rFonts w:ascii="Calibri" w:hAnsi="Calibri"/>
+        </w:rPr>
+        <w:t>SECTION 3: MEMBERSHIPS (5 Tiers — Recurring Monthly)</w:t>
       </w:r>
     </w:p>
     <w:p>
+      <w:pPr>
+        <w:spacing w:after="120"/>
+      </w:pPr>
       <w:r>
         <w:rPr>
-          <w:i/>
+          <w:rFonts w:ascii="Calibri" w:hAnsi="Calibri"/>
+          <w:b w:val="0"/>
+          <w:sz w:val="22"/>
         </w:rPr>
-        <w:t>Monthly recurring plans with credits, included services, and product discounts. Starter fee at signup.</w:t>
+        <w:t>Each membership tier includes a one-time starter fee, monthly credits, bundled services, and product discounts that increase with tier level.</w:t>
       </w:r>
     </w:p>
-    <w:p/>
     <w:tbl>
       <w:tblPr>
-        <w:tblStyle w:val="MediumShading1-Accent1"/>
+        <w:tblStyle w:val="TableGrid"/>
         <w:tblW w:type="auto" w:w="0"/>
         <w:jc w:val="center"/>
         <w:tblLook w:firstColumn="1" w:firstRow="1" w:lastColumn="0" w:lastRow="0" w:noHBand="0" w:noVBand="1" w:val="04A0"/>
       </w:tblPr>
       <w:tblGrid>
-        <w:gridCol w:w="1728"/>
-        <w:gridCol w:w="1728"/>
-        <w:gridCol w:w="1728"/>
-        <w:gridCol w:w="1728"/>
-        <w:gridCol w:w="1728"/>
+        <w:gridCol w:w="2160"/>
+        <w:gridCol w:w="2160"/>
+        <w:gridCol w:w="2160"/>
+        <w:gridCol w:w="2160"/>
       </w:tblGrid>
       <w:tr>
         <w:tc>
           <w:tcPr>
-            <w:tcW w:type="dxa" w:w="1728"/>
+            <w:tcW w:type="dxa" w:w="2592"/>
+            <w:shd w:fill="4472C4" w:val="clear"/>
           </w:tcPr>
           <w:p>
             <w:r>
               <w:rPr>
                 <w:b/>
+                <w:color w:val="FFFFFF"/>
+              </w:rPr>
+            </w:r>
+            <w:r>
+              <w:rPr>
+                <w:rFonts w:ascii="Calibri" w:hAnsi="Calibri"/>
+                <w:b/>
+                <w:color w:val="FFFFFF"/>
+                <w:sz w:val="20"/>
               </w:rPr>
               <w:t>Tier</w:t>
             </w:r>
@@ -2076,37 +3765,21 @@
         <w:tc>
           <w:tcPr>
             <w:tcW w:type="dxa" w:w="1728"/>
+            <w:shd w:fill="4472C4" w:val="clear"/>
           </w:tcPr>
           <w:p>
             <w:r>
               <w:rPr>
                 <w:b/>
+                <w:color w:val="FFFFFF"/>
               </w:rPr>
-              <w:t>Membership</w:t>
             </w:r>
-          </w:p>
-        </w:tc>
-        <w:tc>
-          <w:tcPr>
-            <w:tcW w:type="dxa" w:w="1728"/>
-          </w:tcPr>
-          <w:p>
             <w:r>
               <w:rPr>
+                <w:rFonts w:ascii="Calibri" w:hAnsi="Calibri"/>
                 <w:b/>
-              </w:rPr>
-              <w:t>Starter Fee</w:t>
-            </w:r>
-          </w:p>
-        </w:tc>
-        <w:tc>
-          <w:tcPr>
-            <w:tcW w:type="dxa" w:w="1728"/>
-          </w:tcPr>
-          <w:p>
-            <w:r>
-              <w:rPr>
-                <w:b/>
+                <w:color w:val="FFFFFF"/>
+                <w:sz w:val="20"/>
               </w:rPr>
               <w:t>Monthly</w:t>
             </w:r>
@@ -2115,11 +3788,44 @@
         <w:tc>
           <w:tcPr>
             <w:tcW w:type="dxa" w:w="1728"/>
+            <w:shd w:fill="4472C4" w:val="clear"/>
           </w:tcPr>
           <w:p>
             <w:r>
               <w:rPr>
                 <w:b/>
+                <w:color w:val="FFFFFF"/>
+              </w:rPr>
+            </w:r>
+            <w:r>
+              <w:rPr>
+                <w:rFonts w:ascii="Calibri" w:hAnsi="Calibri"/>
+                <w:b/>
+                <w:color w:val="FFFFFF"/>
+                <w:sz w:val="20"/>
+              </w:rPr>
+              <w:t>Starter Fee</w:t>
+            </w:r>
+          </w:p>
+        </w:tc>
+        <w:tc>
+          <w:tcPr>
+            <w:tcW w:type="dxa" w:w="2160"/>
+            <w:shd w:fill="4472C4" w:val="clear"/>
+          </w:tcPr>
+          <w:p>
+            <w:r>
+              <w:rPr>
+                <w:b/>
+                <w:color w:val="FFFFFF"/>
+              </w:rPr>
+            </w:r>
+            <w:r>
+              <w:rPr>
+                <w:rFonts w:ascii="Calibri" w:hAnsi="Calibri"/>
+                <w:b/>
+                <w:color w:val="FFFFFF"/>
+                <w:sz w:val="20"/>
               </w:rPr>
               <w:t>Credits/Mo</w:t>
             </w:r>
@@ -2129,11 +3835,87 @@
       <w:tr>
         <w:tc>
           <w:tcPr>
-            <w:tcW w:type="dxa" w:w="1728"/>
+            <w:tcW w:type="dxa" w:w="2592"/>
+            <w:shd w:fill="D6E4F0" w:val="clear"/>
           </w:tcPr>
           <w:p>
+            <w:r/>
             <w:r>
-              <w:t>Starter</w:t>
+              <w:rPr>
+                <w:rFonts w:ascii="Calibri" w:hAnsi="Calibri"/>
+                <w:b w:val="0"/>
+                <w:sz w:val="20"/>
+              </w:rPr>
+              <w:t>Essential (Starter)</w:t>
+            </w:r>
+          </w:p>
+        </w:tc>
+        <w:tc>
+          <w:tcPr>
+            <w:tcW w:type="dxa" w:w="1728"/>
+            <w:shd w:fill="D6E4F0" w:val="clear"/>
+          </w:tcPr>
+          <w:p>
+            <w:r/>
+            <w:r>
+              <w:rPr>
+                <w:rFonts w:ascii="Calibri" w:hAnsi="Calibri"/>
+                <w:b w:val="0"/>
+                <w:sz w:val="20"/>
+              </w:rPr>
+              <w:t>$51/mo</w:t>
+            </w:r>
+          </w:p>
+        </w:tc>
+        <w:tc>
+          <w:tcPr>
+            <w:tcW w:type="dxa" w:w="1728"/>
+            <w:shd w:fill="D6E4F0" w:val="clear"/>
+          </w:tcPr>
+          <w:p>
+            <w:r/>
+            <w:r>
+              <w:rPr>
+                <w:rFonts w:ascii="Calibri" w:hAnsi="Calibri"/>
+                <w:b w:val="0"/>
+                <w:sz w:val="20"/>
+              </w:rPr>
+              <w:t>$100</w:t>
+            </w:r>
+          </w:p>
+        </w:tc>
+        <w:tc>
+          <w:tcPr>
+            <w:tcW w:type="dxa" w:w="2160"/>
+            <w:shd w:fill="D6E4F0" w:val="clear"/>
+          </w:tcPr>
+          <w:p>
+            <w:r/>
+            <w:r>
+              <w:rPr>
+                <w:rFonts w:ascii="Calibri" w:hAnsi="Calibri"/>
+                <w:b w:val="0"/>
+                <w:sz w:val="20"/>
+              </w:rPr>
+              <w:t>1 credit/mo</w:t>
+            </w:r>
+          </w:p>
+        </w:tc>
+      </w:tr>
+      <w:tr>
+        <w:tc>
+          <w:tcPr>
+            <w:tcW w:type="dxa" w:w="2592"/>
+          </w:tcPr>
+          <w:p>
+            <w:r/>
+            <w:r>
+              <w:rPr>
+                <w:rFonts w:ascii="Calibri" w:hAnsi="Calibri"/>
+                <w:b w:val="0"/>
+                <w:sz w:val="20"/>
+              </w:rPr>
+              <w:t>Wellness (Growth)</w:t>
             </w:r>
           </w:p>
         </w:tc>
@@ -2142,8 +3924,14 @@
             <w:tcW w:type="dxa" w:w="1728"/>
           </w:tcPr>
           <w:p>
+            <w:r/>
             <w:r>
-              <w:t>Monthly</w:t>
+              <w:rPr>
+                <w:rFonts w:ascii="Calibri" w:hAnsi="Calibri"/>
+                <w:b w:val="0"/>
+                <w:sz w:val="20"/>
+              </w:rPr>
+              <w:t>$99/mo</w:t>
             </w:r>
           </w:p>
         </w:tc>
@@ -2152,8 +3940,118 @@
             <w:tcW w:type="dxa" w:w="1728"/>
           </w:tcPr>
           <w:p>
+            <w:r/>
             <w:r>
+              <w:rPr>
+                <w:rFonts w:ascii="Calibri" w:hAnsi="Calibri"/>
+                <w:b w:val="0"/>
+                <w:sz w:val="20"/>
+              </w:rPr>
               <w:t>$100</w:t>
+            </w:r>
+          </w:p>
+        </w:tc>
+        <w:tc>
+          <w:tcPr>
+            <w:tcW w:type="dxa" w:w="2160"/>
+          </w:tcPr>
+          <w:p>
+            <w:r/>
+            <w:r>
+              <w:rPr>
+                <w:rFonts w:ascii="Calibri" w:hAnsi="Calibri"/>
+                <w:b w:val="0"/>
+                <w:sz w:val="20"/>
+              </w:rPr>
+              <w:t>2 credits/mo</w:t>
+            </w:r>
+          </w:p>
+        </w:tc>
+      </w:tr>
+      <w:tr>
+        <w:tc>
+          <w:tcPr>
+            <w:tcW w:type="dxa" w:w="2592"/>
+            <w:shd w:fill="D6E4F0" w:val="clear"/>
+          </w:tcPr>
+          <w:p>
+            <w:r/>
+            <w:r>
+              <w:rPr>
+                <w:rFonts w:ascii="Calibri" w:hAnsi="Calibri"/>
+                <w:b w:val="0"/>
+                <w:sz w:val="20"/>
+              </w:rPr>
+              <w:t>Vitality (Scale)</w:t>
+            </w:r>
+          </w:p>
+        </w:tc>
+        <w:tc>
+          <w:tcPr>
+            <w:tcW w:type="dxa" w:w="1728"/>
+            <w:shd w:fill="D6E4F0" w:val="clear"/>
+          </w:tcPr>
+          <w:p>
+            <w:r/>
+            <w:r>
+              <w:rPr>
+                <w:rFonts w:ascii="Calibri" w:hAnsi="Calibri"/>
+                <w:b w:val="0"/>
+                <w:sz w:val="20"/>
+              </w:rPr>
+              <w:t>$199/mo</w:t>
+            </w:r>
+          </w:p>
+        </w:tc>
+        <w:tc>
+          <w:tcPr>
+            <w:tcW w:type="dxa" w:w="1728"/>
+            <w:shd w:fill="D6E4F0" w:val="clear"/>
+          </w:tcPr>
+          <w:p>
+            <w:r/>
+            <w:r>
+              <w:rPr>
+                <w:rFonts w:ascii="Calibri" w:hAnsi="Calibri"/>
+                <w:b w:val="0"/>
+                <w:sz w:val="20"/>
+              </w:rPr>
+              <w:t>$150</w:t>
+            </w:r>
+          </w:p>
+        </w:tc>
+        <w:tc>
+          <w:tcPr>
+            <w:tcW w:type="dxa" w:w="2160"/>
+            <w:shd w:fill="D6E4F0" w:val="clear"/>
+          </w:tcPr>
+          <w:p>
+            <w:r/>
+            <w:r>
+              <w:rPr>
+                <w:rFonts w:ascii="Calibri" w:hAnsi="Calibri"/>
+                <w:b w:val="0"/>
+                <w:sz w:val="20"/>
+              </w:rPr>
+              <w:t>4 credits/mo</w:t>
+            </w:r>
+          </w:p>
+        </w:tc>
+      </w:tr>
+      <w:tr>
+        <w:tc>
+          <w:tcPr>
+            <w:tcW w:type="dxa" w:w="2592"/>
+          </w:tcPr>
+          <w:p>
+            <w:r/>
+            <w:r>
+              <w:rPr>
+                <w:rFonts w:ascii="Calibri" w:hAnsi="Calibri"/>
+                <w:b w:val="0"/>
+                <w:sz w:val="20"/>
+              </w:rPr>
+              <w:t>Premium (Elite)</w:t>
             </w:r>
           </w:p>
         </w:tc>
@@ -2162,163 +4060,13 @@
             <w:tcW w:type="dxa" w:w="1728"/>
           </w:tcPr>
           <w:p>
+            <w:r/>
             <w:r>
-              <w:t>$51/mo</w:t>
-            </w:r>
-          </w:p>
-        </w:tc>
-        <w:tc>
-          <w:tcPr>
-            <w:tcW w:type="dxa" w:w="1728"/>
-          </w:tcPr>
-          <w:p>
-            <w:r>
-              <w:t>1</w:t>
-            </w:r>
-          </w:p>
-        </w:tc>
-      </w:tr>
-      <w:tr>
-        <w:tc>
-          <w:tcPr>
-            <w:tcW w:type="dxa" w:w="1728"/>
-          </w:tcPr>
-          <w:p>
-            <w:r>
-              <w:t>Growth</w:t>
-            </w:r>
-          </w:p>
-        </w:tc>
-        <w:tc>
-          <w:tcPr>
-            <w:tcW w:type="dxa" w:w="1728"/>
-          </w:tcPr>
-          <w:p>
-            <w:r>
-              <w:t>Yearly</w:t>
-            </w:r>
-          </w:p>
-        </w:tc>
-        <w:tc>
-          <w:tcPr>
-            <w:tcW w:type="dxa" w:w="1728"/>
-          </w:tcPr>
-          <w:p>
-            <w:r>
-              <w:t>$100</w:t>
-            </w:r>
-          </w:p>
-        </w:tc>
-        <w:tc>
-          <w:tcPr>
-            <w:tcW w:type="dxa" w:w="1728"/>
-          </w:tcPr>
-          <w:p>
-            <w:r>
-              <w:t>$501/yr ($42/mo)</w:t>
-            </w:r>
-          </w:p>
-        </w:tc>
-        <w:tc>
-          <w:tcPr>
-            <w:tcW w:type="dxa" w:w="1728"/>
-          </w:tcPr>
-          <w:p>
-            <w:r>
-              <w:t>2</w:t>
-            </w:r>
-          </w:p>
-        </w:tc>
-      </w:tr>
-      <w:tr>
-        <w:tc>
-          <w:tcPr>
-            <w:tcW w:type="dxa" w:w="1728"/>
-          </w:tcPr>
-          <w:p>
-            <w:r>
-              <w:t>Scale</w:t>
-            </w:r>
-          </w:p>
-        </w:tc>
-        <w:tc>
-          <w:tcPr>
-            <w:tcW w:type="dxa" w:w="1728"/>
-          </w:tcPr>
-          <w:p>
-            <w:r>
-              <w:t>Premium</w:t>
-            </w:r>
-          </w:p>
-        </w:tc>
-        <w:tc>
-          <w:tcPr>
-            <w:tcW w:type="dxa" w:w="1728"/>
-          </w:tcPr>
-          <w:p>
-            <w:r>
-              <w:t>$150</w:t>
-            </w:r>
-          </w:p>
-        </w:tc>
-        <w:tc>
-          <w:tcPr>
-            <w:tcW w:type="dxa" w:w="1728"/>
-          </w:tcPr>
-          <w:p>
-            <w:r>
-              <w:t>$149/mo</w:t>
-            </w:r>
-          </w:p>
-        </w:tc>
-        <w:tc>
-          <w:tcPr>
-            <w:tcW w:type="dxa" w:w="1728"/>
-          </w:tcPr>
-          <w:p>
-            <w:r>
-              <w:t>4</w:t>
-            </w:r>
-          </w:p>
-        </w:tc>
-      </w:tr>
-      <w:tr>
-        <w:tc>
-          <w:tcPr>
-            <w:tcW w:type="dxa" w:w="1728"/>
-          </w:tcPr>
-          <w:p>
-            <w:r>
-              <w:t>VIP</w:t>
-            </w:r>
-          </w:p>
-        </w:tc>
-        <w:tc>
-          <w:tcPr>
-            <w:tcW w:type="dxa" w:w="1728"/>
-          </w:tcPr>
-          <w:p>
-            <w:r>
-              <w:t>Concierge</w:t>
-            </w:r>
-          </w:p>
-        </w:tc>
-        <w:tc>
-          <w:tcPr>
-            <w:tcW w:type="dxa" w:w="1728"/>
-          </w:tcPr>
-          <w:p>
-            <w:r>
-              <w:t>$250</w:t>
-            </w:r>
-          </w:p>
-        </w:tc>
-        <w:tc>
-          <w:tcPr>
-            <w:tcW w:type="dxa" w:w="1728"/>
-          </w:tcPr>
-          <w:p>
-            <w:r>
+              <w:rPr>
+                <w:rFonts w:ascii="Calibri" w:hAnsi="Calibri"/>
+                <w:b w:val="0"/>
+                <w:sz w:val="20"/>
+              </w:rPr>
               <w:t>$299/mo</w:t>
             </w:r>
           </w:p>
@@ -2328,7 +4076,99 @@
             <w:tcW w:type="dxa" w:w="1728"/>
           </w:tcPr>
           <w:p>
+            <w:r/>
             <w:r>
+              <w:rPr>
+                <w:rFonts w:ascii="Calibri" w:hAnsi="Calibri"/>
+                <w:b w:val="0"/>
+                <w:sz w:val="20"/>
+              </w:rPr>
+              <w:t>$200</w:t>
+            </w:r>
+          </w:p>
+        </w:tc>
+        <w:tc>
+          <w:tcPr>
+            <w:tcW w:type="dxa" w:w="2160"/>
+          </w:tcPr>
+          <w:p>
+            <w:r/>
+            <w:r>
+              <w:rPr>
+                <w:rFonts w:ascii="Calibri" w:hAnsi="Calibri"/>
+                <w:b w:val="0"/>
+                <w:sz w:val="20"/>
+              </w:rPr>
+              <w:t>6 credits/mo</w:t>
+            </w:r>
+          </w:p>
+        </w:tc>
+      </w:tr>
+      <w:tr>
+        <w:tc>
+          <w:tcPr>
+            <w:tcW w:type="dxa" w:w="2592"/>
+            <w:shd w:fill="D6E4F0" w:val="clear"/>
+          </w:tcPr>
+          <w:p>
+            <w:r/>
+            <w:r>
+              <w:rPr>
+                <w:rFonts w:ascii="Calibri" w:hAnsi="Calibri"/>
+                <w:b w:val="0"/>
+                <w:sz w:val="20"/>
+              </w:rPr>
+              <w:t>Concierge (VIP)</w:t>
+            </w:r>
+          </w:p>
+        </w:tc>
+        <w:tc>
+          <w:tcPr>
+            <w:tcW w:type="dxa" w:w="1728"/>
+            <w:shd w:fill="D6E4F0" w:val="clear"/>
+          </w:tcPr>
+          <w:p>
+            <w:r/>
+            <w:r>
+              <w:rPr>
+                <w:rFonts w:ascii="Calibri" w:hAnsi="Calibri"/>
+                <w:b w:val="0"/>
+                <w:sz w:val="20"/>
+              </w:rPr>
+              <w:t>$499/mo</w:t>
+            </w:r>
+          </w:p>
+        </w:tc>
+        <w:tc>
+          <w:tcPr>
+            <w:tcW w:type="dxa" w:w="1728"/>
+            <w:shd w:fill="D6E4F0" w:val="clear"/>
+          </w:tcPr>
+          <w:p>
+            <w:r/>
+            <w:r>
+              <w:rPr>
+                <w:rFonts w:ascii="Calibri" w:hAnsi="Calibri"/>
+                <w:b w:val="0"/>
+                <w:sz w:val="20"/>
+              </w:rPr>
+              <w:t>$299</w:t>
+            </w:r>
+          </w:p>
+        </w:tc>
+        <w:tc>
+          <w:tcPr>
+            <w:tcW w:type="dxa" w:w="2160"/>
+            <w:shd w:fill="D6E4F0" w:val="clear"/>
+          </w:tcPr>
+          <w:p>
+            <w:r/>
+            <w:r>
+              <w:rPr>
+                <w:rFonts w:ascii="Calibri" w:hAnsi="Calibri"/>
+                <w:b w:val="0"/>
+                <w:sz w:val="20"/>
+              </w:rPr>
               <w:t>Unlimited</w:t>
             </w:r>
           </w:p>
@@ -2341,40 +4181,10 @@
         <w:pStyle w:val="Heading2"/>
       </w:pPr>
       <w:r>
-        <w:t>Monthly — $51/mo</w:t>
-      </w:r>
-    </w:p>
-    <w:p>
-      <w:r>
         <w:rPr>
-          <w:b/>
+          <w:rFonts w:ascii="Calibri" w:hAnsi="Calibri"/>
         </w:rPr>
-        <w:t xml:space="preserve">Tier: </w:t>
-      </w:r>
-      <w:r>
-        <w:t>Starter</w:t>
-      </w:r>
-    </w:p>
-    <w:p>
-      <w:r>
-        <w:rPr>
-          <w:b/>
-        </w:rPr>
-        <w:t xml:space="preserve">Starter Fee: </w:t>
-      </w:r>
-      <w:r>
-        <w:t>$100 (one-time)</w:t>
-      </w:r>
-    </w:p>
-    <w:p>
-      <w:r>
-        <w:rPr>
-          <w:b/>
-        </w:rPr>
-        <w:t xml:space="preserve">Credits: </w:t>
-      </w:r>
-      <w:r>
-        <w:t>1/mo</w:t>
+        <w:t>Essential (Starter) — $51/mo + $100 Starter Fee — 1 Credit/Mo</w:t>
       </w:r>
     </w:p>
     <w:p>
@@ -2382,7 +4192,10 @@
         <w:pStyle w:val="Heading3"/>
       </w:pPr>
       <w:r>
-        <w:t>Included Services</w:t>
+        <w:rPr>
+          <w:rFonts w:ascii="Calibri" w:hAnsi="Calibri"/>
+        </w:rPr>
+        <w:t>Services Included</w:t>
       </w:r>
     </w:p>
     <w:p>
@@ -2390,7 +4203,11 @@
         <w:pStyle w:val="ListBullet"/>
       </w:pPr>
       <w:r>
-        <w:t>Discounted visit pricing</w:t>
+        <w:rPr>
+          <w:rFonts w:ascii="Calibri" w:hAnsi="Calibri"/>
+          <w:sz w:val="22"/>
+        </w:rPr>
+        <w:t>Telehealth visits ($99 value)</w:t>
       </w:r>
     </w:p>
     <w:p>
@@ -2398,7 +4215,11 @@
         <w:pStyle w:val="ListBullet"/>
       </w:pPr>
       <w:r>
-        <w:t>Telehealth access ($99)</w:t>
+        <w:rPr>
+          <w:rFonts w:ascii="Calibri" w:hAnsi="Calibri"/>
+          <w:sz w:val="22"/>
+        </w:rPr>
+        <w:t>Patient portal access</w:t>
       </w:r>
     </w:p>
     <w:p>
@@ -2406,7 +4227,11 @@
         <w:pStyle w:val="ListBullet"/>
       </w:pPr>
       <w:r>
-        <w:t>Patient portal</w:t>
+        <w:rPr>
+          <w:rFonts w:ascii="Calibri" w:hAnsi="Calibri"/>
+          <w:sz w:val="22"/>
+        </w:rPr>
+        <w:t>24/7 secure messaging</w:t>
       </w:r>
     </w:p>
     <w:p>
@@ -2414,7 +4239,11 @@
         <w:pStyle w:val="ListBullet"/>
       </w:pPr>
       <w:r>
-        <w:t>24/7 communication</w:t>
+        <w:rPr>
+          <w:rFonts w:ascii="Calibri" w:hAnsi="Calibri"/>
+          <w:sz w:val="22"/>
+        </w:rPr>
+        <w:t>Discounted in-office visits ($124)</w:t>
       </w:r>
     </w:p>
     <w:p>
@@ -2422,7 +4251,10 @@
         <w:pStyle w:val="Heading3"/>
       </w:pPr>
       <w:r>
-        <w:t>Products &amp; Discounts</w:t>
+        <w:rPr>
+          <w:rFonts w:ascii="Calibri" w:hAnsi="Calibri"/>
+        </w:rPr>
+        <w:t>Product Benefits</w:t>
       </w:r>
     </w:p>
     <w:p>
@@ -2430,7 +4262,11 @@
         <w:pStyle w:val="ListBullet"/>
       </w:pPr>
       <w:r>
-        <w:t>10% off all medications</w:t>
+        <w:rPr>
+          <w:rFonts w:ascii="Calibri" w:hAnsi="Calibri"/>
+          <w:sz w:val="22"/>
+        </w:rPr>
+        <w:t>10% off medications</w:t>
       </w:r>
     </w:p>
     <w:p>
@@ -2438,49 +4274,42 @@
         <w:pStyle w:val="ListBullet"/>
       </w:pPr>
       <w:r>
+        <w:rPr>
+          <w:rFonts w:ascii="Calibri" w:hAnsi="Calibri"/>
+          <w:sz w:val="22"/>
+        </w:rPr>
         <w:t>10% off bloodwork</w:t>
       </w:r>
     </w:p>
-    <w:p/>
+    <w:p>
+      <w:pPr>
+        <w:pStyle w:val="ListBullet"/>
+      </w:pPr>
+      <w:r>
+        <w:rPr>
+          <w:rFonts w:ascii="Calibri" w:hAnsi="Calibri"/>
+          <w:sz w:val="22"/>
+        </w:rPr>
+        <w:t>10% off packages</w:t>
+      </w:r>
+    </w:p>
+    <w:p>
+      <w:pPr>
+        <w:spacing w:before="80" w:after="80"/>
+        <w:pBdr>
+          <w:bottom w:val="single" w:sz="4" w:space="1" w:color="4472C4"/>
+        </w:pBdr>
+      </w:pPr>
+    </w:p>
     <w:p>
       <w:pPr>
         <w:pStyle w:val="Heading2"/>
       </w:pPr>
       <w:r>
-        <w:t>Yearly — $501/yr</w:t>
-      </w:r>
-    </w:p>
-    <w:p>
-      <w:r>
         <w:rPr>
-          <w:b/>
+          <w:rFonts w:ascii="Calibri" w:hAnsi="Calibri"/>
         </w:rPr>
-        <w:t xml:space="preserve">Tier: </w:t>
-      </w:r>
-      <w:r>
-        <w:t>Growth</w:t>
-      </w:r>
-    </w:p>
-    <w:p>
-      <w:r>
-        <w:rPr>
-          <w:b/>
-        </w:rPr>
-        <w:t xml:space="preserve">Starter Fee: </w:t>
-      </w:r>
-      <w:r>
-        <w:t>$100 (one-time)</w:t>
-      </w:r>
-    </w:p>
-    <w:p>
-      <w:r>
-        <w:rPr>
-          <w:b/>
-        </w:rPr>
-        <w:t xml:space="preserve">Credits: </w:t>
-      </w:r>
-      <w:r>
-        <w:t>2/mo</w:t>
+        <w:t>Wellness (Growth) — $99/mo + $100 Starter Fee — 2 Credits/Mo</w:t>
       </w:r>
     </w:p>
     <w:p>
@@ -2488,7 +4317,10 @@
         <w:pStyle w:val="Heading3"/>
       </w:pPr>
       <w:r>
-        <w:t>Included Services</w:t>
+        <w:rPr>
+          <w:rFonts w:ascii="Calibri" w:hAnsi="Calibri"/>
+        </w:rPr>
+        <w:t>Services Included</w:t>
       </w:r>
     </w:p>
     <w:p>
@@ -2496,7 +4328,11 @@
         <w:pStyle w:val="ListBullet"/>
       </w:pPr>
       <w:r>
-        <w:t>Everything in Monthly</w:t>
+        <w:rPr>
+          <w:rFonts w:ascii="Calibri" w:hAnsi="Calibri"/>
+          <w:sz w:val="22"/>
+        </w:rPr>
+        <w:t>Everything in Essential, plus:</w:t>
       </w:r>
     </w:p>
     <w:p>
@@ -2504,7 +4340,11 @@
         <w:pStyle w:val="ListBullet"/>
       </w:pPr>
       <w:r>
-        <w:t>Annual wellness visit included</w:t>
+        <w:rPr>
+          <w:rFonts w:ascii="Calibri" w:hAnsi="Calibri"/>
+          <w:sz w:val="22"/>
+        </w:rPr>
+        <w:t>1 in-office visit/month included ($186 value)</w:t>
       </w:r>
     </w:p>
     <w:p>
@@ -2512,7 +4352,11 @@
         <w:pStyle w:val="ListBullet"/>
       </w:pPr>
       <w:r>
-        <w:t>Priority scheduling</w:t>
+        <w:rPr>
+          <w:rFonts w:ascii="Calibri" w:hAnsi="Calibri"/>
+          <w:sz w:val="22"/>
+        </w:rPr>
+        <w:t>Annual wellness visit ($311 value)</w:t>
       </w:r>
     </w:p>
     <w:p>
@@ -2520,7 +4364,11 @@
         <w:pStyle w:val="ListBullet"/>
       </w:pPr>
       <w:r>
-        <w:t>Full blood panel at signup</w:t>
+        <w:rPr>
+          <w:rFonts w:ascii="Calibri" w:hAnsi="Calibri"/>
+          <w:sz w:val="22"/>
+        </w:rPr>
+        <w:t>Priority scheduling</w:t>
       </w:r>
     </w:p>
     <w:p>
@@ -2528,7 +4376,10 @@
         <w:pStyle w:val="Heading3"/>
       </w:pPr>
       <w:r>
-        <w:t>Products &amp; Discounts</w:t>
+        <w:rPr>
+          <w:rFonts w:ascii="Calibri" w:hAnsi="Calibri"/>
+        </w:rPr>
+        <w:t>Product Benefits</w:t>
       </w:r>
     </w:p>
     <w:p>
@@ -2536,7 +4387,11 @@
         <w:pStyle w:val="ListBullet"/>
       </w:pPr>
       <w:r>
-        <w:t>15% off all medications</w:t>
+        <w:rPr>
+          <w:rFonts w:ascii="Calibri" w:hAnsi="Calibri"/>
+          <w:sz w:val="22"/>
+        </w:rPr>
+        <w:t>15% off medications</w:t>
       </w:r>
     </w:p>
     <w:p>
@@ -2544,7 +4399,11 @@
         <w:pStyle w:val="ListBullet"/>
       </w:pPr>
       <w:r>
-        <w:t>15% off bloodwork</w:t>
+        <w:rPr>
+          <w:rFonts w:ascii="Calibri" w:hAnsi="Calibri"/>
+          <w:sz w:val="22"/>
+        </w:rPr>
+        <w:t>15% off bloodwork &amp; labs</w:t>
       </w:r>
     </w:p>
     <w:p>
@@ -2552,49 +4411,42 @@
         <w:pStyle w:val="ListBullet"/>
       </w:pPr>
       <w:r>
-        <w:t>Free shipping on products</w:t>
+        <w:rPr>
+          <w:rFonts w:ascii="Calibri" w:hAnsi="Calibri"/>
+          <w:sz w:val="22"/>
+        </w:rPr>
+        <w:t>15% off packages</w:t>
       </w:r>
     </w:p>
-    <w:p/>
+    <w:p>
+      <w:pPr>
+        <w:pStyle w:val="ListBullet"/>
+      </w:pPr>
+      <w:r>
+        <w:rPr>
+          <w:rFonts w:ascii="Calibri" w:hAnsi="Calibri"/>
+          <w:sz w:val="22"/>
+        </w:rPr>
+        <w:t>Free shipping</w:t>
+      </w:r>
+    </w:p>
+    <w:p>
+      <w:pPr>
+        <w:spacing w:before="80" w:after="80"/>
+        <w:pBdr>
+          <w:bottom w:val="single" w:sz="4" w:space="1" w:color="4472C4"/>
+        </w:pBdr>
+      </w:pPr>
+    </w:p>
     <w:p>
       <w:pPr>
         <w:pStyle w:val="Heading2"/>
       </w:pPr>
       <w:r>
-        <w:t>Premium — $149/mo</w:t>
-      </w:r>
-    </w:p>
-    <w:p>
-      <w:r>
         <w:rPr>
-          <w:b/>
+          <w:rFonts w:ascii="Calibri" w:hAnsi="Calibri"/>
         </w:rPr>
-        <w:t xml:space="preserve">Tier: </w:t>
-      </w:r>
-      <w:r>
-        <w:t>Scale</w:t>
-      </w:r>
-    </w:p>
-    <w:p>
-      <w:r>
-        <w:rPr>
-          <w:b/>
-        </w:rPr>
-        <w:t xml:space="preserve">Starter Fee: </w:t>
-      </w:r>
-      <w:r>
-        <w:t>$150 (one-time)</w:t>
-      </w:r>
-    </w:p>
-    <w:p>
-      <w:r>
-        <w:rPr>
-          <w:b/>
-        </w:rPr>
-        <w:t xml:space="preserve">Credits: </w:t>
-      </w:r>
-      <w:r>
-        <w:t>4/mo</w:t>
+        <w:t>Vitality (Scale) — $199/mo + $150 Starter Fee — 4 Credits/Mo</w:t>
       </w:r>
     </w:p>
     <w:p>
@@ -2602,7 +4454,10 @@
         <w:pStyle w:val="Heading3"/>
       </w:pPr>
       <w:r>
-        <w:t>Included Services</w:t>
+        <w:rPr>
+          <w:rFonts w:ascii="Calibri" w:hAnsi="Calibri"/>
+        </w:rPr>
+        <w:t>Services Included</w:t>
       </w:r>
     </w:p>
     <w:p>
@@ -2610,7 +4465,11 @@
         <w:pStyle w:val="ListBullet"/>
       </w:pPr>
       <w:r>
-        <w:t>Everything in Yearly</w:t>
+        <w:rPr>
+          <w:rFonts w:ascii="Calibri" w:hAnsi="Calibri"/>
+          <w:sz w:val="22"/>
+        </w:rPr>
+        <w:t>Everything in Wellness, plus:</w:t>
       </w:r>
     </w:p>
     <w:p>
@@ -2618,7 +4477,11 @@
         <w:pStyle w:val="ListBullet"/>
       </w:pPr>
       <w:r>
-        <w:t>1 visit/month included ($186 value)</w:t>
+        <w:rPr>
+          <w:rFonts w:ascii="Calibri" w:hAnsi="Calibri"/>
+          <w:sz w:val="22"/>
+        </w:rPr>
+        <w:t>2 in-office visits/month</w:t>
       </w:r>
     </w:p>
     <w:p>
@@ -2626,7 +4489,11 @@
         <w:pStyle w:val="ListBullet"/>
       </w:pPr>
       <w:r>
-        <w:t>Quarterly blood panel</w:t>
+        <w:rPr>
+          <w:rFonts w:ascii="Calibri" w:hAnsi="Calibri"/>
+          <w:sz w:val="22"/>
+        </w:rPr>
+        <w:t>Quarterly full blood panel ($374 value)</w:t>
       </w:r>
     </w:p>
     <w:p>
@@ -2634,7 +4501,35 @@
         <w:pStyle w:val="ListBullet"/>
       </w:pPr>
       <w:r>
+        <w:rPr>
+          <w:rFonts w:ascii="Calibri" w:hAnsi="Calibri"/>
+          <w:sz w:val="22"/>
+        </w:rPr>
+        <w:t>Monthly B-12 injection ($30 value)</w:t>
+      </w:r>
+    </w:p>
+    <w:p>
+      <w:pPr>
+        <w:pStyle w:val="ListBullet"/>
+      </w:pPr>
+      <w:r>
+        <w:rPr>
+          <w:rFonts w:ascii="Calibri" w:hAnsi="Calibri"/>
+          <w:sz w:val="22"/>
+        </w:rPr>
         <w:t>Direct physician line</w:t>
+      </w:r>
+    </w:p>
+    <w:p>
+      <w:pPr>
+        <w:pStyle w:val="ListBullet"/>
+      </w:pPr>
+      <w:r>
+        <w:rPr>
+          <w:rFonts w:ascii="Calibri" w:hAnsi="Calibri"/>
+          <w:sz w:val="22"/>
+        </w:rPr>
+        <w:t>Dedicated care coordinator</w:t>
       </w:r>
     </w:p>
     <w:p>
@@ -2642,7 +4537,10 @@
         <w:pStyle w:val="Heading3"/>
       </w:pPr>
       <w:r>
-        <w:t>Products &amp; Discounts</w:t>
+        <w:rPr>
+          <w:rFonts w:ascii="Calibri" w:hAnsi="Calibri"/>
+        </w:rPr>
+        <w:t>Product Benefits</w:t>
       </w:r>
     </w:p>
     <w:p>
@@ -2650,7 +4548,11 @@
         <w:pStyle w:val="ListBullet"/>
       </w:pPr>
       <w:r>
-        <w:t>20% off all medications &amp; products</w:t>
+        <w:rPr>
+          <w:rFonts w:ascii="Calibri" w:hAnsi="Calibri"/>
+          <w:sz w:val="22"/>
+        </w:rPr>
+        <w:t>20% off medications &amp; products</w:t>
       </w:r>
     </w:p>
     <w:p>
@@ -2658,7 +4560,11 @@
         <w:pStyle w:val="ListBullet"/>
       </w:pPr>
       <w:r>
-        <w:t>20% off all packages</w:t>
+        <w:rPr>
+          <w:rFonts w:ascii="Calibri" w:hAnsi="Calibri"/>
+          <w:sz w:val="22"/>
+        </w:rPr>
+        <w:t>20% off packages</w:t>
       </w:r>
     </w:p>
     <w:p>
@@ -2666,49 +4572,42 @@
         <w:pStyle w:val="ListBullet"/>
       </w:pPr>
       <w:r>
-        <w:t>Monthly B-12 injection included</w:t>
+        <w:rPr>
+          <w:rFonts w:ascii="Calibri" w:hAnsi="Calibri"/>
+          <w:sz w:val="22"/>
+        </w:rPr>
+        <w:t>1 free telehealth/month</w:t>
       </w:r>
     </w:p>
-    <w:p/>
+    <w:p>
+      <w:pPr>
+        <w:pStyle w:val="ListBullet"/>
+      </w:pPr>
+      <w:r>
+        <w:rPr>
+          <w:rFonts w:ascii="Calibri" w:hAnsi="Calibri"/>
+          <w:sz w:val="22"/>
+        </w:rPr>
+        <w:t>Free Anastrozole if on TRT ($44 value)</w:t>
+      </w:r>
+    </w:p>
+    <w:p>
+      <w:pPr>
+        <w:spacing w:before="80" w:after="80"/>
+        <w:pBdr>
+          <w:bottom w:val="single" w:sz="4" w:space="1" w:color="4472C4"/>
+        </w:pBdr>
+      </w:pPr>
+    </w:p>
     <w:p>
       <w:pPr>
         <w:pStyle w:val="Heading2"/>
       </w:pPr>
       <w:r>
-        <w:t>Concierge — $299/mo</w:t>
-      </w:r>
-    </w:p>
-    <w:p>
-      <w:r>
         <w:rPr>
-          <w:b/>
+          <w:rFonts w:ascii="Calibri" w:hAnsi="Calibri"/>
         </w:rPr>
-        <w:t xml:space="preserve">Tier: </w:t>
-      </w:r>
-      <w:r>
-        <w:t>VIP</w:t>
-      </w:r>
-    </w:p>
-    <w:p>
-      <w:r>
-        <w:rPr>
-          <w:b/>
-        </w:rPr>
-        <w:t xml:space="preserve">Starter Fee: </w:t>
-      </w:r>
-      <w:r>
-        <w:t>$250 (one-time)</w:t>
-      </w:r>
-    </w:p>
-    <w:p>
-      <w:r>
-        <w:rPr>
-          <w:b/>
-        </w:rPr>
-        <w:t xml:space="preserve">Credits: </w:t>
-      </w:r>
-      <w:r>
-        <w:t>Unlimited</w:t>
+        <w:t>Premium (Elite) — $299/mo + $200 Starter Fee — 6 Credits/Mo</w:t>
       </w:r>
     </w:p>
     <w:p>
@@ -2716,7 +4615,10 @@
         <w:pStyle w:val="Heading3"/>
       </w:pPr>
       <w:r>
-        <w:t>Included Services</w:t>
+        <w:rPr>
+          <w:rFonts w:ascii="Calibri" w:hAnsi="Calibri"/>
+        </w:rPr>
+        <w:t>Services Included</w:t>
       </w:r>
     </w:p>
     <w:p>
@@ -2724,7 +4626,11 @@
         <w:pStyle w:val="ListBullet"/>
       </w:pPr>
       <w:r>
-        <w:t>Everything in Premium</w:t>
+        <w:rPr>
+          <w:rFonts w:ascii="Calibri" w:hAnsi="Calibri"/>
+          <w:sz w:val="22"/>
+        </w:rPr>
+        <w:t>Everything in Vitality, plus:</w:t>
       </w:r>
     </w:p>
     <w:p>
@@ -2732,7 +4638,11 @@
         <w:pStyle w:val="ListBullet"/>
       </w:pPr>
       <w:r>
-        <w:t>Unlimited visits</w:t>
+        <w:rPr>
+          <w:rFonts w:ascii="Calibri" w:hAnsi="Calibri"/>
+          <w:sz w:val="22"/>
+        </w:rPr>
+        <w:t>Unlimited in-office visits</w:t>
       </w:r>
     </w:p>
     <w:p>
@@ -2740,7 +4650,11 @@
         <w:pStyle w:val="ListBullet"/>
       </w:pPr>
       <w:r>
-        <w:t>Same-day appointments</w:t>
+        <w:rPr>
+          <w:rFonts w:ascii="Calibri" w:hAnsi="Calibri"/>
+          <w:sz w:val="22"/>
+        </w:rPr>
+        <w:t>Monthly blood panel</w:t>
       </w:r>
     </w:p>
     <w:p>
@@ -2748,7 +4662,35 @@
         <w:pStyle w:val="ListBullet"/>
       </w:pPr>
       <w:r>
-        <w:t>After-hours access</w:t>
+        <w:rPr>
+          <w:rFonts w:ascii="Calibri" w:hAnsi="Calibri"/>
+          <w:sz w:val="22"/>
+        </w:rPr>
+        <w:t>Monthly IV Vitamin Therapy ($150 value)</w:t>
+      </w:r>
+    </w:p>
+    <w:p>
+      <w:pPr>
+        <w:pStyle w:val="ListBullet"/>
+      </w:pPr>
+      <w:r>
+        <w:rPr>
+          <w:rFonts w:ascii="Calibri" w:hAnsi="Calibri"/>
+          <w:sz w:val="22"/>
+        </w:rPr>
+        <w:t>Same-day appointment guarantee</w:t>
+      </w:r>
+    </w:p>
+    <w:p>
+      <w:pPr>
+        <w:pStyle w:val="ListBullet"/>
+      </w:pPr>
+      <w:r>
+        <w:rPr>
+          <w:rFonts w:ascii="Calibri" w:hAnsi="Calibri"/>
+          <w:sz w:val="22"/>
+        </w:rPr>
+        <w:t>After-hours phone access</w:t>
       </w:r>
     </w:p>
     <w:p>
@@ -2756,7 +4698,10 @@
         <w:pStyle w:val="Heading3"/>
       </w:pPr>
       <w:r>
-        <w:t>Products &amp; Discounts</w:t>
+        <w:rPr>
+          <w:rFonts w:ascii="Calibri" w:hAnsi="Calibri"/>
+        </w:rPr>
+        <w:t>Product Benefits</w:t>
       </w:r>
     </w:p>
     <w:p>
@@ -2764,7 +4709,11 @@
         <w:pStyle w:val="ListBullet"/>
       </w:pPr>
       <w:r>
-        <w:t>25% off all medications &amp; products</w:t>
+        <w:rPr>
+          <w:rFonts w:ascii="Calibri" w:hAnsi="Calibri"/>
+          <w:sz w:val="22"/>
+        </w:rPr>
+        <w:t>25% off medications &amp; products</w:t>
       </w:r>
     </w:p>
     <w:p>
@@ -2772,7 +4721,11 @@
         <w:pStyle w:val="ListBullet"/>
       </w:pPr>
       <w:r>
-        <w:t>25% off all packages</w:t>
+        <w:rPr>
+          <w:rFonts w:ascii="Calibri" w:hAnsi="Calibri"/>
+          <w:sz w:val="22"/>
+        </w:rPr>
+        <w:t>25% off packages</w:t>
       </w:r>
     </w:p>
     <w:p>
@@ -2780,7 +4733,11 @@
         <w:pStyle w:val="ListBullet"/>
       </w:pPr>
       <w:r>
-        <w:t>Monthly B-12 injection</w:t>
+        <w:rPr>
+          <w:rFonts w:ascii="Calibri" w:hAnsi="Calibri"/>
+          <w:sz w:val="22"/>
+        </w:rPr>
+        <w:t>Free shipping + priority handling</w:t>
       </w:r>
     </w:p>
     <w:p>
@@ -2788,54 +4745,308 @@
         <w:pStyle w:val="ListBullet"/>
       </w:pPr>
       <w:r>
-        <w:t>Quarterly IV Vitamin Therapy</w:t>
+        <w:rPr>
+          <w:rFonts w:ascii="Calibri" w:hAnsi="Calibri"/>
+          <w:sz w:val="22"/>
+        </w:rPr>
+        <w:t>Annual Anti-Aging Gel ($174 value)</w:t>
       </w:r>
     </w:p>
-    <w:p/>
+    <w:p>
+      <w:pPr>
+        <w:pStyle w:val="ListBullet"/>
+      </w:pPr>
+      <w:r>
+        <w:rPr>
+          <w:rFonts w:ascii="Calibri" w:hAnsi="Calibri"/>
+          <w:sz w:val="22"/>
+        </w:rPr>
+        <w:t>Birthday month free product (up to $211 value)</w:t>
+      </w:r>
+    </w:p>
+    <w:p>
+      <w:pPr>
+        <w:spacing w:before="80" w:after="80"/>
+        <w:pBdr>
+          <w:bottom w:val="single" w:sz="4" w:space="1" w:color="4472C4"/>
+        </w:pBdr>
+      </w:pPr>
+    </w:p>
+    <w:p>
+      <w:pPr>
+        <w:pStyle w:val="Heading2"/>
+      </w:pPr>
+      <w:r>
+        <w:rPr>
+          <w:rFonts w:ascii="Calibri" w:hAnsi="Calibri"/>
+        </w:rPr>
+        <w:t>Concierge (VIP) — $499/mo + $299 Starter Fee — Unlimited Credits</w:t>
+      </w:r>
+    </w:p>
+    <w:p>
+      <w:pPr>
+        <w:pStyle w:val="Heading3"/>
+      </w:pPr>
+      <w:r>
+        <w:rPr>
+          <w:rFonts w:ascii="Calibri" w:hAnsi="Calibri"/>
+        </w:rPr>
+        <w:t>Services Included</w:t>
+      </w:r>
+    </w:p>
+    <w:p>
+      <w:pPr>
+        <w:pStyle w:val="ListBullet"/>
+      </w:pPr>
+      <w:r>
+        <w:rPr>
+          <w:rFonts w:ascii="Calibri" w:hAnsi="Calibri"/>
+          <w:sz w:val="22"/>
+        </w:rPr>
+        <w:t>Everything in Premium, plus:</w:t>
+      </w:r>
+    </w:p>
+    <w:p>
+      <w:pPr>
+        <w:pStyle w:val="ListBullet"/>
+      </w:pPr>
+      <w:r>
+        <w:rPr>
+          <w:rFonts w:ascii="Calibri" w:hAnsi="Calibri"/>
+          <w:sz w:val="22"/>
+        </w:rPr>
+        <w:t>Unlimited visits &amp; telehealth</w:t>
+      </w:r>
+    </w:p>
+    <w:p>
+      <w:pPr>
+        <w:pStyle w:val="ListBullet"/>
+      </w:pPr>
+      <w:r>
+        <w:rPr>
+          <w:rFonts w:ascii="Calibri" w:hAnsi="Calibri"/>
+          <w:sz w:val="22"/>
+        </w:rPr>
+        <w:t>Quarterly wellness review</w:t>
+      </w:r>
+    </w:p>
+    <w:p>
+      <w:pPr>
+        <w:pStyle w:val="ListBullet"/>
+      </w:pPr>
+      <w:r>
+        <w:rPr>
+          <w:rFonts w:ascii="Calibri" w:hAnsi="Calibri"/>
+          <w:sz w:val="22"/>
+        </w:rPr>
+        <w:t>Annual comprehensive + specialty labs</w:t>
+      </w:r>
+    </w:p>
+    <w:p>
+      <w:pPr>
+        <w:pStyle w:val="ListBullet"/>
+      </w:pPr>
+      <w:r>
+        <w:rPr>
+          <w:rFonts w:ascii="Calibri" w:hAnsi="Calibri"/>
+          <w:sz w:val="22"/>
+        </w:rPr>
+        <w:t>Direct cell phone access to Dr. Tack</w:t>
+      </w:r>
+    </w:p>
+    <w:p>
+      <w:pPr>
+        <w:pStyle w:val="ListBullet"/>
+      </w:pPr>
+      <w:r>
+        <w:rPr>
+          <w:rFonts w:ascii="Calibri" w:hAnsi="Calibri"/>
+          <w:sz w:val="22"/>
+        </w:rPr>
+        <w:t>Same-day Rx refills</w:t>
+      </w:r>
+    </w:p>
+    <w:p>
+      <w:pPr>
+        <w:pStyle w:val="ListBullet"/>
+      </w:pPr>
+      <w:r>
+        <w:rPr>
+          <w:rFonts w:ascii="Calibri" w:hAnsi="Calibri"/>
+          <w:sz w:val="22"/>
+        </w:rPr>
+        <w:t>Priority referrals</w:t>
+      </w:r>
+    </w:p>
+    <w:p>
+      <w:pPr>
+        <w:pStyle w:val="Heading3"/>
+      </w:pPr>
+      <w:r>
+        <w:rPr>
+          <w:rFonts w:ascii="Calibri" w:hAnsi="Calibri"/>
+        </w:rPr>
+        <w:t>Product Benefits</w:t>
+      </w:r>
+    </w:p>
+    <w:p>
+      <w:pPr>
+        <w:pStyle w:val="ListBullet"/>
+      </w:pPr>
+      <w:r>
+        <w:rPr>
+          <w:rFonts w:ascii="Calibri" w:hAnsi="Calibri"/>
+          <w:sz w:val="22"/>
+        </w:rPr>
+        <w:t>30% off medications &amp; products</w:t>
+      </w:r>
+    </w:p>
+    <w:p>
+      <w:pPr>
+        <w:pStyle w:val="ListBullet"/>
+      </w:pPr>
+      <w:r>
+        <w:rPr>
+          <w:rFonts w:ascii="Calibri" w:hAnsi="Calibri"/>
+          <w:sz w:val="22"/>
+        </w:rPr>
+        <w:t>30% off packages</w:t>
+      </w:r>
+    </w:p>
+    <w:p>
+      <w:pPr>
+        <w:pStyle w:val="ListBullet"/>
+      </w:pPr>
+      <w:r>
+        <w:rPr>
+          <w:rFonts w:ascii="Calibri" w:hAnsi="Calibri"/>
+          <w:sz w:val="22"/>
+        </w:rPr>
+        <w:t>Monthly B-12 + quarterly IV therapy</w:t>
+      </w:r>
+    </w:p>
+    <w:p>
+      <w:pPr>
+        <w:pStyle w:val="ListBullet"/>
+      </w:pPr>
+      <w:r>
+        <w:rPr>
+          <w:rFonts w:ascii="Calibri" w:hAnsi="Calibri"/>
+          <w:sz w:val="22"/>
+        </w:rPr>
+        <w:t>Annual skincare bundle ($499 value)</w:t>
+      </w:r>
+    </w:p>
+    <w:p>
+      <w:pPr>
+        <w:pStyle w:val="ListBullet"/>
+      </w:pPr>
+      <w:r>
+        <w:rPr>
+          <w:rFonts w:ascii="Calibri" w:hAnsi="Calibri"/>
+          <w:sz w:val="22"/>
+        </w:rPr>
+        <w:t>2 guest passes/month</w:t>
+      </w:r>
+    </w:p>
+    <w:p>
+      <w:pPr>
+        <w:pStyle w:val="ListBullet"/>
+      </w:pPr>
+      <w:r>
+        <w:rPr>
+          <w:rFonts w:ascii="Calibri" w:hAnsi="Calibri"/>
+          <w:sz w:val="22"/>
+        </w:rPr>
+        <w:t>1 free package upgrade/year (up to $500 value)</w:t>
+      </w:r>
+    </w:p>
+    <w:p>
+      <w:r>
+        <w:br w:type="page"/>
+      </w:r>
+    </w:p>
     <w:p>
       <w:pPr>
         <w:pStyle w:val="Heading1"/>
       </w:pPr>
       <w:r>
-        <w:t>Multi-Month Pricing Reference (from 2025 Price Sheet)</w:t>
+        <w:rPr>
+          <w:rFonts w:ascii="Calibri" w:hAnsi="Calibri"/>
+        </w:rPr>
+        <w:t>SECTION 4: Multi-Month Pricing Reference</w:t>
+      </w:r>
+    </w:p>
+    <w:p>
+      <w:pPr>
+        <w:spacing w:after="120"/>
+      </w:pPr>
+      <w:r>
+        <w:rPr>
+          <w:rFonts w:ascii="Calibri" w:hAnsi="Calibri"/>
+          <w:b w:val="0"/>
+          <w:sz w:val="22"/>
+        </w:rPr>
+        <w:t>Save more by committing to longer terms. The table below shows per-month pricing and total savings for each membership tier.</w:t>
       </w:r>
     </w:p>
     <w:tbl>
       <w:tblPr>
-        <w:tblStyle w:val="MediumShading1-Accent1"/>
+        <w:tblStyle w:val="TableGrid"/>
         <w:tblW w:type="auto" w:w="0"/>
         <w:jc w:val="center"/>
         <w:tblLook w:firstColumn="1" w:firstRow="1" w:lastColumn="0" w:lastRow="0" w:noHBand="0" w:noVBand="1" w:val="04A0"/>
       </w:tblPr>
       <w:tblGrid>
-        <w:gridCol w:w="1728"/>
-        <w:gridCol w:w="1728"/>
-        <w:gridCol w:w="1728"/>
-        <w:gridCol w:w="1728"/>
-        <w:gridCol w:w="1728"/>
+        <w:gridCol w:w="1440"/>
+        <w:gridCol w:w="1440"/>
+        <w:gridCol w:w="1440"/>
+        <w:gridCol w:w="1440"/>
+        <w:gridCol w:w="1440"/>
+        <w:gridCol w:w="1440"/>
       </w:tblGrid>
       <w:tr>
         <w:tc>
           <w:tcPr>
-            <w:tcW w:type="dxa" w:w="1728"/>
+            <w:tcW w:type="dxa" w:w="1584"/>
+            <w:shd w:fill="4472C4" w:val="clear"/>
           </w:tcPr>
           <w:p>
             <w:r>
               <w:rPr>
                 <w:b/>
+                <w:color w:val="FFFFFF"/>
               </w:rPr>
-              <w:t>Service</w:t>
+            </w:r>
+            <w:r>
+              <w:rPr>
+                <w:rFonts w:ascii="Calibri" w:hAnsi="Calibri"/>
+                <w:b/>
+                <w:color w:val="FFFFFF"/>
+                <w:sz w:val="20"/>
+              </w:rPr>
+              <w:t>Tier</w:t>
             </w:r>
           </w:p>
         </w:tc>
         <w:tc>
           <w:tcPr>
-            <w:tcW w:type="dxa" w:w="1728"/>
+            <w:tcW w:type="dxa" w:w="1296"/>
+            <w:shd w:fill="4472C4" w:val="clear"/>
           </w:tcPr>
           <w:p>
             <w:r>
               <w:rPr>
                 <w:b/>
+                <w:color w:val="FFFFFF"/>
+              </w:rPr>
+            </w:r>
+            <w:r>
+              <w:rPr>
+                <w:rFonts w:ascii="Calibri" w:hAnsi="Calibri"/>
+                <w:b/>
+                <w:color w:val="FFFFFF"/>
+                <w:sz w:val="20"/>
               </w:rPr>
               <w:t>1 Month</w:t>
             </w:r>
@@ -2843,40 +5054,93 @@
         </w:tc>
         <w:tc>
           <w:tcPr>
-            <w:tcW w:type="dxa" w:w="1728"/>
+            <w:tcW w:type="dxa" w:w="2016"/>
+            <w:shd w:fill="4472C4" w:val="clear"/>
           </w:tcPr>
           <w:p>
             <w:r>
               <w:rPr>
                 <w:b/>
+                <w:color w:val="FFFFFF"/>
               </w:rPr>
-              <w:t>3 Month</w:t>
+            </w:r>
+            <w:r>
+              <w:rPr>
+                <w:rFonts w:ascii="Calibri" w:hAnsi="Calibri"/>
+                <w:b/>
+                <w:color w:val="FFFFFF"/>
+                <w:sz w:val="20"/>
+              </w:rPr>
+              <w:t>3 Months</w:t>
             </w:r>
           </w:p>
         </w:tc>
         <w:tc>
           <w:tcPr>
-            <w:tcW w:type="dxa" w:w="1728"/>
+            <w:tcW w:type="dxa" w:w="1296"/>
+            <w:shd w:fill="4472C4" w:val="clear"/>
           </w:tcPr>
           <w:p>
             <w:r>
               <w:rPr>
                 <w:b/>
+                <w:color w:val="FFFFFF"/>
               </w:rPr>
-              <w:t>6 Month</w:t>
+            </w:r>
+            <w:r>
+              <w:rPr>
+                <w:rFonts w:ascii="Calibri" w:hAnsi="Calibri"/>
+                <w:b/>
+                <w:color w:val="FFFFFF"/>
+                <w:sz w:val="20"/>
+              </w:rPr>
+              <w:t>3-Mo Savings</w:t>
             </w:r>
           </w:p>
         </w:tc>
         <w:tc>
           <w:tcPr>
-            <w:tcW w:type="dxa" w:w="1728"/>
+            <w:tcW w:type="dxa" w:w="2016"/>
+            <w:shd w:fill="4472C4" w:val="clear"/>
           </w:tcPr>
           <w:p>
             <w:r>
               <w:rPr>
                 <w:b/>
+                <w:color w:val="FFFFFF"/>
               </w:rPr>
-              <w:t>Savings</w:t>
+            </w:r>
+            <w:r>
+              <w:rPr>
+                <w:rFonts w:ascii="Calibri" w:hAnsi="Calibri"/>
+                <w:b/>
+                <w:color w:val="FFFFFF"/>
+                <w:sz w:val="20"/>
+              </w:rPr>
+              <w:t>6 Months</w:t>
+            </w:r>
+          </w:p>
+        </w:tc>
+        <w:tc>
+          <w:tcPr>
+            <w:tcW w:type="dxa" w:w="1296"/>
+            <w:shd w:fill="4472C4" w:val="clear"/>
+          </w:tcPr>
+          <w:p>
+            <w:r>
+              <w:rPr>
+                <w:b/>
+                <w:color w:val="FFFFFF"/>
+              </w:rPr>
+            </w:r>
+            <w:r>
+              <w:rPr>
+                <w:rFonts w:ascii="Calibri" w:hAnsi="Calibri"/>
+                <w:b/>
+                <w:color w:val="FFFFFF"/>
+                <w:sz w:val="20"/>
+              </w:rPr>
+              <w:t>6-Mo Savings</w:t>
             </w:r>
           </w:p>
         </w:tc>
@@ -2884,51 +5148,103 @@
       <w:tr>
         <w:tc>
           <w:tcPr>
-            <w:tcW w:type="dxa" w:w="1728"/>
+            <w:tcW w:type="dxa" w:w="1584"/>
+            <w:shd w:fill="D6E4F0" w:val="clear"/>
           </w:tcPr>
           <w:p>
+            <w:r/>
             <w:r>
-              <w:t>1 Visit/Month</w:t>
+              <w:rPr>
+                <w:rFonts w:ascii="Calibri" w:hAnsi="Calibri"/>
+                <w:b w:val="0"/>
+                <w:sz w:val="20"/>
+              </w:rPr>
+              <w:t>Essential</w:t>
             </w:r>
           </w:p>
         </w:tc>
         <w:tc>
           <w:tcPr>
-            <w:tcW w:type="dxa" w:w="1728"/>
+            <w:tcW w:type="dxa" w:w="1296"/>
+            <w:shd w:fill="D6E4F0" w:val="clear"/>
           </w:tcPr>
           <w:p>
+            <w:r/>
             <w:r>
-              <w:t>$186</w:t>
+              <w:rPr>
+                <w:rFonts w:ascii="Calibri" w:hAnsi="Calibri"/>
+                <w:b w:val="0"/>
+                <w:sz w:val="20"/>
+              </w:rPr>
+              <w:t>$51/mo</w:t>
             </w:r>
           </w:p>
         </w:tc>
         <w:tc>
           <w:tcPr>
-            <w:tcW w:type="dxa" w:w="1728"/>
+            <w:tcW w:type="dxa" w:w="2016"/>
+            <w:shd w:fill="D6E4F0" w:val="clear"/>
           </w:tcPr>
           <w:p>
+            <w:r/>
             <w:r>
-              <w:t>$425</w:t>
+              <w:rPr>
+                <w:rFonts w:ascii="Calibri" w:hAnsi="Calibri"/>
+                <w:b w:val="0"/>
+                <w:sz w:val="20"/>
+              </w:rPr>
+              <w:t>$145 ($48/mo)</w:t>
             </w:r>
           </w:p>
         </w:tc>
         <w:tc>
           <w:tcPr>
-            <w:tcW w:type="dxa" w:w="1728"/>
+            <w:tcW w:type="dxa" w:w="1296"/>
+            <w:shd w:fill="D6E4F0" w:val="clear"/>
           </w:tcPr>
           <w:p>
+            <w:r/>
             <w:r>
-              <w:t>$850</w:t>
+              <w:rPr>
+                <w:rFonts w:ascii="Calibri" w:hAnsi="Calibri"/>
+                <w:b w:val="0"/>
+                <w:sz w:val="20"/>
+              </w:rPr>
+              <w:t>~6%</w:t>
             </w:r>
           </w:p>
         </w:tc>
         <w:tc>
           <w:tcPr>
-            <w:tcW w:type="dxa" w:w="1728"/>
+            <w:tcW w:type="dxa" w:w="2016"/>
+            <w:shd w:fill="D6E4F0" w:val="clear"/>
           </w:tcPr>
           <w:p>
+            <w:r/>
             <w:r>
-              <w:t>24% off</w:t>
+              <w:rPr>
+                <w:rFonts w:ascii="Calibri" w:hAnsi="Calibri"/>
+                <w:b w:val="0"/>
+                <w:sz w:val="20"/>
+              </w:rPr>
+              <w:t>$275 ($46/mo)</w:t>
+            </w:r>
+          </w:p>
+        </w:tc>
+        <w:tc>
+          <w:tcPr>
+            <w:tcW w:type="dxa" w:w="1296"/>
+            <w:shd w:fill="D6E4F0" w:val="clear"/>
+          </w:tcPr>
+          <w:p>
+            <w:r/>
+            <w:r>
+              <w:rPr>
+                <w:rFonts w:ascii="Calibri" w:hAnsi="Calibri"/>
+                <w:b w:val="0"/>
+                <w:sz w:val="20"/>
+              </w:rPr>
+              <w:t>~10%</w:t>
             </w:r>
           </w:p>
         </w:tc>
@@ -2936,51 +5252,97 @@
       <w:tr>
         <w:tc>
           <w:tcPr>
-            <w:tcW w:type="dxa" w:w="1728"/>
+            <w:tcW w:type="dxa" w:w="1584"/>
           </w:tcPr>
           <w:p>
+            <w:r/>
             <w:r>
-              <w:t>Visit Every 2 Months</w:t>
+              <w:rPr>
+                <w:rFonts w:ascii="Calibri" w:hAnsi="Calibri"/>
+                <w:b w:val="0"/>
+                <w:sz w:val="20"/>
+              </w:rPr>
+              <w:t>Wellness</w:t>
             </w:r>
           </w:p>
         </w:tc>
         <w:tc>
           <w:tcPr>
-            <w:tcW w:type="dxa" w:w="1728"/>
+            <w:tcW w:type="dxa" w:w="1296"/>
           </w:tcPr>
           <w:p>
+            <w:r/>
             <w:r>
-              <w:t>$186</w:t>
+              <w:rPr>
+                <w:rFonts w:ascii="Calibri" w:hAnsi="Calibri"/>
+                <w:b w:val="0"/>
+                <w:sz w:val="20"/>
+              </w:rPr>
+              <w:t>$99/mo</w:t>
             </w:r>
           </w:p>
         </w:tc>
         <w:tc>
           <w:tcPr>
-            <w:tcW w:type="dxa" w:w="1728"/>
+            <w:tcW w:type="dxa" w:w="2016"/>
           </w:tcPr>
           <w:p>
+            <w:r/>
             <w:r>
-              <w:t>$425</w:t>
+              <w:rPr>
+                <w:rFonts w:ascii="Calibri" w:hAnsi="Calibri"/>
+                <w:b w:val="0"/>
+                <w:sz w:val="20"/>
+              </w:rPr>
+              <w:t>$280 ($93/mo)</w:t>
             </w:r>
           </w:p>
         </w:tc>
         <w:tc>
           <w:tcPr>
-            <w:tcW w:type="dxa" w:w="1728"/>
+            <w:tcW w:type="dxa" w:w="1296"/>
           </w:tcPr>
           <w:p>
+            <w:r/>
             <w:r>
-              <w:t>$850</w:t>
+              <w:rPr>
+                <w:rFonts w:ascii="Calibri" w:hAnsi="Calibri"/>
+                <w:b w:val="0"/>
+                <w:sz w:val="20"/>
+              </w:rPr>
+              <w:t>~6%</w:t>
             </w:r>
           </w:p>
         </w:tc>
         <w:tc>
           <w:tcPr>
-            <w:tcW w:type="dxa" w:w="1728"/>
+            <w:tcW w:type="dxa" w:w="2016"/>
           </w:tcPr>
           <w:p>
+            <w:r/>
             <w:r>
-              <w:t>24% off</w:t>
+              <w:rPr>
+                <w:rFonts w:ascii="Calibri" w:hAnsi="Calibri"/>
+                <w:b w:val="0"/>
+                <w:sz w:val="20"/>
+              </w:rPr>
+              <w:t>$535 ($89/mo)</w:t>
+            </w:r>
+          </w:p>
+        </w:tc>
+        <w:tc>
+          <w:tcPr>
+            <w:tcW w:type="dxa" w:w="1296"/>
+          </w:tcPr>
+          <w:p>
+            <w:r/>
+            <w:r>
+              <w:rPr>
+                <w:rFonts w:ascii="Calibri" w:hAnsi="Calibri"/>
+                <w:b w:val="0"/>
+                <w:sz w:val="20"/>
+              </w:rPr>
+              <w:t>~10%</w:t>
             </w:r>
           </w:p>
         </w:tc>
@@ -2988,51 +5350,103 @@
       <w:tr>
         <w:tc>
           <w:tcPr>
-            <w:tcW w:type="dxa" w:w="1728"/>
+            <w:tcW w:type="dxa" w:w="1584"/>
+            <w:shd w:fill="D6E4F0" w:val="clear"/>
           </w:tcPr>
           <w:p>
+            <w:r/>
             <w:r>
-              <w:t>Visit Every 3-11 Months</w:t>
+              <w:rPr>
+                <w:rFonts w:ascii="Calibri" w:hAnsi="Calibri"/>
+                <w:b w:val="0"/>
+                <w:sz w:val="20"/>
+              </w:rPr>
+              <w:t>Vitality</w:t>
             </w:r>
           </w:p>
         </w:tc>
         <w:tc>
           <w:tcPr>
-            <w:tcW w:type="dxa" w:w="1728"/>
+            <w:tcW w:type="dxa" w:w="1296"/>
+            <w:shd w:fill="D6E4F0" w:val="clear"/>
           </w:tcPr>
           <w:p>
+            <w:r/>
             <w:r>
-              <w:t>$249</w:t>
+              <w:rPr>
+                <w:rFonts w:ascii="Calibri" w:hAnsi="Calibri"/>
+                <w:b w:val="0"/>
+                <w:sz w:val="20"/>
+              </w:rPr>
+              <w:t>$199/mo</w:t>
             </w:r>
           </w:p>
         </w:tc>
         <w:tc>
           <w:tcPr>
-            <w:tcW w:type="dxa" w:w="1728"/>
+            <w:tcW w:type="dxa" w:w="2016"/>
+            <w:shd w:fill="D6E4F0" w:val="clear"/>
           </w:tcPr>
           <w:p>
+            <w:r/>
             <w:r>
-              <w:t>$575</w:t>
+              <w:rPr>
+                <w:rFonts w:ascii="Calibri" w:hAnsi="Calibri"/>
+                <w:b w:val="0"/>
+                <w:sz w:val="20"/>
+              </w:rPr>
+              <w:t>$565 ($188/mo)</w:t>
             </w:r>
           </w:p>
         </w:tc>
         <w:tc>
           <w:tcPr>
-            <w:tcW w:type="dxa" w:w="1728"/>
+            <w:tcW w:type="dxa" w:w="1296"/>
+            <w:shd w:fill="D6E4F0" w:val="clear"/>
           </w:tcPr>
           <w:p>
+            <w:r/>
             <w:r>
-              <w:t>$1,125</w:t>
+              <w:rPr>
+                <w:rFonts w:ascii="Calibri" w:hAnsi="Calibri"/>
+                <w:b w:val="0"/>
+                <w:sz w:val="20"/>
+              </w:rPr>
+              <w:t>~6%</w:t>
             </w:r>
           </w:p>
         </w:tc>
         <w:tc>
           <w:tcPr>
-            <w:tcW w:type="dxa" w:w="1728"/>
+            <w:tcW w:type="dxa" w:w="2016"/>
+            <w:shd w:fill="D6E4F0" w:val="clear"/>
           </w:tcPr>
           <w:p>
+            <w:r/>
             <w:r>
-              <w:t>25% off</w:t>
+              <w:rPr>
+                <w:rFonts w:ascii="Calibri" w:hAnsi="Calibri"/>
+                <w:b w:val="0"/>
+                <w:sz w:val="20"/>
+              </w:rPr>
+              <w:t>$1,075 ($179/mo)</w:t>
+            </w:r>
+          </w:p>
+        </w:tc>
+        <w:tc>
+          <w:tcPr>
+            <w:tcW w:type="dxa" w:w="1296"/>
+            <w:shd w:fill="D6E4F0" w:val="clear"/>
+          </w:tcPr>
+          <w:p>
+            <w:r/>
+            <w:r>
+              <w:rPr>
+                <w:rFonts w:ascii="Calibri" w:hAnsi="Calibri"/>
+                <w:b w:val="0"/>
+                <w:sz w:val="20"/>
+              </w:rPr>
+              <w:t>~10%</w:t>
             </w:r>
           </w:p>
         </w:tc>
@@ -3040,51 +5454,97 @@
       <w:tr>
         <w:tc>
           <w:tcPr>
-            <w:tcW w:type="dxa" w:w="1728"/>
+            <w:tcW w:type="dxa" w:w="1584"/>
           </w:tcPr>
           <w:p>
+            <w:r/>
             <w:r>
-              <w:t>WL Level 3</w:t>
+              <w:rPr>
+                <w:rFonts w:ascii="Calibri" w:hAnsi="Calibri"/>
+                <w:b w:val="0"/>
+                <w:sz w:val="20"/>
+              </w:rPr>
+              <w:t>Premium</w:t>
             </w:r>
           </w:p>
         </w:tc>
         <w:tc>
           <w:tcPr>
-            <w:tcW w:type="dxa" w:w="1728"/>
+            <w:tcW w:type="dxa" w:w="1296"/>
           </w:tcPr>
           <w:p>
+            <w:r/>
             <w:r>
-              <w:t>$624</w:t>
+              <w:rPr>
+                <w:rFonts w:ascii="Calibri" w:hAnsi="Calibri"/>
+                <w:b w:val="0"/>
+                <w:sz w:val="20"/>
+              </w:rPr>
+              <w:t>$299/mo</w:t>
             </w:r>
           </w:p>
         </w:tc>
         <w:tc>
           <w:tcPr>
-            <w:tcW w:type="dxa" w:w="1728"/>
+            <w:tcW w:type="dxa" w:w="2016"/>
           </w:tcPr>
           <w:p>
+            <w:r/>
             <w:r>
-              <w:t>$1,750</w:t>
+              <w:rPr>
+                <w:rFonts w:ascii="Calibri" w:hAnsi="Calibri"/>
+                <w:b w:val="0"/>
+                <w:sz w:val="20"/>
+              </w:rPr>
+              <w:t>$850 ($283/mo)</w:t>
             </w:r>
           </w:p>
         </w:tc>
         <w:tc>
           <w:tcPr>
-            <w:tcW w:type="dxa" w:w="1728"/>
+            <w:tcW w:type="dxa" w:w="1296"/>
           </w:tcPr>
           <w:p>
+            <w:r/>
             <w:r>
-              <w:t>$3,400</w:t>
+              <w:rPr>
+                <w:rFonts w:ascii="Calibri" w:hAnsi="Calibri"/>
+                <w:b w:val="0"/>
+                <w:sz w:val="20"/>
+              </w:rPr>
+              <w:t>~5%</w:t>
             </w:r>
           </w:p>
         </w:tc>
         <w:tc>
           <w:tcPr>
-            <w:tcW w:type="dxa" w:w="1728"/>
+            <w:tcW w:type="dxa" w:w="2016"/>
           </w:tcPr>
           <w:p>
+            <w:r/>
             <w:r>
-              <w:t>9% off</w:t>
+              <w:rPr>
+                <w:rFonts w:ascii="Calibri" w:hAnsi="Calibri"/>
+                <w:b w:val="0"/>
+                <w:sz w:val="20"/>
+              </w:rPr>
+              <w:t>$1,615 ($269/mo)</w:t>
+            </w:r>
+          </w:p>
+        </w:tc>
+        <w:tc>
+          <w:tcPr>
+            <w:tcW w:type="dxa" w:w="1296"/>
+          </w:tcPr>
+          <w:p>
+            <w:r/>
+            <w:r>
+              <w:rPr>
+                <w:rFonts w:ascii="Calibri" w:hAnsi="Calibri"/>
+                <w:b w:val="0"/>
+                <w:sz w:val="20"/>
+              </w:rPr>
+              <w:t>~10%</w:t>
             </w:r>
           </w:p>
         </w:tc>
@@ -3092,155 +5552,103 @@
       <w:tr>
         <w:tc>
           <w:tcPr>
-            <w:tcW w:type="dxa" w:w="1728"/>
+            <w:tcW w:type="dxa" w:w="1584"/>
+            <w:shd w:fill="D6E4F0" w:val="clear"/>
           </w:tcPr>
           <w:p>
+            <w:r/>
             <w:r>
-              <w:t>WL Level 5</w:t>
+              <w:rPr>
+                <w:rFonts w:ascii="Calibri" w:hAnsi="Calibri"/>
+                <w:b w:val="0"/>
+                <w:sz w:val="20"/>
+              </w:rPr>
+              <w:t>Concierge</w:t>
             </w:r>
           </w:p>
         </w:tc>
         <w:tc>
           <w:tcPr>
-            <w:tcW w:type="dxa" w:w="1728"/>
+            <w:tcW w:type="dxa" w:w="1296"/>
+            <w:shd w:fill="D6E4F0" w:val="clear"/>
           </w:tcPr>
           <w:p>
+            <w:r/>
             <w:r>
-              <w:t>$874</w:t>
+              <w:rPr>
+                <w:rFonts w:ascii="Calibri" w:hAnsi="Calibri"/>
+                <w:b w:val="0"/>
+                <w:sz w:val="20"/>
+              </w:rPr>
+              <w:t>$499/mo</w:t>
             </w:r>
           </w:p>
         </w:tc>
         <w:tc>
           <w:tcPr>
-            <w:tcW w:type="dxa" w:w="1728"/>
+            <w:tcW w:type="dxa" w:w="2016"/>
+            <w:shd w:fill="D6E4F0" w:val="clear"/>
           </w:tcPr>
           <w:p>
+            <w:r/>
             <w:r>
-              <w:t>$2,375</w:t>
+              <w:rPr>
+                <w:rFonts w:ascii="Calibri" w:hAnsi="Calibri"/>
+                <w:b w:val="0"/>
+                <w:sz w:val="20"/>
+              </w:rPr>
+              <w:t>$1,420 ($473/mo)</w:t>
             </w:r>
           </w:p>
         </w:tc>
         <w:tc>
           <w:tcPr>
-            <w:tcW w:type="dxa" w:w="1728"/>
+            <w:tcW w:type="dxa" w:w="1296"/>
+            <w:shd w:fill="D6E4F0" w:val="clear"/>
           </w:tcPr>
           <w:p>
+            <w:r/>
             <w:r>
-              <w:t>$4,775</w:t>
+              <w:rPr>
+                <w:rFonts w:ascii="Calibri" w:hAnsi="Calibri"/>
+                <w:b w:val="0"/>
+                <w:sz w:val="20"/>
+              </w:rPr>
+              <w:t>~5%</w:t>
             </w:r>
           </w:p>
         </w:tc>
         <w:tc>
           <w:tcPr>
-            <w:tcW w:type="dxa" w:w="1728"/>
+            <w:tcW w:type="dxa" w:w="2016"/>
+            <w:shd w:fill="D6E4F0" w:val="clear"/>
           </w:tcPr>
           <w:p>
+            <w:r/>
             <w:r>
-              <w:t>9% off</w:t>
-            </w:r>
-          </w:p>
-        </w:tc>
-      </w:tr>
-      <w:tr>
-        <w:tc>
-          <w:tcPr>
-            <w:tcW w:type="dxa" w:w="1728"/>
-          </w:tcPr>
-          <w:p>
-            <w:r>
-              <w:t>Semaglutide (first 3mo)</w:t>
+              <w:rPr>
+                <w:rFonts w:ascii="Calibri" w:hAnsi="Calibri"/>
+                <w:b w:val="0"/>
+                <w:sz w:val="20"/>
+              </w:rPr>
+              <w:t>$2,695 ($449/mo)</w:t>
             </w:r>
           </w:p>
         </w:tc>
         <w:tc>
           <w:tcPr>
-            <w:tcW w:type="dxa" w:w="1728"/>
+            <w:tcW w:type="dxa" w:w="1296"/>
+            <w:shd w:fill="D6E4F0" w:val="clear"/>
           </w:tcPr>
           <w:p>
+            <w:r/>
             <w:r>
-              <w:t>$374</w:t>
-            </w:r>
-          </w:p>
-        </w:tc>
-        <w:tc>
-          <w:tcPr>
-            <w:tcW w:type="dxa" w:w="1728"/>
-          </w:tcPr>
-          <w:p>
-            <w:r>
-              <w:t>$899*</w:t>
-            </w:r>
-          </w:p>
-        </w:tc>
-        <w:tc>
-          <w:tcPr>
-            <w:tcW w:type="dxa" w:w="1728"/>
-          </w:tcPr>
-          <w:p>
-            <w:r>
-              <w:t>—</w:t>
-            </w:r>
-          </w:p>
-        </w:tc>
-        <w:tc>
-          <w:tcPr>
-            <w:tcW w:type="dxa" w:w="1728"/>
-          </w:tcPr>
-          <w:p>
-            <w:r>
-              <w:t>20% off</w:t>
-            </w:r>
-          </w:p>
-        </w:tc>
-      </w:tr>
-      <w:tr>
-        <w:tc>
-          <w:tcPr>
-            <w:tcW w:type="dxa" w:w="1728"/>
-          </w:tcPr>
-          <w:p>
-            <w:r>
-              <w:t>TRT Every 2 Weeks</w:t>
-            </w:r>
-          </w:p>
-        </w:tc>
-        <w:tc>
-          <w:tcPr>
-            <w:tcW w:type="dxa" w:w="1728"/>
-          </w:tcPr>
-          <w:p>
-            <w:r>
-              <w:t>$374</w:t>
-            </w:r>
-          </w:p>
-        </w:tc>
-        <w:tc>
-          <w:tcPr>
-            <w:tcW w:type="dxa" w:w="1728"/>
-          </w:tcPr>
-          <w:p>
-            <w:r>
-              <w:t>$1,275</w:t>
-            </w:r>
-          </w:p>
-        </w:tc>
-        <w:tc>
-          <w:tcPr>
-            <w:tcW w:type="dxa" w:w="1728"/>
-          </w:tcPr>
-          <w:p>
-            <w:r>
-              <w:t>$2,550</w:t>
-            </w:r>
-          </w:p>
-        </w:tc>
-        <w:tc>
-          <w:tcPr>
-            <w:tcW w:type="dxa" w:w="1728"/>
-          </w:tcPr>
-          <w:p>
-            <w:r>
-              <w:t>14% off</w:t>
+              <w:rPr>
+                <w:rFonts w:ascii="Calibri" w:hAnsi="Calibri"/>
+                <w:b w:val="0"/>
+                <w:sz w:val="20"/>
+              </w:rPr>
+              <w:t>~10%</w:t>
             </w:r>
           </w:p>
         </w:tc>
@@ -3249,17 +5657,29 @@
     <w:p/>
     <w:p>
       <w:pPr>
+        <w:spacing w:before="80" w:after="80"/>
+        <w:pBdr>
+          <w:bottom w:val="single" w:sz="4" w:space="1" w:color="4472C4"/>
+        </w:pBdr>
+      </w:pPr>
+    </w:p>
+    <w:p>
+      <w:pPr>
+        <w:spacing w:before="240"/>
         <w:jc w:val="center"/>
       </w:pPr>
       <w:r>
         <w:rPr>
-          <w:color w:val="999999"/>
-          <w:sz w:val="18"/>
+          <w:rFonts w:ascii="Calibri" w:hAnsi="Calibri"/>
+          <w:b/>
+          <w:color w:val="4472C4"/>
+          <w:sz w:val="22"/>
         </w:rPr>
-        <w:t>Shape the Wave — Gurnee, IL | 847-625-8300 | shapethewave.com</w:t>
+        <w:t>Shape the Wave — Gurnee, IL  |  847-625-8300  |  shapethewave.com</w:t>
       </w:r>
     </w:p>
     <w:sectPr>
+      <w:footerReference w:type="default" r:id="rId9"/>
       <w:pgSz w:w="12240" w:h="15840"/>
       <w:pgMar w:top="1440" w:right="1800" w:bottom="1440" w:left="1800" w:header="720" w:footer="720" w:gutter="0"/>
       <w:cols w:space="720"/>
@@ -3267,6 +5687,25 @@
     </w:sectPr>
   </w:body>
 </w:document>
+</file>
+
+<file path=word/footer1.xml><?xml version="1.0" encoding="utf-8"?>
+<w:ftr xmlns:m="http://schemas.openxmlformats.org/officeDocument/2006/math" xmlns:mc="http://schemas.openxmlformats.org/markup-compatibility/2006" xmlns:mo="http://schemas.microsoft.com/office/mac/office/2008/main" xmlns:mv="urn:schemas-microsoft-com:mac:vml" xmlns:o="urn:schemas-microsoft-com:office:office" xmlns:r="http://schemas.openxmlformats.org/officeDocument/2006/relationships" xmlns:v="urn:schemas-microsoft-com:vml" xmlns:w10="urn:schemas-microsoft-com:office:word" xmlns:w14="http://schemas.microsoft.com/office/word/2010/wordml" xmlns:w="http://schemas.openxmlformats.org/wordprocessingml/2006/main" xmlns:wne="http://schemas.microsoft.com/office/word/2006/wordml" xmlns:wp14="http://schemas.microsoft.com/office/word/2010/wordprocessingDrawing" xmlns:wp="http://schemas.openxmlformats.org/drawingml/2006/wordprocessingDrawing" xmlns:wpc="http://schemas.microsoft.com/office/word/2010/wordprocessingCanvas" xmlns:wpg="http://schemas.microsoft.com/office/word/2010/wordprocessingGroup" xmlns:wpi="http://schemas.microsoft.com/office/word/2010/wordprocessingInk" xmlns:wps="http://schemas.microsoft.com/office/word/2010/wordprocessingShape" mc:Ignorable="w14 wp14">
+  <w:p>
+    <w:pPr>
+      <w:pStyle w:val="Footer"/>
+      <w:jc w:val="center"/>
+    </w:pPr>
+    <w:r>
+      <w:rPr>
+        <w:rFonts w:ascii="Calibri" w:hAnsi="Calibri"/>
+        <w:color w:val="4472C4"/>
+        <w:sz w:val="18"/>
+      </w:rPr>
+      <w:t>Shape the Wave — Gurnee, IL  |  847-625-8300  |  shapethewave.com</w:t>
+    </w:r>
+  </w:p>
+</w:ftr>
 </file>
 
 <file path=word/numbering.xml><?xml version="1.0" encoding="utf-8"?>

--- a/Shape_the_Wave_Memberships.docx
+++ b/Shape_the_Wave_Memberships.docx
@@ -2,10 +2,6 @@
 <file path=word/document.xml><?xml version="1.0" encoding="utf-8"?>
 <w:document xmlns:wpc="http://schemas.microsoft.com/office/word/2010/wordprocessingCanvas" xmlns:mo="http://schemas.microsoft.com/office/mac/office/2008/main" xmlns:mc="http://schemas.openxmlformats.org/markup-compatibility/2006" xmlns:mv="urn:schemas-microsoft-com:mac:vml" xmlns:o="urn:schemas-microsoft-com:office:office" xmlns:r="http://schemas.openxmlformats.org/officeDocument/2006/relationships" xmlns:m="http://schemas.openxmlformats.org/officeDocument/2006/math" xmlns:v="urn:schemas-microsoft-com:vml" xmlns:wp14="http://schemas.microsoft.com/office/word/2010/wordprocessingDrawing" xmlns:wp="http://schemas.openxmlformats.org/drawingml/2006/wordprocessingDrawing" xmlns:w10="urn:schemas-microsoft-com:office:word" xmlns:w="http://schemas.openxmlformats.org/wordprocessingml/2006/main" xmlns:w14="http://schemas.microsoft.com/office/word/2010/wordml" xmlns:wpg="http://schemas.microsoft.com/office/word/2010/wordprocessingGroup" xmlns:wpi="http://schemas.microsoft.com/office/word/2010/wordprocessingInk" xmlns:wne="http://schemas.microsoft.com/office/word/2006/wordml" xmlns:wps="http://schemas.microsoft.com/office/word/2010/wordprocessingShape" mc:Ignorable="w14 wp14">
   <w:body>
-    <w:p/>
-    <w:p/>
-    <w:p/>
-    <w:p/>
     <w:p/>
     <w:p/>
     <w:p>
@@ -17,7 +13,7 @@
           <w:rFonts w:ascii="Calibri" w:hAnsi="Calibri"/>
           <w:b/>
           <w:color w:val="1F4E79"/>
-          <w:sz w:val="72"/>
+          <w:sz w:val="56"/>
         </w:rPr>
         <w:t>Shape The Wave Longevity™</w:t>
       </w:r>
@@ -29,47 +25,32 @@
       <w:r>
         <w:rPr>
           <w:rFonts w:ascii="Calibri" w:hAnsi="Calibri"/>
-          <w:i/>
-          <w:color w:val="7F7F7F"/>
-          <w:sz w:val="32"/>
+          <w:b/>
+          <w:color w:val="2E75B6"/>
+          <w:sz w:val="44"/>
         </w:rPr>
-        <w:t>Optimize health. Align habits. Live longer, better.</w:t>
+        <w:t>2025 Optimized Pricing</w:t>
       </w:r>
     </w:p>
-    <w:p>
-      <w:r>
-        <w:br w:type="page"/>
-      </w:r>
-    </w:p>
+    <w:p/>
     <w:p>
       <w:pPr>
-        <w:pStyle w:val="Heading1"/>
-      </w:pPr>
-      <w:r>
-        <w:rPr>
-          <w:rFonts w:ascii="Calibri" w:hAnsi="Calibri"/>
-          <w:color w:val="1F4E79"/>
-        </w:rPr>
-        <w:t>Brand Hierarchy</w:t>
-      </w:r>
-    </w:p>
-    <w:p>
-      <w:pPr>
-        <w:spacing w:after="80"/>
+        <w:jc w:val="center"/>
       </w:pPr>
       <w:r>
         <w:rPr>
           <w:rFonts w:ascii="Calibri" w:hAnsi="Calibri"/>
           <w:b/>
-          <w:i w:val="0"/>
-          <w:sz w:val="24"/>
+          <w:color w:val="333333"/>
+          <w:sz w:val="32"/>
         </w:rPr>
-        <w:t>The locked brand hierarchy flows as follows:</w:t>
+        <w:t>Memberships, Bundles &amp; Packages</w:t>
       </w:r>
     </w:p>
+    <w:p/>
+    <w:p/>
     <w:p>
       <w:pPr>
-        <w:spacing w:before="240" w:after="240"/>
         <w:jc w:val="center"/>
       </w:pPr>
       <w:r>
@@ -77,110 +58,77 @@
           <w:rFonts w:ascii="Calibri" w:hAnsi="Calibri"/>
           <w:b/>
           <w:color w:val="1F4E79"/>
-          <w:sz w:val="26"/>
+          <w:sz w:val="28"/>
         </w:rPr>
-        <w:t>Shape The Wave Longevity™  →  REEL™ Align Method™  →  ReelVerse AI™  →  ReelVerse OS™</w:t>
+        <w:t>BRAND HIERARCHY</w:t>
       </w:r>
     </w:p>
     <w:p>
+      <w:pPr>
+        <w:jc w:val="center"/>
+      </w:pPr>
       <w:r>
         <w:rPr>
           <w:rFonts w:ascii="Calibri" w:hAnsi="Calibri"/>
-          <w:b/>
-          <w:sz w:val="22"/>
+          <w:b w:val="0"/>
+          <w:color w:val="000000"/>
+          <w:sz w:val="24"/>
         </w:rPr>
-        <w:t xml:space="preserve">Shape The Wave Longevity™: </w:t>
-      </w:r>
-      <w:r>
-        <w:rPr>
-          <w:rFonts w:ascii="Calibri" w:hAnsi="Calibri"/>
-          <w:sz w:val="22"/>
-        </w:rPr>
-        <w:t>The concierge wellness &amp; longevity medical practice.</w:t>
-      </w:r>
-    </w:p>
-    <w:p>
-      <w:r>
-        <w:rPr>
-          <w:rFonts w:ascii="Calibri" w:hAnsi="Calibri"/>
-          <w:b/>
-          <w:sz w:val="22"/>
-        </w:rPr>
-        <w:t xml:space="preserve">REEL™ Align Method™: </w:t>
-      </w:r>
-      <w:r>
-        <w:rPr>
-          <w:rFonts w:ascii="Calibri" w:hAnsi="Calibri"/>
-          <w:sz w:val="22"/>
-        </w:rPr>
-        <w:t>Build habits. Break patterns. Live aligned. Framework: Reflect. Envision. Execute. Learn. Align.</w:t>
-      </w:r>
-    </w:p>
-    <w:p>
-      <w:r>
-        <w:rPr>
-          <w:rFonts w:ascii="Calibri" w:hAnsi="Calibri"/>
-          <w:b/>
-          <w:sz w:val="22"/>
-        </w:rPr>
-        <w:t xml:space="preserve">ReelVerse AI™: </w:t>
-      </w:r>
-      <w:r>
-        <w:rPr>
-          <w:rFonts w:ascii="Calibri" w:hAnsi="Calibri"/>
-          <w:sz w:val="22"/>
-        </w:rPr>
-        <w:t>Behavior change powered by intelligence.</w:t>
-      </w:r>
-    </w:p>
-    <w:p>
-      <w:r>
-        <w:rPr>
-          <w:rFonts w:ascii="Calibri" w:hAnsi="Calibri"/>
-          <w:b/>
-          <w:sz w:val="22"/>
-        </w:rPr>
-        <w:t xml:space="preserve">ReelVerse OS™: </w:t>
-      </w:r>
-      <w:r>
-        <w:rPr>
-          <w:rFonts w:ascii="Calibri" w:hAnsi="Calibri"/>
-          <w:sz w:val="22"/>
-        </w:rPr>
-        <w:t>Your personal transformation operating system.</w:t>
+        <w:t>Shape The Wave Longevity™ → REEL™ Align Method™ → ReelVerse AI™ → ReelVerse OS™</w:t>
       </w:r>
     </w:p>
     <w:p/>
     <w:p>
       <w:pPr>
-        <w:pStyle w:val="Heading1"/>
+        <w:jc w:val="center"/>
+      </w:pPr>
+      <w:r>
+        <w:rPr>
+          <w:rFonts w:ascii="Calibri" w:hAnsi="Calibri"/>
+          <w:i/>
+          <w:color w:val="2E75B6"/>
+          <w:sz w:val="26"/>
+        </w:rPr>
+        <w:t>"Optimize health. Align habits. Live longer, better."</w:t>
+      </w:r>
+    </w:p>
+    <w:p/>
+    <w:p/>
+    <w:p>
+      <w:pPr>
+        <w:pStyle w:val="Heading2"/>
       </w:pPr>
       <w:r>
         <w:rPr>
           <w:rFonts w:ascii="Calibri" w:hAnsi="Calibri"/>
           <w:color w:val="1F4E79"/>
         </w:rPr>
-        <w:t>Ecosystem</w:t>
+        <w:t>Ecosystem Overview</w:t>
       </w:r>
     </w:p>
     <w:tbl>
       <w:tblPr>
         <w:tblStyle w:val="TableGrid"/>
         <w:tblW w:type="auto" w:w="0"/>
-        <w:jc w:val="left"/>
+        <w:jc w:val="center"/>
         <w:tblLook w:firstColumn="1" w:firstRow="1" w:lastColumn="0" w:lastRow="0" w:noHBand="0" w:noVBand="1" w:val="04A0"/>
       </w:tblPr>
       <w:tblGrid>
-        <w:gridCol w:w="4320"/>
-        <w:gridCol w:w="4320"/>
+        <w:gridCol w:w="3135"/>
+        <w:gridCol w:w="3135"/>
+        <w:gridCol w:w="3135"/>
       </w:tblGrid>
       <w:tr>
         <w:tc>
           <w:tcPr>
-            <w:tcW w:type="dxa" w:w="4320"/>
-            <w:shd w:fill="2E75B6" w:val="clear"/>
+            <w:tcW w:type="dxa" w:w="3135"/>
+            <w:shd w:fill="1F4E79"/>
           </w:tcPr>
           <w:p>
+            <w:pPr>
+              <w:spacing w:before="20" w:after="20"/>
+              <w:jc w:val="center"/>
+            </w:pPr>
             <w:r/>
             <w:r>
               <w:rPr>
@@ -189,16 +137,42 @@
                 <w:color w:val="FFFFFF"/>
                 <w:sz w:val="20"/>
               </w:rPr>
-              <w:t>Product</w:t>
+              <w:t>Component</w:t>
             </w:r>
           </w:p>
         </w:tc>
         <w:tc>
           <w:tcPr>
-            <w:tcW w:type="dxa" w:w="5040"/>
-            <w:shd w:fill="2E75B6" w:val="clear"/>
+            <w:tcW w:type="dxa" w:w="3135"/>
+            <w:shd w:fill="1F4E79"/>
           </w:tcPr>
           <w:p>
+            <w:pPr>
+              <w:spacing w:before="20" w:after="20"/>
+              <w:jc w:val="center"/>
+            </w:pPr>
+            <w:r/>
+            <w:r>
+              <w:rPr>
+                <w:rFonts w:ascii="Calibri" w:hAnsi="Calibri"/>
+                <w:b/>
+                <w:color w:val="FFFFFF"/>
+                <w:sz w:val="20"/>
+              </w:rPr>
+              <w:t>Role</w:t>
+            </w:r>
+          </w:p>
+        </w:tc>
+        <w:tc>
+          <w:tcPr>
+            <w:tcW w:type="dxa" w:w="3135"/>
+            <w:shd w:fill="1F4E79"/>
+          </w:tcPr>
+          <w:p>
+            <w:pPr>
+              <w:spacing w:before="20" w:after="20"/>
+              <w:jc w:val="center"/>
+            </w:pPr>
             <w:r/>
             <w:r>
               <w:rPr>
@@ -215,31 +189,64 @@
       <w:tr>
         <w:tc>
           <w:tcPr>
-            <w:tcW w:type="dxa" w:w="4320"/>
+            <w:tcW w:type="dxa" w:w="3135"/>
           </w:tcPr>
           <w:p>
+            <w:pPr>
+              <w:spacing w:before="20" w:after="20"/>
+              <w:jc w:val="left"/>
+            </w:pPr>
             <w:r/>
             <w:r>
               <w:rPr>
                 <w:rFonts w:ascii="Calibri" w:hAnsi="Calibri"/>
+                <w:b w:val="0"/>
+                <w:color w:val="000000"/>
                 <w:sz w:val="20"/>
               </w:rPr>
-              <w:t>ReelVerse Coach™</w:t>
+              <w:t>Coach</w:t>
             </w:r>
           </w:p>
         </w:tc>
         <w:tc>
           <w:tcPr>
-            <w:tcW w:type="dxa" w:w="5040"/>
+            <w:tcW w:type="dxa" w:w="3135"/>
           </w:tcPr>
           <w:p>
+            <w:pPr>
+              <w:spacing w:before="20" w:after="20"/>
+              <w:jc w:val="left"/>
+            </w:pPr>
             <w:r/>
             <w:r>
               <w:rPr>
                 <w:rFonts w:ascii="Calibri" w:hAnsi="Calibri"/>
+                <w:b w:val="0"/>
+                <w:color w:val="000000"/>
                 <w:sz w:val="20"/>
               </w:rPr>
-              <w:t>AI guidance</w:t>
+              <w:t>Personal Guidance</w:t>
+            </w:r>
+          </w:p>
+        </w:tc>
+        <w:tc>
+          <w:tcPr>
+            <w:tcW w:type="dxa" w:w="3135"/>
+          </w:tcPr>
+          <w:p>
+            <w:pPr>
+              <w:spacing w:before="20" w:after="20"/>
+              <w:jc w:val="left"/>
+            </w:pPr>
+            <w:r/>
+            <w:r>
+              <w:rPr>
+                <w:rFonts w:ascii="Calibri" w:hAnsi="Calibri"/>
+                <w:b w:val="0"/>
+                <w:color w:val="000000"/>
+                <w:sz w:val="20"/>
+              </w:rPr>
+              <w:t>One-on-one health coaching and accountability</w:t>
             </w:r>
           </w:p>
         </w:tc>
@@ -247,33 +254,67 @@
       <w:tr>
         <w:tc>
           <w:tcPr>
-            <w:tcW w:type="dxa" w:w="4320"/>
-            <w:shd w:fill="D6E4F0" w:val="clear"/>
+            <w:tcW w:type="dxa" w:w="3135"/>
+            <w:shd w:fill="D6E4F0"/>
           </w:tcPr>
           <w:p>
+            <w:pPr>
+              <w:spacing w:before="20" w:after="20"/>
+              <w:jc w:val="left"/>
+            </w:pPr>
             <w:r/>
             <w:r>
               <w:rPr>
                 <w:rFonts w:ascii="Calibri" w:hAnsi="Calibri"/>
+                <w:b w:val="0"/>
+                <w:color w:val="000000"/>
                 <w:sz w:val="20"/>
               </w:rPr>
-              <w:t>ReelVerse Mirror™</w:t>
+              <w:t>Mirror</w:t>
             </w:r>
           </w:p>
         </w:tc>
         <w:tc>
           <w:tcPr>
-            <w:tcW w:type="dxa" w:w="5040"/>
-            <w:shd w:fill="D6E4F0" w:val="clear"/>
+            <w:tcW w:type="dxa" w:w="3135"/>
+            <w:shd w:fill="D6E4F0"/>
           </w:tcPr>
           <w:p>
+            <w:pPr>
+              <w:spacing w:before="20" w:after="20"/>
+              <w:jc w:val="left"/>
+            </w:pPr>
             <w:r/>
             <w:r>
               <w:rPr>
                 <w:rFonts w:ascii="Calibri" w:hAnsi="Calibri"/>
+                <w:b w:val="0"/>
+                <w:color w:val="000000"/>
                 <w:sz w:val="20"/>
               </w:rPr>
-              <w:t>Reflection &amp; journaling</w:t>
+              <w:t>Self-Assessment</w:t>
+            </w:r>
+          </w:p>
+        </w:tc>
+        <w:tc>
+          <w:tcPr>
+            <w:tcW w:type="dxa" w:w="3135"/>
+            <w:shd w:fill="D6E4F0"/>
+          </w:tcPr>
+          <w:p>
+            <w:pPr>
+              <w:spacing w:before="20" w:after="20"/>
+              <w:jc w:val="left"/>
+            </w:pPr>
+            <w:r/>
+            <w:r>
+              <w:rPr>
+                <w:rFonts w:ascii="Calibri" w:hAnsi="Calibri"/>
+                <w:b w:val="0"/>
+                <w:color w:val="000000"/>
+                <w:sz w:val="20"/>
+              </w:rPr>
+              <w:t>Biometric tracking and health reflection tools</w:t>
             </w:r>
           </w:p>
         </w:tc>
@@ -281,31 +322,64 @@
       <w:tr>
         <w:tc>
           <w:tcPr>
-            <w:tcW w:type="dxa" w:w="4320"/>
+            <w:tcW w:type="dxa" w:w="3135"/>
           </w:tcPr>
           <w:p>
+            <w:pPr>
+              <w:spacing w:before="20" w:after="20"/>
+              <w:jc w:val="left"/>
+            </w:pPr>
             <w:r/>
             <w:r>
               <w:rPr>
                 <w:rFonts w:ascii="Calibri" w:hAnsi="Calibri"/>
+                <w:b w:val="0"/>
+                <w:color w:val="000000"/>
                 <w:sz w:val="20"/>
               </w:rPr>
-              <w:t>ReelVerse Compass™</w:t>
+              <w:t>Compass</w:t>
             </w:r>
           </w:p>
         </w:tc>
         <w:tc>
           <w:tcPr>
-            <w:tcW w:type="dxa" w:w="5040"/>
+            <w:tcW w:type="dxa" w:w="3135"/>
           </w:tcPr>
           <w:p>
+            <w:pPr>
+              <w:spacing w:before="20" w:after="20"/>
+              <w:jc w:val="left"/>
+            </w:pPr>
             <w:r/>
             <w:r>
               <w:rPr>
                 <w:rFonts w:ascii="Calibri" w:hAnsi="Calibri"/>
+                <w:b w:val="0"/>
+                <w:color w:val="000000"/>
                 <w:sz w:val="20"/>
               </w:rPr>
-              <w:t>Goals, values &amp; direction</w:t>
+              <w:t>Direction</w:t>
+            </w:r>
+          </w:p>
+        </w:tc>
+        <w:tc>
+          <w:tcPr>
+            <w:tcW w:type="dxa" w:w="3135"/>
+          </w:tcPr>
+          <w:p>
+            <w:pPr>
+              <w:spacing w:before="20" w:after="20"/>
+              <w:jc w:val="left"/>
+            </w:pPr>
+            <w:r/>
+            <w:r>
+              <w:rPr>
+                <w:rFonts w:ascii="Calibri" w:hAnsi="Calibri"/>
+                <w:b w:val="0"/>
+                <w:color w:val="000000"/>
+                <w:sz w:val="20"/>
+              </w:rPr>
+              <w:t>Personalized health roadmap and goal setting</w:t>
             </w:r>
           </w:p>
         </w:tc>
@@ -313,33 +387,67 @@
       <w:tr>
         <w:tc>
           <w:tcPr>
-            <w:tcW w:type="dxa" w:w="4320"/>
-            <w:shd w:fill="D6E4F0" w:val="clear"/>
+            <w:tcW w:type="dxa" w:w="3135"/>
+            <w:shd w:fill="D6E4F0"/>
           </w:tcPr>
           <w:p>
+            <w:pPr>
+              <w:spacing w:before="20" w:after="20"/>
+              <w:jc w:val="left"/>
+            </w:pPr>
             <w:r/>
             <w:r>
               <w:rPr>
                 <w:rFonts w:ascii="Calibri" w:hAnsi="Calibri"/>
+                <w:b w:val="0"/>
+                <w:color w:val="000000"/>
                 <w:sz w:val="20"/>
               </w:rPr>
-              <w:t>ReelVerse Momentum™</w:t>
+              <w:t>Momentum</w:t>
             </w:r>
           </w:p>
         </w:tc>
         <w:tc>
           <w:tcPr>
-            <w:tcW w:type="dxa" w:w="5040"/>
-            <w:shd w:fill="D6E4F0" w:val="clear"/>
+            <w:tcW w:type="dxa" w:w="3135"/>
+            <w:shd w:fill="D6E4F0"/>
           </w:tcPr>
           <w:p>
+            <w:pPr>
+              <w:spacing w:before="20" w:after="20"/>
+              <w:jc w:val="left"/>
+            </w:pPr>
             <w:r/>
             <w:r>
               <w:rPr>
                 <w:rFonts w:ascii="Calibri" w:hAnsi="Calibri"/>
+                <w:b w:val="0"/>
+                <w:color w:val="000000"/>
                 <w:sz w:val="20"/>
               </w:rPr>
-              <w:t>Habits &amp; progress</w:t>
+              <w:t>Progress</w:t>
+            </w:r>
+          </w:p>
+        </w:tc>
+        <w:tc>
+          <w:tcPr>
+            <w:tcW w:type="dxa" w:w="3135"/>
+            <w:shd w:fill="D6E4F0"/>
+          </w:tcPr>
+          <w:p>
+            <w:pPr>
+              <w:spacing w:before="20" w:after="20"/>
+              <w:jc w:val="left"/>
+            </w:pPr>
+            <w:r/>
+            <w:r>
+              <w:rPr>
+                <w:rFonts w:ascii="Calibri" w:hAnsi="Calibri"/>
+                <w:b w:val="0"/>
+                <w:color w:val="000000"/>
+                <w:sz w:val="20"/>
+              </w:rPr>
+              <w:t>Habit tracking and behavioral momentum tools</w:t>
             </w:r>
           </w:p>
         </w:tc>
@@ -347,31 +455,64 @@
       <w:tr>
         <w:tc>
           <w:tcPr>
-            <w:tcW w:type="dxa" w:w="4320"/>
+            <w:tcW w:type="dxa" w:w="3135"/>
           </w:tcPr>
           <w:p>
+            <w:pPr>
+              <w:spacing w:before="20" w:after="20"/>
+              <w:jc w:val="left"/>
+            </w:pPr>
             <w:r/>
             <w:r>
               <w:rPr>
                 <w:rFonts w:ascii="Calibri" w:hAnsi="Calibri"/>
+                <w:b w:val="0"/>
+                <w:color w:val="000000"/>
                 <w:sz w:val="20"/>
               </w:rPr>
-              <w:t>ReelVerse Academy™</w:t>
+              <w:t>Academy</w:t>
             </w:r>
           </w:p>
         </w:tc>
         <w:tc>
           <w:tcPr>
-            <w:tcW w:type="dxa" w:w="5040"/>
+            <w:tcW w:type="dxa" w:w="3135"/>
           </w:tcPr>
           <w:p>
+            <w:pPr>
+              <w:spacing w:before="20" w:after="20"/>
+              <w:jc w:val="left"/>
+            </w:pPr>
             <w:r/>
             <w:r>
               <w:rPr>
                 <w:rFonts w:ascii="Calibri" w:hAnsi="Calibri"/>
+                <w:b w:val="0"/>
+                <w:color w:val="000000"/>
                 <w:sz w:val="20"/>
               </w:rPr>
-              <w:t>Courses &amp; certification</w:t>
+              <w:t>Education</w:t>
+            </w:r>
+          </w:p>
+        </w:tc>
+        <w:tc>
+          <w:tcPr>
+            <w:tcW w:type="dxa" w:w="3135"/>
+          </w:tcPr>
+          <w:p>
+            <w:pPr>
+              <w:spacing w:before="20" w:after="20"/>
+              <w:jc w:val="left"/>
+            </w:pPr>
+            <w:r/>
+            <w:r>
+              <w:rPr>
+                <w:rFonts w:ascii="Calibri" w:hAnsi="Calibri"/>
+                <w:b w:val="0"/>
+                <w:color w:val="000000"/>
+                <w:sz w:val="20"/>
+              </w:rPr>
+              <w:t>Health and longevity education platform</w:t>
             </w:r>
           </w:p>
         </w:tc>
@@ -379,54 +520,72 @@
       <w:tr>
         <w:tc>
           <w:tcPr>
-            <w:tcW w:type="dxa" w:w="4320"/>
-            <w:shd w:fill="D6E4F0" w:val="clear"/>
+            <w:tcW w:type="dxa" w:w="3135"/>
+            <w:shd w:fill="D6E4F0"/>
           </w:tcPr>
           <w:p>
+            <w:pPr>
+              <w:spacing w:before="20" w:after="20"/>
+              <w:jc w:val="left"/>
+            </w:pPr>
             <w:r/>
             <w:r>
               <w:rPr>
                 <w:rFonts w:ascii="Calibri" w:hAnsi="Calibri"/>
+                <w:b w:val="0"/>
+                <w:color w:val="000000"/>
                 <w:sz w:val="20"/>
               </w:rPr>
-              <w:t>Certified REEL Method Practitioner™</w:t>
+              <w:t>Certified REEL Method Practitioner</w:t>
             </w:r>
           </w:p>
         </w:tc>
         <w:tc>
           <w:tcPr>
-            <w:tcW w:type="dxa" w:w="5040"/>
-            <w:shd w:fill="D6E4F0" w:val="clear"/>
+            <w:tcW w:type="dxa" w:w="3135"/>
+            <w:shd w:fill="D6E4F0"/>
           </w:tcPr>
           <w:p>
+            <w:pPr>
+              <w:spacing w:before="20" w:after="20"/>
+              <w:jc w:val="left"/>
+            </w:pPr>
             <w:r/>
             <w:r>
               <w:rPr>
                 <w:rFonts w:ascii="Calibri" w:hAnsi="Calibri"/>
+                <w:b w:val="0"/>
+                <w:color w:val="000000"/>
                 <w:sz w:val="20"/>
               </w:rPr>
-              <w:t>Professional credential</w:t>
+              <w:t>Certification</w:t>
+            </w:r>
+          </w:p>
+        </w:tc>
+        <w:tc>
+          <w:tcPr>
+            <w:tcW w:type="dxa" w:w="3135"/>
+            <w:shd w:fill="D6E4F0"/>
+          </w:tcPr>
+          <w:p>
+            <w:pPr>
+              <w:spacing w:before="20" w:after="20"/>
+              <w:jc w:val="left"/>
+            </w:pPr>
+            <w:r/>
+            <w:r>
+              <w:rPr>
+                <w:rFonts w:ascii="Calibri" w:hAnsi="Calibri"/>
+                <w:b w:val="0"/>
+                <w:color w:val="000000"/>
+                <w:sz w:val="20"/>
+              </w:rPr>
+              <w:t>Professional practitioner training and certification</w:t>
             </w:r>
           </w:p>
         </w:tc>
       </w:tr>
     </w:tbl>
-    <w:p/>
-    <w:p>
-      <w:pPr>
-        <w:jc w:val="center"/>
-      </w:pPr>
-      <w:r>
-        <w:rPr>
-          <w:rFonts w:ascii="Calibri" w:hAnsi="Calibri"/>
-          <w:b/>
-          <w:i/>
-          <w:color w:val="1F4E79"/>
-          <w:sz w:val="24"/>
-        </w:rPr>
-        <w:t>Core message: "Optimize health. Align habits. Live longer, better."</w:t>
-      </w:r>
-    </w:p>
     <w:p>
       <w:r>
         <w:br w:type="page"/>
@@ -446,38 +605,57 @@
     </w:p>
     <w:p>
       <w:pPr>
-        <w:spacing w:after="80"/>
+        <w:jc w:val="left"/>
       </w:pPr>
       <w:r>
         <w:rPr>
           <w:rFonts w:ascii="Calibri" w:hAnsi="Calibri"/>
-          <w:b w:val="0"/>
-          <w:i w:val="0"/>
-          <w:sz w:val="22"/>
+          <w:b/>
+          <w:color w:val="1F4E79"/>
+          <w:sz w:val="24"/>
         </w:rPr>
-        <w:t>Shape The Wave Longevity™ offers five membership tiers, each building upon the previous level with expanded services, deeper discounts, and additional credits.</w:t>
+        <w:t>All 5 tiers optimized to 64-70% margins</w:t>
+      </w:r>
+    </w:p>
+    <w:p/>
+    <w:p>
+      <w:pPr>
+        <w:pStyle w:val="Heading2"/>
+      </w:pPr>
+      <w:r>
+        <w:rPr>
+          <w:rFonts w:ascii="Calibri" w:hAnsi="Calibri"/>
+          <w:color w:val="1F4E79"/>
+        </w:rPr>
+        <w:t>Membership Overview</w:t>
       </w:r>
     </w:p>
     <w:tbl>
       <w:tblPr>
         <w:tblStyle w:val="TableGrid"/>
         <w:tblW w:type="auto" w:w="0"/>
-        <w:jc w:val="left"/>
+        <w:jc w:val="center"/>
         <w:tblLook w:firstColumn="1" w:firstRow="1" w:lastColumn="0" w:lastRow="0" w:noHBand="0" w:noVBand="1" w:val="04A0"/>
       </w:tblPr>
       <w:tblGrid>
-        <w:gridCol w:w="2160"/>
-        <w:gridCol w:w="2160"/>
-        <w:gridCol w:w="2160"/>
-        <w:gridCol w:w="2160"/>
+        <w:gridCol w:w="1568"/>
+        <w:gridCol w:w="1568"/>
+        <w:gridCol w:w="1568"/>
+        <w:gridCol w:w="1568"/>
+        <w:gridCol w:w="1568"/>
+        <w:gridCol w:w="1568"/>
       </w:tblGrid>
       <w:tr>
         <w:tc>
           <w:tcPr>
-            <w:tcW w:type="dxa" w:w="2880"/>
-            <w:shd w:fill="2E75B6" w:val="clear"/>
+            <w:tcW w:type="dxa" w:w="1568"/>
+            <w:shd w:fill="1F4E79"/>
           </w:tcPr>
           <w:p>
+            <w:pPr>
+              <w:spacing w:before="20" w:after="20"/>
+              <w:jc w:val="center"/>
+            </w:pPr>
             <w:r/>
             <w:r>
               <w:rPr>
@@ -492,10 +670,14 @@
         </w:tc>
         <w:tc>
           <w:tcPr>
-            <w:tcW w:type="dxa" w:w="2160"/>
-            <w:shd w:fill="2E75B6" w:val="clear"/>
+            <w:tcW w:type="dxa" w:w="1568"/>
+            <w:shd w:fill="1F4E79"/>
           </w:tcPr>
           <w:p>
+            <w:pPr>
+              <w:spacing w:before="20" w:after="20"/>
+              <w:jc w:val="center"/>
+            </w:pPr>
             <w:r/>
             <w:r>
               <w:rPr>
@@ -510,10 +692,14 @@
         </w:tc>
         <w:tc>
           <w:tcPr>
-            <w:tcW w:type="dxa" w:w="2160"/>
-            <w:shd w:fill="2E75B6" w:val="clear"/>
+            <w:tcW w:type="dxa" w:w="1568"/>
+            <w:shd w:fill="1F4E79"/>
           </w:tcPr>
           <w:p>
+            <w:pPr>
+              <w:spacing w:before="20" w:after="20"/>
+              <w:jc w:val="center"/>
+            </w:pPr>
             <w:r/>
             <w:r>
               <w:rPr>
@@ -528,10 +714,14 @@
         </w:tc>
         <w:tc>
           <w:tcPr>
-            <w:tcW w:type="dxa" w:w="2160"/>
-            <w:shd w:fill="2E75B6" w:val="clear"/>
+            <w:tcW w:type="dxa" w:w="1568"/>
+            <w:shd w:fill="1F4E79"/>
           </w:tcPr>
           <w:p>
+            <w:pPr>
+              <w:spacing w:before="20" w:after="20"/>
+              <w:jc w:val="center"/>
+            </w:pPr>
             <w:r/>
             <w:r>
               <w:rPr>
@@ -540,7 +730,51 @@
                 <w:color w:val="FFFFFF"/>
                 <w:sz w:val="20"/>
               </w:rPr>
-              <w:t>Credits/mo</w:t>
+              <w:t>Credits/Mo</w:t>
+            </w:r>
+          </w:p>
+        </w:tc>
+        <w:tc>
+          <w:tcPr>
+            <w:tcW w:type="dxa" w:w="1568"/>
+            <w:shd w:fill="1F4E79"/>
+          </w:tcPr>
+          <w:p>
+            <w:pPr>
+              <w:spacing w:before="20" w:after="20"/>
+              <w:jc w:val="center"/>
+            </w:pPr>
+            <w:r/>
+            <w:r>
+              <w:rPr>
+                <w:rFonts w:ascii="Calibri" w:hAnsi="Calibri"/>
+                <w:b/>
+                <w:color w:val="FFFFFF"/>
+                <w:sz w:val="20"/>
+              </w:rPr>
+              <w:t>Margin</w:t>
+            </w:r>
+          </w:p>
+        </w:tc>
+        <w:tc>
+          <w:tcPr>
+            <w:tcW w:type="dxa" w:w="1568"/>
+            <w:shd w:fill="1F4E79"/>
+          </w:tcPr>
+          <w:p>
+            <w:pPr>
+              <w:spacing w:before="20" w:after="20"/>
+              <w:jc w:val="center"/>
+            </w:pPr>
+            <w:r/>
+            <w:r>
+              <w:rPr>
+                <w:rFonts w:ascii="Calibri" w:hAnsi="Calibri"/>
+                <w:b/>
+                <w:color w:val="FFFFFF"/>
+                <w:sz w:val="20"/>
+              </w:rPr>
+              <w:t>Target</w:t>
             </w:r>
           </w:p>
         </w:tc>
@@ -548,13 +782,19 @@
       <w:tr>
         <w:tc>
           <w:tcPr>
-            <w:tcW w:type="dxa" w:w="2880"/>
+            <w:tcW w:type="dxa" w:w="1568"/>
           </w:tcPr>
           <w:p>
+            <w:pPr>
+              <w:spacing w:before="20" w:after="20"/>
+              <w:jc w:val="left"/>
+            </w:pPr>
             <w:r/>
             <w:r>
               <w:rPr>
                 <w:rFonts w:ascii="Calibri" w:hAnsi="Calibri"/>
+                <w:b w:val="0"/>
+                <w:color w:val="000000"/>
                 <w:sz w:val="20"/>
               </w:rPr>
               <w:t>Essential (Starter)</w:t>
@@ -563,28 +803,40 @@
         </w:tc>
         <w:tc>
           <w:tcPr>
-            <w:tcW w:type="dxa" w:w="2160"/>
+            <w:tcW w:type="dxa" w:w="1568"/>
           </w:tcPr>
           <w:p>
+            <w:pPr>
+              <w:spacing w:before="20" w:after="20"/>
+              <w:jc w:val="left"/>
+            </w:pPr>
             <w:r/>
             <w:r>
               <w:rPr>
                 <w:rFonts w:ascii="Calibri" w:hAnsi="Calibri"/>
+                <w:b w:val="0"/>
+                <w:color w:val="000000"/>
                 <w:sz w:val="20"/>
               </w:rPr>
-              <w:t>$51/mo</w:t>
+              <w:t>$59/mo</w:t>
             </w:r>
           </w:p>
         </w:tc>
         <w:tc>
           <w:tcPr>
-            <w:tcW w:type="dxa" w:w="2160"/>
+            <w:tcW w:type="dxa" w:w="1568"/>
           </w:tcPr>
           <w:p>
+            <w:pPr>
+              <w:spacing w:before="20" w:after="20"/>
+              <w:jc w:val="left"/>
+            </w:pPr>
             <w:r/>
             <w:r>
               <w:rPr>
                 <w:rFonts w:ascii="Calibri" w:hAnsi="Calibri"/>
+                <w:b w:val="0"/>
+                <w:color w:val="000000"/>
                 <w:sz w:val="20"/>
               </w:rPr>
               <w:t>$100</w:t>
@@ -593,16 +845,64 @@
         </w:tc>
         <w:tc>
           <w:tcPr>
-            <w:tcW w:type="dxa" w:w="2160"/>
+            <w:tcW w:type="dxa" w:w="1568"/>
           </w:tcPr>
           <w:p>
+            <w:pPr>
+              <w:spacing w:before="20" w:after="20"/>
+              <w:jc w:val="left"/>
+            </w:pPr>
             <w:r/>
             <w:r>
               <w:rPr>
                 <w:rFonts w:ascii="Calibri" w:hAnsi="Calibri"/>
+                <w:b w:val="0"/>
+                <w:color w:val="000000"/>
                 <w:sz w:val="20"/>
               </w:rPr>
-              <w:t>1 credit/mo</w:t>
+              <w:t>1</w:t>
+            </w:r>
+          </w:p>
+        </w:tc>
+        <w:tc>
+          <w:tcPr>
+            <w:tcW w:type="dxa" w:w="1568"/>
+          </w:tcPr>
+          <w:p>
+            <w:pPr>
+              <w:spacing w:before="20" w:after="20"/>
+              <w:jc w:val="left"/>
+            </w:pPr>
+            <w:r/>
+            <w:r>
+              <w:rPr>
+                <w:rFonts w:ascii="Calibri" w:hAnsi="Calibri"/>
+                <w:b w:val="0"/>
+                <w:color w:val="000000"/>
+                <w:sz w:val="20"/>
+              </w:rPr>
+              <w:t>66.1%</w:t>
+            </w:r>
+          </w:p>
+        </w:tc>
+        <w:tc>
+          <w:tcPr>
+            <w:tcW w:type="dxa" w:w="1568"/>
+          </w:tcPr>
+          <w:p>
+            <w:pPr>
+              <w:spacing w:before="20" w:after="20"/>
+              <w:jc w:val="left"/>
+            </w:pPr>
+            <w:r/>
+            <w:r>
+              <w:rPr>
+                <w:rFonts w:ascii="Calibri" w:hAnsi="Calibri"/>
+                <w:b w:val="0"/>
+                <w:color w:val="000000"/>
+                <w:sz w:val="20"/>
+              </w:rPr>
+              <w:t>Entry-level</w:t>
             </w:r>
           </w:p>
         </w:tc>
@@ -610,14 +910,20 @@
       <w:tr>
         <w:tc>
           <w:tcPr>
-            <w:tcW w:type="dxa" w:w="2880"/>
-            <w:shd w:fill="D6E4F0" w:val="clear"/>
+            <w:tcW w:type="dxa" w:w="1568"/>
+            <w:shd w:fill="D6E4F0"/>
           </w:tcPr>
           <w:p>
+            <w:pPr>
+              <w:spacing w:before="20" w:after="20"/>
+              <w:jc w:val="left"/>
+            </w:pPr>
             <w:r/>
             <w:r>
               <w:rPr>
                 <w:rFonts w:ascii="Calibri" w:hAnsi="Calibri"/>
+                <w:b w:val="0"/>
+                <w:color w:val="000000"/>
                 <w:sz w:val="20"/>
               </w:rPr>
               <w:t>Wellness (Growth)</w:t>
@@ -626,14 +932,20 @@
         </w:tc>
         <w:tc>
           <w:tcPr>
-            <w:tcW w:type="dxa" w:w="2160"/>
-            <w:shd w:fill="D6E4F0" w:val="clear"/>
+            <w:tcW w:type="dxa" w:w="1568"/>
+            <w:shd w:fill="D6E4F0"/>
           </w:tcPr>
           <w:p>
+            <w:pPr>
+              <w:spacing w:before="20" w:after="20"/>
+              <w:jc w:val="left"/>
+            </w:pPr>
             <w:r/>
             <w:r>
               <w:rPr>
                 <w:rFonts w:ascii="Calibri" w:hAnsi="Calibri"/>
+                <w:b w:val="0"/>
+                <w:color w:val="000000"/>
                 <w:sz w:val="20"/>
               </w:rPr>
               <w:t>$99/mo</w:t>
@@ -642,33 +954,89 @@
         </w:tc>
         <w:tc>
           <w:tcPr>
-            <w:tcW w:type="dxa" w:w="2160"/>
-            <w:shd w:fill="D6E4F0" w:val="clear"/>
+            <w:tcW w:type="dxa" w:w="1568"/>
+            <w:shd w:fill="D6E4F0"/>
           </w:tcPr>
           <w:p>
+            <w:pPr>
+              <w:spacing w:before="20" w:after="20"/>
+              <w:jc w:val="left"/>
+            </w:pPr>
             <w:r/>
             <w:r>
               <w:rPr>
                 <w:rFonts w:ascii="Calibri" w:hAnsi="Calibri"/>
+                <w:b w:val="0"/>
+                <w:color w:val="000000"/>
                 <w:sz w:val="20"/>
               </w:rPr>
-              <w:t>$100</w:t>
+              <w:t>$149</w:t>
             </w:r>
           </w:p>
         </w:tc>
         <w:tc>
           <w:tcPr>
-            <w:tcW w:type="dxa" w:w="2160"/>
-            <w:shd w:fill="D6E4F0" w:val="clear"/>
+            <w:tcW w:type="dxa" w:w="1568"/>
+            <w:shd w:fill="D6E4F0"/>
           </w:tcPr>
           <w:p>
+            <w:pPr>
+              <w:spacing w:before="20" w:after="20"/>
+              <w:jc w:val="left"/>
+            </w:pPr>
             <w:r/>
             <w:r>
               <w:rPr>
                 <w:rFonts w:ascii="Calibri" w:hAnsi="Calibri"/>
+                <w:b w:val="0"/>
+                <w:color w:val="000000"/>
                 <w:sz w:val="20"/>
               </w:rPr>
-              <w:t>2 credits/mo</w:t>
+              <w:t>2</w:t>
+            </w:r>
+          </w:p>
+        </w:tc>
+        <w:tc>
+          <w:tcPr>
+            <w:tcW w:type="dxa" w:w="1568"/>
+            <w:shd w:fill="D6E4F0"/>
+          </w:tcPr>
+          <w:p>
+            <w:pPr>
+              <w:spacing w:before="20" w:after="20"/>
+              <w:jc w:val="left"/>
+            </w:pPr>
+            <w:r/>
+            <w:r>
+              <w:rPr>
+                <w:rFonts w:ascii="Calibri" w:hAnsi="Calibri"/>
+                <w:b w:val="0"/>
+                <w:color w:val="000000"/>
+                <w:sz w:val="20"/>
+              </w:rPr>
+              <w:t>64.6%</w:t>
+            </w:r>
+          </w:p>
+        </w:tc>
+        <w:tc>
+          <w:tcPr>
+            <w:tcW w:type="dxa" w:w="1568"/>
+            <w:shd w:fill="D6E4F0"/>
+          </w:tcPr>
+          <w:p>
+            <w:pPr>
+              <w:spacing w:before="20" w:after="20"/>
+              <w:jc w:val="left"/>
+            </w:pPr>
+            <w:r/>
+            <w:r>
+              <w:rPr>
+                <w:rFonts w:ascii="Calibri" w:hAnsi="Calibri"/>
+                <w:b w:val="0"/>
+                <w:color w:val="000000"/>
+                <w:sz w:val="20"/>
+              </w:rPr>
+              <w:t>Active wellness</w:t>
             </w:r>
           </w:p>
         </w:tc>
@@ -676,13 +1044,19 @@
       <w:tr>
         <w:tc>
           <w:tcPr>
-            <w:tcW w:type="dxa" w:w="2880"/>
+            <w:tcW w:type="dxa" w:w="1568"/>
           </w:tcPr>
           <w:p>
+            <w:pPr>
+              <w:spacing w:before="20" w:after="20"/>
+              <w:jc w:val="left"/>
+            </w:pPr>
             <w:r/>
             <w:r>
               <w:rPr>
                 <w:rFonts w:ascii="Calibri" w:hAnsi="Calibri"/>
+                <w:b w:val="0"/>
+                <w:color w:val="000000"/>
                 <w:sz w:val="20"/>
               </w:rPr>
               <w:t>Vitality (Scale)</w:t>
@@ -691,13 +1065,19 @@
         </w:tc>
         <w:tc>
           <w:tcPr>
-            <w:tcW w:type="dxa" w:w="2160"/>
+            <w:tcW w:type="dxa" w:w="1568"/>
           </w:tcPr>
           <w:p>
+            <w:pPr>
+              <w:spacing w:before="20" w:after="20"/>
+              <w:jc w:val="left"/>
+            </w:pPr>
             <w:r/>
             <w:r>
               <w:rPr>
                 <w:rFonts w:ascii="Calibri" w:hAnsi="Calibri"/>
+                <w:b w:val="0"/>
+                <w:color w:val="000000"/>
                 <w:sz w:val="20"/>
               </w:rPr>
               <w:t>$199/mo</w:t>
@@ -706,31 +1086,85 @@
         </w:tc>
         <w:tc>
           <w:tcPr>
-            <w:tcW w:type="dxa" w:w="2160"/>
+            <w:tcW w:type="dxa" w:w="1568"/>
           </w:tcPr>
           <w:p>
+            <w:pPr>
+              <w:spacing w:before="20" w:after="20"/>
+              <w:jc w:val="left"/>
+            </w:pPr>
             <w:r/>
             <w:r>
               <w:rPr>
                 <w:rFonts w:ascii="Calibri" w:hAnsi="Calibri"/>
+                <w:b w:val="0"/>
+                <w:color w:val="000000"/>
                 <w:sz w:val="20"/>
               </w:rPr>
-              <w:t>$150</w:t>
+              <w:t>$199</w:t>
             </w:r>
           </w:p>
         </w:tc>
         <w:tc>
           <w:tcPr>
-            <w:tcW w:type="dxa" w:w="2160"/>
+            <w:tcW w:type="dxa" w:w="1568"/>
           </w:tcPr>
           <w:p>
+            <w:pPr>
+              <w:spacing w:before="20" w:after="20"/>
+              <w:jc w:val="left"/>
+            </w:pPr>
             <w:r/>
             <w:r>
               <w:rPr>
                 <w:rFonts w:ascii="Calibri" w:hAnsi="Calibri"/>
+                <w:b w:val="0"/>
+                <w:color w:val="000000"/>
                 <w:sz w:val="20"/>
               </w:rPr>
-              <w:t>4 credits/mo</w:t>
+              <w:t>4</w:t>
+            </w:r>
+          </w:p>
+        </w:tc>
+        <w:tc>
+          <w:tcPr>
+            <w:tcW w:type="dxa" w:w="1568"/>
+          </w:tcPr>
+          <w:p>
+            <w:pPr>
+              <w:spacing w:before="20" w:after="20"/>
+              <w:jc w:val="left"/>
+            </w:pPr>
+            <w:r/>
+            <w:r>
+              <w:rPr>
+                <w:rFonts w:ascii="Calibri" w:hAnsi="Calibri"/>
+                <w:b w:val="0"/>
+                <w:color w:val="000000"/>
+                <w:sz w:val="20"/>
+              </w:rPr>
+              <w:t>67.3%</w:t>
+            </w:r>
+          </w:p>
+        </w:tc>
+        <w:tc>
+          <w:tcPr>
+            <w:tcW w:type="dxa" w:w="1568"/>
+          </w:tcPr>
+          <w:p>
+            <w:pPr>
+              <w:spacing w:before="20" w:after="20"/>
+              <w:jc w:val="left"/>
+            </w:pPr>
+            <w:r/>
+            <w:r>
+              <w:rPr>
+                <w:rFonts w:ascii="Calibri" w:hAnsi="Calibri"/>
+                <w:b w:val="0"/>
+                <w:color w:val="000000"/>
+                <w:sz w:val="20"/>
+              </w:rPr>
+              <w:t>Comprehensive</w:t>
             </w:r>
           </w:p>
         </w:tc>
@@ -738,14 +1172,20 @@
       <w:tr>
         <w:tc>
           <w:tcPr>
-            <w:tcW w:type="dxa" w:w="2880"/>
-            <w:shd w:fill="D6E4F0" w:val="clear"/>
+            <w:tcW w:type="dxa" w:w="1568"/>
+            <w:shd w:fill="D6E4F0"/>
           </w:tcPr>
           <w:p>
+            <w:pPr>
+              <w:spacing w:before="20" w:after="20"/>
+              <w:jc w:val="left"/>
+            </w:pPr>
             <w:r/>
             <w:r>
               <w:rPr>
                 <w:rFonts w:ascii="Calibri" w:hAnsi="Calibri"/>
+                <w:b w:val="0"/>
+                <w:color w:val="000000"/>
                 <w:sz w:val="20"/>
               </w:rPr>
               <w:t>Premium (Elite)</w:t>
@@ -754,14 +1194,20 @@
         </w:tc>
         <w:tc>
           <w:tcPr>
-            <w:tcW w:type="dxa" w:w="2160"/>
-            <w:shd w:fill="D6E4F0" w:val="clear"/>
+            <w:tcW w:type="dxa" w:w="1568"/>
+            <w:shd w:fill="D6E4F0"/>
           </w:tcPr>
           <w:p>
+            <w:pPr>
+              <w:spacing w:before="20" w:after="20"/>
+              <w:jc w:val="left"/>
+            </w:pPr>
             <w:r/>
             <w:r>
               <w:rPr>
                 <w:rFonts w:ascii="Calibri" w:hAnsi="Calibri"/>
+                <w:b w:val="0"/>
+                <w:color w:val="000000"/>
                 <w:sz w:val="20"/>
               </w:rPr>
               <w:t>$299/mo</w:t>
@@ -770,33 +1216,89 @@
         </w:tc>
         <w:tc>
           <w:tcPr>
-            <w:tcW w:type="dxa" w:w="2160"/>
-            <w:shd w:fill="D6E4F0" w:val="clear"/>
+            <w:tcW w:type="dxa" w:w="1568"/>
+            <w:shd w:fill="D6E4F0"/>
           </w:tcPr>
           <w:p>
+            <w:pPr>
+              <w:spacing w:before="20" w:after="20"/>
+              <w:jc w:val="left"/>
+            </w:pPr>
             <w:r/>
             <w:r>
               <w:rPr>
                 <w:rFonts w:ascii="Calibri" w:hAnsi="Calibri"/>
+                <w:b w:val="0"/>
+                <w:color w:val="000000"/>
                 <w:sz w:val="20"/>
               </w:rPr>
-              <w:t>$200</w:t>
+              <w:t>$249</w:t>
             </w:r>
           </w:p>
         </w:tc>
         <w:tc>
           <w:tcPr>
-            <w:tcW w:type="dxa" w:w="2160"/>
-            <w:shd w:fill="D6E4F0" w:val="clear"/>
+            <w:tcW w:type="dxa" w:w="1568"/>
+            <w:shd w:fill="D6E4F0"/>
           </w:tcPr>
           <w:p>
+            <w:pPr>
+              <w:spacing w:before="20" w:after="20"/>
+              <w:jc w:val="left"/>
+            </w:pPr>
             <w:r/>
             <w:r>
               <w:rPr>
                 <w:rFonts w:ascii="Calibri" w:hAnsi="Calibri"/>
+                <w:b w:val="0"/>
+                <w:color w:val="000000"/>
                 <w:sz w:val="20"/>
               </w:rPr>
-              <w:t>6 credits/mo</w:t>
+              <w:t>6</w:t>
+            </w:r>
+          </w:p>
+        </w:tc>
+        <w:tc>
+          <w:tcPr>
+            <w:tcW w:type="dxa" w:w="1568"/>
+            <w:shd w:fill="D6E4F0"/>
+          </w:tcPr>
+          <w:p>
+            <w:pPr>
+              <w:spacing w:before="20" w:after="20"/>
+              <w:jc w:val="left"/>
+            </w:pPr>
+            <w:r/>
+            <w:r>
+              <w:rPr>
+                <w:rFonts w:ascii="Calibri" w:hAnsi="Calibri"/>
+                <w:b w:val="0"/>
+                <w:color w:val="000000"/>
+                <w:sz w:val="20"/>
+              </w:rPr>
+              <w:t>66.6%</w:t>
+            </w:r>
+          </w:p>
+        </w:tc>
+        <w:tc>
+          <w:tcPr>
+            <w:tcW w:type="dxa" w:w="1568"/>
+            <w:shd w:fill="D6E4F0"/>
+          </w:tcPr>
+          <w:p>
+            <w:pPr>
+              <w:spacing w:before="20" w:after="20"/>
+              <w:jc w:val="left"/>
+            </w:pPr>
+            <w:r/>
+            <w:r>
+              <w:rPr>
+                <w:rFonts w:ascii="Calibri" w:hAnsi="Calibri"/>
+                <w:b w:val="0"/>
+                <w:color w:val="000000"/>
+                <w:sz w:val="20"/>
+              </w:rPr>
+              <w:t>Full-service</w:t>
             </w:r>
           </w:p>
         </w:tc>
@@ -804,13 +1306,19 @@
       <w:tr>
         <w:tc>
           <w:tcPr>
-            <w:tcW w:type="dxa" w:w="2880"/>
+            <w:tcW w:type="dxa" w:w="1568"/>
           </w:tcPr>
           <w:p>
+            <w:pPr>
+              <w:spacing w:before="20" w:after="20"/>
+              <w:jc w:val="left"/>
+            </w:pPr>
             <w:r/>
             <w:r>
               <w:rPr>
                 <w:rFonts w:ascii="Calibri" w:hAnsi="Calibri"/>
+                <w:b w:val="0"/>
+                <w:color w:val="000000"/>
                 <w:sz w:val="20"/>
               </w:rPr>
               <w:t>Concierge (VIP)</w:t>
@@ -819,13 +1327,19 @@
         </w:tc>
         <w:tc>
           <w:tcPr>
-            <w:tcW w:type="dxa" w:w="2160"/>
+            <w:tcW w:type="dxa" w:w="1568"/>
           </w:tcPr>
           <w:p>
+            <w:pPr>
+              <w:spacing w:before="20" w:after="20"/>
+              <w:jc w:val="left"/>
+            </w:pPr>
             <w:r/>
             <w:r>
               <w:rPr>
                 <w:rFonts w:ascii="Calibri" w:hAnsi="Calibri"/>
+                <w:b w:val="0"/>
+                <w:color w:val="000000"/>
                 <w:sz w:val="20"/>
               </w:rPr>
               <w:t>$499/mo</w:t>
@@ -834,31 +1348,85 @@
         </w:tc>
         <w:tc>
           <w:tcPr>
-            <w:tcW w:type="dxa" w:w="2160"/>
+            <w:tcW w:type="dxa" w:w="1568"/>
           </w:tcPr>
           <w:p>
+            <w:pPr>
+              <w:spacing w:before="20" w:after="20"/>
+              <w:jc w:val="left"/>
+            </w:pPr>
             <w:r/>
             <w:r>
               <w:rPr>
                 <w:rFonts w:ascii="Calibri" w:hAnsi="Calibri"/>
+                <w:b w:val="0"/>
+                <w:color w:val="000000"/>
                 <w:sz w:val="20"/>
               </w:rPr>
-              <w:t>$299</w:t>
+              <w:t>$349</w:t>
             </w:r>
           </w:p>
         </w:tc>
         <w:tc>
           <w:tcPr>
-            <w:tcW w:type="dxa" w:w="2160"/>
+            <w:tcW w:type="dxa" w:w="1568"/>
           </w:tcPr>
           <w:p>
+            <w:pPr>
+              <w:spacing w:before="20" w:after="20"/>
+              <w:jc w:val="left"/>
+            </w:pPr>
             <w:r/>
             <w:r>
               <w:rPr>
                 <w:rFonts w:ascii="Calibri" w:hAnsi="Calibri"/>
+                <w:b w:val="0"/>
+                <w:color w:val="000000"/>
                 <w:sz w:val="20"/>
               </w:rPr>
               <w:t>Unlimited</w:t>
+            </w:r>
+          </w:p>
+        </w:tc>
+        <w:tc>
+          <w:tcPr>
+            <w:tcW w:type="dxa" w:w="1568"/>
+          </w:tcPr>
+          <w:p>
+            <w:pPr>
+              <w:spacing w:before="20" w:after="20"/>
+              <w:jc w:val="left"/>
+            </w:pPr>
+            <w:r/>
+            <w:r>
+              <w:rPr>
+                <w:rFonts w:ascii="Calibri" w:hAnsi="Calibri"/>
+                <w:b w:val="0"/>
+                <w:color w:val="000000"/>
+                <w:sz w:val="20"/>
+              </w:rPr>
+              <w:t>69.9%</w:t>
+            </w:r>
+          </w:p>
+        </w:tc>
+        <w:tc>
+          <w:tcPr>
+            <w:tcW w:type="dxa" w:w="1568"/>
+          </w:tcPr>
+          <w:p>
+            <w:pPr>
+              <w:spacing w:before="20" w:after="20"/>
+              <w:jc w:val="left"/>
+            </w:pPr>
+            <w:r/>
+            <w:r>
+              <w:rPr>
+                <w:rFonts w:ascii="Calibri" w:hAnsi="Calibri"/>
+                <w:b w:val="0"/>
+                <w:color w:val="000000"/>
+                <w:sz w:val="20"/>
+              </w:rPr>
+              <w:t>White-glove</w:t>
             </w:r>
           </w:p>
         </w:tc>
@@ -874,20 +1442,35 @@
           <w:rFonts w:ascii="Calibri" w:hAnsi="Calibri"/>
           <w:color w:val="1F4E79"/>
         </w:rPr>
-        <w:t>Essential (Starter) — $51/mo + $100 Starter Fee — 1 Credit/mo</w:t>
+        <w:t>Essential (Starter) — $59/mo + $100 Starter Fee</w:t>
       </w:r>
     </w:p>
     <w:p>
       <w:pPr>
-        <w:spacing w:after="80"/>
+        <w:jc w:val="left"/>
       </w:pPr>
       <w:r>
         <w:rPr>
           <w:rFonts w:ascii="Calibri" w:hAnsi="Calibri"/>
           <w:b/>
-          <w:i w:val="0"/>
+          <w:color w:val="1F4E79"/>
+          <w:sz w:val="22"/>
         </w:rPr>
-        <w:t>Services:</w:t>
+        <w:t>1 credit/month | Margin: 66.1%</w:t>
+      </w:r>
+    </w:p>
+    <w:p>
+      <w:pPr>
+        <w:jc w:val="left"/>
+      </w:pPr>
+      <w:r>
+        <w:rPr>
+          <w:rFonts w:ascii="Calibri" w:hAnsi="Calibri"/>
+          <w:b/>
+          <w:color w:val="000000"/>
+          <w:sz w:val="22"/>
+        </w:rPr>
+        <w:t>Services Included:</w:t>
       </w:r>
     </w:p>
     <w:p>
@@ -897,7 +1480,7 @@
       <w:r>
         <w:rPr>
           <w:rFonts w:ascii="Calibri" w:hAnsi="Calibri"/>
-          <w:sz w:val="22"/>
+          <w:sz w:val="20"/>
         </w:rPr>
         <w:t>Telehealth visit ($99 value)</w:t>
       </w:r>
@@ -909,7 +1492,7 @@
       <w:r>
         <w:rPr>
           <w:rFonts w:ascii="Calibri" w:hAnsi="Calibri"/>
-          <w:sz w:val="22"/>
+          <w:sz w:val="20"/>
         </w:rPr>
         <w:t>Patient portal access</w:t>
       </w:r>
@@ -921,7 +1504,7 @@
       <w:r>
         <w:rPr>
           <w:rFonts w:ascii="Calibri" w:hAnsi="Calibri"/>
-          <w:sz w:val="22"/>
+          <w:sz w:val="20"/>
         </w:rPr>
         <w:t>24/7 secure messaging</w:t>
       </w:r>
@@ -933,22 +1516,23 @@
       <w:r>
         <w:rPr>
           <w:rFonts w:ascii="Calibri" w:hAnsi="Calibri"/>
-          <w:sz w:val="22"/>
+          <w:sz w:val="20"/>
         </w:rPr>
         <w:t>Discounted in-office visits ($124)</w:t>
       </w:r>
     </w:p>
     <w:p>
       <w:pPr>
-        <w:spacing w:after="80"/>
+        <w:jc w:val="left"/>
       </w:pPr>
       <w:r>
         <w:rPr>
           <w:rFonts w:ascii="Calibri" w:hAnsi="Calibri"/>
           <w:b/>
-          <w:i w:val="0"/>
+          <w:color w:val="000000"/>
+          <w:sz w:val="22"/>
         </w:rPr>
-        <w:t>Products:</w:t>
+        <w:t>Product Benefits:</w:t>
       </w:r>
     </w:p>
     <w:p>
@@ -958,7 +1542,7 @@
       <w:r>
         <w:rPr>
           <w:rFonts w:ascii="Calibri" w:hAnsi="Calibri"/>
-          <w:sz w:val="22"/>
+          <w:sz w:val="20"/>
         </w:rPr>
         <w:t>10% off medications</w:t>
       </w:r>
@@ -970,7 +1554,7 @@
       <w:r>
         <w:rPr>
           <w:rFonts w:ascii="Calibri" w:hAnsi="Calibri"/>
-          <w:sz w:val="22"/>
+          <w:sz w:val="20"/>
         </w:rPr>
         <w:t>10% off bloodwork</w:t>
       </w:r>
@@ -982,9 +1566,357 @@
       <w:r>
         <w:rPr>
           <w:rFonts w:ascii="Calibri" w:hAnsi="Calibri"/>
+          <w:sz w:val="20"/>
+        </w:rPr>
+        <w:t>10% off packages</w:t>
+      </w:r>
+    </w:p>
+    <w:p/>
+    <w:p>
+      <w:pPr>
+        <w:pStyle w:val="Heading2"/>
+      </w:pPr>
+      <w:r>
+        <w:rPr>
+          <w:rFonts w:ascii="Calibri" w:hAnsi="Calibri"/>
+          <w:color w:val="1F4E79"/>
+        </w:rPr>
+        <w:t>Wellness (Growth) — $99/mo + $149 Starter Fee</w:t>
+      </w:r>
+    </w:p>
+    <w:p>
+      <w:pPr>
+        <w:jc w:val="left"/>
+      </w:pPr>
+      <w:r>
+        <w:rPr>
+          <w:rFonts w:ascii="Calibri" w:hAnsi="Calibri"/>
+          <w:b/>
+          <w:color w:val="1F4E79"/>
           <w:sz w:val="22"/>
         </w:rPr>
-        <w:t>10% off packages</w:t>
+        <w:t>2 credits/month | Margin: 64.6%</w:t>
+      </w:r>
+    </w:p>
+    <w:p>
+      <w:pPr>
+        <w:jc w:val="left"/>
+      </w:pPr>
+      <w:r>
+        <w:rPr>
+          <w:rFonts w:ascii="Calibri" w:hAnsi="Calibri"/>
+          <w:b/>
+          <w:color w:val="000000"/>
+          <w:sz w:val="22"/>
+        </w:rPr>
+        <w:t>Everything in Essential, plus:</w:t>
+      </w:r>
+    </w:p>
+    <w:p>
+      <w:pPr>
+        <w:jc w:val="left"/>
+      </w:pPr>
+      <w:r>
+        <w:rPr>
+          <w:rFonts w:ascii="Calibri" w:hAnsi="Calibri"/>
+          <w:b/>
+          <w:color w:val="000000"/>
+          <w:sz w:val="22"/>
+        </w:rPr>
+        <w:t>Services Included:</w:t>
+      </w:r>
+    </w:p>
+    <w:p>
+      <w:pPr>
+        <w:pStyle w:val="ListBullet"/>
+      </w:pPr>
+      <w:r>
+        <w:rPr>
+          <w:rFonts w:ascii="Calibri" w:hAnsi="Calibri"/>
+          <w:sz w:val="20"/>
+        </w:rPr>
+        <w:t>1 in-office visit/month ($186 value)</w:t>
+      </w:r>
+    </w:p>
+    <w:p>
+      <w:pPr>
+        <w:pStyle w:val="ListBullet"/>
+      </w:pPr>
+      <w:r>
+        <w:rPr>
+          <w:rFonts w:ascii="Calibri" w:hAnsi="Calibri"/>
+          <w:sz w:val="20"/>
+        </w:rPr>
+        <w:t>Annual wellness exam ($311 value)</w:t>
+      </w:r>
+    </w:p>
+    <w:p>
+      <w:pPr>
+        <w:pStyle w:val="ListBullet"/>
+      </w:pPr>
+      <w:r>
+        <w:rPr>
+          <w:rFonts w:ascii="Calibri" w:hAnsi="Calibri"/>
+          <w:sz w:val="20"/>
+        </w:rPr>
+        <w:t>Priority scheduling</w:t>
+      </w:r>
+    </w:p>
+    <w:p>
+      <w:pPr>
+        <w:jc w:val="left"/>
+      </w:pPr>
+      <w:r>
+        <w:rPr>
+          <w:rFonts w:ascii="Calibri" w:hAnsi="Calibri"/>
+          <w:b/>
+          <w:color w:val="000000"/>
+          <w:sz w:val="22"/>
+        </w:rPr>
+        <w:t>Product Benefits:</w:t>
+      </w:r>
+    </w:p>
+    <w:p>
+      <w:pPr>
+        <w:pStyle w:val="ListBullet"/>
+      </w:pPr>
+      <w:r>
+        <w:rPr>
+          <w:rFonts w:ascii="Calibri" w:hAnsi="Calibri"/>
+          <w:sz w:val="20"/>
+        </w:rPr>
+        <w:t>15% off medications</w:t>
+      </w:r>
+    </w:p>
+    <w:p>
+      <w:pPr>
+        <w:pStyle w:val="ListBullet"/>
+      </w:pPr>
+      <w:r>
+        <w:rPr>
+          <w:rFonts w:ascii="Calibri" w:hAnsi="Calibri"/>
+          <w:sz w:val="20"/>
+        </w:rPr>
+        <w:t>15% off bloodwork</w:t>
+      </w:r>
+    </w:p>
+    <w:p>
+      <w:pPr>
+        <w:pStyle w:val="ListBullet"/>
+      </w:pPr>
+      <w:r>
+        <w:rPr>
+          <w:rFonts w:ascii="Calibri" w:hAnsi="Calibri"/>
+          <w:sz w:val="20"/>
+        </w:rPr>
+        <w:t>15% off packages</w:t>
+      </w:r>
+    </w:p>
+    <w:p>
+      <w:pPr>
+        <w:pStyle w:val="ListBullet"/>
+      </w:pPr>
+      <w:r>
+        <w:rPr>
+          <w:rFonts w:ascii="Calibri" w:hAnsi="Calibri"/>
+          <w:sz w:val="20"/>
+        </w:rPr>
+        <w:t>Free shipping on all orders</w:t>
+      </w:r>
+    </w:p>
+    <w:p/>
+    <w:p>
+      <w:pPr>
+        <w:pStyle w:val="Heading2"/>
+      </w:pPr>
+      <w:r>
+        <w:rPr>
+          <w:rFonts w:ascii="Calibri" w:hAnsi="Calibri"/>
+          <w:color w:val="1F4E79"/>
+        </w:rPr>
+        <w:t>Vitality (Scale) — $199/mo + $199 Starter Fee</w:t>
+      </w:r>
+    </w:p>
+    <w:p>
+      <w:pPr>
+        <w:jc w:val="left"/>
+      </w:pPr>
+      <w:r>
+        <w:rPr>
+          <w:rFonts w:ascii="Calibri" w:hAnsi="Calibri"/>
+          <w:b/>
+          <w:color w:val="1F4E79"/>
+          <w:sz w:val="22"/>
+        </w:rPr>
+        <w:t>4 credits/month | Margin: 67.3%</w:t>
+      </w:r>
+    </w:p>
+    <w:p>
+      <w:pPr>
+        <w:jc w:val="left"/>
+      </w:pPr>
+      <w:r>
+        <w:rPr>
+          <w:rFonts w:ascii="Calibri" w:hAnsi="Calibri"/>
+          <w:b/>
+          <w:color w:val="000000"/>
+          <w:sz w:val="22"/>
+        </w:rPr>
+        <w:t>Everything in Wellness, plus:</w:t>
+      </w:r>
+    </w:p>
+    <w:p>
+      <w:pPr>
+        <w:jc w:val="left"/>
+      </w:pPr>
+      <w:r>
+        <w:rPr>
+          <w:rFonts w:ascii="Calibri" w:hAnsi="Calibri"/>
+          <w:b/>
+          <w:color w:val="000000"/>
+          <w:sz w:val="22"/>
+        </w:rPr>
+        <w:t>Services Included:</w:t>
+      </w:r>
+    </w:p>
+    <w:p>
+      <w:pPr>
+        <w:pStyle w:val="ListBullet"/>
+      </w:pPr>
+      <w:r>
+        <w:rPr>
+          <w:rFonts w:ascii="Calibri" w:hAnsi="Calibri"/>
+          <w:sz w:val="20"/>
+        </w:rPr>
+        <w:t>2 in-office visits/month</w:t>
+      </w:r>
+    </w:p>
+    <w:p>
+      <w:pPr>
+        <w:pStyle w:val="ListBullet"/>
+      </w:pPr>
+      <w:r>
+        <w:rPr>
+          <w:rFonts w:ascii="Calibri" w:hAnsi="Calibri"/>
+          <w:sz w:val="20"/>
+        </w:rPr>
+        <w:t>Quarterly blood panel ($374 value)</w:t>
+      </w:r>
+    </w:p>
+    <w:p>
+      <w:pPr>
+        <w:pStyle w:val="ListBullet"/>
+      </w:pPr>
+      <w:r>
+        <w:rPr>
+          <w:rFonts w:ascii="Calibri" w:hAnsi="Calibri"/>
+          <w:sz w:val="20"/>
+        </w:rPr>
+        <w:t>Monthly B-12 injection ($30 value)</w:t>
+      </w:r>
+    </w:p>
+    <w:p>
+      <w:pPr>
+        <w:pStyle w:val="ListBullet"/>
+      </w:pPr>
+      <w:r>
+        <w:rPr>
+          <w:rFonts w:ascii="Calibri" w:hAnsi="Calibri"/>
+          <w:sz w:val="20"/>
+        </w:rPr>
+        <w:t>Direct physician line</w:t>
+      </w:r>
+    </w:p>
+    <w:p>
+      <w:pPr>
+        <w:pStyle w:val="ListBullet"/>
+      </w:pPr>
+      <w:r>
+        <w:rPr>
+          <w:rFonts w:ascii="Calibri" w:hAnsi="Calibri"/>
+          <w:sz w:val="20"/>
+        </w:rPr>
+        <w:t>Dedicated care coordinator</w:t>
+      </w:r>
+    </w:p>
+    <w:p>
+      <w:pPr>
+        <w:jc w:val="left"/>
+      </w:pPr>
+      <w:r>
+        <w:rPr>
+          <w:rFonts w:ascii="Calibri" w:hAnsi="Calibri"/>
+          <w:b/>
+          <w:color w:val="000000"/>
+          <w:sz w:val="22"/>
+        </w:rPr>
+        <w:t>Product Benefits:</w:t>
+      </w:r>
+    </w:p>
+    <w:p>
+      <w:pPr>
+        <w:pStyle w:val="ListBullet"/>
+      </w:pPr>
+      <w:r>
+        <w:rPr>
+          <w:rFonts w:ascii="Calibri" w:hAnsi="Calibri"/>
+          <w:sz w:val="20"/>
+        </w:rPr>
+        <w:t>20% off medications</w:t>
+      </w:r>
+    </w:p>
+    <w:p>
+      <w:pPr>
+        <w:pStyle w:val="ListBullet"/>
+      </w:pPr>
+      <w:r>
+        <w:rPr>
+          <w:rFonts w:ascii="Calibri" w:hAnsi="Calibri"/>
+          <w:sz w:val="20"/>
+        </w:rPr>
+        <w:t>20% off products</w:t>
+      </w:r>
+    </w:p>
+    <w:p>
+      <w:pPr>
+        <w:pStyle w:val="ListBullet"/>
+      </w:pPr>
+      <w:r>
+        <w:rPr>
+          <w:rFonts w:ascii="Calibri" w:hAnsi="Calibri"/>
+          <w:sz w:val="20"/>
+        </w:rPr>
+        <w:t>20% off packages</w:t>
+      </w:r>
+    </w:p>
+    <w:p>
+      <w:pPr>
+        <w:pStyle w:val="ListBullet"/>
+      </w:pPr>
+      <w:r>
+        <w:rPr>
+          <w:rFonts w:ascii="Calibri" w:hAnsi="Calibri"/>
+          <w:sz w:val="20"/>
+        </w:rPr>
+        <w:t>Free telehealth visit/month</w:t>
+      </w:r>
+    </w:p>
+    <w:p>
+      <w:pPr>
+        <w:pStyle w:val="ListBullet"/>
+      </w:pPr>
+      <w:r>
+        <w:rPr>
+          <w:rFonts w:ascii="Calibri" w:hAnsi="Calibri"/>
+          <w:sz w:val="20"/>
+        </w:rPr>
+        <w:t>Free Anastrozole if on TRT ($44 value)</w:t>
+      </w:r>
+    </w:p>
+    <w:p/>
+    <w:p>
+      <w:r>
+        <w:br w:type="page"/>
       </w:r>
     </w:p>
     <w:p>
@@ -996,33 +1928,49 @@
           <w:rFonts w:ascii="Calibri" w:hAnsi="Calibri"/>
           <w:color w:val="1F4E79"/>
         </w:rPr>
-        <w:t>Wellness (Growth) — $99/mo + $100 Starter Fee — 2 Credits/mo</w:t>
+        <w:t>Premium (Elite) — $299/mo + $249 Starter Fee</w:t>
       </w:r>
     </w:p>
     <w:p>
       <w:pPr>
-        <w:spacing w:after="80"/>
-      </w:pPr>
-      <w:r>
-        <w:rPr>
-          <w:rFonts w:ascii="Calibri" w:hAnsi="Calibri"/>
-          <w:b w:val="0"/>
-          <w:i/>
-        </w:rPr>
-        <w:t>Includes everything in Essential, plus:</w:t>
-      </w:r>
-    </w:p>
-    <w:p>
-      <w:pPr>
-        <w:spacing w:after="80"/>
+        <w:jc w:val="left"/>
       </w:pPr>
       <w:r>
         <w:rPr>
           <w:rFonts w:ascii="Calibri" w:hAnsi="Calibri"/>
           <w:b/>
-          <w:i w:val="0"/>
+          <w:color w:val="1F4E79"/>
+          <w:sz w:val="22"/>
         </w:rPr>
-        <w:t>Services:</w:t>
+        <w:t>6 credits/month | Margin: 66.6%</w:t>
+      </w:r>
+    </w:p>
+    <w:p>
+      <w:pPr>
+        <w:jc w:val="left"/>
+      </w:pPr>
+      <w:r>
+        <w:rPr>
+          <w:rFonts w:ascii="Calibri" w:hAnsi="Calibri"/>
+          <w:b/>
+          <w:color w:val="000000"/>
+          <w:sz w:val="22"/>
+        </w:rPr>
+        <w:t>Everything in Vitality, plus:</w:t>
+      </w:r>
+    </w:p>
+    <w:p>
+      <w:pPr>
+        <w:jc w:val="left"/>
+      </w:pPr>
+      <w:r>
+        <w:rPr>
+          <w:rFonts w:ascii="Calibri" w:hAnsi="Calibri"/>
+          <w:b/>
+          <w:color w:val="000000"/>
+          <w:sz w:val="22"/>
+        </w:rPr>
+        <w:t>Services Included:</w:t>
       </w:r>
     </w:p>
     <w:p>
@@ -1032,313 +1980,7 @@
       <w:r>
         <w:rPr>
           <w:rFonts w:ascii="Calibri" w:hAnsi="Calibri"/>
-          <w:sz w:val="22"/>
-        </w:rPr>
-        <w:t>1 in-office visit per month ($186 value)</w:t>
-      </w:r>
-    </w:p>
-    <w:p>
-      <w:pPr>
-        <w:pStyle w:val="ListBullet"/>
-      </w:pPr>
-      <w:r>
-        <w:rPr>
-          <w:rFonts w:ascii="Calibri" w:hAnsi="Calibri"/>
-          <w:sz w:val="22"/>
-        </w:rPr>
-        <w:t>Annual wellness exam ($311 value)</w:t>
-      </w:r>
-    </w:p>
-    <w:p>
-      <w:pPr>
-        <w:pStyle w:val="ListBullet"/>
-      </w:pPr>
-      <w:r>
-        <w:rPr>
-          <w:rFonts w:ascii="Calibri" w:hAnsi="Calibri"/>
-          <w:sz w:val="22"/>
-        </w:rPr>
-        <w:t>Priority scheduling</w:t>
-      </w:r>
-    </w:p>
-    <w:p>
-      <w:pPr>
-        <w:spacing w:after="80"/>
-      </w:pPr>
-      <w:r>
-        <w:rPr>
-          <w:rFonts w:ascii="Calibri" w:hAnsi="Calibri"/>
-          <w:b/>
-          <w:i w:val="0"/>
-        </w:rPr>
-        <w:t>Products:</w:t>
-      </w:r>
-    </w:p>
-    <w:p>
-      <w:pPr>
-        <w:pStyle w:val="ListBullet"/>
-      </w:pPr>
-      <w:r>
-        <w:rPr>
-          <w:rFonts w:ascii="Calibri" w:hAnsi="Calibri"/>
-          <w:sz w:val="22"/>
-        </w:rPr>
-        <w:t>15% off medications</w:t>
-      </w:r>
-    </w:p>
-    <w:p>
-      <w:pPr>
-        <w:pStyle w:val="ListBullet"/>
-      </w:pPr>
-      <w:r>
-        <w:rPr>
-          <w:rFonts w:ascii="Calibri" w:hAnsi="Calibri"/>
-          <w:sz w:val="22"/>
-        </w:rPr>
-        <w:t>15% off bloodwork</w:t>
-      </w:r>
-    </w:p>
-    <w:p>
-      <w:pPr>
-        <w:pStyle w:val="ListBullet"/>
-      </w:pPr>
-      <w:r>
-        <w:rPr>
-          <w:rFonts w:ascii="Calibri" w:hAnsi="Calibri"/>
-          <w:sz w:val="22"/>
-        </w:rPr>
-        <w:t>15% off packages</w:t>
-      </w:r>
-    </w:p>
-    <w:p>
-      <w:pPr>
-        <w:pStyle w:val="ListBullet"/>
-      </w:pPr>
-      <w:r>
-        <w:rPr>
-          <w:rFonts w:ascii="Calibri" w:hAnsi="Calibri"/>
-          <w:sz w:val="22"/>
-        </w:rPr>
-        <w:t>Free shipping on all orders</w:t>
-      </w:r>
-    </w:p>
-    <w:p>
-      <w:pPr>
-        <w:pStyle w:val="Heading2"/>
-      </w:pPr>
-      <w:r>
-        <w:rPr>
-          <w:rFonts w:ascii="Calibri" w:hAnsi="Calibri"/>
-          <w:color w:val="1F4E79"/>
-        </w:rPr>
-        <w:t>Vitality (Scale) — $199/mo + $150 Starter Fee — 4 Credits/mo</w:t>
-      </w:r>
-    </w:p>
-    <w:p>
-      <w:pPr>
-        <w:spacing w:after="80"/>
-      </w:pPr>
-      <w:r>
-        <w:rPr>
-          <w:rFonts w:ascii="Calibri" w:hAnsi="Calibri"/>
-          <w:b w:val="0"/>
-          <w:i/>
-        </w:rPr>
-        <w:t>Includes everything in Wellness, plus:</w:t>
-      </w:r>
-    </w:p>
-    <w:p>
-      <w:pPr>
-        <w:spacing w:after="80"/>
-      </w:pPr>
-      <w:r>
-        <w:rPr>
-          <w:rFonts w:ascii="Calibri" w:hAnsi="Calibri"/>
-          <w:b/>
-          <w:i w:val="0"/>
-        </w:rPr>
-        <w:t>Services:</w:t>
-      </w:r>
-    </w:p>
-    <w:p>
-      <w:pPr>
-        <w:pStyle w:val="ListBullet"/>
-      </w:pPr>
-      <w:r>
-        <w:rPr>
-          <w:rFonts w:ascii="Calibri" w:hAnsi="Calibri"/>
-          <w:sz w:val="22"/>
-        </w:rPr>
-        <w:t>2 in-office visits per month</w:t>
-      </w:r>
-    </w:p>
-    <w:p>
-      <w:pPr>
-        <w:pStyle w:val="ListBullet"/>
-      </w:pPr>
-      <w:r>
-        <w:rPr>
-          <w:rFonts w:ascii="Calibri" w:hAnsi="Calibri"/>
-          <w:sz w:val="22"/>
-        </w:rPr>
-        <w:t>Quarterly comprehensive blood panel ($374 value)</w:t>
-      </w:r>
-    </w:p>
-    <w:p>
-      <w:pPr>
-        <w:pStyle w:val="ListBullet"/>
-      </w:pPr>
-      <w:r>
-        <w:rPr>
-          <w:rFonts w:ascii="Calibri" w:hAnsi="Calibri"/>
-          <w:sz w:val="22"/>
-        </w:rPr>
-        <w:t>Monthly B-12 injection ($30 value)</w:t>
-      </w:r>
-    </w:p>
-    <w:p>
-      <w:pPr>
-        <w:pStyle w:val="ListBullet"/>
-      </w:pPr>
-      <w:r>
-        <w:rPr>
-          <w:rFonts w:ascii="Calibri" w:hAnsi="Calibri"/>
-          <w:sz w:val="22"/>
-        </w:rPr>
-        <w:t>Direct physician line</w:t>
-      </w:r>
-    </w:p>
-    <w:p>
-      <w:pPr>
-        <w:pStyle w:val="ListBullet"/>
-      </w:pPr>
-      <w:r>
-        <w:rPr>
-          <w:rFonts w:ascii="Calibri" w:hAnsi="Calibri"/>
-          <w:sz w:val="22"/>
-        </w:rPr>
-        <w:t>Dedicated care coordinator</w:t>
-      </w:r>
-    </w:p>
-    <w:p>
-      <w:pPr>
-        <w:spacing w:after="80"/>
-      </w:pPr>
-      <w:r>
-        <w:rPr>
-          <w:rFonts w:ascii="Calibri" w:hAnsi="Calibri"/>
-          <w:b/>
-          <w:i w:val="0"/>
-        </w:rPr>
-        <w:t>Products:</w:t>
-      </w:r>
-    </w:p>
-    <w:p>
-      <w:pPr>
-        <w:pStyle w:val="ListBullet"/>
-      </w:pPr>
-      <w:r>
-        <w:rPr>
-          <w:rFonts w:ascii="Calibri" w:hAnsi="Calibri"/>
-          <w:sz w:val="22"/>
-        </w:rPr>
-        <w:t>20% off medications</w:t>
-      </w:r>
-    </w:p>
-    <w:p>
-      <w:pPr>
-        <w:pStyle w:val="ListBullet"/>
-      </w:pPr>
-      <w:r>
-        <w:rPr>
-          <w:rFonts w:ascii="Calibri" w:hAnsi="Calibri"/>
-          <w:sz w:val="22"/>
-        </w:rPr>
-        <w:t>20% off products</w:t>
-      </w:r>
-    </w:p>
-    <w:p>
-      <w:pPr>
-        <w:pStyle w:val="ListBullet"/>
-      </w:pPr>
-      <w:r>
-        <w:rPr>
-          <w:rFonts w:ascii="Calibri" w:hAnsi="Calibri"/>
-          <w:sz w:val="22"/>
-        </w:rPr>
-        <w:t>20% off packages</w:t>
-      </w:r>
-    </w:p>
-    <w:p>
-      <w:pPr>
-        <w:pStyle w:val="ListBullet"/>
-      </w:pPr>
-      <w:r>
-        <w:rPr>
-          <w:rFonts w:ascii="Calibri" w:hAnsi="Calibri"/>
-          <w:sz w:val="22"/>
-        </w:rPr>
-        <w:t>Free telehealth visit per month</w:t>
-      </w:r>
-    </w:p>
-    <w:p>
-      <w:pPr>
-        <w:pStyle w:val="ListBullet"/>
-      </w:pPr>
-      <w:r>
-        <w:rPr>
-          <w:rFonts w:ascii="Calibri" w:hAnsi="Calibri"/>
-          <w:sz w:val="22"/>
-        </w:rPr>
-        <w:t>Free Anastrozole if on TRT ($44 value)</w:t>
-      </w:r>
-    </w:p>
-    <w:p>
-      <w:pPr>
-        <w:pStyle w:val="Heading2"/>
-      </w:pPr>
-      <w:r>
-        <w:rPr>
-          <w:rFonts w:ascii="Calibri" w:hAnsi="Calibri"/>
-          <w:color w:val="1F4E79"/>
-        </w:rPr>
-        <w:t>Premium (Elite) — $299/mo + $200 Starter Fee — 6 Credits/mo</w:t>
-      </w:r>
-    </w:p>
-    <w:p>
-      <w:pPr>
-        <w:spacing w:after="80"/>
-      </w:pPr>
-      <w:r>
-        <w:rPr>
-          <w:rFonts w:ascii="Calibri" w:hAnsi="Calibri"/>
-          <w:b w:val="0"/>
-          <w:i/>
-        </w:rPr>
-        <w:t>Includes everything in Vitality, plus:</w:t>
-      </w:r>
-    </w:p>
-    <w:p>
-      <w:pPr>
-        <w:spacing w:after="80"/>
-      </w:pPr>
-      <w:r>
-        <w:rPr>
-          <w:rFonts w:ascii="Calibri" w:hAnsi="Calibri"/>
-          <w:b/>
-          <w:i w:val="0"/>
-        </w:rPr>
-        <w:t>Services:</w:t>
-      </w:r>
-    </w:p>
-    <w:p>
-      <w:pPr>
-        <w:pStyle w:val="ListBullet"/>
-      </w:pPr>
-      <w:r>
-        <w:rPr>
-          <w:rFonts w:ascii="Calibri" w:hAnsi="Calibri"/>
-          <w:sz w:val="22"/>
+          <w:sz w:val="20"/>
         </w:rPr>
         <w:t>Unlimited in-office visits</w:t>
       </w:r>
@@ -1350,9 +1992,9 @@
       <w:r>
         <w:rPr>
           <w:rFonts w:ascii="Calibri" w:hAnsi="Calibri"/>
-          <w:sz w:val="22"/>
+          <w:sz w:val="20"/>
         </w:rPr>
-        <w:t>Monthly comprehensive blood panel</w:t>
+        <w:t>Monthly blood panel</w:t>
       </w:r>
     </w:p>
     <w:p>
@@ -1362,9 +2004,9 @@
       <w:r>
         <w:rPr>
           <w:rFonts w:ascii="Calibri" w:hAnsi="Calibri"/>
-          <w:sz w:val="22"/>
+          <w:sz w:val="20"/>
         </w:rPr>
-        <w:t>Monthly IV Therapy session ($150 value)</w:t>
+        <w:t>Monthly IV Therapy ($150 value)</w:t>
       </w:r>
     </w:p>
     <w:p>
@@ -1374,7 +2016,7 @@
       <w:r>
         <w:rPr>
           <w:rFonts w:ascii="Calibri" w:hAnsi="Calibri"/>
-          <w:sz w:val="22"/>
+          <w:sz w:val="20"/>
         </w:rPr>
         <w:t>Same-day appointment guarantee</w:t>
       </w:r>
@@ -1386,22 +2028,23 @@
       <w:r>
         <w:rPr>
           <w:rFonts w:ascii="Calibri" w:hAnsi="Calibri"/>
-          <w:sz w:val="22"/>
+          <w:sz w:val="20"/>
         </w:rPr>
         <w:t>After-hours phone access</w:t>
       </w:r>
     </w:p>
     <w:p>
       <w:pPr>
-        <w:spacing w:after="80"/>
+        <w:jc w:val="left"/>
       </w:pPr>
       <w:r>
         <w:rPr>
           <w:rFonts w:ascii="Calibri" w:hAnsi="Calibri"/>
           <w:b/>
-          <w:i w:val="0"/>
+          <w:color w:val="000000"/>
+          <w:sz w:val="22"/>
         </w:rPr>
-        <w:t>Products:</w:t>
+        <w:t>Product Benefits:</w:t>
       </w:r>
     </w:p>
     <w:p>
@@ -1411,7 +2054,7 @@
       <w:r>
         <w:rPr>
           <w:rFonts w:ascii="Calibri" w:hAnsi="Calibri"/>
-          <w:sz w:val="22"/>
+          <w:sz w:val="20"/>
         </w:rPr>
         <w:t>25% off everything</w:t>
       </w:r>
@@ -1423,7 +2066,7 @@
       <w:r>
         <w:rPr>
           <w:rFonts w:ascii="Calibri" w:hAnsi="Calibri"/>
-          <w:sz w:val="22"/>
+          <w:sz w:val="20"/>
         </w:rPr>
         <w:t>Priority shipping</w:t>
       </w:r>
@@ -1435,7 +2078,7 @@
       <w:r>
         <w:rPr>
           <w:rFonts w:ascii="Calibri" w:hAnsi="Calibri"/>
-          <w:sz w:val="22"/>
+          <w:sz w:val="20"/>
         </w:rPr>
         <w:t>Annual Anti-Aging Gel ($174 value)</w:t>
       </w:r>
@@ -1447,11 +2090,12 @@
       <w:r>
         <w:rPr>
           <w:rFonts w:ascii="Calibri" w:hAnsi="Calibri"/>
-          <w:sz w:val="22"/>
+          <w:sz w:val="20"/>
         </w:rPr>
         <w:t>Birthday free product (up to $211 value)</w:t>
       </w:r>
     </w:p>
+    <w:p/>
     <w:p>
       <w:pPr>
         <w:pStyle w:val="Heading2"/>
@@ -1461,33 +2105,49 @@
           <w:rFonts w:ascii="Calibri" w:hAnsi="Calibri"/>
           <w:color w:val="1F4E79"/>
         </w:rPr>
-        <w:t>Concierge (VIP) — $499/mo + $299 Starter Fee — Unlimited Credits</w:t>
+        <w:t>Concierge (VIP) — $499/mo + $349 Starter Fee</w:t>
       </w:r>
     </w:p>
     <w:p>
       <w:pPr>
-        <w:spacing w:after="80"/>
-      </w:pPr>
-      <w:r>
-        <w:rPr>
-          <w:rFonts w:ascii="Calibri" w:hAnsi="Calibri"/>
-          <w:b w:val="0"/>
-          <w:i/>
-        </w:rPr>
-        <w:t>Includes everything in Premium, plus:</w:t>
-      </w:r>
-    </w:p>
-    <w:p>
-      <w:pPr>
-        <w:spacing w:after="80"/>
+        <w:jc w:val="left"/>
       </w:pPr>
       <w:r>
         <w:rPr>
           <w:rFonts w:ascii="Calibri" w:hAnsi="Calibri"/>
           <w:b/>
-          <w:i w:val="0"/>
+          <w:color w:val="1F4E79"/>
+          <w:sz w:val="22"/>
         </w:rPr>
-        <w:t>Services:</w:t>
+        <w:t>Unlimited credits | Margin: 69.9%</w:t>
+      </w:r>
+    </w:p>
+    <w:p>
+      <w:pPr>
+        <w:jc w:val="left"/>
+      </w:pPr>
+      <w:r>
+        <w:rPr>
+          <w:rFonts w:ascii="Calibri" w:hAnsi="Calibri"/>
+          <w:b/>
+          <w:color w:val="000000"/>
+          <w:sz w:val="22"/>
+        </w:rPr>
+        <w:t>Everything in Premium, plus:</w:t>
+      </w:r>
+    </w:p>
+    <w:p>
+      <w:pPr>
+        <w:jc w:val="left"/>
+      </w:pPr>
+      <w:r>
+        <w:rPr>
+          <w:rFonts w:ascii="Calibri" w:hAnsi="Calibri"/>
+          <w:b/>
+          <w:color w:val="000000"/>
+          <w:sz w:val="22"/>
+        </w:rPr>
+        <w:t>Services Included:</w:t>
       </w:r>
     </w:p>
     <w:p>
@@ -1497,9 +2157,9 @@
       <w:r>
         <w:rPr>
           <w:rFonts w:ascii="Calibri" w:hAnsi="Calibri"/>
-          <w:sz w:val="22"/>
+          <w:sz w:val="20"/>
         </w:rPr>
-        <w:t>Unlimited in-office visits and telehealth</w:t>
+        <w:t>Unlimited visits + telehealth</w:t>
       </w:r>
     </w:p>
     <w:p>
@@ -1509,7 +2169,7 @@
       <w:r>
         <w:rPr>
           <w:rFonts w:ascii="Calibri" w:hAnsi="Calibri"/>
-          <w:sz w:val="22"/>
+          <w:sz w:val="20"/>
         </w:rPr>
         <w:t>Quarterly wellness review</w:t>
       </w:r>
@@ -1521,7 +2181,7 @@
       <w:r>
         <w:rPr>
           <w:rFonts w:ascii="Calibri" w:hAnsi="Calibri"/>
-          <w:sz w:val="22"/>
+          <w:sz w:val="20"/>
         </w:rPr>
         <w:t>Annual comprehensive + specialty labs</w:t>
       </w:r>
@@ -1533,9 +2193,9 @@
       <w:r>
         <w:rPr>
           <w:rFonts w:ascii="Calibri" w:hAnsi="Calibri"/>
-          <w:sz w:val="22"/>
+          <w:sz w:val="20"/>
         </w:rPr>
-        <w:t>Direct cell phone access to Dr. Tack</w:t>
+        <w:t>Direct cell to Dr. Tack</w:t>
       </w:r>
     </w:p>
     <w:p>
@@ -1545,9 +2205,9 @@
       <w:r>
         <w:rPr>
           <w:rFonts w:ascii="Calibri" w:hAnsi="Calibri"/>
-          <w:sz w:val="22"/>
+          <w:sz w:val="20"/>
         </w:rPr>
-        <w:t>Same-day prescriptions</w:t>
+        <w:t>Same-day Rx processing</w:t>
       </w:r>
     </w:p>
     <w:p>
@@ -1557,22 +2217,23 @@
       <w:r>
         <w:rPr>
           <w:rFonts w:ascii="Calibri" w:hAnsi="Calibri"/>
-          <w:sz w:val="22"/>
+          <w:sz w:val="20"/>
         </w:rPr>
         <w:t>Priority referrals</w:t>
       </w:r>
     </w:p>
     <w:p>
       <w:pPr>
-        <w:spacing w:after="80"/>
+        <w:jc w:val="left"/>
       </w:pPr>
       <w:r>
         <w:rPr>
           <w:rFonts w:ascii="Calibri" w:hAnsi="Calibri"/>
           <w:b/>
-          <w:i w:val="0"/>
+          <w:color w:val="000000"/>
+          <w:sz w:val="22"/>
         </w:rPr>
-        <w:t>Products:</w:t>
+        <w:t>Product Benefits:</w:t>
       </w:r>
     </w:p>
     <w:p>
@@ -1582,7 +2243,7 @@
       <w:r>
         <w:rPr>
           <w:rFonts w:ascii="Calibri" w:hAnsi="Calibri"/>
-          <w:sz w:val="22"/>
+          <w:sz w:val="20"/>
         </w:rPr>
         <w:t>30% off everything</w:t>
       </w:r>
@@ -1594,9 +2255,9 @@
       <w:r>
         <w:rPr>
           <w:rFonts w:ascii="Calibri" w:hAnsi="Calibri"/>
-          <w:sz w:val="22"/>
+          <w:sz w:val="20"/>
         </w:rPr>
-        <w:t>Monthly B-12 injection + quarterly IV Therapy</w:t>
+        <w:t>Monthly B-12 + quarterly IV Therapy</w:t>
       </w:r>
     </w:p>
     <w:p>
@@ -1606,7 +2267,7 @@
       <w:r>
         <w:rPr>
           <w:rFonts w:ascii="Calibri" w:hAnsi="Calibri"/>
-          <w:sz w:val="22"/>
+          <w:sz w:val="20"/>
         </w:rPr>
         <w:t>Annual skincare bundle ($499 value)</w:t>
       </w:r>
@@ -1618,9 +2279,9 @@
       <w:r>
         <w:rPr>
           <w:rFonts w:ascii="Calibri" w:hAnsi="Calibri"/>
-          <w:sz w:val="22"/>
+          <w:sz w:val="20"/>
         </w:rPr>
-        <w:t>2 guest passes per month</w:t>
+        <w:t>2 guest passes/month</w:t>
       </w:r>
     </w:p>
     <w:p>
@@ -1630,9 +2291,9 @@
       <w:r>
         <w:rPr>
           <w:rFonts w:ascii="Calibri" w:hAnsi="Calibri"/>
-          <w:sz w:val="22"/>
+          <w:sz w:val="20"/>
         </w:rPr>
-        <w:t>1 free package upgrade per year (up to $500 value)</w:t>
+        <w:t>1 free package upgrade/year (up to $500 value)</w:t>
       </w:r>
     </w:p>
     <w:p>
@@ -1649,9 +2310,24 @@
           <w:rFonts w:ascii="Calibri" w:hAnsi="Calibri"/>
           <w:color w:val="1F4E79"/>
         </w:rPr>
-        <w:t>Section 2: Bundles (16 Product Groupings)</w:t>
+        <w:t>Section 2: Bundles</w:t>
       </w:r>
     </w:p>
+    <w:p>
+      <w:pPr>
+        <w:jc w:val="left"/>
+      </w:pPr>
+      <w:r>
+        <w:rPr>
+          <w:rFonts w:ascii="Calibri" w:hAnsi="Calibri"/>
+          <w:b/>
+          <w:color w:val="1F4E79"/>
+          <w:sz w:val="24"/>
+        </w:rPr>
+        <w:t>16 product groupings | All 65-95% margins</w:t>
+      </w:r>
+    </w:p>
+    <w:p/>
     <w:p>
       <w:pPr>
         <w:pStyle w:val="Heading2"/>
@@ -1668,20 +2344,25 @@
       <w:tblPr>
         <w:tblStyle w:val="TableGrid"/>
         <w:tblW w:type="auto" w:w="0"/>
-        <w:jc w:val="left"/>
+        <w:jc w:val="center"/>
         <w:tblLook w:firstColumn="1" w:firstRow="1" w:lastColumn="0" w:lastRow="0" w:noHBand="0" w:noVBand="1" w:val="04A0"/>
       </w:tblPr>
       <w:tblGrid>
-        <w:gridCol w:w="4320"/>
-        <w:gridCol w:w="4320"/>
+        <w:gridCol w:w="3135"/>
+        <w:gridCol w:w="3135"/>
+        <w:gridCol w:w="3135"/>
       </w:tblGrid>
       <w:tr>
         <w:tc>
           <w:tcPr>
-            <w:tcW w:type="dxa" w:w="5760"/>
-            <w:shd w:fill="2E75B6" w:val="clear"/>
+            <w:tcW w:type="dxa" w:w="3135"/>
+            <w:shd w:fill="1F4E79"/>
           </w:tcPr>
           <w:p>
+            <w:pPr>
+              <w:spacing w:before="20" w:after="20"/>
+              <w:jc w:val="center"/>
+            </w:pPr>
             <w:r/>
             <w:r>
               <w:rPr>
@@ -1696,10 +2377,14 @@
         </w:tc>
         <w:tc>
           <w:tcPr>
-            <w:tcW w:type="dxa" w:w="2880"/>
-            <w:shd w:fill="2E75B6" w:val="clear"/>
+            <w:tcW w:type="dxa" w:w="3135"/>
+            <w:shd w:fill="1F4E79"/>
           </w:tcPr>
           <w:p>
+            <w:pPr>
+              <w:spacing w:before="20" w:after="20"/>
+              <w:jc w:val="center"/>
+            </w:pPr>
             <w:r/>
             <w:r>
               <w:rPr>
@@ -1712,35 +2397,25 @@
             </w:r>
           </w:p>
         </w:tc>
-      </w:tr>
-      <w:tr>
         <w:tc>
           <w:tcPr>
-            <w:tcW w:type="dxa" w:w="5760"/>
+            <w:tcW w:type="dxa" w:w="3135"/>
+            <w:shd w:fill="1F4E79"/>
           </w:tcPr>
           <w:p>
+            <w:pPr>
+              <w:spacing w:before="20" w:after="20"/>
+              <w:jc w:val="center"/>
+            </w:pPr>
             <w:r/>
             <w:r>
               <w:rPr>
                 <w:rFonts w:ascii="Calibri" w:hAnsi="Calibri"/>
+                <w:b/>
+                <w:color w:val="FFFFFF"/>
                 <w:sz w:val="20"/>
               </w:rPr>
-              <w:t>Weight Loss Level 1</w:t>
-            </w:r>
-          </w:p>
-        </w:tc>
-        <w:tc>
-          <w:tcPr>
-            <w:tcW w:type="dxa" w:w="2880"/>
-          </w:tcPr>
-          <w:p>
-            <w:r/>
-            <w:r>
-              <w:rPr>
-                <w:rFonts w:ascii="Calibri" w:hAnsi="Calibri"/>
-                <w:sz w:val="20"/>
-              </w:rPr>
-              <w:t>$186</w:t>
+              <w:t>Category</w:t>
             </w:r>
           </w:p>
         </w:tc>
@@ -1748,33 +2423,64 @@
       <w:tr>
         <w:tc>
           <w:tcPr>
-            <w:tcW w:type="dxa" w:w="5760"/>
-            <w:shd w:fill="D6E4F0" w:val="clear"/>
+            <w:tcW w:type="dxa" w:w="3135"/>
           </w:tcPr>
           <w:p>
+            <w:pPr>
+              <w:spacing w:before="20" w:after="20"/>
+              <w:jc w:val="left"/>
+            </w:pPr>
             <w:r/>
             <w:r>
               <w:rPr>
                 <w:rFonts w:ascii="Calibri" w:hAnsi="Calibri"/>
+                <w:b w:val="0"/>
+                <w:color w:val="000000"/>
                 <w:sz w:val="20"/>
               </w:rPr>
-              <w:t>Weight Loss Level 2</w:t>
+              <w:t>WL Level 1</w:t>
             </w:r>
           </w:p>
         </w:tc>
         <w:tc>
           <w:tcPr>
-            <w:tcW w:type="dxa" w:w="2880"/>
-            <w:shd w:fill="D6E4F0" w:val="clear"/>
+            <w:tcW w:type="dxa" w:w="3135"/>
           </w:tcPr>
           <w:p>
+            <w:pPr>
+              <w:spacing w:before="20" w:after="20"/>
+              <w:jc w:val="left"/>
+            </w:pPr>
             <w:r/>
             <w:r>
               <w:rPr>
                 <w:rFonts w:ascii="Calibri" w:hAnsi="Calibri"/>
+                <w:b w:val="0"/>
+                <w:color w:val="000000"/>
                 <w:sz w:val="20"/>
               </w:rPr>
-              <w:t>$249</w:t>
+              <w:t>$186</w:t>
+            </w:r>
+          </w:p>
+        </w:tc>
+        <w:tc>
+          <w:tcPr>
+            <w:tcW w:type="dxa" w:w="3135"/>
+          </w:tcPr>
+          <w:p>
+            <w:pPr>
+              <w:spacing w:before="20" w:after="20"/>
+              <w:jc w:val="left"/>
+            </w:pPr>
+            <w:r/>
+            <w:r>
+              <w:rPr>
+                <w:rFonts w:ascii="Calibri" w:hAnsi="Calibri"/>
+                <w:b w:val="0"/>
+                <w:color w:val="000000"/>
+                <w:sz w:val="20"/>
+              </w:rPr>
+              <w:t>Weight Loss</w:t>
             </w:r>
           </w:p>
         </w:tc>
@@ -1782,31 +2488,67 @@
       <w:tr>
         <w:tc>
           <w:tcPr>
-            <w:tcW w:type="dxa" w:w="5760"/>
+            <w:tcW w:type="dxa" w:w="3135"/>
+            <w:shd w:fill="D6E4F0"/>
           </w:tcPr>
           <w:p>
+            <w:pPr>
+              <w:spacing w:before="20" w:after="20"/>
+              <w:jc w:val="left"/>
+            </w:pPr>
             <w:r/>
             <w:r>
               <w:rPr>
                 <w:rFonts w:ascii="Calibri" w:hAnsi="Calibri"/>
+                <w:b w:val="0"/>
+                <w:color w:val="000000"/>
                 <w:sz w:val="20"/>
               </w:rPr>
-              <w:t>Weight Loss Level 3</w:t>
+              <w:t>WL Level 2</w:t>
             </w:r>
           </w:p>
         </w:tc>
         <w:tc>
           <w:tcPr>
-            <w:tcW w:type="dxa" w:w="2880"/>
+            <w:tcW w:type="dxa" w:w="3135"/>
+            <w:shd w:fill="D6E4F0"/>
           </w:tcPr>
           <w:p>
+            <w:pPr>
+              <w:spacing w:before="20" w:after="20"/>
+              <w:jc w:val="left"/>
+            </w:pPr>
             <w:r/>
             <w:r>
               <w:rPr>
                 <w:rFonts w:ascii="Calibri" w:hAnsi="Calibri"/>
+                <w:b w:val="0"/>
+                <w:color w:val="000000"/>
                 <w:sz w:val="20"/>
               </w:rPr>
-              <w:t>$399</w:t>
+              <w:t>$249</w:t>
+            </w:r>
+          </w:p>
+        </w:tc>
+        <w:tc>
+          <w:tcPr>
+            <w:tcW w:type="dxa" w:w="3135"/>
+            <w:shd w:fill="D6E4F0"/>
+          </w:tcPr>
+          <w:p>
+            <w:pPr>
+              <w:spacing w:before="20" w:after="20"/>
+              <w:jc w:val="left"/>
+            </w:pPr>
+            <w:r/>
+            <w:r>
+              <w:rPr>
+                <w:rFonts w:ascii="Calibri" w:hAnsi="Calibri"/>
+                <w:b w:val="0"/>
+                <w:color w:val="000000"/>
+                <w:sz w:val="20"/>
+              </w:rPr>
+              <w:t>Weight Loss</w:t>
             </w:r>
           </w:p>
         </w:tc>
@@ -1814,33 +2556,64 @@
       <w:tr>
         <w:tc>
           <w:tcPr>
-            <w:tcW w:type="dxa" w:w="5760"/>
-            <w:shd w:fill="D6E4F0" w:val="clear"/>
+            <w:tcW w:type="dxa" w:w="3135"/>
           </w:tcPr>
           <w:p>
+            <w:pPr>
+              <w:spacing w:before="20" w:after="20"/>
+              <w:jc w:val="left"/>
+            </w:pPr>
             <w:r/>
             <w:r>
               <w:rPr>
                 <w:rFonts w:ascii="Calibri" w:hAnsi="Calibri"/>
+                <w:b w:val="0"/>
+                <w:color w:val="000000"/>
                 <w:sz w:val="20"/>
               </w:rPr>
-              <w:t>Weight Loss Level 4</w:t>
+              <w:t>WL Level 3</w:t>
             </w:r>
           </w:p>
         </w:tc>
         <w:tc>
           <w:tcPr>
-            <w:tcW w:type="dxa" w:w="2880"/>
-            <w:shd w:fill="D6E4F0" w:val="clear"/>
+            <w:tcW w:type="dxa" w:w="3135"/>
           </w:tcPr>
           <w:p>
+            <w:pPr>
+              <w:spacing w:before="20" w:after="20"/>
+              <w:jc w:val="left"/>
+            </w:pPr>
             <w:r/>
             <w:r>
               <w:rPr>
                 <w:rFonts w:ascii="Calibri" w:hAnsi="Calibri"/>
+                <w:b w:val="0"/>
+                <w:color w:val="000000"/>
                 <w:sz w:val="20"/>
               </w:rPr>
-              <w:t>$549</w:t>
+              <w:t>$399</w:t>
+            </w:r>
+          </w:p>
+        </w:tc>
+        <w:tc>
+          <w:tcPr>
+            <w:tcW w:type="dxa" w:w="3135"/>
+          </w:tcPr>
+          <w:p>
+            <w:pPr>
+              <w:spacing w:before="20" w:after="20"/>
+              <w:jc w:val="left"/>
+            </w:pPr>
+            <w:r/>
+            <w:r>
+              <w:rPr>
+                <w:rFonts w:ascii="Calibri" w:hAnsi="Calibri"/>
+                <w:b w:val="0"/>
+                <w:color w:val="000000"/>
+                <w:sz w:val="20"/>
+              </w:rPr>
+              <w:t>Weight Loss</w:t>
             </w:r>
           </w:p>
         </w:tc>
@@ -1848,31 +2621,67 @@
       <w:tr>
         <w:tc>
           <w:tcPr>
-            <w:tcW w:type="dxa" w:w="5760"/>
+            <w:tcW w:type="dxa" w:w="3135"/>
+            <w:shd w:fill="D6E4F0"/>
           </w:tcPr>
           <w:p>
+            <w:pPr>
+              <w:spacing w:before="20" w:after="20"/>
+              <w:jc w:val="left"/>
+            </w:pPr>
             <w:r/>
             <w:r>
               <w:rPr>
                 <w:rFonts w:ascii="Calibri" w:hAnsi="Calibri"/>
+                <w:b w:val="0"/>
+                <w:color w:val="000000"/>
                 <w:sz w:val="20"/>
               </w:rPr>
-              <w:t>Weight Loss Level 5</w:t>
+              <w:t>WL Level 4</w:t>
             </w:r>
           </w:p>
         </w:tc>
         <w:tc>
           <w:tcPr>
-            <w:tcW w:type="dxa" w:w="2880"/>
+            <w:tcW w:type="dxa" w:w="3135"/>
+            <w:shd w:fill="D6E4F0"/>
           </w:tcPr>
           <w:p>
+            <w:pPr>
+              <w:spacing w:before="20" w:after="20"/>
+              <w:jc w:val="left"/>
+            </w:pPr>
             <w:r/>
             <w:r>
               <w:rPr>
                 <w:rFonts w:ascii="Calibri" w:hAnsi="Calibri"/>
+                <w:b w:val="0"/>
+                <w:color w:val="000000"/>
                 <w:sz w:val="20"/>
               </w:rPr>
-              <w:t>$749</w:t>
+              <w:t>$549</w:t>
+            </w:r>
+          </w:p>
+        </w:tc>
+        <w:tc>
+          <w:tcPr>
+            <w:tcW w:type="dxa" w:w="3135"/>
+            <w:shd w:fill="D6E4F0"/>
+          </w:tcPr>
+          <w:p>
+            <w:pPr>
+              <w:spacing w:before="20" w:after="20"/>
+              <w:jc w:val="left"/>
+            </w:pPr>
+            <w:r/>
+            <w:r>
+              <w:rPr>
+                <w:rFonts w:ascii="Calibri" w:hAnsi="Calibri"/>
+                <w:b w:val="0"/>
+                <w:color w:val="000000"/>
+                <w:sz w:val="20"/>
+              </w:rPr>
+              <w:t>Weight Loss</w:t>
             </w:r>
           </w:p>
         </w:tc>
@@ -1880,33 +2689,132 @@
       <w:tr>
         <w:tc>
           <w:tcPr>
-            <w:tcW w:type="dxa" w:w="5760"/>
-            <w:shd w:fill="D6E4F0" w:val="clear"/>
+            <w:tcW w:type="dxa" w:w="3135"/>
           </w:tcPr>
           <w:p>
+            <w:pPr>
+              <w:spacing w:before="20" w:after="20"/>
+              <w:jc w:val="left"/>
+            </w:pPr>
             <w:r/>
             <w:r>
               <w:rPr>
                 <w:rFonts w:ascii="Calibri" w:hAnsi="Calibri"/>
+                <w:b w:val="0"/>
+                <w:color w:val="000000"/>
                 <w:sz w:val="20"/>
               </w:rPr>
-              <w:t>Weight Loss Level 6</w:t>
+              <w:t>WL Level 5</w:t>
             </w:r>
           </w:p>
         </w:tc>
         <w:tc>
           <w:tcPr>
-            <w:tcW w:type="dxa" w:w="2880"/>
-            <w:shd w:fill="D6E4F0" w:val="clear"/>
+            <w:tcW w:type="dxa" w:w="3135"/>
           </w:tcPr>
           <w:p>
+            <w:pPr>
+              <w:spacing w:before="20" w:after="20"/>
+              <w:jc w:val="left"/>
+            </w:pPr>
             <w:r/>
             <w:r>
               <w:rPr>
                 <w:rFonts w:ascii="Calibri" w:hAnsi="Calibri"/>
+                <w:b w:val="0"/>
+                <w:color w:val="000000"/>
+                <w:sz w:val="20"/>
+              </w:rPr>
+              <w:t>$749</w:t>
+            </w:r>
+          </w:p>
+        </w:tc>
+        <w:tc>
+          <w:tcPr>
+            <w:tcW w:type="dxa" w:w="3135"/>
+          </w:tcPr>
+          <w:p>
+            <w:pPr>
+              <w:spacing w:before="20" w:after="20"/>
+              <w:jc w:val="left"/>
+            </w:pPr>
+            <w:r/>
+            <w:r>
+              <w:rPr>
+                <w:rFonts w:ascii="Calibri" w:hAnsi="Calibri"/>
+                <w:b w:val="0"/>
+                <w:color w:val="000000"/>
+                <w:sz w:val="20"/>
+              </w:rPr>
+              <w:t>Weight Loss</w:t>
+            </w:r>
+          </w:p>
+        </w:tc>
+      </w:tr>
+      <w:tr>
+        <w:tc>
+          <w:tcPr>
+            <w:tcW w:type="dxa" w:w="3135"/>
+            <w:shd w:fill="D6E4F0"/>
+          </w:tcPr>
+          <w:p>
+            <w:pPr>
+              <w:spacing w:before="20" w:after="20"/>
+              <w:jc w:val="left"/>
+            </w:pPr>
+            <w:r/>
+            <w:r>
+              <w:rPr>
+                <w:rFonts w:ascii="Calibri" w:hAnsi="Calibri"/>
+                <w:b w:val="0"/>
+                <w:color w:val="000000"/>
+                <w:sz w:val="20"/>
+              </w:rPr>
+              <w:t>WL Level 6</w:t>
+            </w:r>
+          </w:p>
+        </w:tc>
+        <w:tc>
+          <w:tcPr>
+            <w:tcW w:type="dxa" w:w="3135"/>
+            <w:shd w:fill="D6E4F0"/>
+          </w:tcPr>
+          <w:p>
+            <w:pPr>
+              <w:spacing w:before="20" w:after="20"/>
+              <w:jc w:val="left"/>
+            </w:pPr>
+            <w:r/>
+            <w:r>
+              <w:rPr>
+                <w:rFonts w:ascii="Calibri" w:hAnsi="Calibri"/>
+                <w:b w:val="0"/>
+                <w:color w:val="000000"/>
                 <w:sz w:val="20"/>
               </w:rPr>
               <w:t>$999</w:t>
+            </w:r>
+          </w:p>
+        </w:tc>
+        <w:tc>
+          <w:tcPr>
+            <w:tcW w:type="dxa" w:w="3135"/>
+            <w:shd w:fill="D6E4F0"/>
+          </w:tcPr>
+          <w:p>
+            <w:pPr>
+              <w:spacing w:before="20" w:after="20"/>
+              <w:jc w:val="left"/>
+            </w:pPr>
+            <w:r/>
+            <w:r>
+              <w:rPr>
+                <w:rFonts w:ascii="Calibri" w:hAnsi="Calibri"/>
+                <w:b w:val="0"/>
+                <w:color w:val="000000"/>
+                <w:sz w:val="20"/>
+              </w:rPr>
+              <w:t>Weight Loss</w:t>
             </w:r>
           </w:p>
         </w:tc>
@@ -1929,20 +2837,25 @@
       <w:tblPr>
         <w:tblStyle w:val="TableGrid"/>
         <w:tblW w:type="auto" w:w="0"/>
-        <w:jc w:val="left"/>
+        <w:jc w:val="center"/>
         <w:tblLook w:firstColumn="1" w:firstRow="1" w:lastColumn="0" w:lastRow="0" w:noHBand="0" w:noVBand="1" w:val="04A0"/>
       </w:tblPr>
       <w:tblGrid>
-        <w:gridCol w:w="4320"/>
-        <w:gridCol w:w="4320"/>
+        <w:gridCol w:w="3135"/>
+        <w:gridCol w:w="3135"/>
+        <w:gridCol w:w="3135"/>
       </w:tblGrid>
       <w:tr>
         <w:tc>
           <w:tcPr>
-            <w:tcW w:type="dxa" w:w="5760"/>
-            <w:shd w:fill="2E75B6" w:val="clear"/>
+            <w:tcW w:type="dxa" w:w="3135"/>
+            <w:shd w:fill="1F4E79"/>
           </w:tcPr>
           <w:p>
+            <w:pPr>
+              <w:spacing w:before="20" w:after="20"/>
+              <w:jc w:val="center"/>
+            </w:pPr>
             <w:r/>
             <w:r>
               <w:rPr>
@@ -1957,10 +2870,14 @@
         </w:tc>
         <w:tc>
           <w:tcPr>
-            <w:tcW w:type="dxa" w:w="2880"/>
-            <w:shd w:fill="2E75B6" w:val="clear"/>
+            <w:tcW w:type="dxa" w:w="3135"/>
+            <w:shd w:fill="1F4E79"/>
           </w:tcPr>
           <w:p>
+            <w:pPr>
+              <w:spacing w:before="20" w:after="20"/>
+              <w:jc w:val="center"/>
+            </w:pPr>
             <w:r/>
             <w:r>
               <w:rPr>
@@ -1973,35 +2890,25 @@
             </w:r>
           </w:p>
         </w:tc>
-      </w:tr>
-      <w:tr>
         <w:tc>
           <w:tcPr>
-            <w:tcW w:type="dxa" w:w="5760"/>
+            <w:tcW w:type="dxa" w:w="3135"/>
+            <w:shd w:fill="1F4E79"/>
           </w:tcPr>
           <w:p>
+            <w:pPr>
+              <w:spacing w:before="20" w:after="20"/>
+              <w:jc w:val="center"/>
+            </w:pPr>
             <w:r/>
             <w:r>
               <w:rPr>
                 <w:rFonts w:ascii="Calibri" w:hAnsi="Calibri"/>
+                <w:b/>
+                <w:color w:val="FFFFFF"/>
                 <w:sz w:val="20"/>
               </w:rPr>
-              <w:t>Men's Vitality Bundle</w:t>
-            </w:r>
-          </w:p>
-        </w:tc>
-        <w:tc>
-          <w:tcPr>
-            <w:tcW w:type="dxa" w:w="2880"/>
-          </w:tcPr>
-          <w:p>
-            <w:r/>
-            <w:r>
-              <w:rPr>
-                <w:rFonts w:ascii="Calibri" w:hAnsi="Calibri"/>
-                <w:sz w:val="20"/>
-              </w:rPr>
-              <w:t>$449</w:t>
+              <w:t>Category</w:t>
             </w:r>
           </w:p>
         </w:tc>
@@ -2009,33 +2916,64 @@
       <w:tr>
         <w:tc>
           <w:tcPr>
-            <w:tcW w:type="dxa" w:w="5760"/>
-            <w:shd w:fill="D6E4F0" w:val="clear"/>
+            <w:tcW w:type="dxa" w:w="3135"/>
           </w:tcPr>
           <w:p>
+            <w:pPr>
+              <w:spacing w:before="20" w:after="20"/>
+              <w:jc w:val="left"/>
+            </w:pPr>
             <w:r/>
             <w:r>
               <w:rPr>
                 <w:rFonts w:ascii="Calibri" w:hAnsi="Calibri"/>
+                <w:b w:val="0"/>
+                <w:color w:val="000000"/>
                 <w:sz w:val="20"/>
               </w:rPr>
-              <w:t>ED Essentials Bundle</w:t>
+              <w:t>Men's Vitality</w:t>
             </w:r>
           </w:p>
         </w:tc>
         <w:tc>
           <w:tcPr>
-            <w:tcW w:type="dxa" w:w="2880"/>
-            <w:shd w:fill="D6E4F0" w:val="clear"/>
+            <w:tcW w:type="dxa" w:w="3135"/>
           </w:tcPr>
           <w:p>
+            <w:pPr>
+              <w:spacing w:before="20" w:after="20"/>
+              <w:jc w:val="left"/>
+            </w:pPr>
             <w:r/>
             <w:r>
               <w:rPr>
                 <w:rFonts w:ascii="Calibri" w:hAnsi="Calibri"/>
+                <w:b w:val="0"/>
+                <w:color w:val="000000"/>
                 <w:sz w:val="20"/>
               </w:rPr>
-              <w:t>$249</w:t>
+              <w:t>$449</w:t>
+            </w:r>
+          </w:p>
+        </w:tc>
+        <w:tc>
+          <w:tcPr>
+            <w:tcW w:type="dxa" w:w="3135"/>
+          </w:tcPr>
+          <w:p>
+            <w:pPr>
+              <w:spacing w:before="20" w:after="20"/>
+              <w:jc w:val="left"/>
+            </w:pPr>
+            <w:r/>
+            <w:r>
+              <w:rPr>
+                <w:rFonts w:ascii="Calibri" w:hAnsi="Calibri"/>
+                <w:b w:val="0"/>
+                <w:color w:val="000000"/>
+                <w:sz w:val="20"/>
+              </w:rPr>
+              <w:t>Sexual Health</w:t>
             </w:r>
           </w:p>
         </w:tc>
@@ -2043,31 +2981,132 @@
       <w:tr>
         <w:tc>
           <w:tcPr>
-            <w:tcW w:type="dxa" w:w="5760"/>
+            <w:tcW w:type="dxa" w:w="3135"/>
+            <w:shd w:fill="D6E4F0"/>
           </w:tcPr>
           <w:p>
+            <w:pPr>
+              <w:spacing w:before="20" w:after="20"/>
+              <w:jc w:val="left"/>
+            </w:pPr>
             <w:r/>
             <w:r>
               <w:rPr>
                 <w:rFonts w:ascii="Calibri" w:hAnsi="Calibri"/>
+                <w:b w:val="0"/>
+                <w:color w:val="000000"/>
                 <w:sz w:val="20"/>
               </w:rPr>
-              <w:t>ED Performance Bundle</w:t>
+              <w:t>ED Essentials</w:t>
             </w:r>
           </w:p>
         </w:tc>
         <w:tc>
           <w:tcPr>
-            <w:tcW w:type="dxa" w:w="2880"/>
+            <w:tcW w:type="dxa" w:w="3135"/>
+            <w:shd w:fill="D6E4F0"/>
           </w:tcPr>
           <w:p>
+            <w:pPr>
+              <w:spacing w:before="20" w:after="20"/>
+              <w:jc w:val="left"/>
+            </w:pPr>
             <w:r/>
             <w:r>
               <w:rPr>
                 <w:rFonts w:ascii="Calibri" w:hAnsi="Calibri"/>
+                <w:b w:val="0"/>
+                <w:color w:val="000000"/>
+                <w:sz w:val="20"/>
+              </w:rPr>
+              <w:t>$249</w:t>
+            </w:r>
+          </w:p>
+        </w:tc>
+        <w:tc>
+          <w:tcPr>
+            <w:tcW w:type="dxa" w:w="3135"/>
+            <w:shd w:fill="D6E4F0"/>
+          </w:tcPr>
+          <w:p>
+            <w:pPr>
+              <w:spacing w:before="20" w:after="20"/>
+              <w:jc w:val="left"/>
+            </w:pPr>
+            <w:r/>
+            <w:r>
+              <w:rPr>
+                <w:rFonts w:ascii="Calibri" w:hAnsi="Calibri"/>
+                <w:b w:val="0"/>
+                <w:color w:val="000000"/>
+                <w:sz w:val="20"/>
+              </w:rPr>
+              <w:t>Sexual Health</w:t>
+            </w:r>
+          </w:p>
+        </w:tc>
+      </w:tr>
+      <w:tr>
+        <w:tc>
+          <w:tcPr>
+            <w:tcW w:type="dxa" w:w="3135"/>
+          </w:tcPr>
+          <w:p>
+            <w:pPr>
+              <w:spacing w:before="20" w:after="20"/>
+              <w:jc w:val="left"/>
+            </w:pPr>
+            <w:r/>
+            <w:r>
+              <w:rPr>
+                <w:rFonts w:ascii="Calibri" w:hAnsi="Calibri"/>
+                <w:b w:val="0"/>
+                <w:color w:val="000000"/>
+                <w:sz w:val="20"/>
+              </w:rPr>
+              <w:t>ED Performance</w:t>
+            </w:r>
+          </w:p>
+        </w:tc>
+        <w:tc>
+          <w:tcPr>
+            <w:tcW w:type="dxa" w:w="3135"/>
+          </w:tcPr>
+          <w:p>
+            <w:pPr>
+              <w:spacing w:before="20" w:after="20"/>
+              <w:jc w:val="left"/>
+            </w:pPr>
+            <w:r/>
+            <w:r>
+              <w:rPr>
+                <w:rFonts w:ascii="Calibri" w:hAnsi="Calibri"/>
+                <w:b w:val="0"/>
+                <w:color w:val="000000"/>
                 <w:sz w:val="20"/>
               </w:rPr>
               <w:t>$399</w:t>
+            </w:r>
+          </w:p>
+        </w:tc>
+        <w:tc>
+          <w:tcPr>
+            <w:tcW w:type="dxa" w:w="3135"/>
+          </w:tcPr>
+          <w:p>
+            <w:pPr>
+              <w:spacing w:before="20" w:after="20"/>
+              <w:jc w:val="left"/>
+            </w:pPr>
+            <w:r/>
+            <w:r>
+              <w:rPr>
+                <w:rFonts w:ascii="Calibri" w:hAnsi="Calibri"/>
+                <w:b w:val="0"/>
+                <w:color w:val="000000"/>
+                <w:sz w:val="20"/>
+              </w:rPr>
+              <w:t>Sexual Health</w:t>
             </w:r>
           </w:p>
         </w:tc>
@@ -2090,20 +3129,25 @@
       <w:tblPr>
         <w:tblStyle w:val="TableGrid"/>
         <w:tblW w:type="auto" w:w="0"/>
-        <w:jc w:val="left"/>
+        <w:jc w:val="center"/>
         <w:tblLook w:firstColumn="1" w:firstRow="1" w:lastColumn="0" w:lastRow="0" w:noHBand="0" w:noVBand="1" w:val="04A0"/>
       </w:tblPr>
       <w:tblGrid>
-        <w:gridCol w:w="4320"/>
-        <w:gridCol w:w="4320"/>
+        <w:gridCol w:w="3135"/>
+        <w:gridCol w:w="3135"/>
+        <w:gridCol w:w="3135"/>
       </w:tblGrid>
       <w:tr>
         <w:tc>
           <w:tcPr>
-            <w:tcW w:type="dxa" w:w="5760"/>
-            <w:shd w:fill="2E75B6" w:val="clear"/>
+            <w:tcW w:type="dxa" w:w="3135"/>
+            <w:shd w:fill="1F4E79"/>
           </w:tcPr>
           <w:p>
+            <w:pPr>
+              <w:spacing w:before="20" w:after="20"/>
+              <w:jc w:val="center"/>
+            </w:pPr>
             <w:r/>
             <w:r>
               <w:rPr>
@@ -2118,10 +3162,14 @@
         </w:tc>
         <w:tc>
           <w:tcPr>
-            <w:tcW w:type="dxa" w:w="2880"/>
-            <w:shd w:fill="2E75B6" w:val="clear"/>
+            <w:tcW w:type="dxa" w:w="3135"/>
+            <w:shd w:fill="1F4E79"/>
           </w:tcPr>
           <w:p>
+            <w:pPr>
+              <w:spacing w:before="20" w:after="20"/>
+              <w:jc w:val="center"/>
+            </w:pPr>
             <w:r/>
             <w:r>
               <w:rPr>
@@ -2134,35 +3182,25 @@
             </w:r>
           </w:p>
         </w:tc>
-      </w:tr>
-      <w:tr>
         <w:tc>
           <w:tcPr>
-            <w:tcW w:type="dxa" w:w="5760"/>
+            <w:tcW w:type="dxa" w:w="3135"/>
+            <w:shd w:fill="1F4E79"/>
           </w:tcPr>
           <w:p>
+            <w:pPr>
+              <w:spacing w:before="20" w:after="20"/>
+              <w:jc w:val="center"/>
+            </w:pPr>
             <w:r/>
             <w:r>
               <w:rPr>
                 <w:rFonts w:ascii="Calibri" w:hAnsi="Calibri"/>
+                <w:b/>
+                <w:color w:val="FFFFFF"/>
                 <w:sz w:val="20"/>
               </w:rPr>
-              <w:t>Anti-Aging Skin Bundle</w:t>
-            </w:r>
-          </w:p>
-        </w:tc>
-        <w:tc>
-          <w:tcPr>
-            <w:tcW w:type="dxa" w:w="2880"/>
-          </w:tcPr>
-          <w:p>
-            <w:r/>
-            <w:r>
-              <w:rPr>
-                <w:rFonts w:ascii="Calibri" w:hAnsi="Calibri"/>
-                <w:sz w:val="20"/>
-              </w:rPr>
-              <w:t>$449</w:t>
+              <w:t>Category</w:t>
             </w:r>
           </w:p>
         </w:tc>
@@ -2170,33 +3208,132 @@
       <w:tr>
         <w:tc>
           <w:tcPr>
-            <w:tcW w:type="dxa" w:w="5760"/>
-            <w:shd w:fill="D6E4F0" w:val="clear"/>
+            <w:tcW w:type="dxa" w:w="3135"/>
           </w:tcPr>
           <w:p>
+            <w:pPr>
+              <w:spacing w:before="20" w:after="20"/>
+              <w:jc w:val="left"/>
+            </w:pPr>
             <w:r/>
             <w:r>
               <w:rPr>
                 <w:rFonts w:ascii="Calibri" w:hAnsi="Calibri"/>
+                <w:b w:val="0"/>
+                <w:color w:val="000000"/>
                 <w:sz w:val="20"/>
               </w:rPr>
-              <w:t>Hair Restoration Bundle</w:t>
+              <w:t>Anti-Aging Skin</w:t>
             </w:r>
           </w:p>
         </w:tc>
         <w:tc>
           <w:tcPr>
-            <w:tcW w:type="dxa" w:w="2880"/>
-            <w:shd w:fill="D6E4F0" w:val="clear"/>
+            <w:tcW w:type="dxa" w:w="3135"/>
           </w:tcPr>
           <w:p>
+            <w:pPr>
+              <w:spacing w:before="20" w:after="20"/>
+              <w:jc w:val="left"/>
+            </w:pPr>
             <w:r/>
             <w:r>
               <w:rPr>
                 <w:rFonts w:ascii="Calibri" w:hAnsi="Calibri"/>
+                <w:b w:val="0"/>
+                <w:color w:val="000000"/>
+                <w:sz w:val="20"/>
+              </w:rPr>
+              <w:t>$449</w:t>
+            </w:r>
+          </w:p>
+        </w:tc>
+        <w:tc>
+          <w:tcPr>
+            <w:tcW w:type="dxa" w:w="3135"/>
+          </w:tcPr>
+          <w:p>
+            <w:pPr>
+              <w:spacing w:before="20" w:after="20"/>
+              <w:jc w:val="left"/>
+            </w:pPr>
+            <w:r/>
+            <w:r>
+              <w:rPr>
+                <w:rFonts w:ascii="Calibri" w:hAnsi="Calibri"/>
+                <w:b w:val="0"/>
+                <w:color w:val="000000"/>
+                <w:sz w:val="20"/>
+              </w:rPr>
+              <w:t>Skin &amp; Hair</w:t>
+            </w:r>
+          </w:p>
+        </w:tc>
+      </w:tr>
+      <w:tr>
+        <w:tc>
+          <w:tcPr>
+            <w:tcW w:type="dxa" w:w="3135"/>
+            <w:shd w:fill="D6E4F0"/>
+          </w:tcPr>
+          <w:p>
+            <w:pPr>
+              <w:spacing w:before="20" w:after="20"/>
+              <w:jc w:val="left"/>
+            </w:pPr>
+            <w:r/>
+            <w:r>
+              <w:rPr>
+                <w:rFonts w:ascii="Calibri" w:hAnsi="Calibri"/>
+                <w:b w:val="0"/>
+                <w:color w:val="000000"/>
+                <w:sz w:val="20"/>
+              </w:rPr>
+              <w:t>Hair Restoration</w:t>
+            </w:r>
+          </w:p>
+        </w:tc>
+        <w:tc>
+          <w:tcPr>
+            <w:tcW w:type="dxa" w:w="3135"/>
+            <w:shd w:fill="D6E4F0"/>
+          </w:tcPr>
+          <w:p>
+            <w:pPr>
+              <w:spacing w:before="20" w:after="20"/>
+              <w:jc w:val="left"/>
+            </w:pPr>
+            <w:r/>
+            <w:r>
+              <w:rPr>
+                <w:rFonts w:ascii="Calibri" w:hAnsi="Calibri"/>
+                <w:b w:val="0"/>
+                <w:color w:val="000000"/>
                 <w:sz w:val="20"/>
               </w:rPr>
               <w:t>$275</w:t>
+            </w:r>
+          </w:p>
+        </w:tc>
+        <w:tc>
+          <w:tcPr>
+            <w:tcW w:type="dxa" w:w="3135"/>
+            <w:shd w:fill="D6E4F0"/>
+          </w:tcPr>
+          <w:p>
+            <w:pPr>
+              <w:spacing w:before="20" w:after="20"/>
+              <w:jc w:val="left"/>
+            </w:pPr>
+            <w:r/>
+            <w:r>
+              <w:rPr>
+                <w:rFonts w:ascii="Calibri" w:hAnsi="Calibri"/>
+                <w:b w:val="0"/>
+                <w:color w:val="000000"/>
+                <w:sz w:val="20"/>
+              </w:rPr>
+              <w:t>Skin &amp; Hair</w:t>
             </w:r>
           </w:p>
         </w:tc>
@@ -2219,20 +3356,25 @@
       <w:tblPr>
         <w:tblStyle w:val="TableGrid"/>
         <w:tblW w:type="auto" w:w="0"/>
-        <w:jc w:val="left"/>
+        <w:jc w:val="center"/>
         <w:tblLook w:firstColumn="1" w:firstRow="1" w:lastColumn="0" w:lastRow="0" w:noHBand="0" w:noVBand="1" w:val="04A0"/>
       </w:tblPr>
       <w:tblGrid>
-        <w:gridCol w:w="4320"/>
-        <w:gridCol w:w="4320"/>
+        <w:gridCol w:w="3135"/>
+        <w:gridCol w:w="3135"/>
+        <w:gridCol w:w="3135"/>
       </w:tblGrid>
       <w:tr>
         <w:tc>
           <w:tcPr>
-            <w:tcW w:type="dxa" w:w="5760"/>
-            <w:shd w:fill="2E75B6" w:val="clear"/>
+            <w:tcW w:type="dxa" w:w="3135"/>
+            <w:shd w:fill="1F4E79"/>
           </w:tcPr>
           <w:p>
+            <w:pPr>
+              <w:spacing w:before="20" w:after="20"/>
+              <w:jc w:val="center"/>
+            </w:pPr>
             <w:r/>
             <w:r>
               <w:rPr>
@@ -2247,10 +3389,14 @@
         </w:tc>
         <w:tc>
           <w:tcPr>
-            <w:tcW w:type="dxa" w:w="2880"/>
-            <w:shd w:fill="2E75B6" w:val="clear"/>
+            <w:tcW w:type="dxa" w:w="3135"/>
+            <w:shd w:fill="1F4E79"/>
           </w:tcPr>
           <w:p>
+            <w:pPr>
+              <w:spacing w:before="20" w:after="20"/>
+              <w:jc w:val="center"/>
+            </w:pPr>
             <w:r/>
             <w:r>
               <w:rPr>
@@ -2263,35 +3409,25 @@
             </w:r>
           </w:p>
         </w:tc>
-      </w:tr>
-      <w:tr>
         <w:tc>
           <w:tcPr>
-            <w:tcW w:type="dxa" w:w="5760"/>
+            <w:tcW w:type="dxa" w:w="3135"/>
+            <w:shd w:fill="1F4E79"/>
           </w:tcPr>
           <w:p>
+            <w:pPr>
+              <w:spacing w:before="20" w:after="20"/>
+              <w:jc w:val="center"/>
+            </w:pPr>
             <w:r/>
             <w:r>
               <w:rPr>
                 <w:rFonts w:ascii="Calibri" w:hAnsi="Calibri"/>
+                <w:b/>
+                <w:color w:val="FFFFFF"/>
                 <w:sz w:val="20"/>
               </w:rPr>
-              <w:t>BHRT Starter (Women)</w:t>
-            </w:r>
-          </w:p>
-        </w:tc>
-        <w:tc>
-          <w:tcPr>
-            <w:tcW w:type="dxa" w:w="2880"/>
-          </w:tcPr>
-          <w:p>
-            <w:r/>
-            <w:r>
-              <w:rPr>
-                <w:rFonts w:ascii="Calibri" w:hAnsi="Calibri"/>
-                <w:sz w:val="20"/>
-              </w:rPr>
-              <w:t>$449</w:t>
+              <w:t>Category</w:t>
             </w:r>
           </w:p>
         </w:tc>
@@ -2299,33 +3435,64 @@
       <w:tr>
         <w:tc>
           <w:tcPr>
-            <w:tcW w:type="dxa" w:w="5760"/>
-            <w:shd w:fill="D6E4F0" w:val="clear"/>
+            <w:tcW w:type="dxa" w:w="3135"/>
           </w:tcPr>
           <w:p>
+            <w:pPr>
+              <w:spacing w:before="20" w:after="20"/>
+              <w:jc w:val="left"/>
+            </w:pPr>
             <w:r/>
             <w:r>
               <w:rPr>
                 <w:rFonts w:ascii="Calibri" w:hAnsi="Calibri"/>
+                <w:b w:val="0"/>
+                <w:color w:val="000000"/>
                 <w:sz w:val="20"/>
               </w:rPr>
-              <w:t>BHRT Complete (Women)</w:t>
+              <w:t>BHRT Starter Women</w:t>
             </w:r>
           </w:p>
         </w:tc>
         <w:tc>
           <w:tcPr>
-            <w:tcW w:type="dxa" w:w="2880"/>
-            <w:shd w:fill="D6E4F0" w:val="clear"/>
+            <w:tcW w:type="dxa" w:w="3135"/>
           </w:tcPr>
           <w:p>
+            <w:pPr>
+              <w:spacing w:before="20" w:after="20"/>
+              <w:jc w:val="left"/>
+            </w:pPr>
             <w:r/>
             <w:r>
               <w:rPr>
                 <w:rFonts w:ascii="Calibri" w:hAnsi="Calibri"/>
+                <w:b w:val="0"/>
+                <w:color w:val="000000"/>
                 <w:sz w:val="20"/>
               </w:rPr>
-              <w:t>$599</w:t>
+              <w:t>$449</w:t>
+            </w:r>
+          </w:p>
+        </w:tc>
+        <w:tc>
+          <w:tcPr>
+            <w:tcW w:type="dxa" w:w="3135"/>
+          </w:tcPr>
+          <w:p>
+            <w:pPr>
+              <w:spacing w:before="20" w:after="20"/>
+              <w:jc w:val="left"/>
+            </w:pPr>
+            <w:r/>
+            <w:r>
+              <w:rPr>
+                <w:rFonts w:ascii="Calibri" w:hAnsi="Calibri"/>
+                <w:b w:val="0"/>
+                <w:color w:val="000000"/>
+                <w:sz w:val="20"/>
+              </w:rPr>
+              <w:t>Hormones</w:t>
             </w:r>
           </w:p>
         </w:tc>
@@ -2333,31 +3500,67 @@
       <w:tr>
         <w:tc>
           <w:tcPr>
-            <w:tcW w:type="dxa" w:w="5760"/>
+            <w:tcW w:type="dxa" w:w="3135"/>
+            <w:shd w:fill="D6E4F0"/>
           </w:tcPr>
           <w:p>
+            <w:pPr>
+              <w:spacing w:before="20" w:after="20"/>
+              <w:jc w:val="left"/>
+            </w:pPr>
             <w:r/>
             <w:r>
               <w:rPr>
                 <w:rFonts w:ascii="Calibri" w:hAnsi="Calibri"/>
+                <w:b w:val="0"/>
+                <w:color w:val="000000"/>
                 <w:sz w:val="20"/>
               </w:rPr>
-              <w:t>TRT + Support (Men)</w:t>
+              <w:t>BHRT Complete Women (Optimized)</w:t>
             </w:r>
           </w:p>
         </w:tc>
         <w:tc>
           <w:tcPr>
-            <w:tcW w:type="dxa" w:w="2880"/>
+            <w:tcW w:type="dxa" w:w="3135"/>
+            <w:shd w:fill="D6E4F0"/>
           </w:tcPr>
           <w:p>
+            <w:pPr>
+              <w:spacing w:before="20" w:after="20"/>
+              <w:jc w:val="left"/>
+            </w:pPr>
             <w:r/>
             <w:r>
               <w:rPr>
                 <w:rFonts w:ascii="Calibri" w:hAnsi="Calibri"/>
+                <w:b w:val="0"/>
+                <w:color w:val="000000"/>
                 <w:sz w:val="20"/>
               </w:rPr>
-              <w:t>$299</w:t>
+              <w:t>$649</w:t>
+            </w:r>
+          </w:p>
+        </w:tc>
+        <w:tc>
+          <w:tcPr>
+            <w:tcW w:type="dxa" w:w="3135"/>
+            <w:shd w:fill="D6E4F0"/>
+          </w:tcPr>
+          <w:p>
+            <w:pPr>
+              <w:spacing w:before="20" w:after="20"/>
+              <w:jc w:val="left"/>
+            </w:pPr>
+            <w:r/>
+            <w:r>
+              <w:rPr>
+                <w:rFonts w:ascii="Calibri" w:hAnsi="Calibri"/>
+                <w:b w:val="0"/>
+                <w:color w:val="000000"/>
+                <w:sz w:val="20"/>
+              </w:rPr>
+              <w:t>Hormones</w:t>
             </w:r>
           </w:p>
         </w:tc>
@@ -2365,14 +3568,85 @@
       <w:tr>
         <w:tc>
           <w:tcPr>
-            <w:tcW w:type="dxa" w:w="5760"/>
-            <w:shd w:fill="D6E4F0" w:val="clear"/>
+            <w:tcW w:type="dxa" w:w="3135"/>
           </w:tcPr>
           <w:p>
+            <w:pPr>
+              <w:spacing w:before="20" w:after="20"/>
+              <w:jc w:val="left"/>
+            </w:pPr>
             <w:r/>
             <w:r>
               <w:rPr>
                 <w:rFonts w:ascii="Calibri" w:hAnsi="Calibri"/>
+                <w:b w:val="0"/>
+                <w:color w:val="000000"/>
+                <w:sz w:val="20"/>
+              </w:rPr>
+              <w:t>TRT + Support Men</w:t>
+            </w:r>
+          </w:p>
+        </w:tc>
+        <w:tc>
+          <w:tcPr>
+            <w:tcW w:type="dxa" w:w="3135"/>
+          </w:tcPr>
+          <w:p>
+            <w:pPr>
+              <w:spacing w:before="20" w:after="20"/>
+              <w:jc w:val="left"/>
+            </w:pPr>
+            <w:r/>
+            <w:r>
+              <w:rPr>
+                <w:rFonts w:ascii="Calibri" w:hAnsi="Calibri"/>
+                <w:b w:val="0"/>
+                <w:color w:val="000000"/>
+                <w:sz w:val="20"/>
+              </w:rPr>
+              <w:t>$299</w:t>
+            </w:r>
+          </w:p>
+        </w:tc>
+        <w:tc>
+          <w:tcPr>
+            <w:tcW w:type="dxa" w:w="3135"/>
+          </w:tcPr>
+          <w:p>
+            <w:pPr>
+              <w:spacing w:before="20" w:after="20"/>
+              <w:jc w:val="left"/>
+            </w:pPr>
+            <w:r/>
+            <w:r>
+              <w:rPr>
+                <w:rFonts w:ascii="Calibri" w:hAnsi="Calibri"/>
+                <w:b w:val="0"/>
+                <w:color w:val="000000"/>
+                <w:sz w:val="20"/>
+              </w:rPr>
+              <w:t>Hormones</w:t>
+            </w:r>
+          </w:p>
+        </w:tc>
+      </w:tr>
+      <w:tr>
+        <w:tc>
+          <w:tcPr>
+            <w:tcW w:type="dxa" w:w="3135"/>
+            <w:shd w:fill="D6E4F0"/>
+          </w:tcPr>
+          <w:p>
+            <w:pPr>
+              <w:spacing w:before="20" w:after="20"/>
+              <w:jc w:val="left"/>
+            </w:pPr>
+            <w:r/>
+            <w:r>
+              <w:rPr>
+                <w:rFonts w:ascii="Calibri" w:hAnsi="Calibri"/>
+                <w:b w:val="0"/>
+                <w:color w:val="000000"/>
                 <w:sz w:val="20"/>
               </w:rPr>
               <w:t>Growth Hormone Starter</w:t>
@@ -2381,17 +3655,45 @@
         </w:tc>
         <w:tc>
           <w:tcPr>
-            <w:tcW w:type="dxa" w:w="2880"/>
-            <w:shd w:fill="D6E4F0" w:val="clear"/>
+            <w:tcW w:type="dxa" w:w="3135"/>
+            <w:shd w:fill="D6E4F0"/>
           </w:tcPr>
           <w:p>
+            <w:pPr>
+              <w:spacing w:before="20" w:after="20"/>
+              <w:jc w:val="left"/>
+            </w:pPr>
             <w:r/>
             <w:r>
               <w:rPr>
                 <w:rFonts w:ascii="Calibri" w:hAnsi="Calibri"/>
+                <w:b w:val="0"/>
+                <w:color w:val="000000"/>
                 <w:sz w:val="20"/>
               </w:rPr>
               <w:t>$449</w:t>
+            </w:r>
+          </w:p>
+        </w:tc>
+        <w:tc>
+          <w:tcPr>
+            <w:tcW w:type="dxa" w:w="3135"/>
+            <w:shd w:fill="D6E4F0"/>
+          </w:tcPr>
+          <w:p>
+            <w:pPr>
+              <w:spacing w:before="20" w:after="20"/>
+              <w:jc w:val="left"/>
+            </w:pPr>
+            <w:r/>
+            <w:r>
+              <w:rPr>
+                <w:rFonts w:ascii="Calibri" w:hAnsi="Calibri"/>
+                <w:b w:val="0"/>
+                <w:color w:val="000000"/>
+                <w:sz w:val="20"/>
+              </w:rPr>
+              <w:t>Hormones</w:t>
             </w:r>
           </w:p>
         </w:tc>
@@ -2399,13 +3701,19 @@
       <w:tr>
         <w:tc>
           <w:tcPr>
-            <w:tcW w:type="dxa" w:w="5760"/>
+            <w:tcW w:type="dxa" w:w="3135"/>
           </w:tcPr>
           <w:p>
+            <w:pPr>
+              <w:spacing w:before="20" w:after="20"/>
+              <w:jc w:val="left"/>
+            </w:pPr>
             <w:r/>
             <w:r>
               <w:rPr>
                 <w:rFonts w:ascii="Calibri" w:hAnsi="Calibri"/>
+                <w:b w:val="0"/>
+                <w:color w:val="000000"/>
                 <w:sz w:val="20"/>
               </w:rPr>
               <w:t>Growth Hormone Max</w:t>
@@ -2414,16 +3722,43 @@
         </w:tc>
         <w:tc>
           <w:tcPr>
-            <w:tcW w:type="dxa" w:w="2880"/>
+            <w:tcW w:type="dxa" w:w="3135"/>
           </w:tcPr>
           <w:p>
+            <w:pPr>
+              <w:spacing w:before="20" w:after="20"/>
+              <w:jc w:val="left"/>
+            </w:pPr>
             <w:r/>
             <w:r>
               <w:rPr>
                 <w:rFonts w:ascii="Calibri" w:hAnsi="Calibri"/>
+                <w:b w:val="0"/>
+                <w:color w:val="000000"/>
                 <w:sz w:val="20"/>
               </w:rPr>
               <w:t>$799</w:t>
+            </w:r>
+          </w:p>
+        </w:tc>
+        <w:tc>
+          <w:tcPr>
+            <w:tcW w:type="dxa" w:w="3135"/>
+          </w:tcPr>
+          <w:p>
+            <w:pPr>
+              <w:spacing w:before="20" w:after="20"/>
+              <w:jc w:val="left"/>
+            </w:pPr>
+            <w:r/>
+            <w:r>
+              <w:rPr>
+                <w:rFonts w:ascii="Calibri" w:hAnsi="Calibri"/>
+                <w:b w:val="0"/>
+                <w:color w:val="000000"/>
+                <w:sz w:val="20"/>
+              </w:rPr>
+              <w:t>Hormones</w:t>
             </w:r>
           </w:p>
         </w:tc>
@@ -2443,9 +3778,24 @@
           <w:rFonts w:ascii="Calibri" w:hAnsi="Calibri"/>
           <w:color w:val="1F4E79"/>
         </w:rPr>
-        <w:t>Section 3: Packages (21 Multi-Month Programs)</w:t>
+        <w:t>Section 3: Packages</w:t>
       </w:r>
     </w:p>
+    <w:p>
+      <w:pPr>
+        <w:jc w:val="left"/>
+      </w:pPr>
+      <w:r>
+        <w:rPr>
+          <w:rFonts w:ascii="Calibri" w:hAnsi="Calibri"/>
+          <w:b/>
+          <w:color w:val="1F4E79"/>
+          <w:sz w:val="24"/>
+        </w:rPr>
+        <w:t>21 programs | All 65-97% margins</w:t>
+      </w:r>
+    </w:p>
+    <w:p/>
     <w:p>
       <w:pPr>
         <w:pStyle w:val="Heading2"/>
@@ -2462,20 +3812,25 @@
       <w:tblPr>
         <w:tblStyle w:val="TableGrid"/>
         <w:tblW w:type="auto" w:w="0"/>
-        <w:jc w:val="left"/>
+        <w:jc w:val="center"/>
         <w:tblLook w:firstColumn="1" w:firstRow="1" w:lastColumn="0" w:lastRow="0" w:noHBand="0" w:noVBand="1" w:val="04A0"/>
       </w:tblPr>
       <w:tblGrid>
-        <w:gridCol w:w="4320"/>
-        <w:gridCol w:w="4320"/>
+        <w:gridCol w:w="3135"/>
+        <w:gridCol w:w="3135"/>
+        <w:gridCol w:w="3135"/>
       </w:tblGrid>
       <w:tr>
         <w:tc>
           <w:tcPr>
-            <w:tcW w:type="dxa" w:w="5760"/>
-            <w:shd w:fill="2E75B6" w:val="clear"/>
+            <w:tcW w:type="dxa" w:w="3135"/>
+            <w:shd w:fill="1F4E79"/>
           </w:tcPr>
           <w:p>
+            <w:pPr>
+              <w:spacing w:before="20" w:after="20"/>
+              <w:jc w:val="center"/>
+            </w:pPr>
             <w:r/>
             <w:r>
               <w:rPr>
@@ -2490,10 +3845,14 @@
         </w:tc>
         <w:tc>
           <w:tcPr>
-            <w:tcW w:type="dxa" w:w="2880"/>
-            <w:shd w:fill="2E75B6" w:val="clear"/>
+            <w:tcW w:type="dxa" w:w="3135"/>
+            <w:shd w:fill="1F4E79"/>
           </w:tcPr>
           <w:p>
+            <w:pPr>
+              <w:spacing w:before="20" w:after="20"/>
+              <w:jc w:val="center"/>
+            </w:pPr>
             <w:r/>
             <w:r>
               <w:rPr>
@@ -2506,35 +3865,25 @@
             </w:r>
           </w:p>
         </w:tc>
-      </w:tr>
-      <w:tr>
         <w:tc>
           <w:tcPr>
-            <w:tcW w:type="dxa" w:w="5760"/>
+            <w:tcW w:type="dxa" w:w="3135"/>
+            <w:shd w:fill="1F4E79"/>
           </w:tcPr>
           <w:p>
+            <w:pPr>
+              <w:spacing w:before="20" w:after="20"/>
+              <w:jc w:val="center"/>
+            </w:pPr>
             <w:r/>
             <w:r>
               <w:rPr>
                 <w:rFonts w:ascii="Calibri" w:hAnsi="Calibri"/>
+                <w:b/>
+                <w:color w:val="FFFFFF"/>
                 <w:sz w:val="20"/>
               </w:rPr>
-              <w:t>Semaglutide 3-Month</w:t>
-            </w:r>
-          </w:p>
-        </w:tc>
-        <w:tc>
-          <w:tcPr>
-            <w:tcW w:type="dxa" w:w="2880"/>
-          </w:tcPr>
-          <w:p>
-            <w:r/>
-            <w:r>
-              <w:rPr>
-                <w:rFonts w:ascii="Calibri" w:hAnsi="Calibri"/>
-                <w:sz w:val="20"/>
-              </w:rPr>
-              <w:t>$899</w:t>
+              <w:t>Duration</w:t>
             </w:r>
           </w:p>
         </w:tc>
@@ -2542,33 +3891,64 @@
       <w:tr>
         <w:tc>
           <w:tcPr>
-            <w:tcW w:type="dxa" w:w="5760"/>
-            <w:shd w:fill="D6E4F0" w:val="clear"/>
+            <w:tcW w:type="dxa" w:w="3135"/>
           </w:tcPr>
           <w:p>
+            <w:pPr>
+              <w:spacing w:before="20" w:after="20"/>
+              <w:jc w:val="left"/>
+            </w:pPr>
             <w:r/>
             <w:r>
               <w:rPr>
                 <w:rFonts w:ascii="Calibri" w:hAnsi="Calibri"/>
+                <w:b w:val="0"/>
+                <w:color w:val="000000"/>
                 <w:sz w:val="20"/>
               </w:rPr>
-              <w:t>Semaglutide 6-Month</w:t>
+              <w:t>Semaglutide Program</w:t>
             </w:r>
           </w:p>
         </w:tc>
         <w:tc>
           <w:tcPr>
-            <w:tcW w:type="dxa" w:w="2880"/>
-            <w:shd w:fill="D6E4F0" w:val="clear"/>
+            <w:tcW w:type="dxa" w:w="3135"/>
           </w:tcPr>
           <w:p>
+            <w:pPr>
+              <w:spacing w:before="20" w:after="20"/>
+              <w:jc w:val="left"/>
+            </w:pPr>
             <w:r/>
             <w:r>
               <w:rPr>
                 <w:rFonts w:ascii="Calibri" w:hAnsi="Calibri"/>
+                <w:b w:val="0"/>
+                <w:color w:val="000000"/>
                 <w:sz w:val="20"/>
               </w:rPr>
-              <w:t>$3,500</w:t>
+              <w:t>$899</w:t>
+            </w:r>
+          </w:p>
+        </w:tc>
+        <w:tc>
+          <w:tcPr>
+            <w:tcW w:type="dxa" w:w="3135"/>
+          </w:tcPr>
+          <w:p>
+            <w:pPr>
+              <w:spacing w:before="20" w:after="20"/>
+              <w:jc w:val="left"/>
+            </w:pPr>
+            <w:r/>
+            <w:r>
+              <w:rPr>
+                <w:rFonts w:ascii="Calibri" w:hAnsi="Calibri"/>
+                <w:b w:val="0"/>
+                <w:color w:val="000000"/>
+                <w:sz w:val="20"/>
+              </w:rPr>
+              <w:t>3 months</w:t>
             </w:r>
           </w:p>
         </w:tc>
@@ -2576,31 +3956,67 @@
       <w:tr>
         <w:tc>
           <w:tcPr>
-            <w:tcW w:type="dxa" w:w="5760"/>
+            <w:tcW w:type="dxa" w:w="3135"/>
+            <w:shd w:fill="D6E4F0"/>
           </w:tcPr>
           <w:p>
+            <w:pPr>
+              <w:spacing w:before="20" w:after="20"/>
+              <w:jc w:val="left"/>
+            </w:pPr>
             <w:r/>
             <w:r>
               <w:rPr>
                 <w:rFonts w:ascii="Calibri" w:hAnsi="Calibri"/>
+                <w:b w:val="0"/>
+                <w:color w:val="000000"/>
                 <w:sz w:val="20"/>
               </w:rPr>
-              <w:t>Tirzepatide 3-Month</w:t>
+              <w:t>Semaglutide Program</w:t>
             </w:r>
           </w:p>
         </w:tc>
         <w:tc>
           <w:tcPr>
-            <w:tcW w:type="dxa" w:w="2880"/>
+            <w:tcW w:type="dxa" w:w="3135"/>
+            <w:shd w:fill="D6E4F0"/>
           </w:tcPr>
           <w:p>
+            <w:pPr>
+              <w:spacing w:before="20" w:after="20"/>
+              <w:jc w:val="left"/>
+            </w:pPr>
             <w:r/>
             <w:r>
               <w:rPr>
                 <w:rFonts w:ascii="Calibri" w:hAnsi="Calibri"/>
+                <w:b w:val="0"/>
+                <w:color w:val="000000"/>
                 <w:sz w:val="20"/>
               </w:rPr>
-              <w:t>$1,499</w:t>
+              <w:t>$3,500</w:t>
+            </w:r>
+          </w:p>
+        </w:tc>
+        <w:tc>
+          <w:tcPr>
+            <w:tcW w:type="dxa" w:w="3135"/>
+            <w:shd w:fill="D6E4F0"/>
+          </w:tcPr>
+          <w:p>
+            <w:pPr>
+              <w:spacing w:before="20" w:after="20"/>
+              <w:jc w:val="left"/>
+            </w:pPr>
+            <w:r/>
+            <w:r>
+              <w:rPr>
+                <w:rFonts w:ascii="Calibri" w:hAnsi="Calibri"/>
+                <w:b w:val="0"/>
+                <w:color w:val="000000"/>
+                <w:sz w:val="20"/>
+              </w:rPr>
+              <w:t>6 months</w:t>
             </w:r>
           </w:p>
         </w:tc>
@@ -2608,14 +4024,85 @@
       <w:tr>
         <w:tc>
           <w:tcPr>
-            <w:tcW w:type="dxa" w:w="5760"/>
-            <w:shd w:fill="D6E4F0" w:val="clear"/>
+            <w:tcW w:type="dxa" w:w="3135"/>
           </w:tcPr>
           <w:p>
+            <w:pPr>
+              <w:spacing w:before="20" w:after="20"/>
+              <w:jc w:val="left"/>
+            </w:pPr>
             <w:r/>
             <w:r>
               <w:rPr>
                 <w:rFonts w:ascii="Calibri" w:hAnsi="Calibri"/>
+                <w:b w:val="0"/>
+                <w:color w:val="000000"/>
+                <w:sz w:val="20"/>
+              </w:rPr>
+              <w:t>Tirzepatide Program (Optimized)</w:t>
+            </w:r>
+          </w:p>
+        </w:tc>
+        <w:tc>
+          <w:tcPr>
+            <w:tcW w:type="dxa" w:w="3135"/>
+          </w:tcPr>
+          <w:p>
+            <w:pPr>
+              <w:spacing w:before="20" w:after="20"/>
+              <w:jc w:val="left"/>
+            </w:pPr>
+            <w:r/>
+            <w:r>
+              <w:rPr>
+                <w:rFonts w:ascii="Calibri" w:hAnsi="Calibri"/>
+                <w:b w:val="0"/>
+                <w:color w:val="000000"/>
+                <w:sz w:val="20"/>
+              </w:rPr>
+              <w:t>$1,599</w:t>
+            </w:r>
+          </w:p>
+        </w:tc>
+        <w:tc>
+          <w:tcPr>
+            <w:tcW w:type="dxa" w:w="3135"/>
+          </w:tcPr>
+          <w:p>
+            <w:pPr>
+              <w:spacing w:before="20" w:after="20"/>
+              <w:jc w:val="left"/>
+            </w:pPr>
+            <w:r/>
+            <w:r>
+              <w:rPr>
+                <w:rFonts w:ascii="Calibri" w:hAnsi="Calibri"/>
+                <w:b w:val="0"/>
+                <w:color w:val="000000"/>
+                <w:sz w:val="20"/>
+              </w:rPr>
+              <w:t>3 months</w:t>
+            </w:r>
+          </w:p>
+        </w:tc>
+      </w:tr>
+      <w:tr>
+        <w:tc>
+          <w:tcPr>
+            <w:tcW w:type="dxa" w:w="3135"/>
+            <w:shd w:fill="D6E4F0"/>
+          </w:tcPr>
+          <w:p>
+            <w:pPr>
+              <w:spacing w:before="20" w:after="20"/>
+              <w:jc w:val="left"/>
+            </w:pPr>
+            <w:r/>
+            <w:r>
+              <w:rPr>
+                <w:rFonts w:ascii="Calibri" w:hAnsi="Calibri"/>
+                <w:b w:val="0"/>
+                <w:color w:val="000000"/>
                 <w:sz w:val="20"/>
               </w:rPr>
               <w:t>Tirzepatide High Dose</w:t>
@@ -2624,17 +4111,45 @@
         </w:tc>
         <w:tc>
           <w:tcPr>
-            <w:tcW w:type="dxa" w:w="2880"/>
-            <w:shd w:fill="D6E4F0" w:val="clear"/>
+            <w:tcW w:type="dxa" w:w="3135"/>
+            <w:shd w:fill="D6E4F0"/>
           </w:tcPr>
           <w:p>
+            <w:pPr>
+              <w:spacing w:before="20" w:after="20"/>
+              <w:jc w:val="left"/>
+            </w:pPr>
             <w:r/>
             <w:r>
               <w:rPr>
                 <w:rFonts w:ascii="Calibri" w:hAnsi="Calibri"/>
+                <w:b w:val="0"/>
+                <w:color w:val="000000"/>
                 <w:sz w:val="20"/>
               </w:rPr>
               <w:t>$2,103</w:t>
+            </w:r>
+          </w:p>
+        </w:tc>
+        <w:tc>
+          <w:tcPr>
+            <w:tcW w:type="dxa" w:w="3135"/>
+            <w:shd w:fill="D6E4F0"/>
+          </w:tcPr>
+          <w:p>
+            <w:pPr>
+              <w:spacing w:before="20" w:after="20"/>
+              <w:jc w:val="left"/>
+            </w:pPr>
+            <w:r/>
+            <w:r>
+              <w:rPr>
+                <w:rFonts w:ascii="Calibri" w:hAnsi="Calibri"/>
+                <w:b w:val="0"/>
+                <w:color w:val="000000"/>
+                <w:sz w:val="20"/>
+              </w:rPr>
+              <w:t>3 months</w:t>
             </w:r>
           </w:p>
         </w:tc>
@@ -2642,31 +4157,64 @@
       <w:tr>
         <w:tc>
           <w:tcPr>
-            <w:tcW w:type="dxa" w:w="5760"/>
+            <w:tcW w:type="dxa" w:w="3135"/>
           </w:tcPr>
           <w:p>
+            <w:pPr>
+              <w:spacing w:before="20" w:after="20"/>
+              <w:jc w:val="left"/>
+            </w:pPr>
             <w:r/>
             <w:r>
               <w:rPr>
                 <w:rFonts w:ascii="Calibri" w:hAnsi="Calibri"/>
+                <w:b w:val="0"/>
+                <w:color w:val="000000"/>
                 <w:sz w:val="20"/>
               </w:rPr>
-              <w:t>WL Level 3 — 3-Month</w:t>
+              <w:t>WL Level 3 Program</w:t>
             </w:r>
           </w:p>
         </w:tc>
         <w:tc>
           <w:tcPr>
-            <w:tcW w:type="dxa" w:w="2880"/>
+            <w:tcW w:type="dxa" w:w="3135"/>
           </w:tcPr>
           <w:p>
+            <w:pPr>
+              <w:spacing w:before="20" w:after="20"/>
+              <w:jc w:val="left"/>
+            </w:pPr>
             <w:r/>
             <w:r>
               <w:rPr>
                 <w:rFonts w:ascii="Calibri" w:hAnsi="Calibri"/>
+                <w:b w:val="0"/>
+                <w:color w:val="000000"/>
                 <w:sz w:val="20"/>
               </w:rPr>
               <w:t>$1,750</w:t>
+            </w:r>
+          </w:p>
+        </w:tc>
+        <w:tc>
+          <w:tcPr>
+            <w:tcW w:type="dxa" w:w="3135"/>
+          </w:tcPr>
+          <w:p>
+            <w:pPr>
+              <w:spacing w:before="20" w:after="20"/>
+              <w:jc w:val="left"/>
+            </w:pPr>
+            <w:r/>
+            <w:r>
+              <w:rPr>
+                <w:rFonts w:ascii="Calibri" w:hAnsi="Calibri"/>
+                <w:b w:val="0"/>
+                <w:color w:val="000000"/>
+                <w:sz w:val="20"/>
+              </w:rPr>
+              <w:t>3 months</w:t>
             </w:r>
           </w:p>
         </w:tc>
@@ -2674,33 +4222,67 @@
       <w:tr>
         <w:tc>
           <w:tcPr>
-            <w:tcW w:type="dxa" w:w="5760"/>
-            <w:shd w:fill="D6E4F0" w:val="clear"/>
+            <w:tcW w:type="dxa" w:w="3135"/>
+            <w:shd w:fill="D6E4F0"/>
           </w:tcPr>
           <w:p>
+            <w:pPr>
+              <w:spacing w:before="20" w:after="20"/>
+              <w:jc w:val="left"/>
+            </w:pPr>
             <w:r/>
             <w:r>
               <w:rPr>
                 <w:rFonts w:ascii="Calibri" w:hAnsi="Calibri"/>
+                <w:b w:val="0"/>
+                <w:color w:val="000000"/>
                 <w:sz w:val="20"/>
               </w:rPr>
-              <w:t>WL Level 4 — 6-Month</w:t>
+              <w:t>WL Level 4 Program</w:t>
             </w:r>
           </w:p>
         </w:tc>
         <w:tc>
           <w:tcPr>
-            <w:tcW w:type="dxa" w:w="2880"/>
-            <w:shd w:fill="D6E4F0" w:val="clear"/>
+            <w:tcW w:type="dxa" w:w="3135"/>
+            <w:shd w:fill="D6E4F0"/>
           </w:tcPr>
           <w:p>
+            <w:pPr>
+              <w:spacing w:before="20" w:after="20"/>
+              <w:jc w:val="left"/>
+            </w:pPr>
             <w:r/>
             <w:r>
               <w:rPr>
                 <w:rFonts w:ascii="Calibri" w:hAnsi="Calibri"/>
+                <w:b w:val="0"/>
+                <w:color w:val="000000"/>
                 <w:sz w:val="20"/>
               </w:rPr>
               <w:t>$4,100</w:t>
+            </w:r>
+          </w:p>
+        </w:tc>
+        <w:tc>
+          <w:tcPr>
+            <w:tcW w:type="dxa" w:w="3135"/>
+            <w:shd w:fill="D6E4F0"/>
+          </w:tcPr>
+          <w:p>
+            <w:pPr>
+              <w:spacing w:before="20" w:after="20"/>
+              <w:jc w:val="left"/>
+            </w:pPr>
+            <w:r/>
+            <w:r>
+              <w:rPr>
+                <w:rFonts w:ascii="Calibri" w:hAnsi="Calibri"/>
+                <w:b w:val="0"/>
+                <w:color w:val="000000"/>
+                <w:sz w:val="20"/>
+              </w:rPr>
+              <w:t>6 months</w:t>
             </w:r>
           </w:p>
         </w:tc>
@@ -2708,31 +4290,64 @@
       <w:tr>
         <w:tc>
           <w:tcPr>
-            <w:tcW w:type="dxa" w:w="5760"/>
+            <w:tcW w:type="dxa" w:w="3135"/>
           </w:tcPr>
           <w:p>
+            <w:pPr>
+              <w:spacing w:before="20" w:after="20"/>
+              <w:jc w:val="left"/>
+            </w:pPr>
             <w:r/>
             <w:r>
               <w:rPr>
                 <w:rFonts w:ascii="Calibri" w:hAnsi="Calibri"/>
+                <w:b w:val="0"/>
+                <w:color w:val="000000"/>
                 <w:sz w:val="20"/>
               </w:rPr>
-              <w:t>WL Level 5 — 6-Month</w:t>
+              <w:t>WL Level 5 Program</w:t>
             </w:r>
           </w:p>
         </w:tc>
         <w:tc>
           <w:tcPr>
-            <w:tcW w:type="dxa" w:w="2880"/>
+            <w:tcW w:type="dxa" w:w="3135"/>
           </w:tcPr>
           <w:p>
+            <w:pPr>
+              <w:spacing w:before="20" w:after="20"/>
+              <w:jc w:val="left"/>
+            </w:pPr>
             <w:r/>
             <w:r>
               <w:rPr>
                 <w:rFonts w:ascii="Calibri" w:hAnsi="Calibri"/>
+                <w:b w:val="0"/>
+                <w:color w:val="000000"/>
                 <w:sz w:val="20"/>
               </w:rPr>
               <w:t>$4,775</w:t>
+            </w:r>
+          </w:p>
+        </w:tc>
+        <w:tc>
+          <w:tcPr>
+            <w:tcW w:type="dxa" w:w="3135"/>
+          </w:tcPr>
+          <w:p>
+            <w:pPr>
+              <w:spacing w:before="20" w:after="20"/>
+              <w:jc w:val="left"/>
+            </w:pPr>
+            <w:r/>
+            <w:r>
+              <w:rPr>
+                <w:rFonts w:ascii="Calibri" w:hAnsi="Calibri"/>
+                <w:b w:val="0"/>
+                <w:color w:val="000000"/>
+                <w:sz w:val="20"/>
+              </w:rPr>
+              <w:t>6 months</w:t>
             </w:r>
           </w:p>
         </w:tc>
@@ -2755,20 +4370,25 @@
       <w:tblPr>
         <w:tblStyle w:val="TableGrid"/>
         <w:tblW w:type="auto" w:w="0"/>
-        <w:jc w:val="left"/>
+        <w:jc w:val="center"/>
         <w:tblLook w:firstColumn="1" w:firstRow="1" w:lastColumn="0" w:lastRow="0" w:noHBand="0" w:noVBand="1" w:val="04A0"/>
       </w:tblPr>
       <w:tblGrid>
-        <w:gridCol w:w="4320"/>
-        <w:gridCol w:w="4320"/>
+        <w:gridCol w:w="3135"/>
+        <w:gridCol w:w="3135"/>
+        <w:gridCol w:w="3135"/>
       </w:tblGrid>
       <w:tr>
         <w:tc>
           <w:tcPr>
-            <w:tcW w:type="dxa" w:w="5760"/>
-            <w:shd w:fill="2E75B6" w:val="clear"/>
+            <w:tcW w:type="dxa" w:w="3135"/>
+            <w:shd w:fill="1F4E79"/>
           </w:tcPr>
           <w:p>
+            <w:pPr>
+              <w:spacing w:before="20" w:after="20"/>
+              <w:jc w:val="center"/>
+            </w:pPr>
             <w:r/>
             <w:r>
               <w:rPr>
@@ -2783,10 +4403,14 @@
         </w:tc>
         <w:tc>
           <w:tcPr>
-            <w:tcW w:type="dxa" w:w="2880"/>
-            <w:shd w:fill="2E75B6" w:val="clear"/>
+            <w:tcW w:type="dxa" w:w="3135"/>
+            <w:shd w:fill="1F4E79"/>
           </w:tcPr>
           <w:p>
+            <w:pPr>
+              <w:spacing w:before="20" w:after="20"/>
+              <w:jc w:val="center"/>
+            </w:pPr>
             <w:r/>
             <w:r>
               <w:rPr>
@@ -2799,17 +4423,45 @@
             </w:r>
           </w:p>
         </w:tc>
+        <w:tc>
+          <w:tcPr>
+            <w:tcW w:type="dxa" w:w="3135"/>
+            <w:shd w:fill="1F4E79"/>
+          </w:tcPr>
+          <w:p>
+            <w:pPr>
+              <w:spacing w:before="20" w:after="20"/>
+              <w:jc w:val="center"/>
+            </w:pPr>
+            <w:r/>
+            <w:r>
+              <w:rPr>
+                <w:rFonts w:ascii="Calibri" w:hAnsi="Calibri"/>
+                <w:b/>
+                <w:color w:val="FFFFFF"/>
+                <w:sz w:val="20"/>
+              </w:rPr>
+              <w:t>Duration</w:t>
+            </w:r>
+          </w:p>
+        </w:tc>
       </w:tr>
       <w:tr>
         <w:tc>
           <w:tcPr>
-            <w:tcW w:type="dxa" w:w="5760"/>
+            <w:tcW w:type="dxa" w:w="3135"/>
           </w:tcPr>
           <w:p>
+            <w:pPr>
+              <w:spacing w:before="20" w:after="20"/>
+              <w:jc w:val="left"/>
+            </w:pPr>
             <w:r/>
             <w:r>
               <w:rPr>
                 <w:rFonts w:ascii="Calibri" w:hAnsi="Calibri"/>
+                <w:b w:val="0"/>
+                <w:color w:val="000000"/>
                 <w:sz w:val="20"/>
               </w:rPr>
               <w:t>TRT Quarterly</w:t>
@@ -2818,16 +4470,43 @@
         </w:tc>
         <w:tc>
           <w:tcPr>
-            <w:tcW w:type="dxa" w:w="2880"/>
+            <w:tcW w:type="dxa" w:w="3135"/>
           </w:tcPr>
           <w:p>
+            <w:pPr>
+              <w:spacing w:before="20" w:after="20"/>
+              <w:jc w:val="left"/>
+            </w:pPr>
             <w:r/>
             <w:r>
               <w:rPr>
                 <w:rFonts w:ascii="Calibri" w:hAnsi="Calibri"/>
+                <w:b w:val="0"/>
+                <w:color w:val="000000"/>
                 <w:sz w:val="20"/>
               </w:rPr>
               <w:t>$1,275</w:t>
+            </w:r>
+          </w:p>
+        </w:tc>
+        <w:tc>
+          <w:tcPr>
+            <w:tcW w:type="dxa" w:w="3135"/>
+          </w:tcPr>
+          <w:p>
+            <w:pPr>
+              <w:spacing w:before="20" w:after="20"/>
+              <w:jc w:val="left"/>
+            </w:pPr>
+            <w:r/>
+            <w:r>
+              <w:rPr>
+                <w:rFonts w:ascii="Calibri" w:hAnsi="Calibri"/>
+                <w:b w:val="0"/>
+                <w:color w:val="000000"/>
+                <w:sz w:val="20"/>
+              </w:rPr>
+              <w:t>3 months</w:t>
             </w:r>
           </w:p>
         </w:tc>
@@ -2835,14 +4514,20 @@
       <w:tr>
         <w:tc>
           <w:tcPr>
-            <w:tcW w:type="dxa" w:w="5760"/>
-            <w:shd w:fill="D6E4F0" w:val="clear"/>
+            <w:tcW w:type="dxa" w:w="3135"/>
+            <w:shd w:fill="D6E4F0"/>
           </w:tcPr>
           <w:p>
+            <w:pPr>
+              <w:spacing w:before="20" w:after="20"/>
+              <w:jc w:val="left"/>
+            </w:pPr>
             <w:r/>
             <w:r>
               <w:rPr>
                 <w:rFonts w:ascii="Calibri" w:hAnsi="Calibri"/>
+                <w:b w:val="0"/>
+                <w:color w:val="000000"/>
                 <w:sz w:val="20"/>
               </w:rPr>
               <w:t>TRT 6-Month</w:t>
@@ -2851,17 +4536,45 @@
         </w:tc>
         <w:tc>
           <w:tcPr>
-            <w:tcW w:type="dxa" w:w="2880"/>
-            <w:shd w:fill="D6E4F0" w:val="clear"/>
+            <w:tcW w:type="dxa" w:w="3135"/>
+            <w:shd w:fill="D6E4F0"/>
           </w:tcPr>
           <w:p>
+            <w:pPr>
+              <w:spacing w:before="20" w:after="20"/>
+              <w:jc w:val="left"/>
+            </w:pPr>
             <w:r/>
             <w:r>
               <w:rPr>
                 <w:rFonts w:ascii="Calibri" w:hAnsi="Calibri"/>
+                <w:b w:val="0"/>
+                <w:color w:val="000000"/>
                 <w:sz w:val="20"/>
               </w:rPr>
               <w:t>$2,550</w:t>
+            </w:r>
+          </w:p>
+        </w:tc>
+        <w:tc>
+          <w:tcPr>
+            <w:tcW w:type="dxa" w:w="3135"/>
+            <w:shd w:fill="D6E4F0"/>
+          </w:tcPr>
+          <w:p>
+            <w:pPr>
+              <w:spacing w:before="20" w:after="20"/>
+              <w:jc w:val="left"/>
+            </w:pPr>
+            <w:r/>
+            <w:r>
+              <w:rPr>
+                <w:rFonts w:ascii="Calibri" w:hAnsi="Calibri"/>
+                <w:b w:val="0"/>
+                <w:color w:val="000000"/>
+                <w:sz w:val="20"/>
+              </w:rPr>
+              <w:t>6 months</w:t>
             </w:r>
           </w:p>
         </w:tc>
@@ -2869,31 +4582,64 @@
       <w:tr>
         <w:tc>
           <w:tcPr>
-            <w:tcW w:type="dxa" w:w="5760"/>
+            <w:tcW w:type="dxa" w:w="3135"/>
           </w:tcPr>
           <w:p>
+            <w:pPr>
+              <w:spacing w:before="20" w:after="20"/>
+              <w:jc w:val="left"/>
+            </w:pPr>
             <w:r/>
             <w:r>
               <w:rPr>
                 <w:rFonts w:ascii="Calibri" w:hAnsi="Calibri"/>
+                <w:b w:val="0"/>
+                <w:color w:val="000000"/>
                 <w:sz w:val="20"/>
               </w:rPr>
-              <w:t>TRT Weekly 3-Month</w:t>
+              <w:t>TRT Weekly (In-Office)</w:t>
             </w:r>
           </w:p>
         </w:tc>
         <w:tc>
           <w:tcPr>
-            <w:tcW w:type="dxa" w:w="2880"/>
+            <w:tcW w:type="dxa" w:w="3135"/>
           </w:tcPr>
           <w:p>
+            <w:pPr>
+              <w:spacing w:before="20" w:after="20"/>
+              <w:jc w:val="left"/>
+            </w:pPr>
             <w:r/>
             <w:r>
               <w:rPr>
                 <w:rFonts w:ascii="Calibri" w:hAnsi="Calibri"/>
+                <w:b w:val="0"/>
+                <w:color w:val="000000"/>
                 <w:sz w:val="20"/>
               </w:rPr>
               <w:t>$1,750</w:t>
+            </w:r>
+          </w:p>
+        </w:tc>
+        <w:tc>
+          <w:tcPr>
+            <w:tcW w:type="dxa" w:w="3135"/>
+          </w:tcPr>
+          <w:p>
+            <w:pPr>
+              <w:spacing w:before="20" w:after="20"/>
+              <w:jc w:val="left"/>
+            </w:pPr>
+            <w:r/>
+            <w:r>
+              <w:rPr>
+                <w:rFonts w:ascii="Calibri" w:hAnsi="Calibri"/>
+                <w:b w:val="0"/>
+                <w:color w:val="000000"/>
+                <w:sz w:val="20"/>
+              </w:rPr>
+              <w:t>3 months</w:t>
             </w:r>
           </w:p>
         </w:tc>
@@ -2901,14 +4647,20 @@
       <w:tr>
         <w:tc>
           <w:tcPr>
-            <w:tcW w:type="dxa" w:w="5760"/>
-            <w:shd w:fill="D6E4F0" w:val="clear"/>
+            <w:tcW w:type="dxa" w:w="3135"/>
+            <w:shd w:fill="D6E4F0"/>
           </w:tcPr>
           <w:p>
+            <w:pPr>
+              <w:spacing w:before="20" w:after="20"/>
+              <w:jc w:val="left"/>
+            </w:pPr>
             <w:r/>
             <w:r>
               <w:rPr>
                 <w:rFonts w:ascii="Calibri" w:hAnsi="Calibri"/>
+                <w:b w:val="0"/>
+                <w:color w:val="000000"/>
                 <w:sz w:val="20"/>
               </w:rPr>
               <w:t>TRT Take Home Quarterly</w:t>
@@ -2917,17 +4669,45 @@
         </w:tc>
         <w:tc>
           <w:tcPr>
-            <w:tcW w:type="dxa" w:w="2880"/>
-            <w:shd w:fill="D6E4F0" w:val="clear"/>
+            <w:tcW w:type="dxa" w:w="3135"/>
+            <w:shd w:fill="D6E4F0"/>
           </w:tcPr>
           <w:p>
+            <w:pPr>
+              <w:spacing w:before="20" w:after="20"/>
+              <w:jc w:val="left"/>
+            </w:pPr>
             <w:r/>
             <w:r>
               <w:rPr>
                 <w:rFonts w:ascii="Calibri" w:hAnsi="Calibri"/>
+                <w:b w:val="0"/>
+                <w:color w:val="000000"/>
                 <w:sz w:val="20"/>
               </w:rPr>
               <w:t>$1,497</w:t>
+            </w:r>
+          </w:p>
+        </w:tc>
+        <w:tc>
+          <w:tcPr>
+            <w:tcW w:type="dxa" w:w="3135"/>
+            <w:shd w:fill="D6E4F0"/>
+          </w:tcPr>
+          <w:p>
+            <w:pPr>
+              <w:spacing w:before="20" w:after="20"/>
+              <w:jc w:val="left"/>
+            </w:pPr>
+            <w:r/>
+            <w:r>
+              <w:rPr>
+                <w:rFonts w:ascii="Calibri" w:hAnsi="Calibri"/>
+                <w:b w:val="0"/>
+                <w:color w:val="000000"/>
+                <w:sz w:val="20"/>
+              </w:rPr>
+              <w:t>3 months</w:t>
             </w:r>
           </w:p>
         </w:tc>
@@ -2950,20 +4730,25 @@
       <w:tblPr>
         <w:tblStyle w:val="TableGrid"/>
         <w:tblW w:type="auto" w:w="0"/>
-        <w:jc w:val="left"/>
+        <w:jc w:val="center"/>
         <w:tblLook w:firstColumn="1" w:firstRow="1" w:lastColumn="0" w:lastRow="0" w:noHBand="0" w:noVBand="1" w:val="04A0"/>
       </w:tblPr>
       <w:tblGrid>
-        <w:gridCol w:w="4320"/>
-        <w:gridCol w:w="4320"/>
+        <w:gridCol w:w="3135"/>
+        <w:gridCol w:w="3135"/>
+        <w:gridCol w:w="3135"/>
       </w:tblGrid>
       <w:tr>
         <w:tc>
           <w:tcPr>
-            <w:tcW w:type="dxa" w:w="5760"/>
-            <w:shd w:fill="2E75B6" w:val="clear"/>
+            <w:tcW w:type="dxa" w:w="3135"/>
+            <w:shd w:fill="1F4E79"/>
           </w:tcPr>
           <w:p>
+            <w:pPr>
+              <w:spacing w:before="20" w:after="20"/>
+              <w:jc w:val="center"/>
+            </w:pPr>
             <w:r/>
             <w:r>
               <w:rPr>
@@ -2978,10 +4763,14 @@
         </w:tc>
         <w:tc>
           <w:tcPr>
-            <w:tcW w:type="dxa" w:w="2880"/>
-            <w:shd w:fill="2E75B6" w:val="clear"/>
+            <w:tcW w:type="dxa" w:w="3135"/>
+            <w:shd w:fill="1F4E79"/>
           </w:tcPr>
           <w:p>
+            <w:pPr>
+              <w:spacing w:before="20" w:after="20"/>
+              <w:jc w:val="center"/>
+            </w:pPr>
             <w:r/>
             <w:r>
               <w:rPr>
@@ -2994,35 +4783,25 @@
             </w:r>
           </w:p>
         </w:tc>
-      </w:tr>
-      <w:tr>
         <w:tc>
           <w:tcPr>
-            <w:tcW w:type="dxa" w:w="5760"/>
+            <w:tcW w:type="dxa" w:w="3135"/>
+            <w:shd w:fill="1F4E79"/>
           </w:tcPr>
           <w:p>
+            <w:pPr>
+              <w:spacing w:before="20" w:after="20"/>
+              <w:jc w:val="center"/>
+            </w:pPr>
             <w:r/>
             <w:r>
               <w:rPr>
                 <w:rFonts w:ascii="Calibri" w:hAnsi="Calibri"/>
+                <w:b/>
+                <w:color w:val="FFFFFF"/>
                 <w:sz w:val="20"/>
               </w:rPr>
-              <w:t>Sermorelin 3-Month (15 mg)</w:t>
-            </w:r>
-          </w:p>
-        </w:tc>
-        <w:tc>
-          <w:tcPr>
-            <w:tcW w:type="dxa" w:w="2880"/>
-          </w:tcPr>
-          <w:p>
-            <w:r/>
-            <w:r>
-              <w:rPr>
-                <w:rFonts w:ascii="Calibri" w:hAnsi="Calibri"/>
-                <w:sz w:val="20"/>
-              </w:rPr>
-              <w:t>$1,275</w:t>
+              <w:t>Duration</w:t>
             </w:r>
           </w:p>
         </w:tc>
@@ -3030,33 +4809,64 @@
       <w:tr>
         <w:tc>
           <w:tcPr>
-            <w:tcW w:type="dxa" w:w="5760"/>
-            <w:shd w:fill="D6E4F0" w:val="clear"/>
+            <w:tcW w:type="dxa" w:w="3135"/>
           </w:tcPr>
           <w:p>
+            <w:pPr>
+              <w:spacing w:before="20" w:after="20"/>
+              <w:jc w:val="left"/>
+            </w:pPr>
             <w:r/>
             <w:r>
               <w:rPr>
                 <w:rFonts w:ascii="Calibri" w:hAnsi="Calibri"/>
+                <w:b w:val="0"/>
+                <w:color w:val="000000"/>
                 <w:sz w:val="20"/>
               </w:rPr>
-              <w:t>Sermorelin 6-Month (15 mg)</w:t>
+              <w:t>Sermorelin 15mg</w:t>
             </w:r>
           </w:p>
         </w:tc>
         <w:tc>
           <w:tcPr>
-            <w:tcW w:type="dxa" w:w="2880"/>
-            <w:shd w:fill="D6E4F0" w:val="clear"/>
+            <w:tcW w:type="dxa" w:w="3135"/>
           </w:tcPr>
           <w:p>
+            <w:pPr>
+              <w:spacing w:before="20" w:after="20"/>
+              <w:jc w:val="left"/>
+            </w:pPr>
             <w:r/>
             <w:r>
               <w:rPr>
                 <w:rFonts w:ascii="Calibri" w:hAnsi="Calibri"/>
+                <w:b w:val="0"/>
+                <w:color w:val="000000"/>
                 <w:sz w:val="20"/>
               </w:rPr>
-              <w:t>$2,500</w:t>
+              <w:t>$1,275</w:t>
+            </w:r>
+          </w:p>
+        </w:tc>
+        <w:tc>
+          <w:tcPr>
+            <w:tcW w:type="dxa" w:w="3135"/>
+          </w:tcPr>
+          <w:p>
+            <w:pPr>
+              <w:spacing w:before="20" w:after="20"/>
+              <w:jc w:val="left"/>
+            </w:pPr>
+            <w:r/>
+            <w:r>
+              <w:rPr>
+                <w:rFonts w:ascii="Calibri" w:hAnsi="Calibri"/>
+                <w:b w:val="0"/>
+                <w:color w:val="000000"/>
+                <w:sz w:val="20"/>
+              </w:rPr>
+              <w:t>3 months</w:t>
             </w:r>
           </w:p>
         </w:tc>
@@ -3064,31 +4874,67 @@
       <w:tr>
         <w:tc>
           <w:tcPr>
-            <w:tcW w:type="dxa" w:w="5760"/>
+            <w:tcW w:type="dxa" w:w="3135"/>
+            <w:shd w:fill="D6E4F0"/>
           </w:tcPr>
           <w:p>
+            <w:pPr>
+              <w:spacing w:before="20" w:after="20"/>
+              <w:jc w:val="left"/>
+            </w:pPr>
             <w:r/>
             <w:r>
               <w:rPr>
                 <w:rFonts w:ascii="Calibri" w:hAnsi="Calibri"/>
+                <w:b w:val="0"/>
+                <w:color w:val="000000"/>
                 <w:sz w:val="20"/>
               </w:rPr>
-              <w:t>Sermorelin 3-Month (30 mg)</w:t>
+              <w:t>Sermorelin 15mg</w:t>
             </w:r>
           </w:p>
         </w:tc>
         <w:tc>
           <w:tcPr>
-            <w:tcW w:type="dxa" w:w="2880"/>
+            <w:tcW w:type="dxa" w:w="3135"/>
+            <w:shd w:fill="D6E4F0"/>
           </w:tcPr>
           <w:p>
+            <w:pPr>
+              <w:spacing w:before="20" w:after="20"/>
+              <w:jc w:val="left"/>
+            </w:pPr>
             <w:r/>
             <w:r>
               <w:rPr>
                 <w:rFonts w:ascii="Calibri" w:hAnsi="Calibri"/>
+                <w:b w:val="0"/>
+                <w:color w:val="000000"/>
                 <w:sz w:val="20"/>
               </w:rPr>
-              <w:t>$2,228</w:t>
+              <w:t>$2,500</w:t>
+            </w:r>
+          </w:p>
+        </w:tc>
+        <w:tc>
+          <w:tcPr>
+            <w:tcW w:type="dxa" w:w="3135"/>
+            <w:shd w:fill="D6E4F0"/>
+          </w:tcPr>
+          <w:p>
+            <w:pPr>
+              <w:spacing w:before="20" w:after="20"/>
+              <w:jc w:val="left"/>
+            </w:pPr>
+            <w:r/>
+            <w:r>
+              <w:rPr>
+                <w:rFonts w:ascii="Calibri" w:hAnsi="Calibri"/>
+                <w:b w:val="0"/>
+                <w:color w:val="000000"/>
+                <w:sz w:val="20"/>
+              </w:rPr>
+              <w:t>6 months</w:t>
             </w:r>
           </w:p>
         </w:tc>
@@ -3096,33 +4942,64 @@
       <w:tr>
         <w:tc>
           <w:tcPr>
-            <w:tcW w:type="dxa" w:w="5760"/>
-            <w:shd w:fill="D6E4F0" w:val="clear"/>
+            <w:tcW w:type="dxa" w:w="3135"/>
           </w:tcPr>
           <w:p>
+            <w:pPr>
+              <w:spacing w:before="20" w:after="20"/>
+              <w:jc w:val="left"/>
+            </w:pPr>
             <w:r/>
             <w:r>
               <w:rPr>
                 <w:rFonts w:ascii="Calibri" w:hAnsi="Calibri"/>
+                <w:b w:val="0"/>
+                <w:color w:val="000000"/>
                 <w:sz w:val="20"/>
               </w:rPr>
-              <w:t>BHRT 3-Month</w:t>
+              <w:t>Sermorelin 30mg</w:t>
             </w:r>
           </w:p>
         </w:tc>
         <w:tc>
           <w:tcPr>
-            <w:tcW w:type="dxa" w:w="2880"/>
-            <w:shd w:fill="D6E4F0" w:val="clear"/>
+            <w:tcW w:type="dxa" w:w="3135"/>
           </w:tcPr>
           <w:p>
+            <w:pPr>
+              <w:spacing w:before="20" w:after="20"/>
+              <w:jc w:val="left"/>
+            </w:pPr>
             <w:r/>
             <w:r>
               <w:rPr>
                 <w:rFonts w:ascii="Calibri" w:hAnsi="Calibri"/>
+                <w:b w:val="0"/>
+                <w:color w:val="000000"/>
                 <w:sz w:val="20"/>
               </w:rPr>
-              <w:t>$795</w:t>
+              <w:t>$2,228</w:t>
+            </w:r>
+          </w:p>
+        </w:tc>
+        <w:tc>
+          <w:tcPr>
+            <w:tcW w:type="dxa" w:w="3135"/>
+          </w:tcPr>
+          <w:p>
+            <w:pPr>
+              <w:spacing w:before="20" w:after="20"/>
+              <w:jc w:val="left"/>
+            </w:pPr>
+            <w:r/>
+            <w:r>
+              <w:rPr>
+                <w:rFonts w:ascii="Calibri" w:hAnsi="Calibri"/>
+                <w:b w:val="0"/>
+                <w:color w:val="000000"/>
+                <w:sz w:val="20"/>
+              </w:rPr>
+              <w:t>3 months</w:t>
             </w:r>
           </w:p>
         </w:tc>
@@ -3130,31 +5007,67 @@
       <w:tr>
         <w:tc>
           <w:tcPr>
-            <w:tcW w:type="dxa" w:w="5760"/>
+            <w:tcW w:type="dxa" w:w="3135"/>
+            <w:shd w:fill="D6E4F0"/>
           </w:tcPr>
           <w:p>
+            <w:pPr>
+              <w:spacing w:before="20" w:after="20"/>
+              <w:jc w:val="left"/>
+            </w:pPr>
             <w:r/>
             <w:r>
               <w:rPr>
                 <w:rFonts w:ascii="Calibri" w:hAnsi="Calibri"/>
+                <w:b w:val="0"/>
+                <w:color w:val="000000"/>
                 <w:sz w:val="20"/>
               </w:rPr>
-              <w:t>BHRT 6-Month</w:t>
+              <w:t>BHRT Program</w:t>
             </w:r>
           </w:p>
         </w:tc>
         <w:tc>
           <w:tcPr>
-            <w:tcW w:type="dxa" w:w="2880"/>
+            <w:tcW w:type="dxa" w:w="3135"/>
+            <w:shd w:fill="D6E4F0"/>
           </w:tcPr>
           <w:p>
+            <w:pPr>
+              <w:spacing w:before="20" w:after="20"/>
+              <w:jc w:val="left"/>
+            </w:pPr>
             <w:r/>
             <w:r>
               <w:rPr>
                 <w:rFonts w:ascii="Calibri" w:hAnsi="Calibri"/>
+                <w:b w:val="0"/>
+                <w:color w:val="000000"/>
                 <w:sz w:val="20"/>
               </w:rPr>
-              <w:t>$1,575</w:t>
+              <w:t>$795</w:t>
+            </w:r>
+          </w:p>
+        </w:tc>
+        <w:tc>
+          <w:tcPr>
+            <w:tcW w:type="dxa" w:w="3135"/>
+            <w:shd w:fill="D6E4F0"/>
+          </w:tcPr>
+          <w:p>
+            <w:pPr>
+              <w:spacing w:before="20" w:after="20"/>
+              <w:jc w:val="left"/>
+            </w:pPr>
+            <w:r/>
+            <w:r>
+              <w:rPr>
+                <w:rFonts w:ascii="Calibri" w:hAnsi="Calibri"/>
+                <w:b w:val="0"/>
+                <w:color w:val="000000"/>
+                <w:sz w:val="20"/>
+              </w:rPr>
+              <w:t>3 months</w:t>
             </w:r>
           </w:p>
         </w:tc>
@@ -3162,33 +5075,64 @@
       <w:tr>
         <w:tc>
           <w:tcPr>
-            <w:tcW w:type="dxa" w:w="5760"/>
-            <w:shd w:fill="D6E4F0" w:val="clear"/>
+            <w:tcW w:type="dxa" w:w="3135"/>
           </w:tcPr>
           <w:p>
+            <w:pPr>
+              <w:spacing w:before="20" w:after="20"/>
+              <w:jc w:val="left"/>
+            </w:pPr>
             <w:r/>
             <w:r>
               <w:rPr>
                 <w:rFonts w:ascii="Calibri" w:hAnsi="Calibri"/>
+                <w:b w:val="0"/>
+                <w:color w:val="000000"/>
                 <w:sz w:val="20"/>
               </w:rPr>
-              <w:t>Clomid 3-Month</w:t>
+              <w:t>BHRT Program</w:t>
             </w:r>
           </w:p>
         </w:tc>
         <w:tc>
           <w:tcPr>
-            <w:tcW w:type="dxa" w:w="2880"/>
-            <w:shd w:fill="D6E4F0" w:val="clear"/>
+            <w:tcW w:type="dxa" w:w="3135"/>
           </w:tcPr>
           <w:p>
+            <w:pPr>
+              <w:spacing w:before="20" w:after="20"/>
+              <w:jc w:val="left"/>
+            </w:pPr>
             <w:r/>
             <w:r>
               <w:rPr>
                 <w:rFonts w:ascii="Calibri" w:hAnsi="Calibri"/>
+                <w:b w:val="0"/>
+                <w:color w:val="000000"/>
                 <w:sz w:val="20"/>
               </w:rPr>
-              <w:t>$790</w:t>
+              <w:t>$1,575</w:t>
+            </w:r>
+          </w:p>
+        </w:tc>
+        <w:tc>
+          <w:tcPr>
+            <w:tcW w:type="dxa" w:w="3135"/>
+          </w:tcPr>
+          <w:p>
+            <w:pPr>
+              <w:spacing w:before="20" w:after="20"/>
+              <w:jc w:val="left"/>
+            </w:pPr>
+            <w:r/>
+            <w:r>
+              <w:rPr>
+                <w:rFonts w:ascii="Calibri" w:hAnsi="Calibri"/>
+                <w:b w:val="0"/>
+                <w:color w:val="000000"/>
+                <w:sz w:val="20"/>
+              </w:rPr>
+              <w:t>6 months</w:t>
             </w:r>
           </w:p>
         </w:tc>
@@ -3196,31 +5140,132 @@
       <w:tr>
         <w:tc>
           <w:tcPr>
-            <w:tcW w:type="dxa" w:w="5760"/>
+            <w:tcW w:type="dxa" w:w="3135"/>
+            <w:shd w:fill="D6E4F0"/>
           </w:tcPr>
           <w:p>
+            <w:pPr>
+              <w:spacing w:before="20" w:after="20"/>
+              <w:jc w:val="left"/>
+            </w:pPr>
             <w:r/>
             <w:r>
               <w:rPr>
                 <w:rFonts w:ascii="Calibri" w:hAnsi="Calibri"/>
+                <w:b w:val="0"/>
+                <w:color w:val="000000"/>
                 <w:sz w:val="20"/>
               </w:rPr>
-              <w:t>Naltrexone 3-Month</w:t>
+              <w:t>Clomid Program</w:t>
             </w:r>
           </w:p>
         </w:tc>
         <w:tc>
           <w:tcPr>
-            <w:tcW w:type="dxa" w:w="2880"/>
+            <w:tcW w:type="dxa" w:w="3135"/>
+            <w:shd w:fill="D6E4F0"/>
           </w:tcPr>
           <w:p>
+            <w:pPr>
+              <w:spacing w:before="20" w:after="20"/>
+              <w:jc w:val="left"/>
+            </w:pPr>
             <w:r/>
             <w:r>
               <w:rPr>
                 <w:rFonts w:ascii="Calibri" w:hAnsi="Calibri"/>
+                <w:b w:val="0"/>
+                <w:color w:val="000000"/>
+                <w:sz w:val="20"/>
+              </w:rPr>
+              <w:t>$790</w:t>
+            </w:r>
+          </w:p>
+        </w:tc>
+        <w:tc>
+          <w:tcPr>
+            <w:tcW w:type="dxa" w:w="3135"/>
+            <w:shd w:fill="D6E4F0"/>
+          </w:tcPr>
+          <w:p>
+            <w:pPr>
+              <w:spacing w:before="20" w:after="20"/>
+              <w:jc w:val="left"/>
+            </w:pPr>
+            <w:r/>
+            <w:r>
+              <w:rPr>
+                <w:rFonts w:ascii="Calibri" w:hAnsi="Calibri"/>
+                <w:b w:val="0"/>
+                <w:color w:val="000000"/>
+                <w:sz w:val="20"/>
+              </w:rPr>
+              <w:t>3 months</w:t>
+            </w:r>
+          </w:p>
+        </w:tc>
+      </w:tr>
+      <w:tr>
+        <w:tc>
+          <w:tcPr>
+            <w:tcW w:type="dxa" w:w="3135"/>
+          </w:tcPr>
+          <w:p>
+            <w:pPr>
+              <w:spacing w:before="20" w:after="20"/>
+              <w:jc w:val="left"/>
+            </w:pPr>
+            <w:r/>
+            <w:r>
+              <w:rPr>
+                <w:rFonts w:ascii="Calibri" w:hAnsi="Calibri"/>
+                <w:b w:val="0"/>
+                <w:color w:val="000000"/>
+                <w:sz w:val="20"/>
+              </w:rPr>
+              <w:t>Naltrexone Program</w:t>
+            </w:r>
+          </w:p>
+        </w:tc>
+        <w:tc>
+          <w:tcPr>
+            <w:tcW w:type="dxa" w:w="3135"/>
+          </w:tcPr>
+          <w:p>
+            <w:pPr>
+              <w:spacing w:before="20" w:after="20"/>
+              <w:jc w:val="left"/>
+            </w:pPr>
+            <w:r/>
+            <w:r>
+              <w:rPr>
+                <w:rFonts w:ascii="Calibri" w:hAnsi="Calibri"/>
+                <w:b w:val="0"/>
+                <w:color w:val="000000"/>
                 <w:sz w:val="20"/>
               </w:rPr>
               <w:t>$460</w:t>
+            </w:r>
+          </w:p>
+        </w:tc>
+        <w:tc>
+          <w:tcPr>
+            <w:tcW w:type="dxa" w:w="3135"/>
+          </w:tcPr>
+          <w:p>
+            <w:pPr>
+              <w:spacing w:before="20" w:after="20"/>
+              <w:jc w:val="left"/>
+            </w:pPr>
+            <w:r/>
+            <w:r>
+              <w:rPr>
+                <w:rFonts w:ascii="Calibri" w:hAnsi="Calibri"/>
+                <w:b w:val="0"/>
+                <w:color w:val="000000"/>
+                <w:sz w:val="20"/>
+              </w:rPr>
+              <w:t>3 months</w:t>
             </w:r>
           </w:p>
         </w:tc>
@@ -3243,20 +5288,25 @@
       <w:tblPr>
         <w:tblStyle w:val="TableGrid"/>
         <w:tblW w:type="auto" w:w="0"/>
-        <w:jc w:val="left"/>
+        <w:jc w:val="center"/>
         <w:tblLook w:firstColumn="1" w:firstRow="1" w:lastColumn="0" w:lastRow="0" w:noHBand="0" w:noVBand="1" w:val="04A0"/>
       </w:tblPr>
       <w:tblGrid>
-        <w:gridCol w:w="4320"/>
-        <w:gridCol w:w="4320"/>
+        <w:gridCol w:w="3135"/>
+        <w:gridCol w:w="3135"/>
+        <w:gridCol w:w="3135"/>
       </w:tblGrid>
       <w:tr>
         <w:tc>
           <w:tcPr>
-            <w:tcW w:type="dxa" w:w="5760"/>
-            <w:shd w:fill="2E75B6" w:val="clear"/>
+            <w:tcW w:type="dxa" w:w="3135"/>
+            <w:shd w:fill="1F4E79"/>
           </w:tcPr>
           <w:p>
+            <w:pPr>
+              <w:spacing w:before="20" w:after="20"/>
+              <w:jc w:val="center"/>
+            </w:pPr>
             <w:r/>
             <w:r>
               <w:rPr>
@@ -3271,10 +5321,14 @@
         </w:tc>
         <w:tc>
           <w:tcPr>
-            <w:tcW w:type="dxa" w:w="2880"/>
-            <w:shd w:fill="2E75B6" w:val="clear"/>
+            <w:tcW w:type="dxa" w:w="3135"/>
+            <w:shd w:fill="1F4E79"/>
           </w:tcPr>
           <w:p>
+            <w:pPr>
+              <w:spacing w:before="20" w:after="20"/>
+              <w:jc w:val="center"/>
+            </w:pPr>
             <w:r/>
             <w:r>
               <w:rPr>
@@ -3287,35 +5341,90 @@
             </w:r>
           </w:p>
         </w:tc>
+        <w:tc>
+          <w:tcPr>
+            <w:tcW w:type="dxa" w:w="3135"/>
+            <w:shd w:fill="1F4E79"/>
+          </w:tcPr>
+          <w:p>
+            <w:pPr>
+              <w:spacing w:before="20" w:after="20"/>
+              <w:jc w:val="center"/>
+            </w:pPr>
+            <w:r/>
+            <w:r>
+              <w:rPr>
+                <w:rFonts w:ascii="Calibri" w:hAnsi="Calibri"/>
+                <w:b/>
+                <w:color w:val="FFFFFF"/>
+                <w:sz w:val="20"/>
+              </w:rPr>
+              <w:t>Duration</w:t>
+            </w:r>
+          </w:p>
+        </w:tc>
       </w:tr>
       <w:tr>
         <w:tc>
           <w:tcPr>
-            <w:tcW w:type="dxa" w:w="5760"/>
+            <w:tcW w:type="dxa" w:w="3135"/>
           </w:tcPr>
           <w:p>
+            <w:pPr>
+              <w:spacing w:before="20" w:after="20"/>
+              <w:jc w:val="left"/>
+            </w:pPr>
             <w:r/>
             <w:r>
               <w:rPr>
                 <w:rFonts w:ascii="Calibri" w:hAnsi="Calibri"/>
+                <w:b w:val="0"/>
+                <w:color w:val="000000"/>
                 <w:sz w:val="20"/>
               </w:rPr>
-              <w:t>ED Complete 3-Month</w:t>
+              <w:t>ED Complete Program</w:t>
             </w:r>
           </w:p>
         </w:tc>
         <w:tc>
           <w:tcPr>
-            <w:tcW w:type="dxa" w:w="2880"/>
+            <w:tcW w:type="dxa" w:w="3135"/>
           </w:tcPr>
           <w:p>
+            <w:pPr>
+              <w:spacing w:before="20" w:after="20"/>
+              <w:jc w:val="left"/>
+            </w:pPr>
             <w:r/>
             <w:r>
               <w:rPr>
                 <w:rFonts w:ascii="Calibri" w:hAnsi="Calibri"/>
+                <w:b w:val="0"/>
+                <w:color w:val="000000"/>
                 <w:sz w:val="20"/>
               </w:rPr>
               <w:t>$599</w:t>
+            </w:r>
+          </w:p>
+        </w:tc>
+        <w:tc>
+          <w:tcPr>
+            <w:tcW w:type="dxa" w:w="3135"/>
+          </w:tcPr>
+          <w:p>
+            <w:pPr>
+              <w:spacing w:before="20" w:after="20"/>
+              <w:jc w:val="left"/>
+            </w:pPr>
+            <w:r/>
+            <w:r>
+              <w:rPr>
+                <w:rFonts w:ascii="Calibri" w:hAnsi="Calibri"/>
+                <w:b w:val="0"/>
+                <w:color w:val="000000"/>
+                <w:sz w:val="20"/>
+              </w:rPr>
+              <w:t>3 months</w:t>
             </w:r>
           </w:p>
         </w:tc>
@@ -3338,20 +5447,25 @@
       <w:tblPr>
         <w:tblStyle w:val="TableGrid"/>
         <w:tblW w:type="auto" w:w="0"/>
-        <w:jc w:val="left"/>
+        <w:jc w:val="center"/>
         <w:tblLook w:firstColumn="1" w:firstRow="1" w:lastColumn="0" w:lastRow="0" w:noHBand="0" w:noVBand="1" w:val="04A0"/>
       </w:tblPr>
       <w:tblGrid>
-        <w:gridCol w:w="4320"/>
-        <w:gridCol w:w="4320"/>
+        <w:gridCol w:w="3135"/>
+        <w:gridCol w:w="3135"/>
+        <w:gridCol w:w="3135"/>
       </w:tblGrid>
       <w:tr>
         <w:tc>
           <w:tcPr>
-            <w:tcW w:type="dxa" w:w="5760"/>
-            <w:shd w:fill="2E75B6" w:val="clear"/>
+            <w:tcW w:type="dxa" w:w="3135"/>
+            <w:shd w:fill="1F4E79"/>
           </w:tcPr>
           <w:p>
+            <w:pPr>
+              <w:spacing w:before="20" w:after="20"/>
+              <w:jc w:val="center"/>
+            </w:pPr>
             <w:r/>
             <w:r>
               <w:rPr>
@@ -3366,10 +5480,14 @@
         </w:tc>
         <w:tc>
           <w:tcPr>
-            <w:tcW w:type="dxa" w:w="2880"/>
-            <w:shd w:fill="2E75B6" w:val="clear"/>
+            <w:tcW w:type="dxa" w:w="3135"/>
+            <w:shd w:fill="1F4E79"/>
           </w:tcPr>
           <w:p>
+            <w:pPr>
+              <w:spacing w:before="20" w:after="20"/>
+              <w:jc w:val="center"/>
+            </w:pPr>
             <w:r/>
             <w:r>
               <w:rPr>
@@ -3382,17 +5500,45 @@
             </w:r>
           </w:p>
         </w:tc>
+        <w:tc>
+          <w:tcPr>
+            <w:tcW w:type="dxa" w:w="3135"/>
+            <w:shd w:fill="1F4E79"/>
+          </w:tcPr>
+          <w:p>
+            <w:pPr>
+              <w:spacing w:before="20" w:after="20"/>
+              <w:jc w:val="center"/>
+            </w:pPr>
+            <w:r/>
+            <w:r>
+              <w:rPr>
+                <w:rFonts w:ascii="Calibri" w:hAnsi="Calibri"/>
+                <w:b/>
+                <w:color w:val="FFFFFF"/>
+                <w:sz w:val="20"/>
+              </w:rPr>
+              <w:t>Duration</w:t>
+            </w:r>
+          </w:p>
+        </w:tc>
       </w:tr>
       <w:tr>
         <w:tc>
           <w:tcPr>
-            <w:tcW w:type="dxa" w:w="5760"/>
+            <w:tcW w:type="dxa" w:w="3135"/>
           </w:tcPr>
           <w:p>
+            <w:pPr>
+              <w:spacing w:before="20" w:after="20"/>
+              <w:jc w:val="left"/>
+            </w:pPr>
             <w:r/>
             <w:r>
               <w:rPr>
                 <w:rFonts w:ascii="Calibri" w:hAnsi="Calibri"/>
+                <w:b w:val="0"/>
+                <w:color w:val="000000"/>
                 <w:sz w:val="20"/>
               </w:rPr>
               <w:t>Comprehensive Panel</w:t>
@@ -3401,16 +5547,43 @@
         </w:tc>
         <w:tc>
           <w:tcPr>
-            <w:tcW w:type="dxa" w:w="2880"/>
+            <w:tcW w:type="dxa" w:w="3135"/>
           </w:tcPr>
           <w:p>
+            <w:pPr>
+              <w:spacing w:before="20" w:after="20"/>
+              <w:jc w:val="left"/>
+            </w:pPr>
             <w:r/>
             <w:r>
               <w:rPr>
                 <w:rFonts w:ascii="Calibri" w:hAnsi="Calibri"/>
+                <w:b w:val="0"/>
+                <w:color w:val="000000"/>
                 <w:sz w:val="20"/>
               </w:rPr>
               <w:t>$749</w:t>
+            </w:r>
+          </w:p>
+        </w:tc>
+        <w:tc>
+          <w:tcPr>
+            <w:tcW w:type="dxa" w:w="3135"/>
+          </w:tcPr>
+          <w:p>
+            <w:pPr>
+              <w:spacing w:before="20" w:after="20"/>
+              <w:jc w:val="left"/>
+            </w:pPr>
+            <w:r/>
+            <w:r>
+              <w:rPr>
+                <w:rFonts w:ascii="Calibri" w:hAnsi="Calibri"/>
+                <w:b w:val="0"/>
+                <w:color w:val="000000"/>
+                <w:sz w:val="20"/>
+              </w:rPr>
+              <w:t>One-time</w:t>
             </w:r>
           </w:p>
         </w:tc>
@@ -3418,33 +5591,67 @@
       <w:tr>
         <w:tc>
           <w:tcPr>
-            <w:tcW w:type="dxa" w:w="5760"/>
-            <w:shd w:fill="D6E4F0" w:val="clear"/>
+            <w:tcW w:type="dxa" w:w="3135"/>
+            <w:shd w:fill="D6E4F0"/>
           </w:tcPr>
           <w:p>
+            <w:pPr>
+              <w:spacing w:before="20" w:after="20"/>
+              <w:jc w:val="left"/>
+            </w:pPr>
             <w:r/>
             <w:r>
               <w:rPr>
                 <w:rFonts w:ascii="Calibri" w:hAnsi="Calibri"/>
+                <w:b w:val="0"/>
+                <w:color w:val="000000"/>
                 <w:sz w:val="20"/>
               </w:rPr>
-              <w:t>Annual Wellness</w:t>
+              <w:t>Annual Wellness Program</w:t>
             </w:r>
           </w:p>
         </w:tc>
         <w:tc>
           <w:tcPr>
-            <w:tcW w:type="dxa" w:w="2880"/>
-            <w:shd w:fill="D6E4F0" w:val="clear"/>
+            <w:tcW w:type="dxa" w:w="3135"/>
+            <w:shd w:fill="D6E4F0"/>
           </w:tcPr>
           <w:p>
+            <w:pPr>
+              <w:spacing w:before="20" w:after="20"/>
+              <w:jc w:val="left"/>
+            </w:pPr>
             <w:r/>
             <w:r>
               <w:rPr>
                 <w:rFonts w:ascii="Calibri" w:hAnsi="Calibri"/>
+                <w:b w:val="0"/>
+                <w:color w:val="000000"/>
                 <w:sz w:val="20"/>
               </w:rPr>
               <w:t>$1,400</w:t>
+            </w:r>
+          </w:p>
+        </w:tc>
+        <w:tc>
+          <w:tcPr>
+            <w:tcW w:type="dxa" w:w="3135"/>
+            <w:shd w:fill="D6E4F0"/>
+          </w:tcPr>
+          <w:p>
+            <w:pPr>
+              <w:spacing w:before="20" w:after="20"/>
+              <w:jc w:val="left"/>
+            </w:pPr>
+            <w:r/>
+            <w:r>
+              <w:rPr>
+                <w:rFonts w:ascii="Calibri" w:hAnsi="Calibri"/>
+                <w:b w:val="0"/>
+                <w:color w:val="000000"/>
+                <w:sz w:val="20"/>
+              </w:rPr>
+              <w:t>12 months</w:t>
             </w:r>
           </w:p>
         </w:tc>
@@ -3464,9 +5671,763 @@
           <w:rFonts w:ascii="Calibri" w:hAnsi="Calibri"/>
           <w:color w:val="1F4E79"/>
         </w:rPr>
-        <w:t>Section 4: Services — A La Carte (2025 Self Pay Prices)</w:t>
+        <w:t>Section 4: Services Reference</w:t>
       </w:r>
     </w:p>
+    <w:p>
+      <w:pPr>
+        <w:jc w:val="left"/>
+      </w:pPr>
+      <w:r>
+        <w:rPr>
+          <w:rFonts w:ascii="Calibri" w:hAnsi="Calibri"/>
+          <w:b/>
+          <w:color w:val="1F4E79"/>
+          <w:sz w:val="24"/>
+        </w:rPr>
+        <w:t>49 a la carte services | All 63-98% margins</w:t>
+      </w:r>
+    </w:p>
+    <w:p>
+      <w:pPr>
+        <w:jc w:val="left"/>
+      </w:pPr>
+      <w:r>
+        <w:rPr>
+          <w:rFonts w:ascii="Calibri" w:hAnsi="Calibri"/>
+          <w:b/>
+          <w:color w:val="C0392B"/>
+          <w:sz w:val="22"/>
+        </w:rPr>
+        <w:t>Note: Full Blood Panel cost optimized to $130 (bulk HealthLab pricing)</w:t>
+      </w:r>
+    </w:p>
+    <w:p/>
+    <w:p>
+      <w:pPr>
+        <w:jc w:val="left"/>
+      </w:pPr>
+      <w:r>
+        <w:rPr>
+          <w:rFonts w:ascii="Calibri" w:hAnsi="Calibri"/>
+          <w:b w:val="0"/>
+          <w:color w:val="000000"/>
+          <w:sz w:val="22"/>
+        </w:rPr>
+        <w:t>A comprehensive list of 49 a la carte services is available for members and non-members. All services have been optimized to maintain margins between 63% and 98%. Services include telehealth consultations, in-office visits, lab work, injections, IV therapy, wellness exams, and specialty consultations. Members receive tiered discounts based on their membership level.</w:t>
+      </w:r>
+    </w:p>
+    <w:p/>
+    <w:tbl>
+      <w:tblPr>
+        <w:tblStyle w:val="TableGrid"/>
+        <w:tblW w:type="auto" w:w="0"/>
+        <w:jc w:val="center"/>
+        <w:tblLook w:firstColumn="1" w:firstRow="1" w:lastColumn="0" w:lastRow="0" w:noHBand="0" w:noVBand="1" w:val="04A0"/>
+      </w:tblPr>
+      <w:tblGrid>
+        <w:gridCol w:w="3135"/>
+        <w:gridCol w:w="3135"/>
+        <w:gridCol w:w="3135"/>
+      </w:tblGrid>
+      <w:tr>
+        <w:tc>
+          <w:tcPr>
+            <w:tcW w:type="dxa" w:w="3135"/>
+            <w:shd w:fill="1F4E79"/>
+          </w:tcPr>
+          <w:p>
+            <w:pPr>
+              <w:spacing w:before="20" w:after="20"/>
+              <w:jc w:val="center"/>
+            </w:pPr>
+            <w:r/>
+            <w:r>
+              <w:rPr>
+                <w:rFonts w:ascii="Calibri" w:hAnsi="Calibri"/>
+                <w:b/>
+                <w:color w:val="FFFFFF"/>
+                <w:sz w:val="20"/>
+              </w:rPr>
+              <w:t>Service Category</w:t>
+            </w:r>
+          </w:p>
+        </w:tc>
+        <w:tc>
+          <w:tcPr>
+            <w:tcW w:type="dxa" w:w="3135"/>
+            <w:shd w:fill="1F4E79"/>
+          </w:tcPr>
+          <w:p>
+            <w:pPr>
+              <w:spacing w:before="20" w:after="20"/>
+              <w:jc w:val="center"/>
+            </w:pPr>
+            <w:r/>
+            <w:r>
+              <w:rPr>
+                <w:rFonts w:ascii="Calibri" w:hAnsi="Calibri"/>
+                <w:b/>
+                <w:color w:val="FFFFFF"/>
+                <w:sz w:val="20"/>
+              </w:rPr>
+              <w:t>Price Range</w:t>
+            </w:r>
+          </w:p>
+        </w:tc>
+        <w:tc>
+          <w:tcPr>
+            <w:tcW w:type="dxa" w:w="3135"/>
+            <w:shd w:fill="1F4E79"/>
+          </w:tcPr>
+          <w:p>
+            <w:pPr>
+              <w:spacing w:before="20" w:after="20"/>
+              <w:jc w:val="center"/>
+            </w:pPr>
+            <w:r/>
+            <w:r>
+              <w:rPr>
+                <w:rFonts w:ascii="Calibri" w:hAnsi="Calibri"/>
+                <w:b/>
+                <w:color w:val="FFFFFF"/>
+                <w:sz w:val="20"/>
+              </w:rPr>
+              <w:t>Margin Range</w:t>
+            </w:r>
+          </w:p>
+        </w:tc>
+      </w:tr>
+      <w:tr>
+        <w:tc>
+          <w:tcPr>
+            <w:tcW w:type="dxa" w:w="3135"/>
+          </w:tcPr>
+          <w:p>
+            <w:pPr>
+              <w:spacing w:before="20" w:after="20"/>
+              <w:jc w:val="left"/>
+            </w:pPr>
+            <w:r/>
+            <w:r>
+              <w:rPr>
+                <w:rFonts w:ascii="Calibri" w:hAnsi="Calibri"/>
+                <w:b w:val="0"/>
+                <w:color w:val="000000"/>
+                <w:sz w:val="20"/>
+              </w:rPr>
+              <w:t>Telehealth Visits</w:t>
+            </w:r>
+          </w:p>
+        </w:tc>
+        <w:tc>
+          <w:tcPr>
+            <w:tcW w:type="dxa" w:w="3135"/>
+          </w:tcPr>
+          <w:p>
+            <w:pPr>
+              <w:spacing w:before="20" w:after="20"/>
+              <w:jc w:val="left"/>
+            </w:pPr>
+            <w:r/>
+            <w:r>
+              <w:rPr>
+                <w:rFonts w:ascii="Calibri" w:hAnsi="Calibri"/>
+                <w:b w:val="0"/>
+                <w:color w:val="000000"/>
+                <w:sz w:val="20"/>
+              </w:rPr>
+              <w:t>$49 - $149</w:t>
+            </w:r>
+          </w:p>
+        </w:tc>
+        <w:tc>
+          <w:tcPr>
+            <w:tcW w:type="dxa" w:w="3135"/>
+          </w:tcPr>
+          <w:p>
+            <w:pPr>
+              <w:spacing w:before="20" w:after="20"/>
+              <w:jc w:val="left"/>
+            </w:pPr>
+            <w:r/>
+            <w:r>
+              <w:rPr>
+                <w:rFonts w:ascii="Calibri" w:hAnsi="Calibri"/>
+                <w:b w:val="0"/>
+                <w:color w:val="000000"/>
+                <w:sz w:val="20"/>
+              </w:rPr>
+              <w:t>85-95%</w:t>
+            </w:r>
+          </w:p>
+        </w:tc>
+      </w:tr>
+      <w:tr>
+        <w:tc>
+          <w:tcPr>
+            <w:tcW w:type="dxa" w:w="3135"/>
+            <w:shd w:fill="D6E4F0"/>
+          </w:tcPr>
+          <w:p>
+            <w:pPr>
+              <w:spacing w:before="20" w:after="20"/>
+              <w:jc w:val="left"/>
+            </w:pPr>
+            <w:r/>
+            <w:r>
+              <w:rPr>
+                <w:rFonts w:ascii="Calibri" w:hAnsi="Calibri"/>
+                <w:b w:val="0"/>
+                <w:color w:val="000000"/>
+                <w:sz w:val="20"/>
+              </w:rPr>
+              <w:t>In-Office Visits</w:t>
+            </w:r>
+          </w:p>
+        </w:tc>
+        <w:tc>
+          <w:tcPr>
+            <w:tcW w:type="dxa" w:w="3135"/>
+            <w:shd w:fill="D6E4F0"/>
+          </w:tcPr>
+          <w:p>
+            <w:pPr>
+              <w:spacing w:before="20" w:after="20"/>
+              <w:jc w:val="left"/>
+            </w:pPr>
+            <w:r/>
+            <w:r>
+              <w:rPr>
+                <w:rFonts w:ascii="Calibri" w:hAnsi="Calibri"/>
+                <w:b w:val="0"/>
+                <w:color w:val="000000"/>
+                <w:sz w:val="20"/>
+              </w:rPr>
+              <w:t>$99 - $249</w:t>
+            </w:r>
+          </w:p>
+        </w:tc>
+        <w:tc>
+          <w:tcPr>
+            <w:tcW w:type="dxa" w:w="3135"/>
+            <w:shd w:fill="D6E4F0"/>
+          </w:tcPr>
+          <w:p>
+            <w:pPr>
+              <w:spacing w:before="20" w:after="20"/>
+              <w:jc w:val="left"/>
+            </w:pPr>
+            <w:r/>
+            <w:r>
+              <w:rPr>
+                <w:rFonts w:ascii="Calibri" w:hAnsi="Calibri"/>
+                <w:b w:val="0"/>
+                <w:color w:val="000000"/>
+                <w:sz w:val="20"/>
+              </w:rPr>
+              <w:t>75-90%</w:t>
+            </w:r>
+          </w:p>
+        </w:tc>
+      </w:tr>
+      <w:tr>
+        <w:tc>
+          <w:tcPr>
+            <w:tcW w:type="dxa" w:w="3135"/>
+          </w:tcPr>
+          <w:p>
+            <w:pPr>
+              <w:spacing w:before="20" w:after="20"/>
+              <w:jc w:val="left"/>
+            </w:pPr>
+            <w:r/>
+            <w:r>
+              <w:rPr>
+                <w:rFonts w:ascii="Calibri" w:hAnsi="Calibri"/>
+                <w:b w:val="0"/>
+                <w:color w:val="000000"/>
+                <w:sz w:val="20"/>
+              </w:rPr>
+              <w:t>Lab Work / Blood Panels</w:t>
+            </w:r>
+          </w:p>
+        </w:tc>
+        <w:tc>
+          <w:tcPr>
+            <w:tcW w:type="dxa" w:w="3135"/>
+          </w:tcPr>
+          <w:p>
+            <w:pPr>
+              <w:spacing w:before="20" w:after="20"/>
+              <w:jc w:val="left"/>
+            </w:pPr>
+            <w:r/>
+            <w:r>
+              <w:rPr>
+                <w:rFonts w:ascii="Calibri" w:hAnsi="Calibri"/>
+                <w:b w:val="0"/>
+                <w:color w:val="000000"/>
+                <w:sz w:val="20"/>
+              </w:rPr>
+              <w:t>$49 - $749</w:t>
+            </w:r>
+          </w:p>
+        </w:tc>
+        <w:tc>
+          <w:tcPr>
+            <w:tcW w:type="dxa" w:w="3135"/>
+          </w:tcPr>
+          <w:p>
+            <w:pPr>
+              <w:spacing w:before="20" w:after="20"/>
+              <w:jc w:val="left"/>
+            </w:pPr>
+            <w:r/>
+            <w:r>
+              <w:rPr>
+                <w:rFonts w:ascii="Calibri" w:hAnsi="Calibri"/>
+                <w:b w:val="0"/>
+                <w:color w:val="000000"/>
+                <w:sz w:val="20"/>
+              </w:rPr>
+              <w:t>63-85%</w:t>
+            </w:r>
+          </w:p>
+        </w:tc>
+      </w:tr>
+      <w:tr>
+        <w:tc>
+          <w:tcPr>
+            <w:tcW w:type="dxa" w:w="3135"/>
+            <w:shd w:fill="D6E4F0"/>
+          </w:tcPr>
+          <w:p>
+            <w:pPr>
+              <w:spacing w:before="20" w:after="20"/>
+              <w:jc w:val="left"/>
+            </w:pPr>
+            <w:r/>
+            <w:r>
+              <w:rPr>
+                <w:rFonts w:ascii="Calibri" w:hAnsi="Calibri"/>
+                <w:b w:val="0"/>
+                <w:color w:val="000000"/>
+                <w:sz w:val="20"/>
+              </w:rPr>
+              <w:t>Injections (B-12, Testosterone, etc.)</w:t>
+            </w:r>
+          </w:p>
+        </w:tc>
+        <w:tc>
+          <w:tcPr>
+            <w:tcW w:type="dxa" w:w="3135"/>
+            <w:shd w:fill="D6E4F0"/>
+          </w:tcPr>
+          <w:p>
+            <w:pPr>
+              <w:spacing w:before="20" w:after="20"/>
+              <w:jc w:val="left"/>
+            </w:pPr>
+            <w:r/>
+            <w:r>
+              <w:rPr>
+                <w:rFonts w:ascii="Calibri" w:hAnsi="Calibri"/>
+                <w:b w:val="0"/>
+                <w:color w:val="000000"/>
+                <w:sz w:val="20"/>
+              </w:rPr>
+              <w:t>$25 - $150</w:t>
+            </w:r>
+          </w:p>
+        </w:tc>
+        <w:tc>
+          <w:tcPr>
+            <w:tcW w:type="dxa" w:w="3135"/>
+            <w:shd w:fill="D6E4F0"/>
+          </w:tcPr>
+          <w:p>
+            <w:pPr>
+              <w:spacing w:before="20" w:after="20"/>
+              <w:jc w:val="left"/>
+            </w:pPr>
+            <w:r/>
+            <w:r>
+              <w:rPr>
+                <w:rFonts w:ascii="Calibri" w:hAnsi="Calibri"/>
+                <w:b w:val="0"/>
+                <w:color w:val="000000"/>
+                <w:sz w:val="20"/>
+              </w:rPr>
+              <w:t>75-95%</w:t>
+            </w:r>
+          </w:p>
+        </w:tc>
+      </w:tr>
+      <w:tr>
+        <w:tc>
+          <w:tcPr>
+            <w:tcW w:type="dxa" w:w="3135"/>
+          </w:tcPr>
+          <w:p>
+            <w:pPr>
+              <w:spacing w:before="20" w:after="20"/>
+              <w:jc w:val="left"/>
+            </w:pPr>
+            <w:r/>
+            <w:r>
+              <w:rPr>
+                <w:rFonts w:ascii="Calibri" w:hAnsi="Calibri"/>
+                <w:b w:val="0"/>
+                <w:color w:val="000000"/>
+                <w:sz w:val="20"/>
+              </w:rPr>
+              <w:t>IV Therapy</w:t>
+            </w:r>
+          </w:p>
+        </w:tc>
+        <w:tc>
+          <w:tcPr>
+            <w:tcW w:type="dxa" w:w="3135"/>
+          </w:tcPr>
+          <w:p>
+            <w:pPr>
+              <w:spacing w:before="20" w:after="20"/>
+              <w:jc w:val="left"/>
+            </w:pPr>
+            <w:r/>
+            <w:r>
+              <w:rPr>
+                <w:rFonts w:ascii="Calibri" w:hAnsi="Calibri"/>
+                <w:b w:val="0"/>
+                <w:color w:val="000000"/>
+                <w:sz w:val="20"/>
+              </w:rPr>
+              <w:t>$99 - $299</w:t>
+            </w:r>
+          </w:p>
+        </w:tc>
+        <w:tc>
+          <w:tcPr>
+            <w:tcW w:type="dxa" w:w="3135"/>
+          </w:tcPr>
+          <w:p>
+            <w:pPr>
+              <w:spacing w:before="20" w:after="20"/>
+              <w:jc w:val="left"/>
+            </w:pPr>
+            <w:r/>
+            <w:r>
+              <w:rPr>
+                <w:rFonts w:ascii="Calibri" w:hAnsi="Calibri"/>
+                <w:b w:val="0"/>
+                <w:color w:val="000000"/>
+                <w:sz w:val="20"/>
+              </w:rPr>
+              <w:t>70-88%</w:t>
+            </w:r>
+          </w:p>
+        </w:tc>
+      </w:tr>
+      <w:tr>
+        <w:tc>
+          <w:tcPr>
+            <w:tcW w:type="dxa" w:w="3135"/>
+            <w:shd w:fill="D6E4F0"/>
+          </w:tcPr>
+          <w:p>
+            <w:pPr>
+              <w:spacing w:before="20" w:after="20"/>
+              <w:jc w:val="left"/>
+            </w:pPr>
+            <w:r/>
+            <w:r>
+              <w:rPr>
+                <w:rFonts w:ascii="Calibri" w:hAnsi="Calibri"/>
+                <w:b w:val="0"/>
+                <w:color w:val="000000"/>
+                <w:sz w:val="20"/>
+              </w:rPr>
+              <w:t>Wellness Exams</w:t>
+            </w:r>
+          </w:p>
+        </w:tc>
+        <w:tc>
+          <w:tcPr>
+            <w:tcW w:type="dxa" w:w="3135"/>
+            <w:shd w:fill="D6E4F0"/>
+          </w:tcPr>
+          <w:p>
+            <w:pPr>
+              <w:spacing w:before="20" w:after="20"/>
+              <w:jc w:val="left"/>
+            </w:pPr>
+            <w:r/>
+            <w:r>
+              <w:rPr>
+                <w:rFonts w:ascii="Calibri" w:hAnsi="Calibri"/>
+                <w:b w:val="0"/>
+                <w:color w:val="000000"/>
+                <w:sz w:val="20"/>
+              </w:rPr>
+              <w:t>$199 - $499</w:t>
+            </w:r>
+          </w:p>
+        </w:tc>
+        <w:tc>
+          <w:tcPr>
+            <w:tcW w:type="dxa" w:w="3135"/>
+            <w:shd w:fill="D6E4F0"/>
+          </w:tcPr>
+          <w:p>
+            <w:pPr>
+              <w:spacing w:before="20" w:after="20"/>
+              <w:jc w:val="left"/>
+            </w:pPr>
+            <w:r/>
+            <w:r>
+              <w:rPr>
+                <w:rFonts w:ascii="Calibri" w:hAnsi="Calibri"/>
+                <w:b w:val="0"/>
+                <w:color w:val="000000"/>
+                <w:sz w:val="20"/>
+              </w:rPr>
+              <w:t>78-92%</w:t>
+            </w:r>
+          </w:p>
+        </w:tc>
+      </w:tr>
+      <w:tr>
+        <w:tc>
+          <w:tcPr>
+            <w:tcW w:type="dxa" w:w="3135"/>
+          </w:tcPr>
+          <w:p>
+            <w:pPr>
+              <w:spacing w:before="20" w:after="20"/>
+              <w:jc w:val="left"/>
+            </w:pPr>
+            <w:r/>
+            <w:r>
+              <w:rPr>
+                <w:rFonts w:ascii="Calibri" w:hAnsi="Calibri"/>
+                <w:b w:val="0"/>
+                <w:color w:val="000000"/>
+                <w:sz w:val="20"/>
+              </w:rPr>
+              <w:t>Specialty Consultations</w:t>
+            </w:r>
+          </w:p>
+        </w:tc>
+        <w:tc>
+          <w:tcPr>
+            <w:tcW w:type="dxa" w:w="3135"/>
+          </w:tcPr>
+          <w:p>
+            <w:pPr>
+              <w:spacing w:before="20" w:after="20"/>
+              <w:jc w:val="left"/>
+            </w:pPr>
+            <w:r/>
+            <w:r>
+              <w:rPr>
+                <w:rFonts w:ascii="Calibri" w:hAnsi="Calibri"/>
+                <w:b w:val="0"/>
+                <w:color w:val="000000"/>
+                <w:sz w:val="20"/>
+              </w:rPr>
+              <w:t>$149 - $349</w:t>
+            </w:r>
+          </w:p>
+        </w:tc>
+        <w:tc>
+          <w:tcPr>
+            <w:tcW w:type="dxa" w:w="3135"/>
+          </w:tcPr>
+          <w:p>
+            <w:pPr>
+              <w:spacing w:before="20" w:after="20"/>
+              <w:jc w:val="left"/>
+            </w:pPr>
+            <w:r/>
+            <w:r>
+              <w:rPr>
+                <w:rFonts w:ascii="Calibri" w:hAnsi="Calibri"/>
+                <w:b w:val="0"/>
+                <w:color w:val="000000"/>
+                <w:sz w:val="20"/>
+              </w:rPr>
+              <w:t>80-95%</w:t>
+            </w:r>
+          </w:p>
+        </w:tc>
+      </w:tr>
+      <w:tr>
+        <w:tc>
+          <w:tcPr>
+            <w:tcW w:type="dxa" w:w="3135"/>
+            <w:shd w:fill="D6E4F0"/>
+          </w:tcPr>
+          <w:p>
+            <w:pPr>
+              <w:spacing w:before="20" w:after="20"/>
+              <w:jc w:val="left"/>
+            </w:pPr>
+            <w:r/>
+            <w:r>
+              <w:rPr>
+                <w:rFonts w:ascii="Calibri" w:hAnsi="Calibri"/>
+                <w:b w:val="0"/>
+                <w:color w:val="000000"/>
+                <w:sz w:val="20"/>
+              </w:rPr>
+              <w:t>Medications (Rx)</w:t>
+            </w:r>
+          </w:p>
+        </w:tc>
+        <w:tc>
+          <w:tcPr>
+            <w:tcW w:type="dxa" w:w="3135"/>
+            <w:shd w:fill="D6E4F0"/>
+          </w:tcPr>
+          <w:p>
+            <w:pPr>
+              <w:spacing w:before="20" w:after="20"/>
+              <w:jc w:val="left"/>
+            </w:pPr>
+            <w:r/>
+            <w:r>
+              <w:rPr>
+                <w:rFonts w:ascii="Calibri" w:hAnsi="Calibri"/>
+                <w:b w:val="0"/>
+                <w:color w:val="000000"/>
+                <w:sz w:val="20"/>
+              </w:rPr>
+              <w:t>$15 - $299</w:t>
+            </w:r>
+          </w:p>
+        </w:tc>
+        <w:tc>
+          <w:tcPr>
+            <w:tcW w:type="dxa" w:w="3135"/>
+            <w:shd w:fill="D6E4F0"/>
+          </w:tcPr>
+          <w:p>
+            <w:pPr>
+              <w:spacing w:before="20" w:after="20"/>
+              <w:jc w:val="left"/>
+            </w:pPr>
+            <w:r/>
+            <w:r>
+              <w:rPr>
+                <w:rFonts w:ascii="Calibri" w:hAnsi="Calibri"/>
+                <w:b w:val="0"/>
+                <w:color w:val="000000"/>
+                <w:sz w:val="20"/>
+              </w:rPr>
+              <w:t>65-98%</w:t>
+            </w:r>
+          </w:p>
+        </w:tc>
+      </w:tr>
+      <w:tr>
+        <w:tc>
+          <w:tcPr>
+            <w:tcW w:type="dxa" w:w="3135"/>
+          </w:tcPr>
+          <w:p>
+            <w:pPr>
+              <w:spacing w:before="20" w:after="20"/>
+              <w:jc w:val="left"/>
+            </w:pPr>
+            <w:r/>
+            <w:r>
+              <w:rPr>
+                <w:rFonts w:ascii="Calibri" w:hAnsi="Calibri"/>
+                <w:b w:val="0"/>
+                <w:color w:val="000000"/>
+                <w:sz w:val="20"/>
+              </w:rPr>
+              <w:t>Procedures</w:t>
+            </w:r>
+          </w:p>
+        </w:tc>
+        <w:tc>
+          <w:tcPr>
+            <w:tcW w:type="dxa" w:w="3135"/>
+          </w:tcPr>
+          <w:p>
+            <w:pPr>
+              <w:spacing w:before="20" w:after="20"/>
+              <w:jc w:val="left"/>
+            </w:pPr>
+            <w:r/>
+            <w:r>
+              <w:rPr>
+                <w:rFonts w:ascii="Calibri" w:hAnsi="Calibri"/>
+                <w:b w:val="0"/>
+                <w:color w:val="000000"/>
+                <w:sz w:val="20"/>
+              </w:rPr>
+              <w:t>$99 - $499</w:t>
+            </w:r>
+          </w:p>
+        </w:tc>
+        <w:tc>
+          <w:tcPr>
+            <w:tcW w:type="dxa" w:w="3135"/>
+          </w:tcPr>
+          <w:p>
+            <w:pPr>
+              <w:spacing w:before="20" w:after="20"/>
+              <w:jc w:val="left"/>
+            </w:pPr>
+            <w:r/>
+            <w:r>
+              <w:rPr>
+                <w:rFonts w:ascii="Calibri" w:hAnsi="Calibri"/>
+                <w:b w:val="0"/>
+                <w:color w:val="000000"/>
+                <w:sz w:val="20"/>
+              </w:rPr>
+              <w:t>72-90%</w:t>
+            </w:r>
+          </w:p>
+        </w:tc>
+      </w:tr>
+    </w:tbl>
+    <w:p>
+      <w:r>
+        <w:br w:type="page"/>
+      </w:r>
+    </w:p>
+    <w:p>
+      <w:pPr>
+        <w:pStyle w:val="Heading1"/>
+      </w:pPr>
+      <w:r>
+        <w:rPr>
+          <w:rFonts w:ascii="Calibri" w:hAnsi="Calibri"/>
+          <w:color w:val="1F4E79"/>
+        </w:rPr>
+        <w:t>Optimization Summary</w:t>
+      </w:r>
+    </w:p>
+    <w:p>
+      <w:pPr>
+        <w:jc w:val="left"/>
+      </w:pPr>
+      <w:r>
+        <w:rPr>
+          <w:rFonts w:ascii="Calibri" w:hAnsi="Calibri"/>
+          <w:b/>
+          <w:color w:val="1F4E79"/>
+          <w:sz w:val="24"/>
+        </w:rPr>
+        <w:t>Before/After Comparison — All Items Now Above 60% Target Margin</w:t>
+      </w:r>
+    </w:p>
+    <w:p/>
     <w:p>
       <w:pPr>
         <w:pStyle w:val="Heading2"/>
@@ -3476,27 +6437,34 @@
           <w:rFonts w:ascii="Calibri" w:hAnsi="Calibri"/>
           <w:color w:val="1F4E79"/>
         </w:rPr>
-        <w:t>Office Visits</w:t>
+        <w:t>Membership Optimization</w:t>
       </w:r>
     </w:p>
     <w:tbl>
       <w:tblPr>
         <w:tblStyle w:val="TableGrid"/>
         <w:tblW w:type="auto" w:w="0"/>
-        <w:jc w:val="left"/>
+        <w:jc w:val="center"/>
         <w:tblLook w:firstColumn="1" w:firstRow="1" w:lastColumn="0" w:lastRow="0" w:noHBand="0" w:noVBand="1" w:val="04A0"/>
       </w:tblPr>
       <w:tblGrid>
-        <w:gridCol w:w="4320"/>
-        <w:gridCol w:w="4320"/>
+        <w:gridCol w:w="1881"/>
+        <w:gridCol w:w="1881"/>
+        <w:gridCol w:w="1881"/>
+        <w:gridCol w:w="1881"/>
+        <w:gridCol w:w="1881"/>
       </w:tblGrid>
       <w:tr>
         <w:tc>
           <w:tcPr>
-            <w:tcW w:type="dxa" w:w="5760"/>
-            <w:shd w:fill="2E75B6" w:val="clear"/>
+            <w:tcW w:type="dxa" w:w="1881"/>
+            <w:shd w:fill="1F4E79"/>
           </w:tcPr>
           <w:p>
+            <w:pPr>
+              <w:spacing w:before="20" w:after="20"/>
+              <w:jc w:val="center"/>
+            </w:pPr>
             <w:r/>
             <w:r>
               <w:rPr>
@@ -3505,16 +6473,20 @@
                 <w:color w:val="FFFFFF"/>
                 <w:sz w:val="20"/>
               </w:rPr>
-              <w:t>Service</w:t>
+              <w:t>Tier</w:t>
             </w:r>
           </w:p>
         </w:tc>
         <w:tc>
           <w:tcPr>
-            <w:tcW w:type="dxa" w:w="2880"/>
-            <w:shd w:fill="2E75B6" w:val="clear"/>
+            <w:tcW w:type="dxa" w:w="1881"/>
+            <w:shd w:fill="1F4E79"/>
           </w:tcPr>
           <w:p>
+            <w:pPr>
+              <w:spacing w:before="20" w:after="20"/>
+              <w:jc w:val="center"/>
+            </w:pPr>
             <w:r/>
             <w:r>
               <w:rPr>
@@ -3523,7 +6495,73 @@
                 <w:color w:val="FFFFFF"/>
                 <w:sz w:val="20"/>
               </w:rPr>
-              <w:t>2025 Self Pay</w:t>
+              <w:t>Before Cost</w:t>
+            </w:r>
+          </w:p>
+        </w:tc>
+        <w:tc>
+          <w:tcPr>
+            <w:tcW w:type="dxa" w:w="1881"/>
+            <w:shd w:fill="1F4E79"/>
+          </w:tcPr>
+          <w:p>
+            <w:pPr>
+              <w:spacing w:before="20" w:after="20"/>
+              <w:jc w:val="center"/>
+            </w:pPr>
+            <w:r/>
+            <w:r>
+              <w:rPr>
+                <w:rFonts w:ascii="Calibri" w:hAnsi="Calibri"/>
+                <w:b/>
+                <w:color w:val="FFFFFF"/>
+                <w:sz w:val="20"/>
+              </w:rPr>
+              <w:t>After Cost</w:t>
+            </w:r>
+          </w:p>
+        </w:tc>
+        <w:tc>
+          <w:tcPr>
+            <w:tcW w:type="dxa" w:w="1881"/>
+            <w:shd w:fill="1F4E79"/>
+          </w:tcPr>
+          <w:p>
+            <w:pPr>
+              <w:spacing w:before="20" w:after="20"/>
+              <w:jc w:val="center"/>
+            </w:pPr>
+            <w:r/>
+            <w:r>
+              <w:rPr>
+                <w:rFonts w:ascii="Calibri" w:hAnsi="Calibri"/>
+                <w:b/>
+                <w:color w:val="FFFFFF"/>
+                <w:sz w:val="20"/>
+              </w:rPr>
+              <w:t>Before Margin</w:t>
+            </w:r>
+          </w:p>
+        </w:tc>
+        <w:tc>
+          <w:tcPr>
+            <w:tcW w:type="dxa" w:w="1881"/>
+            <w:shd w:fill="1F4E79"/>
+          </w:tcPr>
+          <w:p>
+            <w:pPr>
+              <w:spacing w:before="20" w:after="20"/>
+              <w:jc w:val="center"/>
+            </w:pPr>
+            <w:r/>
+            <w:r>
+              <w:rPr>
+                <w:rFonts w:ascii="Calibri" w:hAnsi="Calibri"/>
+                <w:b/>
+                <w:color w:val="FFFFFF"/>
+                <w:sz w:val="20"/>
+              </w:rPr>
+              <w:t>After Margin</w:t>
             </w:r>
           </w:p>
         </w:tc>
@@ -3531,31 +6569,106 @@
       <w:tr>
         <w:tc>
           <w:tcPr>
-            <w:tcW w:type="dxa" w:w="5760"/>
+            <w:tcW w:type="dxa" w:w="1881"/>
           </w:tcPr>
           <w:p>
+            <w:pPr>
+              <w:spacing w:before="20" w:after="20"/>
+              <w:jc w:val="left"/>
+            </w:pPr>
             <w:r/>
             <w:r>
               <w:rPr>
                 <w:rFonts w:ascii="Calibri" w:hAnsi="Calibri"/>
+                <w:b w:val="0"/>
+                <w:color w:val="000000"/>
                 <w:sz w:val="20"/>
               </w:rPr>
-              <w:t>New Patient Visit</w:t>
+              <w:t>Essential</w:t>
             </w:r>
           </w:p>
         </w:tc>
         <w:tc>
           <w:tcPr>
-            <w:tcW w:type="dxa" w:w="2880"/>
+            <w:tcW w:type="dxa" w:w="1881"/>
           </w:tcPr>
           <w:p>
+            <w:pPr>
+              <w:spacing w:before="20" w:after="20"/>
+              <w:jc w:val="left"/>
+            </w:pPr>
             <w:r/>
             <w:r>
               <w:rPr>
                 <w:rFonts w:ascii="Calibri" w:hAnsi="Calibri"/>
+                <w:b w:val="0"/>
+                <w:color w:val="000000"/>
                 <w:sz w:val="20"/>
               </w:rPr>
-              <w:t>$249</w:t>
+              <w:t>$51</w:t>
+            </w:r>
+          </w:p>
+        </w:tc>
+        <w:tc>
+          <w:tcPr>
+            <w:tcW w:type="dxa" w:w="1881"/>
+          </w:tcPr>
+          <w:p>
+            <w:pPr>
+              <w:spacing w:before="20" w:after="20"/>
+              <w:jc w:val="left"/>
+            </w:pPr>
+            <w:r/>
+            <w:r>
+              <w:rPr>
+                <w:rFonts w:ascii="Calibri" w:hAnsi="Calibri"/>
+                <w:b w:val="0"/>
+                <w:color w:val="000000"/>
+                <w:sz w:val="20"/>
+              </w:rPr>
+              <w:t>$59</w:t>
+            </w:r>
+          </w:p>
+        </w:tc>
+        <w:tc>
+          <w:tcPr>
+            <w:tcW w:type="dxa" w:w="1881"/>
+          </w:tcPr>
+          <w:p>
+            <w:pPr>
+              <w:spacing w:before="20" w:after="20"/>
+              <w:jc w:val="left"/>
+            </w:pPr>
+            <w:r/>
+            <w:r>
+              <w:rPr>
+                <w:rFonts w:ascii="Calibri" w:hAnsi="Calibri"/>
+                <w:b w:val="0"/>
+                <w:color w:val="000000"/>
+                <w:sz w:val="20"/>
+              </w:rPr>
+              <w:t>~56%</w:t>
+            </w:r>
+          </w:p>
+        </w:tc>
+        <w:tc>
+          <w:tcPr>
+            <w:tcW w:type="dxa" w:w="1881"/>
+          </w:tcPr>
+          <w:p>
+            <w:pPr>
+              <w:spacing w:before="20" w:after="20"/>
+              <w:jc w:val="left"/>
+            </w:pPr>
+            <w:r/>
+            <w:r>
+              <w:rPr>
+                <w:rFonts w:ascii="Calibri" w:hAnsi="Calibri"/>
+                <w:b w:val="0"/>
+                <w:color w:val="000000"/>
+                <w:sz w:val="20"/>
+              </w:rPr>
+              <w:t>66.1%</w:t>
             </w:r>
           </w:p>
         </w:tc>
@@ -3563,33 +6676,111 @@
       <w:tr>
         <w:tc>
           <w:tcPr>
-            <w:tcW w:type="dxa" w:w="5760"/>
-            <w:shd w:fill="D6E4F0" w:val="clear"/>
+            <w:tcW w:type="dxa" w:w="1881"/>
+            <w:shd w:fill="D6E4F0"/>
           </w:tcPr>
           <w:p>
+            <w:pPr>
+              <w:spacing w:before="20" w:after="20"/>
+              <w:jc w:val="left"/>
+            </w:pPr>
             <w:r/>
             <w:r>
               <w:rPr>
                 <w:rFonts w:ascii="Calibri" w:hAnsi="Calibri"/>
+                <w:b w:val="0"/>
+                <w:color w:val="000000"/>
                 <w:sz w:val="20"/>
               </w:rPr>
-              <w:t>Established Patient Visit</w:t>
+              <w:t>Wellness</w:t>
             </w:r>
           </w:p>
         </w:tc>
         <w:tc>
           <w:tcPr>
-            <w:tcW w:type="dxa" w:w="2880"/>
-            <w:shd w:fill="D6E4F0" w:val="clear"/>
+            <w:tcW w:type="dxa" w:w="1881"/>
+            <w:shd w:fill="D6E4F0"/>
           </w:tcPr>
           <w:p>
+            <w:pPr>
+              <w:spacing w:before="20" w:after="20"/>
+              <w:jc w:val="left"/>
+            </w:pPr>
             <w:r/>
             <w:r>
               <w:rPr>
                 <w:rFonts w:ascii="Calibri" w:hAnsi="Calibri"/>
+                <w:b w:val="0"/>
+                <w:color w:val="000000"/>
                 <w:sz w:val="20"/>
               </w:rPr>
-              <w:t>$186</w:t>
+              <w:t>$55</w:t>
+            </w:r>
+          </w:p>
+        </w:tc>
+        <w:tc>
+          <w:tcPr>
+            <w:tcW w:type="dxa" w:w="1881"/>
+            <w:shd w:fill="D6E4F0"/>
+          </w:tcPr>
+          <w:p>
+            <w:pPr>
+              <w:spacing w:before="20" w:after="20"/>
+              <w:jc w:val="left"/>
+            </w:pPr>
+            <w:r/>
+            <w:r>
+              <w:rPr>
+                <w:rFonts w:ascii="Calibri" w:hAnsi="Calibri"/>
+                <w:b w:val="0"/>
+                <w:color w:val="000000"/>
+                <w:sz w:val="20"/>
+              </w:rPr>
+              <w:t>$35</w:t>
+            </w:r>
+          </w:p>
+        </w:tc>
+        <w:tc>
+          <w:tcPr>
+            <w:tcW w:type="dxa" w:w="1881"/>
+            <w:shd w:fill="D6E4F0"/>
+          </w:tcPr>
+          <w:p>
+            <w:pPr>
+              <w:spacing w:before="20" w:after="20"/>
+              <w:jc w:val="left"/>
+            </w:pPr>
+            <w:r/>
+            <w:r>
+              <w:rPr>
+                <w:rFonts w:ascii="Calibri" w:hAnsi="Calibri"/>
+                <w:b w:val="0"/>
+                <w:color w:val="000000"/>
+                <w:sz w:val="20"/>
+              </w:rPr>
+              <w:t>~58%</w:t>
+            </w:r>
+          </w:p>
+        </w:tc>
+        <w:tc>
+          <w:tcPr>
+            <w:tcW w:type="dxa" w:w="1881"/>
+            <w:shd w:fill="D6E4F0"/>
+          </w:tcPr>
+          <w:p>
+            <w:pPr>
+              <w:spacing w:before="20" w:after="20"/>
+              <w:jc w:val="left"/>
+            </w:pPr>
+            <w:r/>
+            <w:r>
+              <w:rPr>
+                <w:rFonts w:ascii="Calibri" w:hAnsi="Calibri"/>
+                <w:b w:val="0"/>
+                <w:color w:val="000000"/>
+                <w:sz w:val="20"/>
+              </w:rPr>
+              <w:t>64.6%</w:t>
             </w:r>
           </w:p>
         </w:tc>
@@ -3597,31 +6788,106 @@
       <w:tr>
         <w:tc>
           <w:tcPr>
-            <w:tcW w:type="dxa" w:w="5760"/>
+            <w:tcW w:type="dxa" w:w="1881"/>
           </w:tcPr>
           <w:p>
+            <w:pPr>
+              <w:spacing w:before="20" w:after="20"/>
+              <w:jc w:val="left"/>
+            </w:pPr>
             <w:r/>
             <w:r>
               <w:rPr>
                 <w:rFonts w:ascii="Calibri" w:hAnsi="Calibri"/>
+                <w:b w:val="0"/>
+                <w:color w:val="000000"/>
                 <w:sz w:val="20"/>
               </w:rPr>
-              <w:t>Extended Visit (45 min)</w:t>
+              <w:t>Vitality</w:t>
             </w:r>
           </w:p>
         </w:tc>
         <w:tc>
           <w:tcPr>
-            <w:tcW w:type="dxa" w:w="2880"/>
+            <w:tcW w:type="dxa" w:w="1881"/>
           </w:tcPr>
           <w:p>
+            <w:pPr>
+              <w:spacing w:before="20" w:after="20"/>
+              <w:jc w:val="left"/>
+            </w:pPr>
             <w:r/>
             <w:r>
               <w:rPr>
                 <w:rFonts w:ascii="Calibri" w:hAnsi="Calibri"/>
+                <w:b w:val="0"/>
+                <w:color w:val="000000"/>
                 <w:sz w:val="20"/>
               </w:rPr>
-              <w:t>$249</w:t>
+              <w:t>$100</w:t>
+            </w:r>
+          </w:p>
+        </w:tc>
+        <w:tc>
+          <w:tcPr>
+            <w:tcW w:type="dxa" w:w="1881"/>
+          </w:tcPr>
+          <w:p>
+            <w:pPr>
+              <w:spacing w:before="20" w:after="20"/>
+              <w:jc w:val="left"/>
+            </w:pPr>
+            <w:r/>
+            <w:r>
+              <w:rPr>
+                <w:rFonts w:ascii="Calibri" w:hAnsi="Calibri"/>
+                <w:b w:val="0"/>
+                <w:color w:val="000000"/>
+                <w:sz w:val="20"/>
+              </w:rPr>
+              <w:t>$65</w:t>
+            </w:r>
+          </w:p>
+        </w:tc>
+        <w:tc>
+          <w:tcPr>
+            <w:tcW w:type="dxa" w:w="1881"/>
+          </w:tcPr>
+          <w:p>
+            <w:pPr>
+              <w:spacing w:before="20" w:after="20"/>
+              <w:jc w:val="left"/>
+            </w:pPr>
+            <w:r/>
+            <w:r>
+              <w:rPr>
+                <w:rFonts w:ascii="Calibri" w:hAnsi="Calibri"/>
+                <w:b w:val="0"/>
+                <w:color w:val="000000"/>
+                <w:sz w:val="20"/>
+              </w:rPr>
+              <w:t>~52%</w:t>
+            </w:r>
+          </w:p>
+        </w:tc>
+        <w:tc>
+          <w:tcPr>
+            <w:tcW w:type="dxa" w:w="1881"/>
+          </w:tcPr>
+          <w:p>
+            <w:pPr>
+              <w:spacing w:before="20" w:after="20"/>
+              <w:jc w:val="left"/>
+            </w:pPr>
+            <w:r/>
+            <w:r>
+              <w:rPr>
+                <w:rFonts w:ascii="Calibri" w:hAnsi="Calibri"/>
+                <w:b w:val="0"/>
+                <w:color w:val="000000"/>
+                <w:sz w:val="20"/>
+              </w:rPr>
+              <w:t>67.3%</w:t>
             </w:r>
           </w:p>
         </w:tc>
@@ -3629,33 +6895,111 @@
       <w:tr>
         <w:tc>
           <w:tcPr>
-            <w:tcW w:type="dxa" w:w="5760"/>
-            <w:shd w:fill="D6E4F0" w:val="clear"/>
+            <w:tcW w:type="dxa" w:w="1881"/>
+            <w:shd w:fill="D6E4F0"/>
           </w:tcPr>
           <w:p>
+            <w:pPr>
+              <w:spacing w:before="20" w:after="20"/>
+              <w:jc w:val="left"/>
+            </w:pPr>
             <w:r/>
             <w:r>
               <w:rPr>
                 <w:rFonts w:ascii="Calibri" w:hAnsi="Calibri"/>
+                <w:b w:val="0"/>
+                <w:color w:val="000000"/>
                 <w:sz w:val="20"/>
               </w:rPr>
-              <w:t>Comprehensive Visit (60 min)</w:t>
+              <w:t>Premium</w:t>
             </w:r>
           </w:p>
         </w:tc>
         <w:tc>
           <w:tcPr>
-            <w:tcW w:type="dxa" w:w="2880"/>
-            <w:shd w:fill="D6E4F0" w:val="clear"/>
+            <w:tcW w:type="dxa" w:w="1881"/>
+            <w:shd w:fill="D6E4F0"/>
           </w:tcPr>
           <w:p>
+            <w:pPr>
+              <w:spacing w:before="20" w:after="20"/>
+              <w:jc w:val="left"/>
+            </w:pPr>
             <w:r/>
             <w:r>
               <w:rPr>
                 <w:rFonts w:ascii="Calibri" w:hAnsi="Calibri"/>
+                <w:b w:val="0"/>
+                <w:color w:val="000000"/>
                 <w:sz w:val="20"/>
               </w:rPr>
-              <w:t>$311</w:t>
+              <w:t>$160</w:t>
+            </w:r>
+          </w:p>
+        </w:tc>
+        <w:tc>
+          <w:tcPr>
+            <w:tcW w:type="dxa" w:w="1881"/>
+            <w:shd w:fill="D6E4F0"/>
+          </w:tcPr>
+          <w:p>
+            <w:pPr>
+              <w:spacing w:before="20" w:after="20"/>
+              <w:jc w:val="left"/>
+            </w:pPr>
+            <w:r/>
+            <w:r>
+              <w:rPr>
+                <w:rFonts w:ascii="Calibri" w:hAnsi="Calibri"/>
+                <w:b w:val="0"/>
+                <w:color w:val="000000"/>
+                <w:sz w:val="20"/>
+              </w:rPr>
+              <w:t>$100</w:t>
+            </w:r>
+          </w:p>
+        </w:tc>
+        <w:tc>
+          <w:tcPr>
+            <w:tcW w:type="dxa" w:w="1881"/>
+            <w:shd w:fill="D6E4F0"/>
+          </w:tcPr>
+          <w:p>
+            <w:pPr>
+              <w:spacing w:before="20" w:after="20"/>
+              <w:jc w:val="left"/>
+            </w:pPr>
+            <w:r/>
+            <w:r>
+              <w:rPr>
+                <w:rFonts w:ascii="Calibri" w:hAnsi="Calibri"/>
+                <w:b w:val="0"/>
+                <w:color w:val="000000"/>
+                <w:sz w:val="20"/>
+              </w:rPr>
+              <w:t>~47%</w:t>
+            </w:r>
+          </w:p>
+        </w:tc>
+        <w:tc>
+          <w:tcPr>
+            <w:tcW w:type="dxa" w:w="1881"/>
+            <w:shd w:fill="D6E4F0"/>
+          </w:tcPr>
+          <w:p>
+            <w:pPr>
+              <w:spacing w:before="20" w:after="20"/>
+              <w:jc w:val="left"/>
+            </w:pPr>
+            <w:r/>
+            <w:r>
+              <w:rPr>
+                <w:rFonts w:ascii="Calibri" w:hAnsi="Calibri"/>
+                <w:b w:val="0"/>
+                <w:color w:val="000000"/>
+                <w:sz w:val="20"/>
+              </w:rPr>
+              <w:t>66.6%</w:t>
             </w:r>
           </w:p>
         </w:tc>
@@ -3663,131 +7007,106 @@
       <w:tr>
         <w:tc>
           <w:tcPr>
-            <w:tcW w:type="dxa" w:w="5760"/>
+            <w:tcW w:type="dxa" w:w="1881"/>
           </w:tcPr>
           <w:p>
+            <w:pPr>
+              <w:spacing w:before="20" w:after="20"/>
+              <w:jc w:val="left"/>
+            </w:pPr>
             <w:r/>
             <w:r>
               <w:rPr>
                 <w:rFonts w:ascii="Calibri" w:hAnsi="Calibri"/>
+                <w:b w:val="0"/>
+                <w:color w:val="000000"/>
                 <w:sz w:val="20"/>
               </w:rPr>
-              <w:t>Brief Visit (15 min)</w:t>
+              <w:t>Concierge</w:t>
             </w:r>
           </w:p>
         </w:tc>
         <w:tc>
           <w:tcPr>
-            <w:tcW w:type="dxa" w:w="2880"/>
+            <w:tcW w:type="dxa" w:w="1881"/>
           </w:tcPr>
           <w:p>
+            <w:pPr>
+              <w:spacing w:before="20" w:after="20"/>
+              <w:jc w:val="left"/>
+            </w:pPr>
             <w:r/>
             <w:r>
               <w:rPr>
                 <w:rFonts w:ascii="Calibri" w:hAnsi="Calibri"/>
+                <w:b w:val="0"/>
+                <w:color w:val="000000"/>
                 <w:sz w:val="20"/>
               </w:rPr>
-              <w:t>$124</w:t>
-            </w:r>
-          </w:p>
-        </w:tc>
-      </w:tr>
-      <w:tr>
-        <w:tc>
-          <w:tcPr>
-            <w:tcW w:type="dxa" w:w="5760"/>
-            <w:shd w:fill="D6E4F0" w:val="clear"/>
-          </w:tcPr>
-          <w:p>
-            <w:r/>
-            <w:r>
-              <w:rPr>
-                <w:rFonts w:ascii="Calibri" w:hAnsi="Calibri"/>
-                <w:sz w:val="20"/>
-              </w:rPr>
-              <w:t>Telehealth Visit</w:t>
+              <w:t>$220</w:t>
             </w:r>
           </w:p>
         </w:tc>
         <w:tc>
           <w:tcPr>
-            <w:tcW w:type="dxa" w:w="2880"/>
-            <w:shd w:fill="D6E4F0" w:val="clear"/>
+            <w:tcW w:type="dxa" w:w="1881"/>
           </w:tcPr>
           <w:p>
+            <w:pPr>
+              <w:spacing w:before="20" w:after="20"/>
+              <w:jc w:val="left"/>
+            </w:pPr>
             <w:r/>
             <w:r>
               <w:rPr>
                 <w:rFonts w:ascii="Calibri" w:hAnsi="Calibri"/>
+                <w:b w:val="0"/>
+                <w:color w:val="000000"/>
                 <w:sz w:val="20"/>
               </w:rPr>
-              <w:t>$99</w:t>
-            </w:r>
-          </w:p>
-        </w:tc>
-      </w:tr>
-      <w:tr>
-        <w:tc>
-          <w:tcPr>
-            <w:tcW w:type="dxa" w:w="5760"/>
-          </w:tcPr>
-          <w:p>
-            <w:r/>
-            <w:r>
-              <w:rPr>
-                <w:rFonts w:ascii="Calibri" w:hAnsi="Calibri"/>
-                <w:sz w:val="20"/>
-              </w:rPr>
-              <w:t>After-Hours Visit</w:t>
+              <w:t>$150</w:t>
             </w:r>
           </w:p>
         </w:tc>
         <w:tc>
           <w:tcPr>
-            <w:tcW w:type="dxa" w:w="2880"/>
+            <w:tcW w:type="dxa" w:w="1881"/>
           </w:tcPr>
           <w:p>
+            <w:pPr>
+              <w:spacing w:before="20" w:after="20"/>
+              <w:jc w:val="left"/>
+            </w:pPr>
             <w:r/>
             <w:r>
               <w:rPr>
                 <w:rFonts w:ascii="Calibri" w:hAnsi="Calibri"/>
+                <w:b w:val="0"/>
+                <w:color w:val="000000"/>
                 <w:sz w:val="20"/>
               </w:rPr>
-              <w:t>$374</w:t>
-            </w:r>
-          </w:p>
-        </w:tc>
-      </w:tr>
-      <w:tr>
-        <w:tc>
-          <w:tcPr>
-            <w:tcW w:type="dxa" w:w="5760"/>
-            <w:shd w:fill="D6E4F0" w:val="clear"/>
-          </w:tcPr>
-          <w:p>
-            <w:r/>
-            <w:r>
-              <w:rPr>
-                <w:rFonts w:ascii="Calibri" w:hAnsi="Calibri"/>
-                <w:sz w:val="20"/>
-              </w:rPr>
-              <w:t>Same-Day Urgent Visit</w:t>
+              <w:t>~55%</w:t>
             </w:r>
           </w:p>
         </w:tc>
         <w:tc>
           <w:tcPr>
-            <w:tcW w:type="dxa" w:w="2880"/>
-            <w:shd w:fill="D6E4F0" w:val="clear"/>
+            <w:tcW w:type="dxa" w:w="1881"/>
           </w:tcPr>
           <w:p>
+            <w:pPr>
+              <w:spacing w:before="20" w:after="20"/>
+              <w:jc w:val="left"/>
+            </w:pPr>
             <w:r/>
             <w:r>
               <w:rPr>
                 <w:rFonts w:ascii="Calibri" w:hAnsi="Calibri"/>
+                <w:b w:val="0"/>
+                <w:color w:val="000000"/>
                 <w:sz w:val="20"/>
               </w:rPr>
-              <w:t>$249</w:t>
+              <w:t>69.9%</w:t>
             </w:r>
           </w:p>
         </w:tc>
@@ -3803,1605 +7122,194 @@
           <w:rFonts w:ascii="Calibri" w:hAnsi="Calibri"/>
           <w:color w:val="1F4E79"/>
         </w:rPr>
-        <w:t>Injections &amp; IV Therapy</w:t>
+        <w:t>Key Optimization Changes</w:t>
       </w:r>
     </w:p>
-    <w:tbl>
-      <w:tblPr>
-        <w:tblStyle w:val="TableGrid"/>
-        <w:tblW w:type="auto" w:w="0"/>
-        <w:jc w:val="left"/>
-        <w:tblLook w:firstColumn="1" w:firstRow="1" w:lastColumn="0" w:lastRow="0" w:noHBand="0" w:noVBand="1" w:val="04A0"/>
-      </w:tblPr>
-      <w:tblGrid>
-        <w:gridCol w:w="4320"/>
-        <w:gridCol w:w="4320"/>
-      </w:tblGrid>
-      <w:tr>
-        <w:tc>
-          <w:tcPr>
-            <w:tcW w:type="dxa" w:w="5760"/>
-            <w:shd w:fill="2E75B6" w:val="clear"/>
-          </w:tcPr>
-          <w:p>
-            <w:r/>
-            <w:r>
-              <w:rPr>
-                <w:rFonts w:ascii="Calibri" w:hAnsi="Calibri"/>
-                <w:b/>
-                <w:color w:val="FFFFFF"/>
-                <w:sz w:val="20"/>
-              </w:rPr>
-              <w:t>Service</w:t>
-            </w:r>
-          </w:p>
-        </w:tc>
-        <w:tc>
-          <w:tcPr>
-            <w:tcW w:type="dxa" w:w="2880"/>
-            <w:shd w:fill="2E75B6" w:val="clear"/>
-          </w:tcPr>
-          <w:p>
-            <w:r/>
-            <w:r>
-              <w:rPr>
-                <w:rFonts w:ascii="Calibri" w:hAnsi="Calibri"/>
-                <w:b/>
-                <w:color w:val="FFFFFF"/>
-                <w:sz w:val="20"/>
-              </w:rPr>
-              <w:t>2025 Self Pay</w:t>
-            </w:r>
-          </w:p>
-        </w:tc>
-      </w:tr>
-      <w:tr>
-        <w:tc>
-          <w:tcPr>
-            <w:tcW w:type="dxa" w:w="5760"/>
-          </w:tcPr>
-          <w:p>
-            <w:r/>
-            <w:r>
-              <w:rPr>
-                <w:rFonts w:ascii="Calibri" w:hAnsi="Calibri"/>
-                <w:sz w:val="20"/>
-              </w:rPr>
-              <w:t>B-12 Injection</w:t>
-            </w:r>
-          </w:p>
-        </w:tc>
-        <w:tc>
-          <w:tcPr>
-            <w:tcW w:type="dxa" w:w="2880"/>
-          </w:tcPr>
-          <w:p>
-            <w:r/>
-            <w:r>
-              <w:rPr>
-                <w:rFonts w:ascii="Calibri" w:hAnsi="Calibri"/>
-                <w:sz w:val="20"/>
-              </w:rPr>
-              <w:t>$30</w:t>
-            </w:r>
-          </w:p>
-        </w:tc>
-      </w:tr>
-      <w:tr>
-        <w:tc>
-          <w:tcPr>
-            <w:tcW w:type="dxa" w:w="5760"/>
-            <w:shd w:fill="D6E4F0" w:val="clear"/>
-          </w:tcPr>
-          <w:p>
-            <w:r/>
-            <w:r>
-              <w:rPr>
-                <w:rFonts w:ascii="Calibri" w:hAnsi="Calibri"/>
-                <w:sz w:val="20"/>
-              </w:rPr>
-              <w:t>Lipo-B Injection</w:t>
-            </w:r>
-          </w:p>
-        </w:tc>
-        <w:tc>
-          <w:tcPr>
-            <w:tcW w:type="dxa" w:w="2880"/>
-            <w:shd w:fill="D6E4F0" w:val="clear"/>
-          </w:tcPr>
-          <w:p>
-            <w:r/>
-            <w:r>
-              <w:rPr>
-                <w:rFonts w:ascii="Calibri" w:hAnsi="Calibri"/>
-                <w:sz w:val="20"/>
-              </w:rPr>
-              <w:t>$35</w:t>
-            </w:r>
-          </w:p>
-        </w:tc>
-      </w:tr>
-      <w:tr>
-        <w:tc>
-          <w:tcPr>
-            <w:tcW w:type="dxa" w:w="5760"/>
-          </w:tcPr>
-          <w:p>
-            <w:r/>
-            <w:r>
-              <w:rPr>
-                <w:rFonts w:ascii="Calibri" w:hAnsi="Calibri"/>
-                <w:sz w:val="20"/>
-              </w:rPr>
-              <w:t>Glutathione Injection</w:t>
-            </w:r>
-          </w:p>
-        </w:tc>
-        <w:tc>
-          <w:tcPr>
-            <w:tcW w:type="dxa" w:w="2880"/>
-          </w:tcPr>
-          <w:p>
-            <w:r/>
-            <w:r>
-              <w:rPr>
-                <w:rFonts w:ascii="Calibri" w:hAnsi="Calibri"/>
-                <w:sz w:val="20"/>
-              </w:rPr>
-              <w:t>$45</w:t>
-            </w:r>
-          </w:p>
-        </w:tc>
-      </w:tr>
-      <w:tr>
-        <w:tc>
-          <w:tcPr>
-            <w:tcW w:type="dxa" w:w="5760"/>
-            <w:shd w:fill="D6E4F0" w:val="clear"/>
-          </w:tcPr>
-          <w:p>
-            <w:r/>
-            <w:r>
-              <w:rPr>
-                <w:rFonts w:ascii="Calibri" w:hAnsi="Calibri"/>
-                <w:sz w:val="20"/>
-              </w:rPr>
-              <w:t>NAD+ Injection</w:t>
-            </w:r>
-          </w:p>
-        </w:tc>
-        <w:tc>
-          <w:tcPr>
-            <w:tcW w:type="dxa" w:w="2880"/>
-            <w:shd w:fill="D6E4F0" w:val="clear"/>
-          </w:tcPr>
-          <w:p>
-            <w:r/>
-            <w:r>
-              <w:rPr>
-                <w:rFonts w:ascii="Calibri" w:hAnsi="Calibri"/>
-                <w:sz w:val="20"/>
-              </w:rPr>
-              <w:t>$99</w:t>
-            </w:r>
-          </w:p>
-        </w:tc>
-      </w:tr>
-      <w:tr>
-        <w:tc>
-          <w:tcPr>
-            <w:tcW w:type="dxa" w:w="5760"/>
-          </w:tcPr>
-          <w:p>
-            <w:r/>
-            <w:r>
-              <w:rPr>
-                <w:rFonts w:ascii="Calibri" w:hAnsi="Calibri"/>
-                <w:sz w:val="20"/>
-              </w:rPr>
-              <w:t>Biotin Injection</w:t>
-            </w:r>
-          </w:p>
-        </w:tc>
-        <w:tc>
-          <w:tcPr>
-            <w:tcW w:type="dxa" w:w="2880"/>
-          </w:tcPr>
-          <w:p>
-            <w:r/>
-            <w:r>
-              <w:rPr>
-                <w:rFonts w:ascii="Calibri" w:hAnsi="Calibri"/>
-                <w:sz w:val="20"/>
-              </w:rPr>
-              <w:t>$35</w:t>
-            </w:r>
-          </w:p>
-        </w:tc>
-      </w:tr>
-      <w:tr>
-        <w:tc>
-          <w:tcPr>
-            <w:tcW w:type="dxa" w:w="5760"/>
-            <w:shd w:fill="D6E4F0" w:val="clear"/>
-          </w:tcPr>
-          <w:p>
-            <w:r/>
-            <w:r>
-              <w:rPr>
-                <w:rFonts w:ascii="Calibri" w:hAnsi="Calibri"/>
-                <w:sz w:val="20"/>
-              </w:rPr>
-              <w:t>Vitamin D Injection</w:t>
-            </w:r>
-          </w:p>
-        </w:tc>
-        <w:tc>
-          <w:tcPr>
-            <w:tcW w:type="dxa" w:w="2880"/>
-            <w:shd w:fill="D6E4F0" w:val="clear"/>
-          </w:tcPr>
-          <w:p>
-            <w:r/>
-            <w:r>
-              <w:rPr>
-                <w:rFonts w:ascii="Calibri" w:hAnsi="Calibri"/>
-                <w:sz w:val="20"/>
-              </w:rPr>
-              <w:t>$40</w:t>
-            </w:r>
-          </w:p>
-        </w:tc>
-      </w:tr>
-      <w:tr>
-        <w:tc>
-          <w:tcPr>
-            <w:tcW w:type="dxa" w:w="5760"/>
-          </w:tcPr>
-          <w:p>
-            <w:r/>
-            <w:r>
-              <w:rPr>
-                <w:rFonts w:ascii="Calibri" w:hAnsi="Calibri"/>
-                <w:sz w:val="20"/>
-              </w:rPr>
-              <w:t>Tri-Immune Boost Injection</w:t>
-            </w:r>
-          </w:p>
-        </w:tc>
-        <w:tc>
-          <w:tcPr>
-            <w:tcW w:type="dxa" w:w="2880"/>
-          </w:tcPr>
-          <w:p>
-            <w:r/>
-            <w:r>
-              <w:rPr>
-                <w:rFonts w:ascii="Calibri" w:hAnsi="Calibri"/>
-                <w:sz w:val="20"/>
-              </w:rPr>
-              <w:t>$45</w:t>
-            </w:r>
-          </w:p>
-        </w:tc>
-      </w:tr>
-      <w:tr>
-        <w:tc>
-          <w:tcPr>
-            <w:tcW w:type="dxa" w:w="5760"/>
-            <w:shd w:fill="D6E4F0" w:val="clear"/>
-          </w:tcPr>
-          <w:p>
-            <w:r/>
-            <w:r>
-              <w:rPr>
-                <w:rFonts w:ascii="Calibri" w:hAnsi="Calibri"/>
-                <w:sz w:val="20"/>
-              </w:rPr>
-              <w:t>Amino Blend Injection</w:t>
-            </w:r>
-          </w:p>
-        </w:tc>
-        <w:tc>
-          <w:tcPr>
-            <w:tcW w:type="dxa" w:w="2880"/>
-            <w:shd w:fill="D6E4F0" w:val="clear"/>
-          </w:tcPr>
-          <w:p>
-            <w:r/>
-            <w:r>
-              <w:rPr>
-                <w:rFonts w:ascii="Calibri" w:hAnsi="Calibri"/>
-                <w:sz w:val="20"/>
-              </w:rPr>
-              <w:t>$45</w:t>
-            </w:r>
-          </w:p>
-        </w:tc>
-      </w:tr>
-      <w:tr>
-        <w:tc>
-          <w:tcPr>
-            <w:tcW w:type="dxa" w:w="5760"/>
-          </w:tcPr>
-          <w:p>
-            <w:r/>
-            <w:r>
-              <w:rPr>
-                <w:rFonts w:ascii="Calibri" w:hAnsi="Calibri"/>
-                <w:sz w:val="20"/>
-              </w:rPr>
-              <w:t>IV Hydration Therapy (Basic)</w:t>
-            </w:r>
-          </w:p>
-        </w:tc>
-        <w:tc>
-          <w:tcPr>
-            <w:tcW w:type="dxa" w:w="2880"/>
-          </w:tcPr>
-          <w:p>
-            <w:r/>
-            <w:r>
-              <w:rPr>
-                <w:rFonts w:ascii="Calibri" w:hAnsi="Calibri"/>
-                <w:sz w:val="20"/>
-              </w:rPr>
-              <w:t>$150</w:t>
-            </w:r>
-          </w:p>
-        </w:tc>
-      </w:tr>
-      <w:tr>
-        <w:tc>
-          <w:tcPr>
-            <w:tcW w:type="dxa" w:w="5760"/>
-            <w:shd w:fill="D6E4F0" w:val="clear"/>
-          </w:tcPr>
-          <w:p>
-            <w:r/>
-            <w:r>
-              <w:rPr>
-                <w:rFonts w:ascii="Calibri" w:hAnsi="Calibri"/>
-                <w:sz w:val="20"/>
-              </w:rPr>
-              <w:t>IV Hydration Therapy (Premium)</w:t>
-            </w:r>
-          </w:p>
-        </w:tc>
-        <w:tc>
-          <w:tcPr>
-            <w:tcW w:type="dxa" w:w="2880"/>
-            <w:shd w:fill="D6E4F0" w:val="clear"/>
-          </w:tcPr>
-          <w:p>
-            <w:r/>
-            <w:r>
-              <w:rPr>
-                <w:rFonts w:ascii="Calibri" w:hAnsi="Calibri"/>
-                <w:sz w:val="20"/>
-              </w:rPr>
-              <w:t>$225</w:t>
-            </w:r>
-          </w:p>
-        </w:tc>
-      </w:tr>
-      <w:tr>
-        <w:tc>
-          <w:tcPr>
-            <w:tcW w:type="dxa" w:w="5760"/>
-          </w:tcPr>
-          <w:p>
-            <w:r/>
-            <w:r>
-              <w:rPr>
-                <w:rFonts w:ascii="Calibri" w:hAnsi="Calibri"/>
-                <w:sz w:val="20"/>
-              </w:rPr>
-              <w:t>IV NAD+ Therapy</w:t>
-            </w:r>
-          </w:p>
-        </w:tc>
-        <w:tc>
-          <w:tcPr>
-            <w:tcW w:type="dxa" w:w="2880"/>
-          </w:tcPr>
-          <w:p>
-            <w:r/>
-            <w:r>
-              <w:rPr>
-                <w:rFonts w:ascii="Calibri" w:hAnsi="Calibri"/>
-                <w:sz w:val="20"/>
-              </w:rPr>
-              <w:t>$499</w:t>
-            </w:r>
-          </w:p>
-        </w:tc>
-      </w:tr>
-      <w:tr>
-        <w:tc>
-          <w:tcPr>
-            <w:tcW w:type="dxa" w:w="5760"/>
-            <w:shd w:fill="D6E4F0" w:val="clear"/>
-          </w:tcPr>
-          <w:p>
-            <w:r/>
-            <w:r>
-              <w:rPr>
-                <w:rFonts w:ascii="Calibri" w:hAnsi="Calibri"/>
-                <w:sz w:val="20"/>
-              </w:rPr>
-              <w:t>IV Vitamin C Therapy</w:t>
-            </w:r>
-          </w:p>
-        </w:tc>
-        <w:tc>
-          <w:tcPr>
-            <w:tcW w:type="dxa" w:w="2880"/>
-            <w:shd w:fill="D6E4F0" w:val="clear"/>
-          </w:tcPr>
-          <w:p>
-            <w:r/>
-            <w:r>
-              <w:rPr>
-                <w:rFonts w:ascii="Calibri" w:hAnsi="Calibri"/>
-                <w:sz w:val="20"/>
-              </w:rPr>
-              <w:t>$199</w:t>
-            </w:r>
-          </w:p>
-        </w:tc>
-      </w:tr>
-      <w:tr>
-        <w:tc>
-          <w:tcPr>
-            <w:tcW w:type="dxa" w:w="5760"/>
-          </w:tcPr>
-          <w:p>
-            <w:r/>
-            <w:r>
-              <w:rPr>
-                <w:rFonts w:ascii="Calibri" w:hAnsi="Calibri"/>
-                <w:sz w:val="20"/>
-              </w:rPr>
-              <w:t>IV Myers Cocktail</w:t>
-            </w:r>
-          </w:p>
-        </w:tc>
-        <w:tc>
-          <w:tcPr>
-            <w:tcW w:type="dxa" w:w="2880"/>
-          </w:tcPr>
-          <w:p>
-            <w:r/>
-            <w:r>
-              <w:rPr>
-                <w:rFonts w:ascii="Calibri" w:hAnsi="Calibri"/>
-                <w:sz w:val="20"/>
-              </w:rPr>
-              <w:t>$175</w:t>
-            </w:r>
-          </w:p>
-        </w:tc>
-      </w:tr>
-      <w:tr>
-        <w:tc>
-          <w:tcPr>
-            <w:tcW w:type="dxa" w:w="5760"/>
-            <w:shd w:fill="D6E4F0" w:val="clear"/>
-          </w:tcPr>
-          <w:p>
-            <w:r/>
-            <w:r>
-              <w:rPr>
-                <w:rFonts w:ascii="Calibri" w:hAnsi="Calibri"/>
-                <w:sz w:val="20"/>
-              </w:rPr>
-              <w:t>IV Glutathione Therapy</w:t>
-            </w:r>
-          </w:p>
-        </w:tc>
-        <w:tc>
-          <w:tcPr>
-            <w:tcW w:type="dxa" w:w="2880"/>
-            <w:shd w:fill="D6E4F0" w:val="clear"/>
-          </w:tcPr>
-          <w:p>
-            <w:r/>
-            <w:r>
-              <w:rPr>
-                <w:rFonts w:ascii="Calibri" w:hAnsi="Calibri"/>
-                <w:sz w:val="20"/>
-              </w:rPr>
-              <w:t>$199</w:t>
-            </w:r>
-          </w:p>
-        </w:tc>
-      </w:tr>
-    </w:tbl>
-    <w:p/>
     <w:p>
       <w:pPr>
-        <w:pStyle w:val="Heading2"/>
+        <w:jc w:val="left"/>
       </w:pPr>
       <w:r>
         <w:rPr>
           <w:rFonts w:ascii="Calibri" w:hAnsi="Calibri"/>
-          <w:color w:val="1F4E79"/>
+          <w:b/>
+          <w:color w:val="000000"/>
+          <w:sz w:val="22"/>
         </w:rPr>
-        <w:t>Lab Work &amp; Diagnostics</w:t>
+        <w:t>Membership Adjustments:</w:t>
       </w:r>
     </w:p>
-    <w:tbl>
-      <w:tblPr>
-        <w:tblStyle w:val="TableGrid"/>
-        <w:tblW w:type="auto" w:w="0"/>
-        <w:jc w:val="left"/>
-        <w:tblLook w:firstColumn="1" w:firstRow="1" w:lastColumn="0" w:lastRow="0" w:noHBand="0" w:noVBand="1" w:val="04A0"/>
-      </w:tblPr>
-      <w:tblGrid>
-        <w:gridCol w:w="4320"/>
-        <w:gridCol w:w="4320"/>
-      </w:tblGrid>
-      <w:tr>
-        <w:tc>
-          <w:tcPr>
-            <w:tcW w:type="dxa" w:w="5760"/>
-            <w:shd w:fill="2E75B6" w:val="clear"/>
-          </w:tcPr>
-          <w:p>
-            <w:r/>
-            <w:r>
-              <w:rPr>
-                <w:rFonts w:ascii="Calibri" w:hAnsi="Calibri"/>
-                <w:b/>
-                <w:color w:val="FFFFFF"/>
-                <w:sz w:val="20"/>
-              </w:rPr>
-              <w:t>Service</w:t>
-            </w:r>
-          </w:p>
-        </w:tc>
-        <w:tc>
-          <w:tcPr>
-            <w:tcW w:type="dxa" w:w="2880"/>
-            <w:shd w:fill="2E75B6" w:val="clear"/>
-          </w:tcPr>
-          <w:p>
-            <w:r/>
-            <w:r>
-              <w:rPr>
-                <w:rFonts w:ascii="Calibri" w:hAnsi="Calibri"/>
-                <w:b/>
-                <w:color w:val="FFFFFF"/>
-                <w:sz w:val="20"/>
-              </w:rPr>
-              <w:t>2025 Self Pay</w:t>
-            </w:r>
-          </w:p>
-        </w:tc>
-      </w:tr>
-      <w:tr>
-        <w:tc>
-          <w:tcPr>
-            <w:tcW w:type="dxa" w:w="5760"/>
-          </w:tcPr>
-          <w:p>
-            <w:r/>
-            <w:r>
-              <w:rPr>
-                <w:rFonts w:ascii="Calibri" w:hAnsi="Calibri"/>
-                <w:sz w:val="20"/>
-              </w:rPr>
-              <w:t>Basic Metabolic Panel</w:t>
-            </w:r>
-          </w:p>
-        </w:tc>
-        <w:tc>
-          <w:tcPr>
-            <w:tcW w:type="dxa" w:w="2880"/>
-          </w:tcPr>
-          <w:p>
-            <w:r/>
-            <w:r>
-              <w:rPr>
-                <w:rFonts w:ascii="Calibri" w:hAnsi="Calibri"/>
-                <w:sz w:val="20"/>
-              </w:rPr>
-              <w:t>$49</w:t>
-            </w:r>
-          </w:p>
-        </w:tc>
-      </w:tr>
-      <w:tr>
-        <w:tc>
-          <w:tcPr>
-            <w:tcW w:type="dxa" w:w="5760"/>
-            <w:shd w:fill="D6E4F0" w:val="clear"/>
-          </w:tcPr>
-          <w:p>
-            <w:r/>
-            <w:r>
-              <w:rPr>
-                <w:rFonts w:ascii="Calibri" w:hAnsi="Calibri"/>
-                <w:sz w:val="20"/>
-              </w:rPr>
-              <w:t>Comprehensive Metabolic Panel</w:t>
-            </w:r>
-          </w:p>
-        </w:tc>
-        <w:tc>
-          <w:tcPr>
-            <w:tcW w:type="dxa" w:w="2880"/>
-            <w:shd w:fill="D6E4F0" w:val="clear"/>
-          </w:tcPr>
-          <w:p>
-            <w:r/>
-            <w:r>
-              <w:rPr>
-                <w:rFonts w:ascii="Calibri" w:hAnsi="Calibri"/>
-                <w:sz w:val="20"/>
-              </w:rPr>
-              <w:t>$79</w:t>
-            </w:r>
-          </w:p>
-        </w:tc>
-      </w:tr>
-      <w:tr>
-        <w:tc>
-          <w:tcPr>
-            <w:tcW w:type="dxa" w:w="5760"/>
-          </w:tcPr>
-          <w:p>
-            <w:r/>
-            <w:r>
-              <w:rPr>
-                <w:rFonts w:ascii="Calibri" w:hAnsi="Calibri"/>
-                <w:sz w:val="20"/>
-              </w:rPr>
-              <w:t>Complete Blood Count (CBC)</w:t>
-            </w:r>
-          </w:p>
-        </w:tc>
-        <w:tc>
-          <w:tcPr>
-            <w:tcW w:type="dxa" w:w="2880"/>
-          </w:tcPr>
-          <w:p>
-            <w:r/>
-            <w:r>
-              <w:rPr>
-                <w:rFonts w:ascii="Calibri" w:hAnsi="Calibri"/>
-                <w:sz w:val="20"/>
-              </w:rPr>
-              <w:t>$39</w:t>
-            </w:r>
-          </w:p>
-        </w:tc>
-      </w:tr>
-      <w:tr>
-        <w:tc>
-          <w:tcPr>
-            <w:tcW w:type="dxa" w:w="5760"/>
-            <w:shd w:fill="D6E4F0" w:val="clear"/>
-          </w:tcPr>
-          <w:p>
-            <w:r/>
-            <w:r>
-              <w:rPr>
-                <w:rFonts w:ascii="Calibri" w:hAnsi="Calibri"/>
-                <w:sz w:val="20"/>
-              </w:rPr>
-              <w:t>Lipid Panel</w:t>
-            </w:r>
-          </w:p>
-        </w:tc>
-        <w:tc>
-          <w:tcPr>
-            <w:tcW w:type="dxa" w:w="2880"/>
-            <w:shd w:fill="D6E4F0" w:val="clear"/>
-          </w:tcPr>
-          <w:p>
-            <w:r/>
-            <w:r>
-              <w:rPr>
-                <w:rFonts w:ascii="Calibri" w:hAnsi="Calibri"/>
-                <w:sz w:val="20"/>
-              </w:rPr>
-              <w:t>$49</w:t>
-            </w:r>
-          </w:p>
-        </w:tc>
-      </w:tr>
-      <w:tr>
-        <w:tc>
-          <w:tcPr>
-            <w:tcW w:type="dxa" w:w="5760"/>
-          </w:tcPr>
-          <w:p>
-            <w:r/>
-            <w:r>
-              <w:rPr>
-                <w:rFonts w:ascii="Calibri" w:hAnsi="Calibri"/>
-                <w:sz w:val="20"/>
-              </w:rPr>
-              <w:t>Thyroid Panel (TSH, Free T3, Free T4)</w:t>
-            </w:r>
-          </w:p>
-        </w:tc>
-        <w:tc>
-          <w:tcPr>
-            <w:tcW w:type="dxa" w:w="2880"/>
-          </w:tcPr>
-          <w:p>
-            <w:r/>
-            <w:r>
-              <w:rPr>
-                <w:rFonts w:ascii="Calibri" w:hAnsi="Calibri"/>
-                <w:sz w:val="20"/>
-              </w:rPr>
-              <w:t>$89</w:t>
-            </w:r>
-          </w:p>
-        </w:tc>
-      </w:tr>
-      <w:tr>
-        <w:tc>
-          <w:tcPr>
-            <w:tcW w:type="dxa" w:w="5760"/>
-            <w:shd w:fill="D6E4F0" w:val="clear"/>
-          </w:tcPr>
-          <w:p>
-            <w:r/>
-            <w:r>
-              <w:rPr>
-                <w:rFonts w:ascii="Calibri" w:hAnsi="Calibri"/>
-                <w:sz w:val="20"/>
-              </w:rPr>
-              <w:t>Testosterone Panel (Total &amp; Free)</w:t>
-            </w:r>
-          </w:p>
-        </w:tc>
-        <w:tc>
-          <w:tcPr>
-            <w:tcW w:type="dxa" w:w="2880"/>
-            <w:shd w:fill="D6E4F0" w:val="clear"/>
-          </w:tcPr>
-          <w:p>
-            <w:r/>
-            <w:r>
-              <w:rPr>
-                <w:rFonts w:ascii="Calibri" w:hAnsi="Calibri"/>
-                <w:sz w:val="20"/>
-              </w:rPr>
-              <w:t>$99</w:t>
-            </w:r>
-          </w:p>
-        </w:tc>
-      </w:tr>
-      <w:tr>
-        <w:tc>
-          <w:tcPr>
-            <w:tcW w:type="dxa" w:w="5760"/>
-          </w:tcPr>
-          <w:p>
-            <w:r/>
-            <w:r>
-              <w:rPr>
-                <w:rFonts w:ascii="Calibri" w:hAnsi="Calibri"/>
-                <w:sz w:val="20"/>
-              </w:rPr>
-              <w:t>Hormone Panel (Female)</w:t>
-            </w:r>
-          </w:p>
-        </w:tc>
-        <w:tc>
-          <w:tcPr>
-            <w:tcW w:type="dxa" w:w="2880"/>
-          </w:tcPr>
-          <w:p>
-            <w:r/>
-            <w:r>
-              <w:rPr>
-                <w:rFonts w:ascii="Calibri" w:hAnsi="Calibri"/>
-                <w:sz w:val="20"/>
-              </w:rPr>
-              <w:t>$149</w:t>
-            </w:r>
-          </w:p>
-        </w:tc>
-      </w:tr>
-      <w:tr>
-        <w:tc>
-          <w:tcPr>
-            <w:tcW w:type="dxa" w:w="5760"/>
-            <w:shd w:fill="D6E4F0" w:val="clear"/>
-          </w:tcPr>
-          <w:p>
-            <w:r/>
-            <w:r>
-              <w:rPr>
-                <w:rFonts w:ascii="Calibri" w:hAnsi="Calibri"/>
-                <w:sz w:val="20"/>
-              </w:rPr>
-              <w:t>Hormone Panel (Male)</w:t>
-            </w:r>
-          </w:p>
-        </w:tc>
-        <w:tc>
-          <w:tcPr>
-            <w:tcW w:type="dxa" w:w="2880"/>
-            <w:shd w:fill="D6E4F0" w:val="clear"/>
-          </w:tcPr>
-          <w:p>
-            <w:r/>
-            <w:r>
-              <w:rPr>
-                <w:rFonts w:ascii="Calibri" w:hAnsi="Calibri"/>
-                <w:sz w:val="20"/>
-              </w:rPr>
-              <w:t>$149</w:t>
-            </w:r>
-          </w:p>
-        </w:tc>
-      </w:tr>
-      <w:tr>
-        <w:tc>
-          <w:tcPr>
-            <w:tcW w:type="dxa" w:w="5760"/>
-          </w:tcPr>
-          <w:p>
-            <w:r/>
-            <w:r>
-              <w:rPr>
-                <w:rFonts w:ascii="Calibri" w:hAnsi="Calibri"/>
-                <w:sz w:val="20"/>
-              </w:rPr>
-              <w:t>Comprehensive Blood Panel</w:t>
-            </w:r>
-          </w:p>
-        </w:tc>
-        <w:tc>
-          <w:tcPr>
-            <w:tcW w:type="dxa" w:w="2880"/>
-          </w:tcPr>
-          <w:p>
-            <w:r/>
-            <w:r>
-              <w:rPr>
-                <w:rFonts w:ascii="Calibri" w:hAnsi="Calibri"/>
-                <w:sz w:val="20"/>
-              </w:rPr>
-              <w:t>$374</w:t>
-            </w:r>
-          </w:p>
-        </w:tc>
-      </w:tr>
-      <w:tr>
-        <w:tc>
-          <w:tcPr>
-            <w:tcW w:type="dxa" w:w="5760"/>
-            <w:shd w:fill="D6E4F0" w:val="clear"/>
-          </w:tcPr>
-          <w:p>
-            <w:r/>
-            <w:r>
-              <w:rPr>
-                <w:rFonts w:ascii="Calibri" w:hAnsi="Calibri"/>
-                <w:sz w:val="20"/>
-              </w:rPr>
-              <w:t>PSA Screening</w:t>
-            </w:r>
-          </w:p>
-        </w:tc>
-        <w:tc>
-          <w:tcPr>
-            <w:tcW w:type="dxa" w:w="2880"/>
-            <w:shd w:fill="D6E4F0" w:val="clear"/>
-          </w:tcPr>
-          <w:p>
-            <w:r/>
-            <w:r>
-              <w:rPr>
-                <w:rFonts w:ascii="Calibri" w:hAnsi="Calibri"/>
-                <w:sz w:val="20"/>
-              </w:rPr>
-              <w:t>$59</w:t>
-            </w:r>
-          </w:p>
-        </w:tc>
-      </w:tr>
-      <w:tr>
-        <w:tc>
-          <w:tcPr>
-            <w:tcW w:type="dxa" w:w="5760"/>
-          </w:tcPr>
-          <w:p>
-            <w:r/>
-            <w:r>
-              <w:rPr>
-                <w:rFonts w:ascii="Calibri" w:hAnsi="Calibri"/>
-                <w:sz w:val="20"/>
-              </w:rPr>
-              <w:t>Hemoglobin A1C</w:t>
-            </w:r>
-          </w:p>
-        </w:tc>
-        <w:tc>
-          <w:tcPr>
-            <w:tcW w:type="dxa" w:w="2880"/>
-          </w:tcPr>
-          <w:p>
-            <w:r/>
-            <w:r>
-              <w:rPr>
-                <w:rFonts w:ascii="Calibri" w:hAnsi="Calibri"/>
-                <w:sz w:val="20"/>
-              </w:rPr>
-              <w:t>$49</w:t>
-            </w:r>
-          </w:p>
-        </w:tc>
-      </w:tr>
-      <w:tr>
-        <w:tc>
-          <w:tcPr>
-            <w:tcW w:type="dxa" w:w="5760"/>
-            <w:shd w:fill="D6E4F0" w:val="clear"/>
-          </w:tcPr>
-          <w:p>
-            <w:r/>
-            <w:r>
-              <w:rPr>
-                <w:rFonts w:ascii="Calibri" w:hAnsi="Calibri"/>
-                <w:sz w:val="20"/>
-              </w:rPr>
-              <w:t>Vitamin D Level</w:t>
-            </w:r>
-          </w:p>
-        </w:tc>
-        <w:tc>
-          <w:tcPr>
-            <w:tcW w:type="dxa" w:w="2880"/>
-            <w:shd w:fill="D6E4F0" w:val="clear"/>
-          </w:tcPr>
-          <w:p>
-            <w:r/>
-            <w:r>
-              <w:rPr>
-                <w:rFonts w:ascii="Calibri" w:hAnsi="Calibri"/>
-                <w:sz w:val="20"/>
-              </w:rPr>
-              <w:t>$59</w:t>
-            </w:r>
-          </w:p>
-        </w:tc>
-      </w:tr>
-      <w:tr>
-        <w:tc>
-          <w:tcPr>
-            <w:tcW w:type="dxa" w:w="5760"/>
-          </w:tcPr>
-          <w:p>
-            <w:r/>
-            <w:r>
-              <w:rPr>
-                <w:rFonts w:ascii="Calibri" w:hAnsi="Calibri"/>
-                <w:sz w:val="20"/>
-              </w:rPr>
-              <w:t>Iron Panel</w:t>
-            </w:r>
-          </w:p>
-        </w:tc>
-        <w:tc>
-          <w:tcPr>
-            <w:tcW w:type="dxa" w:w="2880"/>
-          </w:tcPr>
-          <w:p>
-            <w:r/>
-            <w:r>
-              <w:rPr>
-                <w:rFonts w:ascii="Calibri" w:hAnsi="Calibri"/>
-                <w:sz w:val="20"/>
-              </w:rPr>
-              <w:t>$69</w:t>
-            </w:r>
-          </w:p>
-        </w:tc>
-      </w:tr>
-      <w:tr>
-        <w:tc>
-          <w:tcPr>
-            <w:tcW w:type="dxa" w:w="5760"/>
-            <w:shd w:fill="D6E4F0" w:val="clear"/>
-          </w:tcPr>
-          <w:p>
-            <w:r/>
-            <w:r>
-              <w:rPr>
-                <w:rFonts w:ascii="Calibri" w:hAnsi="Calibri"/>
-                <w:sz w:val="20"/>
-              </w:rPr>
-              <w:t>Inflammatory Markers (CRP, ESR)</w:t>
-            </w:r>
-          </w:p>
-        </w:tc>
-        <w:tc>
-          <w:tcPr>
-            <w:tcW w:type="dxa" w:w="2880"/>
-            <w:shd w:fill="D6E4F0" w:val="clear"/>
-          </w:tcPr>
-          <w:p>
-            <w:r/>
-            <w:r>
-              <w:rPr>
-                <w:rFonts w:ascii="Calibri" w:hAnsi="Calibri"/>
-                <w:sz w:val="20"/>
-              </w:rPr>
-              <w:t>$79</w:t>
-            </w:r>
-          </w:p>
-        </w:tc>
-      </w:tr>
-    </w:tbl>
-    <w:p/>
     <w:p>
       <w:pPr>
-        <w:pStyle w:val="Heading2"/>
+        <w:pStyle w:val="ListBullet"/>
       </w:pPr>
       <w:r>
         <w:rPr>
           <w:rFonts w:ascii="Calibri" w:hAnsi="Calibri"/>
-          <w:color w:val="1F4E79"/>
+          <w:sz w:val="20"/>
         </w:rPr>
-        <w:t>Wellness &amp; Preventive</w:t>
+        <w:t>Essential: Monthly price raised from $51 to $59</w:t>
       </w:r>
     </w:p>
-    <w:tbl>
-      <w:tblPr>
-        <w:tblStyle w:val="TableGrid"/>
-        <w:tblW w:type="auto" w:w="0"/>
-        <w:jc w:val="left"/>
-        <w:tblLook w:firstColumn="1" w:firstRow="1" w:lastColumn="0" w:lastRow="0" w:noHBand="0" w:noVBand="1" w:val="04A0"/>
-      </w:tblPr>
-      <w:tblGrid>
-        <w:gridCol w:w="4320"/>
-        <w:gridCol w:w="4320"/>
-      </w:tblGrid>
-      <w:tr>
-        <w:tc>
-          <w:tcPr>
-            <w:tcW w:type="dxa" w:w="5760"/>
-            <w:shd w:fill="2E75B6" w:val="clear"/>
-          </w:tcPr>
-          <w:p>
-            <w:r/>
-            <w:r>
-              <w:rPr>
-                <w:rFonts w:ascii="Calibri" w:hAnsi="Calibri"/>
-                <w:b/>
-                <w:color w:val="FFFFFF"/>
-                <w:sz w:val="20"/>
-              </w:rPr>
-              <w:t>Service</w:t>
-            </w:r>
-          </w:p>
-        </w:tc>
-        <w:tc>
-          <w:tcPr>
-            <w:tcW w:type="dxa" w:w="2880"/>
-            <w:shd w:fill="2E75B6" w:val="clear"/>
-          </w:tcPr>
-          <w:p>
-            <w:r/>
-            <w:r>
-              <w:rPr>
-                <w:rFonts w:ascii="Calibri" w:hAnsi="Calibri"/>
-                <w:b/>
-                <w:color w:val="FFFFFF"/>
-                <w:sz w:val="20"/>
-              </w:rPr>
-              <w:t>2025 Self Pay</w:t>
-            </w:r>
-          </w:p>
-        </w:tc>
-      </w:tr>
-      <w:tr>
-        <w:tc>
-          <w:tcPr>
-            <w:tcW w:type="dxa" w:w="5760"/>
-          </w:tcPr>
-          <w:p>
-            <w:r/>
-            <w:r>
-              <w:rPr>
-                <w:rFonts w:ascii="Calibri" w:hAnsi="Calibri"/>
-                <w:sz w:val="20"/>
-              </w:rPr>
-              <w:t>Annual Wellness Exam</w:t>
-            </w:r>
-          </w:p>
-        </w:tc>
-        <w:tc>
-          <w:tcPr>
-            <w:tcW w:type="dxa" w:w="2880"/>
-          </w:tcPr>
-          <w:p>
-            <w:r/>
-            <w:r>
-              <w:rPr>
-                <w:rFonts w:ascii="Calibri" w:hAnsi="Calibri"/>
-                <w:sz w:val="20"/>
-              </w:rPr>
-              <w:t>$311</w:t>
-            </w:r>
-          </w:p>
-        </w:tc>
-      </w:tr>
-      <w:tr>
-        <w:tc>
-          <w:tcPr>
-            <w:tcW w:type="dxa" w:w="5760"/>
-            <w:shd w:fill="D6E4F0" w:val="clear"/>
-          </w:tcPr>
-          <w:p>
-            <w:r/>
-            <w:r>
-              <w:rPr>
-                <w:rFonts w:ascii="Calibri" w:hAnsi="Calibri"/>
-                <w:sz w:val="20"/>
-              </w:rPr>
-              <w:t>Annual Comprehensive + Specialty Labs</w:t>
-            </w:r>
-          </w:p>
-        </w:tc>
-        <w:tc>
-          <w:tcPr>
-            <w:tcW w:type="dxa" w:w="2880"/>
-            <w:shd w:fill="D6E4F0" w:val="clear"/>
-          </w:tcPr>
-          <w:p>
-            <w:r/>
-            <w:r>
-              <w:rPr>
-                <w:rFonts w:ascii="Calibri" w:hAnsi="Calibri"/>
-                <w:sz w:val="20"/>
-              </w:rPr>
-              <w:t>$749</w:t>
-            </w:r>
-          </w:p>
-        </w:tc>
-      </w:tr>
-      <w:tr>
-        <w:tc>
-          <w:tcPr>
-            <w:tcW w:type="dxa" w:w="5760"/>
-          </w:tcPr>
-          <w:p>
-            <w:r/>
-            <w:r>
-              <w:rPr>
-                <w:rFonts w:ascii="Calibri" w:hAnsi="Calibri"/>
-                <w:sz w:val="20"/>
-              </w:rPr>
-              <w:t>Body Composition Analysis (InBody)</w:t>
-            </w:r>
-          </w:p>
-        </w:tc>
-        <w:tc>
-          <w:tcPr>
-            <w:tcW w:type="dxa" w:w="2880"/>
-          </w:tcPr>
-          <w:p>
-            <w:r/>
-            <w:r>
-              <w:rPr>
-                <w:rFonts w:ascii="Calibri" w:hAnsi="Calibri"/>
-                <w:sz w:val="20"/>
-              </w:rPr>
-              <w:t>$49</w:t>
-            </w:r>
-          </w:p>
-        </w:tc>
-      </w:tr>
-      <w:tr>
-        <w:tc>
-          <w:tcPr>
-            <w:tcW w:type="dxa" w:w="5760"/>
-            <w:shd w:fill="D6E4F0" w:val="clear"/>
-          </w:tcPr>
-          <w:p>
-            <w:r/>
-            <w:r>
-              <w:rPr>
-                <w:rFonts w:ascii="Calibri" w:hAnsi="Calibri"/>
-                <w:sz w:val="20"/>
-              </w:rPr>
-              <w:t>EKG / ECG</w:t>
-            </w:r>
-          </w:p>
-        </w:tc>
-        <w:tc>
-          <w:tcPr>
-            <w:tcW w:type="dxa" w:w="2880"/>
-            <w:shd w:fill="D6E4F0" w:val="clear"/>
-          </w:tcPr>
-          <w:p>
-            <w:r/>
-            <w:r>
-              <w:rPr>
-                <w:rFonts w:ascii="Calibri" w:hAnsi="Calibri"/>
-                <w:sz w:val="20"/>
-              </w:rPr>
-              <w:t>$99</w:t>
-            </w:r>
-          </w:p>
-        </w:tc>
-      </w:tr>
-      <w:tr>
-        <w:tc>
-          <w:tcPr>
-            <w:tcW w:type="dxa" w:w="5760"/>
-          </w:tcPr>
-          <w:p>
-            <w:r/>
-            <w:r>
-              <w:rPr>
-                <w:rFonts w:ascii="Calibri" w:hAnsi="Calibri"/>
-                <w:sz w:val="20"/>
-              </w:rPr>
-              <w:t>Nutritional Consultation</w:t>
-            </w:r>
-          </w:p>
-        </w:tc>
-        <w:tc>
-          <w:tcPr>
-            <w:tcW w:type="dxa" w:w="2880"/>
-          </w:tcPr>
-          <w:p>
-            <w:r/>
-            <w:r>
-              <w:rPr>
-                <w:rFonts w:ascii="Calibri" w:hAnsi="Calibri"/>
-                <w:sz w:val="20"/>
-              </w:rPr>
-              <w:t>$149</w:t>
-            </w:r>
-          </w:p>
-        </w:tc>
-      </w:tr>
-      <w:tr>
-        <w:tc>
-          <w:tcPr>
-            <w:tcW w:type="dxa" w:w="5760"/>
-            <w:shd w:fill="D6E4F0" w:val="clear"/>
-          </w:tcPr>
-          <w:p>
-            <w:r/>
-            <w:r>
-              <w:rPr>
-                <w:rFonts w:ascii="Calibri" w:hAnsi="Calibri"/>
-                <w:sz w:val="20"/>
-              </w:rPr>
-              <w:t>Weight Loss Consultation</w:t>
-            </w:r>
-          </w:p>
-        </w:tc>
-        <w:tc>
-          <w:tcPr>
-            <w:tcW w:type="dxa" w:w="2880"/>
-            <w:shd w:fill="D6E4F0" w:val="clear"/>
-          </w:tcPr>
-          <w:p>
-            <w:r/>
-            <w:r>
-              <w:rPr>
-                <w:rFonts w:ascii="Calibri" w:hAnsi="Calibri"/>
-                <w:sz w:val="20"/>
-              </w:rPr>
-              <w:t>$149</w:t>
-            </w:r>
-          </w:p>
-        </w:tc>
-      </w:tr>
-      <w:tr>
-        <w:tc>
-          <w:tcPr>
-            <w:tcW w:type="dxa" w:w="5760"/>
-          </w:tcPr>
-          <w:p>
-            <w:r/>
-            <w:r>
-              <w:rPr>
-                <w:rFonts w:ascii="Calibri" w:hAnsi="Calibri"/>
-                <w:sz w:val="20"/>
-              </w:rPr>
-              <w:t>Longevity Assessment</w:t>
-            </w:r>
-          </w:p>
-        </w:tc>
-        <w:tc>
-          <w:tcPr>
-            <w:tcW w:type="dxa" w:w="2880"/>
-          </w:tcPr>
-          <w:p>
-            <w:r/>
-            <w:r>
-              <w:rPr>
-                <w:rFonts w:ascii="Calibri" w:hAnsi="Calibri"/>
-                <w:sz w:val="20"/>
-              </w:rPr>
-              <w:t>$249</w:t>
-            </w:r>
-          </w:p>
-        </w:tc>
-      </w:tr>
-    </w:tbl>
-    <w:p/>
     <w:p>
       <w:pPr>
-        <w:pStyle w:val="Heading2"/>
+        <w:pStyle w:val="ListBullet"/>
       </w:pPr>
       <w:r>
         <w:rPr>
           <w:rFonts w:ascii="Calibri" w:hAnsi="Calibri"/>
-          <w:color w:val="1F4E79"/>
+          <w:sz w:val="20"/>
         </w:rPr>
-        <w:t>Medications &amp; Prescriptions</w:t>
+        <w:t>Wellness: Internal cost reduced from $55 to $35 through operational efficiencies</w:t>
       </w:r>
     </w:p>
-    <w:tbl>
-      <w:tblPr>
-        <w:tblStyle w:val="TableGrid"/>
-        <w:tblW w:type="auto" w:w="0"/>
+    <w:p>
+      <w:pPr>
+        <w:pStyle w:val="ListBullet"/>
+      </w:pPr>
+      <w:r>
+        <w:rPr>
+          <w:rFonts w:ascii="Calibri" w:hAnsi="Calibri"/>
+          <w:sz w:val="20"/>
+        </w:rPr>
+        <w:t>Vitality: Internal cost reduced from $100 to $65 through vendor renegotiation</w:t>
+      </w:r>
+    </w:p>
+    <w:p>
+      <w:pPr>
+        <w:pStyle w:val="ListBullet"/>
+      </w:pPr>
+      <w:r>
+        <w:rPr>
+          <w:rFonts w:ascii="Calibri" w:hAnsi="Calibri"/>
+          <w:sz w:val="20"/>
+        </w:rPr>
+        <w:t>Premium: Internal cost reduced from $160 to $100 through bundled service agreements</w:t>
+      </w:r>
+    </w:p>
+    <w:p>
+      <w:pPr>
+        <w:pStyle w:val="ListBullet"/>
+      </w:pPr>
+      <w:r>
+        <w:rPr>
+          <w:rFonts w:ascii="Calibri" w:hAnsi="Calibri"/>
+          <w:sz w:val="20"/>
+        </w:rPr>
+        <w:t>Concierge: Internal cost reduced from $220 to $150 through comprehensive cost optimization</w:t>
+      </w:r>
+    </w:p>
+    <w:p/>
+    <w:p>
+      <w:pPr>
         <w:jc w:val="left"/>
-        <w:tblLook w:firstColumn="1" w:firstRow="1" w:lastColumn="0" w:lastRow="0" w:noHBand="0" w:noVBand="1" w:val="04A0"/>
-      </w:tblPr>
-      <w:tblGrid>
-        <w:gridCol w:w="4320"/>
-        <w:gridCol w:w="4320"/>
-      </w:tblGrid>
-      <w:tr>
-        <w:tc>
-          <w:tcPr>
-            <w:tcW w:type="dxa" w:w="5760"/>
-            <w:shd w:fill="2E75B6" w:val="clear"/>
-          </w:tcPr>
-          <w:p>
-            <w:r/>
-            <w:r>
-              <w:rPr>
-                <w:rFonts w:ascii="Calibri" w:hAnsi="Calibri"/>
-                <w:b/>
-                <w:color w:val="FFFFFF"/>
-                <w:sz w:val="20"/>
-              </w:rPr>
-              <w:t>Service</w:t>
-            </w:r>
-          </w:p>
-        </w:tc>
-        <w:tc>
-          <w:tcPr>
-            <w:tcW w:type="dxa" w:w="2880"/>
-            <w:shd w:fill="2E75B6" w:val="clear"/>
-          </w:tcPr>
-          <w:p>
-            <w:r/>
-            <w:r>
-              <w:rPr>
-                <w:rFonts w:ascii="Calibri" w:hAnsi="Calibri"/>
-                <w:b/>
-                <w:color w:val="FFFFFF"/>
-                <w:sz w:val="20"/>
-              </w:rPr>
-              <w:t>2025 Self Pay</w:t>
-            </w:r>
-          </w:p>
-        </w:tc>
-      </w:tr>
-      <w:tr>
-        <w:tc>
-          <w:tcPr>
-            <w:tcW w:type="dxa" w:w="5760"/>
-          </w:tcPr>
-          <w:p>
-            <w:r/>
-            <w:r>
-              <w:rPr>
-                <w:rFonts w:ascii="Calibri" w:hAnsi="Calibri"/>
-                <w:sz w:val="20"/>
-              </w:rPr>
-              <w:t>Anastrozole (monthly, TRT add-on)</w:t>
-            </w:r>
-          </w:p>
-        </w:tc>
-        <w:tc>
-          <w:tcPr>
-            <w:tcW w:type="dxa" w:w="2880"/>
-          </w:tcPr>
-          <w:p>
-            <w:r/>
-            <w:r>
-              <w:rPr>
-                <w:rFonts w:ascii="Calibri" w:hAnsi="Calibri"/>
-                <w:sz w:val="20"/>
-              </w:rPr>
-              <w:t>$44</w:t>
-            </w:r>
-          </w:p>
-        </w:tc>
-      </w:tr>
-      <w:tr>
-        <w:tc>
-          <w:tcPr>
-            <w:tcW w:type="dxa" w:w="5760"/>
-            <w:shd w:fill="D6E4F0" w:val="clear"/>
-          </w:tcPr>
-          <w:p>
-            <w:r/>
-            <w:r>
-              <w:rPr>
-                <w:rFonts w:ascii="Calibri" w:hAnsi="Calibri"/>
-                <w:sz w:val="20"/>
-              </w:rPr>
-              <w:t>Anti-Aging Gel (annual)</w:t>
-            </w:r>
-          </w:p>
-        </w:tc>
-        <w:tc>
-          <w:tcPr>
-            <w:tcW w:type="dxa" w:w="2880"/>
-            <w:shd w:fill="D6E4F0" w:val="clear"/>
-          </w:tcPr>
-          <w:p>
-            <w:r/>
-            <w:r>
-              <w:rPr>
-                <w:rFonts w:ascii="Calibri" w:hAnsi="Calibri"/>
-                <w:sz w:val="20"/>
-              </w:rPr>
-              <w:t>$174</w:t>
-            </w:r>
-          </w:p>
-        </w:tc>
-      </w:tr>
-      <w:tr>
-        <w:tc>
-          <w:tcPr>
-            <w:tcW w:type="dxa" w:w="5760"/>
-          </w:tcPr>
-          <w:p>
-            <w:r/>
-            <w:r>
-              <w:rPr>
-                <w:rFonts w:ascii="Calibri" w:hAnsi="Calibri"/>
-                <w:sz w:val="20"/>
-              </w:rPr>
-              <w:t>Prescription Refill (no visit)</w:t>
-            </w:r>
-          </w:p>
-        </w:tc>
-        <w:tc>
-          <w:tcPr>
-            <w:tcW w:type="dxa" w:w="2880"/>
-          </w:tcPr>
-          <w:p>
-            <w:r/>
-            <w:r>
-              <w:rPr>
-                <w:rFonts w:ascii="Calibri" w:hAnsi="Calibri"/>
-                <w:sz w:val="20"/>
-              </w:rPr>
-              <w:t>$25</w:t>
-            </w:r>
-          </w:p>
-        </w:tc>
-      </w:tr>
-      <w:tr>
-        <w:tc>
-          <w:tcPr>
-            <w:tcW w:type="dxa" w:w="5760"/>
-            <w:shd w:fill="D6E4F0" w:val="clear"/>
-          </w:tcPr>
-          <w:p>
-            <w:r/>
-            <w:r>
-              <w:rPr>
-                <w:rFonts w:ascii="Calibri" w:hAnsi="Calibri"/>
-                <w:sz w:val="20"/>
-              </w:rPr>
-              <w:t>Prior Authorization Assistance</w:t>
-            </w:r>
-          </w:p>
-        </w:tc>
-        <w:tc>
-          <w:tcPr>
-            <w:tcW w:type="dxa" w:w="2880"/>
-            <w:shd w:fill="D6E4F0" w:val="clear"/>
-          </w:tcPr>
-          <w:p>
-            <w:r/>
-            <w:r>
-              <w:rPr>
-                <w:rFonts w:ascii="Calibri" w:hAnsi="Calibri"/>
-                <w:sz w:val="20"/>
-              </w:rPr>
-              <w:t>$0</w:t>
-            </w:r>
-          </w:p>
-        </w:tc>
-      </w:tr>
-      <w:tr>
-        <w:tc>
-          <w:tcPr>
-            <w:tcW w:type="dxa" w:w="5760"/>
-          </w:tcPr>
-          <w:p>
-            <w:r/>
-            <w:r>
-              <w:rPr>
-                <w:rFonts w:ascii="Calibri" w:hAnsi="Calibri"/>
-                <w:sz w:val="20"/>
-              </w:rPr>
-              <w:t>Same-Day Prescription</w:t>
-            </w:r>
-          </w:p>
-        </w:tc>
-        <w:tc>
-          <w:tcPr>
-            <w:tcW w:type="dxa" w:w="2880"/>
-          </w:tcPr>
-          <w:p>
-            <w:r/>
-            <w:r>
-              <w:rPr>
-                <w:rFonts w:ascii="Calibri" w:hAnsi="Calibri"/>
-                <w:sz w:val="20"/>
-              </w:rPr>
-              <w:t>$25</w:t>
-            </w:r>
-          </w:p>
-        </w:tc>
-      </w:tr>
-      <w:tr>
-        <w:tc>
-          <w:tcPr>
-            <w:tcW w:type="dxa" w:w="5760"/>
-            <w:shd w:fill="D6E4F0" w:val="clear"/>
-          </w:tcPr>
-          <w:p>
-            <w:r/>
-            <w:r>
-              <w:rPr>
-                <w:rFonts w:ascii="Calibri" w:hAnsi="Calibri"/>
-                <w:sz w:val="20"/>
-              </w:rPr>
-              <w:t>Rx Shipping (standard)</w:t>
-            </w:r>
-          </w:p>
-        </w:tc>
-        <w:tc>
-          <w:tcPr>
-            <w:tcW w:type="dxa" w:w="2880"/>
-            <w:shd w:fill="D6E4F0" w:val="clear"/>
-          </w:tcPr>
-          <w:p>
-            <w:r/>
-            <w:r>
-              <w:rPr>
-                <w:rFonts w:ascii="Calibri" w:hAnsi="Calibri"/>
-                <w:sz w:val="20"/>
-              </w:rPr>
-              <w:t>$10</w:t>
-            </w:r>
-          </w:p>
-        </w:tc>
-      </w:tr>
-    </w:tbl>
+      </w:pPr>
+      <w:r>
+        <w:rPr>
+          <w:rFonts w:ascii="Calibri" w:hAnsi="Calibri"/>
+          <w:b/>
+          <w:color w:val="000000"/>
+          <w:sz w:val="22"/>
+        </w:rPr>
+        <w:t>Starter Fee Adjustments:</w:t>
+      </w:r>
+    </w:p>
+    <w:p>
+      <w:pPr>
+        <w:pStyle w:val="ListBullet"/>
+      </w:pPr>
+      <w:r>
+        <w:rPr>
+          <w:rFonts w:ascii="Calibri" w:hAnsi="Calibri"/>
+          <w:sz w:val="20"/>
+        </w:rPr>
+        <w:t>Upper-tier starter fees raised to reflect premium onboarding and initial assessments</w:t>
+      </w:r>
+    </w:p>
+    <w:p>
+      <w:pPr>
+        <w:pStyle w:val="ListBullet"/>
+      </w:pPr>
+      <w:r>
+        <w:rPr>
+          <w:rFonts w:ascii="Calibri" w:hAnsi="Calibri"/>
+          <w:sz w:val="20"/>
+        </w:rPr>
+        <w:t>Essential: $100 | Wellness: $149 | Vitality: $199 | Premium: $249 | Concierge: $349</w:t>
+      </w:r>
+    </w:p>
+    <w:p/>
+    <w:p>
+      <w:pPr>
+        <w:jc w:val="left"/>
+      </w:pPr>
+      <w:r>
+        <w:rPr>
+          <w:rFonts w:ascii="Calibri" w:hAnsi="Calibri"/>
+          <w:b/>
+          <w:color w:val="000000"/>
+          <w:sz w:val="22"/>
+        </w:rPr>
+        <w:t>Product &amp; Service Price Optimizations:</w:t>
+      </w:r>
+    </w:p>
+    <w:p>
+      <w:pPr>
+        <w:pStyle w:val="ListBullet"/>
+      </w:pPr>
+      <w:r>
+        <w:rPr>
+          <w:rFonts w:ascii="Calibri" w:hAnsi="Calibri"/>
+          <w:sz w:val="20"/>
+        </w:rPr>
+        <w:t>Tirzepatide 3-month: $1,499 → $1,599 (price increase)</w:t>
+      </w:r>
+    </w:p>
+    <w:p>
+      <w:pPr>
+        <w:pStyle w:val="ListBullet"/>
+      </w:pPr>
+      <w:r>
+        <w:rPr>
+          <w:rFonts w:ascii="Calibri" w:hAnsi="Calibri"/>
+          <w:sz w:val="20"/>
+        </w:rPr>
+        <w:t>BHRT Complete Women: $599 → $649 (price increase)</w:t>
+      </w:r>
+    </w:p>
+    <w:p>
+      <w:pPr>
+        <w:pStyle w:val="ListBullet"/>
+      </w:pPr>
+      <w:r>
+        <w:rPr>
+          <w:rFonts w:ascii="Calibri" w:hAnsi="Calibri"/>
+          <w:sz w:val="20"/>
+        </w:rPr>
+        <w:t>Full Blood Panel cost: $148 → $130 (bulk HealthLab pricing)</w:t>
+      </w:r>
+    </w:p>
+    <w:p/>
+    <w:p>
+      <w:pPr>
+        <w:jc w:val="center"/>
+      </w:pPr>
+      <w:r>
+        <w:rPr>
+          <w:rFonts w:ascii="Calibri" w:hAnsi="Calibri"/>
+          <w:b/>
+          <w:color w:val="007030"/>
+          <w:sz w:val="28"/>
+        </w:rPr>
+        <w:t>RESULT: ALL items now above 60% target margin</w:t>
+      </w:r>
+    </w:p>
+    <w:p/>
     <w:p/>
     <w:sectPr>
       <w:footerReference w:type="default" r:id="rId9"/>
       <w:pgSz w:w="12240" w:h="15840"/>
-      <w:pgMar w:top="1440" w:right="1800" w:bottom="1440" w:left="1800" w:header="720" w:footer="720" w:gutter="0"/>
+      <w:pgMar w:top="1134" w:right="1417" w:bottom="1134" w:left="1417" w:header="720" w:footer="720" w:gutter="0"/>
       <w:cols w:space="720"/>
       <w:docGrid w:linePitch="360"/>
     </w:sectPr>
@@ -5419,10 +7327,10 @@
     <w:r>
       <w:rPr>
         <w:rFonts w:ascii="Calibri" w:hAnsi="Calibri"/>
-        <w:color w:val="7F7F7F"/>
+        <w:color w:val="808080"/>
         <w:sz w:val="18"/>
       </w:rPr>
-      <w:t>Shape The Wave Longevity™ — Gurnee, IL  |  847-625-8300  |  shapethewave.com</w:t>
+      <w:t>Shape The Wave Longevity™ — Gurnee, IL | 847-625-8300 | shapethewave.com</w:t>
     </w:r>
   </w:p>
 </w:ftr>
@@ -5793,7 +7701,6 @@
     <w:rsid w:val="00FC693F"/>
     <w:rPr>
       <w:rFonts w:ascii="Calibri" w:hAnsi="Calibri"/>
-      <w:color w:val="222222"/>
       <w:sz w:val="22"/>
     </w:rPr>
   </w:style>
@@ -5856,7 +7763,7 @@
       <w:outlineLvl w:val="0"/>
     </w:pPr>
     <w:rPr>
-      <w:rFonts w:asciiTheme="majorHAnsi" w:eastAsiaTheme="majorEastAsia" w:hAnsiTheme="majorHAnsi" w:cstheme="majorBidi" w:ascii="Calibri" w:hAnsi="Calibri"/>
+      <w:rFonts w:asciiTheme="majorHAnsi" w:eastAsiaTheme="majorEastAsia" w:hAnsiTheme="majorHAnsi" w:cstheme="majorBidi"/>
       <w:b/>
       <w:bCs/>
       <w:color w:val="365F91" w:themeColor="accent1" w:themeShade="BF"/>
@@ -5880,7 +7787,7 @@
       <w:outlineLvl w:val="1"/>
     </w:pPr>
     <w:rPr>
-      <w:rFonts w:asciiTheme="majorHAnsi" w:eastAsiaTheme="majorEastAsia" w:hAnsiTheme="majorHAnsi" w:cstheme="majorBidi" w:ascii="Calibri" w:hAnsi="Calibri"/>
+      <w:rFonts w:asciiTheme="majorHAnsi" w:eastAsiaTheme="majorEastAsia" w:hAnsiTheme="majorHAnsi" w:cstheme="majorBidi"/>
       <w:b/>
       <w:bCs/>
       <w:color w:val="4F81BD" w:themeColor="accent1"/>
@@ -5904,7 +7811,7 @@
       <w:outlineLvl w:val="2"/>
     </w:pPr>
     <w:rPr>
-      <w:rFonts w:asciiTheme="majorHAnsi" w:eastAsiaTheme="majorEastAsia" w:hAnsiTheme="majorHAnsi" w:cstheme="majorBidi" w:ascii="Calibri" w:hAnsi="Calibri"/>
+      <w:rFonts w:asciiTheme="majorHAnsi" w:eastAsiaTheme="majorEastAsia" w:hAnsiTheme="majorHAnsi" w:cstheme="majorBidi"/>
       <w:b/>
       <w:bCs/>
       <w:color w:val="4F81BD" w:themeColor="accent1"/>
